--- a/docs/bipv-design-review.docx
+++ b/docs/bipv-design-review.docx
@@ -12,7 +12,7 @@
           <w:sz w:val="16"/>
           <w:szCs w:val="16"/>
         </w:rPr>
-        <w:t xml:space="preserve">BIPV PROJECT · 기구 설계 검토 회신  ·  2026-10-28  ·  내부 검토안 v3.2 (개선안 1·2·3안 + 5V 연결 검토)</w:t>
+        <w:t xml:space="preserve">BIPV PROJECT · 기구 설계 검토 회신  ·  2026-10-28  ·  내부 검토안 v3.3 (평균 기온 온도 추가)</w:t>
       </w:r>
     </w:p>
     <w:p>
@@ -356,6 +356,32 @@
           <w:sz w:val="19"/>
           <w:szCs w:val="19"/>
         </w:rPr>
+        <w:t xml:space="preserve">평소 기온으로 보면 현 구조는 1년에 약 3,500시간 동안 SMPS가 60°C를 넘습니다.</w:t>
+      </w:r>
+      <w:r>
+        <w:rPr>
+          <w:sz w:val="19"/>
+          <w:szCs w:val="19"/>
+        </w:rPr>
+        <w:t xml:space="preserve"> 8월 평균 최고기온(30.6°C) 맑은 날에 84°C이고, 4~10월 낮에는 평범한 날에도 70°C를 넘습니다. 2안 B는 같은 날 55°C로, 평년 기온에서는 60°C를 넘는 시간이 없습니다(06장).</w:t>
+      </w:r>
+    </w:p>
+    <w:p>
+      <w:pPr>
+        <w:pStyle w:val="ListParagraph"/>
+        <w:numPr>
+          <w:ilvl w:val="0"/>
+          <w:numId w:val="2"/>
+        </w:numPr>
+        <w:spacing w:after="80" w:line="290"/>
+      </w:pPr>
+      <w:r>
+        <w:rPr>
+          <w:b/>
+          <w:bCs/>
+          <w:sz w:val="19"/>
+          <w:szCs w:val="19"/>
+        </w:rPr>
         <w:t xml:space="preserve">세로로 이어 붙이면 벽 쪽 공기가 위로 갈수록 데워집니다.</w:t>
       </w:r>
       <w:r>
@@ -4503,7 +4529,7 @@
           <w:sz w:val="19"/>
           <w:szCs w:val="19"/>
         </w:rPr>
-        <w:t xml:space="preserve">두 함체는 SMPS별로 나눈 5V 4회로로 연결(10AWG, 0.5m 이하, 09장)</w:t>
+        <w:t xml:space="preserve">두 함체는 SMPS별로 나눈 5V 4회로로 연결(10AWG, 0.5m 이하, 10장)</w:t>
       </w:r>
     </w:p>
     <w:p>
@@ -7131,7 +7157,4009 @@
           <w:sz w:val="28"/>
           <w:szCs w:val="28"/>
         </w:rPr>
-        <w:t xml:space="preserve">06  개선안 비교</w:t>
+        <w:t xml:space="preserve">06  평균 기온에서의 실제 온도</w:t>
+      </w:r>
+    </w:p>
+    <w:p>
+      <w:pPr>
+        <w:spacing w:after="120" w:line="300"/>
+      </w:pPr>
+      <w:r>
+        <w:rPr>
+          <w:sz w:val="19"/>
+          <w:szCs w:val="19"/>
+        </w:rPr>
+        <w:t xml:space="preserve">앞 장의 온도는 외기 35°C 한여름 최악 조건입니다. 여기서는 서울 월별 평년 기온(평균 최고·최저)에 열부하를 더해 </w:t>
+      </w:r>
+      <w:r>
+        <w:rPr>
+          <w:b/>
+          <w:bCs/>
+          <w:sz w:val="19"/>
+          <w:szCs w:val="19"/>
+        </w:rPr>
+        <w:t xml:space="preserve">평소에 실제로 몇 도가 되는지</w:t>
+      </w:r>
+      <w:r>
+        <w:rPr>
+          <w:sz w:val="19"/>
+          <w:szCs w:val="19"/>
+        </w:rPr>
+        <w:t xml:space="preserve"> 계산했습니다. 평균 최고기온에 맑은 날 일사를 더한 조건은 "흔한 더운 맑은 날"에 해당합니다.</w:t>
+      </w:r>
+    </w:p>
+    <w:p>
+      <w:pPr>
+        <w:keepNext/>
+        <w:spacing w:after="60" w:before="120"/>
+        <w:jc w:val="center"/>
+      </w:pPr>
+      <w:r>
+        <w:drawing>
+          <wp:inline distT="0" distB="0" distL="0" distR="0">
+            <wp:extent cx="5553075" cy="2314575"/>
+            <wp:effectExtent t="0" r="0" b="0" l="0"/>
+            <wp:docPr id="1" name="" descr="" title=""/>
+            <wp:cNvGraphicFramePr>
+              <a:graphicFrameLocks xmlns:a="http://schemas.openxmlformats.org/drawingml/2006/main" noChangeAspect="1"/>
+            </wp:cNvGraphicFramePr>
+            <a:graphic xmlns:a="http://schemas.openxmlformats.org/drawingml/2006/main">
+              <a:graphicData uri="http://schemas.openxmlformats.org/drawingml/2006/picture">
+                <pic:pic xmlns:pic="http://schemas.openxmlformats.org/drawingml/2006/picture">
+                  <pic:nvPicPr>
+                    <pic:cNvPr id="0" name="" descr=""/>
+                    <pic:cNvPicPr>
+                      <a:picLocks noChangeAspect="1" noChangeArrowheads="1"/>
+                    </pic:cNvPicPr>
+                  </pic:nvPicPr>
+                  <pic:blipFill>
+                    <a:blip r:embed="rId12" cstate="none"/>
+                    <a:srcRect/>
+                    <a:stretch>
+                      <a:fillRect/>
+                    </a:stretch>
+                  </pic:blipFill>
+                  <pic:spPr bwMode="auto">
+                    <a:xfrm>
+                      <a:off x="0" y="0"/>
+                      <a:ext cx="5553075" cy="2314575"/>
+                    </a:xfrm>
+                    <a:prstGeom prst="rect">
+                      <a:avLst/>
+                    </a:prstGeom>
+                  </pic:spPr>
+                </pic:pic>
+              </a:graphicData>
+            </a:graphic>
+          </wp:inline>
+        </w:drawing>
+      </w:r>
+    </w:p>
+    <w:p>
+      <w:pPr>
+        <w:spacing w:after="200" w:line="276"/>
+      </w:pPr>
+      <w:r>
+        <w:rPr>
+          <w:color w:val="5A6771"/>
+          <w:sz w:val="16"/>
+          <w:szCs w:val="16"/>
+        </w:rPr>
+        <w:t xml:space="preserve">그림 5. 월별 평균 최고기온의 맑은 날 정오(LED 400W)에 SMPS 케이스 온도. 현 구조는 평범한 날에도 4~10월 내내 70°C를 넘습니다. 2안은 가장 더운 8월 평균일에도 55°C 이하입니다. 월별 값은 아래 표에 있습니다.</w:t>
+      </w:r>
+    </w:p>
+    <w:tbl>
+      <w:tblPr>
+        <w:tblW w:type="dxa" w:w="9906"/>
+        <w:tblBorders>
+          <w:top w:val="single" w:color="C9D1D6" w:sz="4"/>
+          <w:left w:val="single" w:color="C9D1D6" w:sz="4"/>
+          <w:bottom w:val="single" w:color="C9D1D6" w:sz="4"/>
+          <w:right w:val="single" w:color="C9D1D6" w:sz="4"/>
+          <w:insideH w:val="single" w:color="C9D1D6" w:sz="4"/>
+          <w:insideV w:val="single" w:color="C9D1D6" w:sz="4"/>
+        </w:tblBorders>
+        <w:tblLayout w:type="fixed"/>
+      </w:tblPr>
+      <w:tblGrid>
+        <w:gridCol w:w="1731"/>
+        <w:gridCol w:w="1051"/>
+        <w:gridCol w:w="1376"/>
+        <w:gridCol w:w="1191"/>
+        <w:gridCol w:w="1051"/>
+        <w:gridCol w:w="1191"/>
+        <w:gridCol w:w="1191"/>
+        <w:gridCol w:w="1124"/>
+      </w:tblGrid>
+      <w:tr>
+        <w:trPr>
+          <w:cantSplit/>
+          <w:tblHeader/>
+        </w:trPr>
+        <w:tc>
+          <w:tcPr>
+            <w:tcW w:type="dxa" w:w="1731"/>
+            <w:shd w:fill="EEF1F3" w:color="auto" w:val="clear"/>
+            <w:tcMar>
+              <w:top w:type="dxa" w:w="60"/>
+              <w:left w:type="dxa" w:w="90"/>
+              <w:bottom w:type="dxa" w:w="60"/>
+              <w:right w:type="dxa" w:w="90"/>
+            </w:tcMar>
+          </w:tcPr>
+          <w:p>
+            <w:pPr>
+              <w:spacing w:after="0" w:line="260"/>
+              <w:jc w:val="left"/>
+            </w:pPr>
+            <w:r>
+              <w:rPr>
+                <w:b/>
+                <w:bCs/>
+                <w:sz w:val="16"/>
+                <w:szCs w:val="16"/>
+              </w:rPr>
+              <w:t xml:space="preserve">월</w:t>
+            </w:r>
+          </w:p>
+        </w:tc>
+        <w:tc>
+          <w:tcPr>
+            <w:tcW w:type="dxa" w:w="1051"/>
+            <w:shd w:fill="EEF1F3" w:color="auto" w:val="clear"/>
+            <w:tcMar>
+              <w:top w:type="dxa" w:w="60"/>
+              <w:left w:type="dxa" w:w="90"/>
+              <w:bottom w:type="dxa" w:w="60"/>
+              <w:right w:type="dxa" w:w="90"/>
+            </w:tcMar>
+          </w:tcPr>
+          <w:p>
+            <w:pPr>
+              <w:spacing w:after="0" w:line="260"/>
+              <w:jc w:val="right"/>
+            </w:pPr>
+            <w:r>
+              <w:rPr>
+                <w:b/>
+                <w:bCs/>
+                <w:sz w:val="16"/>
+                <w:szCs w:val="16"/>
+              </w:rPr>
+              <w:t xml:space="preserve">평균 최고기온</w:t>
+            </w:r>
+          </w:p>
+        </w:tc>
+        <w:tc>
+          <w:tcPr>
+            <w:tcW w:type="dxa" w:w="1376"/>
+            <w:shd w:fill="EEF1F3" w:color="auto" w:val="clear"/>
+            <w:tcMar>
+              <w:top w:type="dxa" w:w="60"/>
+              <w:left w:type="dxa" w:w="90"/>
+              <w:bottom w:type="dxa" w:w="60"/>
+              <w:right w:type="dxa" w:w="90"/>
+            </w:tcMar>
+          </w:tcPr>
+          <w:p>
+            <w:pPr>
+              <w:spacing w:after="0" w:line="260"/>
+              <w:jc w:val="right"/>
+            </w:pPr>
+            <w:r>
+              <w:rPr>
+                <w:b/>
+                <w:bCs/>
+                <w:sz w:val="16"/>
+                <w:szCs w:val="16"/>
+              </w:rPr>
+              <w:t xml:space="preserve">현 구조 유리 / PV</w:t>
+            </w:r>
+          </w:p>
+        </w:tc>
+        <w:tc>
+          <w:tcPr>
+            <w:tcW w:type="dxa" w:w="1191"/>
+            <w:shd w:fill="EEF1F3" w:color="auto" w:val="clear"/>
+            <w:tcMar>
+              <w:top w:type="dxa" w:w="60"/>
+              <w:left w:type="dxa" w:w="90"/>
+              <w:bottom w:type="dxa" w:w="60"/>
+              <w:right w:type="dxa" w:w="90"/>
+            </w:tcMar>
+          </w:tcPr>
+          <w:p>
+            <w:pPr>
+              <w:spacing w:after="0" w:line="260"/>
+              <w:jc w:val="right"/>
+            </w:pPr>
+            <w:r>
+              <w:rPr>
+                <w:b/>
+                <w:bCs/>
+                <w:sz w:val="16"/>
+                <w:szCs w:val="16"/>
+              </w:rPr>
+              <w:t xml:space="preserve">현 구조 SMPS</w:t>
+            </w:r>
+          </w:p>
+        </w:tc>
+        <w:tc>
+          <w:tcPr>
+            <w:tcW w:type="dxa" w:w="1051"/>
+            <w:shd w:fill="EEF1F3" w:color="auto" w:val="clear"/>
+            <w:tcMar>
+              <w:top w:type="dxa" w:w="60"/>
+              <w:left w:type="dxa" w:w="90"/>
+              <w:bottom w:type="dxa" w:w="60"/>
+              <w:right w:type="dxa" w:w="90"/>
+            </w:tcMar>
+          </w:tcPr>
+          <w:p>
+            <w:pPr>
+              <w:spacing w:after="0" w:line="260"/>
+              <w:jc w:val="right"/>
+            </w:pPr>
+            <w:r>
+              <w:rPr>
+                <w:b/>
+                <w:bCs/>
+                <w:sz w:val="16"/>
+                <w:szCs w:val="16"/>
+              </w:rPr>
+              <w:t xml:space="preserve">1안 SMPS</w:t>
+            </w:r>
+          </w:p>
+        </w:tc>
+        <w:tc>
+          <w:tcPr>
+            <w:tcW w:type="dxa" w:w="1191"/>
+            <w:shd w:fill="EEF1F3" w:color="auto" w:val="clear"/>
+            <w:tcMar>
+              <w:top w:type="dxa" w:w="60"/>
+              <w:left w:type="dxa" w:w="90"/>
+              <w:bottom w:type="dxa" w:w="60"/>
+              <w:right w:type="dxa" w:w="90"/>
+            </w:tcMar>
+          </w:tcPr>
+          <w:p>
+            <w:pPr>
+              <w:spacing w:after="0" w:line="260"/>
+              <w:jc w:val="right"/>
+            </w:pPr>
+            <w:r>
+              <w:rPr>
+                <w:b/>
+                <w:bCs/>
+                <w:sz w:val="16"/>
+                <w:szCs w:val="16"/>
+              </w:rPr>
+              <w:t xml:space="preserve">2안 B SMPS</w:t>
+            </w:r>
+          </w:p>
+        </w:tc>
+        <w:tc>
+          <w:tcPr>
+            <w:tcW w:type="dxa" w:w="1191"/>
+            <w:shd w:fill="EEF1F3" w:color="auto" w:val="clear"/>
+            <w:tcMar>
+              <w:top w:type="dxa" w:w="60"/>
+              <w:left w:type="dxa" w:w="90"/>
+              <w:bottom w:type="dxa" w:w="60"/>
+              <w:right w:type="dxa" w:w="90"/>
+            </w:tcMar>
+          </w:tcPr>
+          <w:p>
+            <w:pPr>
+              <w:spacing w:after="0" w:line="260"/>
+              <w:jc w:val="right"/>
+            </w:pPr>
+            <w:r>
+              <w:rPr>
+                <w:b/>
+                <w:bCs/>
+                <w:sz w:val="16"/>
+                <w:szCs w:val="16"/>
+              </w:rPr>
+              <w:t xml:space="preserve">2안 D SMPS</w:t>
+            </w:r>
+          </w:p>
+        </w:tc>
+        <w:tc>
+          <w:tcPr>
+            <w:tcW w:type="dxa" w:w="1124"/>
+            <w:shd w:fill="EEF1F3" w:color="auto" w:val="clear"/>
+            <w:tcMar>
+              <w:top w:type="dxa" w:w="60"/>
+              <w:left w:type="dxa" w:w="90"/>
+              <w:bottom w:type="dxa" w:w="60"/>
+              <w:right w:type="dxa" w:w="90"/>
+            </w:tcMar>
+          </w:tcPr>
+          <w:p>
+            <w:pPr>
+              <w:spacing w:after="0" w:line="260"/>
+              <w:jc w:val="right"/>
+            </w:pPr>
+            <w:r>
+              <w:rPr>
+                <w:b/>
+                <w:bCs/>
+                <w:sz w:val="16"/>
+                <w:szCs w:val="16"/>
+              </w:rPr>
+              <w:t xml:space="preserve">3안 DC-DC</w:t>
+            </w:r>
+          </w:p>
+        </w:tc>
+      </w:tr>
+      <w:tr>
+        <w:trPr>
+          <w:cantSplit/>
+          <w:tblHeader w:val="false"/>
+        </w:trPr>
+        <w:tc>
+          <w:tcPr>
+            <w:tcW w:type="dxa" w:w="1731"/>
+            <w:tcMar>
+              <w:top w:type="dxa" w:w="60"/>
+              <w:left w:type="dxa" w:w="90"/>
+              <w:bottom w:type="dxa" w:w="60"/>
+              <w:right w:type="dxa" w:w="90"/>
+            </w:tcMar>
+          </w:tcPr>
+          <w:p>
+            <w:pPr>
+              <w:spacing w:after="0" w:line="260"/>
+              <w:jc w:val="left"/>
+            </w:pPr>
+            <w:r>
+              <w:rPr>
+                <w:b w:val="false"/>
+                <w:bCs w:val="false"/>
+                <w:sz w:val="16"/>
+                <w:szCs w:val="16"/>
+              </w:rPr>
+              <w:t xml:space="preserve">1월</w:t>
+            </w:r>
+          </w:p>
+        </w:tc>
+        <w:tc>
+          <w:tcPr>
+            <w:tcW w:type="dxa" w:w="1051"/>
+            <w:tcMar>
+              <w:top w:type="dxa" w:w="60"/>
+              <w:left w:type="dxa" w:w="90"/>
+              <w:bottom w:type="dxa" w:w="60"/>
+              <w:right w:type="dxa" w:w="90"/>
+            </w:tcMar>
+          </w:tcPr>
+          <w:p>
+            <w:pPr>
+              <w:spacing w:after="0" w:line="260"/>
+              <w:jc w:val="right"/>
+            </w:pPr>
+            <w:r>
+              <w:rPr>
+                <w:b w:val="false"/>
+                <w:bCs w:val="false"/>
+                <w:sz w:val="16"/>
+                <w:szCs w:val="16"/>
+              </w:rPr>
+              <w:t xml:space="preserve">2.1</w:t>
+            </w:r>
+          </w:p>
+        </w:tc>
+        <w:tc>
+          <w:tcPr>
+            <w:tcW w:type="dxa" w:w="1376"/>
+            <w:tcMar>
+              <w:top w:type="dxa" w:w="60"/>
+              <w:left w:type="dxa" w:w="90"/>
+              <w:bottom w:type="dxa" w:w="60"/>
+              <w:right w:type="dxa" w:w="90"/>
+            </w:tcMar>
+          </w:tcPr>
+          <w:p>
+            <w:pPr>
+              <w:spacing w:after="0" w:line="260"/>
+              <w:jc w:val="right"/>
+            </w:pPr>
+            <w:r>
+              <w:rPr>
+                <w:b w:val="false"/>
+                <w:bCs w:val="false"/>
+                <w:sz w:val="16"/>
+                <w:szCs w:val="16"/>
+              </w:rPr>
+              <w:t xml:space="preserve">84 / 89</w:t>
+            </w:r>
+          </w:p>
+        </w:tc>
+        <w:tc>
+          <w:tcPr>
+            <w:tcW w:type="dxa" w:w="1191"/>
+            <w:tcMar>
+              <w:top w:type="dxa" w:w="60"/>
+              <w:left w:type="dxa" w:w="90"/>
+              <w:bottom w:type="dxa" w:w="60"/>
+              <w:right w:type="dxa" w:w="90"/>
+            </w:tcMar>
+          </w:tcPr>
+          <w:p>
+            <w:pPr>
+              <w:spacing w:after="0" w:line="260"/>
+              <w:jc w:val="right"/>
+            </w:pPr>
+            <w:r>
+              <w:rPr>
+                <w:b w:val="false"/>
+                <w:bCs w:val="false"/>
+                <w:sz w:val="16"/>
+                <w:szCs w:val="16"/>
+              </w:rPr>
+              <w:t xml:space="preserve">62.3</w:t>
+            </w:r>
+          </w:p>
+        </w:tc>
+        <w:tc>
+          <w:tcPr>
+            <w:tcW w:type="dxa" w:w="1051"/>
+            <w:tcMar>
+              <w:top w:type="dxa" w:w="60"/>
+              <w:left w:type="dxa" w:w="90"/>
+              <w:bottom w:type="dxa" w:w="60"/>
+              <w:right w:type="dxa" w:w="90"/>
+            </w:tcMar>
+          </w:tcPr>
+          <w:p>
+            <w:pPr>
+              <w:spacing w:after="0" w:line="260"/>
+              <w:jc w:val="right"/>
+            </w:pPr>
+            <w:r>
+              <w:rPr>
+                <w:b w:val="false"/>
+                <w:bCs w:val="false"/>
+                <w:sz w:val="16"/>
+                <w:szCs w:val="16"/>
+              </w:rPr>
+              <w:t xml:space="preserve">32.9</w:t>
+            </w:r>
+          </w:p>
+        </w:tc>
+        <w:tc>
+          <w:tcPr>
+            <w:tcW w:type="dxa" w:w="1191"/>
+            <w:tcMar>
+              <w:top w:type="dxa" w:w="60"/>
+              <w:left w:type="dxa" w:w="90"/>
+              <w:bottom w:type="dxa" w:w="60"/>
+              <w:right w:type="dxa" w:w="90"/>
+            </w:tcMar>
+          </w:tcPr>
+          <w:p>
+            <w:pPr>
+              <w:spacing w:after="0" w:line="260"/>
+              <w:jc w:val="right"/>
+            </w:pPr>
+            <w:r>
+              <w:rPr>
+                <w:b w:val="false"/>
+                <w:bCs w:val="false"/>
+                <w:sz w:val="16"/>
+                <w:szCs w:val="16"/>
+              </w:rPr>
+              <w:t xml:space="preserve">27.3</w:t>
+            </w:r>
+          </w:p>
+        </w:tc>
+        <w:tc>
+          <w:tcPr>
+            <w:tcW w:type="dxa" w:w="1191"/>
+            <w:tcMar>
+              <w:top w:type="dxa" w:w="60"/>
+              <w:left w:type="dxa" w:w="90"/>
+              <w:bottom w:type="dxa" w:w="60"/>
+              <w:right w:type="dxa" w:w="90"/>
+            </w:tcMar>
+          </w:tcPr>
+          <w:p>
+            <w:pPr>
+              <w:spacing w:after="0" w:line="260"/>
+              <w:jc w:val="right"/>
+            </w:pPr>
+            <w:r>
+              <w:rPr>
+                <w:b w:val="false"/>
+                <w:bCs w:val="false"/>
+                <w:sz w:val="16"/>
+                <w:szCs w:val="16"/>
+              </w:rPr>
+              <w:t xml:space="preserve">21.6</w:t>
+            </w:r>
+          </w:p>
+        </w:tc>
+        <w:tc>
+          <w:tcPr>
+            <w:tcW w:type="dxa" w:w="1124"/>
+            <w:tcMar>
+              <w:top w:type="dxa" w:w="60"/>
+              <w:left w:type="dxa" w:w="90"/>
+              <w:bottom w:type="dxa" w:w="60"/>
+              <w:right w:type="dxa" w:w="90"/>
+            </w:tcMar>
+          </w:tcPr>
+          <w:p>
+            <w:pPr>
+              <w:spacing w:after="0" w:line="260"/>
+              <w:jc w:val="right"/>
+            </w:pPr>
+            <w:r>
+              <w:rPr>
+                <w:b w:val="false"/>
+                <w:bCs w:val="false"/>
+                <w:sz w:val="16"/>
+                <w:szCs w:val="16"/>
+              </w:rPr>
+              <w:t xml:space="preserve">25.4</w:t>
+            </w:r>
+          </w:p>
+        </w:tc>
+      </w:tr>
+      <w:tr>
+        <w:trPr>
+          <w:cantSplit/>
+          <w:tblHeader w:val="false"/>
+        </w:trPr>
+        <w:tc>
+          <w:tcPr>
+            <w:tcW w:type="dxa" w:w="1731"/>
+            <w:tcMar>
+              <w:top w:type="dxa" w:w="60"/>
+              <w:left w:type="dxa" w:w="90"/>
+              <w:bottom w:type="dxa" w:w="60"/>
+              <w:right w:type="dxa" w:w="90"/>
+            </w:tcMar>
+          </w:tcPr>
+          <w:p>
+            <w:pPr>
+              <w:spacing w:after="0" w:line="260"/>
+              <w:jc w:val="left"/>
+            </w:pPr>
+            <w:r>
+              <w:rPr>
+                <w:b w:val="false"/>
+                <w:bCs w:val="false"/>
+                <w:sz w:val="16"/>
+                <w:szCs w:val="16"/>
+              </w:rPr>
+              <w:t xml:space="preserve">3월</w:t>
+            </w:r>
+          </w:p>
+        </w:tc>
+        <w:tc>
+          <w:tcPr>
+            <w:tcW w:type="dxa" w:w="1051"/>
+            <w:tcMar>
+              <w:top w:type="dxa" w:w="60"/>
+              <w:left w:type="dxa" w:w="90"/>
+              <w:bottom w:type="dxa" w:w="60"/>
+              <w:right w:type="dxa" w:w="90"/>
+            </w:tcMar>
+          </w:tcPr>
+          <w:p>
+            <w:pPr>
+              <w:spacing w:after="0" w:line="260"/>
+              <w:jc w:val="right"/>
+            </w:pPr>
+            <w:r>
+              <w:rPr>
+                <w:b w:val="false"/>
+                <w:bCs w:val="false"/>
+                <w:sz w:val="16"/>
+                <w:szCs w:val="16"/>
+              </w:rPr>
+              <w:t xml:space="preserve">11.1</w:t>
+            </w:r>
+          </w:p>
+        </w:tc>
+        <w:tc>
+          <w:tcPr>
+            <w:tcW w:type="dxa" w:w="1376"/>
+            <w:tcMar>
+              <w:top w:type="dxa" w:w="60"/>
+              <w:left w:type="dxa" w:w="90"/>
+              <w:bottom w:type="dxa" w:w="60"/>
+              <w:right w:type="dxa" w:w="90"/>
+            </w:tcMar>
+          </w:tcPr>
+          <w:p>
+            <w:pPr>
+              <w:spacing w:after="0" w:line="260"/>
+              <w:jc w:val="right"/>
+            </w:pPr>
+            <w:r>
+              <w:rPr>
+                <w:b w:val="false"/>
+                <w:bCs w:val="false"/>
+                <w:sz w:val="16"/>
+                <w:szCs w:val="16"/>
+              </w:rPr>
+              <w:t xml:space="preserve">85 / 88</w:t>
+            </w:r>
+          </w:p>
+        </w:tc>
+        <w:tc>
+          <w:tcPr>
+            <w:tcW w:type="dxa" w:w="1191"/>
+            <w:tcMar>
+              <w:top w:type="dxa" w:w="60"/>
+              <w:left w:type="dxa" w:w="90"/>
+              <w:bottom w:type="dxa" w:w="60"/>
+              <w:right w:type="dxa" w:w="90"/>
+            </w:tcMar>
+          </w:tcPr>
+          <w:p>
+            <w:pPr>
+              <w:spacing w:after="0" w:line="260"/>
+              <w:jc w:val="right"/>
+            </w:pPr>
+            <w:r>
+              <w:rPr>
+                <w:b w:val="false"/>
+                <w:bCs w:val="false"/>
+                <w:sz w:val="16"/>
+                <w:szCs w:val="16"/>
+              </w:rPr>
+              <w:t xml:space="preserve">68.3</w:t>
+            </w:r>
+          </w:p>
+        </w:tc>
+        <w:tc>
+          <w:tcPr>
+            <w:tcW w:type="dxa" w:w="1051"/>
+            <w:tcMar>
+              <w:top w:type="dxa" w:w="60"/>
+              <w:left w:type="dxa" w:w="90"/>
+              <w:bottom w:type="dxa" w:w="60"/>
+              <w:right w:type="dxa" w:w="90"/>
+            </w:tcMar>
+          </w:tcPr>
+          <w:p>
+            <w:pPr>
+              <w:spacing w:after="0" w:line="260"/>
+              <w:jc w:val="right"/>
+            </w:pPr>
+            <w:r>
+              <w:rPr>
+                <w:b w:val="false"/>
+                <w:bCs w:val="false"/>
+                <w:sz w:val="16"/>
+                <w:szCs w:val="16"/>
+              </w:rPr>
+              <w:t xml:space="preserve">40.5</w:t>
+            </w:r>
+          </w:p>
+        </w:tc>
+        <w:tc>
+          <w:tcPr>
+            <w:tcW w:type="dxa" w:w="1191"/>
+            <w:tcMar>
+              <w:top w:type="dxa" w:w="60"/>
+              <w:left w:type="dxa" w:w="90"/>
+              <w:bottom w:type="dxa" w:w="60"/>
+              <w:right w:type="dxa" w:w="90"/>
+            </w:tcMar>
+          </w:tcPr>
+          <w:p>
+            <w:pPr>
+              <w:spacing w:after="0" w:line="260"/>
+              <w:jc w:val="right"/>
+            </w:pPr>
+            <w:r>
+              <w:rPr>
+                <w:b w:val="false"/>
+                <w:bCs w:val="false"/>
+                <w:sz w:val="16"/>
+                <w:szCs w:val="16"/>
+              </w:rPr>
+              <w:t xml:space="preserve">35.9</w:t>
+            </w:r>
+          </w:p>
+        </w:tc>
+        <w:tc>
+          <w:tcPr>
+            <w:tcW w:type="dxa" w:w="1191"/>
+            <w:tcMar>
+              <w:top w:type="dxa" w:w="60"/>
+              <w:left w:type="dxa" w:w="90"/>
+              <w:bottom w:type="dxa" w:w="60"/>
+              <w:right w:type="dxa" w:w="90"/>
+            </w:tcMar>
+          </w:tcPr>
+          <w:p>
+            <w:pPr>
+              <w:spacing w:after="0" w:line="260"/>
+              <w:jc w:val="right"/>
+            </w:pPr>
+            <w:r>
+              <w:rPr>
+                <w:b w:val="false"/>
+                <w:bCs w:val="false"/>
+                <w:sz w:val="16"/>
+                <w:szCs w:val="16"/>
+              </w:rPr>
+              <w:t xml:space="preserve">30.3</w:t>
+            </w:r>
+          </w:p>
+        </w:tc>
+        <w:tc>
+          <w:tcPr>
+            <w:tcW w:type="dxa" w:w="1124"/>
+            <w:tcMar>
+              <w:top w:type="dxa" w:w="60"/>
+              <w:left w:type="dxa" w:w="90"/>
+              <w:bottom w:type="dxa" w:w="60"/>
+              <w:right w:type="dxa" w:w="90"/>
+            </w:tcMar>
+          </w:tcPr>
+          <w:p>
+            <w:pPr>
+              <w:spacing w:after="0" w:line="260"/>
+              <w:jc w:val="right"/>
+            </w:pPr>
+            <w:r>
+              <w:rPr>
+                <w:b w:val="false"/>
+                <w:bCs w:val="false"/>
+                <w:sz w:val="16"/>
+                <w:szCs w:val="16"/>
+              </w:rPr>
+              <w:t xml:space="preserve">33.7</w:t>
+            </w:r>
+          </w:p>
+        </w:tc>
+      </w:tr>
+      <w:tr>
+        <w:trPr>
+          <w:cantSplit/>
+          <w:tblHeader w:val="false"/>
+        </w:trPr>
+        <w:tc>
+          <w:tcPr>
+            <w:tcW w:type="dxa" w:w="1731"/>
+            <w:tcMar>
+              <w:top w:type="dxa" w:w="60"/>
+              <w:left w:type="dxa" w:w="90"/>
+              <w:bottom w:type="dxa" w:w="60"/>
+              <w:right w:type="dxa" w:w="90"/>
+            </w:tcMar>
+          </w:tcPr>
+          <w:p>
+            <w:pPr>
+              <w:spacing w:after="0" w:line="260"/>
+              <w:jc w:val="left"/>
+            </w:pPr>
+            <w:r>
+              <w:rPr>
+                <w:b w:val="false"/>
+                <w:bCs w:val="false"/>
+                <w:sz w:val="16"/>
+                <w:szCs w:val="16"/>
+              </w:rPr>
+              <w:t xml:space="preserve">5월</w:t>
+            </w:r>
+          </w:p>
+        </w:tc>
+        <w:tc>
+          <w:tcPr>
+            <w:tcW w:type="dxa" w:w="1051"/>
+            <w:tcMar>
+              <w:top w:type="dxa" w:w="60"/>
+              <w:left w:type="dxa" w:w="90"/>
+              <w:bottom w:type="dxa" w:w="60"/>
+              <w:right w:type="dxa" w:w="90"/>
+            </w:tcMar>
+          </w:tcPr>
+          <w:p>
+            <w:pPr>
+              <w:spacing w:after="0" w:line="260"/>
+              <w:jc w:val="right"/>
+            </w:pPr>
+            <w:r>
+              <w:rPr>
+                <w:b w:val="false"/>
+                <w:bCs w:val="false"/>
+                <w:sz w:val="16"/>
+                <w:szCs w:val="16"/>
+              </w:rPr>
+              <w:t xml:space="preserve">23.8</w:t>
+            </w:r>
+          </w:p>
+        </w:tc>
+        <w:tc>
+          <w:tcPr>
+            <w:tcW w:type="dxa" w:w="1376"/>
+            <w:tcMar>
+              <w:top w:type="dxa" w:w="60"/>
+              <w:left w:type="dxa" w:w="90"/>
+              <w:bottom w:type="dxa" w:w="60"/>
+              <w:right w:type="dxa" w:w="90"/>
+            </w:tcMar>
+          </w:tcPr>
+          <w:p>
+            <w:pPr>
+              <w:spacing w:after="0" w:line="260"/>
+              <w:jc w:val="right"/>
+            </w:pPr>
+            <w:r>
+              <w:rPr>
+                <w:b w:val="false"/>
+                <w:bCs w:val="false"/>
+                <w:sz w:val="16"/>
+                <w:szCs w:val="16"/>
+              </w:rPr>
+              <w:t xml:space="preserve">85 / 86</w:t>
+            </w:r>
+          </w:p>
+        </w:tc>
+        <w:tc>
+          <w:tcPr>
+            <w:tcW w:type="dxa" w:w="1191"/>
+            <w:tcMar>
+              <w:top w:type="dxa" w:w="60"/>
+              <w:left w:type="dxa" w:w="90"/>
+              <w:bottom w:type="dxa" w:w="60"/>
+              <w:right w:type="dxa" w:w="90"/>
+            </w:tcMar>
+          </w:tcPr>
+          <w:p>
+            <w:pPr>
+              <w:spacing w:after="0" w:line="260"/>
+              <w:jc w:val="right"/>
+            </w:pPr>
+            <w:r>
+              <w:rPr>
+                <w:b w:val="false"/>
+                <w:bCs w:val="false"/>
+                <w:sz w:val="16"/>
+                <w:szCs w:val="16"/>
+              </w:rPr>
+              <w:t xml:space="preserve">76.6</w:t>
+            </w:r>
+          </w:p>
+        </w:tc>
+        <w:tc>
+          <w:tcPr>
+            <w:tcW w:type="dxa" w:w="1051"/>
+            <w:tcMar>
+              <w:top w:type="dxa" w:w="60"/>
+              <w:left w:type="dxa" w:w="90"/>
+              <w:bottom w:type="dxa" w:w="60"/>
+              <w:right w:type="dxa" w:w="90"/>
+            </w:tcMar>
+          </w:tcPr>
+          <w:p>
+            <w:pPr>
+              <w:spacing w:after="0" w:line="260"/>
+              <w:jc w:val="right"/>
+            </w:pPr>
+            <w:r>
+              <w:rPr>
+                <w:b w:val="false"/>
+                <w:bCs w:val="false"/>
+                <w:sz w:val="16"/>
+                <w:szCs w:val="16"/>
+              </w:rPr>
+              <w:t xml:space="preserve">50.9</w:t>
+            </w:r>
+          </w:p>
+        </w:tc>
+        <w:tc>
+          <w:tcPr>
+            <w:tcW w:type="dxa" w:w="1191"/>
+            <w:tcMar>
+              <w:top w:type="dxa" w:w="60"/>
+              <w:left w:type="dxa" w:w="90"/>
+              <w:bottom w:type="dxa" w:w="60"/>
+              <w:right w:type="dxa" w:w="90"/>
+            </w:tcMar>
+          </w:tcPr>
+          <w:p>
+            <w:pPr>
+              <w:spacing w:after="0" w:line="260"/>
+              <w:jc w:val="right"/>
+            </w:pPr>
+            <w:r>
+              <w:rPr>
+                <w:b w:val="false"/>
+                <w:bCs w:val="false"/>
+                <w:sz w:val="16"/>
+                <w:szCs w:val="16"/>
+              </w:rPr>
+              <w:t xml:space="preserve">48.1</w:t>
+            </w:r>
+          </w:p>
+        </w:tc>
+        <w:tc>
+          <w:tcPr>
+            <w:tcW w:type="dxa" w:w="1191"/>
+            <w:tcMar>
+              <w:top w:type="dxa" w:w="60"/>
+              <w:left w:type="dxa" w:w="90"/>
+              <w:bottom w:type="dxa" w:w="60"/>
+              <w:right w:type="dxa" w:w="90"/>
+            </w:tcMar>
+          </w:tcPr>
+          <w:p>
+            <w:pPr>
+              <w:spacing w:after="0" w:line="260"/>
+              <w:jc w:val="right"/>
+            </w:pPr>
+            <w:r>
+              <w:rPr>
+                <w:b w:val="false"/>
+                <w:bCs w:val="false"/>
+                <w:sz w:val="16"/>
+                <w:szCs w:val="16"/>
+              </w:rPr>
+              <w:t xml:space="preserve">42.6</w:t>
+            </w:r>
+          </w:p>
+        </w:tc>
+        <w:tc>
+          <w:tcPr>
+            <w:tcW w:type="dxa" w:w="1124"/>
+            <w:tcMar>
+              <w:top w:type="dxa" w:w="60"/>
+              <w:left w:type="dxa" w:w="90"/>
+              <w:bottom w:type="dxa" w:w="60"/>
+              <w:right w:type="dxa" w:w="90"/>
+            </w:tcMar>
+          </w:tcPr>
+          <w:p>
+            <w:pPr>
+              <w:spacing w:after="0" w:line="260"/>
+              <w:jc w:val="right"/>
+            </w:pPr>
+            <w:r>
+              <w:rPr>
+                <w:b w:val="false"/>
+                <w:bCs w:val="false"/>
+                <w:sz w:val="16"/>
+                <w:szCs w:val="16"/>
+              </w:rPr>
+              <w:t xml:space="preserve">45.2</w:t>
+            </w:r>
+          </w:p>
+        </w:tc>
+      </w:tr>
+      <w:tr>
+        <w:trPr>
+          <w:cantSplit/>
+          <w:tblHeader w:val="false"/>
+        </w:trPr>
+        <w:tc>
+          <w:tcPr>
+            <w:tcW w:type="dxa" w:w="1731"/>
+            <w:tcMar>
+              <w:top w:type="dxa" w:w="60"/>
+              <w:left w:type="dxa" w:w="90"/>
+              <w:bottom w:type="dxa" w:w="60"/>
+              <w:right w:type="dxa" w:w="90"/>
+            </w:tcMar>
+          </w:tcPr>
+          <w:p>
+            <w:pPr>
+              <w:spacing w:after="0" w:line="260"/>
+              <w:jc w:val="left"/>
+            </w:pPr>
+            <w:r>
+              <w:rPr>
+                <w:b w:val="false"/>
+                <w:bCs w:val="false"/>
+                <w:sz w:val="16"/>
+                <w:szCs w:val="16"/>
+              </w:rPr>
+              <w:t xml:space="preserve">7월</w:t>
+            </w:r>
+          </w:p>
+        </w:tc>
+        <w:tc>
+          <w:tcPr>
+            <w:tcW w:type="dxa" w:w="1051"/>
+            <w:tcMar>
+              <w:top w:type="dxa" w:w="60"/>
+              <w:left w:type="dxa" w:w="90"/>
+              <w:bottom w:type="dxa" w:w="60"/>
+              <w:right w:type="dxa" w:w="90"/>
+            </w:tcMar>
+          </w:tcPr>
+          <w:p>
+            <w:pPr>
+              <w:spacing w:after="0" w:line="260"/>
+              <w:jc w:val="right"/>
+            </w:pPr>
+            <w:r>
+              <w:rPr>
+                <w:b w:val="false"/>
+                <w:bCs w:val="false"/>
+                <w:sz w:val="16"/>
+                <w:szCs w:val="16"/>
+              </w:rPr>
+              <w:t xml:space="preserve">29.6</w:t>
+            </w:r>
+          </w:p>
+        </w:tc>
+        <w:tc>
+          <w:tcPr>
+            <w:tcW w:type="dxa" w:w="1376"/>
+            <w:tcMar>
+              <w:top w:type="dxa" w:w="60"/>
+              <w:left w:type="dxa" w:w="90"/>
+              <w:bottom w:type="dxa" w:w="60"/>
+              <w:right w:type="dxa" w:w="90"/>
+            </w:tcMar>
+          </w:tcPr>
+          <w:p>
+            <w:pPr>
+              <w:spacing w:after="0" w:line="260"/>
+              <w:jc w:val="right"/>
+            </w:pPr>
+            <w:r>
+              <w:rPr>
+                <w:b w:val="false"/>
+                <w:bCs w:val="false"/>
+                <w:sz w:val="16"/>
+                <w:szCs w:val="16"/>
+              </w:rPr>
+              <w:t xml:space="preserve">89 / 91</w:t>
+            </w:r>
+          </w:p>
+        </w:tc>
+        <w:tc>
+          <w:tcPr>
+            <w:tcW w:type="dxa" w:w="1191"/>
+            <w:tcMar>
+              <w:top w:type="dxa" w:w="60"/>
+              <w:left w:type="dxa" w:w="90"/>
+              <w:bottom w:type="dxa" w:w="60"/>
+              <w:right w:type="dxa" w:w="90"/>
+            </w:tcMar>
+          </w:tcPr>
+          <w:p>
+            <w:pPr>
+              <w:spacing w:after="0" w:line="260"/>
+              <w:jc w:val="right"/>
+            </w:pPr>
+            <w:r>
+              <w:rPr>
+                <w:b w:val="false"/>
+                <w:bCs w:val="false"/>
+                <w:sz w:val="16"/>
+                <w:szCs w:val="16"/>
+              </w:rPr>
+              <w:t xml:space="preserve">81.7</w:t>
+            </w:r>
+          </w:p>
+        </w:tc>
+        <w:tc>
+          <w:tcPr>
+            <w:tcW w:type="dxa" w:w="1051"/>
+            <w:tcMar>
+              <w:top w:type="dxa" w:w="60"/>
+              <w:left w:type="dxa" w:w="90"/>
+              <w:bottom w:type="dxa" w:w="60"/>
+              <w:right w:type="dxa" w:w="90"/>
+            </w:tcMar>
+          </w:tcPr>
+          <w:p>
+            <w:pPr>
+              <w:spacing w:after="0" w:line="260"/>
+              <w:jc w:val="right"/>
+            </w:pPr>
+            <w:r>
+              <w:rPr>
+                <w:b w:val="false"/>
+                <w:bCs w:val="false"/>
+                <w:sz w:val="16"/>
+                <w:szCs w:val="16"/>
+              </w:rPr>
+              <w:t xml:space="preserve">56.5</w:t>
+            </w:r>
+          </w:p>
+        </w:tc>
+        <w:tc>
+          <w:tcPr>
+            <w:tcW w:type="dxa" w:w="1191"/>
+            <w:tcMar>
+              <w:top w:type="dxa" w:w="60"/>
+              <w:left w:type="dxa" w:w="90"/>
+              <w:bottom w:type="dxa" w:w="60"/>
+              <w:right w:type="dxa" w:w="90"/>
+            </w:tcMar>
+          </w:tcPr>
+          <w:p>
+            <w:pPr>
+              <w:spacing w:after="0" w:line="260"/>
+              <w:jc w:val="right"/>
+            </w:pPr>
+            <w:r>
+              <w:rPr>
+                <w:b w:val="false"/>
+                <w:bCs w:val="false"/>
+                <w:sz w:val="16"/>
+                <w:szCs w:val="16"/>
+              </w:rPr>
+              <w:t xml:space="preserve">53.9</w:t>
+            </w:r>
+          </w:p>
+        </w:tc>
+        <w:tc>
+          <w:tcPr>
+            <w:tcW w:type="dxa" w:w="1191"/>
+            <w:tcMar>
+              <w:top w:type="dxa" w:w="60"/>
+              <w:left w:type="dxa" w:w="90"/>
+              <w:bottom w:type="dxa" w:w="60"/>
+              <w:right w:type="dxa" w:w="90"/>
+            </w:tcMar>
+          </w:tcPr>
+          <w:p>
+            <w:pPr>
+              <w:spacing w:after="0" w:line="260"/>
+              <w:jc w:val="right"/>
+            </w:pPr>
+            <w:r>
+              <w:rPr>
+                <w:b w:val="false"/>
+                <w:bCs w:val="false"/>
+                <w:sz w:val="16"/>
+                <w:szCs w:val="16"/>
+              </w:rPr>
+              <w:t xml:space="preserve">48.4</w:t>
+            </w:r>
+          </w:p>
+        </w:tc>
+        <w:tc>
+          <w:tcPr>
+            <w:tcW w:type="dxa" w:w="1124"/>
+            <w:tcMar>
+              <w:top w:type="dxa" w:w="60"/>
+              <w:left w:type="dxa" w:w="90"/>
+              <w:bottom w:type="dxa" w:w="60"/>
+              <w:right w:type="dxa" w:w="90"/>
+            </w:tcMar>
+          </w:tcPr>
+          <w:p>
+            <w:pPr>
+              <w:spacing w:after="0" w:line="260"/>
+              <w:jc w:val="right"/>
+            </w:pPr>
+            <w:r>
+              <w:rPr>
+                <w:b w:val="false"/>
+                <w:bCs w:val="false"/>
+                <w:sz w:val="16"/>
+                <w:szCs w:val="16"/>
+              </w:rPr>
+              <w:t xml:space="preserve">51.0</w:t>
+            </w:r>
+          </w:p>
+        </w:tc>
+      </w:tr>
+      <w:tr>
+        <w:trPr>
+          <w:cantSplit/>
+          <w:tblHeader w:val="false"/>
+        </w:trPr>
+        <w:tc>
+          <w:tcPr>
+            <w:tcW w:type="dxa" w:w="1731"/>
+            <w:shd w:fill="FDE8DC" w:color="auto" w:val="clear"/>
+            <w:tcMar>
+              <w:top w:type="dxa" w:w="60"/>
+              <w:left w:type="dxa" w:w="90"/>
+              <w:bottom w:type="dxa" w:w="60"/>
+              <w:right w:type="dxa" w:w="90"/>
+            </w:tcMar>
+          </w:tcPr>
+          <w:p>
+            <w:pPr>
+              <w:spacing w:after="0" w:line="260"/>
+              <w:jc w:val="left"/>
+            </w:pPr>
+            <w:r>
+              <w:rPr>
+                <w:b/>
+                <w:bCs/>
+                <w:sz w:val="16"/>
+                <w:szCs w:val="16"/>
+              </w:rPr>
+              <w:t xml:space="preserve">8월</w:t>
+            </w:r>
+          </w:p>
+        </w:tc>
+        <w:tc>
+          <w:tcPr>
+            <w:tcW w:type="dxa" w:w="1051"/>
+            <w:shd w:fill="FDE8DC" w:color="auto" w:val="clear"/>
+            <w:tcMar>
+              <w:top w:type="dxa" w:w="60"/>
+              <w:left w:type="dxa" w:w="90"/>
+              <w:bottom w:type="dxa" w:w="60"/>
+              <w:right w:type="dxa" w:w="90"/>
+            </w:tcMar>
+          </w:tcPr>
+          <w:p>
+            <w:pPr>
+              <w:spacing w:after="0" w:line="260"/>
+              <w:jc w:val="right"/>
+            </w:pPr>
+            <w:r>
+              <w:rPr>
+                <w:b w:val="false"/>
+                <w:bCs w:val="false"/>
+                <w:sz w:val="16"/>
+                <w:szCs w:val="16"/>
+              </w:rPr>
+              <w:t xml:space="preserve">30.6</w:t>
+            </w:r>
+          </w:p>
+        </w:tc>
+        <w:tc>
+          <w:tcPr>
+            <w:tcW w:type="dxa" w:w="1376"/>
+            <w:shd w:fill="FDE8DC" w:color="auto" w:val="clear"/>
+            <w:tcMar>
+              <w:top w:type="dxa" w:w="60"/>
+              <w:left w:type="dxa" w:w="90"/>
+              <w:bottom w:type="dxa" w:w="60"/>
+              <w:right w:type="dxa" w:w="90"/>
+            </w:tcMar>
+          </w:tcPr>
+          <w:p>
+            <w:pPr>
+              <w:spacing w:after="0" w:line="260"/>
+              <w:jc w:val="right"/>
+            </w:pPr>
+            <w:r>
+              <w:rPr>
+                <w:b w:val="false"/>
+                <w:bCs w:val="false"/>
+                <w:sz w:val="16"/>
+                <w:szCs w:val="16"/>
+              </w:rPr>
+              <w:t xml:space="preserve">94 / 97</w:t>
+            </w:r>
+          </w:p>
+        </w:tc>
+        <w:tc>
+          <w:tcPr>
+            <w:tcW w:type="dxa" w:w="1191"/>
+            <w:shd w:fill="FDE8DC" w:color="auto" w:val="clear"/>
+            <w:tcMar>
+              <w:top w:type="dxa" w:w="60"/>
+              <w:left w:type="dxa" w:w="90"/>
+              <w:bottom w:type="dxa" w:w="60"/>
+              <w:right w:type="dxa" w:w="90"/>
+            </w:tcMar>
+          </w:tcPr>
+          <w:p>
+            <w:pPr>
+              <w:spacing w:after="0" w:line="260"/>
+              <w:jc w:val="right"/>
+            </w:pPr>
+            <w:r>
+              <w:rPr>
+                <w:b/>
+                <w:bCs/>
+                <w:sz w:val="16"/>
+                <w:szCs w:val="16"/>
+              </w:rPr>
+              <w:t xml:space="preserve">84.0</w:t>
+            </w:r>
+          </w:p>
+        </w:tc>
+        <w:tc>
+          <w:tcPr>
+            <w:tcW w:type="dxa" w:w="1051"/>
+            <w:shd w:fill="FDE8DC" w:color="auto" w:val="clear"/>
+            <w:tcMar>
+              <w:top w:type="dxa" w:w="60"/>
+              <w:left w:type="dxa" w:w="90"/>
+              <w:bottom w:type="dxa" w:w="60"/>
+              <w:right w:type="dxa" w:w="90"/>
+            </w:tcMar>
+          </w:tcPr>
+          <w:p>
+            <w:pPr>
+              <w:spacing w:after="0" w:line="260"/>
+              <w:jc w:val="right"/>
+            </w:pPr>
+            <w:r>
+              <w:rPr>
+                <w:b w:val="false"/>
+                <w:bCs w:val="false"/>
+                <w:sz w:val="16"/>
+                <w:szCs w:val="16"/>
+              </w:rPr>
+              <w:t xml:space="preserve">58.3</w:t>
+            </w:r>
+          </w:p>
+        </w:tc>
+        <w:tc>
+          <w:tcPr>
+            <w:tcW w:type="dxa" w:w="1191"/>
+            <w:shd w:fill="FDE8DC" w:color="auto" w:val="clear"/>
+            <w:tcMar>
+              <w:top w:type="dxa" w:w="60"/>
+              <w:left w:type="dxa" w:w="90"/>
+              <w:bottom w:type="dxa" w:w="60"/>
+              <w:right w:type="dxa" w:w="90"/>
+            </w:tcMar>
+          </w:tcPr>
+          <w:p>
+            <w:pPr>
+              <w:spacing w:after="0" w:line="260"/>
+              <w:jc w:val="right"/>
+            </w:pPr>
+            <w:r>
+              <w:rPr>
+                <w:b/>
+                <w:bCs/>
+                <w:sz w:val="16"/>
+                <w:szCs w:val="16"/>
+              </w:rPr>
+              <w:t xml:space="preserve">55.1</w:t>
+            </w:r>
+          </w:p>
+        </w:tc>
+        <w:tc>
+          <w:tcPr>
+            <w:tcW w:type="dxa" w:w="1191"/>
+            <w:shd w:fill="FDE8DC" w:color="auto" w:val="clear"/>
+            <w:tcMar>
+              <w:top w:type="dxa" w:w="60"/>
+              <w:left w:type="dxa" w:w="90"/>
+              <w:bottom w:type="dxa" w:w="60"/>
+              <w:right w:type="dxa" w:w="90"/>
+            </w:tcMar>
+          </w:tcPr>
+          <w:p>
+            <w:pPr>
+              <w:spacing w:after="0" w:line="260"/>
+              <w:jc w:val="right"/>
+            </w:pPr>
+            <w:r>
+              <w:rPr>
+                <w:b w:val="false"/>
+                <w:bCs w:val="false"/>
+                <w:sz w:val="16"/>
+                <w:szCs w:val="16"/>
+              </w:rPr>
+              <w:t xml:space="preserve">49.6</w:t>
+            </w:r>
+          </w:p>
+        </w:tc>
+        <w:tc>
+          <w:tcPr>
+            <w:tcW w:type="dxa" w:w="1124"/>
+            <w:shd w:fill="FDE8DC" w:color="auto" w:val="clear"/>
+            <w:tcMar>
+              <w:top w:type="dxa" w:w="60"/>
+              <w:left w:type="dxa" w:w="90"/>
+              <w:bottom w:type="dxa" w:w="60"/>
+              <w:right w:type="dxa" w:w="90"/>
+            </w:tcMar>
+          </w:tcPr>
+          <w:p>
+            <w:pPr>
+              <w:spacing w:after="0" w:line="260"/>
+              <w:jc w:val="right"/>
+            </w:pPr>
+            <w:r>
+              <w:rPr>
+                <w:b w:val="false"/>
+                <w:bCs w:val="false"/>
+                <w:sz w:val="16"/>
+                <w:szCs w:val="16"/>
+              </w:rPr>
+              <w:t xml:space="preserve">52.5</w:t>
+            </w:r>
+          </w:p>
+        </w:tc>
+      </w:tr>
+      <w:tr>
+        <w:trPr>
+          <w:cantSplit/>
+          <w:tblHeader w:val="false"/>
+        </w:trPr>
+        <w:tc>
+          <w:tcPr>
+            <w:tcW w:type="dxa" w:w="1731"/>
+            <w:tcMar>
+              <w:top w:type="dxa" w:w="60"/>
+              <w:left w:type="dxa" w:w="90"/>
+              <w:bottom w:type="dxa" w:w="60"/>
+              <w:right w:type="dxa" w:w="90"/>
+            </w:tcMar>
+          </w:tcPr>
+          <w:p>
+            <w:pPr>
+              <w:spacing w:after="0" w:line="260"/>
+              <w:jc w:val="left"/>
+            </w:pPr>
+            <w:r>
+              <w:rPr>
+                <w:b w:val="false"/>
+                <w:bCs w:val="false"/>
+                <w:sz w:val="16"/>
+                <w:szCs w:val="16"/>
+              </w:rPr>
+              <w:t xml:space="preserve">9월</w:t>
+            </w:r>
+          </w:p>
+        </w:tc>
+        <w:tc>
+          <w:tcPr>
+            <w:tcW w:type="dxa" w:w="1051"/>
+            <w:tcMar>
+              <w:top w:type="dxa" w:w="60"/>
+              <w:left w:type="dxa" w:w="90"/>
+              <w:bottom w:type="dxa" w:w="60"/>
+              <w:right w:type="dxa" w:w="90"/>
+            </w:tcMar>
+          </w:tcPr>
+          <w:p>
+            <w:pPr>
+              <w:spacing w:after="0" w:line="260"/>
+              <w:jc w:val="right"/>
+            </w:pPr>
+            <w:r>
+              <w:rPr>
+                <w:b w:val="false"/>
+                <w:bCs w:val="false"/>
+                <w:sz w:val="16"/>
+                <w:szCs w:val="16"/>
+              </w:rPr>
+              <w:t xml:space="preserve">26.4</w:t>
+            </w:r>
+          </w:p>
+        </w:tc>
+        <w:tc>
+          <w:tcPr>
+            <w:tcW w:type="dxa" w:w="1376"/>
+            <w:tcMar>
+              <w:top w:type="dxa" w:w="60"/>
+              <w:left w:type="dxa" w:w="90"/>
+              <w:bottom w:type="dxa" w:w="60"/>
+              <w:right w:type="dxa" w:w="90"/>
+            </w:tcMar>
+          </w:tcPr>
+          <w:p>
+            <w:pPr>
+              <w:spacing w:after="0" w:line="260"/>
+              <w:jc w:val="right"/>
+            </w:pPr>
+            <w:r>
+              <w:rPr>
+                <w:b w:val="false"/>
+                <w:bCs w:val="false"/>
+                <w:sz w:val="16"/>
+                <w:szCs w:val="16"/>
+              </w:rPr>
+              <w:t xml:space="preserve">96 / 100</w:t>
+            </w:r>
+          </w:p>
+        </w:tc>
+        <w:tc>
+          <w:tcPr>
+            <w:tcW w:type="dxa" w:w="1191"/>
+            <w:tcMar>
+              <w:top w:type="dxa" w:w="60"/>
+              <w:left w:type="dxa" w:w="90"/>
+              <w:bottom w:type="dxa" w:w="60"/>
+              <w:right w:type="dxa" w:w="90"/>
+            </w:tcMar>
+          </w:tcPr>
+          <w:p>
+            <w:pPr>
+              <w:spacing w:after="0" w:line="260"/>
+              <w:jc w:val="right"/>
+            </w:pPr>
+            <w:r>
+              <w:rPr>
+                <w:b w:val="false"/>
+                <w:bCs w:val="false"/>
+                <w:sz w:val="16"/>
+                <w:szCs w:val="16"/>
+              </w:rPr>
+              <w:t xml:space="preserve">82.0</w:t>
+            </w:r>
+          </w:p>
+        </w:tc>
+        <w:tc>
+          <w:tcPr>
+            <w:tcW w:type="dxa" w:w="1051"/>
+            <w:tcMar>
+              <w:top w:type="dxa" w:w="60"/>
+              <w:left w:type="dxa" w:w="90"/>
+              <w:bottom w:type="dxa" w:w="60"/>
+              <w:right w:type="dxa" w:w="90"/>
+            </w:tcMar>
+          </w:tcPr>
+          <w:p>
+            <w:pPr>
+              <w:spacing w:after="0" w:line="260"/>
+              <w:jc w:val="right"/>
+            </w:pPr>
+            <w:r>
+              <w:rPr>
+                <w:b w:val="false"/>
+                <w:bCs w:val="false"/>
+                <w:sz w:val="16"/>
+                <w:szCs w:val="16"/>
+              </w:rPr>
+              <w:t xml:space="preserve">55.3</w:t>
+            </w:r>
+          </w:p>
+        </w:tc>
+        <w:tc>
+          <w:tcPr>
+            <w:tcW w:type="dxa" w:w="1191"/>
+            <w:tcMar>
+              <w:top w:type="dxa" w:w="60"/>
+              <w:left w:type="dxa" w:w="90"/>
+              <w:bottom w:type="dxa" w:w="60"/>
+              <w:right w:type="dxa" w:w="90"/>
+            </w:tcMar>
+          </w:tcPr>
+          <w:p>
+            <w:pPr>
+              <w:spacing w:after="0" w:line="260"/>
+              <w:jc w:val="right"/>
+            </w:pPr>
+            <w:r>
+              <w:rPr>
+                <w:b w:val="false"/>
+                <w:bCs w:val="false"/>
+                <w:sz w:val="16"/>
+                <w:szCs w:val="16"/>
+              </w:rPr>
+              <w:t xml:space="preserve">51.2</w:t>
+            </w:r>
+          </w:p>
+        </w:tc>
+        <w:tc>
+          <w:tcPr>
+            <w:tcW w:type="dxa" w:w="1191"/>
+            <w:tcMar>
+              <w:top w:type="dxa" w:w="60"/>
+              <w:left w:type="dxa" w:w="90"/>
+              <w:bottom w:type="dxa" w:w="60"/>
+              <w:right w:type="dxa" w:w="90"/>
+            </w:tcMar>
+          </w:tcPr>
+          <w:p>
+            <w:pPr>
+              <w:spacing w:after="0" w:line="260"/>
+              <w:jc w:val="right"/>
+            </w:pPr>
+            <w:r>
+              <w:rPr>
+                <w:b w:val="false"/>
+                <w:bCs w:val="false"/>
+                <w:sz w:val="16"/>
+                <w:szCs w:val="16"/>
+              </w:rPr>
+              <w:t xml:space="preserve">45.6</w:t>
+            </w:r>
+          </w:p>
+        </w:tc>
+        <w:tc>
+          <w:tcPr>
+            <w:tcW w:type="dxa" w:w="1124"/>
+            <w:tcMar>
+              <w:top w:type="dxa" w:w="60"/>
+              <w:left w:type="dxa" w:w="90"/>
+              <w:bottom w:type="dxa" w:w="60"/>
+              <w:right w:type="dxa" w:w="90"/>
+            </w:tcMar>
+          </w:tcPr>
+          <w:p>
+            <w:pPr>
+              <w:spacing w:after="0" w:line="260"/>
+              <w:jc w:val="right"/>
+            </w:pPr>
+            <w:r>
+              <w:rPr>
+                <w:b w:val="false"/>
+                <w:bCs w:val="false"/>
+                <w:sz w:val="16"/>
+                <w:szCs w:val="16"/>
+              </w:rPr>
+              <w:t xml:space="preserve">48.9</w:t>
+            </w:r>
+          </w:p>
+        </w:tc>
+      </w:tr>
+      <w:tr>
+        <w:trPr>
+          <w:cantSplit/>
+          <w:tblHeader w:val="false"/>
+        </w:trPr>
+        <w:tc>
+          <w:tcPr>
+            <w:tcW w:type="dxa" w:w="1731"/>
+            <w:tcMar>
+              <w:top w:type="dxa" w:w="60"/>
+              <w:left w:type="dxa" w:w="90"/>
+              <w:bottom w:type="dxa" w:w="60"/>
+              <w:right w:type="dxa" w:w="90"/>
+            </w:tcMar>
+          </w:tcPr>
+          <w:p>
+            <w:pPr>
+              <w:spacing w:after="0" w:line="260"/>
+              <w:jc w:val="left"/>
+            </w:pPr>
+            <w:r>
+              <w:rPr>
+                <w:b w:val="false"/>
+                <w:bCs w:val="false"/>
+                <w:sz w:val="16"/>
+                <w:szCs w:val="16"/>
+              </w:rPr>
+              <w:t xml:space="preserve">10월</w:t>
+            </w:r>
+          </w:p>
+        </w:tc>
+        <w:tc>
+          <w:tcPr>
+            <w:tcW w:type="dxa" w:w="1051"/>
+            <w:tcMar>
+              <w:top w:type="dxa" w:w="60"/>
+              <w:left w:type="dxa" w:w="90"/>
+              <w:bottom w:type="dxa" w:w="60"/>
+              <w:right w:type="dxa" w:w="90"/>
+            </w:tcMar>
+          </w:tcPr>
+          <w:p>
+            <w:pPr>
+              <w:spacing w:after="0" w:line="260"/>
+              <w:jc w:val="right"/>
+            </w:pPr>
+            <w:r>
+              <w:rPr>
+                <w:b w:val="false"/>
+                <w:bCs w:val="false"/>
+                <w:sz w:val="16"/>
+                <w:szCs w:val="16"/>
+              </w:rPr>
+              <w:t xml:space="preserve">20.2</w:t>
+            </w:r>
+          </w:p>
+        </w:tc>
+        <w:tc>
+          <w:tcPr>
+            <w:tcW w:type="dxa" w:w="1376"/>
+            <w:tcMar>
+              <w:top w:type="dxa" w:w="60"/>
+              <w:left w:type="dxa" w:w="90"/>
+              <w:bottom w:type="dxa" w:w="60"/>
+              <w:right w:type="dxa" w:w="90"/>
+            </w:tcMar>
+          </w:tcPr>
+          <w:p>
+            <w:pPr>
+              <w:spacing w:after="0" w:line="260"/>
+              <w:jc w:val="right"/>
+            </w:pPr>
+            <w:r>
+              <w:rPr>
+                <w:b w:val="false"/>
+                <w:bCs w:val="false"/>
+                <w:sz w:val="16"/>
+                <w:szCs w:val="16"/>
+              </w:rPr>
+              <w:t xml:space="preserve">96 / 100</w:t>
+            </w:r>
+          </w:p>
+        </w:tc>
+        <w:tc>
+          <w:tcPr>
+            <w:tcW w:type="dxa" w:w="1191"/>
+            <w:tcMar>
+              <w:top w:type="dxa" w:w="60"/>
+              <w:left w:type="dxa" w:w="90"/>
+              <w:bottom w:type="dxa" w:w="60"/>
+              <w:right w:type="dxa" w:w="90"/>
+            </w:tcMar>
+          </w:tcPr>
+          <w:p>
+            <w:pPr>
+              <w:spacing w:after="0" w:line="260"/>
+              <w:jc w:val="right"/>
+            </w:pPr>
+            <w:r>
+              <w:rPr>
+                <w:b w:val="false"/>
+                <w:bCs w:val="false"/>
+                <w:sz w:val="16"/>
+                <w:szCs w:val="16"/>
+              </w:rPr>
+              <w:t xml:space="preserve">77.8</w:t>
+            </w:r>
+          </w:p>
+        </w:tc>
+        <w:tc>
+          <w:tcPr>
+            <w:tcW w:type="dxa" w:w="1051"/>
+            <w:tcMar>
+              <w:top w:type="dxa" w:w="60"/>
+              <w:left w:type="dxa" w:w="90"/>
+              <w:bottom w:type="dxa" w:w="60"/>
+              <w:right w:type="dxa" w:w="90"/>
+            </w:tcMar>
+          </w:tcPr>
+          <w:p>
+            <w:pPr>
+              <w:spacing w:after="0" w:line="260"/>
+              <w:jc w:val="right"/>
+            </w:pPr>
+            <w:r>
+              <w:rPr>
+                <w:b w:val="false"/>
+                <w:bCs w:val="false"/>
+                <w:sz w:val="16"/>
+                <w:szCs w:val="16"/>
+              </w:rPr>
+              <w:t xml:space="preserve">50.1</w:t>
+            </w:r>
+          </w:p>
+        </w:tc>
+        <w:tc>
+          <w:tcPr>
+            <w:tcW w:type="dxa" w:w="1191"/>
+            <w:tcMar>
+              <w:top w:type="dxa" w:w="60"/>
+              <w:left w:type="dxa" w:w="90"/>
+              <w:bottom w:type="dxa" w:w="60"/>
+              <w:right w:type="dxa" w:w="90"/>
+            </w:tcMar>
+          </w:tcPr>
+          <w:p>
+            <w:pPr>
+              <w:spacing w:after="0" w:line="260"/>
+              <w:jc w:val="right"/>
+            </w:pPr>
+            <w:r>
+              <w:rPr>
+                <w:b w:val="false"/>
+                <w:bCs w:val="false"/>
+                <w:sz w:val="16"/>
+                <w:szCs w:val="16"/>
+              </w:rPr>
+              <w:t xml:space="preserve">45.2</w:t>
+            </w:r>
+          </w:p>
+        </w:tc>
+        <w:tc>
+          <w:tcPr>
+            <w:tcW w:type="dxa" w:w="1191"/>
+            <w:tcMar>
+              <w:top w:type="dxa" w:w="60"/>
+              <w:left w:type="dxa" w:w="90"/>
+              <w:bottom w:type="dxa" w:w="60"/>
+              <w:right w:type="dxa" w:w="90"/>
+            </w:tcMar>
+          </w:tcPr>
+          <w:p>
+            <w:pPr>
+              <w:spacing w:after="0" w:line="260"/>
+              <w:jc w:val="right"/>
+            </w:pPr>
+            <w:r>
+              <w:rPr>
+                <w:b w:val="false"/>
+                <w:bCs w:val="false"/>
+                <w:sz w:val="16"/>
+                <w:szCs w:val="16"/>
+              </w:rPr>
+              <w:t xml:space="preserve">39.6</w:t>
+            </w:r>
+          </w:p>
+        </w:tc>
+        <w:tc>
+          <w:tcPr>
+            <w:tcW w:type="dxa" w:w="1124"/>
+            <w:tcMar>
+              <w:top w:type="dxa" w:w="60"/>
+              <w:left w:type="dxa" w:w="90"/>
+              <w:bottom w:type="dxa" w:w="60"/>
+              <w:right w:type="dxa" w:w="90"/>
+            </w:tcMar>
+          </w:tcPr>
+          <w:p>
+            <w:pPr>
+              <w:spacing w:after="0" w:line="260"/>
+              <w:jc w:val="right"/>
+            </w:pPr>
+            <w:r>
+              <w:rPr>
+                <w:b w:val="false"/>
+                <w:bCs w:val="false"/>
+                <w:sz w:val="16"/>
+                <w:szCs w:val="16"/>
+              </w:rPr>
+              <w:t xml:space="preserve">43.2</w:t>
+            </w:r>
+          </w:p>
+        </w:tc>
+      </w:tr>
+      <w:tr>
+        <w:trPr>
+          <w:cantSplit/>
+          <w:tblHeader w:val="false"/>
+        </w:trPr>
+        <w:tc>
+          <w:tcPr>
+            <w:tcW w:type="dxa" w:w="1731"/>
+            <w:tcMar>
+              <w:top w:type="dxa" w:w="60"/>
+              <w:left w:type="dxa" w:w="90"/>
+              <w:bottom w:type="dxa" w:w="60"/>
+              <w:right w:type="dxa" w:w="90"/>
+            </w:tcMar>
+          </w:tcPr>
+          <w:p>
+            <w:pPr>
+              <w:spacing w:after="0" w:line="260"/>
+              <w:jc w:val="left"/>
+            </w:pPr>
+            <w:r>
+              <w:rPr>
+                <w:b w:val="false"/>
+                <w:bCs w:val="false"/>
+                <w:sz w:val="16"/>
+                <w:szCs w:val="16"/>
+              </w:rPr>
+              <w:t xml:space="preserve">12월</w:t>
+            </w:r>
+          </w:p>
+        </w:tc>
+        <w:tc>
+          <w:tcPr>
+            <w:tcW w:type="dxa" w:w="1051"/>
+            <w:tcMar>
+              <w:top w:type="dxa" w:w="60"/>
+              <w:left w:type="dxa" w:w="90"/>
+              <w:bottom w:type="dxa" w:w="60"/>
+              <w:right w:type="dxa" w:w="90"/>
+            </w:tcMar>
+          </w:tcPr>
+          <w:p>
+            <w:pPr>
+              <w:spacing w:after="0" w:line="260"/>
+              <w:jc w:val="right"/>
+            </w:pPr>
+            <w:r>
+              <w:rPr>
+                <w:b w:val="false"/>
+                <w:bCs w:val="false"/>
+                <w:sz w:val="16"/>
+                <w:szCs w:val="16"/>
+              </w:rPr>
+              <w:t xml:space="preserve">4.0</w:t>
+            </w:r>
+          </w:p>
+        </w:tc>
+        <w:tc>
+          <w:tcPr>
+            <w:tcW w:type="dxa" w:w="1376"/>
+            <w:tcMar>
+              <w:top w:type="dxa" w:w="60"/>
+              <w:left w:type="dxa" w:w="90"/>
+              <w:bottom w:type="dxa" w:w="60"/>
+              <w:right w:type="dxa" w:w="90"/>
+            </w:tcMar>
+          </w:tcPr>
+          <w:p>
+            <w:pPr>
+              <w:spacing w:after="0" w:line="260"/>
+              <w:jc w:val="right"/>
+            </w:pPr>
+            <w:r>
+              <w:rPr>
+                <w:b w:val="false"/>
+                <w:bCs w:val="false"/>
+                <w:sz w:val="16"/>
+                <w:szCs w:val="16"/>
+              </w:rPr>
+              <w:t xml:space="preserve">85 / 90</w:t>
+            </w:r>
+          </w:p>
+        </w:tc>
+        <w:tc>
+          <w:tcPr>
+            <w:tcW w:type="dxa" w:w="1191"/>
+            <w:tcMar>
+              <w:top w:type="dxa" w:w="60"/>
+              <w:left w:type="dxa" w:w="90"/>
+              <w:bottom w:type="dxa" w:w="60"/>
+              <w:right w:type="dxa" w:w="90"/>
+            </w:tcMar>
+          </w:tcPr>
+          <w:p>
+            <w:pPr>
+              <w:spacing w:after="0" w:line="260"/>
+              <w:jc w:val="right"/>
+            </w:pPr>
+            <w:r>
+              <w:rPr>
+                <w:b w:val="false"/>
+                <w:bCs w:val="false"/>
+                <w:sz w:val="16"/>
+                <w:szCs w:val="16"/>
+              </w:rPr>
+              <w:t xml:space="preserve">64.0</w:t>
+            </w:r>
+          </w:p>
+        </w:tc>
+        <w:tc>
+          <w:tcPr>
+            <w:tcW w:type="dxa" w:w="1051"/>
+            <w:tcMar>
+              <w:top w:type="dxa" w:w="60"/>
+              <w:left w:type="dxa" w:w="90"/>
+              <w:bottom w:type="dxa" w:w="60"/>
+              <w:right w:type="dxa" w:w="90"/>
+            </w:tcMar>
+          </w:tcPr>
+          <w:p>
+            <w:pPr>
+              <w:spacing w:after="0" w:line="260"/>
+              <w:jc w:val="right"/>
+            </w:pPr>
+            <w:r>
+              <w:rPr>
+                <w:b w:val="false"/>
+                <w:bCs w:val="false"/>
+                <w:sz w:val="16"/>
+                <w:szCs w:val="16"/>
+              </w:rPr>
+              <w:t xml:space="preserve">34.7</w:t>
+            </w:r>
+          </w:p>
+        </w:tc>
+        <w:tc>
+          <w:tcPr>
+            <w:tcW w:type="dxa" w:w="1191"/>
+            <w:tcMar>
+              <w:top w:type="dxa" w:w="60"/>
+              <w:left w:type="dxa" w:w="90"/>
+              <w:bottom w:type="dxa" w:w="60"/>
+              <w:right w:type="dxa" w:w="90"/>
+            </w:tcMar>
+          </w:tcPr>
+          <w:p>
+            <w:pPr>
+              <w:spacing w:after="0" w:line="260"/>
+              <w:jc w:val="right"/>
+            </w:pPr>
+            <w:r>
+              <w:rPr>
+                <w:b w:val="false"/>
+                <w:bCs w:val="false"/>
+                <w:sz w:val="16"/>
+                <w:szCs w:val="16"/>
+              </w:rPr>
+              <w:t xml:space="preserve">29.2</w:t>
+            </w:r>
+          </w:p>
+        </w:tc>
+        <w:tc>
+          <w:tcPr>
+            <w:tcW w:type="dxa" w:w="1191"/>
+            <w:tcMar>
+              <w:top w:type="dxa" w:w="60"/>
+              <w:left w:type="dxa" w:w="90"/>
+              <w:bottom w:type="dxa" w:w="60"/>
+              <w:right w:type="dxa" w:w="90"/>
+            </w:tcMar>
+          </w:tcPr>
+          <w:p>
+            <w:pPr>
+              <w:spacing w:after="0" w:line="260"/>
+              <w:jc w:val="right"/>
+            </w:pPr>
+            <w:r>
+              <w:rPr>
+                <w:b w:val="false"/>
+                <w:bCs w:val="false"/>
+                <w:sz w:val="16"/>
+                <w:szCs w:val="16"/>
+              </w:rPr>
+              <w:t xml:space="preserve">23.5</w:t>
+            </w:r>
+          </w:p>
+        </w:tc>
+        <w:tc>
+          <w:tcPr>
+            <w:tcW w:type="dxa" w:w="1124"/>
+            <w:tcMar>
+              <w:top w:type="dxa" w:w="60"/>
+              <w:left w:type="dxa" w:w="90"/>
+              <w:bottom w:type="dxa" w:w="60"/>
+              <w:right w:type="dxa" w:w="90"/>
+            </w:tcMar>
+          </w:tcPr>
+          <w:p>
+            <w:pPr>
+              <w:spacing w:after="0" w:line="260"/>
+              <w:jc w:val="right"/>
+            </w:pPr>
+            <w:r>
+              <w:rPr>
+                <w:b w:val="false"/>
+                <w:bCs w:val="false"/>
+                <w:sz w:val="16"/>
+                <w:szCs w:val="16"/>
+              </w:rPr>
+              <w:t xml:space="preserve">27.3</w:t>
+            </w:r>
+          </w:p>
+        </w:tc>
+      </w:tr>
+      <w:tr>
+        <w:trPr>
+          <w:cantSplit/>
+          <w:tblHeader w:val="false"/>
+        </w:trPr>
+        <w:tc>
+          <w:tcPr>
+            <w:tcW w:type="dxa" w:w="1731"/>
+            <w:tcMar>
+              <w:top w:type="dxa" w:w="60"/>
+              <w:left w:type="dxa" w:w="90"/>
+              <w:bottom w:type="dxa" w:w="60"/>
+              <w:right w:type="dxa" w:w="90"/>
+            </w:tcMar>
+          </w:tcPr>
+          <w:p>
+            <w:pPr>
+              <w:spacing w:after="0" w:line="260"/>
+              <w:jc w:val="left"/>
+            </w:pPr>
+            <w:r>
+              <w:rPr>
+                <w:b w:val="false"/>
+                <w:bCs w:val="false"/>
+                <w:sz w:val="16"/>
+                <w:szCs w:val="16"/>
+              </w:rPr>
+              <w:t xml:space="preserve">8월 밤 (약 25°C, 200W)</w:t>
+            </w:r>
+          </w:p>
+        </w:tc>
+        <w:tc>
+          <w:tcPr>
+            <w:tcW w:type="dxa" w:w="1051"/>
+            <w:tcMar>
+              <w:top w:type="dxa" w:w="60"/>
+              <w:left w:type="dxa" w:w="90"/>
+              <w:bottom w:type="dxa" w:w="60"/>
+              <w:right w:type="dxa" w:w="90"/>
+            </w:tcMar>
+          </w:tcPr>
+          <w:p>
+            <w:pPr>
+              <w:spacing w:after="0" w:line="260"/>
+              <w:jc w:val="right"/>
+            </w:pPr>
+            <w:r>
+              <w:rPr>
+                <w:b w:val="false"/>
+                <w:bCs w:val="false"/>
+                <w:sz w:val="16"/>
+                <w:szCs w:val="16"/>
+              </w:rPr>
+              <w:t xml:space="preserve">24.8</w:t>
+            </w:r>
+          </w:p>
+        </w:tc>
+        <w:tc>
+          <w:tcPr>
+            <w:tcW w:type="dxa" w:w="1376"/>
+            <w:tcMar>
+              <w:top w:type="dxa" w:w="60"/>
+              <w:left w:type="dxa" w:w="90"/>
+              <w:bottom w:type="dxa" w:w="60"/>
+              <w:right w:type="dxa" w:w="90"/>
+            </w:tcMar>
+          </w:tcPr>
+          <w:p>
+            <w:pPr>
+              <w:spacing w:after="0" w:line="260"/>
+              <w:jc w:val="right"/>
+            </w:pPr>
+            <w:r>
+              <w:rPr>
+                <w:b w:val="false"/>
+                <w:bCs w:val="false"/>
+                <w:sz w:val="16"/>
+                <w:szCs w:val="16"/>
+              </w:rPr>
+              <w:t xml:space="preserve">–</w:t>
+            </w:r>
+          </w:p>
+        </w:tc>
+        <w:tc>
+          <w:tcPr>
+            <w:tcW w:type="dxa" w:w="1191"/>
+            <w:tcMar>
+              <w:top w:type="dxa" w:w="60"/>
+              <w:left w:type="dxa" w:w="90"/>
+              <w:bottom w:type="dxa" w:w="60"/>
+              <w:right w:type="dxa" w:w="90"/>
+            </w:tcMar>
+          </w:tcPr>
+          <w:p>
+            <w:pPr>
+              <w:spacing w:after="0" w:line="260"/>
+              <w:jc w:val="right"/>
+            </w:pPr>
+            <w:r>
+              <w:rPr>
+                <w:b w:val="false"/>
+                <w:bCs w:val="false"/>
+                <w:sz w:val="16"/>
+                <w:szCs w:val="16"/>
+              </w:rPr>
+              <w:t xml:space="preserve">55.8</w:t>
+            </w:r>
+          </w:p>
+        </w:tc>
+        <w:tc>
+          <w:tcPr>
+            <w:tcW w:type="dxa" w:w="1051"/>
+            <w:tcMar>
+              <w:top w:type="dxa" w:w="60"/>
+              <w:left w:type="dxa" w:w="90"/>
+              <w:bottom w:type="dxa" w:w="60"/>
+              <w:right w:type="dxa" w:w="90"/>
+            </w:tcMar>
+          </w:tcPr>
+          <w:p>
+            <w:pPr>
+              <w:spacing w:after="0" w:line="260"/>
+              <w:jc w:val="right"/>
+            </w:pPr>
+            <w:r>
+              <w:rPr>
+                <w:b w:val="false"/>
+                <w:bCs w:val="false"/>
+                <w:sz w:val="16"/>
+                <w:szCs w:val="16"/>
+              </w:rPr>
+              <w:t xml:space="preserve">40.5</w:t>
+            </w:r>
+          </w:p>
+        </w:tc>
+        <w:tc>
+          <w:tcPr>
+            <w:tcW w:type="dxa" w:w="1191"/>
+            <w:tcMar>
+              <w:top w:type="dxa" w:w="60"/>
+              <w:left w:type="dxa" w:w="90"/>
+              <w:bottom w:type="dxa" w:w="60"/>
+              <w:right w:type="dxa" w:w="90"/>
+            </w:tcMar>
+          </w:tcPr>
+          <w:p>
+            <w:pPr>
+              <w:spacing w:after="0" w:line="260"/>
+              <w:jc w:val="right"/>
+            </w:pPr>
+            <w:r>
+              <w:rPr>
+                <w:b w:val="false"/>
+                <w:bCs w:val="false"/>
+                <w:sz w:val="16"/>
+                <w:szCs w:val="16"/>
+              </w:rPr>
+              <w:t xml:space="preserve">39.0</w:t>
+            </w:r>
+          </w:p>
+        </w:tc>
+        <w:tc>
+          <w:tcPr>
+            <w:tcW w:type="dxa" w:w="1191"/>
+            <w:tcMar>
+              <w:top w:type="dxa" w:w="60"/>
+              <w:left w:type="dxa" w:w="90"/>
+              <w:bottom w:type="dxa" w:w="60"/>
+              <w:right w:type="dxa" w:w="90"/>
+            </w:tcMar>
+          </w:tcPr>
+          <w:p>
+            <w:pPr>
+              <w:spacing w:after="0" w:line="260"/>
+              <w:jc w:val="right"/>
+            </w:pPr>
+            <w:r>
+              <w:rPr>
+                <w:b w:val="false"/>
+                <w:bCs w:val="false"/>
+                <w:sz w:val="16"/>
+                <w:szCs w:val="16"/>
+              </w:rPr>
+              <w:t xml:space="preserve">35.6</w:t>
+            </w:r>
+          </w:p>
+        </w:tc>
+        <w:tc>
+          <w:tcPr>
+            <w:tcW w:type="dxa" w:w="1124"/>
+            <w:tcMar>
+              <w:top w:type="dxa" w:w="60"/>
+              <w:left w:type="dxa" w:w="90"/>
+              <w:bottom w:type="dxa" w:w="60"/>
+              <w:right w:type="dxa" w:w="90"/>
+            </w:tcMar>
+          </w:tcPr>
+          <w:p>
+            <w:pPr>
+              <w:spacing w:after="0" w:line="260"/>
+              <w:jc w:val="right"/>
+            </w:pPr>
+            <w:r>
+              <w:rPr>
+                <w:b w:val="false"/>
+                <w:bCs w:val="false"/>
+                <w:sz w:val="16"/>
+                <w:szCs w:val="16"/>
+              </w:rPr>
+              <w:t xml:space="preserve">35.3</w:t>
+            </w:r>
+          </w:p>
+        </w:tc>
+      </w:tr>
+    </w:tbl>
+    <w:p>
+      <w:pPr>
+        <w:spacing w:after="80"/>
+      </w:pPr>
+    </w:p>
+    <w:p>
+      <w:pPr>
+        <w:spacing w:after="160" w:before="60" w:line="276"/>
+      </w:pPr>
+      <w:r>
+        <w:rPr>
+          <w:color w:val="5A6771"/>
+          <w:sz w:val="16"/>
+          <w:szCs w:val="16"/>
+        </w:rPr>
+        <w:t xml:space="preserve">맑은 날 정오 기준, 단위 °C. 구름 낀 평균 하늘이면 SMPS는 0.3~3K만 낮습니다. SMPS 온도는 외기와 자체 손실이 지배하기 때문입니다. 반대로 유리와 PV는 일사 영향이 커서 </w:t>
+      </w:r>
+      <w:r>
+        <w:rPr>
+          <w:b/>
+          <w:bCs/>
+          <w:color w:val="5A6771"/>
+          <w:sz w:val="16"/>
+          <w:szCs w:val="16"/>
+        </w:rPr>
+        <w:t xml:space="preserve">9~10월이 가장 뜨겁습니다</w:t>
+      </w:r>
+      <w:r>
+        <w:rPr>
+          <w:color w:val="5A6771"/>
+          <w:sz w:val="16"/>
+          <w:szCs w:val="16"/>
+        </w:rPr>
+        <w:t xml:space="preserve">(현 구조 PV 약 100°C). 기온은 기상청 1991~2020 평년값 근사치이므로 정확한 값은 기상청 자료로 확인해야 합니다.</w:t>
+      </w:r>
+    </w:p>
+    <w:p>
+      <w:pPr>
+        <w:pStyle w:val="Heading2"/>
+        <w:keepNext/>
+        <w:spacing w:after="80" w:before="200"/>
+      </w:pPr>
+      <w:r>
+        <w:rPr>
+          <w:b/>
+          <w:bCs/>
+          <w:color w:val="1B2329"/>
+          <w:sz w:val="22"/>
+          <w:szCs w:val="22"/>
+        </w:rPr>
+        <w:t xml:space="preserve">간편 환산: 외기 + ΔT</w:t>
+      </w:r>
+    </w:p>
+    <w:tbl>
+      <w:tblPr>
+        <w:tblW w:type="dxa" w:w="9906"/>
+        <w:tblBorders>
+          <w:top w:val="single" w:color="C9D1D6" w:sz="4"/>
+          <w:left w:val="single" w:color="C9D1D6" w:sz="4"/>
+          <w:bottom w:val="single" w:color="C9D1D6" w:sz="4"/>
+          <w:right w:val="single" w:color="C9D1D6" w:sz="4"/>
+          <w:insideH w:val="single" w:color="C9D1D6" w:sz="4"/>
+          <w:insideV w:val="single" w:color="C9D1D6" w:sz="4"/>
+        </w:tblBorders>
+        <w:tblLayout w:type="fixed"/>
+      </w:tblPr>
+      <w:tblGrid>
+        <w:gridCol w:w="3461"/>
+        <w:gridCol w:w="1998"/>
+        <w:gridCol w:w="1998"/>
+        <w:gridCol w:w="2449"/>
+      </w:tblGrid>
+      <w:tr>
+        <w:trPr>
+          <w:cantSplit/>
+          <w:tblHeader/>
+        </w:trPr>
+        <w:tc>
+          <w:tcPr>
+            <w:tcW w:type="dxa" w:w="3461"/>
+            <w:shd w:fill="EEF1F3" w:color="auto" w:val="clear"/>
+            <w:tcMar>
+              <w:top w:type="dxa" w:w="60"/>
+              <w:left w:type="dxa" w:w="90"/>
+              <w:bottom w:type="dxa" w:w="60"/>
+              <w:right w:type="dxa" w:w="90"/>
+            </w:tcMar>
+          </w:tcPr>
+          <w:p>
+            <w:pPr>
+              <w:spacing w:after="0" w:line="260"/>
+              <w:jc w:val="left"/>
+            </w:pPr>
+            <w:r>
+              <w:rPr>
+                <w:b/>
+                <w:bCs/>
+                <w:sz w:val="16"/>
+                <w:szCs w:val="16"/>
+              </w:rPr>
+              <w:t xml:space="preserve">구성 · 위치</w:t>
+            </w:r>
+          </w:p>
+        </w:tc>
+        <w:tc>
+          <w:tcPr>
+            <w:tcW w:type="dxa" w:w="1998"/>
+            <w:shd w:fill="EEF1F3" w:color="auto" w:val="clear"/>
+            <w:tcMar>
+              <w:top w:type="dxa" w:w="60"/>
+              <w:left w:type="dxa" w:w="90"/>
+              <w:bottom w:type="dxa" w:w="60"/>
+              <w:right w:type="dxa" w:w="90"/>
+            </w:tcMar>
+          </w:tcPr>
+          <w:p>
+            <w:pPr>
+              <w:spacing w:after="0" w:line="260"/>
+              <w:jc w:val="right"/>
+            </w:pPr>
+            <w:r>
+              <w:rPr>
+                <w:b/>
+                <w:bCs/>
+                <w:sz w:val="16"/>
+                <w:szCs w:val="16"/>
+              </w:rPr>
+              <w:t xml:space="preserve">여름 낮</w:t>
+            </w:r>
+          </w:p>
+        </w:tc>
+        <w:tc>
+          <w:tcPr>
+            <w:tcW w:type="dxa" w:w="1998"/>
+            <w:shd w:fill="EEF1F3" w:color="auto" w:val="clear"/>
+            <w:tcMar>
+              <w:top w:type="dxa" w:w="60"/>
+              <w:left w:type="dxa" w:w="90"/>
+              <w:bottom w:type="dxa" w:w="60"/>
+              <w:right w:type="dxa" w:w="90"/>
+            </w:tcMar>
+          </w:tcPr>
+          <w:p>
+            <w:pPr>
+              <w:spacing w:after="0" w:line="260"/>
+              <w:jc w:val="right"/>
+            </w:pPr>
+            <w:r>
+              <w:rPr>
+                <w:b/>
+                <w:bCs/>
+                <w:sz w:val="16"/>
+                <w:szCs w:val="16"/>
+              </w:rPr>
+              <w:t xml:space="preserve">겨울 낮</w:t>
+            </w:r>
+          </w:p>
+        </w:tc>
+        <w:tc>
+          <w:tcPr>
+            <w:tcW w:type="dxa" w:w="2449"/>
+            <w:shd w:fill="EEF1F3" w:color="auto" w:val="clear"/>
+            <w:tcMar>
+              <w:top w:type="dxa" w:w="60"/>
+              <w:left w:type="dxa" w:w="90"/>
+              <w:bottom w:type="dxa" w:w="60"/>
+              <w:right w:type="dxa" w:w="90"/>
+            </w:tcMar>
+          </w:tcPr>
+          <w:p>
+            <w:pPr>
+              <w:spacing w:after="0" w:line="260"/>
+              <w:jc w:val="right"/>
+            </w:pPr>
+            <w:r>
+              <w:rPr>
+                <w:b/>
+                <w:bCs/>
+                <w:sz w:val="16"/>
+                <w:szCs w:val="16"/>
+              </w:rPr>
+              <w:t xml:space="preserve">밤 200W</w:t>
+            </w:r>
+          </w:p>
+        </w:tc>
+      </w:tr>
+      <w:tr>
+        <w:trPr>
+          <w:cantSplit/>
+          <w:tblHeader w:val="false"/>
+        </w:trPr>
+        <w:tc>
+          <w:tcPr>
+            <w:tcW w:type="dxa" w:w="3461"/>
+            <w:tcMar>
+              <w:top w:type="dxa" w:w="60"/>
+              <w:left w:type="dxa" w:w="90"/>
+              <w:bottom w:type="dxa" w:w="60"/>
+              <w:right w:type="dxa" w:w="90"/>
+            </w:tcMar>
+          </w:tcPr>
+          <w:p>
+            <w:pPr>
+              <w:spacing w:after="0" w:line="260"/>
+              <w:jc w:val="left"/>
+            </w:pPr>
+            <w:r>
+              <w:rPr>
+                <w:b w:val="false"/>
+                <w:bCs w:val="false"/>
+                <w:sz w:val="16"/>
+                <w:szCs w:val="16"/>
+              </w:rPr>
+              <w:t xml:space="preserve">현 구조 SMPS</w:t>
+            </w:r>
+          </w:p>
+        </w:tc>
+        <w:tc>
+          <w:tcPr>
+            <w:tcW w:type="dxa" w:w="1998"/>
+            <w:tcMar>
+              <w:top w:type="dxa" w:w="60"/>
+              <w:left w:type="dxa" w:w="90"/>
+              <w:bottom w:type="dxa" w:w="60"/>
+              <w:right w:type="dxa" w:w="90"/>
+            </w:tcMar>
+          </w:tcPr>
+          <w:p>
+            <w:pPr>
+              <w:spacing w:after="0" w:line="260"/>
+              <w:jc w:val="right"/>
+            </w:pPr>
+            <w:r>
+              <w:rPr>
+                <w:b w:val="false"/>
+                <w:bCs w:val="false"/>
+                <w:sz w:val="16"/>
+                <w:szCs w:val="16"/>
+              </w:rPr>
+              <w:t xml:space="preserve">+53</w:t>
+            </w:r>
+          </w:p>
+        </w:tc>
+        <w:tc>
+          <w:tcPr>
+            <w:tcW w:type="dxa" w:w="1998"/>
+            <w:tcMar>
+              <w:top w:type="dxa" w:w="60"/>
+              <w:left w:type="dxa" w:w="90"/>
+              <w:bottom w:type="dxa" w:w="60"/>
+              <w:right w:type="dxa" w:w="90"/>
+            </w:tcMar>
+          </w:tcPr>
+          <w:p>
+            <w:pPr>
+              <w:spacing w:after="0" w:line="260"/>
+              <w:jc w:val="right"/>
+            </w:pPr>
+            <w:r>
+              <w:rPr>
+                <w:b w:val="false"/>
+                <w:bCs w:val="false"/>
+                <w:sz w:val="16"/>
+                <w:szCs w:val="16"/>
+              </w:rPr>
+              <w:t xml:space="preserve">+59</w:t>
+            </w:r>
+          </w:p>
+        </w:tc>
+        <w:tc>
+          <w:tcPr>
+            <w:tcW w:type="dxa" w:w="2449"/>
+            <w:tcMar>
+              <w:top w:type="dxa" w:w="60"/>
+              <w:left w:type="dxa" w:w="90"/>
+              <w:bottom w:type="dxa" w:w="60"/>
+              <w:right w:type="dxa" w:w="90"/>
+            </w:tcMar>
+          </w:tcPr>
+          <w:p>
+            <w:pPr>
+              <w:spacing w:after="0" w:line="260"/>
+              <w:jc w:val="right"/>
+            </w:pPr>
+            <w:r>
+              <w:rPr>
+                <w:b w:val="false"/>
+                <w:bCs w:val="false"/>
+                <w:sz w:val="16"/>
+                <w:szCs w:val="16"/>
+              </w:rPr>
+              <w:t xml:space="preserve">+31</w:t>
+            </w:r>
+          </w:p>
+        </w:tc>
+      </w:tr>
+      <w:tr>
+        <w:trPr>
+          <w:cantSplit/>
+          <w:tblHeader w:val="false"/>
+        </w:trPr>
+        <w:tc>
+          <w:tcPr>
+            <w:tcW w:type="dxa" w:w="3461"/>
+            <w:tcMar>
+              <w:top w:type="dxa" w:w="60"/>
+              <w:left w:type="dxa" w:w="90"/>
+              <w:bottom w:type="dxa" w:w="60"/>
+              <w:right w:type="dxa" w:w="90"/>
+            </w:tcMar>
+          </w:tcPr>
+          <w:p>
+            <w:pPr>
+              <w:spacing w:after="0" w:line="260"/>
+              <w:jc w:val="left"/>
+            </w:pPr>
+            <w:r>
+              <w:rPr>
+                <w:b w:val="false"/>
+                <w:bCs w:val="false"/>
+                <w:sz w:val="16"/>
+                <w:szCs w:val="16"/>
+              </w:rPr>
+              <w:t xml:space="preserve">현 구조 PV</w:t>
+            </w:r>
+          </w:p>
+        </w:tc>
+        <w:tc>
+          <w:tcPr>
+            <w:tcW w:type="dxa" w:w="1998"/>
+            <w:tcMar>
+              <w:top w:type="dxa" w:w="60"/>
+              <w:left w:type="dxa" w:w="90"/>
+              <w:bottom w:type="dxa" w:w="60"/>
+              <w:right w:type="dxa" w:w="90"/>
+            </w:tcMar>
+          </w:tcPr>
+          <w:p>
+            <w:pPr>
+              <w:spacing w:after="0" w:line="260"/>
+              <w:jc w:val="right"/>
+            </w:pPr>
+            <w:r>
+              <w:rPr>
+                <w:b w:val="false"/>
+                <w:bCs w:val="false"/>
+                <w:sz w:val="16"/>
+                <w:szCs w:val="16"/>
+              </w:rPr>
+              <w:t xml:space="preserve">+63</w:t>
+            </w:r>
+          </w:p>
+        </w:tc>
+        <w:tc>
+          <w:tcPr>
+            <w:tcW w:type="dxa" w:w="1998"/>
+            <w:tcMar>
+              <w:top w:type="dxa" w:w="60"/>
+              <w:left w:type="dxa" w:w="90"/>
+              <w:bottom w:type="dxa" w:w="60"/>
+              <w:right w:type="dxa" w:w="90"/>
+            </w:tcMar>
+          </w:tcPr>
+          <w:p>
+            <w:pPr>
+              <w:spacing w:after="0" w:line="260"/>
+              <w:jc w:val="right"/>
+            </w:pPr>
+            <w:r>
+              <w:rPr>
+                <w:b w:val="false"/>
+                <w:bCs w:val="false"/>
+                <w:sz w:val="16"/>
+                <w:szCs w:val="16"/>
+              </w:rPr>
+              <w:t xml:space="preserve">+83</w:t>
+            </w:r>
+          </w:p>
+        </w:tc>
+        <w:tc>
+          <w:tcPr>
+            <w:tcW w:type="dxa" w:w="2449"/>
+            <w:tcMar>
+              <w:top w:type="dxa" w:w="60"/>
+              <w:left w:type="dxa" w:w="90"/>
+              <w:bottom w:type="dxa" w:w="60"/>
+              <w:right w:type="dxa" w:w="90"/>
+            </w:tcMar>
+          </w:tcPr>
+          <w:p>
+            <w:pPr>
+              <w:spacing w:after="0" w:line="260"/>
+              <w:jc w:val="right"/>
+            </w:pPr>
+            <w:r>
+              <w:rPr>
+                <w:b w:val="false"/>
+                <w:bCs w:val="false"/>
+                <w:sz w:val="16"/>
+                <w:szCs w:val="16"/>
+              </w:rPr>
+              <w:t xml:space="preserve">+25</w:t>
+            </w:r>
+          </w:p>
+        </w:tc>
+      </w:tr>
+      <w:tr>
+        <w:trPr>
+          <w:cantSplit/>
+          <w:tblHeader w:val="false"/>
+        </w:trPr>
+        <w:tc>
+          <w:tcPr>
+            <w:tcW w:type="dxa" w:w="3461"/>
+            <w:tcMar>
+              <w:top w:type="dxa" w:w="60"/>
+              <w:left w:type="dxa" w:w="90"/>
+              <w:bottom w:type="dxa" w:w="60"/>
+              <w:right w:type="dxa" w:w="90"/>
+            </w:tcMar>
+          </w:tcPr>
+          <w:p>
+            <w:pPr>
+              <w:spacing w:after="0" w:line="260"/>
+              <w:jc w:val="left"/>
+            </w:pPr>
+            <w:r>
+              <w:rPr>
+                <w:b w:val="false"/>
+                <w:bCs w:val="false"/>
+                <w:sz w:val="16"/>
+                <w:szCs w:val="16"/>
+              </w:rPr>
+              <w:t xml:space="preserve">1안 SMPS</w:t>
+            </w:r>
+          </w:p>
+        </w:tc>
+        <w:tc>
+          <w:tcPr>
+            <w:tcW w:type="dxa" w:w="1998"/>
+            <w:tcMar>
+              <w:top w:type="dxa" w:w="60"/>
+              <w:left w:type="dxa" w:w="90"/>
+              <w:bottom w:type="dxa" w:w="60"/>
+              <w:right w:type="dxa" w:w="90"/>
+            </w:tcMar>
+          </w:tcPr>
+          <w:p>
+            <w:pPr>
+              <w:spacing w:after="0" w:line="260"/>
+              <w:jc w:val="right"/>
+            </w:pPr>
+            <w:r>
+              <w:rPr>
+                <w:b w:val="false"/>
+                <w:bCs w:val="false"/>
+                <w:sz w:val="16"/>
+                <w:szCs w:val="16"/>
+              </w:rPr>
+              <w:t xml:space="preserve">+27</w:t>
+            </w:r>
+          </w:p>
+        </w:tc>
+        <w:tc>
+          <w:tcPr>
+            <w:tcW w:type="dxa" w:w="1998"/>
+            <w:tcMar>
+              <w:top w:type="dxa" w:w="60"/>
+              <w:left w:type="dxa" w:w="90"/>
+              <w:bottom w:type="dxa" w:w="60"/>
+              <w:right w:type="dxa" w:w="90"/>
+            </w:tcMar>
+          </w:tcPr>
+          <w:p>
+            <w:pPr>
+              <w:spacing w:after="0" w:line="260"/>
+              <w:jc w:val="right"/>
+            </w:pPr>
+            <w:r>
+              <w:rPr>
+                <w:b w:val="false"/>
+                <w:bCs w:val="false"/>
+                <w:sz w:val="16"/>
+                <w:szCs w:val="16"/>
+              </w:rPr>
+              <w:t xml:space="preserve">+31</w:t>
+            </w:r>
+          </w:p>
+        </w:tc>
+        <w:tc>
+          <w:tcPr>
+            <w:tcW w:type="dxa" w:w="2449"/>
+            <w:tcMar>
+              <w:top w:type="dxa" w:w="60"/>
+              <w:left w:type="dxa" w:w="90"/>
+              <w:bottom w:type="dxa" w:w="60"/>
+              <w:right w:type="dxa" w:w="90"/>
+            </w:tcMar>
+          </w:tcPr>
+          <w:p>
+            <w:pPr>
+              <w:spacing w:after="0" w:line="260"/>
+              <w:jc w:val="right"/>
+            </w:pPr>
+            <w:r>
+              <w:rPr>
+                <w:b w:val="false"/>
+                <w:bCs w:val="false"/>
+                <w:sz w:val="16"/>
+                <w:szCs w:val="16"/>
+              </w:rPr>
+              <w:t xml:space="preserve">+16</w:t>
+            </w:r>
+          </w:p>
+        </w:tc>
+      </w:tr>
+      <w:tr>
+        <w:trPr>
+          <w:cantSplit/>
+          <w:tblHeader w:val="false"/>
+        </w:trPr>
+        <w:tc>
+          <w:tcPr>
+            <w:tcW w:type="dxa" w:w="3461"/>
+            <w:shd w:fill="E2F2E8" w:color="auto" w:val="clear"/>
+            <w:tcMar>
+              <w:top w:type="dxa" w:w="60"/>
+              <w:left w:type="dxa" w:w="90"/>
+              <w:bottom w:type="dxa" w:w="60"/>
+              <w:right w:type="dxa" w:w="90"/>
+            </w:tcMar>
+          </w:tcPr>
+          <w:p>
+            <w:pPr>
+              <w:spacing w:after="0" w:line="260"/>
+              <w:jc w:val="left"/>
+            </w:pPr>
+            <w:r>
+              <w:rPr>
+                <w:b w:val="false"/>
+                <w:bCs w:val="false"/>
+                <w:sz w:val="16"/>
+                <w:szCs w:val="16"/>
+              </w:rPr>
+              <w:t xml:space="preserve">2안 B SMPS</w:t>
+            </w:r>
+          </w:p>
+        </w:tc>
+        <w:tc>
+          <w:tcPr>
+            <w:tcW w:type="dxa" w:w="1998"/>
+            <w:shd w:fill="E2F2E8" w:color="auto" w:val="clear"/>
+            <w:tcMar>
+              <w:top w:type="dxa" w:w="60"/>
+              <w:left w:type="dxa" w:w="90"/>
+              <w:bottom w:type="dxa" w:w="60"/>
+              <w:right w:type="dxa" w:w="90"/>
+            </w:tcMar>
+          </w:tcPr>
+          <w:p>
+            <w:pPr>
+              <w:spacing w:after="0" w:line="260"/>
+              <w:jc w:val="right"/>
+            </w:pPr>
+            <w:r>
+              <w:rPr>
+                <w:b w:val="false"/>
+                <w:bCs w:val="false"/>
+                <w:sz w:val="16"/>
+                <w:szCs w:val="16"/>
+              </w:rPr>
+              <w:t xml:space="preserve">+24</w:t>
+            </w:r>
+          </w:p>
+        </w:tc>
+        <w:tc>
+          <w:tcPr>
+            <w:tcW w:type="dxa" w:w="1998"/>
+            <w:shd w:fill="E2F2E8" w:color="auto" w:val="clear"/>
+            <w:tcMar>
+              <w:top w:type="dxa" w:w="60"/>
+              <w:left w:type="dxa" w:w="90"/>
+              <w:bottom w:type="dxa" w:w="60"/>
+              <w:right w:type="dxa" w:w="90"/>
+            </w:tcMar>
+          </w:tcPr>
+          <w:p>
+            <w:pPr>
+              <w:spacing w:after="0" w:line="260"/>
+              <w:jc w:val="right"/>
+            </w:pPr>
+            <w:r>
+              <w:rPr>
+                <w:b w:val="false"/>
+                <w:bCs w:val="false"/>
+                <w:sz w:val="16"/>
+                <w:szCs w:val="16"/>
+              </w:rPr>
+              <w:t xml:space="preserve">+25</w:t>
+            </w:r>
+          </w:p>
+        </w:tc>
+        <w:tc>
+          <w:tcPr>
+            <w:tcW w:type="dxa" w:w="2449"/>
+            <w:shd w:fill="E2F2E8" w:color="auto" w:val="clear"/>
+            <w:tcMar>
+              <w:top w:type="dxa" w:w="60"/>
+              <w:left w:type="dxa" w:w="90"/>
+              <w:bottom w:type="dxa" w:w="60"/>
+              <w:right w:type="dxa" w:w="90"/>
+            </w:tcMar>
+          </w:tcPr>
+          <w:p>
+            <w:pPr>
+              <w:spacing w:after="0" w:line="260"/>
+              <w:jc w:val="right"/>
+            </w:pPr>
+            <w:r>
+              <w:rPr>
+                <w:b w:val="false"/>
+                <w:bCs w:val="false"/>
+                <w:sz w:val="16"/>
+                <w:szCs w:val="16"/>
+              </w:rPr>
+              <w:t xml:space="preserve">+14</w:t>
+            </w:r>
+          </w:p>
+        </w:tc>
+      </w:tr>
+      <w:tr>
+        <w:trPr>
+          <w:cantSplit/>
+          <w:tblHeader w:val="false"/>
+        </w:trPr>
+        <w:tc>
+          <w:tcPr>
+            <w:tcW w:type="dxa" w:w="3461"/>
+            <w:shd w:fill="E2F2E8" w:color="auto" w:val="clear"/>
+            <w:tcMar>
+              <w:top w:type="dxa" w:w="60"/>
+              <w:left w:type="dxa" w:w="90"/>
+              <w:bottom w:type="dxa" w:w="60"/>
+              <w:right w:type="dxa" w:w="90"/>
+            </w:tcMar>
+          </w:tcPr>
+          <w:p>
+            <w:pPr>
+              <w:spacing w:after="0" w:line="260"/>
+              <w:jc w:val="left"/>
+            </w:pPr>
+            <w:r>
+              <w:rPr>
+                <w:b w:val="false"/>
+                <w:bCs w:val="false"/>
+                <w:sz w:val="16"/>
+                <w:szCs w:val="16"/>
+              </w:rPr>
+              <w:t xml:space="preserve">2안 D SMPS</w:t>
+            </w:r>
+          </w:p>
+        </w:tc>
+        <w:tc>
+          <w:tcPr>
+            <w:tcW w:type="dxa" w:w="1998"/>
+            <w:shd w:fill="E2F2E8" w:color="auto" w:val="clear"/>
+            <w:tcMar>
+              <w:top w:type="dxa" w:w="60"/>
+              <w:left w:type="dxa" w:w="90"/>
+              <w:bottom w:type="dxa" w:w="60"/>
+              <w:right w:type="dxa" w:w="90"/>
+            </w:tcMar>
+          </w:tcPr>
+          <w:p>
+            <w:pPr>
+              <w:spacing w:after="0" w:line="260"/>
+              <w:jc w:val="right"/>
+            </w:pPr>
+            <w:r>
+              <w:rPr>
+                <w:b w:val="false"/>
+                <w:bCs w:val="false"/>
+                <w:sz w:val="16"/>
+                <w:szCs w:val="16"/>
+              </w:rPr>
+              <w:t xml:space="preserve">+19</w:t>
+            </w:r>
+          </w:p>
+        </w:tc>
+        <w:tc>
+          <w:tcPr>
+            <w:tcW w:type="dxa" w:w="1998"/>
+            <w:shd w:fill="E2F2E8" w:color="auto" w:val="clear"/>
+            <w:tcMar>
+              <w:top w:type="dxa" w:w="60"/>
+              <w:left w:type="dxa" w:w="90"/>
+              <w:bottom w:type="dxa" w:w="60"/>
+              <w:right w:type="dxa" w:w="90"/>
+            </w:tcMar>
+          </w:tcPr>
+          <w:p>
+            <w:pPr>
+              <w:spacing w:after="0" w:line="260"/>
+              <w:jc w:val="right"/>
+            </w:pPr>
+            <w:r>
+              <w:rPr>
+                <w:b w:val="false"/>
+                <w:bCs w:val="false"/>
+                <w:sz w:val="16"/>
+                <w:szCs w:val="16"/>
+              </w:rPr>
+              <w:t xml:space="preserve">+20</w:t>
+            </w:r>
+          </w:p>
+        </w:tc>
+        <w:tc>
+          <w:tcPr>
+            <w:tcW w:type="dxa" w:w="2449"/>
+            <w:shd w:fill="E2F2E8" w:color="auto" w:val="clear"/>
+            <w:tcMar>
+              <w:top w:type="dxa" w:w="60"/>
+              <w:left w:type="dxa" w:w="90"/>
+              <w:bottom w:type="dxa" w:w="60"/>
+              <w:right w:type="dxa" w:w="90"/>
+            </w:tcMar>
+          </w:tcPr>
+          <w:p>
+            <w:pPr>
+              <w:spacing w:after="0" w:line="260"/>
+              <w:jc w:val="right"/>
+            </w:pPr>
+            <w:r>
+              <w:rPr>
+                <w:b w:val="false"/>
+                <w:bCs w:val="false"/>
+                <w:sz w:val="16"/>
+                <w:szCs w:val="16"/>
+              </w:rPr>
+              <w:t xml:space="preserve">+11</w:t>
+            </w:r>
+          </w:p>
+        </w:tc>
+      </w:tr>
+      <w:tr>
+        <w:trPr>
+          <w:cantSplit/>
+          <w:tblHeader w:val="false"/>
+        </w:trPr>
+        <w:tc>
+          <w:tcPr>
+            <w:tcW w:type="dxa" w:w="3461"/>
+            <w:tcMar>
+              <w:top w:type="dxa" w:w="60"/>
+              <w:left w:type="dxa" w:w="90"/>
+              <w:bottom w:type="dxa" w:w="60"/>
+              <w:right w:type="dxa" w:w="90"/>
+            </w:tcMar>
+          </w:tcPr>
+          <w:p>
+            <w:pPr>
+              <w:spacing w:after="0" w:line="260"/>
+              <w:jc w:val="left"/>
+            </w:pPr>
+            <w:r>
+              <w:rPr>
+                <w:b w:val="false"/>
+                <w:bCs w:val="false"/>
+                <w:sz w:val="16"/>
+                <w:szCs w:val="16"/>
+              </w:rPr>
+              <w:t xml:space="preserve">3안 DC-DC</w:t>
+            </w:r>
+          </w:p>
+        </w:tc>
+        <w:tc>
+          <w:tcPr>
+            <w:tcW w:type="dxa" w:w="1998"/>
+            <w:tcMar>
+              <w:top w:type="dxa" w:w="60"/>
+              <w:left w:type="dxa" w:w="90"/>
+              <w:bottom w:type="dxa" w:w="60"/>
+              <w:right w:type="dxa" w:w="90"/>
+            </w:tcMar>
+          </w:tcPr>
+          <w:p>
+            <w:pPr>
+              <w:spacing w:after="0" w:line="260"/>
+              <w:jc w:val="right"/>
+            </w:pPr>
+            <w:r>
+              <w:rPr>
+                <w:b w:val="false"/>
+                <w:bCs w:val="false"/>
+                <w:sz w:val="16"/>
+                <w:szCs w:val="16"/>
+              </w:rPr>
+              <w:t xml:space="preserve">+21</w:t>
+            </w:r>
+          </w:p>
+        </w:tc>
+        <w:tc>
+          <w:tcPr>
+            <w:tcW w:type="dxa" w:w="1998"/>
+            <w:tcMar>
+              <w:top w:type="dxa" w:w="60"/>
+              <w:left w:type="dxa" w:w="90"/>
+              <w:bottom w:type="dxa" w:w="60"/>
+              <w:right w:type="dxa" w:w="90"/>
+            </w:tcMar>
+          </w:tcPr>
+          <w:p>
+            <w:pPr>
+              <w:spacing w:after="0" w:line="260"/>
+              <w:jc w:val="right"/>
+            </w:pPr>
+            <w:r>
+              <w:rPr>
+                <w:b w:val="false"/>
+                <w:bCs w:val="false"/>
+                <w:sz w:val="16"/>
+                <w:szCs w:val="16"/>
+              </w:rPr>
+              <w:t xml:space="preserve">+23</w:t>
+            </w:r>
+          </w:p>
+        </w:tc>
+        <w:tc>
+          <w:tcPr>
+            <w:tcW w:type="dxa" w:w="2449"/>
+            <w:tcMar>
+              <w:top w:type="dxa" w:w="60"/>
+              <w:left w:type="dxa" w:w="90"/>
+              <w:bottom w:type="dxa" w:w="60"/>
+              <w:right w:type="dxa" w:w="90"/>
+            </w:tcMar>
+          </w:tcPr>
+          <w:p>
+            <w:pPr>
+              <w:spacing w:after="0" w:line="260"/>
+              <w:jc w:val="right"/>
+            </w:pPr>
+            <w:r>
+              <w:rPr>
+                <w:b w:val="false"/>
+                <w:bCs w:val="false"/>
+                <w:sz w:val="16"/>
+                <w:szCs w:val="16"/>
+              </w:rPr>
+              <w:t xml:space="preserve">+11</w:t>
+            </w:r>
+          </w:p>
+        </w:tc>
+      </w:tr>
+      <w:tr>
+        <w:trPr>
+          <w:cantSplit/>
+          <w:tblHeader w:val="false"/>
+        </w:trPr>
+        <w:tc>
+          <w:tcPr>
+            <w:tcW w:type="dxa" w:w="3461"/>
+            <w:tcMar>
+              <w:top w:type="dxa" w:w="60"/>
+              <w:left w:type="dxa" w:w="90"/>
+              <w:bottom w:type="dxa" w:w="60"/>
+              <w:right w:type="dxa" w:w="90"/>
+            </w:tcMar>
+          </w:tcPr>
+          <w:p>
+            <w:pPr>
+              <w:spacing w:after="0" w:line="260"/>
+              <w:jc w:val="left"/>
+            </w:pPr>
+            <w:r>
+              <w:rPr>
+                <w:b w:val="false"/>
+                <w:bCs w:val="false"/>
+                <w:sz w:val="16"/>
+                <w:szCs w:val="16"/>
+              </w:rPr>
+              <w:t xml:space="preserve">2안 공기층 구간 PV</w:t>
+            </w:r>
+          </w:p>
+        </w:tc>
+        <w:tc>
+          <w:tcPr>
+            <w:tcW w:type="dxa" w:w="1998"/>
+            <w:tcMar>
+              <w:top w:type="dxa" w:w="60"/>
+              <w:left w:type="dxa" w:w="90"/>
+              <w:bottom w:type="dxa" w:w="60"/>
+              <w:right w:type="dxa" w:w="90"/>
+            </w:tcMar>
+          </w:tcPr>
+          <w:p>
+            <w:pPr>
+              <w:spacing w:after="0" w:line="260"/>
+              <w:jc w:val="right"/>
+            </w:pPr>
+            <w:r>
+              <w:rPr>
+                <w:b w:val="false"/>
+                <w:bCs w:val="false"/>
+                <w:sz w:val="16"/>
+                <w:szCs w:val="16"/>
+              </w:rPr>
+              <w:t xml:space="preserve">+58</w:t>
+            </w:r>
+          </w:p>
+        </w:tc>
+        <w:tc>
+          <w:tcPr>
+            <w:tcW w:type="dxa" w:w="1998"/>
+            <w:tcMar>
+              <w:top w:type="dxa" w:w="60"/>
+              <w:left w:type="dxa" w:w="90"/>
+              <w:bottom w:type="dxa" w:w="60"/>
+              <w:right w:type="dxa" w:w="90"/>
+            </w:tcMar>
+          </w:tcPr>
+          <w:p>
+            <w:pPr>
+              <w:spacing w:after="0" w:line="260"/>
+              <w:jc w:val="right"/>
+            </w:pPr>
+            <w:r>
+              <w:rPr>
+                <w:b w:val="false"/>
+                <w:bCs w:val="false"/>
+                <w:sz w:val="16"/>
+                <w:szCs w:val="16"/>
+              </w:rPr>
+              <w:t xml:space="preserve">+78</w:t>
+            </w:r>
+          </w:p>
+        </w:tc>
+        <w:tc>
+          <w:tcPr>
+            <w:tcW w:type="dxa" w:w="2449"/>
+            <w:tcMar>
+              <w:top w:type="dxa" w:w="60"/>
+              <w:left w:type="dxa" w:w="90"/>
+              <w:bottom w:type="dxa" w:w="60"/>
+              <w:right w:type="dxa" w:w="90"/>
+            </w:tcMar>
+          </w:tcPr>
+          <w:p>
+            <w:pPr>
+              <w:spacing w:after="0" w:line="260"/>
+              <w:jc w:val="right"/>
+            </w:pPr>
+            <w:r>
+              <w:rPr>
+                <w:b w:val="false"/>
+                <w:bCs w:val="false"/>
+                <w:sz w:val="16"/>
+                <w:szCs w:val="16"/>
+              </w:rPr>
+              <w:t xml:space="preserve">+21</w:t>
+            </w:r>
+          </w:p>
+        </w:tc>
+      </w:tr>
+    </w:tbl>
+    <w:p>
+      <w:pPr>
+        <w:spacing w:after="80"/>
+      </w:pPr>
+    </w:p>
+    <w:p>
+      <w:pPr>
+        <w:spacing w:after="160" w:before="60" w:line="276"/>
+      </w:pPr>
+      <w:r>
+        <w:rPr>
+          <w:color w:val="5A6771"/>
+          <w:sz w:val="16"/>
+          <w:szCs w:val="16"/>
+        </w:rPr>
+        <w:t xml:space="preserve">원하는 외기 온도에 더하면 됩니다. 예: 외기 30°C 여름 낮 → 현 구조 SMPS 약 83°C, 2안 B 약 54°C. 여름 낮은 7월 맑은 날 일사(374W/m²), 겨울 낮은 12월(806W/m²) 기준이고, 봄·가을은 사이 값입니다. 세로로 이어 붙여 위층 뒤 공기가 더 데워지면 그만큼 더합니다.</w:t>
+      </w:r>
+    </w:p>
+    <w:p>
+      <w:pPr>
+        <w:pStyle w:val="Heading2"/>
+        <w:keepNext/>
+        <w:spacing w:after="80" w:before="200"/>
+      </w:pPr>
+      <w:r>
+        <w:rPr>
+          <w:b/>
+          <w:bCs/>
+          <w:color w:val="1B2329"/>
+          <w:sz w:val="22"/>
+          <w:szCs w:val="22"/>
+        </w:rPr>
+        <w:t xml:space="preserve">1년 동안 SMPS가 넘는 시간 (추정)</w:t>
+      </w:r>
+    </w:p>
+    <w:tbl>
+      <w:tblPr>
+        <w:tblW w:type="dxa" w:w="9906"/>
+        <w:tblBorders>
+          <w:top w:val="single" w:color="C9D1D6" w:sz="4"/>
+          <w:left w:val="single" w:color="C9D1D6" w:sz="4"/>
+          <w:bottom w:val="single" w:color="C9D1D6" w:sz="4"/>
+          <w:right w:val="single" w:color="C9D1D6" w:sz="4"/>
+          <w:insideH w:val="single" w:color="C9D1D6" w:sz="4"/>
+          <w:insideV w:val="single" w:color="C9D1D6" w:sz="4"/>
+        </w:tblBorders>
+        <w:tblLayout w:type="fixed"/>
+      </w:tblPr>
+      <w:tblGrid>
+        <w:gridCol w:w="1876"/>
+        <w:gridCol w:w="2569"/>
+        <w:gridCol w:w="2569"/>
+        <w:gridCol w:w="2892"/>
+      </w:tblGrid>
+      <w:tr>
+        <w:trPr>
+          <w:cantSplit/>
+          <w:tblHeader/>
+        </w:trPr>
+        <w:tc>
+          <w:tcPr>
+            <w:tcW w:type="dxa" w:w="1876"/>
+            <w:shd w:fill="EEF1F3" w:color="auto" w:val="clear"/>
+            <w:tcMar>
+              <w:top w:type="dxa" w:w="60"/>
+              <w:left w:type="dxa" w:w="90"/>
+              <w:bottom w:type="dxa" w:w="60"/>
+              <w:right w:type="dxa" w:w="90"/>
+            </w:tcMar>
+          </w:tcPr>
+          <w:p>
+            <w:pPr>
+              <w:spacing w:after="0" w:line="260"/>
+              <w:jc w:val="left"/>
+            </w:pPr>
+            <w:r>
+              <w:rPr>
+                <w:b/>
+                <w:bCs/>
+                <w:sz w:val="16"/>
+                <w:szCs w:val="16"/>
+              </w:rPr>
+              <w:t xml:space="preserve">구성</w:t>
+            </w:r>
+          </w:p>
+        </w:tc>
+        <w:tc>
+          <w:tcPr>
+            <w:tcW w:type="dxa" w:w="2569"/>
+            <w:shd w:fill="EEF1F3" w:color="auto" w:val="clear"/>
+            <w:tcMar>
+              <w:top w:type="dxa" w:w="60"/>
+              <w:left w:type="dxa" w:w="90"/>
+              <w:bottom w:type="dxa" w:w="60"/>
+              <w:right w:type="dxa" w:w="90"/>
+            </w:tcMar>
+          </w:tcPr>
+          <w:p>
+            <w:pPr>
+              <w:spacing w:after="0" w:line="260"/>
+              <w:jc w:val="right"/>
+            </w:pPr>
+            <w:r>
+              <w:rPr>
+                <w:b/>
+                <w:bCs/>
+                <w:sz w:val="16"/>
+                <w:szCs w:val="16"/>
+              </w:rPr>
+              <w:t xml:space="preserve">60°C 초과</w:t>
+            </w:r>
+          </w:p>
+        </w:tc>
+        <w:tc>
+          <w:tcPr>
+            <w:tcW w:type="dxa" w:w="2569"/>
+            <w:shd w:fill="EEF1F3" w:color="auto" w:val="clear"/>
+            <w:tcMar>
+              <w:top w:type="dxa" w:w="60"/>
+              <w:left w:type="dxa" w:w="90"/>
+              <w:bottom w:type="dxa" w:w="60"/>
+              <w:right w:type="dxa" w:w="90"/>
+            </w:tcMar>
+          </w:tcPr>
+          <w:p>
+            <w:pPr>
+              <w:spacing w:after="0" w:line="260"/>
+              <w:jc w:val="right"/>
+            </w:pPr>
+            <w:r>
+              <w:rPr>
+                <w:b/>
+                <w:bCs/>
+                <w:sz w:val="16"/>
+                <w:szCs w:val="16"/>
+              </w:rPr>
+              <w:t xml:space="preserve">70°C 초과</w:t>
+            </w:r>
+          </w:p>
+        </w:tc>
+        <w:tc>
+          <w:tcPr>
+            <w:tcW w:type="dxa" w:w="2892"/>
+            <w:shd w:fill="EEF1F3" w:color="auto" w:val="clear"/>
+            <w:tcMar>
+              <w:top w:type="dxa" w:w="60"/>
+              <w:left w:type="dxa" w:w="90"/>
+              <w:bottom w:type="dxa" w:w="60"/>
+              <w:right w:type="dxa" w:w="90"/>
+            </w:tcMar>
+          </w:tcPr>
+          <w:p>
+            <w:pPr>
+              <w:spacing w:after="0" w:line="260"/>
+              <w:jc w:val="left"/>
+            </w:pPr>
+            <w:r>
+              <w:rPr>
+                <w:b/>
+                <w:bCs/>
+                <w:sz w:val="16"/>
+                <w:szCs w:val="16"/>
+              </w:rPr>
+              <w:t xml:space="preserve">60°C를 넘기는 외기</w:t>
+            </w:r>
+          </w:p>
+        </w:tc>
+      </w:tr>
+      <w:tr>
+        <w:trPr>
+          <w:cantSplit/>
+          <w:tblHeader w:val="false"/>
+        </w:trPr>
+        <w:tc>
+          <w:tcPr>
+            <w:tcW w:type="dxa" w:w="1876"/>
+            <w:shd w:fill="FDE8DC" w:color="auto" w:val="clear"/>
+            <w:tcMar>
+              <w:top w:type="dxa" w:w="60"/>
+              <w:left w:type="dxa" w:w="90"/>
+              <w:bottom w:type="dxa" w:w="60"/>
+              <w:right w:type="dxa" w:w="90"/>
+            </w:tcMar>
+          </w:tcPr>
+          <w:p>
+            <w:pPr>
+              <w:spacing w:after="0" w:line="260"/>
+              <w:jc w:val="left"/>
+            </w:pPr>
+            <w:r>
+              <w:rPr>
+                <w:b w:val="false"/>
+                <w:bCs w:val="false"/>
+                <w:sz w:val="16"/>
+                <w:szCs w:val="16"/>
+              </w:rPr>
+              <w:t xml:space="preserve">현 구조</w:t>
+            </w:r>
+          </w:p>
+        </w:tc>
+        <w:tc>
+          <w:tcPr>
+            <w:tcW w:type="dxa" w:w="2569"/>
+            <w:shd w:fill="FDE8DC" w:color="auto" w:val="clear"/>
+            <w:tcMar>
+              <w:top w:type="dxa" w:w="60"/>
+              <w:left w:type="dxa" w:w="90"/>
+              <w:bottom w:type="dxa" w:w="60"/>
+              <w:right w:type="dxa" w:w="90"/>
+            </w:tcMar>
+          </w:tcPr>
+          <w:p>
+            <w:pPr>
+              <w:spacing w:after="0" w:line="260"/>
+              <w:jc w:val="right"/>
+            </w:pPr>
+            <w:r>
+              <w:rPr>
+                <w:b w:val="false"/>
+                <w:bCs w:val="false"/>
+                <w:sz w:val="16"/>
+                <w:szCs w:val="16"/>
+              </w:rPr>
+              <w:t xml:space="preserve">약 3,400~3,700 h</w:t>
+            </w:r>
+          </w:p>
+        </w:tc>
+        <w:tc>
+          <w:tcPr>
+            <w:tcW w:type="dxa" w:w="2569"/>
+            <w:shd w:fill="FDE8DC" w:color="auto" w:val="clear"/>
+            <w:tcMar>
+              <w:top w:type="dxa" w:w="60"/>
+              <w:left w:type="dxa" w:w="90"/>
+              <w:bottom w:type="dxa" w:w="60"/>
+              <w:right w:type="dxa" w:w="90"/>
+            </w:tcMar>
+          </w:tcPr>
+          <w:p>
+            <w:pPr>
+              <w:spacing w:after="0" w:line="260"/>
+              <w:jc w:val="right"/>
+            </w:pPr>
+            <w:r>
+              <w:rPr>
+                <w:b w:val="false"/>
+                <w:bCs w:val="false"/>
+                <w:sz w:val="16"/>
+                <w:szCs w:val="16"/>
+              </w:rPr>
+              <w:t xml:space="preserve">약 2,100~2,300 h</w:t>
+            </w:r>
+          </w:p>
+        </w:tc>
+        <w:tc>
+          <w:tcPr>
+            <w:tcW w:type="dxa" w:w="2892"/>
+            <w:shd w:fill="FDE8DC" w:color="auto" w:val="clear"/>
+            <w:tcMar>
+              <w:top w:type="dxa" w:w="60"/>
+              <w:left w:type="dxa" w:w="90"/>
+              <w:bottom w:type="dxa" w:w="60"/>
+              <w:right w:type="dxa" w:w="90"/>
+            </w:tcMar>
+          </w:tcPr>
+          <w:p>
+            <w:pPr>
+              <w:spacing w:after="0" w:line="260"/>
+              <w:jc w:val="left"/>
+            </w:pPr>
+            <w:r>
+              <w:rPr>
+                <w:b w:val="false"/>
+                <w:bCs w:val="false"/>
+                <w:sz w:val="16"/>
+                <w:szCs w:val="16"/>
+              </w:rPr>
+              <w:t xml:space="preserve">외기 약 5°C 이상이면 낮에 넘음</w:t>
+            </w:r>
+          </w:p>
+        </w:tc>
+      </w:tr>
+      <w:tr>
+        <w:trPr>
+          <w:cantSplit/>
+          <w:tblHeader w:val="false"/>
+        </w:trPr>
+        <w:tc>
+          <w:tcPr>
+            <w:tcW w:type="dxa" w:w="1876"/>
+            <w:tcMar>
+              <w:top w:type="dxa" w:w="60"/>
+              <w:left w:type="dxa" w:w="90"/>
+              <w:bottom w:type="dxa" w:w="60"/>
+              <w:right w:type="dxa" w:w="90"/>
+            </w:tcMar>
+          </w:tcPr>
+          <w:p>
+            <w:pPr>
+              <w:spacing w:after="0" w:line="260"/>
+              <w:jc w:val="left"/>
+            </w:pPr>
+            <w:r>
+              <w:rPr>
+                <w:b w:val="false"/>
+                <w:bCs w:val="false"/>
+                <w:sz w:val="16"/>
+                <w:szCs w:val="16"/>
+              </w:rPr>
+              <w:t xml:space="preserve">1안 패드+핀</w:t>
+            </w:r>
+          </w:p>
+        </w:tc>
+        <w:tc>
+          <w:tcPr>
+            <w:tcW w:type="dxa" w:w="2569"/>
+            <w:tcMar>
+              <w:top w:type="dxa" w:w="60"/>
+              <w:left w:type="dxa" w:w="90"/>
+              <w:bottom w:type="dxa" w:w="60"/>
+              <w:right w:type="dxa" w:w="90"/>
+            </w:tcMar>
+          </w:tcPr>
+          <w:p>
+            <w:pPr>
+              <w:spacing w:after="0" w:line="260"/>
+              <w:jc w:val="right"/>
+            </w:pPr>
+            <w:r>
+              <w:rPr>
+                <w:b w:val="false"/>
+                <w:bCs w:val="false"/>
+                <w:sz w:val="16"/>
+                <w:szCs w:val="16"/>
+              </w:rPr>
+              <w:t xml:space="preserve">연 수십 h</w:t>
+            </w:r>
+          </w:p>
+        </w:tc>
+        <w:tc>
+          <w:tcPr>
+            <w:tcW w:type="dxa" w:w="2569"/>
+            <w:tcMar>
+              <w:top w:type="dxa" w:w="60"/>
+              <w:left w:type="dxa" w:w="90"/>
+              <w:bottom w:type="dxa" w:w="60"/>
+              <w:right w:type="dxa" w:w="90"/>
+            </w:tcMar>
+          </w:tcPr>
+          <w:p>
+            <w:pPr>
+              <w:spacing w:after="0" w:line="260"/>
+              <w:jc w:val="right"/>
+            </w:pPr>
+            <w:r>
+              <w:rPr>
+                <w:b w:val="false"/>
+                <w:bCs w:val="false"/>
+                <w:sz w:val="16"/>
+                <w:szCs w:val="16"/>
+              </w:rPr>
+              <w:t xml:space="preserve">0</w:t>
+            </w:r>
+          </w:p>
+        </w:tc>
+        <w:tc>
+          <w:tcPr>
+            <w:tcW w:type="dxa" w:w="2892"/>
+            <w:tcMar>
+              <w:top w:type="dxa" w:w="60"/>
+              <w:left w:type="dxa" w:w="90"/>
+              <w:bottom w:type="dxa" w:w="60"/>
+              <w:right w:type="dxa" w:w="90"/>
+            </w:tcMar>
+          </w:tcPr>
+          <w:p>
+            <w:pPr>
+              <w:spacing w:after="0" w:line="260"/>
+              <w:jc w:val="left"/>
+            </w:pPr>
+            <w:r>
+              <w:rPr>
+                <w:b w:val="false"/>
+                <w:bCs w:val="false"/>
+                <w:sz w:val="16"/>
+                <w:szCs w:val="16"/>
+              </w:rPr>
+              <w:t xml:space="preserve">약 33°C 이상 폭염일</w:t>
+            </w:r>
+          </w:p>
+        </w:tc>
+      </w:tr>
+      <w:tr>
+        <w:trPr>
+          <w:cantSplit/>
+          <w:tblHeader w:val="false"/>
+        </w:trPr>
+        <w:tc>
+          <w:tcPr>
+            <w:tcW w:type="dxa" w:w="1876"/>
+            <w:shd w:fill="E2F2E8" w:color="auto" w:val="clear"/>
+            <w:tcMar>
+              <w:top w:type="dxa" w:w="60"/>
+              <w:left w:type="dxa" w:w="90"/>
+              <w:bottom w:type="dxa" w:w="60"/>
+              <w:right w:type="dxa" w:w="90"/>
+            </w:tcMar>
+          </w:tcPr>
+          <w:p>
+            <w:pPr>
+              <w:spacing w:after="0" w:line="260"/>
+              <w:jc w:val="left"/>
+            </w:pPr>
+            <w:r>
+              <w:rPr>
+                <w:b w:val="false"/>
+                <w:bCs w:val="false"/>
+                <w:sz w:val="16"/>
+                <w:szCs w:val="16"/>
+              </w:rPr>
+              <w:t xml:space="preserve">2안 B</w:t>
+            </w:r>
+          </w:p>
+        </w:tc>
+        <w:tc>
+          <w:tcPr>
+            <w:tcW w:type="dxa" w:w="2569"/>
+            <w:shd w:fill="E2F2E8" w:color="auto" w:val="clear"/>
+            <w:tcMar>
+              <w:top w:type="dxa" w:w="60"/>
+              <w:left w:type="dxa" w:w="90"/>
+              <w:bottom w:type="dxa" w:w="60"/>
+              <w:right w:type="dxa" w:w="90"/>
+            </w:tcMar>
+          </w:tcPr>
+          <w:p>
+            <w:pPr>
+              <w:spacing w:after="0" w:line="260"/>
+              <w:jc w:val="right"/>
+            </w:pPr>
+            <w:r>
+              <w:rPr>
+                <w:b w:val="false"/>
+                <w:bCs w:val="false"/>
+                <w:sz w:val="16"/>
+                <w:szCs w:val="16"/>
+              </w:rPr>
+              <w:t xml:space="preserve">0 (평년일)</w:t>
+            </w:r>
+          </w:p>
+        </w:tc>
+        <w:tc>
+          <w:tcPr>
+            <w:tcW w:type="dxa" w:w="2569"/>
+            <w:shd w:fill="E2F2E8" w:color="auto" w:val="clear"/>
+            <w:tcMar>
+              <w:top w:type="dxa" w:w="60"/>
+              <w:left w:type="dxa" w:w="90"/>
+              <w:bottom w:type="dxa" w:w="60"/>
+              <w:right w:type="dxa" w:w="90"/>
+            </w:tcMar>
+          </w:tcPr>
+          <w:p>
+            <w:pPr>
+              <w:spacing w:after="0" w:line="260"/>
+              <w:jc w:val="right"/>
+            </w:pPr>
+            <w:r>
+              <w:rPr>
+                <w:b w:val="false"/>
+                <w:bCs w:val="false"/>
+                <w:sz w:val="16"/>
+                <w:szCs w:val="16"/>
+              </w:rPr>
+              <w:t xml:space="preserve">0</w:t>
+            </w:r>
+          </w:p>
+        </w:tc>
+        <w:tc>
+          <w:tcPr>
+            <w:tcW w:type="dxa" w:w="2892"/>
+            <w:shd w:fill="E2F2E8" w:color="auto" w:val="clear"/>
+            <w:tcMar>
+              <w:top w:type="dxa" w:w="60"/>
+              <w:left w:type="dxa" w:w="90"/>
+              <w:bottom w:type="dxa" w:w="60"/>
+              <w:right w:type="dxa" w:w="90"/>
+            </w:tcMar>
+          </w:tcPr>
+          <w:p>
+            <w:pPr>
+              <w:spacing w:after="0" w:line="260"/>
+              <w:jc w:val="left"/>
+            </w:pPr>
+            <w:r>
+              <w:rPr>
+                <w:b w:val="false"/>
+                <w:bCs w:val="false"/>
+                <w:sz w:val="16"/>
+                <w:szCs w:val="16"/>
+              </w:rPr>
+              <w:t xml:space="preserve">약 36°C 이상 극한일</w:t>
+            </w:r>
+          </w:p>
+        </w:tc>
+      </w:tr>
+      <w:tr>
+        <w:trPr>
+          <w:cantSplit/>
+          <w:tblHeader w:val="false"/>
+        </w:trPr>
+        <w:tc>
+          <w:tcPr>
+            <w:tcW w:type="dxa" w:w="1876"/>
+            <w:shd w:fill="E2F2E8" w:color="auto" w:val="clear"/>
+            <w:tcMar>
+              <w:top w:type="dxa" w:w="60"/>
+              <w:left w:type="dxa" w:w="90"/>
+              <w:bottom w:type="dxa" w:w="60"/>
+              <w:right w:type="dxa" w:w="90"/>
+            </w:tcMar>
+          </w:tcPr>
+          <w:p>
+            <w:pPr>
+              <w:spacing w:after="0" w:line="260"/>
+              <w:jc w:val="left"/>
+            </w:pPr>
+            <w:r>
+              <w:rPr>
+                <w:b w:val="false"/>
+                <w:bCs w:val="false"/>
+                <w:sz w:val="16"/>
+                <w:szCs w:val="16"/>
+              </w:rPr>
+              <w:t xml:space="preserve">2안 D</w:t>
+            </w:r>
+          </w:p>
+        </w:tc>
+        <w:tc>
+          <w:tcPr>
+            <w:tcW w:type="dxa" w:w="2569"/>
+            <w:shd w:fill="E2F2E8" w:color="auto" w:val="clear"/>
+            <w:tcMar>
+              <w:top w:type="dxa" w:w="60"/>
+              <w:left w:type="dxa" w:w="90"/>
+              <w:bottom w:type="dxa" w:w="60"/>
+              <w:right w:type="dxa" w:w="90"/>
+            </w:tcMar>
+          </w:tcPr>
+          <w:p>
+            <w:pPr>
+              <w:spacing w:after="0" w:line="260"/>
+              <w:jc w:val="right"/>
+            </w:pPr>
+            <w:r>
+              <w:rPr>
+                <w:b w:val="false"/>
+                <w:bCs w:val="false"/>
+                <w:sz w:val="16"/>
+                <w:szCs w:val="16"/>
+              </w:rPr>
+              <w:t xml:space="preserve">0</w:t>
+            </w:r>
+          </w:p>
+        </w:tc>
+        <w:tc>
+          <w:tcPr>
+            <w:tcW w:type="dxa" w:w="2569"/>
+            <w:shd w:fill="E2F2E8" w:color="auto" w:val="clear"/>
+            <w:tcMar>
+              <w:top w:type="dxa" w:w="60"/>
+              <w:left w:type="dxa" w:w="90"/>
+              <w:bottom w:type="dxa" w:w="60"/>
+              <w:right w:type="dxa" w:w="90"/>
+            </w:tcMar>
+          </w:tcPr>
+          <w:p>
+            <w:pPr>
+              <w:spacing w:after="0" w:line="260"/>
+              <w:jc w:val="right"/>
+            </w:pPr>
+            <w:r>
+              <w:rPr>
+                <w:b w:val="false"/>
+                <w:bCs w:val="false"/>
+                <w:sz w:val="16"/>
+                <w:szCs w:val="16"/>
+              </w:rPr>
+              <w:t xml:space="preserve">0</w:t>
+            </w:r>
+          </w:p>
+        </w:tc>
+        <w:tc>
+          <w:tcPr>
+            <w:tcW w:type="dxa" w:w="2892"/>
+            <w:shd w:fill="E2F2E8" w:color="auto" w:val="clear"/>
+            <w:tcMar>
+              <w:top w:type="dxa" w:w="60"/>
+              <w:left w:type="dxa" w:w="90"/>
+              <w:bottom w:type="dxa" w:w="60"/>
+              <w:right w:type="dxa" w:w="90"/>
+            </w:tcMar>
+          </w:tcPr>
+          <w:p>
+            <w:pPr>
+              <w:spacing w:after="0" w:line="260"/>
+              <w:jc w:val="left"/>
+            </w:pPr>
+            <w:r>
+              <w:rPr>
+                <w:b w:val="false"/>
+                <w:bCs w:val="false"/>
+                <w:sz w:val="16"/>
+                <w:szCs w:val="16"/>
+              </w:rPr>
+              <w:t xml:space="preserve">약 41°C 이상 (사실상 없음)</w:t>
+            </w:r>
+          </w:p>
+        </w:tc>
+      </w:tr>
+      <w:tr>
+        <w:trPr>
+          <w:cantSplit/>
+          <w:tblHeader w:val="false"/>
+        </w:trPr>
+        <w:tc>
+          <w:tcPr>
+            <w:tcW w:type="dxa" w:w="1876"/>
+            <w:tcMar>
+              <w:top w:type="dxa" w:w="60"/>
+              <w:left w:type="dxa" w:w="90"/>
+              <w:bottom w:type="dxa" w:w="60"/>
+              <w:right w:type="dxa" w:w="90"/>
+            </w:tcMar>
+          </w:tcPr>
+          <w:p>
+            <w:pPr>
+              <w:spacing w:after="0" w:line="260"/>
+              <w:jc w:val="left"/>
+            </w:pPr>
+            <w:r>
+              <w:rPr>
+                <w:b w:val="false"/>
+                <w:bCs w:val="false"/>
+                <w:sz w:val="16"/>
+                <w:szCs w:val="16"/>
+              </w:rPr>
+              <w:t xml:space="preserve">3안 DC-DC</w:t>
+            </w:r>
+          </w:p>
+        </w:tc>
+        <w:tc>
+          <w:tcPr>
+            <w:tcW w:type="dxa" w:w="2569"/>
+            <w:tcMar>
+              <w:top w:type="dxa" w:w="60"/>
+              <w:left w:type="dxa" w:w="90"/>
+              <w:bottom w:type="dxa" w:w="60"/>
+              <w:right w:type="dxa" w:w="90"/>
+            </w:tcMar>
+          </w:tcPr>
+          <w:p>
+            <w:pPr>
+              <w:spacing w:after="0" w:line="260"/>
+              <w:jc w:val="right"/>
+            </w:pPr>
+            <w:r>
+              <w:rPr>
+                <w:b w:val="false"/>
+                <w:bCs w:val="false"/>
+                <w:sz w:val="16"/>
+                <w:szCs w:val="16"/>
+              </w:rPr>
+              <w:t xml:space="preserve">0</w:t>
+            </w:r>
+          </w:p>
+        </w:tc>
+        <w:tc>
+          <w:tcPr>
+            <w:tcW w:type="dxa" w:w="2569"/>
+            <w:tcMar>
+              <w:top w:type="dxa" w:w="60"/>
+              <w:left w:type="dxa" w:w="90"/>
+              <w:bottom w:type="dxa" w:w="60"/>
+              <w:right w:type="dxa" w:w="90"/>
+            </w:tcMar>
+          </w:tcPr>
+          <w:p>
+            <w:pPr>
+              <w:spacing w:after="0" w:line="260"/>
+              <w:jc w:val="right"/>
+            </w:pPr>
+            <w:r>
+              <w:rPr>
+                <w:b w:val="false"/>
+                <w:bCs w:val="false"/>
+                <w:sz w:val="16"/>
+                <w:szCs w:val="16"/>
+              </w:rPr>
+              <w:t xml:space="preserve">0</w:t>
+            </w:r>
+          </w:p>
+        </w:tc>
+        <w:tc>
+          <w:tcPr>
+            <w:tcW w:type="dxa" w:w="2892"/>
+            <w:tcMar>
+              <w:top w:type="dxa" w:w="60"/>
+              <w:left w:type="dxa" w:w="90"/>
+              <w:bottom w:type="dxa" w:w="60"/>
+              <w:right w:type="dxa" w:w="90"/>
+            </w:tcMar>
+          </w:tcPr>
+          <w:p>
+            <w:pPr>
+              <w:spacing w:after="0" w:line="260"/>
+              <w:jc w:val="left"/>
+            </w:pPr>
+            <w:r>
+              <w:rPr>
+                <w:b w:val="false"/>
+                <w:bCs w:val="false"/>
+                <w:sz w:val="16"/>
+                <w:szCs w:val="16"/>
+              </w:rPr>
+              <w:t xml:space="preserve">약 39°C 이상</w:t>
+            </w:r>
+          </w:p>
+        </w:tc>
+      </w:tr>
+    </w:tbl>
+    <w:p>
+      <w:pPr>
+        <w:spacing w:after="80"/>
+      </w:pPr>
+    </w:p>
+    <w:p>
+      <w:pPr>
+        <w:spacing w:after="160" w:before="60" w:line="276"/>
+      </w:pPr>
+      <w:r>
+        <w:rPr>
+          <w:color w:val="5A6771"/>
+          <w:sz w:val="16"/>
+          <w:szCs w:val="16"/>
+        </w:rPr>
+        <w:t xml:space="preserve">월별 평년 최고·최저 기온을 사인곡선으로 이어 시간별로 계산했습니다. 해가 떠 있는 동안 400W, 나머지 200W로 보수적으로 가정했습니다. 평년값 하루를 쓰므로 더운 날의 변동은 반영되지 않습니다.</w:t>
+      </w:r>
+    </w:p>
+    <w:p>
+      <w:pPr>
+        <w:pStyle w:val="Heading1"/>
+        <w:keepNext/>
+        <w:pBdr>
+          <w:bottom w:val="single" w:color="0F4C5C" w:sz="8" w:space="4"/>
+        </w:pBdr>
+        <w:spacing w:after="140" w:before="360"/>
+      </w:pPr>
+      <w:r>
+        <w:rPr>
+          <w:b/>
+          <w:bCs/>
+          <w:color w:val="0F4C5C"/>
+          <w:sz w:val="28"/>
+          <w:szCs w:val="28"/>
+        </w:rPr>
+        <w:t xml:space="preserve">07  개선안 비교</w:t>
       </w:r>
     </w:p>
     <w:tbl>
@@ -8015,7 +12043,7 @@
                 <w:sz w:val="16"/>
                 <w:szCs w:val="16"/>
               </w:rPr>
-              <w:t xml:space="preserve">5V 회로당 20A 커넥터 여유 부족, 커넥터 풀림 시 과열(09장)</w:t>
+              <w:t xml:space="preserve">5V 회로당 20A 커넥터 여유 부족, 커넥터 풀림 시 과열(10장)</w:t>
             </w:r>
           </w:p>
         </w:tc>
@@ -8229,7 +12257,7 @@
           <w:sz w:val="28"/>
           <w:szCs w:val="28"/>
         </w:rPr>
-        <w:t xml:space="preserve">07  3안 장기안: 48V 배전과 분전반 실내 이전</w:t>
+        <w:t xml:space="preserve">08  3안 장기안: 48V 배전과 분전반 실내 이전</w:t>
       </w:r>
     </w:p>
     <w:p>
@@ -9148,7 +13176,7 @@
           <w:sz w:val="28"/>
           <w:szCs w:val="28"/>
         </w:rPr>
-        <w:t xml:space="preserve">08  SMPS 핀 함체 히트싱크 (2안)</w:t>
+        <w:t xml:space="preserve">09  SMPS 핀 함체 히트싱크 (2안)</w:t>
       </w:r>
     </w:p>
     <w:p>
@@ -9176,7 +13204,7 @@
                     </pic:cNvPicPr>
                   </pic:nvPicPr>
                   <pic:blipFill>
-                    <a:blip r:embed="rId12" cstate="none"/>
+                    <a:blip r:embed="rId13" cstate="none"/>
                     <a:srcRect/>
                     <a:stretch>
                       <a:fillRect/>
@@ -9208,7 +13236,7 @@
           <w:sz w:val="16"/>
           <w:szCs w:val="16"/>
         </w:rPr>
-        <w:t xml:space="preserve">그림 5. 권장 핀 단면(B안). 비율은 실제와 다릅니다.</w:t>
+        <w:t xml:space="preserve">그림 6. 권장 핀 단면(B안). 비율은 실제와 다릅니다.</w:t>
       </w:r>
     </w:p>
     <w:tbl>
@@ -10634,7 +14662,7 @@
           <w:sz w:val="28"/>
           <w:szCs w:val="28"/>
         </w:rPr>
-        <w:t xml:space="preserve">09  5V 연결 검토: XT60 ×4 + 11AWG 실리콘 케이블 (2안)</w:t>
+        <w:t xml:space="preserve">10  5V 연결 검토: XT60 ×4 + 11AWG 실리콘 케이블 (2안)</w:t>
       </w:r>
     </w:p>
     <w:p>
@@ -13854,7 +17882,7 @@
           <w:sz w:val="28"/>
           <w:szCs w:val="28"/>
         </w:rPr>
-        <w:t xml:space="preserve">10  검토 항목 (위치 · 문제점 · 예상 현상 · 개선 검토 사항)</w:t>
+        <w:t xml:space="preserve">11  검토 항목 (위치 · 문제점 · 예상 현상 · 개선 검토 사항)</w:t>
       </w:r>
     </w:p>
     <w:p>
@@ -15504,7 +19532,7 @@
                 <w:sz w:val="16"/>
                 <w:szCs w:val="16"/>
               </w:rPr>
-              <w:t xml:space="preserve">SMPS당 2회로 부하 분리(확정, 버스 연결 금지), 10AWG, 편도 0.5m 이하. 단자대 + IP68 글랜드 또는 SB50·SP29. XT60 유지 시 함체 내부·정품·고정 클램프 + 회로별 25~30A 퓨즈나 온도 감시. 1대 고장 시 반쪽 소등 또는 휘도 감축(09장)</w:t>
+              <w:t xml:space="preserve">SMPS당 2회로 부하 분리(확정, 버스 연결 금지), 10AWG, 편도 0.5m 이하. 단자대 + IP68 글랜드 또는 SB50·SP29. XT60 유지 시 함체 내부·정품·고정 클램프 + 회로별 25~30A 퓨즈나 온도 감시. 1대 고장 시 반쪽 소등 또는 휘도 감축(10장)</w:t>
             </w:r>
           </w:p>
         </w:tc>
@@ -15814,7 +19842,7 @@
           <w:sz w:val="28"/>
           <w:szCs w:val="28"/>
         </w:rPr>
-        <w:t xml:space="preserve">11  우리 요청사항 수정 제안</w:t>
+        <w:t xml:space="preserve">12  우리 요청사항 수정 제안</w:t>
       </w:r>
     </w:p>
     <w:tbl>
@@ -16769,7 +20797,7 @@
           <w:sz w:val="28"/>
           <w:szCs w:val="28"/>
         </w:rPr>
-        <w:t xml:space="preserve">12  유지보수 문의 보강</w:t>
+        <w:t xml:space="preserve">13  유지보수 문의 보강</w:t>
       </w:r>
     </w:p>
     <w:tbl>
@@ -17816,7 +21844,7 @@
           <w:sz w:val="28"/>
           <w:szCs w:val="28"/>
         </w:rPr>
-        <w:t xml:space="preserve">13  업체 질의·검증 요청</w:t>
+        <w:t xml:space="preserve">14  업체 질의·검증 요청</w:t>
       </w:r>
     </w:p>
     <w:tbl>
@@ -18797,7 +22825,7 @@
           <w:sz w:val="28"/>
           <w:szCs w:val="28"/>
         </w:rPr>
-        <w:t xml:space="preserve">14  업체 전달용 문안 (구어체 초안)</w:t>
+        <w:t xml:space="preserve">15  업체 전달용 문안 (구어체 초안)</w:t>
       </w:r>
     </w:p>
     <w:p>
@@ -18970,7 +22998,7 @@
           <w:sz w:val="28"/>
           <w:szCs w:val="28"/>
         </w:rPr>
-        <w:t xml:space="preserve">15  가정·확인 필요 사항과 출처</w:t>
+        <w:t xml:space="preserve">16  가정·확인 필요 사항과 출처</w:t>
       </w:r>
     </w:p>
     <w:p>

--- a/docs/bipv-design-review.docx
+++ b/docs/bipv-design-review.docx
@@ -12,7 +12,7 @@
           <w:sz w:val="16"/>
           <w:szCs w:val="16"/>
         </w:rPr>
-        <w:t xml:space="preserve">BIPV PROJECT · 기구 설계 검토 회신  ·  2026-10-28  ·  내부 검토안 v3.3 (평균 기온 온도 추가)</w:t>
+        <w:t xml:space="preserve">BIPV PROJECT · 기구 설계 검토 회신  ·  2026-10-28  ·  내부 검토안 v3.4 (5V 연결 XT90 ×2, 40A)</w:t>
       </w:r>
     </w:p>
     <w:p>
@@ -14662,7 +14662,7 @@
           <w:sz w:val="28"/>
           <w:szCs w:val="28"/>
         </w:rPr>
-        <w:t xml:space="preserve">10  5V 연결 검토: XT60 ×4 + 11AWG 실리콘 케이블 (2안)</w:t>
+        <w:t xml:space="preserve">10  5V 연결 검토: XT90 ×2 + 실리콘 케이블 (2안)</w:t>
       </w:r>
     </w:p>
     <w:p>
@@ -14674,7 +14674,7 @@
           <w:sz w:val="19"/>
           <w:szCs w:val="19"/>
         </w:rPr>
-        <w:t xml:space="preserve">2안에서 SMPS 함체와 Hub 함체를 잇는 5V 경로를 별도 전류 계산 에이전트가 계산했습니다. XT60은 +/− 2핀이므로 "4개"는 4회로이고, </w:t>
+        <w:t xml:space="preserve">2안에서 SMPS 핀 함체와 Hub 함체를 잇는 5V 경로를 </w:t>
       </w:r>
       <w:r>
         <w:rPr>
@@ -14683,14 +14683,46 @@
           <w:sz w:val="19"/>
           <w:szCs w:val="19"/>
         </w:rPr>
-        <w:t xml:space="preserve">SMPS 1대당 2회로씩 나눠 쓰는 구성(A)으로 확정</w:t>
+        <w:t xml:space="preserve">XT90 2개(SMPS당 1개)와 실리콘 케이블 편도 0.5m</w:t>
       </w:r>
       <w:r>
         <w:rPr>
           <w:sz w:val="19"/>
           <w:szCs w:val="19"/>
         </w:rPr>
-        <w:t xml:space="preserve">했습니다. 정상 상태에서 회로당 20A(패널 80A ÷ 4)입니다. 함체 내부 온도는 열계산 설계값 60~63°C, 보수 조건 75°C로 보았습니다.</w:t>
+        <w:t xml:space="preserve">로 구성하는 것으로 확정했습니다. 한낮 400W에서 커넥터 1개당 </w:t>
+      </w:r>
+      <w:r>
+        <w:rPr>
+          <w:b/>
+          <w:bCs/>
+          <w:sz w:val="19"/>
+          <w:szCs w:val="19"/>
+        </w:rPr>
+        <w:t xml:space="preserve">40A</w:t>
+      </w:r>
+      <w:r>
+        <w:rPr>
+          <w:sz w:val="19"/>
+          <w:szCs w:val="19"/>
+        </w:rPr>
+        <w:t xml:space="preserve">가 흐르고, XT90은 판매처 기준 </w:t>
+      </w:r>
+      <w:r>
+        <w:rPr>
+          <w:b/>
+          <w:bCs/>
+          <w:sz w:val="19"/>
+          <w:szCs w:val="19"/>
+        </w:rPr>
+        <w:t xml:space="preserve">40A 연속 정격</w:t>
+      </w:r>
+      <w:r>
+        <w:rPr>
+          <w:sz w:val="19"/>
+          <w:szCs w:val="19"/>
+        </w:rPr>
+        <w:t xml:space="preserve">으로 보았습니다. 케이블 굵기는 40A에 맞게 전류 계산 에이전트가 선정했습니다. 두 SMPS 출력은 서로 묶지 않습니다. 함체 내부 온도는 SMPS 핀 함체 55~58°C, Hub 함체 63°C(설계), 보수 75°C로 보았습니다.</w:t>
       </w:r>
     </w:p>
     <w:p>
@@ -14709,14 +14741,14 @@
           <w:sz w:val="19"/>
           <w:szCs w:val="19"/>
         </w:rPr>
-        <w:t xml:space="preserve">정상 상태(20A/회로)는 설계 온도에서 겨우 버티지만 여유가 없습니다.</w:t>
+        <w:t xml:space="preserve">케이블은 실리콘 8AWG입니다.</w:t>
       </w:r>
       <w:r>
         <w:rPr>
           <w:sz w:val="19"/>
           <w:szCs w:val="19"/>
         </w:rPr>
-        <w:t xml:space="preserve"> XT60 디레이팅 허용값은 60°C 22.5A, 63°C 21.7A, 75°C 18.4A입니다. 20A는 보수 조건에서 9% 초과입니다. 11AWG도 75°C 번들에서 허용 16.6A(도체 90°C 기준)로 20A보다 낮습니다.</w:t>
+        <w:t xml:space="preserve"> 63°C에서 40A일 때 도체가 88°C로 90°C 기준을 만족합니다. 10AWG는 119°C로 부족하고, 6AWG는 75°C까지 여유가 있지만 XT90 납땜 컵에 들어가지 않습니다.</w:t>
       </w:r>
     </w:p>
     <w:p>
@@ -14735,14 +14767,14 @@
           <w:sz w:val="19"/>
           <w:szCs w:val="19"/>
         </w:rPr>
-        <w:t xml:space="preserve">고장 시에는 위험합니다.</w:t>
+        <w:t xml:space="preserve">전압은 만족합니다.</w:t>
       </w:r>
       <w:r>
         <w:rPr>
           <w:sz w:val="19"/>
           <w:szCs w:val="19"/>
         </w:rPr>
-        <w:t xml:space="preserve"> 커넥터 1개가 빠지거나 풀리면 남은 회로에 40A 이상이 흐릅니다. 이때 XT60은 정격의 133% 이상이고 하우징이 113°C 이상(나일론 상한 120°C)으로 올라 녹을 수 있습니다.</w:t>
+        <w:t xml:space="preserve"> SMPS 5.0V에서 Hub 입력 4.82V, LED 모듈단 4.52~4.62V입니다. 접점이 노후되면 Hub 4.77V로 4.5V 기준 경계에 걸립니다.</w:t>
       </w:r>
     </w:p>
     <w:p>
@@ -14761,14 +14793,14 @@
           <w:sz w:val="19"/>
           <w:szCs w:val="19"/>
         </w:rPr>
-        <w:t xml:space="preserve">확정 구성(A)은 SMPS별로 부하가 나뉘어 안전한 쪽입니다.</w:t>
+        <w:t xml:space="preserve">XT90은 40A 정격이어도 고온 함체 안에서 40A 연속 운전은 여유가 없습니다.</w:t>
       </w:r>
       <w:r>
         <w:rPr>
           <w:sz w:val="19"/>
           <w:szCs w:val="19"/>
         </w:rPr>
-        <w:t xml:space="preserve"> 참고로 4회로를 하나의 버스로 묶으면(B) SMPS 출력 설정이 20mV만 달라도 분담이 60A/20A로 갈리므로, Hub 쪽에서도 두 SMPS의 5V를 서로 연결하지 않아야 합니다.</w:t>
+        <w:t xml:space="preserve"> 정격은 주변 25°C 기준이라 63°C에서는 허용치가 29.0A로 줄어듭니다. 40A는 그 138%이고, 하우징이 106~127°C로 설계 상한(105°C)을 넘습니다.</w:t>
       </w:r>
     </w:p>
     <w:p>
@@ -14787,14 +14819,14 @@
           <w:sz w:val="19"/>
           <w:szCs w:val="19"/>
         </w:rPr>
-        <w:t xml:space="preserve">전압은 0.5m 이하면 괜찮습니다.</w:t>
+        <w:t xml:space="preserve">쓰려면 조건이 필요합니다.</w:t>
       </w:r>
       <w:r>
         <w:rPr>
           <w:sz w:val="19"/>
           <w:szCs w:val="19"/>
         </w:rPr>
-        <w:t xml:space="preserve"> SMPS 5.0V에서 Hub 입력이 4.82~4.84V이고, LED 모듈단 추정 4.5~4.6V입니다. 1.0m면 모듈단 4.4V 안팎으로 여유가 없습니다.</w:t>
+        <w:t xml:space="preserve"> 커넥터를 덜 뜨거운 SMPS 함체 쪽에 두고, 휘도 상한을 SMPS당 32A(패널 약 320W, full white의 80%)로 두고, 회로당 50A 퓨즈와 커넥터 온도 감시를 답니다. 63°C에서 40A 2시간 시험에 합격하면 상한을 풀 수 있습니다.</w:t>
       </w:r>
     </w:p>
     <w:p>
@@ -14813,14 +14845,74 @@
           <w:sz w:val="19"/>
           <w:szCs w:val="19"/>
         </w:rPr>
-        <w:t xml:space="preserve">권장:</w:t>
+        <w:t xml:space="preserve">SMPS 1대가 고장 나면 화면 절반만 꺼지고 반대쪽은 40A 그대로라 과부하는 없습니다.</w:t>
       </w:r>
       <w:r>
         <w:rPr>
           <w:sz w:val="19"/>
           <w:szCs w:val="19"/>
         </w:rPr>
-        <w:t xml:space="preserve"> SMPS별로 부하를 분리(SMPS 1대에 2회로, 버스 연결 금지), 케이블은 10AWG, 편도 0.5m 이하. 커넥터는 함체 안 단자대 + IP68 글랜드가 1순위입니다. XT60을 쓴다면 함체 안에만 두고, 정품을 쓰고, 고정 클램프를 답니다. 회로별 25~30A 퓨즈나 온도 감시도 둡니다.</w:t>
+        <w:t xml:space="preserve"> 반대로 SMPS가 과전류 보호 구간(80A 이상)으로 들어가면 커넥터가 녹을 수 있어 퓨즈가 필수입니다.</w:t>
+      </w:r>
+    </w:p>
+    <w:p>
+      <w:pPr>
+        <w:keepNext/>
+        <w:spacing w:after="60" w:before="120"/>
+        <w:jc w:val="center"/>
+      </w:pPr>
+      <w:r>
+        <w:drawing>
+          <wp:inline distT="0" distB="0" distL="0" distR="0">
+            <wp:extent cx="5076825" cy="2133600"/>
+            <wp:effectExtent t="0" r="0" b="0" l="0"/>
+            <wp:docPr id="1" name="" descr="" title=""/>
+            <wp:cNvGraphicFramePr>
+              <a:graphicFrameLocks xmlns:a="http://schemas.openxmlformats.org/drawingml/2006/main" noChangeAspect="1"/>
+            </wp:cNvGraphicFramePr>
+            <a:graphic xmlns:a="http://schemas.openxmlformats.org/drawingml/2006/main">
+              <a:graphicData uri="http://schemas.openxmlformats.org/drawingml/2006/picture">
+                <pic:pic xmlns:pic="http://schemas.openxmlformats.org/drawingml/2006/picture">
+                  <pic:nvPicPr>
+                    <pic:cNvPr id="0" name="" descr=""/>
+                    <pic:cNvPicPr>
+                      <a:picLocks noChangeAspect="1" noChangeArrowheads="1"/>
+                    </pic:cNvPicPr>
+                  </pic:nvPicPr>
+                  <pic:blipFill>
+                    <a:blip r:embed="rId14" cstate="none"/>
+                    <a:srcRect/>
+                    <a:stretch>
+                      <a:fillRect/>
+                    </a:stretch>
+                  </pic:blipFill>
+                  <pic:spPr bwMode="auto">
+                    <a:xfrm>
+                      <a:off x="0" y="0"/>
+                      <a:ext cx="5076825" cy="2133600"/>
+                    </a:xfrm>
+                    <a:prstGeom prst="rect">
+                      <a:avLst/>
+                    </a:prstGeom>
+                  </pic:spPr>
+                </pic:pic>
+              </a:graphicData>
+            </a:graphic>
+          </wp:inline>
+        </w:drawing>
+      </w:r>
+    </w:p>
+    <w:p>
+      <w:pPr>
+        <w:spacing w:after="200" w:line="276"/>
+      </w:pPr>
+      <w:r>
+        <w:rPr>
+          <w:color w:val="5A6771"/>
+          <w:sz w:val="16"/>
+          <w:szCs w:val="16"/>
+        </w:rPr>
+        <w:t xml:space="preserve">그림 7. XT90 1개에 40A가 흐를 때 케이블 굵기와 위치별 하우징 추정 온도(막대는 공칭 접점, 가는 선 끝은 노후 접점). 8AWG를 쓰더라도 Hub 함체(63°C) 안에서는 설계 상한을 넘습니다. SMPS 함체 쪽에 두거나 방열 브래킷을 대면 공칭 접점 기준으로 상한 안에 들어옵니다. 계산 모델 값이므로 시험으로 확인해야 합니다.</w:t>
       </w:r>
     </w:p>
     <w:tbl>
@@ -14837,10 +14929,11 @@
         <w:tblLayout w:type="fixed"/>
       </w:tblPr>
       <w:tblGrid>
-        <w:gridCol w:w="2756"/>
-        <w:gridCol w:w="3007"/>
-        <w:gridCol w:w="2552"/>
-        <w:gridCol w:w="1591"/>
+        <w:gridCol w:w="2332"/>
+        <w:gridCol w:w="1593"/>
+        <w:gridCol w:w="1593"/>
+        <w:gridCol w:w="1904"/>
+        <w:gridCol w:w="2484"/>
       </w:tblGrid>
       <w:tr>
         <w:trPr>
@@ -14849,7 +14942,7 @@
         </w:trPr>
         <w:tc>
           <w:tcPr>
-            <w:tcW w:type="dxa" w:w="2756"/>
+            <w:tcW w:type="dxa" w:w="2332"/>
             <w:shd w:fill="EEF1F3" w:color="auto" w:val="clear"/>
             <w:tcMar>
               <w:top w:type="dxa" w:w="60"/>
@@ -14870,13 +14963,13 @@
                 <w:sz w:val="16"/>
                 <w:szCs w:val="16"/>
               </w:rPr>
-              <w:t xml:space="preserve">상황</w:t>
-            </w:r>
-          </w:p>
-        </w:tc>
-        <w:tc>
-          <w:tcPr>
-            <w:tcW w:type="dxa" w:w="3007"/>
+              <w:t xml:space="preserve">케이블 (40A, 0.5m)</w:t>
+            </w:r>
+          </w:p>
+        </w:tc>
+        <w:tc>
+          <w:tcPr>
+            <w:tcW w:type="dxa" w:w="1593"/>
             <w:shd w:fill="EEF1F3" w:color="auto" w:val="clear"/>
             <w:tcMar>
               <w:top w:type="dxa" w:w="60"/>
@@ -14897,13 +14990,13 @@
                 <w:sz w:val="16"/>
                 <w:szCs w:val="16"/>
               </w:rPr>
-              <w:t xml:space="preserve">(A) SMPS당 2회로, 부하 분리 (확정)</w:t>
-            </w:r>
-          </w:p>
-        </w:tc>
-        <w:tc>
-          <w:tcPr>
-            <w:tcW w:type="dxa" w:w="2552"/>
+              <w:t xml:space="preserve">63°C 도체</w:t>
+            </w:r>
+          </w:p>
+        </w:tc>
+        <w:tc>
+          <w:tcPr>
+            <w:tcW w:type="dxa" w:w="1593"/>
             <w:shd w:fill="EEF1F3" w:color="auto" w:val="clear"/>
             <w:tcMar>
               <w:top w:type="dxa" w:w="60"/>
@@ -14924,13 +15017,13 @@
                 <w:sz w:val="16"/>
                 <w:szCs w:val="16"/>
               </w:rPr>
-              <w:t xml:space="preserve">(B) 4회로 공통 버스 (참고)</w:t>
-            </w:r>
-          </w:p>
-        </w:tc>
-        <w:tc>
-          <w:tcPr>
-            <w:tcW w:type="dxa" w:w="1591"/>
+              <w:t xml:space="preserve">75°C 도체</w:t>
+            </w:r>
+          </w:p>
+        </w:tc>
+        <w:tc>
+          <w:tcPr>
+            <w:tcW w:type="dxa" w:w="1904"/>
             <w:shd w:fill="EEF1F3" w:color="auto" w:val="clear"/>
             <w:tcMar>
               <w:top w:type="dxa" w:w="60"/>
@@ -14942,7 +15035,7 @@
           <w:p>
             <w:pPr>
               <w:spacing w:after="0" w:line="260"/>
-              <w:jc w:val="left"/>
+              <w:jc w:val="right"/>
             </w:pPr>
             <w:r>
               <w:rPr>
@@ -14951,7 +15044,34 @@
                 <w:sz w:val="16"/>
                 <w:szCs w:val="16"/>
               </w:rPr>
-              <w:t xml:space="preserve">판정</w:t>
+              <w:t xml:space="preserve">왕복 강하</w:t>
+            </w:r>
+          </w:p>
+        </w:tc>
+        <w:tc>
+          <w:tcPr>
+            <w:tcW w:type="dxa" w:w="2484"/>
+            <w:shd w:fill="EEF1F3" w:color="auto" w:val="clear"/>
+            <w:tcMar>
+              <w:top w:type="dxa" w:w="60"/>
+              <w:left w:type="dxa" w:w="90"/>
+              <w:bottom w:type="dxa" w:w="60"/>
+              <w:right w:type="dxa" w:w="90"/>
+            </w:tcMar>
+          </w:tcPr>
+          <w:p>
+            <w:pPr>
+              <w:spacing w:after="0" w:line="260"/>
+              <w:jc w:val="left"/>
+            </w:pPr>
+            <w:r>
+              <w:rPr>
+                <w:b/>
+                <w:bCs/>
+                <w:sz w:val="16"/>
+                <w:szCs w:val="16"/>
+              </w:rPr>
+              <w:t xml:space="preserve">XT90 장착</w:t>
             </w:r>
           </w:p>
         </w:tc>
@@ -14963,105 +15083,136 @@
         </w:trPr>
         <w:tc>
           <w:tcPr>
-            <w:tcW w:type="dxa" w:w="2756"/>
-            <w:tcMar>
-              <w:top w:type="dxa" w:w="60"/>
-              <w:left w:type="dxa" w:w="90"/>
-              <w:bottom w:type="dxa" w:w="60"/>
-              <w:right w:type="dxa" w:w="90"/>
-            </w:tcMar>
-          </w:tcPr>
-          <w:p>
-            <w:pPr>
-              <w:spacing w:after="0" w:line="260"/>
-              <w:jc w:val="left"/>
-            </w:pPr>
-            <w:r>
-              <w:rPr>
-                <w:b w:val="false"/>
-                <w:bCs w:val="false"/>
-                <w:sz w:val="16"/>
-                <w:szCs w:val="16"/>
-              </w:rPr>
-              <w:t xml:space="preserve">정상 한낮 400W</w:t>
-            </w:r>
-          </w:p>
-        </w:tc>
-        <w:tc>
-          <w:tcPr>
-            <w:tcW w:type="dxa" w:w="3007"/>
-            <w:tcMar>
-              <w:top w:type="dxa" w:w="60"/>
-              <w:left w:type="dxa" w:w="90"/>
-              <w:bottom w:type="dxa" w:w="60"/>
-              <w:right w:type="dxa" w:w="90"/>
-            </w:tcMar>
-          </w:tcPr>
-          <w:p>
-            <w:pPr>
-              <w:spacing w:after="0" w:line="260"/>
-              <w:jc w:val="right"/>
-            </w:pPr>
-            <w:r>
-              <w:rPr>
-                <w:b w:val="false"/>
-                <w:bCs w:val="false"/>
-                <w:sz w:val="16"/>
-                <w:szCs w:val="16"/>
-              </w:rPr>
-              <w:t xml:space="preserve">20 A ×4</w:t>
-            </w:r>
-          </w:p>
-        </w:tc>
-        <w:tc>
-          <w:tcPr>
-            <w:tcW w:type="dxa" w:w="2552"/>
-            <w:tcMar>
-              <w:top w:type="dxa" w:w="60"/>
-              <w:left w:type="dxa" w:w="90"/>
-              <w:bottom w:type="dxa" w:w="60"/>
-              <w:right w:type="dxa" w:w="90"/>
-            </w:tcMar>
-          </w:tcPr>
-          <w:p>
-            <w:pPr>
-              <w:spacing w:after="0" w:line="260"/>
-              <w:jc w:val="right"/>
-            </w:pPr>
-            <w:r>
-              <w:rPr>
-                <w:b w:val="false"/>
-                <w:bCs w:val="false"/>
-                <w:sz w:val="16"/>
-                <w:szCs w:val="16"/>
-              </w:rPr>
-              <w:t xml:space="preserve">20 A ×4</w:t>
-            </w:r>
-          </w:p>
-        </w:tc>
-        <w:tc>
-          <w:tcPr>
-            <w:tcW w:type="dxa" w:w="1591"/>
-            <w:tcMar>
-              <w:top w:type="dxa" w:w="60"/>
-              <w:left w:type="dxa" w:w="90"/>
-              <w:bottom w:type="dxa" w:w="60"/>
-              <w:right w:type="dxa" w:w="90"/>
-            </w:tcMar>
-          </w:tcPr>
-          <w:p>
-            <w:pPr>
-              <w:spacing w:after="0" w:line="260"/>
-              <w:jc w:val="left"/>
-            </w:pPr>
-            <w:r>
-              <w:rPr>
-                <w:b w:val="false"/>
-                <w:bCs w:val="false"/>
-                <w:sz w:val="16"/>
-                <w:szCs w:val="16"/>
-              </w:rPr>
-              <w:t xml:space="preserve">조건부 가능</w:t>
+            <w:tcW w:type="dxa" w:w="2332"/>
+            <w:shd w:fill="FDE8DC" w:color="auto" w:val="clear"/>
+            <w:tcMar>
+              <w:top w:type="dxa" w:w="60"/>
+              <w:left w:type="dxa" w:w="90"/>
+              <w:bottom w:type="dxa" w:w="60"/>
+              <w:right w:type="dxa" w:w="90"/>
+            </w:tcMar>
+          </w:tcPr>
+          <w:p>
+            <w:pPr>
+              <w:spacing w:after="0" w:line="260"/>
+              <w:jc w:val="left"/>
+            </w:pPr>
+            <w:r>
+              <w:rPr>
+                <w:b w:val="false"/>
+                <w:bCs w:val="false"/>
+                <w:sz w:val="16"/>
+                <w:szCs w:val="16"/>
+              </w:rPr>
+              <w:t xml:space="preserve">10AWG</w:t>
+            </w:r>
+          </w:p>
+        </w:tc>
+        <w:tc>
+          <w:tcPr>
+            <w:tcW w:type="dxa" w:w="1593"/>
+            <w:shd w:fill="FDE8DC" w:color="auto" w:val="clear"/>
+            <w:tcMar>
+              <w:top w:type="dxa" w:w="60"/>
+              <w:left w:type="dxa" w:w="90"/>
+              <w:bottom w:type="dxa" w:w="60"/>
+              <w:right w:type="dxa" w:w="90"/>
+            </w:tcMar>
+          </w:tcPr>
+          <w:p>
+            <w:pPr>
+              <w:spacing w:after="0" w:line="260"/>
+              <w:jc w:val="right"/>
+            </w:pPr>
+            <w:r>
+              <w:rPr>
+                <w:b w:val="false"/>
+                <w:bCs w:val="false"/>
+                <w:sz w:val="16"/>
+                <w:szCs w:val="16"/>
+              </w:rPr>
+              <w:t xml:space="preserve">119°C</w:t>
+            </w:r>
+          </w:p>
+        </w:tc>
+        <w:tc>
+          <w:tcPr>
+            <w:tcW w:type="dxa" w:w="1593"/>
+            <w:shd w:fill="FDE8DC" w:color="auto" w:val="clear"/>
+            <w:tcMar>
+              <w:top w:type="dxa" w:w="60"/>
+              <w:left w:type="dxa" w:w="90"/>
+              <w:bottom w:type="dxa" w:w="60"/>
+              <w:right w:type="dxa" w:w="90"/>
+            </w:tcMar>
+          </w:tcPr>
+          <w:p>
+            <w:pPr>
+              <w:spacing w:after="0" w:line="260"/>
+              <w:jc w:val="right"/>
+            </w:pPr>
+            <w:r>
+              <w:rPr>
+                <w:b w:val="false"/>
+                <w:bCs w:val="false"/>
+                <w:sz w:val="16"/>
+                <w:szCs w:val="16"/>
+              </w:rPr>
+              <w:t xml:space="preserve">133°C</w:t>
+            </w:r>
+          </w:p>
+        </w:tc>
+        <w:tc>
+          <w:tcPr>
+            <w:tcW w:type="dxa" w:w="1904"/>
+            <w:shd w:fill="FDE8DC" w:color="auto" w:val="clear"/>
+            <w:tcMar>
+              <w:top w:type="dxa" w:w="60"/>
+              <w:left w:type="dxa" w:w="90"/>
+              <w:bottom w:type="dxa" w:w="60"/>
+              <w:right w:type="dxa" w:w="90"/>
+            </w:tcMar>
+          </w:tcPr>
+          <w:p>
+            <w:pPr>
+              <w:spacing w:after="0" w:line="260"/>
+              <w:jc w:val="right"/>
+            </w:pPr>
+            <w:r>
+              <w:rPr>
+                <w:b w:val="false"/>
+                <w:bCs w:val="false"/>
+                <w:sz w:val="16"/>
+                <w:szCs w:val="16"/>
+              </w:rPr>
+              <w:t xml:space="preserve">189~197 mV</w:t>
+            </w:r>
+          </w:p>
+        </w:tc>
+        <w:tc>
+          <w:tcPr>
+            <w:tcW w:type="dxa" w:w="2484"/>
+            <w:shd w:fill="FDE8DC" w:color="auto" w:val="clear"/>
+            <w:tcMar>
+              <w:top w:type="dxa" w:w="60"/>
+              <w:left w:type="dxa" w:w="90"/>
+              <w:bottom w:type="dxa" w:w="60"/>
+              <w:right w:type="dxa" w:w="90"/>
+            </w:tcMar>
+          </w:tcPr>
+          <w:p>
+            <w:pPr>
+              <w:spacing w:after="0" w:line="260"/>
+              <w:jc w:val="left"/>
+            </w:pPr>
+            <w:r>
+              <w:rPr>
+                <w:b w:val="false"/>
+                <w:bCs w:val="false"/>
+                <w:sz w:val="16"/>
+                <w:szCs w:val="16"/>
+              </w:rPr>
+              <w:t xml:space="preserve">가능, 발열 부적합</w:t>
             </w:r>
           </w:p>
         </w:tc>
@@ -15073,105 +15224,136 @@
         </w:trPr>
         <w:tc>
           <w:tcPr>
-            <w:tcW w:type="dxa" w:w="2756"/>
-            <w:tcMar>
-              <w:top w:type="dxa" w:w="60"/>
-              <w:left w:type="dxa" w:w="90"/>
-              <w:bottom w:type="dxa" w:w="60"/>
-              <w:right w:type="dxa" w:w="90"/>
-            </w:tcMar>
-          </w:tcPr>
-          <w:p>
-            <w:pPr>
-              <w:spacing w:after="0" w:line="260"/>
-              <w:jc w:val="left"/>
-            </w:pPr>
-            <w:r>
-              <w:rPr>
-                <w:b w:val="false"/>
-                <w:bCs w:val="false"/>
-                <w:sz w:val="16"/>
-                <w:szCs w:val="16"/>
-              </w:rPr>
-              <w:t xml:space="preserve">야간 200W</w:t>
-            </w:r>
-          </w:p>
-        </w:tc>
-        <w:tc>
-          <w:tcPr>
-            <w:tcW w:type="dxa" w:w="3007"/>
-            <w:tcMar>
-              <w:top w:type="dxa" w:w="60"/>
-              <w:left w:type="dxa" w:w="90"/>
-              <w:bottom w:type="dxa" w:w="60"/>
-              <w:right w:type="dxa" w:w="90"/>
-            </w:tcMar>
-          </w:tcPr>
-          <w:p>
-            <w:pPr>
-              <w:spacing w:after="0" w:line="260"/>
-              <w:jc w:val="right"/>
-            </w:pPr>
-            <w:r>
-              <w:rPr>
-                <w:b w:val="false"/>
-                <w:bCs w:val="false"/>
-                <w:sz w:val="16"/>
-                <w:szCs w:val="16"/>
-              </w:rPr>
-              <w:t xml:space="preserve">10 A</w:t>
-            </w:r>
-          </w:p>
-        </w:tc>
-        <w:tc>
-          <w:tcPr>
-            <w:tcW w:type="dxa" w:w="2552"/>
-            <w:tcMar>
-              <w:top w:type="dxa" w:w="60"/>
-              <w:left w:type="dxa" w:w="90"/>
-              <w:bottom w:type="dxa" w:w="60"/>
-              <w:right w:type="dxa" w:w="90"/>
-            </w:tcMar>
-          </w:tcPr>
-          <w:p>
-            <w:pPr>
-              <w:spacing w:after="0" w:line="260"/>
-              <w:jc w:val="right"/>
-            </w:pPr>
-            <w:r>
-              <w:rPr>
-                <w:b w:val="false"/>
-                <w:bCs w:val="false"/>
-                <w:sz w:val="16"/>
-                <w:szCs w:val="16"/>
-              </w:rPr>
-              <w:t xml:space="preserve">10 A</w:t>
-            </w:r>
-          </w:p>
-        </w:tc>
-        <w:tc>
-          <w:tcPr>
-            <w:tcW w:type="dxa" w:w="1591"/>
-            <w:tcMar>
-              <w:top w:type="dxa" w:w="60"/>
-              <w:left w:type="dxa" w:w="90"/>
-              <w:bottom w:type="dxa" w:w="60"/>
-              <w:right w:type="dxa" w:w="90"/>
-            </w:tcMar>
-          </w:tcPr>
-          <w:p>
-            <w:pPr>
-              <w:spacing w:after="0" w:line="260"/>
-              <w:jc w:val="left"/>
-            </w:pPr>
-            <w:r>
-              <w:rPr>
-                <w:b w:val="false"/>
-                <w:bCs w:val="false"/>
-                <w:sz w:val="16"/>
-                <w:szCs w:val="16"/>
-              </w:rPr>
-              <w:t xml:space="preserve">여유</w:t>
+            <w:tcW w:type="dxa" w:w="2332"/>
+            <w:shd w:fill="E2F2E8" w:color="auto" w:val="clear"/>
+            <w:tcMar>
+              <w:top w:type="dxa" w:w="60"/>
+              <w:left w:type="dxa" w:w="90"/>
+              <w:bottom w:type="dxa" w:w="60"/>
+              <w:right w:type="dxa" w:w="90"/>
+            </w:tcMar>
+          </w:tcPr>
+          <w:p>
+            <w:pPr>
+              <w:spacing w:after="0" w:line="260"/>
+              <w:jc w:val="left"/>
+            </w:pPr>
+            <w:r>
+              <w:rPr>
+                <w:b/>
+                <w:bCs/>
+                <w:sz w:val="16"/>
+                <w:szCs w:val="16"/>
+              </w:rPr>
+              <w:t xml:space="preserve">8AWG (선정)</w:t>
+            </w:r>
+          </w:p>
+        </w:tc>
+        <w:tc>
+          <w:tcPr>
+            <w:tcW w:type="dxa" w:w="1593"/>
+            <w:shd w:fill="E2F2E8" w:color="auto" w:val="clear"/>
+            <w:tcMar>
+              <w:top w:type="dxa" w:w="60"/>
+              <w:left w:type="dxa" w:w="90"/>
+              <w:bottom w:type="dxa" w:w="60"/>
+              <w:right w:type="dxa" w:w="90"/>
+            </w:tcMar>
+          </w:tcPr>
+          <w:p>
+            <w:pPr>
+              <w:spacing w:after="0" w:line="260"/>
+              <w:jc w:val="right"/>
+            </w:pPr>
+            <w:r>
+              <w:rPr>
+                <w:b w:val="false"/>
+                <w:bCs w:val="false"/>
+                <w:sz w:val="16"/>
+                <w:szCs w:val="16"/>
+              </w:rPr>
+              <w:t xml:space="preserve">88°C</w:t>
+            </w:r>
+          </w:p>
+        </w:tc>
+        <w:tc>
+          <w:tcPr>
+            <w:tcW w:type="dxa" w:w="1593"/>
+            <w:shd w:fill="E2F2E8" w:color="auto" w:val="clear"/>
+            <w:tcMar>
+              <w:top w:type="dxa" w:w="60"/>
+              <w:left w:type="dxa" w:w="90"/>
+              <w:bottom w:type="dxa" w:w="60"/>
+              <w:right w:type="dxa" w:w="90"/>
+            </w:tcMar>
+          </w:tcPr>
+          <w:p>
+            <w:pPr>
+              <w:spacing w:after="0" w:line="260"/>
+              <w:jc w:val="right"/>
+            </w:pPr>
+            <w:r>
+              <w:rPr>
+                <w:b w:val="false"/>
+                <w:bCs w:val="false"/>
+                <w:sz w:val="16"/>
+                <w:szCs w:val="16"/>
+              </w:rPr>
+              <w:t xml:space="preserve">101°C</w:t>
+            </w:r>
+          </w:p>
+        </w:tc>
+        <w:tc>
+          <w:tcPr>
+            <w:tcW w:type="dxa" w:w="1904"/>
+            <w:shd w:fill="E2F2E8" w:color="auto" w:val="clear"/>
+            <w:tcMar>
+              <w:top w:type="dxa" w:w="60"/>
+              <w:left w:type="dxa" w:w="90"/>
+              <w:bottom w:type="dxa" w:w="60"/>
+              <w:right w:type="dxa" w:w="90"/>
+            </w:tcMar>
+          </w:tcPr>
+          <w:p>
+            <w:pPr>
+              <w:spacing w:after="0" w:line="260"/>
+              <w:jc w:val="right"/>
+            </w:pPr>
+            <w:r>
+              <w:rPr>
+                <w:b w:val="false"/>
+                <w:bCs w:val="false"/>
+                <w:sz w:val="16"/>
+                <w:szCs w:val="16"/>
+              </w:rPr>
+              <w:t xml:space="preserve">109~113 mV</w:t>
+            </w:r>
+          </w:p>
+        </w:tc>
+        <w:tc>
+          <w:tcPr>
+            <w:tcW w:type="dxa" w:w="2484"/>
+            <w:shd w:fill="E2F2E8" w:color="auto" w:val="clear"/>
+            <w:tcMar>
+              <w:top w:type="dxa" w:w="60"/>
+              <w:left w:type="dxa" w:w="90"/>
+              <w:bottom w:type="dxa" w:w="60"/>
+              <w:right w:type="dxa" w:w="90"/>
+            </w:tcMar>
+          </w:tcPr>
+          <w:p>
+            <w:pPr>
+              <w:spacing w:after="0" w:line="260"/>
+              <w:jc w:val="left"/>
+            </w:pPr>
+            <w:r>
+              <w:rPr>
+                <w:b w:val="false"/>
+                <w:bCs w:val="false"/>
+                <w:sz w:val="16"/>
+                <w:szCs w:val="16"/>
+              </w:rPr>
+              <w:t xml:space="preserve">극세선 실리콘선은 가능(빠듯함)</w:t>
             </w:r>
           </w:p>
         </w:tc>
@@ -15183,553 +15365,131 @@
         </w:trPr>
         <w:tc>
           <w:tcPr>
-            <w:tcW w:type="dxa" w:w="2756"/>
-            <w:tcMar>
-              <w:top w:type="dxa" w:w="60"/>
-              <w:left w:type="dxa" w:w="90"/>
-              <w:bottom w:type="dxa" w:w="60"/>
-              <w:right w:type="dxa" w:w="90"/>
-            </w:tcMar>
-          </w:tcPr>
-          <w:p>
-            <w:pPr>
-              <w:spacing w:after="0" w:line="260"/>
-              <w:jc w:val="left"/>
-            </w:pPr>
-            <w:r>
-              <w:rPr>
-                <w:b w:val="false"/>
-                <w:bCs w:val="false"/>
-                <w:sz w:val="16"/>
-                <w:szCs w:val="16"/>
-              </w:rPr>
-              <w:t xml:space="preserve">접촉저항 편차 ±50%</w:t>
-            </w:r>
-          </w:p>
-        </w:tc>
-        <w:tc>
-          <w:tcPr>
-            <w:tcW w:type="dxa" w:w="3007"/>
-            <w:tcMar>
-              <w:top w:type="dxa" w:w="60"/>
-              <w:left w:type="dxa" w:w="90"/>
-              <w:bottom w:type="dxa" w:w="60"/>
-              <w:right w:type="dxa" w:w="90"/>
-            </w:tcMar>
-          </w:tcPr>
-          <w:p>
-            <w:pPr>
-              <w:spacing w:after="0" w:line="260"/>
-              <w:jc w:val="right"/>
-            </w:pPr>
-            <w:r>
-              <w:rPr>
-                <w:b w:val="false"/>
-                <w:bCs w:val="false"/>
-                <w:sz w:val="16"/>
-                <w:szCs w:val="16"/>
-              </w:rPr>
-              <w:t xml:space="preserve">최대 21.6 A</w:t>
-            </w:r>
-          </w:p>
-        </w:tc>
-        <w:tc>
-          <w:tcPr>
-            <w:tcW w:type="dxa" w:w="2552"/>
-            <w:tcMar>
-              <w:top w:type="dxa" w:w="60"/>
-              <w:left w:type="dxa" w:w="90"/>
-              <w:bottom w:type="dxa" w:w="60"/>
-              <w:right w:type="dxa" w:w="90"/>
-            </w:tcMar>
-          </w:tcPr>
-          <w:p>
-            <w:pPr>
-              <w:spacing w:after="0" w:line="260"/>
-              <w:jc w:val="right"/>
-            </w:pPr>
-            <w:r>
-              <w:rPr>
-                <w:b w:val="false"/>
-                <w:bCs w:val="false"/>
-                <w:sz w:val="16"/>
-                <w:szCs w:val="16"/>
-              </w:rPr>
-              <w:t xml:space="preserve">최대 22.5 A</w:t>
-            </w:r>
-          </w:p>
-        </w:tc>
-        <w:tc>
-          <w:tcPr>
-            <w:tcW w:type="dxa" w:w="1591"/>
-            <w:tcMar>
-              <w:top w:type="dxa" w:w="60"/>
-              <w:left w:type="dxa" w:w="90"/>
-              <w:bottom w:type="dxa" w:w="60"/>
-              <w:right w:type="dxa" w:w="90"/>
-            </w:tcMar>
-          </w:tcPr>
-          <w:p>
-            <w:pPr>
-              <w:spacing w:after="0" w:line="260"/>
-              <w:jc w:val="left"/>
-            </w:pPr>
-            <w:r>
-              <w:rPr>
-                <w:b w:val="false"/>
-                <w:bCs w:val="false"/>
-                <w:sz w:val="16"/>
-                <w:szCs w:val="16"/>
-              </w:rPr>
-              <w:t xml:space="preserve">한계</w:t>
-            </w:r>
-          </w:p>
-        </w:tc>
-      </w:tr>
-      <w:tr>
-        <w:trPr>
-          <w:cantSplit/>
-          <w:tblHeader w:val="false"/>
-        </w:trPr>
-        <w:tc>
-          <w:tcPr>
-            <w:tcW w:type="dxa" w:w="2756"/>
-            <w:tcMar>
-              <w:top w:type="dxa" w:w="60"/>
-              <w:left w:type="dxa" w:w="90"/>
-              <w:bottom w:type="dxa" w:w="60"/>
-              <w:right w:type="dxa" w:w="90"/>
-            </w:tcMar>
-          </w:tcPr>
-          <w:p>
-            <w:pPr>
-              <w:spacing w:after="0" w:line="260"/>
-              <w:jc w:val="left"/>
-            </w:pPr>
-            <w:r>
-              <w:rPr>
-                <w:b w:val="false"/>
-                <w:bCs w:val="false"/>
-                <w:sz w:val="16"/>
-                <w:szCs w:val="16"/>
-              </w:rPr>
-              <w:t xml:space="preserve">SMPS 출력 설정차 20mV</w:t>
-            </w:r>
-          </w:p>
-        </w:tc>
-        <w:tc>
-          <w:tcPr>
-            <w:tcW w:type="dxa" w:w="3007"/>
-            <w:tcMar>
-              <w:top w:type="dxa" w:w="60"/>
-              <w:left w:type="dxa" w:w="90"/>
-              <w:bottom w:type="dxa" w:w="60"/>
-              <w:right w:type="dxa" w:w="90"/>
-            </w:tcMar>
-          </w:tcPr>
-          <w:p>
-            <w:pPr>
-              <w:spacing w:after="0" w:line="260"/>
-              <w:jc w:val="right"/>
-            </w:pPr>
-            <w:r>
-              <w:rPr>
-                <w:b w:val="false"/>
-                <w:bCs w:val="false"/>
-                <w:sz w:val="16"/>
-                <w:szCs w:val="16"/>
-              </w:rPr>
-              <w:t xml:space="preserve">해당 없음</w:t>
-            </w:r>
-          </w:p>
-        </w:tc>
-        <w:tc>
-          <w:tcPr>
-            <w:tcW w:type="dxa" w:w="2552"/>
-            <w:tcMar>
-              <w:top w:type="dxa" w:w="60"/>
-              <w:left w:type="dxa" w:w="90"/>
-              <w:bottom w:type="dxa" w:w="60"/>
-              <w:right w:type="dxa" w:w="90"/>
-            </w:tcMar>
-          </w:tcPr>
-          <w:p>
-            <w:pPr>
-              <w:spacing w:after="0" w:line="260"/>
-              <w:jc w:val="right"/>
-            </w:pPr>
-            <w:r>
-              <w:rPr>
-                <w:b w:val="false"/>
-                <w:bCs w:val="false"/>
-                <w:sz w:val="16"/>
-                <w:szCs w:val="16"/>
-              </w:rPr>
-              <w:t xml:space="preserve">50~60 A / 20~30 A</w:t>
-            </w:r>
-          </w:p>
-        </w:tc>
-        <w:tc>
-          <w:tcPr>
-            <w:tcW w:type="dxa" w:w="1591"/>
-            <w:tcMar>
-              <w:top w:type="dxa" w:w="60"/>
-              <w:left w:type="dxa" w:w="90"/>
-              <w:bottom w:type="dxa" w:w="60"/>
-              <w:right w:type="dxa" w:w="90"/>
-            </w:tcMar>
-          </w:tcPr>
-          <w:p>
-            <w:pPr>
-              <w:spacing w:after="0" w:line="260"/>
-              <w:jc w:val="left"/>
-            </w:pPr>
-            <w:r>
-              <w:rPr>
-                <w:b w:val="false"/>
-                <w:bCs w:val="false"/>
-                <w:sz w:val="16"/>
-                <w:szCs w:val="16"/>
-              </w:rPr>
-              <w:t xml:space="preserve">(B) 부적합</w:t>
-            </w:r>
-          </w:p>
-        </w:tc>
-      </w:tr>
-      <w:tr>
-        <w:trPr>
-          <w:cantSplit/>
-          <w:tblHeader w:val="false"/>
-        </w:trPr>
-        <w:tc>
-          <w:tcPr>
-            <w:tcW w:type="dxa" w:w="2756"/>
-            <w:shd w:fill="FDE8DC" w:color="auto" w:val="clear"/>
-            <w:tcMar>
-              <w:top w:type="dxa" w:w="60"/>
-              <w:left w:type="dxa" w:w="90"/>
-              <w:bottom w:type="dxa" w:w="60"/>
-              <w:right w:type="dxa" w:w="90"/>
-            </w:tcMar>
-          </w:tcPr>
-          <w:p>
-            <w:pPr>
-              <w:spacing w:after="0" w:line="260"/>
-              <w:jc w:val="left"/>
-            </w:pPr>
-            <w:r>
-              <w:rPr>
-                <w:b w:val="false"/>
-                <w:bCs w:val="false"/>
-                <w:sz w:val="16"/>
-                <w:szCs w:val="16"/>
-              </w:rPr>
-              <w:t xml:space="preserve">회로 1개 이탈(풀림·단선)</w:t>
-            </w:r>
-          </w:p>
-        </w:tc>
-        <w:tc>
-          <w:tcPr>
-            <w:tcW w:type="dxa" w:w="3007"/>
-            <w:shd w:fill="FDE8DC" w:color="auto" w:val="clear"/>
-            <w:tcMar>
-              <w:top w:type="dxa" w:w="60"/>
-              <w:left w:type="dxa" w:w="90"/>
-              <w:bottom w:type="dxa" w:w="60"/>
-              <w:right w:type="dxa" w:w="90"/>
-            </w:tcMar>
-          </w:tcPr>
-          <w:p>
-            <w:pPr>
-              <w:spacing w:after="0" w:line="260"/>
-              <w:jc w:val="right"/>
-            </w:pPr>
-            <w:r>
-              <w:rPr>
-                <w:b w:val="false"/>
-                <w:bCs w:val="false"/>
-                <w:sz w:val="16"/>
-                <w:szCs w:val="16"/>
-              </w:rPr>
-              <w:t xml:space="preserve">남은 회로 40 A</w:t>
-            </w:r>
-          </w:p>
-        </w:tc>
-        <w:tc>
-          <w:tcPr>
-            <w:tcW w:type="dxa" w:w="2552"/>
-            <w:shd w:fill="FDE8DC" w:color="auto" w:val="clear"/>
-            <w:tcMar>
-              <w:top w:type="dxa" w:w="60"/>
-              <w:left w:type="dxa" w:w="90"/>
-              <w:bottom w:type="dxa" w:w="60"/>
-              <w:right w:type="dxa" w:w="90"/>
-            </w:tcMar>
-          </w:tcPr>
-          <w:p>
-            <w:pPr>
-              <w:spacing w:after="0" w:line="260"/>
-              <w:jc w:val="right"/>
-            </w:pPr>
-            <w:r>
-              <w:rPr>
-                <w:b w:val="false"/>
-                <w:bCs w:val="false"/>
-                <w:sz w:val="16"/>
-                <w:szCs w:val="16"/>
-              </w:rPr>
-              <w:t xml:space="preserve">남은 3회로 26.7 A</w:t>
-            </w:r>
-          </w:p>
-        </w:tc>
-        <w:tc>
-          <w:tcPr>
-            <w:tcW w:type="dxa" w:w="1591"/>
-            <w:shd w:fill="FDE8DC" w:color="auto" w:val="clear"/>
-            <w:tcMar>
-              <w:top w:type="dxa" w:w="60"/>
-              <w:left w:type="dxa" w:w="90"/>
-              <w:bottom w:type="dxa" w:w="60"/>
-              <w:right w:type="dxa" w:w="90"/>
-            </w:tcMar>
-          </w:tcPr>
-          <w:p>
-            <w:pPr>
-              <w:spacing w:after="0" w:line="260"/>
-              <w:jc w:val="left"/>
-            </w:pPr>
-            <w:r>
-              <w:rPr>
-                <w:b w:val="false"/>
-                <w:bCs w:val="false"/>
-                <w:sz w:val="16"/>
-                <w:szCs w:val="16"/>
-              </w:rPr>
-              <w:t xml:space="preserve">과부하</w:t>
-            </w:r>
-          </w:p>
-        </w:tc>
-      </w:tr>
-      <w:tr>
-        <w:trPr>
-          <w:cantSplit/>
-          <w:tblHeader w:val="false"/>
-        </w:trPr>
-        <w:tc>
-          <w:tcPr>
-            <w:tcW w:type="dxa" w:w="2756"/>
-            <w:tcMar>
-              <w:top w:type="dxa" w:w="60"/>
-              <w:left w:type="dxa" w:w="90"/>
-              <w:bottom w:type="dxa" w:w="60"/>
-              <w:right w:type="dxa" w:w="90"/>
-            </w:tcMar>
-          </w:tcPr>
-          <w:p>
-            <w:pPr>
-              <w:spacing w:after="0" w:line="260"/>
-              <w:jc w:val="left"/>
-            </w:pPr>
-            <w:r>
-              <w:rPr>
-                <w:b w:val="false"/>
-                <w:bCs w:val="false"/>
-                <w:sz w:val="16"/>
-                <w:szCs w:val="16"/>
-              </w:rPr>
-              <w:t xml:space="preserve">SMPS 1대 고장</w:t>
-            </w:r>
-          </w:p>
-        </w:tc>
-        <w:tc>
-          <w:tcPr>
-            <w:tcW w:type="dxa" w:w="3007"/>
-            <w:tcMar>
-              <w:top w:type="dxa" w:w="60"/>
-              <w:left w:type="dxa" w:w="90"/>
-              <w:bottom w:type="dxa" w:w="60"/>
-              <w:right w:type="dxa" w:w="90"/>
-            </w:tcMar>
-          </w:tcPr>
-          <w:p>
-            <w:pPr>
-              <w:spacing w:after="0" w:line="260"/>
-              <w:jc w:val="right"/>
-            </w:pPr>
-            <w:r>
-              <w:rPr>
-                <w:b w:val="false"/>
-                <w:bCs w:val="false"/>
-                <w:sz w:val="16"/>
-                <w:szCs w:val="16"/>
-              </w:rPr>
-              <w:t xml:space="preserve">반쪽 소등, 나머지 20 A 유지</w:t>
-            </w:r>
-          </w:p>
-        </w:tc>
-        <w:tc>
-          <w:tcPr>
-            <w:tcW w:type="dxa" w:w="2552"/>
-            <w:tcMar>
-              <w:top w:type="dxa" w:w="60"/>
-              <w:left w:type="dxa" w:w="90"/>
-              <w:bottom w:type="dxa" w:w="60"/>
-              <w:right w:type="dxa" w:w="90"/>
-            </w:tcMar>
-          </w:tcPr>
-          <w:p>
-            <w:pPr>
-              <w:spacing w:after="0" w:line="260"/>
-              <w:jc w:val="right"/>
-            </w:pPr>
-            <w:r>
-              <w:rPr>
-                <w:b w:val="false"/>
-                <w:bCs w:val="false"/>
-                <w:sz w:val="16"/>
-                <w:szCs w:val="16"/>
-              </w:rPr>
-              <w:t xml:space="preserve">남은 SMPS 정격 100%</w:t>
-            </w:r>
-          </w:p>
-        </w:tc>
-        <w:tc>
-          <w:tcPr>
-            <w:tcW w:type="dxa" w:w="1591"/>
-            <w:tcMar>
-              <w:top w:type="dxa" w:w="60"/>
-              <w:left w:type="dxa" w:w="90"/>
-              <w:bottom w:type="dxa" w:w="60"/>
-              <w:right w:type="dxa" w:w="90"/>
-            </w:tcMar>
-          </w:tcPr>
-          <w:p>
-            <w:pPr>
-              <w:spacing w:after="0" w:line="260"/>
-              <w:jc w:val="left"/>
-            </w:pPr>
-            <w:r>
-              <w:rPr>
-                <w:b w:val="false"/>
-                <w:bCs w:val="false"/>
-                <w:sz w:val="16"/>
-                <w:szCs w:val="16"/>
-              </w:rPr>
-              <w:t xml:space="preserve">(A)가 안전</w:t>
-            </w:r>
-          </w:p>
-        </w:tc>
-      </w:tr>
-      <w:tr>
-        <w:trPr>
-          <w:cantSplit/>
-          <w:tblHeader w:val="false"/>
-        </w:trPr>
-        <w:tc>
-          <w:tcPr>
-            <w:tcW w:type="dxa" w:w="2756"/>
-            <w:shd w:fill="FDE8DC" w:color="auto" w:val="clear"/>
-            <w:tcMar>
-              <w:top w:type="dxa" w:w="60"/>
-              <w:left w:type="dxa" w:w="90"/>
-              <w:bottom w:type="dxa" w:w="60"/>
-              <w:right w:type="dxa" w:w="90"/>
-            </w:tcMar>
-          </w:tcPr>
-          <w:p>
-            <w:pPr>
-              <w:spacing w:after="0" w:line="260"/>
-              <w:jc w:val="left"/>
-            </w:pPr>
-            <w:r>
-              <w:rPr>
-                <w:b w:val="false"/>
-                <w:bCs w:val="false"/>
-                <w:sz w:val="16"/>
-                <w:szCs w:val="16"/>
-              </w:rPr>
-              <w:t xml:space="preserve">최대 정격 160A(단락·OCP 구간)</w:t>
-            </w:r>
-          </w:p>
-        </w:tc>
-        <w:tc>
-          <w:tcPr>
-            <w:tcW w:type="dxa" w:w="3007"/>
-            <w:shd w:fill="FDE8DC" w:color="auto" w:val="clear"/>
-            <w:tcMar>
-              <w:top w:type="dxa" w:w="60"/>
-              <w:left w:type="dxa" w:w="90"/>
-              <w:bottom w:type="dxa" w:w="60"/>
-              <w:right w:type="dxa" w:w="90"/>
-            </w:tcMar>
-          </w:tcPr>
-          <w:p>
-            <w:pPr>
-              <w:spacing w:after="0" w:line="260"/>
-              <w:jc w:val="right"/>
-            </w:pPr>
-            <w:r>
-              <w:rPr>
-                <w:b w:val="false"/>
-                <w:bCs w:val="false"/>
-                <w:sz w:val="16"/>
-                <w:szCs w:val="16"/>
-              </w:rPr>
-              <w:t xml:space="preserve">40 A</w:t>
-            </w:r>
-          </w:p>
-        </w:tc>
-        <w:tc>
-          <w:tcPr>
-            <w:tcW w:type="dxa" w:w="2552"/>
-            <w:shd w:fill="FDE8DC" w:color="auto" w:val="clear"/>
-            <w:tcMar>
-              <w:top w:type="dxa" w:w="60"/>
-              <w:left w:type="dxa" w:w="90"/>
-              <w:bottom w:type="dxa" w:w="60"/>
-              <w:right w:type="dxa" w:w="90"/>
-            </w:tcMar>
-          </w:tcPr>
-          <w:p>
-            <w:pPr>
-              <w:spacing w:after="0" w:line="260"/>
-              <w:jc w:val="right"/>
-            </w:pPr>
-            <w:r>
-              <w:rPr>
-                <w:b w:val="false"/>
-                <w:bCs w:val="false"/>
-                <w:sz w:val="16"/>
-                <w:szCs w:val="16"/>
-              </w:rPr>
-              <w:t xml:space="preserve">40 A</w:t>
-            </w:r>
-          </w:p>
-        </w:tc>
-        <w:tc>
-          <w:tcPr>
-            <w:tcW w:type="dxa" w:w="1591"/>
-            <w:shd w:fill="FDE8DC" w:color="auto" w:val="clear"/>
-            <w:tcMar>
-              <w:top w:type="dxa" w:w="60"/>
-              <w:left w:type="dxa" w:w="90"/>
-              <w:bottom w:type="dxa" w:w="60"/>
-              <w:right w:type="dxa" w:w="90"/>
-            </w:tcMar>
-          </w:tcPr>
-          <w:p>
-            <w:pPr>
-              <w:spacing w:after="0" w:line="260"/>
-              <w:jc w:val="left"/>
-            </w:pPr>
-            <w:r>
-              <w:rPr>
-                <w:b w:val="false"/>
-                <w:bCs w:val="false"/>
-                <w:sz w:val="16"/>
-                <w:szCs w:val="16"/>
-              </w:rPr>
-              <w:t xml:space="preserve">과부하</w:t>
+            <w:tcW w:type="dxa" w:w="2332"/>
+            <w:tcMar>
+              <w:top w:type="dxa" w:w="60"/>
+              <w:left w:type="dxa" w:w="90"/>
+              <w:bottom w:type="dxa" w:w="60"/>
+              <w:right w:type="dxa" w:w="90"/>
+            </w:tcMar>
+          </w:tcPr>
+          <w:p>
+            <w:pPr>
+              <w:spacing w:after="0" w:line="260"/>
+              <w:jc w:val="left"/>
+            </w:pPr>
+            <w:r>
+              <w:rPr>
+                <w:b w:val="false"/>
+                <w:bCs w:val="false"/>
+                <w:sz w:val="16"/>
+                <w:szCs w:val="16"/>
+              </w:rPr>
+              <w:t xml:space="preserve">6AWG</w:t>
+            </w:r>
+          </w:p>
+        </w:tc>
+        <w:tc>
+          <w:tcPr>
+            <w:tcW w:type="dxa" w:w="1593"/>
+            <w:tcMar>
+              <w:top w:type="dxa" w:w="60"/>
+              <w:left w:type="dxa" w:w="90"/>
+              <w:bottom w:type="dxa" w:w="60"/>
+              <w:right w:type="dxa" w:w="90"/>
+            </w:tcMar>
+          </w:tcPr>
+          <w:p>
+            <w:pPr>
+              <w:spacing w:after="0" w:line="260"/>
+              <w:jc w:val="right"/>
+            </w:pPr>
+            <w:r>
+              <w:rPr>
+                <w:b w:val="false"/>
+                <w:bCs w:val="false"/>
+                <w:sz w:val="16"/>
+                <w:szCs w:val="16"/>
+              </w:rPr>
+              <w:t xml:space="preserve">75°C</w:t>
+            </w:r>
+          </w:p>
+        </w:tc>
+        <w:tc>
+          <w:tcPr>
+            <w:tcW w:type="dxa" w:w="1593"/>
+            <w:tcMar>
+              <w:top w:type="dxa" w:w="60"/>
+              <w:left w:type="dxa" w:w="90"/>
+              <w:bottom w:type="dxa" w:w="60"/>
+              <w:right w:type="dxa" w:w="90"/>
+            </w:tcMar>
+          </w:tcPr>
+          <w:p>
+            <w:pPr>
+              <w:spacing w:after="0" w:line="260"/>
+              <w:jc w:val="right"/>
+            </w:pPr>
+            <w:r>
+              <w:rPr>
+                <w:b w:val="false"/>
+                <w:bCs w:val="false"/>
+                <w:sz w:val="16"/>
+                <w:szCs w:val="16"/>
+              </w:rPr>
+              <w:t xml:space="preserve">88°C</w:t>
+            </w:r>
+          </w:p>
+        </w:tc>
+        <w:tc>
+          <w:tcPr>
+            <w:tcW w:type="dxa" w:w="1904"/>
+            <w:tcMar>
+              <w:top w:type="dxa" w:w="60"/>
+              <w:left w:type="dxa" w:w="90"/>
+              <w:bottom w:type="dxa" w:w="60"/>
+              <w:right w:type="dxa" w:w="90"/>
+            </w:tcMar>
+          </w:tcPr>
+          <w:p>
+            <w:pPr>
+              <w:spacing w:after="0" w:line="260"/>
+              <w:jc w:val="right"/>
+            </w:pPr>
+            <w:r>
+              <w:rPr>
+                <w:b w:val="false"/>
+                <w:bCs w:val="false"/>
+                <w:sz w:val="16"/>
+                <w:szCs w:val="16"/>
+              </w:rPr>
+              <w:t xml:space="preserve">66~68 mV</w:t>
+            </w:r>
+          </w:p>
+        </w:tc>
+        <w:tc>
+          <w:tcPr>
+            <w:tcW w:type="dxa" w:w="2484"/>
+            <w:tcMar>
+              <w:top w:type="dxa" w:w="60"/>
+              <w:left w:type="dxa" w:w="90"/>
+              <w:bottom w:type="dxa" w:w="60"/>
+              <w:right w:type="dxa" w:w="90"/>
+            </w:tcMar>
+          </w:tcPr>
+          <w:p>
+            <w:pPr>
+              <w:spacing w:after="0" w:line="260"/>
+              <w:jc w:val="left"/>
+            </w:pPr>
+            <w:r>
+              <w:rPr>
+                <w:b w:val="false"/>
+                <w:bCs w:val="false"/>
+                <w:sz w:val="16"/>
+                <w:szCs w:val="16"/>
+              </w:rPr>
+              <w:t xml:space="preserve">불가(외경 약 8.5mm)</w:t>
             </w:r>
           </w:p>
         </w:tc>
@@ -15754,10 +15514,9 @@
         <w:tblLayout w:type="fixed"/>
       </w:tblPr>
       <w:tblGrid>
-        <w:gridCol w:w="2510"/>
-        <w:gridCol w:w="2381"/>
-        <w:gridCol w:w="2381"/>
-        <w:gridCol w:w="2634"/>
+        <w:gridCol w:w="4194"/>
+        <w:gridCol w:w="2746"/>
+        <w:gridCol w:w="2966"/>
       </w:tblGrid>
       <w:tr>
         <w:trPr>
@@ -15766,7 +15525,7 @@
         </w:trPr>
         <w:tc>
           <w:tcPr>
-            <w:tcW w:type="dxa" w:w="2510"/>
+            <w:tcW w:type="dxa" w:w="4194"/>
             <w:shd w:fill="EEF1F3" w:color="auto" w:val="clear"/>
             <w:tcMar>
               <w:top w:type="dxa" w:w="60"/>
@@ -15787,13 +15546,13 @@
                 <w:sz w:val="16"/>
                 <w:szCs w:val="16"/>
               </w:rPr>
-              <w:t xml:space="preserve">XT60 1개 전류</w:t>
-            </w:r>
-          </w:p>
-        </w:tc>
-        <w:tc>
-          <w:tcPr>
-            <w:tcW w:type="dxa" w:w="2381"/>
+              <w:t xml:space="preserve">XT90 40A 정격 기준</w:t>
+            </w:r>
+          </w:p>
+        </w:tc>
+        <w:tc>
+          <w:tcPr>
+            <w:tcW w:type="dxa" w:w="2746"/>
             <w:shd w:fill="EEF1F3" w:color="auto" w:val="clear"/>
             <w:tcMar>
               <w:top w:type="dxa" w:w="60"/>
@@ -15814,13 +15573,13 @@
                 <w:sz w:val="16"/>
                 <w:szCs w:val="16"/>
               </w:rPr>
-              <w:t xml:space="preserve">30A 정격 대비</w:t>
-            </w:r>
-          </w:p>
-        </w:tc>
-        <w:tc>
-          <w:tcPr>
-            <w:tcW w:type="dxa" w:w="2381"/>
+              <w:t xml:space="preserve">허용 전류</w:t>
+            </w:r>
+          </w:p>
+        </w:tc>
+        <w:tc>
+          <w:tcPr>
+            <w:tcW w:type="dxa" w:w="2966"/>
             <w:shd w:fill="EEF1F3" w:color="auto" w:val="clear"/>
             <w:tcMar>
               <w:top w:type="dxa" w:w="60"/>
@@ -15841,34 +15600,7 @@
                 <w:sz w:val="16"/>
                 <w:szCs w:val="16"/>
               </w:rPr>
-              <w:t xml:space="preserve">발열</w:t>
-            </w:r>
-          </w:p>
-        </w:tc>
-        <w:tc>
-          <w:tcPr>
-            <w:tcW w:type="dxa" w:w="2634"/>
-            <w:shd w:fill="EEF1F3" w:color="auto" w:val="clear"/>
-            <w:tcMar>
-              <w:top w:type="dxa" w:w="60"/>
-              <w:left w:type="dxa" w:w="90"/>
-              <w:bottom w:type="dxa" w:w="60"/>
-              <w:right w:type="dxa" w:w="90"/>
-            </w:tcMar>
-          </w:tcPr>
-          <w:p>
-            <w:pPr>
-              <w:spacing w:after="0" w:line="260"/>
-              <w:jc w:val="right"/>
-            </w:pPr>
-            <w:r>
-              <w:rPr>
-                <w:b/>
-                <w:bCs/>
-                <w:sz w:val="16"/>
-                <w:szCs w:val="16"/>
-              </w:rPr>
-              <w:t xml:space="preserve">75°C 주변 하우징</w:t>
+              <w:t xml:space="preserve">40A의 비율</w:t>
             </w:r>
           </w:p>
         </w:tc>
@@ -15880,105 +15612,79 @@
         </w:trPr>
         <w:tc>
           <w:tcPr>
-            <w:tcW w:type="dxa" w:w="2510"/>
-            <w:tcMar>
-              <w:top w:type="dxa" w:w="60"/>
-              <w:left w:type="dxa" w:w="90"/>
-              <w:bottom w:type="dxa" w:w="60"/>
-              <w:right w:type="dxa" w:w="90"/>
-            </w:tcMar>
-          </w:tcPr>
-          <w:p>
-            <w:pPr>
-              <w:spacing w:after="0" w:line="260"/>
-              <w:jc w:val="left"/>
-            </w:pPr>
-            <w:r>
-              <w:rPr>
-                <w:b w:val="false"/>
-                <w:bCs w:val="false"/>
-                <w:sz w:val="16"/>
-                <w:szCs w:val="16"/>
-              </w:rPr>
-              <w:t xml:space="preserve">20 A (정상)</w:t>
-            </w:r>
-          </w:p>
-        </w:tc>
-        <w:tc>
-          <w:tcPr>
-            <w:tcW w:type="dxa" w:w="2381"/>
-            <w:tcMar>
-              <w:top w:type="dxa" w:w="60"/>
-              <w:left w:type="dxa" w:w="90"/>
-              <w:bottom w:type="dxa" w:w="60"/>
-              <w:right w:type="dxa" w:w="90"/>
-            </w:tcMar>
-          </w:tcPr>
-          <w:p>
-            <w:pPr>
-              <w:spacing w:after="0" w:line="260"/>
-              <w:jc w:val="right"/>
-            </w:pPr>
-            <w:r>
-              <w:rPr>
-                <w:b w:val="false"/>
-                <w:bCs w:val="false"/>
-                <w:sz w:val="16"/>
-                <w:szCs w:val="16"/>
-              </w:rPr>
-              <w:t xml:space="preserve">67%</w:t>
-            </w:r>
-          </w:p>
-        </w:tc>
-        <w:tc>
-          <w:tcPr>
-            <w:tcW w:type="dxa" w:w="2381"/>
-            <w:tcMar>
-              <w:top w:type="dxa" w:w="60"/>
-              <w:left w:type="dxa" w:w="90"/>
-              <w:bottom w:type="dxa" w:w="60"/>
-              <w:right w:type="dxa" w:w="90"/>
-            </w:tcMar>
-          </w:tcPr>
-          <w:p>
-            <w:pPr>
-              <w:spacing w:after="0" w:line="260"/>
-              <w:jc w:val="right"/>
-            </w:pPr>
-            <w:r>
-              <w:rPr>
-                <w:b w:val="false"/>
-                <w:bCs w:val="false"/>
-                <w:sz w:val="16"/>
-                <w:szCs w:val="16"/>
-              </w:rPr>
-              <w:t xml:space="preserve">0.6~1.1 W</w:t>
-            </w:r>
-          </w:p>
-        </w:tc>
-        <w:tc>
-          <w:tcPr>
-            <w:tcW w:type="dxa" w:w="2634"/>
-            <w:tcMar>
-              <w:top w:type="dxa" w:w="60"/>
-              <w:left w:type="dxa" w:w="90"/>
-              <w:bottom w:type="dxa" w:w="60"/>
-              <w:right w:type="dxa" w:w="90"/>
-            </w:tcMar>
-          </w:tcPr>
-          <w:p>
-            <w:pPr>
-              <w:spacing w:after="0" w:line="260"/>
-              <w:jc w:val="right"/>
-            </w:pPr>
-            <w:r>
-              <w:rPr>
-                <w:b w:val="false"/>
-                <w:bCs w:val="false"/>
-                <w:sz w:val="16"/>
-                <w:szCs w:val="16"/>
-              </w:rPr>
-              <w:t xml:space="preserve">85~92°C</w:t>
+            <w:tcW w:type="dxa" w:w="4194"/>
+            <w:tcMar>
+              <w:top w:type="dxa" w:w="60"/>
+              <w:left w:type="dxa" w:w="90"/>
+              <w:bottom w:type="dxa" w:w="60"/>
+              <w:right w:type="dxa" w:w="90"/>
+            </w:tcMar>
+          </w:tcPr>
+          <w:p>
+            <w:pPr>
+              <w:spacing w:after="0" w:line="260"/>
+              <w:jc w:val="left"/>
+            </w:pPr>
+            <w:r>
+              <w:rPr>
+                <w:b w:val="false"/>
+                <w:bCs w:val="false"/>
+                <w:sz w:val="16"/>
+                <w:szCs w:val="16"/>
+              </w:rPr>
+              <w:t xml:space="preserve">25°C (정격 조건)</w:t>
+            </w:r>
+          </w:p>
+        </w:tc>
+        <w:tc>
+          <w:tcPr>
+            <w:tcW w:type="dxa" w:w="2746"/>
+            <w:tcMar>
+              <w:top w:type="dxa" w:w="60"/>
+              <w:left w:type="dxa" w:w="90"/>
+              <w:bottom w:type="dxa" w:w="60"/>
+              <w:right w:type="dxa" w:w="90"/>
+            </w:tcMar>
+          </w:tcPr>
+          <w:p>
+            <w:pPr>
+              <w:spacing w:after="0" w:line="260"/>
+              <w:jc w:val="right"/>
+            </w:pPr>
+            <w:r>
+              <w:rPr>
+                <w:b w:val="false"/>
+                <w:bCs w:val="false"/>
+                <w:sz w:val="16"/>
+                <w:szCs w:val="16"/>
+              </w:rPr>
+              <w:t xml:space="preserve">40.0 A</w:t>
+            </w:r>
+          </w:p>
+        </w:tc>
+        <w:tc>
+          <w:tcPr>
+            <w:tcW w:type="dxa" w:w="2966"/>
+            <w:tcMar>
+              <w:top w:type="dxa" w:w="60"/>
+              <w:left w:type="dxa" w:w="90"/>
+              <w:bottom w:type="dxa" w:w="60"/>
+              <w:right w:type="dxa" w:w="90"/>
+            </w:tcMar>
+          </w:tcPr>
+          <w:p>
+            <w:pPr>
+              <w:spacing w:after="0" w:line="260"/>
+              <w:jc w:val="right"/>
+            </w:pPr>
+            <w:r>
+              <w:rPr>
+                <w:b w:val="false"/>
+                <w:bCs w:val="false"/>
+                <w:sz w:val="16"/>
+                <w:szCs w:val="16"/>
+              </w:rPr>
+              <w:t xml:space="preserve">100%</w:t>
             </w:r>
           </w:p>
         </w:tc>
@@ -15990,105 +15696,79 @@
         </w:trPr>
         <w:tc>
           <w:tcPr>
-            <w:tcW w:type="dxa" w:w="2510"/>
-            <w:tcMar>
-              <w:top w:type="dxa" w:w="60"/>
-              <w:left w:type="dxa" w:w="90"/>
-              <w:bottom w:type="dxa" w:w="60"/>
-              <w:right w:type="dxa" w:w="90"/>
-            </w:tcMar>
-          </w:tcPr>
-          <w:p>
-            <w:pPr>
-              <w:spacing w:after="0" w:line="260"/>
-              <w:jc w:val="left"/>
-            </w:pPr>
-            <w:r>
-              <w:rPr>
-                <w:b w:val="false"/>
-                <w:bCs w:val="false"/>
-                <w:sz w:val="16"/>
-                <w:szCs w:val="16"/>
-              </w:rPr>
-              <w:t xml:space="preserve">22 A (불균형)</w:t>
-            </w:r>
-          </w:p>
-        </w:tc>
-        <w:tc>
-          <w:tcPr>
-            <w:tcW w:type="dxa" w:w="2381"/>
-            <w:tcMar>
-              <w:top w:type="dxa" w:w="60"/>
-              <w:left w:type="dxa" w:w="90"/>
-              <w:bottom w:type="dxa" w:w="60"/>
-              <w:right w:type="dxa" w:w="90"/>
-            </w:tcMar>
-          </w:tcPr>
-          <w:p>
-            <w:pPr>
-              <w:spacing w:after="0" w:line="260"/>
-              <w:jc w:val="right"/>
-            </w:pPr>
-            <w:r>
-              <w:rPr>
-                <w:b w:val="false"/>
-                <w:bCs w:val="false"/>
-                <w:sz w:val="16"/>
-                <w:szCs w:val="16"/>
-              </w:rPr>
-              <w:t xml:space="preserve">73%</w:t>
-            </w:r>
-          </w:p>
-        </w:tc>
-        <w:tc>
-          <w:tcPr>
-            <w:tcW w:type="dxa" w:w="2381"/>
-            <w:tcMar>
-              <w:top w:type="dxa" w:w="60"/>
-              <w:left w:type="dxa" w:w="90"/>
-              <w:bottom w:type="dxa" w:w="60"/>
-              <w:right w:type="dxa" w:w="90"/>
-            </w:tcMar>
-          </w:tcPr>
-          <w:p>
-            <w:pPr>
-              <w:spacing w:after="0" w:line="260"/>
-              <w:jc w:val="right"/>
-            </w:pPr>
-            <w:r>
-              <w:rPr>
-                <w:b w:val="false"/>
-                <w:bCs w:val="false"/>
-                <w:sz w:val="16"/>
-                <w:szCs w:val="16"/>
-              </w:rPr>
-              <w:t xml:space="preserve">0.8~1.4 W</w:t>
-            </w:r>
-          </w:p>
-        </w:tc>
-        <w:tc>
-          <w:tcPr>
-            <w:tcW w:type="dxa" w:w="2634"/>
-            <w:tcMar>
-              <w:top w:type="dxa" w:w="60"/>
-              <w:left w:type="dxa" w:w="90"/>
-              <w:bottom w:type="dxa" w:w="60"/>
-              <w:right w:type="dxa" w:w="90"/>
-            </w:tcMar>
-          </w:tcPr>
-          <w:p>
-            <w:pPr>
-              <w:spacing w:after="0" w:line="260"/>
-              <w:jc w:val="right"/>
-            </w:pPr>
-            <w:r>
-              <w:rPr>
-                <w:b w:val="false"/>
-                <w:bCs w:val="false"/>
-                <w:sz w:val="16"/>
-                <w:szCs w:val="16"/>
-              </w:rPr>
-              <w:t xml:space="preserve">87~95°C</w:t>
+            <w:tcW w:type="dxa" w:w="4194"/>
+            <w:tcMar>
+              <w:top w:type="dxa" w:w="60"/>
+              <w:left w:type="dxa" w:w="90"/>
+              <w:bottom w:type="dxa" w:w="60"/>
+              <w:right w:type="dxa" w:w="90"/>
+            </w:tcMar>
+          </w:tcPr>
+          <w:p>
+            <w:pPr>
+              <w:spacing w:after="0" w:line="260"/>
+              <w:jc w:val="left"/>
+            </w:pPr>
+            <w:r>
+              <w:rPr>
+                <w:b w:val="false"/>
+                <w:bCs w:val="false"/>
+                <w:sz w:val="16"/>
+                <w:szCs w:val="16"/>
+              </w:rPr>
+              <w:t xml:space="preserve">55°C (SMPS 함체)</w:t>
+            </w:r>
+          </w:p>
+        </w:tc>
+        <w:tc>
+          <w:tcPr>
+            <w:tcW w:type="dxa" w:w="2746"/>
+            <w:tcMar>
+              <w:top w:type="dxa" w:w="60"/>
+              <w:left w:type="dxa" w:w="90"/>
+              <w:bottom w:type="dxa" w:w="60"/>
+              <w:right w:type="dxa" w:w="90"/>
+            </w:tcMar>
+          </w:tcPr>
+          <w:p>
+            <w:pPr>
+              <w:spacing w:after="0" w:line="260"/>
+              <w:jc w:val="right"/>
+            </w:pPr>
+            <w:r>
+              <w:rPr>
+                <w:b w:val="false"/>
+                <w:bCs w:val="false"/>
+                <w:sz w:val="16"/>
+                <w:szCs w:val="16"/>
+              </w:rPr>
+              <w:t xml:space="preserve">31.6 A</w:t>
+            </w:r>
+          </w:p>
+        </w:tc>
+        <w:tc>
+          <w:tcPr>
+            <w:tcW w:type="dxa" w:w="2966"/>
+            <w:tcMar>
+              <w:top w:type="dxa" w:w="60"/>
+              <w:left w:type="dxa" w:w="90"/>
+              <w:bottom w:type="dxa" w:w="60"/>
+              <w:right w:type="dxa" w:w="90"/>
+            </w:tcMar>
+          </w:tcPr>
+          <w:p>
+            <w:pPr>
+              <w:spacing w:after="0" w:line="260"/>
+              <w:jc w:val="right"/>
+            </w:pPr>
+            <w:r>
+              <w:rPr>
+                <w:b w:val="false"/>
+                <w:bCs w:val="false"/>
+                <w:sz w:val="16"/>
+                <w:szCs w:val="16"/>
+              </w:rPr>
+              <w:t xml:space="preserve">126%</w:t>
             </w:r>
           </w:p>
         </w:tc>
@@ -16100,109 +15780,79 @@
         </w:trPr>
         <w:tc>
           <w:tcPr>
-            <w:tcW w:type="dxa" w:w="2510"/>
-            <w:shd w:fill="FDE8DC" w:color="auto" w:val="clear"/>
-            <w:tcMar>
-              <w:top w:type="dxa" w:w="60"/>
-              <w:left w:type="dxa" w:w="90"/>
-              <w:bottom w:type="dxa" w:w="60"/>
-              <w:right w:type="dxa" w:w="90"/>
-            </w:tcMar>
-          </w:tcPr>
-          <w:p>
-            <w:pPr>
-              <w:spacing w:after="0" w:line="260"/>
-              <w:jc w:val="left"/>
-            </w:pPr>
-            <w:r>
-              <w:rPr>
-                <w:b w:val="false"/>
-                <w:bCs w:val="false"/>
-                <w:sz w:val="16"/>
-                <w:szCs w:val="16"/>
-              </w:rPr>
-              <w:t xml:space="preserve">26.7 A</w:t>
-            </w:r>
-          </w:p>
-        </w:tc>
-        <w:tc>
-          <w:tcPr>
-            <w:tcW w:type="dxa" w:w="2381"/>
-            <w:shd w:fill="FDE8DC" w:color="auto" w:val="clear"/>
-            <w:tcMar>
-              <w:top w:type="dxa" w:w="60"/>
-              <w:left w:type="dxa" w:w="90"/>
-              <w:bottom w:type="dxa" w:w="60"/>
-              <w:right w:type="dxa" w:w="90"/>
-            </w:tcMar>
-          </w:tcPr>
-          <w:p>
-            <w:pPr>
-              <w:spacing w:after="0" w:line="260"/>
-              <w:jc w:val="right"/>
-            </w:pPr>
-            <w:r>
-              <w:rPr>
-                <w:b w:val="false"/>
-                <w:bCs w:val="false"/>
-                <w:sz w:val="16"/>
-                <w:szCs w:val="16"/>
-              </w:rPr>
-              <w:t xml:space="preserve">89%</w:t>
-            </w:r>
-          </w:p>
-        </w:tc>
-        <w:tc>
-          <w:tcPr>
-            <w:tcW w:type="dxa" w:w="2381"/>
-            <w:shd w:fill="FDE8DC" w:color="auto" w:val="clear"/>
-            <w:tcMar>
-              <w:top w:type="dxa" w:w="60"/>
-              <w:left w:type="dxa" w:w="90"/>
-              <w:bottom w:type="dxa" w:w="60"/>
-              <w:right w:type="dxa" w:w="90"/>
-            </w:tcMar>
-          </w:tcPr>
-          <w:p>
-            <w:pPr>
-              <w:spacing w:after="0" w:line="260"/>
-              <w:jc w:val="right"/>
-            </w:pPr>
-            <w:r>
-              <w:rPr>
-                <w:b w:val="false"/>
-                <w:bCs w:val="false"/>
-                <w:sz w:val="16"/>
-                <w:szCs w:val="16"/>
-              </w:rPr>
-              <w:t xml:space="preserve">1.1~2.0 W</w:t>
-            </w:r>
-          </w:p>
-        </w:tc>
-        <w:tc>
-          <w:tcPr>
-            <w:tcW w:type="dxa" w:w="2634"/>
-            <w:shd w:fill="FDE8DC" w:color="auto" w:val="clear"/>
-            <w:tcMar>
-              <w:top w:type="dxa" w:w="60"/>
-              <w:left w:type="dxa" w:w="90"/>
-              <w:bottom w:type="dxa" w:w="60"/>
-              <w:right w:type="dxa" w:w="90"/>
-            </w:tcMar>
-          </w:tcPr>
-          <w:p>
-            <w:pPr>
-              <w:spacing w:after="0" w:line="260"/>
-              <w:jc w:val="right"/>
-            </w:pPr>
-            <w:r>
-              <w:rPr>
-                <w:b w:val="false"/>
-                <w:bCs w:val="false"/>
-                <w:sz w:val="16"/>
-                <w:szCs w:val="16"/>
-              </w:rPr>
-              <w:t xml:space="preserve">92~105°C</w:t>
+            <w:tcW w:type="dxa" w:w="4194"/>
+            <w:tcMar>
+              <w:top w:type="dxa" w:w="60"/>
+              <w:left w:type="dxa" w:w="90"/>
+              <w:bottom w:type="dxa" w:w="60"/>
+              <w:right w:type="dxa" w:w="90"/>
+            </w:tcMar>
+          </w:tcPr>
+          <w:p>
+            <w:pPr>
+              <w:spacing w:after="0" w:line="260"/>
+              <w:jc w:val="left"/>
+            </w:pPr>
+            <w:r>
+              <w:rPr>
+                <w:b w:val="false"/>
+                <w:bCs w:val="false"/>
+                <w:sz w:val="16"/>
+                <w:szCs w:val="16"/>
+              </w:rPr>
+              <w:t xml:space="preserve">63°C (Hub 함체)</w:t>
+            </w:r>
+          </w:p>
+        </w:tc>
+        <w:tc>
+          <w:tcPr>
+            <w:tcW w:type="dxa" w:w="2746"/>
+            <w:tcMar>
+              <w:top w:type="dxa" w:w="60"/>
+              <w:left w:type="dxa" w:w="90"/>
+              <w:bottom w:type="dxa" w:w="60"/>
+              <w:right w:type="dxa" w:w="90"/>
+            </w:tcMar>
+          </w:tcPr>
+          <w:p>
+            <w:pPr>
+              <w:spacing w:after="0" w:line="260"/>
+              <w:jc w:val="right"/>
+            </w:pPr>
+            <w:r>
+              <w:rPr>
+                <w:b w:val="false"/>
+                <w:bCs w:val="false"/>
+                <w:sz w:val="16"/>
+                <w:szCs w:val="16"/>
+              </w:rPr>
+              <w:t xml:space="preserve">29.0 A</w:t>
+            </w:r>
+          </w:p>
+        </w:tc>
+        <w:tc>
+          <w:tcPr>
+            <w:tcW w:type="dxa" w:w="2966"/>
+            <w:tcMar>
+              <w:top w:type="dxa" w:w="60"/>
+              <w:left w:type="dxa" w:w="90"/>
+              <w:bottom w:type="dxa" w:w="60"/>
+              <w:right w:type="dxa" w:w="90"/>
+            </w:tcMar>
+          </w:tcPr>
+          <w:p>
+            <w:pPr>
+              <w:spacing w:after="0" w:line="260"/>
+              <w:jc w:val="right"/>
+            </w:pPr>
+            <w:r>
+              <w:rPr>
+                <w:b w:val="false"/>
+                <w:bCs w:val="false"/>
+                <w:sz w:val="16"/>
+                <w:szCs w:val="16"/>
+              </w:rPr>
+              <w:t xml:space="preserve">138%</w:t>
             </w:r>
           </w:p>
         </w:tc>
@@ -16214,7 +15864,407 @@
         </w:trPr>
         <w:tc>
           <w:tcPr>
-            <w:tcW w:type="dxa" w:w="2510"/>
+            <w:tcW w:type="dxa" w:w="4194"/>
+            <w:tcMar>
+              <w:top w:type="dxa" w:w="60"/>
+              <w:left w:type="dxa" w:w="90"/>
+              <w:bottom w:type="dxa" w:w="60"/>
+              <w:right w:type="dxa" w:w="90"/>
+            </w:tcMar>
+          </w:tcPr>
+          <w:p>
+            <w:pPr>
+              <w:spacing w:after="0" w:line="260"/>
+              <w:jc w:val="left"/>
+            </w:pPr>
+            <w:r>
+              <w:rPr>
+                <w:b w:val="false"/>
+                <w:bCs w:val="false"/>
+                <w:sz w:val="16"/>
+                <w:szCs w:val="16"/>
+              </w:rPr>
+              <w:t xml:space="preserve">75°C (보수)</w:t>
+            </w:r>
+          </w:p>
+        </w:tc>
+        <w:tc>
+          <w:tcPr>
+            <w:tcW w:type="dxa" w:w="2746"/>
+            <w:tcMar>
+              <w:top w:type="dxa" w:w="60"/>
+              <w:left w:type="dxa" w:w="90"/>
+              <w:bottom w:type="dxa" w:w="60"/>
+              <w:right w:type="dxa" w:w="90"/>
+            </w:tcMar>
+          </w:tcPr>
+          <w:p>
+            <w:pPr>
+              <w:spacing w:after="0" w:line="260"/>
+              <w:jc w:val="right"/>
+            </w:pPr>
+            <w:r>
+              <w:rPr>
+                <w:b w:val="false"/>
+                <w:bCs w:val="false"/>
+                <w:sz w:val="16"/>
+                <w:szCs w:val="16"/>
+              </w:rPr>
+              <w:t xml:space="preserve">24.5 A</w:t>
+            </w:r>
+          </w:p>
+        </w:tc>
+        <w:tc>
+          <w:tcPr>
+            <w:tcW w:type="dxa" w:w="2966"/>
+            <w:tcMar>
+              <w:top w:type="dxa" w:w="60"/>
+              <w:left w:type="dxa" w:w="90"/>
+              <w:bottom w:type="dxa" w:w="60"/>
+              <w:right w:type="dxa" w:w="90"/>
+            </w:tcMar>
+          </w:tcPr>
+          <w:p>
+            <w:pPr>
+              <w:spacing w:after="0" w:line="260"/>
+              <w:jc w:val="right"/>
+            </w:pPr>
+            <w:r>
+              <w:rPr>
+                <w:b w:val="false"/>
+                <w:bCs w:val="false"/>
+                <w:sz w:val="16"/>
+                <w:szCs w:val="16"/>
+              </w:rPr>
+              <w:t xml:space="preserve">163%</w:t>
+            </w:r>
+          </w:p>
+        </w:tc>
+      </w:tr>
+    </w:tbl>
+    <w:p>
+      <w:pPr>
+        <w:spacing w:after="80"/>
+      </w:pPr>
+    </w:p>
+    <w:p>
+      <w:pPr>
+        <w:spacing w:after="160" w:before="60" w:line="276"/>
+      </w:pPr>
+      <w:r>
+        <w:rPr>
+          <w:color w:val="5A6771"/>
+          <w:sz w:val="16"/>
+          <w:szCs w:val="16"/>
+        </w:rPr>
+        <w:t xml:space="preserve">8AWG는 63°C 설계 기준에서 도체 90°C를 만족하는 가장 가는 굵기입니다. 75°C 보수 조건까지 90°C를 지키려면 6AWG가 필요합니다. 이 경우 XT90 쪽만 8AWG 피그테일(0.1m)로 받고 나머지 0.4m를 6AWG로 압착 연결하면 Hub 4.85V입니다. 허용 전류는 I = 40·√((105−주변온도)/80) 모델로 계산한 가정값입니다.</w:t>
+      </w:r>
+    </w:p>
+    <w:tbl>
+      <w:tblPr>
+        <w:tblW w:type="dxa" w:w="9906"/>
+        <w:tblBorders>
+          <w:top w:val="single" w:color="C9D1D6" w:sz="4"/>
+          <w:left w:val="single" w:color="C9D1D6" w:sz="4"/>
+          <w:bottom w:val="single" w:color="C9D1D6" w:sz="4"/>
+          <w:right w:val="single" w:color="C9D1D6" w:sz="4"/>
+          <w:insideH w:val="single" w:color="C9D1D6" w:sz="4"/>
+          <w:insideV w:val="single" w:color="C9D1D6" w:sz="4"/>
+        </w:tblBorders>
+        <w:tblLayout w:type="fixed"/>
+      </w:tblPr>
+      <w:tblGrid>
+        <w:gridCol w:w="2224"/>
+        <w:gridCol w:w="1499"/>
+        <w:gridCol w:w="2120"/>
+        <w:gridCol w:w="1422"/>
+        <w:gridCol w:w="2641"/>
+      </w:tblGrid>
+      <w:tr>
+        <w:trPr>
+          <w:cantSplit/>
+          <w:tblHeader/>
+        </w:trPr>
+        <w:tc>
+          <w:tcPr>
+            <w:tcW w:type="dxa" w:w="2224"/>
+            <w:shd w:fill="EEF1F3" w:color="auto" w:val="clear"/>
+            <w:tcMar>
+              <w:top w:type="dxa" w:w="60"/>
+              <w:left w:type="dxa" w:w="90"/>
+              <w:bottom w:type="dxa" w:w="60"/>
+              <w:right w:type="dxa" w:w="90"/>
+            </w:tcMar>
+          </w:tcPr>
+          <w:p>
+            <w:pPr>
+              <w:spacing w:after="0" w:line="260"/>
+              <w:jc w:val="left"/>
+            </w:pPr>
+            <w:r>
+              <w:rPr>
+                <w:b/>
+                <w:bCs/>
+                <w:sz w:val="16"/>
+                <w:szCs w:val="16"/>
+              </w:rPr>
+              <w:t xml:space="preserve">상황 (8AWG, 0.5m)</w:t>
+            </w:r>
+          </w:p>
+        </w:tc>
+        <w:tc>
+          <w:tcPr>
+            <w:tcW w:type="dxa" w:w="1499"/>
+            <w:shd w:fill="EEF1F3" w:color="auto" w:val="clear"/>
+            <w:tcMar>
+              <w:top w:type="dxa" w:w="60"/>
+              <w:left w:type="dxa" w:w="90"/>
+              <w:bottom w:type="dxa" w:w="60"/>
+              <w:right w:type="dxa" w:w="90"/>
+            </w:tcMar>
+          </w:tcPr>
+          <w:p>
+            <w:pPr>
+              <w:spacing w:after="0" w:line="260"/>
+              <w:jc w:val="right"/>
+            </w:pPr>
+            <w:r>
+              <w:rPr>
+                <w:b/>
+                <w:bCs/>
+                <w:sz w:val="16"/>
+                <w:szCs w:val="16"/>
+              </w:rPr>
+              <w:t xml:space="preserve">커넥터 전류</w:t>
+            </w:r>
+          </w:p>
+        </w:tc>
+        <w:tc>
+          <w:tcPr>
+            <w:tcW w:type="dxa" w:w="2120"/>
+            <w:shd w:fill="EEF1F3" w:color="auto" w:val="clear"/>
+            <w:tcMar>
+              <w:top w:type="dxa" w:w="60"/>
+              <w:left w:type="dxa" w:w="90"/>
+              <w:bottom w:type="dxa" w:w="60"/>
+              <w:right w:type="dxa" w:w="90"/>
+            </w:tcMar>
+          </w:tcPr>
+          <w:p>
+            <w:pPr>
+              <w:spacing w:after="0" w:line="260"/>
+              <w:jc w:val="right"/>
+            </w:pPr>
+            <w:r>
+              <w:rPr>
+                <w:b/>
+                <w:bCs/>
+                <w:sz w:val="16"/>
+                <w:szCs w:val="16"/>
+              </w:rPr>
+              <w:t xml:space="preserve">하우징 63 / 75°C</w:t>
+            </w:r>
+          </w:p>
+        </w:tc>
+        <w:tc>
+          <w:tcPr>
+            <w:tcW w:type="dxa" w:w="1422"/>
+            <w:shd w:fill="EEF1F3" w:color="auto" w:val="clear"/>
+            <w:tcMar>
+              <w:top w:type="dxa" w:w="60"/>
+              <w:left w:type="dxa" w:w="90"/>
+              <w:bottom w:type="dxa" w:w="60"/>
+              <w:right w:type="dxa" w:w="90"/>
+            </w:tcMar>
+          </w:tcPr>
+          <w:p>
+            <w:pPr>
+              <w:spacing w:after="0" w:line="260"/>
+              <w:jc w:val="right"/>
+            </w:pPr>
+            <w:r>
+              <w:rPr>
+                <w:b/>
+                <w:bCs/>
+                <w:sz w:val="16"/>
+                <w:szCs w:val="16"/>
+              </w:rPr>
+              <w:t xml:space="preserve">Hub 입력</w:t>
+            </w:r>
+          </w:p>
+        </w:tc>
+        <w:tc>
+          <w:tcPr>
+            <w:tcW w:type="dxa" w:w="2641"/>
+            <w:shd w:fill="EEF1F3" w:color="auto" w:val="clear"/>
+            <w:tcMar>
+              <w:top w:type="dxa" w:w="60"/>
+              <w:left w:type="dxa" w:w="90"/>
+              <w:bottom w:type="dxa" w:w="60"/>
+              <w:right w:type="dxa" w:w="90"/>
+            </w:tcMar>
+          </w:tcPr>
+          <w:p>
+            <w:pPr>
+              <w:spacing w:after="0" w:line="260"/>
+              <w:jc w:val="left"/>
+            </w:pPr>
+            <w:r>
+              <w:rPr>
+                <w:b/>
+                <w:bCs/>
+                <w:sz w:val="16"/>
+                <w:szCs w:val="16"/>
+              </w:rPr>
+              <w:t xml:space="preserve">현상</w:t>
+            </w:r>
+          </w:p>
+        </w:tc>
+      </w:tr>
+      <w:tr>
+        <w:trPr>
+          <w:cantSplit/>
+          <w:tblHeader w:val="false"/>
+        </w:trPr>
+        <w:tc>
+          <w:tcPr>
+            <w:tcW w:type="dxa" w:w="2224"/>
+            <w:tcMar>
+              <w:top w:type="dxa" w:w="60"/>
+              <w:left w:type="dxa" w:w="90"/>
+              <w:bottom w:type="dxa" w:w="60"/>
+              <w:right w:type="dxa" w:w="90"/>
+            </w:tcMar>
+          </w:tcPr>
+          <w:p>
+            <w:pPr>
+              <w:spacing w:after="0" w:line="260"/>
+              <w:jc w:val="left"/>
+            </w:pPr>
+            <w:r>
+              <w:rPr>
+                <w:b w:val="false"/>
+                <w:bCs w:val="false"/>
+                <w:sz w:val="16"/>
+                <w:szCs w:val="16"/>
+              </w:rPr>
+              <w:t xml:space="preserve">야간 200W</w:t>
+            </w:r>
+          </w:p>
+        </w:tc>
+        <w:tc>
+          <w:tcPr>
+            <w:tcW w:type="dxa" w:w="1499"/>
+            <w:tcMar>
+              <w:top w:type="dxa" w:w="60"/>
+              <w:left w:type="dxa" w:w="90"/>
+              <w:bottom w:type="dxa" w:w="60"/>
+              <w:right w:type="dxa" w:w="90"/>
+            </w:tcMar>
+          </w:tcPr>
+          <w:p>
+            <w:pPr>
+              <w:spacing w:after="0" w:line="260"/>
+              <w:jc w:val="right"/>
+            </w:pPr>
+            <w:r>
+              <w:rPr>
+                <w:b w:val="false"/>
+                <w:bCs w:val="false"/>
+                <w:sz w:val="16"/>
+                <w:szCs w:val="16"/>
+              </w:rPr>
+              <w:t xml:space="preserve">20 A</w:t>
+            </w:r>
+          </w:p>
+        </w:tc>
+        <w:tc>
+          <w:tcPr>
+            <w:tcW w:type="dxa" w:w="2120"/>
+            <w:tcMar>
+              <w:top w:type="dxa" w:w="60"/>
+              <w:left w:type="dxa" w:w="90"/>
+              <w:bottom w:type="dxa" w:w="60"/>
+              <w:right w:type="dxa" w:w="90"/>
+            </w:tcMar>
+          </w:tcPr>
+          <w:p>
+            <w:pPr>
+              <w:spacing w:after="0" w:line="260"/>
+              <w:jc w:val="right"/>
+            </w:pPr>
+            <w:r>
+              <w:rPr>
+                <w:b w:val="false"/>
+                <w:bCs w:val="false"/>
+                <w:sz w:val="16"/>
+                <w:szCs w:val="16"/>
+              </w:rPr>
+              <w:t xml:space="preserve">73 / 86°C</w:t>
+            </w:r>
+          </w:p>
+        </w:tc>
+        <w:tc>
+          <w:tcPr>
+            <w:tcW w:type="dxa" w:w="1422"/>
+            <w:tcMar>
+              <w:top w:type="dxa" w:w="60"/>
+              <w:left w:type="dxa" w:w="90"/>
+              <w:bottom w:type="dxa" w:w="60"/>
+              <w:right w:type="dxa" w:w="90"/>
+            </w:tcMar>
+          </w:tcPr>
+          <w:p>
+            <w:pPr>
+              <w:spacing w:after="0" w:line="260"/>
+              <w:jc w:val="right"/>
+            </w:pPr>
+            <w:r>
+              <w:rPr>
+                <w:b w:val="false"/>
+                <w:bCs w:val="false"/>
+                <w:sz w:val="16"/>
+                <w:szCs w:val="16"/>
+              </w:rPr>
+              <w:t xml:space="preserve">4.91 V</w:t>
+            </w:r>
+          </w:p>
+        </w:tc>
+        <w:tc>
+          <w:tcPr>
+            <w:tcW w:type="dxa" w:w="2641"/>
+            <w:tcMar>
+              <w:top w:type="dxa" w:w="60"/>
+              <w:left w:type="dxa" w:w="90"/>
+              <w:bottom w:type="dxa" w:w="60"/>
+              <w:right w:type="dxa" w:w="90"/>
+            </w:tcMar>
+          </w:tcPr>
+          <w:p>
+            <w:pPr>
+              <w:spacing w:after="0" w:line="260"/>
+              <w:jc w:val="left"/>
+            </w:pPr>
+            <w:r>
+              <w:rPr>
+                <w:b w:val="false"/>
+                <w:bCs w:val="false"/>
+                <w:sz w:val="16"/>
+                <w:szCs w:val="16"/>
+              </w:rPr>
+              <w:t xml:space="preserve">여유 충분</w:t>
+            </w:r>
+          </w:p>
+        </w:tc>
+      </w:tr>
+      <w:tr>
+        <w:trPr>
+          <w:cantSplit/>
+          <w:tblHeader w:val="false"/>
+        </w:trPr>
+        <w:tc>
+          <w:tcPr>
+            <w:tcW w:type="dxa" w:w="2224"/>
             <w:shd w:fill="FDE8DC" w:color="auto" w:val="clear"/>
             <w:tcMar>
               <w:top w:type="dxa" w:w="60"/>
@@ -16235,13 +16285,40 @@
                 <w:sz w:val="16"/>
                 <w:szCs w:val="16"/>
               </w:rPr>
+              <w:t xml:space="preserve">한낮 400W (full white)</w:t>
+            </w:r>
+          </w:p>
+        </w:tc>
+        <w:tc>
+          <w:tcPr>
+            <w:tcW w:type="dxa" w:w="1499"/>
+            <w:shd w:fill="FDE8DC" w:color="auto" w:val="clear"/>
+            <w:tcMar>
+              <w:top w:type="dxa" w:w="60"/>
+              <w:left w:type="dxa" w:w="90"/>
+              <w:bottom w:type="dxa" w:w="60"/>
+              <w:right w:type="dxa" w:w="90"/>
+            </w:tcMar>
+          </w:tcPr>
+          <w:p>
+            <w:pPr>
+              <w:spacing w:after="0" w:line="260"/>
+              <w:jc w:val="right"/>
+            </w:pPr>
+            <w:r>
+              <w:rPr>
+                <w:b w:val="false"/>
+                <w:bCs w:val="false"/>
+                <w:sz w:val="16"/>
+                <w:szCs w:val="16"/>
+              </w:rPr>
               <w:t xml:space="preserve">40 A</w:t>
             </w:r>
           </w:p>
         </w:tc>
         <w:tc>
           <w:tcPr>
-            <w:tcW w:type="dxa" w:w="2381"/>
+            <w:tcW w:type="dxa" w:w="2120"/>
             <w:shd w:fill="FDE8DC" w:color="auto" w:val="clear"/>
             <w:tcMar>
               <w:top w:type="dxa" w:w="60"/>
@@ -16262,13 +16339,13 @@
                 <w:sz w:val="16"/>
                 <w:szCs w:val="16"/>
               </w:rPr>
-              <w:t xml:space="preserve">133%</w:t>
-            </w:r>
-          </w:p>
-        </w:tc>
-        <w:tc>
-          <w:tcPr>
-            <w:tcW w:type="dxa" w:w="2381"/>
+              <w:t xml:space="preserve">106 / 119°C</w:t>
+            </w:r>
+          </w:p>
+        </w:tc>
+        <w:tc>
+          <w:tcPr>
+            <w:tcW w:type="dxa" w:w="1422"/>
             <w:shd w:fill="FDE8DC" w:color="auto" w:val="clear"/>
             <w:tcMar>
               <w:top w:type="dxa" w:w="60"/>
@@ -16289,13 +16366,13 @@
                 <w:sz w:val="16"/>
                 <w:szCs w:val="16"/>
               </w:rPr>
-              <w:t xml:space="preserve">2.6~4.5 W</w:t>
-            </w:r>
-          </w:p>
-        </w:tc>
-        <w:tc>
-          <w:tcPr>
-            <w:tcW w:type="dxa" w:w="2634"/>
+              <w:t xml:space="preserve">4.82 V</w:t>
+            </w:r>
+          </w:p>
+        </w:tc>
+        <w:tc>
+          <w:tcPr>
+            <w:tcW w:type="dxa" w:w="2641"/>
             <w:shd w:fill="FDE8DC" w:color="auto" w:val="clear"/>
             <w:tcMar>
               <w:top w:type="dxa" w:w="60"/>
@@ -16307,16 +16384,434 @@
           <w:p>
             <w:pPr>
               <w:spacing w:after="0" w:line="260"/>
-              <w:jc w:val="right"/>
-            </w:pPr>
-            <w:r>
-              <w:rPr>
-                <w:b w:val="false"/>
-                <w:bCs w:val="false"/>
-                <w:sz w:val="16"/>
-                <w:szCs w:val="16"/>
-              </w:rPr>
-              <w:t xml:space="preserve">113~142°C</w:t>
+              <w:jc w:val="left"/>
+            </w:pPr>
+            <w:r>
+              <w:rPr>
+                <w:b w:val="false"/>
+                <w:bCs w:val="false"/>
+                <w:sz w:val="16"/>
+                <w:szCs w:val="16"/>
+              </w:rPr>
+              <w:t xml:space="preserve">설계 상한 초과, 조건 필요</w:t>
+            </w:r>
+          </w:p>
+        </w:tc>
+      </w:tr>
+      <w:tr>
+        <w:trPr>
+          <w:cantSplit/>
+          <w:tblHeader w:val="false"/>
+        </w:trPr>
+        <w:tc>
+          <w:tcPr>
+            <w:tcW w:type="dxa" w:w="2224"/>
+            <w:shd w:fill="E2F2E8" w:color="auto" w:val="clear"/>
+            <w:tcMar>
+              <w:top w:type="dxa" w:w="60"/>
+              <w:left w:type="dxa" w:w="90"/>
+              <w:bottom w:type="dxa" w:w="60"/>
+              <w:right w:type="dxa" w:w="90"/>
+            </w:tcMar>
+          </w:tcPr>
+          <w:p>
+            <w:pPr>
+              <w:spacing w:after="0" w:line="260"/>
+              <w:jc w:val="left"/>
+            </w:pPr>
+            <w:r>
+              <w:rPr>
+                <w:b w:val="false"/>
+                <w:bCs w:val="false"/>
+                <w:sz w:val="16"/>
+                <w:szCs w:val="16"/>
+              </w:rPr>
+              <w:t xml:space="preserve">휘도 상한 320W (SMPS당 32A)</w:t>
+            </w:r>
+          </w:p>
+        </w:tc>
+        <w:tc>
+          <w:tcPr>
+            <w:tcW w:type="dxa" w:w="1499"/>
+            <w:shd w:fill="E2F2E8" w:color="auto" w:val="clear"/>
+            <w:tcMar>
+              <w:top w:type="dxa" w:w="60"/>
+              <w:left w:type="dxa" w:w="90"/>
+              <w:bottom w:type="dxa" w:w="60"/>
+              <w:right w:type="dxa" w:w="90"/>
+            </w:tcMar>
+          </w:tcPr>
+          <w:p>
+            <w:pPr>
+              <w:spacing w:after="0" w:line="260"/>
+              <w:jc w:val="right"/>
+            </w:pPr>
+            <w:r>
+              <w:rPr>
+                <w:b w:val="false"/>
+                <w:bCs w:val="false"/>
+                <w:sz w:val="16"/>
+                <w:szCs w:val="16"/>
+              </w:rPr>
+              <w:t xml:space="preserve">32 A</w:t>
+            </w:r>
+          </w:p>
+        </w:tc>
+        <w:tc>
+          <w:tcPr>
+            <w:tcW w:type="dxa" w:w="2120"/>
+            <w:shd w:fill="E2F2E8" w:color="auto" w:val="clear"/>
+            <w:tcMar>
+              <w:top w:type="dxa" w:w="60"/>
+              <w:left w:type="dxa" w:w="90"/>
+              <w:bottom w:type="dxa" w:w="60"/>
+              <w:right w:type="dxa" w:w="90"/>
+            </w:tcMar>
+          </w:tcPr>
+          <w:p>
+            <w:pPr>
+              <w:spacing w:after="0" w:line="260"/>
+              <w:jc w:val="right"/>
+            </w:pPr>
+            <w:r>
+              <w:rPr>
+                <w:b w:val="false"/>
+                <w:bCs w:val="false"/>
+                <w:sz w:val="16"/>
+                <w:szCs w:val="16"/>
+              </w:rPr>
+              <w:t xml:space="preserve">≤105°C (노후 포함, 63°C)</w:t>
+            </w:r>
+          </w:p>
+        </w:tc>
+        <w:tc>
+          <w:tcPr>
+            <w:tcW w:type="dxa" w:w="1422"/>
+            <w:shd w:fill="E2F2E8" w:color="auto" w:val="clear"/>
+            <w:tcMar>
+              <w:top w:type="dxa" w:w="60"/>
+              <w:left w:type="dxa" w:w="90"/>
+              <w:bottom w:type="dxa" w:w="60"/>
+              <w:right w:type="dxa" w:w="90"/>
+            </w:tcMar>
+          </w:tcPr>
+          <w:p>
+            <w:pPr>
+              <w:spacing w:after="0" w:line="260"/>
+              <w:jc w:val="right"/>
+            </w:pPr>
+            <w:r>
+              <w:rPr>
+                <w:b w:val="false"/>
+                <w:bCs w:val="false"/>
+                <w:sz w:val="16"/>
+                <w:szCs w:val="16"/>
+              </w:rPr>
+              <w:t xml:space="preserve">약 4.86 V</w:t>
+            </w:r>
+          </w:p>
+        </w:tc>
+        <w:tc>
+          <w:tcPr>
+            <w:tcW w:type="dxa" w:w="2641"/>
+            <w:shd w:fill="E2F2E8" w:color="auto" w:val="clear"/>
+            <w:tcMar>
+              <w:top w:type="dxa" w:w="60"/>
+              <w:left w:type="dxa" w:w="90"/>
+              <w:bottom w:type="dxa" w:w="60"/>
+              <w:right w:type="dxa" w:w="90"/>
+            </w:tcMar>
+          </w:tcPr>
+          <w:p>
+            <w:pPr>
+              <w:spacing w:after="0" w:line="260"/>
+              <w:jc w:val="left"/>
+            </w:pPr>
+            <w:r>
+              <w:rPr>
+                <w:b w:val="false"/>
+                <w:bCs w:val="false"/>
+                <w:sz w:val="16"/>
+                <w:szCs w:val="16"/>
+              </w:rPr>
+              <w:t xml:space="preserve">권장 운전 상한</w:t>
+            </w:r>
+          </w:p>
+        </w:tc>
+      </w:tr>
+      <w:tr>
+        <w:trPr>
+          <w:cantSplit/>
+          <w:tblHeader w:val="false"/>
+        </w:trPr>
+        <w:tc>
+          <w:tcPr>
+            <w:tcW w:type="dxa" w:w="2224"/>
+            <w:shd w:fill="FDE8DC" w:color="auto" w:val="clear"/>
+            <w:tcMar>
+              <w:top w:type="dxa" w:w="60"/>
+              <w:left w:type="dxa" w:w="90"/>
+              <w:bottom w:type="dxa" w:w="60"/>
+              <w:right w:type="dxa" w:w="90"/>
+            </w:tcMar>
+          </w:tcPr>
+          <w:p>
+            <w:pPr>
+              <w:spacing w:after="0" w:line="260"/>
+              <w:jc w:val="left"/>
+            </w:pPr>
+            <w:r>
+              <w:rPr>
+                <w:b w:val="false"/>
+                <w:bCs w:val="false"/>
+                <w:sz w:val="16"/>
+                <w:szCs w:val="16"/>
+              </w:rPr>
+              <w:t xml:space="preserve">SMPS 과전류 보호 구간</w:t>
+            </w:r>
+          </w:p>
+        </w:tc>
+        <w:tc>
+          <w:tcPr>
+            <w:tcW w:type="dxa" w:w="1499"/>
+            <w:shd w:fill="FDE8DC" w:color="auto" w:val="clear"/>
+            <w:tcMar>
+              <w:top w:type="dxa" w:w="60"/>
+              <w:left w:type="dxa" w:w="90"/>
+              <w:bottom w:type="dxa" w:w="60"/>
+              <w:right w:type="dxa" w:w="90"/>
+            </w:tcMar>
+          </w:tcPr>
+          <w:p>
+            <w:pPr>
+              <w:spacing w:after="0" w:line="260"/>
+              <w:jc w:val="right"/>
+            </w:pPr>
+            <w:r>
+              <w:rPr>
+                <w:b w:val="false"/>
+                <w:bCs w:val="false"/>
+                <w:sz w:val="16"/>
+                <w:szCs w:val="16"/>
+              </w:rPr>
+              <w:t xml:space="preserve">60~100 A</w:t>
+            </w:r>
+          </w:p>
+        </w:tc>
+        <w:tc>
+          <w:tcPr>
+            <w:tcW w:type="dxa" w:w="2120"/>
+            <w:shd w:fill="FDE8DC" w:color="auto" w:val="clear"/>
+            <w:tcMar>
+              <w:top w:type="dxa" w:w="60"/>
+              <w:left w:type="dxa" w:w="90"/>
+              <w:bottom w:type="dxa" w:w="60"/>
+              <w:right w:type="dxa" w:w="90"/>
+            </w:tcMar>
+          </w:tcPr>
+          <w:p>
+            <w:pPr>
+              <w:spacing w:after="0" w:line="260"/>
+              <w:jc w:val="right"/>
+            </w:pPr>
+            <w:r>
+              <w:rPr>
+                <w:b w:val="false"/>
+                <w:bCs w:val="false"/>
+                <w:sz w:val="16"/>
+                <w:szCs w:val="16"/>
+              </w:rPr>
+              <w:t xml:space="preserve">167°C 이상</w:t>
+            </w:r>
+          </w:p>
+        </w:tc>
+        <w:tc>
+          <w:tcPr>
+            <w:tcW w:type="dxa" w:w="1422"/>
+            <w:shd w:fill="FDE8DC" w:color="auto" w:val="clear"/>
+            <w:tcMar>
+              <w:top w:type="dxa" w:w="60"/>
+              <w:left w:type="dxa" w:w="90"/>
+              <w:bottom w:type="dxa" w:w="60"/>
+              <w:right w:type="dxa" w:w="90"/>
+            </w:tcMar>
+          </w:tcPr>
+          <w:p>
+            <w:pPr>
+              <w:spacing w:after="0" w:line="260"/>
+              <w:jc w:val="right"/>
+            </w:pPr>
+            <w:r>
+              <w:rPr>
+                <w:b w:val="false"/>
+                <w:bCs w:val="false"/>
+                <w:sz w:val="16"/>
+                <w:szCs w:val="16"/>
+              </w:rPr>
+              <w:t xml:space="preserve">4.3~4.7 V</w:t>
+            </w:r>
+          </w:p>
+        </w:tc>
+        <w:tc>
+          <w:tcPr>
+            <w:tcW w:type="dxa" w:w="2641"/>
+            <w:shd w:fill="FDE8DC" w:color="auto" w:val="clear"/>
+            <w:tcMar>
+              <w:top w:type="dxa" w:w="60"/>
+              <w:left w:type="dxa" w:w="90"/>
+              <w:bottom w:type="dxa" w:w="60"/>
+              <w:right w:type="dxa" w:w="90"/>
+            </w:tcMar>
+          </w:tcPr>
+          <w:p>
+            <w:pPr>
+              <w:spacing w:after="0" w:line="260"/>
+              <w:jc w:val="left"/>
+            </w:pPr>
+            <w:r>
+              <w:rPr>
+                <w:b w:val="false"/>
+                <w:bCs w:val="false"/>
+                <w:sz w:val="16"/>
+                <w:szCs w:val="16"/>
+              </w:rPr>
+              <w:t xml:space="preserve">변색·용융·발화 위험, 퓨즈 필수</w:t>
+            </w:r>
+          </w:p>
+        </w:tc>
+      </w:tr>
+      <w:tr>
+        <w:trPr>
+          <w:cantSplit/>
+          <w:tblHeader w:val="false"/>
+        </w:trPr>
+        <w:tc>
+          <w:tcPr>
+            <w:tcW w:type="dxa" w:w="2224"/>
+            <w:tcMar>
+              <w:top w:type="dxa" w:w="60"/>
+              <w:left w:type="dxa" w:w="90"/>
+              <w:bottom w:type="dxa" w:w="60"/>
+              <w:right w:type="dxa" w:w="90"/>
+            </w:tcMar>
+          </w:tcPr>
+          <w:p>
+            <w:pPr>
+              <w:spacing w:after="0" w:line="260"/>
+              <w:jc w:val="left"/>
+            </w:pPr>
+            <w:r>
+              <w:rPr>
+                <w:b w:val="false"/>
+                <w:bCs w:val="false"/>
+                <w:sz w:val="16"/>
+                <w:szCs w:val="16"/>
+              </w:rPr>
+              <w:t xml:space="preserve">SMPS 1대 고장 / 커넥터 이탈</w:t>
+            </w:r>
+          </w:p>
+        </w:tc>
+        <w:tc>
+          <w:tcPr>
+            <w:tcW w:type="dxa" w:w="1499"/>
+            <w:tcMar>
+              <w:top w:type="dxa" w:w="60"/>
+              <w:left w:type="dxa" w:w="90"/>
+              <w:bottom w:type="dxa" w:w="60"/>
+              <w:right w:type="dxa" w:w="90"/>
+            </w:tcMar>
+          </w:tcPr>
+          <w:p>
+            <w:pPr>
+              <w:spacing w:after="0" w:line="260"/>
+              <w:jc w:val="right"/>
+            </w:pPr>
+            <w:r>
+              <w:rPr>
+                <w:b w:val="false"/>
+                <w:bCs w:val="false"/>
+                <w:sz w:val="16"/>
+                <w:szCs w:val="16"/>
+              </w:rPr>
+              <w:t xml:space="preserve">0 A (해당 쪽)</w:t>
+            </w:r>
+          </w:p>
+        </w:tc>
+        <w:tc>
+          <w:tcPr>
+            <w:tcW w:type="dxa" w:w="2120"/>
+            <w:tcMar>
+              <w:top w:type="dxa" w:w="60"/>
+              <w:left w:type="dxa" w:w="90"/>
+              <w:bottom w:type="dxa" w:w="60"/>
+              <w:right w:type="dxa" w:w="90"/>
+            </w:tcMar>
+          </w:tcPr>
+          <w:p>
+            <w:pPr>
+              <w:spacing w:after="0" w:line="260"/>
+              <w:jc w:val="right"/>
+            </w:pPr>
+            <w:r>
+              <w:rPr>
+                <w:b w:val="false"/>
+                <w:bCs w:val="false"/>
+                <w:sz w:val="16"/>
+                <w:szCs w:val="16"/>
+              </w:rPr>
+              <w:t xml:space="preserve">–</w:t>
+            </w:r>
+          </w:p>
+        </w:tc>
+        <w:tc>
+          <w:tcPr>
+            <w:tcW w:type="dxa" w:w="1422"/>
+            <w:tcMar>
+              <w:top w:type="dxa" w:w="60"/>
+              <w:left w:type="dxa" w:w="90"/>
+              <w:bottom w:type="dxa" w:w="60"/>
+              <w:right w:type="dxa" w:w="90"/>
+            </w:tcMar>
+          </w:tcPr>
+          <w:p>
+            <w:pPr>
+              <w:spacing w:after="0" w:line="260"/>
+              <w:jc w:val="right"/>
+            </w:pPr>
+            <w:r>
+              <w:rPr>
+                <w:b w:val="false"/>
+                <w:bCs w:val="false"/>
+                <w:sz w:val="16"/>
+                <w:szCs w:val="16"/>
+              </w:rPr>
+              <w:t xml:space="preserve">–</w:t>
+            </w:r>
+          </w:p>
+        </w:tc>
+        <w:tc>
+          <w:tcPr>
+            <w:tcW w:type="dxa" w:w="2641"/>
+            <w:tcMar>
+              <w:top w:type="dxa" w:w="60"/>
+              <w:left w:type="dxa" w:w="90"/>
+              <w:bottom w:type="dxa" w:w="60"/>
+              <w:right w:type="dxa" w:w="90"/>
+            </w:tcMar>
+          </w:tcPr>
+          <w:p>
+            <w:pPr>
+              <w:spacing w:after="0" w:line="260"/>
+              <w:jc w:val="left"/>
+            </w:pPr>
+            <w:r>
+              <w:rPr>
+                <w:b w:val="false"/>
+                <w:bCs w:val="false"/>
+                <w:sz w:val="16"/>
+                <w:szCs w:val="16"/>
+              </w:rPr>
+              <w:t xml:space="preserve">화면 절반 소등. 반쯤 빠진 상태가 더 위험(국부 발열)</w:t>
             </w:r>
           </w:p>
         </w:tc>
@@ -16341,10 +16836,10 @@
         <w:tblLayout w:type="fixed"/>
       </w:tblPr>
       <w:tblGrid>
-        <w:gridCol w:w="2807"/>
-        <w:gridCol w:w="2488"/>
-        <w:gridCol w:w="2122"/>
-        <w:gridCol w:w="2489"/>
+        <w:gridCol w:w="1309"/>
+        <w:gridCol w:w="2828"/>
+        <w:gridCol w:w="2390"/>
+        <w:gridCol w:w="3379"/>
       </w:tblGrid>
       <w:tr>
         <w:trPr>
@@ -16353,7 +16848,7 @@
         </w:trPr>
         <w:tc>
           <w:tcPr>
-            <w:tcW w:type="dxa" w:w="2807"/>
+            <w:tcW w:type="dxa" w:w="1309"/>
             <w:shd w:fill="EEF1F3" w:color="auto" w:val="clear"/>
             <w:tcMar>
               <w:top w:type="dxa" w:w="60"/>
@@ -16374,13 +16869,13 @@
                 <w:sz w:val="16"/>
                 <w:szCs w:val="16"/>
               </w:rPr>
-              <w:t xml:space="preserve">편도 길이 (20A/회로)</w:t>
-            </w:r>
-          </w:p>
-        </w:tc>
-        <w:tc>
-          <w:tcPr>
-            <w:tcW w:type="dxa" w:w="2488"/>
+              <w:t xml:space="preserve">위치</w:t>
+            </w:r>
+          </w:p>
+        </w:tc>
+        <w:tc>
+          <w:tcPr>
+            <w:tcW w:type="dxa" w:w="2828"/>
             <w:shd w:fill="EEF1F3" w:color="auto" w:val="clear"/>
             <w:tcMar>
               <w:top w:type="dxa" w:w="60"/>
@@ -16392,7 +16887,7 @@
           <w:p>
             <w:pPr>
               <w:spacing w:after="0" w:line="260"/>
-              <w:jc w:val="right"/>
+              <w:jc w:val="left"/>
             </w:pPr>
             <w:r>
               <w:rPr>
@@ -16401,13 +16896,13 @@
                 <w:sz w:val="16"/>
                 <w:szCs w:val="16"/>
               </w:rPr>
-              <w:t xml:space="preserve">11AWG 왕복 강하</w:t>
-            </w:r>
-          </w:p>
-        </w:tc>
-        <w:tc>
-          <w:tcPr>
-            <w:tcW w:type="dxa" w:w="2122"/>
+              <w:t xml:space="preserve">문제점</w:t>
+            </w:r>
+          </w:p>
+        </w:tc>
+        <w:tc>
+          <w:tcPr>
+            <w:tcW w:type="dxa" w:w="2390"/>
             <w:shd w:fill="EEF1F3" w:color="auto" w:val="clear"/>
             <w:tcMar>
               <w:top w:type="dxa" w:w="60"/>
@@ -16419,7 +16914,7 @@
           <w:p>
             <w:pPr>
               <w:spacing w:after="0" w:line="260"/>
-              <w:jc w:val="right"/>
+              <w:jc w:val="left"/>
             </w:pPr>
             <w:r>
               <w:rPr>
@@ -16428,13 +16923,13 @@
                 <w:sz w:val="16"/>
                 <w:szCs w:val="16"/>
               </w:rPr>
-              <w:t xml:space="preserve">패널 경로 손실</w:t>
-            </w:r>
-          </w:p>
-        </w:tc>
-        <w:tc>
-          <w:tcPr>
-            <w:tcW w:type="dxa" w:w="2489"/>
+              <w:t xml:space="preserve">예상 현상</w:t>
+            </w:r>
+          </w:p>
+        </w:tc>
+        <w:tc>
+          <w:tcPr>
+            <w:tcW w:type="dxa" w:w="3379"/>
             <w:shd w:fill="EEF1F3" w:color="auto" w:val="clear"/>
             <w:tcMar>
               <w:top w:type="dxa" w:w="60"/>
@@ -16446,7 +16941,7 @@
           <w:p>
             <w:pPr>
               <w:spacing w:after="0" w:line="260"/>
-              <w:jc w:val="right"/>
+              <w:jc w:val="left"/>
             </w:pPr>
             <w:r>
               <w:rPr>
@@ -16455,7 +16950,7 @@
                 <w:sz w:val="16"/>
                 <w:szCs w:val="16"/>
               </w:rPr>
-              <w:t xml:space="preserve">Hub 입력</w:t>
+              <w:t xml:space="preserve">개선</w:t>
             </w:r>
           </w:p>
         </w:tc>
@@ -16467,105 +16962,105 @@
         </w:trPr>
         <w:tc>
           <w:tcPr>
-            <w:tcW w:type="dxa" w:w="2807"/>
-            <w:tcMar>
-              <w:top w:type="dxa" w:w="60"/>
-              <w:left w:type="dxa" w:w="90"/>
-              <w:bottom w:type="dxa" w:w="60"/>
-              <w:right w:type="dxa" w:w="90"/>
-            </w:tcMar>
-          </w:tcPr>
-          <w:p>
-            <w:pPr>
-              <w:spacing w:after="0" w:line="260"/>
-              <w:jc w:val="left"/>
-            </w:pPr>
-            <w:r>
-              <w:rPr>
-                <w:b w:val="false"/>
-                <w:bCs w:val="false"/>
-                <w:sz w:val="16"/>
-                <w:szCs w:val="16"/>
-              </w:rPr>
-              <w:t xml:space="preserve">0.3 m</w:t>
-            </w:r>
-          </w:p>
-        </w:tc>
-        <w:tc>
-          <w:tcPr>
-            <w:tcW w:type="dxa" w:w="2488"/>
-            <w:tcMar>
-              <w:top w:type="dxa" w:w="60"/>
-              <w:left w:type="dxa" w:w="90"/>
-              <w:bottom w:type="dxa" w:w="60"/>
-              <w:right w:type="dxa" w:w="90"/>
-            </w:tcMar>
-          </w:tcPr>
-          <w:p>
-            <w:pPr>
-              <w:spacing w:after="0" w:line="260"/>
-              <w:jc w:val="right"/>
-            </w:pPr>
-            <w:r>
-              <w:rPr>
-                <w:b w:val="false"/>
-                <w:bCs w:val="false"/>
-                <w:sz w:val="16"/>
-                <w:szCs w:val="16"/>
-              </w:rPr>
-              <w:t xml:space="preserve">67 mV</w:t>
-            </w:r>
-          </w:p>
-        </w:tc>
-        <w:tc>
-          <w:tcPr>
-            <w:tcW w:type="dxa" w:w="2122"/>
-            <w:tcMar>
-              <w:top w:type="dxa" w:w="60"/>
-              <w:left w:type="dxa" w:w="90"/>
-              <w:bottom w:type="dxa" w:w="60"/>
-              <w:right w:type="dxa" w:w="90"/>
-            </w:tcMar>
-          </w:tcPr>
-          <w:p>
-            <w:pPr>
-              <w:spacing w:after="0" w:line="260"/>
-              <w:jc w:val="right"/>
-            </w:pPr>
-            <w:r>
-              <w:rPr>
-                <w:b w:val="false"/>
-                <w:bCs w:val="false"/>
-                <w:sz w:val="16"/>
-                <w:szCs w:val="16"/>
-              </w:rPr>
-              <w:t xml:space="preserve">8.9 W</w:t>
-            </w:r>
-          </w:p>
-        </w:tc>
-        <w:tc>
-          <w:tcPr>
-            <w:tcW w:type="dxa" w:w="2489"/>
-            <w:tcMar>
-              <w:top w:type="dxa" w:w="60"/>
-              <w:left w:type="dxa" w:w="90"/>
-              <w:bottom w:type="dxa" w:w="60"/>
-              <w:right w:type="dxa" w:w="90"/>
-            </w:tcMar>
-          </w:tcPr>
-          <w:p>
-            <w:pPr>
-              <w:spacing w:after="0" w:line="260"/>
-              <w:jc w:val="right"/>
-            </w:pPr>
-            <w:r>
-              <w:rPr>
-                <w:b w:val="false"/>
-                <w:bCs w:val="false"/>
-                <w:sz w:val="16"/>
-                <w:szCs w:val="16"/>
-              </w:rPr>
-              <w:t xml:space="preserve">4.87~4.89 V</w:t>
+            <w:tcW w:type="dxa" w:w="1309"/>
+            <w:tcMar>
+              <w:top w:type="dxa" w:w="60"/>
+              <w:left w:type="dxa" w:w="90"/>
+              <w:bottom w:type="dxa" w:w="60"/>
+              <w:right w:type="dxa" w:w="90"/>
+            </w:tcMar>
+          </w:tcPr>
+          <w:p>
+            <w:pPr>
+              <w:spacing w:after="0" w:line="260"/>
+              <w:jc w:val="left"/>
+            </w:pPr>
+            <w:r>
+              <w:rPr>
+                <w:b w:val="false"/>
+                <w:bCs w:val="false"/>
+                <w:sz w:val="16"/>
+                <w:szCs w:val="16"/>
+              </w:rPr>
+              <w:t xml:space="preserve">XT90 정격</w:t>
+            </w:r>
+          </w:p>
+        </w:tc>
+        <w:tc>
+          <w:tcPr>
+            <w:tcW w:type="dxa" w:w="2828"/>
+            <w:tcMar>
+              <w:top w:type="dxa" w:w="60"/>
+              <w:left w:type="dxa" w:w="90"/>
+              <w:bottom w:type="dxa" w:w="60"/>
+              <w:right w:type="dxa" w:w="90"/>
+            </w:tcMar>
+          </w:tcPr>
+          <w:p>
+            <w:pPr>
+              <w:spacing w:after="0" w:line="260"/>
+              <w:jc w:val="left"/>
+            </w:pPr>
+            <w:r>
+              <w:rPr>
+                <w:b w:val="false"/>
+                <w:bCs w:val="false"/>
+                <w:sz w:val="16"/>
+                <w:szCs w:val="16"/>
+              </w:rPr>
+              <w:t xml:space="preserve">40A는 판매처 표기이고 주변 25°C 기준. Amass UL 사양은 30A</w:t>
+            </w:r>
+          </w:p>
+        </w:tc>
+        <w:tc>
+          <w:tcPr>
+            <w:tcW w:type="dxa" w:w="2390"/>
+            <w:tcMar>
+              <w:top w:type="dxa" w:w="60"/>
+              <w:left w:type="dxa" w:w="90"/>
+              <w:bottom w:type="dxa" w:w="60"/>
+              <w:right w:type="dxa" w:w="90"/>
+            </w:tcMar>
+          </w:tcPr>
+          <w:p>
+            <w:pPr>
+              <w:spacing w:after="0" w:line="260"/>
+              <w:jc w:val="left"/>
+            </w:pPr>
+            <w:r>
+              <w:rPr>
+                <w:b w:val="false"/>
+                <w:bCs w:val="false"/>
+                <w:sz w:val="16"/>
+                <w:szCs w:val="16"/>
+              </w:rPr>
+              <w:t xml:space="preserve">고온 함체에서 40A 연속이면 하우징 106~140°C</w:t>
+            </w:r>
+          </w:p>
+        </w:tc>
+        <w:tc>
+          <w:tcPr>
+            <w:tcW w:type="dxa" w:w="3379"/>
+            <w:tcMar>
+              <w:top w:type="dxa" w:w="60"/>
+              <w:left w:type="dxa" w:w="90"/>
+              <w:bottom w:type="dxa" w:w="60"/>
+              <w:right w:type="dxa" w:w="90"/>
+            </w:tcMar>
+          </w:tcPr>
+          <w:p>
+            <w:pPr>
+              <w:spacing w:after="0" w:line="260"/>
+              <w:jc w:val="left"/>
+            </w:pPr>
+            <w:r>
+              <w:rPr>
+                <w:b w:val="false"/>
+                <w:bCs w:val="false"/>
+                <w:sz w:val="16"/>
+                <w:szCs w:val="16"/>
+              </w:rPr>
+              <w:t xml:space="preserve">Amass 사양서와 온도상승 데이터 확인, 63°C 40A 2시간 시험으로 검증</w:t>
             </w:r>
           </w:p>
         </w:tc>
@@ -16577,109 +17072,105 @@
         </w:trPr>
         <w:tc>
           <w:tcPr>
-            <w:tcW w:type="dxa" w:w="2807"/>
-            <w:shd w:fill="E2F2E8" w:color="auto" w:val="clear"/>
-            <w:tcMar>
-              <w:top w:type="dxa" w:w="60"/>
-              <w:left w:type="dxa" w:w="90"/>
-              <w:bottom w:type="dxa" w:w="60"/>
-              <w:right w:type="dxa" w:w="90"/>
-            </w:tcMar>
-          </w:tcPr>
-          <w:p>
-            <w:pPr>
-              <w:spacing w:after="0" w:line="260"/>
-              <w:jc w:val="left"/>
-            </w:pPr>
-            <w:r>
-              <w:rPr>
-                <w:b w:val="false"/>
-                <w:bCs w:val="false"/>
-                <w:sz w:val="16"/>
-                <w:szCs w:val="16"/>
-              </w:rPr>
-              <w:t xml:space="preserve">0.5 m</w:t>
-            </w:r>
-          </w:p>
-        </w:tc>
-        <w:tc>
-          <w:tcPr>
-            <w:tcW w:type="dxa" w:w="2488"/>
-            <w:shd w:fill="E2F2E8" w:color="auto" w:val="clear"/>
-            <w:tcMar>
-              <w:top w:type="dxa" w:w="60"/>
-              <w:left w:type="dxa" w:w="90"/>
-              <w:bottom w:type="dxa" w:w="60"/>
-              <w:right w:type="dxa" w:w="90"/>
-            </w:tcMar>
-          </w:tcPr>
-          <w:p>
-            <w:pPr>
-              <w:spacing w:after="0" w:line="260"/>
-              <w:jc w:val="right"/>
-            </w:pPr>
-            <w:r>
-              <w:rPr>
-                <w:b w:val="false"/>
-                <w:bCs w:val="false"/>
-                <w:sz w:val="16"/>
-                <w:szCs w:val="16"/>
-              </w:rPr>
-              <w:t xml:space="preserve">112 mV</w:t>
-            </w:r>
-          </w:p>
-        </w:tc>
-        <w:tc>
-          <w:tcPr>
-            <w:tcW w:type="dxa" w:w="2122"/>
-            <w:shd w:fill="E2F2E8" w:color="auto" w:val="clear"/>
-            <w:tcMar>
-              <w:top w:type="dxa" w:w="60"/>
-              <w:left w:type="dxa" w:w="90"/>
-              <w:bottom w:type="dxa" w:w="60"/>
-              <w:right w:type="dxa" w:w="90"/>
-            </w:tcMar>
-          </w:tcPr>
-          <w:p>
-            <w:pPr>
-              <w:spacing w:after="0" w:line="260"/>
-              <w:jc w:val="right"/>
-            </w:pPr>
-            <w:r>
-              <w:rPr>
-                <w:b w:val="false"/>
-                <w:bCs w:val="false"/>
-                <w:sz w:val="16"/>
-                <w:szCs w:val="16"/>
-              </w:rPr>
-              <w:t xml:space="preserve">12.5 W</w:t>
-            </w:r>
-          </w:p>
-        </w:tc>
-        <w:tc>
-          <w:tcPr>
-            <w:tcW w:type="dxa" w:w="2489"/>
-            <w:shd w:fill="E2F2E8" w:color="auto" w:val="clear"/>
-            <w:tcMar>
-              <w:top w:type="dxa" w:w="60"/>
-              <w:left w:type="dxa" w:w="90"/>
-              <w:bottom w:type="dxa" w:w="60"/>
-              <w:right w:type="dxa" w:w="90"/>
-            </w:tcMar>
-          </w:tcPr>
-          <w:p>
-            <w:pPr>
-              <w:spacing w:after="0" w:line="260"/>
-              <w:jc w:val="right"/>
-            </w:pPr>
-            <w:r>
-              <w:rPr>
-                <w:b w:val="false"/>
-                <w:bCs w:val="false"/>
-                <w:sz w:val="16"/>
-                <w:szCs w:val="16"/>
-              </w:rPr>
-              <w:t xml:space="preserve">4.82~4.84 V</w:t>
+            <w:tcW w:type="dxa" w:w="1309"/>
+            <w:tcMar>
+              <w:top w:type="dxa" w:w="60"/>
+              <w:left w:type="dxa" w:w="90"/>
+              <w:bottom w:type="dxa" w:w="60"/>
+              <w:right w:type="dxa" w:w="90"/>
+            </w:tcMar>
+          </w:tcPr>
+          <w:p>
+            <w:pPr>
+              <w:spacing w:after="0" w:line="260"/>
+              <w:jc w:val="left"/>
+            </w:pPr>
+            <w:r>
+              <w:rPr>
+                <w:b w:val="false"/>
+                <w:bCs w:val="false"/>
+                <w:sz w:val="16"/>
+                <w:szCs w:val="16"/>
+              </w:rPr>
+              <w:t xml:space="preserve">커넥터 위치</w:t>
+            </w:r>
+          </w:p>
+        </w:tc>
+        <w:tc>
+          <w:tcPr>
+            <w:tcW w:type="dxa" w:w="2828"/>
+            <w:tcMar>
+              <w:top w:type="dxa" w:w="60"/>
+              <w:left w:type="dxa" w:w="90"/>
+              <w:bottom w:type="dxa" w:w="60"/>
+              <w:right w:type="dxa" w:w="90"/>
+            </w:tcMar>
+          </w:tcPr>
+          <w:p>
+            <w:pPr>
+              <w:spacing w:after="0" w:line="260"/>
+              <w:jc w:val="left"/>
+            </w:pPr>
+            <w:r>
+              <w:rPr>
+                <w:b w:val="false"/>
+                <w:bCs w:val="false"/>
+                <w:sz w:val="16"/>
+                <w:szCs w:val="16"/>
+              </w:rPr>
+              <w:t xml:space="preserve">Hub 함체(63°C) 쪽에 두면 5~9K 더 뜨거움</w:t>
+            </w:r>
+          </w:p>
+        </w:tc>
+        <w:tc>
+          <w:tcPr>
+            <w:tcW w:type="dxa" w:w="2390"/>
+            <w:tcMar>
+              <w:top w:type="dxa" w:w="60"/>
+              <w:left w:type="dxa" w:w="90"/>
+              <w:bottom w:type="dxa" w:w="60"/>
+              <w:right w:type="dxa" w:w="90"/>
+            </w:tcMar>
+          </w:tcPr>
+          <w:p>
+            <w:pPr>
+              <w:spacing w:after="0" w:line="260"/>
+              <w:jc w:val="left"/>
+            </w:pPr>
+            <w:r>
+              <w:rPr>
+                <w:b w:val="false"/>
+                <w:bCs w:val="false"/>
+                <w:sz w:val="16"/>
+                <w:szCs w:val="16"/>
+              </w:rPr>
+              <w:t xml:space="preserve">설계 상한 초과</w:t>
+            </w:r>
+          </w:p>
+        </w:tc>
+        <w:tc>
+          <w:tcPr>
+            <w:tcW w:type="dxa" w:w="3379"/>
+            <w:tcMar>
+              <w:top w:type="dxa" w:w="60"/>
+              <w:left w:type="dxa" w:w="90"/>
+              <w:bottom w:type="dxa" w:w="60"/>
+              <w:right w:type="dxa" w:w="90"/>
+            </w:tcMar>
+          </w:tcPr>
+          <w:p>
+            <w:pPr>
+              <w:spacing w:after="0" w:line="260"/>
+              <w:jc w:val="left"/>
+            </w:pPr>
+            <w:r>
+              <w:rPr>
+                <w:b w:val="false"/>
+                <w:bCs w:val="false"/>
+                <w:sz w:val="16"/>
+                <w:szCs w:val="16"/>
+              </w:rPr>
+              <w:t xml:space="preserve">SMPS 핀 함체(55~58°C) 쪽에 배치</w:t>
             </w:r>
           </w:p>
         </w:tc>
@@ -16691,105 +17182,435 @@
         </w:trPr>
         <w:tc>
           <w:tcPr>
-            <w:tcW w:type="dxa" w:w="2807"/>
-            <w:tcMar>
-              <w:top w:type="dxa" w:w="60"/>
-              <w:left w:type="dxa" w:w="90"/>
-              <w:bottom w:type="dxa" w:w="60"/>
-              <w:right w:type="dxa" w:w="90"/>
-            </w:tcMar>
-          </w:tcPr>
-          <w:p>
-            <w:pPr>
-              <w:spacing w:after="0" w:line="260"/>
-              <w:jc w:val="left"/>
-            </w:pPr>
-            <w:r>
-              <w:rPr>
-                <w:b w:val="false"/>
-                <w:bCs w:val="false"/>
-                <w:sz w:val="16"/>
-                <w:szCs w:val="16"/>
-              </w:rPr>
-              <w:t xml:space="preserve">1.0 m</w:t>
-            </w:r>
-          </w:p>
-        </w:tc>
-        <w:tc>
-          <w:tcPr>
-            <w:tcW w:type="dxa" w:w="2488"/>
-            <w:tcMar>
-              <w:top w:type="dxa" w:w="60"/>
-              <w:left w:type="dxa" w:w="90"/>
-              <w:bottom w:type="dxa" w:w="60"/>
-              <w:right w:type="dxa" w:w="90"/>
-            </w:tcMar>
-          </w:tcPr>
-          <w:p>
-            <w:pPr>
-              <w:spacing w:after="0" w:line="260"/>
-              <w:jc w:val="right"/>
-            </w:pPr>
-            <w:r>
-              <w:rPr>
-                <w:b w:val="false"/>
-                <w:bCs w:val="false"/>
-                <w:sz w:val="16"/>
-                <w:szCs w:val="16"/>
-              </w:rPr>
-              <w:t xml:space="preserve">224 mV</w:t>
-            </w:r>
-          </w:p>
-        </w:tc>
-        <w:tc>
-          <w:tcPr>
-            <w:tcW w:type="dxa" w:w="2122"/>
-            <w:tcMar>
-              <w:top w:type="dxa" w:w="60"/>
-              <w:left w:type="dxa" w:w="90"/>
-              <w:bottom w:type="dxa" w:w="60"/>
-              <w:right w:type="dxa" w:w="90"/>
-            </w:tcMar>
-          </w:tcPr>
-          <w:p>
-            <w:pPr>
-              <w:spacing w:after="0" w:line="260"/>
-              <w:jc w:val="right"/>
-            </w:pPr>
-            <w:r>
-              <w:rPr>
-                <w:b w:val="false"/>
-                <w:bCs w:val="false"/>
-                <w:sz w:val="16"/>
-                <w:szCs w:val="16"/>
-              </w:rPr>
-              <w:t xml:space="preserve">21.4 W</w:t>
-            </w:r>
-          </w:p>
-        </w:tc>
-        <w:tc>
-          <w:tcPr>
-            <w:tcW w:type="dxa" w:w="2489"/>
-            <w:tcMar>
-              <w:top w:type="dxa" w:w="60"/>
-              <w:left w:type="dxa" w:w="90"/>
-              <w:bottom w:type="dxa" w:w="60"/>
-              <w:right w:type="dxa" w:w="90"/>
-            </w:tcMar>
-          </w:tcPr>
-          <w:p>
-            <w:pPr>
-              <w:spacing w:after="0" w:line="260"/>
-              <w:jc w:val="right"/>
-            </w:pPr>
-            <w:r>
-              <w:rPr>
-                <w:b w:val="false"/>
-                <w:bCs w:val="false"/>
-                <w:sz w:val="16"/>
-                <w:szCs w:val="16"/>
-              </w:rPr>
-              <w:t xml:space="preserve">4.71~4.73 V</w:t>
+            <w:tcW w:type="dxa" w:w="1309"/>
+            <w:tcMar>
+              <w:top w:type="dxa" w:w="60"/>
+              <w:left w:type="dxa" w:w="90"/>
+              <w:bottom w:type="dxa" w:w="60"/>
+              <w:right w:type="dxa" w:w="90"/>
+            </w:tcMar>
+          </w:tcPr>
+          <w:p>
+            <w:pPr>
+              <w:spacing w:after="0" w:line="260"/>
+              <w:jc w:val="left"/>
+            </w:pPr>
+            <w:r>
+              <w:rPr>
+                <w:b w:val="false"/>
+                <w:bCs w:val="false"/>
+                <w:sz w:val="16"/>
+                <w:szCs w:val="16"/>
+              </w:rPr>
+              <w:t xml:space="preserve">방수·잠금</w:t>
+            </w:r>
+          </w:p>
+        </w:tc>
+        <w:tc>
+          <w:tcPr>
+            <w:tcW w:type="dxa" w:w="2828"/>
+            <w:tcMar>
+              <w:top w:type="dxa" w:w="60"/>
+              <w:left w:type="dxa" w:w="90"/>
+              <w:bottom w:type="dxa" w:w="60"/>
+              <w:right w:type="dxa" w:w="90"/>
+            </w:tcMar>
+          </w:tcPr>
+          <w:p>
+            <w:pPr>
+              <w:spacing w:after="0" w:line="260"/>
+              <w:jc w:val="left"/>
+            </w:pPr>
+            <w:r>
+              <w:rPr>
+                <w:b w:val="false"/>
+                <w:bCs w:val="false"/>
+                <w:sz w:val="16"/>
+                <w:szCs w:val="16"/>
+              </w:rPr>
+              <w:t xml:space="preserve">IP 등급과 잠금 장치 없음</w:t>
+            </w:r>
+          </w:p>
+        </w:tc>
+        <w:tc>
+          <w:tcPr>
+            <w:tcW w:type="dxa" w:w="2390"/>
+            <w:tcMar>
+              <w:top w:type="dxa" w:w="60"/>
+              <w:left w:type="dxa" w:w="90"/>
+              <w:bottom w:type="dxa" w:w="60"/>
+              <w:right w:type="dxa" w:w="90"/>
+            </w:tcMar>
+          </w:tcPr>
+          <w:p>
+            <w:pPr>
+              <w:spacing w:after="0" w:line="260"/>
+              <w:jc w:val="left"/>
+            </w:pPr>
+            <w:r>
+              <w:rPr>
+                <w:b w:val="false"/>
+                <w:bCs w:val="false"/>
+                <w:sz w:val="16"/>
+                <w:szCs w:val="16"/>
+              </w:rPr>
+              <w:t xml:space="preserve">결로로 접점 산화, 진동으로 반쯤 빠지면 국부 발열</w:t>
+            </w:r>
+          </w:p>
+        </w:tc>
+        <w:tc>
+          <w:tcPr>
+            <w:tcW w:type="dxa" w:w="3379"/>
+            <w:tcMar>
+              <w:top w:type="dxa" w:w="60"/>
+              <w:left w:type="dxa" w:w="90"/>
+              <w:bottom w:type="dxa" w:w="60"/>
+              <w:right w:type="dxa" w:w="90"/>
+            </w:tcMar>
+          </w:tcPr>
+          <w:p>
+            <w:pPr>
+              <w:spacing w:after="0" w:line="260"/>
+              <w:jc w:val="left"/>
+            </w:pPr>
+            <w:r>
+              <w:rPr>
+                <w:b w:val="false"/>
+                <w:bCs w:val="false"/>
+                <w:sz w:val="16"/>
+                <w:szCs w:val="16"/>
+              </w:rPr>
+              <w:t xml:space="preserve">함체 안에만 설치, 결합부를 Al 브래킷과 열패드로 고정(하우징 약 −9~−19K), 양쪽 100mm 안 P-클램프</w:t>
+            </w:r>
+          </w:p>
+        </w:tc>
+      </w:tr>
+      <w:tr>
+        <w:trPr>
+          <w:cantSplit/>
+          <w:tblHeader w:val="false"/>
+        </w:trPr>
+        <w:tc>
+          <w:tcPr>
+            <w:tcW w:type="dxa" w:w="1309"/>
+            <w:tcMar>
+              <w:top w:type="dxa" w:w="60"/>
+              <w:left w:type="dxa" w:w="90"/>
+              <w:bottom w:type="dxa" w:w="60"/>
+              <w:right w:type="dxa" w:w="90"/>
+            </w:tcMar>
+          </w:tcPr>
+          <w:p>
+            <w:pPr>
+              <w:spacing w:after="0" w:line="260"/>
+              <w:jc w:val="left"/>
+            </w:pPr>
+            <w:r>
+              <w:rPr>
+                <w:b w:val="false"/>
+                <w:bCs w:val="false"/>
+                <w:sz w:val="16"/>
+                <w:szCs w:val="16"/>
+              </w:rPr>
+              <w:t xml:space="preserve">8AWG 납땜</w:t>
+            </w:r>
+          </w:p>
+        </w:tc>
+        <w:tc>
+          <w:tcPr>
+            <w:tcW w:type="dxa" w:w="2828"/>
+            <w:tcMar>
+              <w:top w:type="dxa" w:w="60"/>
+              <w:left w:type="dxa" w:w="90"/>
+              <w:bottom w:type="dxa" w:w="60"/>
+              <w:right w:type="dxa" w:w="90"/>
+            </w:tcMar>
+          </w:tcPr>
+          <w:p>
+            <w:pPr>
+              <w:spacing w:after="0" w:line="260"/>
+              <w:jc w:val="left"/>
+            </w:pPr>
+            <w:r>
+              <w:rPr>
+                <w:b w:val="false"/>
+                <w:bCs w:val="false"/>
+                <w:sz w:val="16"/>
+                <w:szCs w:val="16"/>
+              </w:rPr>
+              <w:t xml:space="preserve">굵은 도체라 열용량이 큼, 납땜 컵이 빠듯함</w:t>
+            </w:r>
+          </w:p>
+        </w:tc>
+        <w:tc>
+          <w:tcPr>
+            <w:tcW w:type="dxa" w:w="2390"/>
+            <w:tcMar>
+              <w:top w:type="dxa" w:w="60"/>
+              <w:left w:type="dxa" w:w="90"/>
+              <w:bottom w:type="dxa" w:w="60"/>
+              <w:right w:type="dxa" w:w="90"/>
+            </w:tcMar>
+          </w:tcPr>
+          <w:p>
+            <w:pPr>
+              <w:spacing w:after="0" w:line="260"/>
+              <w:jc w:val="left"/>
+            </w:pPr>
+            <w:r>
+              <w:rPr>
+                <w:b w:val="false"/>
+                <w:bCs w:val="false"/>
+                <w:sz w:val="16"/>
+                <w:szCs w:val="16"/>
+              </w:rPr>
+              <w:t xml:space="preserve">냉땜·소선 절단 → 접합 저항 상승</w:t>
+            </w:r>
+          </w:p>
+        </w:tc>
+        <w:tc>
+          <w:tcPr>
+            <w:tcW w:type="dxa" w:w="3379"/>
+            <w:tcMar>
+              <w:top w:type="dxa" w:w="60"/>
+              <w:left w:type="dxa" w:w="90"/>
+              <w:bottom w:type="dxa" w:w="60"/>
+              <w:right w:type="dxa" w:w="90"/>
+            </w:tcMar>
+          </w:tcPr>
+          <w:p>
+            <w:pPr>
+              <w:spacing w:after="0" w:line="260"/>
+              <w:jc w:val="left"/>
+            </w:pPr>
+            <w:r>
+              <w:rPr>
+                <w:b w:val="false"/>
+                <w:bCs w:val="false"/>
+                <w:sz w:val="16"/>
+                <w:szCs w:val="16"/>
+              </w:rPr>
+              <w:t xml:space="preserve">극세선 실리콘 8AWG, 100W 이상 인두와 지그, 단면 검사</w:t>
+            </w:r>
+          </w:p>
+        </w:tc>
+      </w:tr>
+      <w:tr>
+        <w:trPr>
+          <w:cantSplit/>
+          <w:tblHeader w:val="false"/>
+        </w:trPr>
+        <w:tc>
+          <w:tcPr>
+            <w:tcW w:type="dxa" w:w="1309"/>
+            <w:tcMar>
+              <w:top w:type="dxa" w:w="60"/>
+              <w:left w:type="dxa" w:w="90"/>
+              <w:bottom w:type="dxa" w:w="60"/>
+              <w:right w:type="dxa" w:w="90"/>
+            </w:tcMar>
+          </w:tcPr>
+          <w:p>
+            <w:pPr>
+              <w:spacing w:after="0" w:line="260"/>
+              <w:jc w:val="left"/>
+            </w:pPr>
+            <w:r>
+              <w:rPr>
+                <w:b w:val="false"/>
+                <w:bCs w:val="false"/>
+                <w:sz w:val="16"/>
+                <w:szCs w:val="16"/>
+              </w:rPr>
+              <w:t xml:space="preserve">케이블 굴곡·관통</w:t>
+            </w:r>
+          </w:p>
+        </w:tc>
+        <w:tc>
+          <w:tcPr>
+            <w:tcW w:type="dxa" w:w="2828"/>
+            <w:tcMar>
+              <w:top w:type="dxa" w:w="60"/>
+              <w:left w:type="dxa" w:w="90"/>
+              <w:bottom w:type="dxa" w:w="60"/>
+              <w:right w:type="dxa" w:w="90"/>
+            </w:tcMar>
+          </w:tcPr>
+          <w:p>
+            <w:pPr>
+              <w:spacing w:after="0" w:line="260"/>
+              <w:jc w:val="left"/>
+            </w:pPr>
+            <w:r>
+              <w:rPr>
+                <w:b w:val="false"/>
+                <w:bCs w:val="false"/>
+                <w:sz w:val="16"/>
+                <w:szCs w:val="16"/>
+              </w:rPr>
+              <w:t xml:space="preserve">8AWG 외경 약 6.8mm, 최소 굽힘반경 41mm</w:t>
+            </w:r>
+          </w:p>
+        </w:tc>
+        <w:tc>
+          <w:tcPr>
+            <w:tcW w:type="dxa" w:w="2390"/>
+            <w:tcMar>
+              <w:top w:type="dxa" w:w="60"/>
+              <w:left w:type="dxa" w:w="90"/>
+              <w:bottom w:type="dxa" w:w="60"/>
+              <w:right w:type="dxa" w:w="90"/>
+            </w:tcMar>
+          </w:tcPr>
+          <w:p>
+            <w:pPr>
+              <w:spacing w:after="0" w:line="260"/>
+              <w:jc w:val="left"/>
+            </w:pPr>
+            <w:r>
+              <w:rPr>
+                <w:b w:val="false"/>
+                <w:bCs w:val="false"/>
+                <w:sz w:val="16"/>
+                <w:szCs w:val="16"/>
+              </w:rPr>
+              <w:t xml:space="preserve">작은 함체 안에서 납땜부 응력</w:t>
+            </w:r>
+          </w:p>
+        </w:tc>
+        <w:tc>
+          <w:tcPr>
+            <w:tcW w:type="dxa" w:w="3379"/>
+            <w:tcMar>
+              <w:top w:type="dxa" w:w="60"/>
+              <w:left w:type="dxa" w:w="90"/>
+              <w:bottom w:type="dxa" w:w="60"/>
+              <w:right w:type="dxa" w:w="90"/>
+            </w:tcMar>
+          </w:tcPr>
+          <w:p>
+            <w:pPr>
+              <w:spacing w:after="0" w:line="260"/>
+              <w:jc w:val="left"/>
+            </w:pPr>
+            <w:r>
+              <w:rPr>
+                <w:b w:val="false"/>
+                <w:bCs w:val="false"/>
+                <w:sz w:val="16"/>
+                <w:szCs w:val="16"/>
+              </w:rPr>
+              <w:t xml:space="preserve">굽힘 여유 확보, M16(4~8mm) IP68 글랜드, 드립 루프</w:t>
+            </w:r>
+          </w:p>
+        </w:tc>
+      </w:tr>
+      <w:tr>
+        <w:trPr>
+          <w:cantSplit/>
+          <w:tblHeader w:val="false"/>
+        </w:trPr>
+        <w:tc>
+          <w:tcPr>
+            <w:tcW w:type="dxa" w:w="1309"/>
+            <w:tcMar>
+              <w:top w:type="dxa" w:w="60"/>
+              <w:left w:type="dxa" w:w="90"/>
+              <w:bottom w:type="dxa" w:w="60"/>
+              <w:right w:type="dxa" w:w="90"/>
+            </w:tcMar>
+          </w:tcPr>
+          <w:p>
+            <w:pPr>
+              <w:spacing w:after="0" w:line="260"/>
+              <w:jc w:val="left"/>
+            </w:pPr>
+            <w:r>
+              <w:rPr>
+                <w:b w:val="false"/>
+                <w:bCs w:val="false"/>
+                <w:sz w:val="16"/>
+                <w:szCs w:val="16"/>
+              </w:rPr>
+              <w:t xml:space="preserve">과전류</w:t>
+            </w:r>
+          </w:p>
+        </w:tc>
+        <w:tc>
+          <w:tcPr>
+            <w:tcW w:type="dxa" w:w="2828"/>
+            <w:tcMar>
+              <w:top w:type="dxa" w:w="60"/>
+              <w:left w:type="dxa" w:w="90"/>
+              <w:bottom w:type="dxa" w:w="60"/>
+              <w:right w:type="dxa" w:w="90"/>
+            </w:tcMar>
+          </w:tcPr>
+          <w:p>
+            <w:pPr>
+              <w:spacing w:after="0" w:line="260"/>
+              <w:jc w:val="left"/>
+            </w:pPr>
+            <w:r>
+              <w:rPr>
+                <w:b w:val="false"/>
+                <w:bCs w:val="false"/>
+                <w:sz w:val="16"/>
+                <w:szCs w:val="16"/>
+              </w:rPr>
+              <w:t xml:space="preserve">SMPS 보호 구간 전류가 80A 이상</w:t>
+            </w:r>
+          </w:p>
+        </w:tc>
+        <w:tc>
+          <w:tcPr>
+            <w:tcW w:type="dxa" w:w="2390"/>
+            <w:tcMar>
+              <w:top w:type="dxa" w:w="60"/>
+              <w:left w:type="dxa" w:w="90"/>
+              <w:bottom w:type="dxa" w:w="60"/>
+              <w:right w:type="dxa" w:w="90"/>
+            </w:tcMar>
+          </w:tcPr>
+          <w:p>
+            <w:pPr>
+              <w:spacing w:after="0" w:line="260"/>
+              <w:jc w:val="left"/>
+            </w:pPr>
+            <w:r>
+              <w:rPr>
+                <w:b w:val="false"/>
+                <w:bCs w:val="false"/>
+                <w:sz w:val="16"/>
+                <w:szCs w:val="16"/>
+              </w:rPr>
+              <w:t xml:space="preserve">커넥터 용융·발화</w:t>
+            </w:r>
+          </w:p>
+        </w:tc>
+        <w:tc>
+          <w:tcPr>
+            <w:tcW w:type="dxa" w:w="3379"/>
+            <w:tcMar>
+              <w:top w:type="dxa" w:w="60"/>
+              <w:left w:type="dxa" w:w="90"/>
+              <w:bottom w:type="dxa" w:w="60"/>
+              <w:right w:type="dxa" w:w="90"/>
+            </w:tcMar>
+          </w:tcPr>
+          <w:p>
+            <w:pPr>
+              <w:spacing w:after="0" w:line="260"/>
+              <w:jc w:val="left"/>
+            </w:pPr>
+            <w:r>
+              <w:rPr>
+                <w:b w:val="false"/>
+                <w:bCs w:val="false"/>
+                <w:sz w:val="16"/>
+                <w:szCs w:val="16"/>
+              </w:rPr>
+              <w:t xml:space="preserve">회로당 50A MIDI(볼트 체결) 퓨즈. 고온에서는 블레이드형보다 적합</w:t>
             </w:r>
           </w:p>
         </w:tc>
@@ -16802,1027 +17623,245 @@
     </w:p>
     <w:p>
       <w:pPr>
-        <w:spacing w:after="160" w:before="60" w:line="276"/>
+        <w:pStyle w:val="Heading2"/>
+        <w:keepNext/>
+        <w:spacing w:after="80" w:before="200"/>
       </w:pPr>
       <w:r>
         <w:rPr>
-          <w:color w:val="5A6771"/>
-          <w:sz w:val="16"/>
-          <w:szCs w:val="16"/>
+          <w:b/>
+          <w:bCs/>
+          <w:color w:val="1B2329"/>
+          <w:sz w:val="22"/>
+          <w:szCs w:val="22"/>
         </w:rPr>
-        <w:t xml:space="preserve">허용 전류(75°C, 4회로 번들, 도체 90°C 기준): 11AWG 16.6A, 10AWG 19.9A, 8AWG 28.0A. 경로 손실 대부분은 Hub 함체 안팎의 열로 남으므로 Hub 함체 열계산에 더해야 합니다. XT60 디레이팅 식, 접촉저항(0.6mΩ, 노후 1.2mΩ), 케이블 열 모델은 가정이며 실측(mΩ 측정, 열화상)으로 확인해야 합니다.</w:t>
+        <w:t xml:space="preserve">권장 구성 (확정 조건)</w:t>
       </w:r>
     </w:p>
-    <w:tbl>
-      <w:tblPr>
-        <w:tblW w:type="dxa" w:w="9906"/>
-        <w:tblBorders>
-          <w:top w:val="single" w:color="C9D1D6" w:sz="4"/>
-          <w:left w:val="single" w:color="C9D1D6" w:sz="4"/>
-          <w:bottom w:val="single" w:color="C9D1D6" w:sz="4"/>
-          <w:right w:val="single" w:color="C9D1D6" w:sz="4"/>
-          <w:insideH w:val="single" w:color="C9D1D6" w:sz="4"/>
-          <w:insideV w:val="single" w:color="C9D1D6" w:sz="4"/>
-        </w:tblBorders>
-        <w:tblLayout w:type="fixed"/>
-      </w:tblPr>
-      <w:tblGrid>
-        <w:gridCol w:w="1597"/>
-        <w:gridCol w:w="1416"/>
-        <w:gridCol w:w="1653"/>
-        <w:gridCol w:w="954"/>
-        <w:gridCol w:w="1909"/>
-        <w:gridCol w:w="2377"/>
-      </w:tblGrid>
-      <w:tr>
-        <w:trPr>
-          <w:cantSplit/>
-          <w:tblHeader/>
-        </w:trPr>
-        <w:tc>
-          <w:tcPr>
-            <w:tcW w:type="dxa" w:w="1597"/>
-            <w:shd w:fill="EEF1F3" w:color="auto" w:val="clear"/>
-            <w:tcMar>
-              <w:top w:type="dxa" w:w="60"/>
-              <w:left w:type="dxa" w:w="90"/>
-              <w:bottom w:type="dxa" w:w="60"/>
-              <w:right w:type="dxa" w:w="90"/>
-            </w:tcMar>
-          </w:tcPr>
-          <w:p>
-            <w:pPr>
-              <w:spacing w:after="0" w:line="260"/>
-              <w:jc w:val="left"/>
-            </w:pPr>
-            <w:r>
-              <w:rPr>
-                <w:b/>
-                <w:bCs/>
-                <w:sz w:val="16"/>
-                <w:szCs w:val="16"/>
-              </w:rPr>
-              <w:t xml:space="preserve">커넥터 대안</w:t>
-            </w:r>
-          </w:p>
-        </w:tc>
-        <w:tc>
-          <w:tcPr>
-            <w:tcW w:type="dxa" w:w="1416"/>
-            <w:shd w:fill="EEF1F3" w:color="auto" w:val="clear"/>
-            <w:tcMar>
-              <w:top w:type="dxa" w:w="60"/>
-              <w:left w:type="dxa" w:w="90"/>
-              <w:bottom w:type="dxa" w:w="60"/>
-              <w:right w:type="dxa" w:w="90"/>
-            </w:tcMar>
-          </w:tcPr>
-          <w:p>
-            <w:pPr>
-              <w:spacing w:after="0" w:line="260"/>
-              <w:jc w:val="left"/>
-            </w:pPr>
-            <w:r>
-              <w:rPr>
-                <w:b/>
-                <w:bCs/>
-                <w:sz w:val="16"/>
-                <w:szCs w:val="16"/>
-              </w:rPr>
-              <w:t xml:space="preserve">정격</w:t>
-            </w:r>
-          </w:p>
-        </w:tc>
-        <w:tc>
-          <w:tcPr>
-            <w:tcW w:type="dxa" w:w="1653"/>
-            <w:shd w:fill="EEF1F3" w:color="auto" w:val="clear"/>
-            <w:tcMar>
-              <w:top w:type="dxa" w:w="60"/>
-              <w:left w:type="dxa" w:w="90"/>
-              <w:bottom w:type="dxa" w:w="60"/>
-              <w:right w:type="dxa" w:w="90"/>
-            </w:tcMar>
-          </w:tcPr>
-          <w:p>
-            <w:pPr>
-              <w:spacing w:after="0" w:line="260"/>
-              <w:jc w:val="left"/>
-            </w:pPr>
-            <w:r>
-              <w:rPr>
-                <w:b/>
-                <w:bCs/>
-                <w:sz w:val="16"/>
-                <w:szCs w:val="16"/>
-              </w:rPr>
-              <w:t xml:space="preserve">IP</w:t>
-            </w:r>
-          </w:p>
-        </w:tc>
-        <w:tc>
-          <w:tcPr>
-            <w:tcW w:type="dxa" w:w="954"/>
-            <w:shd w:fill="EEF1F3" w:color="auto" w:val="clear"/>
-            <w:tcMar>
-              <w:top w:type="dxa" w:w="60"/>
-              <w:left w:type="dxa" w:w="90"/>
-              <w:bottom w:type="dxa" w:w="60"/>
-              <w:right w:type="dxa" w:w="90"/>
-            </w:tcMar>
-          </w:tcPr>
-          <w:p>
-            <w:pPr>
-              <w:spacing w:after="0" w:line="260"/>
-              <w:jc w:val="left"/>
-            </w:pPr>
-            <w:r>
-              <w:rPr>
-                <w:b/>
-                <w:bCs/>
-                <w:sz w:val="16"/>
-                <w:szCs w:val="16"/>
-              </w:rPr>
-              <w:t xml:space="preserve">잠금</w:t>
-            </w:r>
-          </w:p>
-        </w:tc>
-        <w:tc>
-          <w:tcPr>
-            <w:tcW w:type="dxa" w:w="1909"/>
-            <w:shd w:fill="EEF1F3" w:color="auto" w:val="clear"/>
-            <w:tcMar>
-              <w:top w:type="dxa" w:w="60"/>
-              <w:left w:type="dxa" w:w="90"/>
-              <w:bottom w:type="dxa" w:w="60"/>
-              <w:right w:type="dxa" w:w="90"/>
-            </w:tcMar>
-          </w:tcPr>
-          <w:p>
-            <w:pPr>
-              <w:spacing w:after="0" w:line="260"/>
-              <w:jc w:val="left"/>
-            </w:pPr>
-            <w:r>
-              <w:rPr>
-                <w:b/>
-                <w:bCs/>
-                <w:sz w:val="16"/>
-                <w:szCs w:val="16"/>
-              </w:rPr>
-              <w:t xml:space="preserve">장점</w:t>
-            </w:r>
-          </w:p>
-        </w:tc>
-        <w:tc>
-          <w:tcPr>
-            <w:tcW w:type="dxa" w:w="2377"/>
-            <w:shd w:fill="EEF1F3" w:color="auto" w:val="clear"/>
-            <w:tcMar>
-              <w:top w:type="dxa" w:w="60"/>
-              <w:left w:type="dxa" w:w="90"/>
-              <w:bottom w:type="dxa" w:w="60"/>
-              <w:right w:type="dxa" w:w="90"/>
-            </w:tcMar>
-          </w:tcPr>
-          <w:p>
-            <w:pPr>
-              <w:spacing w:after="0" w:line="260"/>
-              <w:jc w:val="left"/>
-            </w:pPr>
-            <w:r>
-              <w:rPr>
-                <w:b/>
-                <w:bCs/>
-                <w:sz w:val="16"/>
-                <w:szCs w:val="16"/>
-              </w:rPr>
-              <w:t xml:space="preserve">단점</w:t>
-            </w:r>
-          </w:p>
-        </w:tc>
-      </w:tr>
-      <w:tr>
-        <w:trPr>
-          <w:cantSplit/>
-          <w:tblHeader w:val="false"/>
-        </w:trPr>
-        <w:tc>
-          <w:tcPr>
-            <w:tcW w:type="dxa" w:w="1597"/>
-            <w:tcMar>
-              <w:top w:type="dxa" w:w="60"/>
-              <w:left w:type="dxa" w:w="90"/>
-              <w:bottom w:type="dxa" w:w="60"/>
-              <w:right w:type="dxa" w:w="90"/>
-            </w:tcMar>
-          </w:tcPr>
-          <w:p>
-            <w:pPr>
-              <w:spacing w:after="0" w:line="260"/>
-              <w:jc w:val="left"/>
-            </w:pPr>
-            <w:r>
-              <w:rPr>
-                <w:b w:val="false"/>
-                <w:bCs w:val="false"/>
-                <w:sz w:val="16"/>
-                <w:szCs w:val="16"/>
-              </w:rPr>
-              <w:t xml:space="preserve">XT60 (계획)</w:t>
-            </w:r>
-          </w:p>
-        </w:tc>
-        <w:tc>
-          <w:tcPr>
-            <w:tcW w:type="dxa" w:w="1416"/>
-            <w:tcMar>
-              <w:top w:type="dxa" w:w="60"/>
-              <w:left w:type="dxa" w:w="90"/>
-              <w:bottom w:type="dxa" w:w="60"/>
-              <w:right w:type="dxa" w:w="90"/>
-            </w:tcMar>
-          </w:tcPr>
-          <w:p>
-            <w:pPr>
-              <w:spacing w:after="0" w:line="260"/>
-              <w:jc w:val="left"/>
-            </w:pPr>
-            <w:r>
-              <w:rPr>
-                <w:b w:val="false"/>
-                <w:bCs w:val="false"/>
-                <w:sz w:val="16"/>
-                <w:szCs w:val="16"/>
-              </w:rPr>
-              <w:t xml:space="preserve">30A, 순간 60A</w:t>
-            </w:r>
-          </w:p>
-        </w:tc>
-        <w:tc>
-          <w:tcPr>
-            <w:tcW w:type="dxa" w:w="1653"/>
-            <w:tcMar>
-              <w:top w:type="dxa" w:w="60"/>
-              <w:left w:type="dxa" w:w="90"/>
-              <w:bottom w:type="dxa" w:w="60"/>
-              <w:right w:type="dxa" w:w="90"/>
-            </w:tcMar>
-          </w:tcPr>
-          <w:p>
-            <w:pPr>
-              <w:spacing w:after="0" w:line="260"/>
-              <w:jc w:val="left"/>
-            </w:pPr>
-            <w:r>
-              <w:rPr>
-                <w:b w:val="false"/>
-                <w:bCs w:val="false"/>
-                <w:sz w:val="16"/>
-                <w:szCs w:val="16"/>
-              </w:rPr>
-              <w:t xml:space="preserve">없음</w:t>
-            </w:r>
-          </w:p>
-        </w:tc>
-        <w:tc>
-          <w:tcPr>
-            <w:tcW w:type="dxa" w:w="954"/>
-            <w:tcMar>
-              <w:top w:type="dxa" w:w="60"/>
-              <w:left w:type="dxa" w:w="90"/>
-              <w:bottom w:type="dxa" w:w="60"/>
-              <w:right w:type="dxa" w:w="90"/>
-            </w:tcMar>
-          </w:tcPr>
-          <w:p>
-            <w:pPr>
-              <w:spacing w:after="0" w:line="260"/>
-              <w:jc w:val="left"/>
-            </w:pPr>
-            <w:r>
-              <w:rPr>
-                <w:b w:val="false"/>
-                <w:bCs w:val="false"/>
-                <w:sz w:val="16"/>
-                <w:szCs w:val="16"/>
-              </w:rPr>
-              <w:t xml:space="preserve">없음</w:t>
-            </w:r>
-          </w:p>
-        </w:tc>
-        <w:tc>
-          <w:tcPr>
-            <w:tcW w:type="dxa" w:w="1909"/>
-            <w:tcMar>
-              <w:top w:type="dxa" w:w="60"/>
-              <w:left w:type="dxa" w:w="90"/>
-              <w:bottom w:type="dxa" w:w="60"/>
-              <w:right w:type="dxa" w:w="90"/>
-            </w:tcMar>
-          </w:tcPr>
-          <w:p>
-            <w:pPr>
-              <w:spacing w:after="0" w:line="260"/>
-              <w:jc w:val="left"/>
-            </w:pPr>
-            <w:r>
-              <w:rPr>
-                <w:b w:val="false"/>
-                <w:bCs w:val="false"/>
-                <w:sz w:val="16"/>
-                <w:szCs w:val="16"/>
-              </w:rPr>
-              <w:t xml:space="preserve">작고 저렴</w:t>
-            </w:r>
-          </w:p>
-        </w:tc>
-        <w:tc>
-          <w:tcPr>
-            <w:tcW w:type="dxa" w:w="2377"/>
-            <w:tcMar>
-              <w:top w:type="dxa" w:w="60"/>
-              <w:left w:type="dxa" w:w="90"/>
-              <w:bottom w:type="dxa" w:w="60"/>
-              <w:right w:type="dxa" w:w="90"/>
-            </w:tcMar>
-          </w:tcPr>
-          <w:p>
-            <w:pPr>
-              <w:spacing w:after="0" w:line="260"/>
-              <w:jc w:val="left"/>
-            </w:pPr>
-            <w:r>
-              <w:rPr>
-                <w:b w:val="false"/>
-                <w:bCs w:val="false"/>
-                <w:sz w:val="16"/>
-                <w:szCs w:val="16"/>
-              </w:rPr>
-              <w:t xml:space="preserve">고온 디레이팅 후 여유 없음, 진동에 풀림, 위조품 편차</w:t>
-            </w:r>
-          </w:p>
-        </w:tc>
-      </w:tr>
-      <w:tr>
-        <w:trPr>
-          <w:cantSplit/>
-          <w:tblHeader w:val="false"/>
-        </w:trPr>
-        <w:tc>
-          <w:tcPr>
-            <w:tcW w:type="dxa" w:w="1597"/>
-            <w:tcMar>
-              <w:top w:type="dxa" w:w="60"/>
-              <w:left w:type="dxa" w:w="90"/>
-              <w:bottom w:type="dxa" w:w="60"/>
-              <w:right w:type="dxa" w:w="90"/>
-            </w:tcMar>
-          </w:tcPr>
-          <w:p>
-            <w:pPr>
-              <w:spacing w:after="0" w:line="260"/>
-              <w:jc w:val="left"/>
-            </w:pPr>
-            <w:r>
-              <w:rPr>
-                <w:b w:val="false"/>
-                <w:bCs w:val="false"/>
-                <w:sz w:val="16"/>
-                <w:szCs w:val="16"/>
-              </w:rPr>
-              <w:t xml:space="preserve">XT60-W</w:t>
-            </w:r>
-          </w:p>
-        </w:tc>
-        <w:tc>
-          <w:tcPr>
-            <w:tcW w:type="dxa" w:w="1416"/>
-            <w:tcMar>
-              <w:top w:type="dxa" w:w="60"/>
-              <w:left w:type="dxa" w:w="90"/>
-              <w:bottom w:type="dxa" w:w="60"/>
-              <w:right w:type="dxa" w:w="90"/>
-            </w:tcMar>
-          </w:tcPr>
-          <w:p>
-            <w:pPr>
-              <w:spacing w:after="0" w:line="260"/>
-              <w:jc w:val="left"/>
-            </w:pPr>
-            <w:r>
-              <w:rPr>
-                <w:b w:val="false"/>
-                <w:bCs w:val="false"/>
-                <w:sz w:val="16"/>
-                <w:szCs w:val="16"/>
-              </w:rPr>
-              <w:t xml:space="preserve">30A</w:t>
-            </w:r>
-          </w:p>
-        </w:tc>
-        <w:tc>
-          <w:tcPr>
-            <w:tcW w:type="dxa" w:w="1653"/>
-            <w:tcMar>
-              <w:top w:type="dxa" w:w="60"/>
-              <w:left w:type="dxa" w:w="90"/>
-              <w:bottom w:type="dxa" w:w="60"/>
-              <w:right w:type="dxa" w:w="90"/>
-            </w:tcMar>
-          </w:tcPr>
-          <w:p>
-            <w:pPr>
-              <w:spacing w:after="0" w:line="260"/>
-              <w:jc w:val="left"/>
-            </w:pPr>
-            <w:r>
-              <w:rPr>
-                <w:b w:val="false"/>
-                <w:bCs w:val="false"/>
-                <w:sz w:val="16"/>
-                <w:szCs w:val="16"/>
-              </w:rPr>
-              <w:t xml:space="preserve">"방수" 표기, 수치 미확인</w:t>
-            </w:r>
-          </w:p>
-        </w:tc>
-        <w:tc>
-          <w:tcPr>
-            <w:tcW w:type="dxa" w:w="954"/>
-            <w:tcMar>
-              <w:top w:type="dxa" w:w="60"/>
-              <w:left w:type="dxa" w:w="90"/>
-              <w:bottom w:type="dxa" w:w="60"/>
-              <w:right w:type="dxa" w:w="90"/>
-            </w:tcMar>
-          </w:tcPr>
-          <w:p>
-            <w:pPr>
-              <w:spacing w:after="0" w:line="260"/>
-              <w:jc w:val="left"/>
-            </w:pPr>
-            <w:r>
-              <w:rPr>
-                <w:b w:val="false"/>
-                <w:bCs w:val="false"/>
-                <w:sz w:val="16"/>
-                <w:szCs w:val="16"/>
-              </w:rPr>
-              <w:t xml:space="preserve">미확인</w:t>
-            </w:r>
-          </w:p>
-        </w:tc>
-        <w:tc>
-          <w:tcPr>
-            <w:tcW w:type="dxa" w:w="1909"/>
-            <w:tcMar>
-              <w:top w:type="dxa" w:w="60"/>
-              <w:left w:type="dxa" w:w="90"/>
-              <w:bottom w:type="dxa" w:w="60"/>
-              <w:right w:type="dxa" w:w="90"/>
-            </w:tcMar>
-          </w:tcPr>
-          <w:p>
-            <w:pPr>
-              <w:spacing w:after="0" w:line="260"/>
-              <w:jc w:val="left"/>
-            </w:pPr>
-            <w:r>
-              <w:rPr>
-                <w:b w:val="false"/>
-                <w:bCs w:val="false"/>
-                <w:sz w:val="16"/>
-                <w:szCs w:val="16"/>
-              </w:rPr>
-              <w:t xml:space="preserve">방수 지향</w:t>
-            </w:r>
-          </w:p>
-        </w:tc>
-        <w:tc>
-          <w:tcPr>
-            <w:tcW w:type="dxa" w:w="2377"/>
-            <w:tcMar>
-              <w:top w:type="dxa" w:w="60"/>
-              <w:left w:type="dxa" w:w="90"/>
-              <w:bottom w:type="dxa" w:w="60"/>
-              <w:right w:type="dxa" w:w="90"/>
-            </w:tcMar>
-          </w:tcPr>
-          <w:p>
-            <w:pPr>
-              <w:spacing w:after="0" w:line="260"/>
-              <w:jc w:val="left"/>
-            </w:pPr>
-            <w:r>
-              <w:rPr>
-                <w:b w:val="false"/>
-                <w:bCs w:val="false"/>
-                <w:sz w:val="16"/>
-                <w:szCs w:val="16"/>
-              </w:rPr>
-              <w:t xml:space="preserve">정격 동일, IP 근거 부족</w:t>
-            </w:r>
-          </w:p>
-        </w:tc>
-      </w:tr>
-      <w:tr>
-        <w:trPr>
-          <w:cantSplit/>
-          <w:tblHeader w:val="false"/>
-        </w:trPr>
-        <w:tc>
-          <w:tcPr>
-            <w:tcW w:type="dxa" w:w="1597"/>
-            <w:tcMar>
-              <w:top w:type="dxa" w:w="60"/>
-              <w:left w:type="dxa" w:w="90"/>
-              <w:bottom w:type="dxa" w:w="60"/>
-              <w:right w:type="dxa" w:w="90"/>
-            </w:tcMar>
-          </w:tcPr>
-          <w:p>
-            <w:pPr>
-              <w:spacing w:after="0" w:line="260"/>
-              <w:jc w:val="left"/>
-            </w:pPr>
-            <w:r>
-              <w:rPr>
-                <w:b w:val="false"/>
-                <w:bCs w:val="false"/>
-                <w:sz w:val="16"/>
-                <w:szCs w:val="16"/>
-              </w:rPr>
-              <w:t xml:space="preserve">Anderson SB50</w:t>
-            </w:r>
-          </w:p>
-        </w:tc>
-        <w:tc>
-          <w:tcPr>
-            <w:tcW w:type="dxa" w:w="1416"/>
-            <w:tcMar>
-              <w:top w:type="dxa" w:w="60"/>
-              <w:left w:type="dxa" w:w="90"/>
-              <w:bottom w:type="dxa" w:w="60"/>
-              <w:right w:type="dxa" w:w="90"/>
-            </w:tcMar>
-          </w:tcPr>
-          <w:p>
-            <w:pPr>
-              <w:spacing w:after="0" w:line="260"/>
-              <w:jc w:val="left"/>
-            </w:pPr>
-            <w:r>
-              <w:rPr>
-                <w:b w:val="false"/>
-                <w:bCs w:val="false"/>
-                <w:sz w:val="16"/>
-                <w:szCs w:val="16"/>
-              </w:rPr>
-              <w:t xml:space="preserve">50A</w:t>
-            </w:r>
-          </w:p>
-        </w:tc>
-        <w:tc>
-          <w:tcPr>
-            <w:tcW w:type="dxa" w:w="1653"/>
-            <w:tcMar>
-              <w:top w:type="dxa" w:w="60"/>
-              <w:left w:type="dxa" w:w="90"/>
-              <w:bottom w:type="dxa" w:w="60"/>
-              <w:right w:type="dxa" w:w="90"/>
-            </w:tcMar>
-          </w:tcPr>
-          <w:p>
-            <w:pPr>
-              <w:spacing w:after="0" w:line="260"/>
-              <w:jc w:val="left"/>
-            </w:pPr>
-            <w:r>
-              <w:rPr>
-                <w:b w:val="false"/>
-                <w:bCs w:val="false"/>
-                <w:sz w:val="16"/>
-                <w:szCs w:val="16"/>
-              </w:rPr>
-              <w:t xml:space="preserve">없음(부트 옵션)</w:t>
-            </w:r>
-          </w:p>
-        </w:tc>
-        <w:tc>
-          <w:tcPr>
-            <w:tcW w:type="dxa" w:w="954"/>
-            <w:tcMar>
-              <w:top w:type="dxa" w:w="60"/>
-              <w:left w:type="dxa" w:w="90"/>
-              <w:bottom w:type="dxa" w:w="60"/>
-              <w:right w:type="dxa" w:w="90"/>
-            </w:tcMar>
-          </w:tcPr>
-          <w:p>
-            <w:pPr>
-              <w:spacing w:after="0" w:line="260"/>
-              <w:jc w:val="left"/>
-            </w:pPr>
-            <w:r>
-              <w:rPr>
-                <w:b w:val="false"/>
-                <w:bCs w:val="false"/>
-                <w:sz w:val="16"/>
-                <w:szCs w:val="16"/>
-              </w:rPr>
-              <w:t xml:space="preserve">래치 옵션</w:t>
-            </w:r>
-          </w:p>
-        </w:tc>
-        <w:tc>
-          <w:tcPr>
-            <w:tcW w:type="dxa" w:w="1909"/>
-            <w:tcMar>
-              <w:top w:type="dxa" w:w="60"/>
-              <w:left w:type="dxa" w:w="90"/>
-              <w:bottom w:type="dxa" w:w="60"/>
-              <w:right w:type="dxa" w:w="90"/>
-            </w:tcMar>
-          </w:tcPr>
-          <w:p>
-            <w:pPr>
-              <w:spacing w:after="0" w:line="260"/>
-              <w:jc w:val="left"/>
-            </w:pPr>
-            <w:r>
-              <w:rPr>
-                <w:b w:val="false"/>
-                <w:bCs w:val="false"/>
-                <w:sz w:val="16"/>
-                <w:szCs w:val="16"/>
-              </w:rPr>
-              <w:t xml:space="preserve">산업용, 압착식, 접촉저항 0.2mΩ</w:t>
-            </w:r>
-          </w:p>
-        </w:tc>
-        <w:tc>
-          <w:tcPr>
-            <w:tcW w:type="dxa" w:w="2377"/>
-            <w:tcMar>
-              <w:top w:type="dxa" w:w="60"/>
-              <w:left w:type="dxa" w:w="90"/>
-              <w:bottom w:type="dxa" w:w="60"/>
-              <w:right w:type="dxa" w:w="90"/>
-            </w:tcMar>
-          </w:tcPr>
-          <w:p>
-            <w:pPr>
-              <w:spacing w:after="0" w:line="260"/>
-              <w:jc w:val="left"/>
-            </w:pPr>
-            <w:r>
-              <w:rPr>
-                <w:b w:val="false"/>
-                <w:bCs w:val="false"/>
-                <w:sz w:val="16"/>
-                <w:szCs w:val="16"/>
-              </w:rPr>
-              <w:t xml:space="preserve">크기 큼, 압착 공구 필요</w:t>
-            </w:r>
-          </w:p>
-        </w:tc>
-      </w:tr>
-      <w:tr>
-        <w:trPr>
-          <w:cantSplit/>
-          <w:tblHeader w:val="false"/>
-        </w:trPr>
-        <w:tc>
-          <w:tcPr>
-            <w:tcW w:type="dxa" w:w="1597"/>
-            <w:tcMar>
-              <w:top w:type="dxa" w:w="60"/>
-              <w:left w:type="dxa" w:w="90"/>
-              <w:bottom w:type="dxa" w:w="60"/>
-              <w:right w:type="dxa" w:w="90"/>
-            </w:tcMar>
-          </w:tcPr>
-          <w:p>
-            <w:pPr>
-              <w:spacing w:after="0" w:line="260"/>
-              <w:jc w:val="left"/>
-            </w:pPr>
-            <w:r>
-              <w:rPr>
-                <w:b w:val="false"/>
-                <w:bCs w:val="false"/>
-                <w:sz w:val="16"/>
-                <w:szCs w:val="16"/>
-              </w:rPr>
-              <w:t xml:space="preserve">Weipu SP29 2핀</w:t>
-            </w:r>
-          </w:p>
-        </w:tc>
-        <w:tc>
-          <w:tcPr>
-            <w:tcW w:type="dxa" w:w="1416"/>
-            <w:tcMar>
-              <w:top w:type="dxa" w:w="60"/>
-              <w:left w:type="dxa" w:w="90"/>
-              <w:bottom w:type="dxa" w:w="60"/>
-              <w:right w:type="dxa" w:w="90"/>
-            </w:tcMar>
-          </w:tcPr>
-          <w:p>
-            <w:pPr>
-              <w:spacing w:after="0" w:line="260"/>
-              <w:jc w:val="left"/>
-            </w:pPr>
-            <w:r>
-              <w:rPr>
-                <w:b w:val="false"/>
-                <w:bCs w:val="false"/>
-                <w:sz w:val="16"/>
-                <w:szCs w:val="16"/>
-              </w:rPr>
-              <w:t xml:space="preserve">50A</w:t>
-            </w:r>
-          </w:p>
-        </w:tc>
-        <w:tc>
-          <w:tcPr>
-            <w:tcW w:type="dxa" w:w="1653"/>
-            <w:tcMar>
-              <w:top w:type="dxa" w:w="60"/>
-              <w:left w:type="dxa" w:w="90"/>
-              <w:bottom w:type="dxa" w:w="60"/>
-              <w:right w:type="dxa" w:w="90"/>
-            </w:tcMar>
-          </w:tcPr>
-          <w:p>
-            <w:pPr>
-              <w:spacing w:after="0" w:line="260"/>
-              <w:jc w:val="left"/>
-            </w:pPr>
-            <w:r>
-              <w:rPr>
-                <w:b w:val="false"/>
-                <w:bCs w:val="false"/>
-                <w:sz w:val="16"/>
-                <w:szCs w:val="16"/>
-              </w:rPr>
-              <w:t xml:space="preserve">IP68</w:t>
-            </w:r>
-          </w:p>
-        </w:tc>
-        <w:tc>
-          <w:tcPr>
-            <w:tcW w:type="dxa" w:w="954"/>
-            <w:tcMar>
-              <w:top w:type="dxa" w:w="60"/>
-              <w:left w:type="dxa" w:w="90"/>
-              <w:bottom w:type="dxa" w:w="60"/>
-              <w:right w:type="dxa" w:w="90"/>
-            </w:tcMar>
-          </w:tcPr>
-          <w:p>
-            <w:pPr>
-              <w:spacing w:after="0" w:line="260"/>
-              <w:jc w:val="left"/>
-            </w:pPr>
-            <w:r>
-              <w:rPr>
-                <w:b w:val="false"/>
-                <w:bCs w:val="false"/>
-                <w:sz w:val="16"/>
-                <w:szCs w:val="16"/>
-              </w:rPr>
-              <w:t xml:space="preserve">나사식</w:t>
-            </w:r>
-          </w:p>
-        </w:tc>
-        <w:tc>
-          <w:tcPr>
-            <w:tcW w:type="dxa" w:w="1909"/>
-            <w:tcMar>
-              <w:top w:type="dxa" w:w="60"/>
-              <w:left w:type="dxa" w:w="90"/>
-              <w:bottom w:type="dxa" w:w="60"/>
-              <w:right w:type="dxa" w:w="90"/>
-            </w:tcMar>
-          </w:tcPr>
-          <w:p>
-            <w:pPr>
-              <w:spacing w:after="0" w:line="260"/>
-              <w:jc w:val="left"/>
-            </w:pPr>
-            <w:r>
-              <w:rPr>
-                <w:b w:val="false"/>
-                <w:bCs w:val="false"/>
-                <w:sz w:val="16"/>
-                <w:szCs w:val="16"/>
-              </w:rPr>
-              <w:t xml:space="preserve">방수·잠금, 함체 벽 관통</w:t>
-            </w:r>
-          </w:p>
-        </w:tc>
-        <w:tc>
-          <w:tcPr>
-            <w:tcW w:type="dxa" w:w="2377"/>
-            <w:tcMar>
-              <w:top w:type="dxa" w:w="60"/>
-              <w:left w:type="dxa" w:w="90"/>
-              <w:bottom w:type="dxa" w:w="60"/>
-              <w:right w:type="dxa" w:w="90"/>
-            </w:tcMar>
-          </w:tcPr>
-          <w:p>
-            <w:pPr>
-              <w:spacing w:after="0" w:line="260"/>
-              <w:jc w:val="left"/>
-            </w:pPr>
-            <w:r>
-              <w:rPr>
-                <w:b w:val="false"/>
-                <w:bCs w:val="false"/>
-                <w:sz w:val="16"/>
-                <w:szCs w:val="16"/>
-              </w:rPr>
-              <w:t xml:space="preserve">사용온도 상한 85°C → SMPS 함체 쪽에 배치</w:t>
-            </w:r>
-          </w:p>
-        </w:tc>
-      </w:tr>
-      <w:tr>
-        <w:trPr>
-          <w:cantSplit/>
-          <w:tblHeader w:val="false"/>
-        </w:trPr>
-        <w:tc>
-          <w:tcPr>
-            <w:tcW w:type="dxa" w:w="1597"/>
-            <w:shd w:fill="E2F2E8" w:color="auto" w:val="clear"/>
-            <w:tcMar>
-              <w:top w:type="dxa" w:w="60"/>
-              <w:left w:type="dxa" w:w="90"/>
-              <w:bottom w:type="dxa" w:w="60"/>
-              <w:right w:type="dxa" w:w="90"/>
-            </w:tcMar>
-          </w:tcPr>
-          <w:p>
-            <w:pPr>
-              <w:spacing w:after="0" w:line="260"/>
-              <w:jc w:val="left"/>
-            </w:pPr>
-            <w:r>
-              <w:rPr>
-                <w:b w:val="false"/>
-                <w:bCs w:val="false"/>
-                <w:sz w:val="16"/>
-                <w:szCs w:val="16"/>
-              </w:rPr>
-              <w:t xml:space="preserve">단자대 + IP68 글랜드</w:t>
-            </w:r>
-          </w:p>
-        </w:tc>
-        <w:tc>
-          <w:tcPr>
-            <w:tcW w:type="dxa" w:w="1416"/>
-            <w:shd w:fill="E2F2E8" w:color="auto" w:val="clear"/>
-            <w:tcMar>
-              <w:top w:type="dxa" w:w="60"/>
-              <w:left w:type="dxa" w:w="90"/>
-              <w:bottom w:type="dxa" w:w="60"/>
-              <w:right w:type="dxa" w:w="90"/>
-            </w:tcMar>
-          </w:tcPr>
-          <w:p>
-            <w:pPr>
-              <w:spacing w:after="0" w:line="260"/>
-              <w:jc w:val="left"/>
-            </w:pPr>
-            <w:r>
-              <w:rPr>
-                <w:b w:val="false"/>
-                <w:bCs w:val="false"/>
-                <w:sz w:val="16"/>
-                <w:szCs w:val="16"/>
-              </w:rPr>
-              <w:t xml:space="preserve">65A급 선택</w:t>
-            </w:r>
-          </w:p>
-        </w:tc>
-        <w:tc>
-          <w:tcPr>
-            <w:tcW w:type="dxa" w:w="1653"/>
-            <w:shd w:fill="E2F2E8" w:color="auto" w:val="clear"/>
-            <w:tcMar>
-              <w:top w:type="dxa" w:w="60"/>
-              <w:left w:type="dxa" w:w="90"/>
-              <w:bottom w:type="dxa" w:w="60"/>
-              <w:right w:type="dxa" w:w="90"/>
-            </w:tcMar>
-          </w:tcPr>
-          <w:p>
-            <w:pPr>
-              <w:spacing w:after="0" w:line="260"/>
-              <w:jc w:val="left"/>
-            </w:pPr>
-            <w:r>
-              <w:rPr>
-                <w:b w:val="false"/>
-                <w:bCs w:val="false"/>
-                <w:sz w:val="16"/>
-                <w:szCs w:val="16"/>
-              </w:rPr>
-              <w:t xml:space="preserve">함체 IP 유지</w:t>
-            </w:r>
-          </w:p>
-        </w:tc>
-        <w:tc>
-          <w:tcPr>
-            <w:tcW w:type="dxa" w:w="954"/>
-            <w:shd w:fill="E2F2E8" w:color="auto" w:val="clear"/>
-            <w:tcMar>
-              <w:top w:type="dxa" w:w="60"/>
-              <w:left w:type="dxa" w:w="90"/>
-              <w:bottom w:type="dxa" w:w="60"/>
-              <w:right w:type="dxa" w:w="90"/>
-            </w:tcMar>
-          </w:tcPr>
-          <w:p>
-            <w:pPr>
-              <w:spacing w:after="0" w:line="260"/>
-              <w:jc w:val="left"/>
-            </w:pPr>
-            <w:r>
-              <w:rPr>
-                <w:b w:val="false"/>
-                <w:bCs w:val="false"/>
-                <w:sz w:val="16"/>
-                <w:szCs w:val="16"/>
-              </w:rPr>
-              <w:t xml:space="preserve">나사 체결</w:t>
-            </w:r>
-          </w:p>
-        </w:tc>
-        <w:tc>
-          <w:tcPr>
-            <w:tcW w:type="dxa" w:w="1909"/>
-            <w:shd w:fill="E2F2E8" w:color="auto" w:val="clear"/>
-            <w:tcMar>
-              <w:top w:type="dxa" w:w="60"/>
-              <w:left w:type="dxa" w:w="90"/>
-              <w:bottom w:type="dxa" w:w="60"/>
-              <w:right w:type="dxa" w:w="90"/>
-            </w:tcMar>
-          </w:tcPr>
-          <w:p>
-            <w:pPr>
-              <w:spacing w:after="0" w:line="260"/>
-              <w:jc w:val="left"/>
-            </w:pPr>
-            <w:r>
-              <w:rPr>
-                <w:b w:val="false"/>
-                <w:bCs w:val="false"/>
-                <w:sz w:val="16"/>
-                <w:szCs w:val="16"/>
-              </w:rPr>
-              <w:t xml:space="preserve">접점 최소, 저저항, 신뢰성 최고</w:t>
-            </w:r>
-          </w:p>
-        </w:tc>
-        <w:tc>
-          <w:tcPr>
-            <w:tcW w:type="dxa" w:w="2377"/>
-            <w:shd w:fill="E2F2E8" w:color="auto" w:val="clear"/>
-            <w:tcMar>
-              <w:top w:type="dxa" w:w="60"/>
-              <w:left w:type="dxa" w:w="90"/>
-              <w:bottom w:type="dxa" w:w="60"/>
-              <w:right w:type="dxa" w:w="90"/>
-            </w:tcMar>
-          </w:tcPr>
-          <w:p>
-            <w:pPr>
-              <w:spacing w:after="0" w:line="260"/>
-              <w:jc w:val="left"/>
-            </w:pPr>
-            <w:r>
-              <w:rPr>
-                <w:b w:val="false"/>
-                <w:bCs w:val="false"/>
-                <w:sz w:val="16"/>
-                <w:szCs w:val="16"/>
-              </w:rPr>
-              <w:t xml:space="preserve">현장 분리 시 공구 필요</w:t>
-            </w:r>
-          </w:p>
-        </w:tc>
-      </w:tr>
-    </w:tbl>
     <w:p>
       <w:pPr>
-        <w:spacing w:after="80"/>
+        <w:pStyle w:val="ListParagraph"/>
+        <w:numPr>
+          <w:ilvl w:val="0"/>
+          <w:numId w:val="2"/>
+        </w:numPr>
+        <w:spacing w:after="80" w:line="290"/>
       </w:pPr>
+      <w:r>
+        <w:rPr>
+          <w:b/>
+          <w:bCs/>
+          <w:sz w:val="19"/>
+          <w:szCs w:val="19"/>
+        </w:rPr>
+        <w:t xml:space="preserve">커넥터:</w:t>
+      </w:r>
+      <w:r>
+        <w:rPr>
+          <w:sz w:val="19"/>
+          <w:szCs w:val="19"/>
+        </w:rPr>
+        <w:t xml:space="preserve"> 정품 XT90H 2개(SMPS당 1개), SMPS 핀 함체 쪽에 배치. XT90-S(안티스파크)는 5V에서 불필요</w:t>
+      </w:r>
+    </w:p>
+    <w:p>
+      <w:pPr>
+        <w:pStyle w:val="ListParagraph"/>
+        <w:numPr>
+          <w:ilvl w:val="0"/>
+          <w:numId w:val="2"/>
+        </w:numPr>
+        <w:spacing w:after="80" w:line="290"/>
+      </w:pPr>
+      <w:r>
+        <w:rPr>
+          <w:b/>
+          <w:bCs/>
+          <w:sz w:val="19"/>
+          <w:szCs w:val="19"/>
+        </w:rPr>
+        <w:t xml:space="preserve">케이블:</w:t>
+      </w:r>
+      <w:r>
+        <w:rPr>
+          <w:sz w:val="19"/>
+          <w:szCs w:val="19"/>
+        </w:rPr>
+        <w:t xml:space="preserve"> 극세선 실리콘 8AWG, 편도 0.5m. 75°C 보수 대응이 필요하면 6AWG 본선 + 8AWG 피그테일</w:t>
+      </w:r>
+    </w:p>
+    <w:p>
+      <w:pPr>
+        <w:pStyle w:val="ListParagraph"/>
+        <w:numPr>
+          <w:ilvl w:val="0"/>
+          <w:numId w:val="2"/>
+        </w:numPr>
+        <w:spacing w:after="80" w:line="290"/>
+      </w:pPr>
+      <w:r>
+        <w:rPr>
+          <w:b/>
+          <w:bCs/>
+          <w:sz w:val="19"/>
+          <w:szCs w:val="19"/>
+        </w:rPr>
+        <w:t xml:space="preserve">휘도 상한:</w:t>
+      </w:r>
+      <w:r>
+        <w:rPr>
+          <w:sz w:val="19"/>
+          <w:szCs w:val="19"/>
+        </w:rPr>
+        <w:t xml:space="preserve"> SMPS당 32A 이하(패널 약 320W, full white의 80%). 시험에서 40A가 합격하면 완화</w:t>
+      </w:r>
+    </w:p>
+    <w:p>
+      <w:pPr>
+        <w:pStyle w:val="ListParagraph"/>
+        <w:numPr>
+          <w:ilvl w:val="0"/>
+          <w:numId w:val="2"/>
+        </w:numPr>
+        <w:spacing w:after="80" w:line="290"/>
+      </w:pPr>
+      <w:r>
+        <w:rPr>
+          <w:b/>
+          <w:bCs/>
+          <w:sz w:val="19"/>
+          <w:szCs w:val="19"/>
+        </w:rPr>
+        <w:t xml:space="preserve">보호:</w:t>
+      </w:r>
+      <w:r>
+        <w:rPr>
+          <w:sz w:val="19"/>
+          <w:szCs w:val="19"/>
+        </w:rPr>
+        <w:t xml:space="preserve"> 회로당 50A MIDI 퓨즈. XT90에 NTC를 달아 85°C 휘도 감축, 95°C 50% 감축, 105°C 해당 SMPS 차단</w:t>
+      </w:r>
+    </w:p>
+    <w:p>
+      <w:pPr>
+        <w:pStyle w:val="Heading2"/>
+        <w:keepNext/>
+        <w:spacing w:after="80" w:before="200"/>
+      </w:pPr>
+      <w:r>
+        <w:rPr>
+          <w:b/>
+          <w:bCs/>
+          <w:color w:val="1B2329"/>
+          <w:sz w:val="22"/>
+          <w:szCs w:val="22"/>
+        </w:rPr>
+        <w:t xml:space="preserve">검증 시험</w:t>
+      </w:r>
+    </w:p>
+    <w:p>
+      <w:pPr>
+        <w:pStyle w:val="ListParagraph"/>
+        <w:numPr>
+          <w:ilvl w:val="0"/>
+          <w:numId w:val="2"/>
+        </w:numPr>
+        <w:spacing w:after="80" w:line="290"/>
+      </w:pPr>
+      <w:r>
+        <w:rPr>
+          <w:b/>
+          <w:bCs/>
+          <w:sz w:val="19"/>
+          <w:szCs w:val="19"/>
+        </w:rPr>
+        <w:t xml:space="preserve">열시험:</w:t>
+      </w:r>
+      <w:r>
+        <w:rPr>
+          <w:sz w:val="19"/>
+          <w:szCs w:val="19"/>
+        </w:rPr>
+        <w:t xml:space="preserve"> 63°C 항온에서 40A 2시간 통전. 하우징 98°C 이하(ΔT 35K 이하), 납땜부 105°C 이하, 시험 전후 저항 변화 10% 이내</w:t>
+      </w:r>
+    </w:p>
+    <w:p>
+      <w:pPr>
+        <w:pStyle w:val="ListParagraph"/>
+        <w:numPr>
+          <w:ilvl w:val="0"/>
+          <w:numId w:val="2"/>
+        </w:numPr>
+        <w:spacing w:after="80" w:line="290"/>
+      </w:pPr>
+      <w:r>
+        <w:rPr>
+          <w:b/>
+          <w:bCs/>
+          <w:sz w:val="19"/>
+          <w:szCs w:val="19"/>
+        </w:rPr>
+        <w:t xml:space="preserve">상한 확인:</w:t>
+      </w:r>
+      <w:r>
+        <w:rPr>
+          <w:sz w:val="19"/>
+          <w:szCs w:val="19"/>
+        </w:rPr>
+        <w:t xml:space="preserve"> 같은 시험을 32A로 반복해 상한값 검증</w:t>
+      </w:r>
+    </w:p>
+    <w:p>
+      <w:pPr>
+        <w:pStyle w:val="ListParagraph"/>
+        <w:numPr>
+          <w:ilvl w:val="0"/>
+          <w:numId w:val="2"/>
+        </w:numPr>
+        <w:spacing w:after="80" w:line="290"/>
+      </w:pPr>
+      <w:r>
+        <w:rPr>
+          <w:b/>
+          <w:bCs/>
+          <w:sz w:val="19"/>
+          <w:szCs w:val="19"/>
+        </w:rPr>
+        <w:t xml:space="preserve">출하 검사:</w:t>
+      </w:r>
+      <w:r>
+        <w:rPr>
+          <w:sz w:val="19"/>
+          <w:szCs w:val="19"/>
+        </w:rPr>
+        <w:t xml:space="preserve"> 회로별 루프 저항 4선식 측정, 8AWG 0.5m 기준 약 4.5mΩ 이하</w:t>
+      </w:r>
+    </w:p>
+    <w:p>
+      <w:pPr>
+        <w:pStyle w:val="ListParagraph"/>
+        <w:numPr>
+          <w:ilvl w:val="0"/>
+          <w:numId w:val="2"/>
+        </w:numPr>
+        <w:spacing w:after="80" w:line="290"/>
+      </w:pPr>
+      <w:r>
+        <w:rPr>
+          <w:b/>
+          <w:bCs/>
+          <w:sz w:val="19"/>
+          <w:szCs w:val="19"/>
+        </w:rPr>
+        <w:t xml:space="preserve">설치 후·정기:</w:t>
+      </w:r>
+      <w:r>
+        <w:rPr>
+          <w:sz w:val="19"/>
+          <w:szCs w:val="19"/>
+        </w:rPr>
+        <w:t xml:space="preserve"> 열화상 확인, 연 1회 여름 한낮 점검</w:t>
+      </w:r>
     </w:p>
     <w:p>
       <w:pPr>
@@ -17846,7 +17885,7 @@
           <w:sz w:val="18"/>
           <w:szCs w:val="18"/>
         </w:rPr>
-        <w:t xml:space="preserve"> 계획(XT60 ×4를 SMPS당 2개씩, 11AWG)은 정상 상태에서는 동작하지만 여유가 거의 없고, 커넥터 하나가 풀리면 과열로 이어지는 구조입니다. 그래서 </w:t>
+        <w:t xml:space="preserve"> XT90 2개, 40A, 0.5m 조건에서 케이블은 </w:t>
       </w:r>
       <w:r>
         <w:rPr>
@@ -17855,14 +17894,30 @@
           <w:sz w:val="18"/>
           <w:szCs w:val="18"/>
         </w:rPr>
-        <w:t xml:space="preserve">SMPS별 부하 분리 구성은 그대로 두고, 케이블은 10AWG로 올리고, 길이는 0.5m 이하로 하는 것</w:t>
+        <w:t xml:space="preserve">실리콘 8AWG</w:t>
       </w:r>
       <w:r>
         <w:rPr>
           <w:sz w:val="18"/>
           <w:szCs w:val="18"/>
         </w:rPr>
-        <w:t xml:space="preserve">을 최소 조건으로 권합니다. 커넥터는 교체 편의를 원하면 SB50(래치)이나 SP29(IP68)를, 신뢰성을 우선하면 단자대 + 글랜드를 권합니다. XT60을 유지하더라도 회로별 퓨즈나 온도 감시는 꼭 넣습니다.</w:t>
+        <w:t xml:space="preserve">로 정했습니다. 다만 XT90은 40A 정격을 쓰더라도 63°C 함체 안에서는 허용치가 29A로 줄어들기 때문에, full white 40A 연속 운전을 그대로 받아들이기는 어렵습니다. 그래서 </w:t>
+      </w:r>
+      <w:r>
+        <w:rPr>
+          <w:b/>
+          <w:bCs/>
+          <w:sz w:val="18"/>
+          <w:szCs w:val="18"/>
+        </w:rPr>
+        <w:t xml:space="preserve">커넥터를 SMPS 함체 쪽에 두고, 결합부를 방열 브래킷에 고정하고, 50A 퓨즈와 온도 감시를 달고, 휘도 상한 320W에서 시작해 40A 열시험에 합격하면 상한을 푸는 순서</w:t>
+      </w:r>
+      <w:r>
+        <w:rPr>
+          <w:sz w:val="18"/>
+          <w:szCs w:val="18"/>
+        </w:rPr>
+        <w:t xml:space="preserve">를 제안합니다. 더 확실하게 하려면 커넥터 대신 단자대(M6 스터드, 6AWG 링단자)를 쓰는 방법이 있습니다.</w:t>
       </w:r>
     </w:p>
     <w:p>
@@ -17941,10 +17996,10 @@
       </w:tblPr>
       <w:tblGrid>
         <w:gridCol w:w="696"/>
-        <w:gridCol w:w="1826"/>
+        <w:gridCol w:w="1907"/>
+        <w:gridCol w:w="2379"/>
         <w:gridCol w:w="2462"/>
         <w:gridCol w:w="2462"/>
-        <w:gridCol w:w="2460"/>
       </w:tblGrid>
       <w:tr>
         <w:trPr>
@@ -17980,7 +18035,7 @@
         </w:tc>
         <w:tc>
           <w:tcPr>
-            <w:tcW w:type="dxa" w:w="1826"/>
+            <w:tcW w:type="dxa" w:w="1907"/>
             <w:shd w:fill="EEF1F3" w:color="auto" w:val="clear"/>
             <w:tcMar>
               <w:top w:type="dxa" w:w="60"/>
@@ -18007,6 +18062,33 @@
         </w:tc>
         <w:tc>
           <w:tcPr>
+            <w:tcW w:type="dxa" w:w="2379"/>
+            <w:shd w:fill="EEF1F3" w:color="auto" w:val="clear"/>
+            <w:tcMar>
+              <w:top w:type="dxa" w:w="60"/>
+              <w:left w:type="dxa" w:w="90"/>
+              <w:bottom w:type="dxa" w:w="60"/>
+              <w:right w:type="dxa" w:w="90"/>
+            </w:tcMar>
+          </w:tcPr>
+          <w:p>
+            <w:pPr>
+              <w:spacing w:after="0" w:line="260"/>
+              <w:jc w:val="left"/>
+            </w:pPr>
+            <w:r>
+              <w:rPr>
+                <w:b/>
+                <w:bCs/>
+                <w:sz w:val="16"/>
+                <w:szCs w:val="16"/>
+              </w:rPr>
+              <w:t xml:space="preserve">문제점</w:t>
+            </w:r>
+          </w:p>
+        </w:tc>
+        <w:tc>
+          <w:tcPr>
             <w:tcW w:type="dxa" w:w="2462"/>
             <w:shd w:fill="EEF1F3" w:color="auto" w:val="clear"/>
             <w:tcMar>
@@ -18028,40 +18110,13 @@
                 <w:sz w:val="16"/>
                 <w:szCs w:val="16"/>
               </w:rPr>
-              <w:t xml:space="preserve">문제점</w:t>
+              <w:t xml:space="preserve">예상 현상</w:t>
             </w:r>
           </w:p>
         </w:tc>
         <w:tc>
           <w:tcPr>
             <w:tcW w:type="dxa" w:w="2462"/>
-            <w:shd w:fill="EEF1F3" w:color="auto" w:val="clear"/>
-            <w:tcMar>
-              <w:top w:type="dxa" w:w="60"/>
-              <w:left w:type="dxa" w:w="90"/>
-              <w:bottom w:type="dxa" w:w="60"/>
-              <w:right w:type="dxa" w:w="90"/>
-            </w:tcMar>
-          </w:tcPr>
-          <w:p>
-            <w:pPr>
-              <w:spacing w:after="0" w:line="260"/>
-              <w:jc w:val="left"/>
-            </w:pPr>
-            <w:r>
-              <w:rPr>
-                <w:b/>
-                <w:bCs/>
-                <w:sz w:val="16"/>
-                <w:szCs w:val="16"/>
-              </w:rPr>
-              <w:t xml:space="preserve">예상 현상</w:t>
-            </w:r>
-          </w:p>
-        </w:tc>
-        <w:tc>
-          <w:tcPr>
-            <w:tcW w:type="dxa" w:w="2460"/>
             <w:shd w:fill="EEF1F3" w:color="auto" w:val="clear"/>
             <w:tcMar>
               <w:top w:type="dxa" w:w="60"/>
@@ -18120,7 +18175,7 @@
         </w:tc>
         <w:tc>
           <w:tcPr>
-            <w:tcW w:type="dxa" w:w="1826"/>
+            <w:tcW w:type="dxa" w:w="1907"/>
             <w:tcMar>
               <w:top w:type="dxa" w:w="60"/>
               <w:left w:type="dxa" w:w="90"/>
@@ -18156,6 +18211,32 @@
         </w:tc>
         <w:tc>
           <w:tcPr>
+            <w:tcW w:type="dxa" w:w="2379"/>
+            <w:tcMar>
+              <w:top w:type="dxa" w:w="60"/>
+              <w:left w:type="dxa" w:w="90"/>
+              <w:bottom w:type="dxa" w:w="60"/>
+              <w:right w:type="dxa" w:w="90"/>
+            </w:tcMar>
+          </w:tcPr>
+          <w:p>
+            <w:pPr>
+              <w:spacing w:after="0" w:line="260"/>
+              <w:jc w:val="left"/>
+            </w:pPr>
+            <w:r>
+              <w:rPr>
+                <w:b w:val="false"/>
+                <w:bCs w:val="false"/>
+                <w:sz w:val="16"/>
+                <w:szCs w:val="16"/>
+              </w:rPr>
+              <w:t xml:space="preserve">30×100mm FPCB 11개가 윗면 프레임을 지나며 꺾임. 절단면 버와 날카로운 모서리</w:t>
+            </w:r>
+          </w:p>
+        </w:tc>
+        <w:tc>
+          <w:tcPr>
             <w:tcW w:type="dxa" w:w="2462"/>
             <w:tcMar>
               <w:top w:type="dxa" w:w="60"/>
@@ -18176,39 +18257,13 @@
                 <w:sz w:val="16"/>
                 <w:szCs w:val="16"/>
               </w:rPr>
-              <w:t xml:space="preserve">30×100mm FPCB 11개가 윗면 프레임을 지나며 꺾임. 절단면 버와 날카로운 모서리</w:t>
+              <w:t xml:space="preserve">풍진동·열팽창으로 커버레이 마모 → 도체 노출, 단락·단선</w:t>
             </w:r>
           </w:p>
         </w:tc>
         <w:tc>
           <w:tcPr>
             <w:tcW w:type="dxa" w:w="2462"/>
-            <w:tcMar>
-              <w:top w:type="dxa" w:w="60"/>
-              <w:left w:type="dxa" w:w="90"/>
-              <w:bottom w:type="dxa" w:w="60"/>
-              <w:right w:type="dxa" w:w="90"/>
-            </w:tcMar>
-          </w:tcPr>
-          <w:p>
-            <w:pPr>
-              <w:spacing w:after="0" w:line="260"/>
-              <w:jc w:val="left"/>
-            </w:pPr>
-            <w:r>
-              <w:rPr>
-                <w:b w:val="false"/>
-                <w:bCs w:val="false"/>
-                <w:sz w:val="16"/>
-                <w:szCs w:val="16"/>
-              </w:rPr>
-              <w:t xml:space="preserve">풍진동·열팽창으로 커버레이 마모 → 도체 노출, 단락·단선</w:t>
-            </w:r>
-          </w:p>
-        </w:tc>
-        <w:tc>
-          <w:tcPr>
-            <w:tcW w:type="dxa" w:w="2460"/>
             <w:tcMar>
               <w:top w:type="dxa" w:w="60"/>
               <w:left w:type="dxa" w:w="90"/>
@@ -18266,7 +18321,7 @@
         </w:tc>
         <w:tc>
           <w:tcPr>
-            <w:tcW w:type="dxa" w:w="1826"/>
+            <w:tcW w:type="dxa" w:w="1907"/>
             <w:tcMar>
               <w:top w:type="dxa" w:w="60"/>
               <w:left w:type="dxa" w:w="90"/>
@@ -18302,6 +18357,32 @@
         </w:tc>
         <w:tc>
           <w:tcPr>
+            <w:tcW w:type="dxa" w:w="2379"/>
+            <w:tcMar>
+              <w:top w:type="dxa" w:w="60"/>
+              <w:left w:type="dxa" w:w="90"/>
+              <w:bottom w:type="dxa" w:w="60"/>
+              <w:right w:type="dxa" w:w="90"/>
+            </w:tcMar>
+          </w:tcPr>
+          <w:p>
+            <w:pPr>
+              <w:spacing w:after="0" w:line="260"/>
+              <w:jc w:val="left"/>
+            </w:pPr>
+            <w:r>
+              <w:rPr>
+                <w:b w:val="false"/>
+                <w:bCs w:val="false"/>
+                <w:sz w:val="16"/>
+                <w:szCs w:val="16"/>
+              </w:rPr>
+              <w:t xml:space="preserve">피복 범위·재질 미정</w:t>
+            </w:r>
+          </w:p>
+        </w:tc>
+        <w:tc>
+          <w:tcPr>
             <w:tcW w:type="dxa" w:w="2462"/>
             <w:tcMar>
               <w:top w:type="dxa" w:w="60"/>
@@ -18322,39 +18403,13 @@
                 <w:sz w:val="16"/>
                 <w:szCs w:val="16"/>
               </w:rPr>
-              <w:t xml:space="preserve">피복 범위·재질 미정</w:t>
+              <w:t xml:space="preserve">초산형이면 구리 부식. 굴곡부를 덮으면 경계에서 크랙</w:t>
             </w:r>
           </w:p>
         </w:tc>
         <w:tc>
           <w:tcPr>
             <w:tcW w:type="dxa" w:w="2462"/>
-            <w:tcMar>
-              <w:top w:type="dxa" w:w="60"/>
-              <w:left w:type="dxa" w:w="90"/>
-              <w:bottom w:type="dxa" w:w="60"/>
-              <w:right w:type="dxa" w:w="90"/>
-            </w:tcMar>
-          </w:tcPr>
-          <w:p>
-            <w:pPr>
-              <w:spacing w:after="0" w:line="260"/>
-              <w:jc w:val="left"/>
-            </w:pPr>
-            <w:r>
-              <w:rPr>
-                <w:b w:val="false"/>
-                <w:bCs w:val="false"/>
-                <w:sz w:val="16"/>
-                <w:szCs w:val="16"/>
-              </w:rPr>
-              <w:t xml:space="preserve">초산형이면 구리 부식. 굴곡부를 덮으면 경계에서 크랙</w:t>
-            </w:r>
-          </w:p>
-        </w:tc>
-        <w:tc>
-          <w:tcPr>
-            <w:tcW w:type="dxa" w:w="2460"/>
             <w:tcMar>
               <w:top w:type="dxa" w:w="60"/>
               <w:left w:type="dxa" w:w="90"/>
@@ -18412,7 +18467,7 @@
         </w:tc>
         <w:tc>
           <w:tcPr>
-            <w:tcW w:type="dxa" w:w="1826"/>
+            <w:tcW w:type="dxa" w:w="1907"/>
             <w:tcMar>
               <w:top w:type="dxa" w:w="60"/>
               <w:left w:type="dxa" w:w="90"/>
@@ -18448,6 +18503,32 @@
         </w:tc>
         <w:tc>
           <w:tcPr>
+            <w:tcW w:type="dxa" w:w="2379"/>
+            <w:tcMar>
+              <w:top w:type="dxa" w:w="60"/>
+              <w:left w:type="dxa" w:w="90"/>
+              <w:bottom w:type="dxa" w:w="60"/>
+              <w:right w:type="dxa" w:w="90"/>
+            </w:tcMar>
+          </w:tcPr>
+          <w:p>
+            <w:pPr>
+              <w:spacing w:after="0" w:line="260"/>
+              <w:jc w:val="left"/>
+            </w:pPr>
+            <w:r>
+              <w:rPr>
+                <w:b w:val="false"/>
+                <w:bCs w:val="false"/>
+                <w:sz w:val="16"/>
+                <w:szCs w:val="16"/>
+              </w:rPr>
+              <w:t xml:space="preserve">100mm 안에서 굴곡·관통 후 여유 40~60mm. 11개 × 30mm = 330mm 폭</w:t>
+            </w:r>
+          </w:p>
+        </w:tc>
+        <w:tc>
+          <w:tcPr>
             <w:tcW w:type="dxa" w:w="2462"/>
             <w:tcMar>
               <w:top w:type="dxa" w:w="60"/>
@@ -18468,39 +18549,13 @@
                 <w:sz w:val="16"/>
                 <w:szCs w:val="16"/>
               </w:rPr>
-              <w:t xml:space="preserve">100mm 안에서 굴곡·관통 후 여유 40~60mm. 11개 × 30mm = 330mm 폭</w:t>
+              <w:t xml:space="preserve">탈착 여유가 없어 현 구조에서는 SMPS 교체 시 FPCB 분리 필요. 1안에서는 Hub 위치에 따라 길이 부족</w:t>
             </w:r>
           </w:p>
         </w:tc>
         <w:tc>
           <w:tcPr>
             <w:tcW w:type="dxa" w:w="2462"/>
-            <w:tcMar>
-              <w:top w:type="dxa" w:w="60"/>
-              <w:left w:type="dxa" w:w="90"/>
-              <w:bottom w:type="dxa" w:w="60"/>
-              <w:right w:type="dxa" w:w="90"/>
-            </w:tcMar>
-          </w:tcPr>
-          <w:p>
-            <w:pPr>
-              <w:spacing w:after="0" w:line="260"/>
-              <w:jc w:val="left"/>
-            </w:pPr>
-            <w:r>
-              <w:rPr>
-                <w:b w:val="false"/>
-                <w:bCs w:val="false"/>
-                <w:sz w:val="16"/>
-                <w:szCs w:val="16"/>
-              </w:rPr>
-              <w:t xml:space="preserve">탈착 여유가 없어 현 구조에서는 SMPS 교체 시 FPCB 분리 필요. 1안에서는 Hub 위치에 따라 길이 부족</w:t>
-            </w:r>
-          </w:p>
-        </w:tc>
-        <w:tc>
-          <w:tcPr>
-            <w:tcW w:type="dxa" w:w="2460"/>
             <w:tcMar>
               <w:top w:type="dxa" w:w="60"/>
               <w:left w:type="dxa" w:w="90"/>
@@ -18558,7 +18613,7 @@
         </w:tc>
         <w:tc>
           <w:tcPr>
-            <w:tcW w:type="dxa" w:w="1826"/>
+            <w:tcW w:type="dxa" w:w="1907"/>
             <w:tcMar>
               <w:top w:type="dxa" w:w="60"/>
               <w:left w:type="dxa" w:w="90"/>
@@ -18594,6 +18649,32 @@
         </w:tc>
         <w:tc>
           <w:tcPr>
+            <w:tcW w:type="dxa" w:w="2379"/>
+            <w:tcMar>
+              <w:top w:type="dxa" w:w="60"/>
+              <w:left w:type="dxa" w:w="90"/>
+              <w:bottom w:type="dxa" w:w="60"/>
+              <w:right w:type="dxa" w:w="90"/>
+            </w:tcMar>
+          </w:tcPr>
+          <w:p>
+            <w:pPr>
+              <w:spacing w:after="0" w:line="260"/>
+              <w:jc w:val="left"/>
+            </w:pPr>
+            <w:r>
+              <w:rPr>
+                <w:b w:val="false"/>
+                <w:bCs w:val="false"/>
+                <w:sz w:val="16"/>
+                <w:szCs w:val="16"/>
+              </w:rPr>
+              <w:t xml:space="preserve">윗면이 막혀 덥고 습한 공기가 모임</w:t>
+            </w:r>
+          </w:p>
+        </w:tc>
+        <w:tc>
+          <w:tcPr>
             <w:tcW w:type="dxa" w:w="2462"/>
             <w:tcMar>
               <w:top w:type="dxa" w:w="60"/>
@@ -18614,39 +18695,13 @@
                 <w:sz w:val="16"/>
                 <w:szCs w:val="16"/>
               </w:rPr>
-              <w:t xml:space="preserve">윗면이 막혀 덥고 습한 공기가 모임</w:t>
+              <w:t xml:space="preserve">야간 결로가 FPCB와 패널 커넥터로 떨어짐 → 부식</w:t>
             </w:r>
           </w:p>
         </w:tc>
         <w:tc>
           <w:tcPr>
             <w:tcW w:type="dxa" w:w="2462"/>
-            <w:tcMar>
-              <w:top w:type="dxa" w:w="60"/>
-              <w:left w:type="dxa" w:w="90"/>
-              <w:bottom w:type="dxa" w:w="60"/>
-              <w:right w:type="dxa" w:w="90"/>
-            </w:tcMar>
-          </w:tcPr>
-          <w:p>
-            <w:pPr>
-              <w:spacing w:after="0" w:line="260"/>
-              <w:jc w:val="left"/>
-            </w:pPr>
-            <w:r>
-              <w:rPr>
-                <w:b w:val="false"/>
-                <w:bCs w:val="false"/>
-                <w:sz w:val="16"/>
-                <w:szCs w:val="16"/>
-              </w:rPr>
-              <w:t xml:space="preserve">야간 결로가 FPCB와 패널 커넥터로 떨어짐 → 부식</w:t>
-            </w:r>
-          </w:p>
-        </w:tc>
-        <w:tc>
-          <w:tcPr>
-            <w:tcW w:type="dxa" w:w="2460"/>
             <w:tcMar>
               <w:top w:type="dxa" w:w="60"/>
               <w:left w:type="dxa" w:w="90"/>
@@ -18704,7 +18759,7 @@
         </w:tc>
         <w:tc>
           <w:tcPr>
-            <w:tcW w:type="dxa" w:w="1826"/>
+            <w:tcW w:type="dxa" w:w="1907"/>
             <w:tcMar>
               <w:top w:type="dxa" w:w="60"/>
               <w:left w:type="dxa" w:w="90"/>
@@ -18740,6 +18795,32 @@
         </w:tc>
         <w:tc>
           <w:tcPr>
+            <w:tcW w:type="dxa" w:w="2379"/>
+            <w:tcMar>
+              <w:top w:type="dxa" w:w="60"/>
+              <w:left w:type="dxa" w:w="90"/>
+              <w:bottom w:type="dxa" w:w="60"/>
+              <w:right w:type="dxa" w:w="90"/>
+            </w:tcMar>
+          </w:tcPr>
+          <w:p>
+            <w:pPr>
+              <w:spacing w:after="0" w:line="260"/>
+              <w:jc w:val="left"/>
+            </w:pPr>
+            <w:r>
+              <w:rPr>
+                <w:b w:val="false"/>
+                <w:bCs w:val="false"/>
+                <w:sz w:val="16"/>
+                <w:szCs w:val="16"/>
+              </w:rPr>
+              <w:t xml:space="preserve">SMPS 손실 약 55W가 밀폐 함체 안에 갇힘. 함체가 패널 열을 받는 Al판에 붙어 있음</w:t>
+            </w:r>
+          </w:p>
+        </w:tc>
+        <w:tc>
+          <w:tcPr>
             <w:tcW w:type="dxa" w:w="2462"/>
             <w:tcMar>
               <w:top w:type="dxa" w:w="60"/>
@@ -18760,39 +18841,13 @@
                 <w:sz w:val="16"/>
                 <w:szCs w:val="16"/>
               </w:rPr>
-              <w:t xml:space="preserve">SMPS 손실 약 55W가 밀폐 함체 안에 갇힘. 함체가 패널 열을 받는 Al판에 붙어 있음</w:t>
+              <w:t xml:space="preserve">케이스 약 87°C(70~117) → 디레이팅, 오동작, 수명 단축</w:t>
             </w:r>
           </w:p>
         </w:tc>
         <w:tc>
           <w:tcPr>
             <w:tcW w:type="dxa" w:w="2462"/>
-            <w:tcMar>
-              <w:top w:type="dxa" w:w="60"/>
-              <w:left w:type="dxa" w:w="90"/>
-              <w:bottom w:type="dxa" w:w="60"/>
-              <w:right w:type="dxa" w:w="90"/>
-            </w:tcMar>
-          </w:tcPr>
-          <w:p>
-            <w:pPr>
-              <w:spacing w:after="0" w:line="260"/>
-              <w:jc w:val="left"/>
-            </w:pPr>
-            <w:r>
-              <w:rPr>
-                <w:b w:val="false"/>
-                <w:bCs w:val="false"/>
-                <w:sz w:val="16"/>
-                <w:szCs w:val="16"/>
-              </w:rPr>
-              <w:t xml:space="preserve">케이스 약 87°C(70~117) → 디레이팅, 오동작, 수명 단축</w:t>
-            </w:r>
-          </w:p>
-        </w:tc>
-        <w:tc>
-          <w:tcPr>
-            <w:tcW w:type="dxa" w:w="2460"/>
             <w:tcMar>
               <w:top w:type="dxa" w:w="60"/>
               <w:left w:type="dxa" w:w="90"/>
@@ -18850,7 +18905,7 @@
         </w:tc>
         <w:tc>
           <w:tcPr>
-            <w:tcW w:type="dxa" w:w="1826"/>
+            <w:tcW w:type="dxa" w:w="1907"/>
             <w:tcMar>
               <w:top w:type="dxa" w:w="60"/>
               <w:left w:type="dxa" w:w="90"/>
@@ -18886,6 +18941,32 @@
         </w:tc>
         <w:tc>
           <w:tcPr>
+            <w:tcW w:type="dxa" w:w="2379"/>
+            <w:tcMar>
+              <w:top w:type="dxa" w:w="60"/>
+              <w:left w:type="dxa" w:w="90"/>
+              <w:bottom w:type="dxa" w:w="60"/>
+              <w:right w:type="dxa" w:w="90"/>
+            </w:tcMar>
+          </w:tcPr>
+          <w:p>
+            <w:pPr>
+              <w:spacing w:after="0" w:line="260"/>
+              <w:jc w:val="left"/>
+            </w:pPr>
+            <w:r>
+              <w:rPr>
+                <w:b w:val="false"/>
+                <w:bCs w:val="false"/>
+                <w:sz w:val="16"/>
+                <w:szCs w:val="16"/>
+              </w:rPr>
+              <w:t xml:space="preserve">출구가 없는 막힌 공간. 윗면·옆면·뒷면 모두 개구 불가</w:t>
+            </w:r>
+          </w:p>
+        </w:tc>
+        <w:tc>
+          <w:tcPr>
             <w:tcW w:type="dxa" w:w="2462"/>
             <w:tcMar>
               <w:top w:type="dxa" w:w="60"/>
@@ -18906,39 +18987,13 @@
                 <w:sz w:val="16"/>
                 <w:szCs w:val="16"/>
               </w:rPr>
-              <w:t xml:space="preserve">출구가 없는 막힌 공간. 윗면·옆면·뒷면 모두 개구 불가</w:t>
+              <w:t xml:space="preserve">공기층 약 84°C, PV 약 95°C</w:t>
             </w:r>
           </w:p>
         </w:tc>
         <w:tc>
           <w:tcPr>
             <w:tcW w:type="dxa" w:w="2462"/>
-            <w:tcMar>
-              <w:top w:type="dxa" w:w="60"/>
-              <w:left w:type="dxa" w:w="90"/>
-              <w:bottom w:type="dxa" w:w="60"/>
-              <w:right w:type="dxa" w:w="90"/>
-            </w:tcMar>
-          </w:tcPr>
-          <w:p>
-            <w:pPr>
-              <w:spacing w:after="0" w:line="260"/>
-              <w:jc w:val="left"/>
-            </w:pPr>
-            <w:r>
-              <w:rPr>
-                <w:b w:val="false"/>
-                <w:bCs w:val="false"/>
-                <w:sz w:val="16"/>
-                <w:szCs w:val="16"/>
-              </w:rPr>
-              <w:t xml:space="preserve">공기층 약 84°C, PV 약 95°C</w:t>
-            </w:r>
-          </w:p>
-        </w:tc>
-        <w:tc>
-          <w:tcPr>
-            <w:tcW w:type="dxa" w:w="2460"/>
             <w:tcMar>
               <w:top w:type="dxa" w:w="60"/>
               <w:left w:type="dxa" w:w="90"/>
@@ -18996,7 +19051,7 @@
         </w:tc>
         <w:tc>
           <w:tcPr>
-            <w:tcW w:type="dxa" w:w="1826"/>
+            <w:tcW w:type="dxa" w:w="1907"/>
             <w:tcMar>
               <w:top w:type="dxa" w:w="60"/>
               <w:left w:type="dxa" w:w="90"/>
@@ -19032,6 +19087,32 @@
         </w:tc>
         <w:tc>
           <w:tcPr>
+            <w:tcW w:type="dxa" w:w="2379"/>
+            <w:tcMar>
+              <w:top w:type="dxa" w:w="60"/>
+              <w:left w:type="dxa" w:w="90"/>
+              <w:bottom w:type="dxa" w:w="60"/>
+              <w:right w:type="dxa" w:w="90"/>
+            </w:tcMar>
+          </w:tcPr>
+          <w:p>
+            <w:pPr>
+              <w:spacing w:after="0" w:line="260"/>
+              <w:jc w:val="left"/>
+            </w:pPr>
+            <w:r>
+              <w:rPr>
+                <w:b w:val="false"/>
+                <w:bCs w:val="false"/>
+                <w:sz w:val="16"/>
+                <w:szCs w:val="16"/>
+              </w:rPr>
+              <w:t xml:space="preserve">패널마다 뒤로 150~245W를 내보냄</w:t>
+            </w:r>
+          </w:p>
+        </w:tc>
+        <w:tc>
+          <w:tcPr>
             <w:tcW w:type="dxa" w:w="2462"/>
             <w:tcMar>
               <w:top w:type="dxa" w:w="60"/>
@@ -19052,39 +19133,13 @@
                 <w:sz w:val="16"/>
                 <w:szCs w:val="16"/>
               </w:rPr>
-              <w:t xml:space="preserve">패널마다 뒤로 150~245W를 내보냄</w:t>
+              <w:t xml:space="preserve">막혀 있으면 위층 뒤 공기가 14~27K 상승</w:t>
             </w:r>
           </w:p>
         </w:tc>
         <w:tc>
           <w:tcPr>
             <w:tcW w:type="dxa" w:w="2462"/>
-            <w:tcMar>
-              <w:top w:type="dxa" w:w="60"/>
-              <w:left w:type="dxa" w:w="90"/>
-              <w:bottom w:type="dxa" w:w="60"/>
-              <w:right w:type="dxa" w:w="90"/>
-            </w:tcMar>
-          </w:tcPr>
-          <w:p>
-            <w:pPr>
-              <w:spacing w:after="0" w:line="260"/>
-              <w:jc w:val="left"/>
-            </w:pPr>
-            <w:r>
-              <w:rPr>
-                <w:b w:val="false"/>
-                <w:bCs w:val="false"/>
-                <w:sz w:val="16"/>
-                <w:szCs w:val="16"/>
-              </w:rPr>
-              <w:t xml:space="preserve">막혀 있으면 위층 뒤 공기가 14~27K 상승</w:t>
-            </w:r>
-          </w:p>
-        </w:tc>
-        <w:tc>
-          <w:tcPr>
-            <w:tcW w:type="dxa" w:w="2460"/>
             <w:tcMar>
               <w:top w:type="dxa" w:w="60"/>
               <w:left w:type="dxa" w:w="90"/>
@@ -19142,7 +19197,7 @@
         </w:tc>
         <w:tc>
           <w:tcPr>
-            <w:tcW w:type="dxa" w:w="1826"/>
+            <w:tcW w:type="dxa" w:w="1907"/>
             <w:tcMar>
               <w:top w:type="dxa" w:w="60"/>
               <w:left w:type="dxa" w:w="90"/>
@@ -19178,6 +19233,32 @@
         </w:tc>
         <w:tc>
           <w:tcPr>
+            <w:tcW w:type="dxa" w:w="2379"/>
+            <w:tcMar>
+              <w:top w:type="dxa" w:w="60"/>
+              <w:left w:type="dxa" w:w="90"/>
+              <w:bottom w:type="dxa" w:w="60"/>
+              <w:right w:type="dxa" w:w="90"/>
+            </w:tcMar>
+          </w:tcPr>
+          <w:p>
+            <w:pPr>
+              <w:spacing w:after="0" w:line="260"/>
+              <w:jc w:val="left"/>
+            </w:pPr>
+            <w:r>
+              <w:rPr>
+                <w:b w:val="false"/>
+                <w:bCs w:val="false"/>
+                <w:sz w:val="16"/>
+                <w:szCs w:val="16"/>
+              </w:rPr>
+              <w:t xml:space="preserve">공기층 구간 전면 유리층이 계산상 90°C 안팎</w:t>
+            </w:r>
+          </w:p>
+        </w:tc>
+        <w:tc>
+          <w:tcPr>
             <w:tcW w:type="dxa" w:w="2462"/>
             <w:tcMar>
               <w:top w:type="dxa" w:w="60"/>
@@ -19198,39 +19279,13 @@
                 <w:sz w:val="16"/>
                 <w:szCs w:val="16"/>
               </w:rPr>
-              <w:t xml:space="preserve">공기층 구간 전면 유리층이 계산상 90°C 안팎</w:t>
+              <w:t xml:space="preserve">LED 필름, OCA 접착층, 커넥터 허용 온도 초과 가능</w:t>
             </w:r>
           </w:p>
         </w:tc>
         <w:tc>
           <w:tcPr>
             <w:tcW w:type="dxa" w:w="2462"/>
-            <w:tcMar>
-              <w:top w:type="dxa" w:w="60"/>
-              <w:left w:type="dxa" w:w="90"/>
-              <w:bottom w:type="dxa" w:w="60"/>
-              <w:right w:type="dxa" w:w="90"/>
-            </w:tcMar>
-          </w:tcPr>
-          <w:p>
-            <w:pPr>
-              <w:spacing w:after="0" w:line="260"/>
-              <w:jc w:val="left"/>
-            </w:pPr>
-            <w:r>
-              <w:rPr>
-                <w:b w:val="false"/>
-                <w:bCs w:val="false"/>
-                <w:sz w:val="16"/>
-                <w:szCs w:val="16"/>
-              </w:rPr>
-              <w:t xml:space="preserve">LED 필름, OCA 접착층, 커넥터 허용 온도 초과 가능</w:t>
-            </w:r>
-          </w:p>
-        </w:tc>
-        <w:tc>
-          <w:tcPr>
-            <w:tcW w:type="dxa" w:w="2460"/>
             <w:tcMar>
               <w:top w:type="dxa" w:w="60"/>
               <w:left w:type="dxa" w:w="90"/>
@@ -19288,7 +19343,7 @@
         </w:tc>
         <w:tc>
           <w:tcPr>
-            <w:tcW w:type="dxa" w:w="1826"/>
+            <w:tcW w:type="dxa" w:w="1907"/>
             <w:tcMar>
               <w:top w:type="dxa" w:w="60"/>
               <w:left w:type="dxa" w:w="90"/>
@@ -19314,6 +19369,32 @@
         </w:tc>
         <w:tc>
           <w:tcPr>
+            <w:tcW w:type="dxa" w:w="2379"/>
+            <w:tcMar>
+              <w:top w:type="dxa" w:w="60"/>
+              <w:left w:type="dxa" w:w="90"/>
+              <w:bottom w:type="dxa" w:w="60"/>
+              <w:right w:type="dxa" w:w="90"/>
+            </w:tcMar>
+          </w:tcPr>
+          <w:p>
+            <w:pPr>
+              <w:spacing w:after="0" w:line="260"/>
+              <w:jc w:val="left"/>
+            </w:pPr>
+            <w:r>
+              <w:rPr>
+                <w:b w:val="false"/>
+                <w:bCs w:val="false"/>
+                <w:sz w:val="16"/>
+                <w:szCs w:val="16"/>
+              </w:rPr>
+              <w:t xml:space="preserve">주야 온도차로 함체가 호흡함</w:t>
+            </w:r>
+          </w:p>
+        </w:tc>
+        <w:tc>
+          <w:tcPr>
             <w:tcW w:type="dxa" w:w="2462"/>
             <w:tcMar>
               <w:top w:type="dxa" w:w="60"/>
@@ -19334,39 +19415,13 @@
                 <w:sz w:val="16"/>
                 <w:szCs w:val="16"/>
               </w:rPr>
-              <w:t xml:space="preserve">주야 온도차로 함체가 호흡함</w:t>
+              <w:t xml:space="preserve">습기 유입 → 결로, 부식</w:t>
             </w:r>
           </w:p>
         </w:tc>
         <w:tc>
           <w:tcPr>
             <w:tcW w:type="dxa" w:w="2462"/>
-            <w:tcMar>
-              <w:top w:type="dxa" w:w="60"/>
-              <w:left w:type="dxa" w:w="90"/>
-              <w:bottom w:type="dxa" w:w="60"/>
-              <w:right w:type="dxa" w:w="90"/>
-            </w:tcMar>
-          </w:tcPr>
-          <w:p>
-            <w:pPr>
-              <w:spacing w:after="0" w:line="260"/>
-              <w:jc w:val="left"/>
-            </w:pPr>
-            <w:r>
-              <w:rPr>
-                <w:b w:val="false"/>
-                <w:bCs w:val="false"/>
-                <w:sz w:val="16"/>
-                <w:szCs w:val="16"/>
-              </w:rPr>
-              <w:t xml:space="preserve">습기 유입 → 결로, 부식</w:t>
-            </w:r>
-          </w:p>
-        </w:tc>
-        <w:tc>
-          <w:tcPr>
-            <w:tcW w:type="dxa" w:w="2460"/>
             <w:tcMar>
               <w:top w:type="dxa" w:w="60"/>
               <w:left w:type="dxa" w:w="90"/>
@@ -19424,27 +19479,27 @@
         </w:tc>
         <w:tc>
           <w:tcPr>
-            <w:tcW w:type="dxa" w:w="1826"/>
-            <w:tcMar>
-              <w:top w:type="dxa" w:w="60"/>
-              <w:left w:type="dxa" w:w="90"/>
-              <w:bottom w:type="dxa" w:w="60"/>
-              <w:right w:type="dxa" w:w="90"/>
-            </w:tcMar>
-          </w:tcPr>
-          <w:p>
-            <w:pPr>
-              <w:spacing w:after="0" w:line="260"/>
-              <w:jc w:val="left"/>
-            </w:pPr>
-            <w:r>
-              <w:rPr>
-                <w:b w:val="false"/>
-                <w:bCs w:val="false"/>
-                <w:sz w:val="16"/>
-                <w:szCs w:val="16"/>
-              </w:rPr>
-              <w:t xml:space="preserve">SMPS·5V 연결 (XT60 ×4 + 11AWG) </w:t>
+            <w:tcW w:type="dxa" w:w="1907"/>
+            <w:tcMar>
+              <w:top w:type="dxa" w:w="60"/>
+              <w:left w:type="dxa" w:w="90"/>
+              <w:bottom w:type="dxa" w:w="60"/>
+              <w:right w:type="dxa" w:w="90"/>
+            </w:tcMar>
+          </w:tcPr>
+          <w:p>
+            <w:pPr>
+              <w:spacing w:after="0" w:line="260"/>
+              <w:jc w:val="left"/>
+            </w:pPr>
+            <w:r>
+              <w:rPr>
+                <w:b w:val="false"/>
+                <w:bCs w:val="false"/>
+                <w:sz w:val="16"/>
+                <w:szCs w:val="16"/>
+              </w:rPr>
+              <w:t xml:space="preserve">SMPS·5V 연결 (XT90 ×2 + 실리콘 8AWG) </w:t>
             </w:r>
             <w:r>
               <w:rPr>
@@ -19460,6 +19515,32 @@
         </w:tc>
         <w:tc>
           <w:tcPr>
+            <w:tcW w:type="dxa" w:w="2379"/>
+            <w:tcMar>
+              <w:top w:type="dxa" w:w="60"/>
+              <w:left w:type="dxa" w:w="90"/>
+              <w:bottom w:type="dxa" w:w="60"/>
+              <w:right w:type="dxa" w:w="90"/>
+            </w:tcMar>
+          </w:tcPr>
+          <w:p>
+            <w:pPr>
+              <w:spacing w:after="0" w:line="260"/>
+              <w:jc w:val="left"/>
+            </w:pPr>
+            <w:r>
+              <w:rPr>
+                <w:b w:val="false"/>
+                <w:bCs w:val="false"/>
+                <w:sz w:val="16"/>
+                <w:szCs w:val="16"/>
+              </w:rPr>
+              <w:t xml:space="preserve">XT90 1개당 40A. 40A 정격이어도 63°C 함체에서는 허용치 29A로 감소. 방수·잠금 없음</w:t>
+            </w:r>
+          </w:p>
+        </w:tc>
+        <w:tc>
+          <w:tcPr>
             <w:tcW w:type="dxa" w:w="2462"/>
             <w:tcMar>
               <w:top w:type="dxa" w:w="60"/>
@@ -19480,7 +19561,7 @@
                 <w:sz w:val="16"/>
                 <w:szCs w:val="16"/>
               </w:rPr>
-              <w:t xml:space="preserve">회로당 20A로 XT60 고온 허용치(60°C 22.5A, 75°C 18.4A)와 11AWG 번들 허용치에 근접. 잠금·방수 없음. 4회로 병렬 시 분담 불균형</w:t>
+              <w:t xml:space="preserve">full white 연속 운전 시 하우징 106~127°C로 설계 상한(105°C) 초과. 과전류 보호 구간에서는 용융·발화 위험</w:t>
             </w:r>
           </w:p>
         </w:tc>
@@ -19506,33 +19587,7 @@
                 <w:sz w:val="16"/>
                 <w:szCs w:val="16"/>
               </w:rPr>
-              <w:t xml:space="preserve">커넥터 1개가 풀리면 남은 회로 40A → XT60 하우징 113°C 이상, 용융·발화. 1m 이상이면 모듈단 4.4V 안팎</w:t>
-            </w:r>
-          </w:p>
-        </w:tc>
-        <w:tc>
-          <w:tcPr>
-            <w:tcW w:type="dxa" w:w="2460"/>
-            <w:tcMar>
-              <w:top w:type="dxa" w:w="60"/>
-              <w:left w:type="dxa" w:w="90"/>
-              <w:bottom w:type="dxa" w:w="60"/>
-              <w:right w:type="dxa" w:w="90"/>
-            </w:tcMar>
-          </w:tcPr>
-          <w:p>
-            <w:pPr>
-              <w:spacing w:after="0" w:line="260"/>
-              <w:jc w:val="left"/>
-            </w:pPr>
-            <w:r>
-              <w:rPr>
-                <w:b w:val="false"/>
-                <w:bCs w:val="false"/>
-                <w:sz w:val="16"/>
-                <w:szCs w:val="16"/>
-              </w:rPr>
-              <w:t xml:space="preserve">SMPS당 2회로 부하 분리(확정, 버스 연결 금지), 10AWG, 편도 0.5m 이하. 단자대 + IP68 글랜드 또는 SB50·SP29. XT60 유지 시 함체 내부·정품·고정 클램프 + 회로별 25~30A 퓨즈나 온도 감시. 1대 고장 시 반쪽 소등 또는 휘도 감축(10장)</w:t>
+              <w:t xml:space="preserve">실리콘 8AWG 0.5m, 커넥터는 SMPS 함체 쪽 배치, 결합부 방열 브래킷 고정, 회로당 50A MIDI 퓨즈 + NTC 온도 감시, 휘도 상한 SMPS당 32A(패널 약 320W)에서 시작해 63°C 40A 2시간 시험 합격 시 완화(10장)</w:t>
             </w:r>
           </w:p>
         </w:tc>
@@ -19570,7 +19625,7 @@
         </w:tc>
         <w:tc>
           <w:tcPr>
-            <w:tcW w:type="dxa" w:w="1826"/>
+            <w:tcW w:type="dxa" w:w="1907"/>
             <w:tcMar>
               <w:top w:type="dxa" w:w="60"/>
               <w:left w:type="dxa" w:w="90"/>
@@ -19596,6 +19651,32 @@
         </w:tc>
         <w:tc>
           <w:tcPr>
+            <w:tcW w:type="dxa" w:w="2379"/>
+            <w:tcMar>
+              <w:top w:type="dxa" w:w="60"/>
+              <w:left w:type="dxa" w:w="90"/>
+              <w:bottom w:type="dxa" w:w="60"/>
+              <w:right w:type="dxa" w:w="90"/>
+            </w:tcMar>
+          </w:tcPr>
+          <w:p>
+            <w:pPr>
+              <w:spacing w:after="0" w:line="260"/>
+              <w:jc w:val="left"/>
+            </w:pPr>
+            <w:r>
+              <w:rPr>
+                <w:b w:val="false"/>
+                <w:bCs w:val="false"/>
+                <w:sz w:val="16"/>
+                <w:szCs w:val="16"/>
+              </w:rPr>
+              <w:t xml:space="preserve">PV 수백 V 이상과 5V(3안이면 48V)가 같은 공간</w:t>
+            </w:r>
+          </w:p>
+        </w:tc>
+        <w:tc>
+          <w:tcPr>
             <w:tcW w:type="dxa" w:w="2462"/>
             <w:tcMar>
               <w:top w:type="dxa" w:w="60"/>
@@ -19616,39 +19697,13 @@
                 <w:sz w:val="16"/>
                 <w:szCs w:val="16"/>
               </w:rPr>
-              <w:t xml:space="preserve">PV 수백 V 이상과 5V(3안이면 48V)가 같은 공간</w:t>
+              <w:t xml:space="preserve">절연 파괴, DC 아크, 화재</w:t>
             </w:r>
           </w:p>
         </w:tc>
         <w:tc>
           <w:tcPr>
             <w:tcW w:type="dxa" w:w="2462"/>
-            <w:tcMar>
-              <w:top w:type="dxa" w:w="60"/>
-              <w:left w:type="dxa" w:w="90"/>
-              <w:bottom w:type="dxa" w:w="60"/>
-              <w:right w:type="dxa" w:w="90"/>
-            </w:tcMar>
-          </w:tcPr>
-          <w:p>
-            <w:pPr>
-              <w:spacing w:after="0" w:line="260"/>
-              <w:jc w:val="left"/>
-            </w:pPr>
-            <w:r>
-              <w:rPr>
-                <w:b w:val="false"/>
-                <w:bCs w:val="false"/>
-                <w:sz w:val="16"/>
-                <w:szCs w:val="16"/>
-              </w:rPr>
-              <w:t xml:space="preserve">절연 파괴, DC 아크, 화재</w:t>
-            </w:r>
-          </w:p>
-        </w:tc>
-        <w:tc>
-          <w:tcPr>
-            <w:tcW w:type="dxa" w:w="2460"/>
             <w:tcMar>
               <w:top w:type="dxa" w:w="60"/>
               <w:left w:type="dxa" w:w="90"/>
@@ -19706,7 +19761,7 @@
         </w:tc>
         <w:tc>
           <w:tcPr>
-            <w:tcW w:type="dxa" w:w="1826"/>
+            <w:tcW w:type="dxa" w:w="1907"/>
             <w:tcMar>
               <w:top w:type="dxa" w:w="60"/>
               <w:left w:type="dxa" w:w="90"/>
@@ -19742,6 +19797,32 @@
         </w:tc>
         <w:tc>
           <w:tcPr>
+            <w:tcW w:type="dxa" w:w="2379"/>
+            <w:tcMar>
+              <w:top w:type="dxa" w:w="60"/>
+              <w:left w:type="dxa" w:w="90"/>
+              <w:bottom w:type="dxa" w:w="60"/>
+              <w:right w:type="dxa" w:w="90"/>
+            </w:tcMar>
+          </w:tcPr>
+          <w:p>
+            <w:pPr>
+              <w:spacing w:after="0" w:line="260"/>
+              <w:jc w:val="left"/>
+            </w:pPr>
+            <w:r>
+              <w:rPr>
+                <w:b w:val="false"/>
+                <w:bCs w:val="false"/>
+                <w:sz w:val="16"/>
+                <w:szCs w:val="16"/>
+              </w:rPr>
+              <w:t xml:space="preserve">AC 입력, PFC, 고압 전해콘덴서가 외벽에 있음</w:t>
+            </w:r>
+          </w:p>
+        </w:tc>
+        <w:tc>
+          <w:tcPr>
             <w:tcW w:type="dxa" w:w="2462"/>
             <w:tcMar>
               <w:top w:type="dxa" w:w="60"/>
@@ -19762,39 +19843,13 @@
                 <w:sz w:val="16"/>
                 <w:szCs w:val="16"/>
               </w:rPr>
-              <w:t xml:space="preserve">AC 입력, PFC, 고압 전해콘덴서가 외벽에 있음</w:t>
+              <w:t xml:space="preserve">옥외 고장원, 고소 정비, 감전 위험</w:t>
             </w:r>
           </w:p>
         </w:tc>
         <w:tc>
           <w:tcPr>
             <w:tcW w:type="dxa" w:w="2462"/>
-            <w:tcMar>
-              <w:top w:type="dxa" w:w="60"/>
-              <w:left w:type="dxa" w:w="90"/>
-              <w:bottom w:type="dxa" w:w="60"/>
-              <w:right w:type="dxa" w:w="90"/>
-            </w:tcMar>
-          </w:tcPr>
-          <w:p>
-            <w:pPr>
-              <w:spacing w:after="0" w:line="260"/>
-              <w:jc w:val="left"/>
-            </w:pPr>
-            <w:r>
-              <w:rPr>
-                <w:b w:val="false"/>
-                <w:bCs w:val="false"/>
-                <w:sz w:val="16"/>
-                <w:szCs w:val="16"/>
-              </w:rPr>
-              <w:t xml:space="preserve">옥외 고장원, 고소 정비, 감전 위험</w:t>
-            </w:r>
-          </w:p>
-        </w:tc>
-        <w:tc>
-          <w:tcPr>
-            <w:tcW w:type="dxa" w:w="2460"/>
             <w:tcMar>
               <w:top w:type="dxa" w:w="60"/>
               <w:left w:type="dxa" w:w="90"/>
@@ -21721,7 +21776,7 @@
           <w:sz w:val="19"/>
           <w:szCs w:val="19"/>
         </w:rPr>
-        <w:t xml:space="preserve">두 함체는 IP67 방수 커넥터(키잉)로 연결합니다. 5V 대전류 커넥터의 접촉저항 관리가 핵심입니다.</w:t>
+        <w:t xml:space="preserve">두 함체는 XT90H 2개(SMPS당 1개)와 실리콘 8AWG 0.5m로 연결합니다. 커넥터는 SMPS 함체 쪽에 두고 결합부를 고정하며, 교체 때는 XT90만 분리하면 됩니다(10장).</w:t>
       </w:r>
     </w:p>
     <w:p>
@@ -22287,7 +22342,7 @@
                 <w:sz w:val="16"/>
                 <w:szCs w:val="16"/>
               </w:rPr>
-              <w:t xml:space="preserve">SMPS 핀 함체 위치·고정 방식, Hub 함체 축소 후 공기층 치수, 5V 연결 구성(SMPS별 분리 여부, 커넥터 종류, 10AWG 적용, 길이, 퓨즈)</w:t>
+              <w:t xml:space="preserve">SMPS 핀 함체 위치·고정 방식, Hub 함체 축소 후 공기층 치수, 5V 연결 구성(XT90H 2개, 실리콘 8AWG 0.5m, SMPS 함체 쪽 배치, 결합부 고정, 50A 퓨즈와 온도 감시), Amass XT90 사양서와 온도상승 데이터, 63°C 40A 2시간 열시험 결과</w:t>
             </w:r>
           </w:p>
         </w:tc>
@@ -22894,7 +22949,7 @@
           <w:sz w:val="19"/>
           <w:szCs w:val="19"/>
         </w:rPr>
-        <w:t xml:space="preserve">저희는 SMPS만 별도 알루미늄 함체로 빼서 바깥에 세로 방향 핀을 다는 방식을 우선 제안드려요. 베이스 300×250 이상, 핀 높이 40~50mm, 두께 2mm, 간격 10.5mm 정도면 54~59도 정도가 나와요. SMPS가 빠지면 Hub 함체가 작아져서 공기층도 150mm 정도로 줄어드니까 패널 쪽에도 도움이 돼요. 함체는 벽 쪽 그늘에 두고, 방수는 IP65 이상에 벤트랑 배수공 넣어주세요. Hub 함체와 연결하는 5V는 XT60 4개에 11AWG로 생각하고 있었는데, 계산해보니 회로당 20A라 고온에서는 여유가 거의 없고, 커넥터 하나가 빠지면 나머지에 40A가 몰려서 녹을 수 있어요. SMPS 한 대당 2개씩 나눠 쓰는 건 그대로 가되 Hub 쪽에서도 두 SMPS 5V를 서로 묶지 말아주시고, 케이블은 10AWG로, 길이는 0.5m 이내로 부탁드려요. 커넥터는 함체 안 단자대에 방수 글랜드로 가거나 SB50 같은 잠금형이 좋을 것 같고, XT60을 쓴다면 함체 안에만 두고 회로마다 퓨즈를 넣어주세요.</w:t>
+        <w:t xml:space="preserve">저희는 SMPS만 별도 알루미늄 함체로 빼서 바깥에 세로 방향 핀을 다는 방식을 우선 제안드려요. 베이스 300×250 이상, 핀 높이 40~50mm, 두께 2mm, 간격 10.5mm 정도면 54~59도 정도가 나와요. SMPS가 빠지면 Hub 함체가 작아져서 공기층도 150mm 정도로 줄어드니까 패널 쪽에도 도움이 돼요. 함체는 벽 쪽 그늘에 두고, 방수는 IP65 이상에 벤트랑 배수공 넣어주세요. Hub 함체와 연결하는 5V는 XT90 2개(SMPS 한 대당 1개)에 실리콘 케이블 0.5m로 가려고 해요. 커넥터 하나에 40A가 흐르니까 케이블은 8AWG로 해주세요. 다만 XT90이 40A 정격이어도 그건 상온 기준이라, 함체 안 60도대에서는 30A 정도로 줄어들어요. 그래서 커넥터는 덜 뜨거운 SMPS 함체 쪽에 두고, 결합부는 알루미늄 브래킷에 고정해서 열을 빼주시고, 회로마다 50A 퓨즈랑 커넥터 온도 센서를 넣어주세요. 처음에는 휘도를 80% 정도(패널 320W)로 제한해두고, 63도에서 40A로 2시간 열시험해서 괜찮으면 풀어도 될 것 같아요.</w:t>
       </w:r>
     </w:p>
     <w:p>
@@ -23359,6 +23414,106 @@
           <w:szCs w:val="16"/>
         </w:rPr>
         <w:t xml:space="preserve"> (https://jlcpcb.com/blog/flexible-pcb-bend-radius)</w:t>
+      </w:r>
+    </w:p>
+    <w:p>
+      <w:pPr>
+        <w:pStyle w:val="ListParagraph"/>
+        <w:numPr>
+          <w:ilvl w:val="0"/>
+          <w:numId w:val="3"/>
+        </w:numPr>
+        <w:spacing w:after="60"/>
+      </w:pPr>
+      <w:r>
+        <w:rPr>
+          <w:color w:val="5A6771"/>
+          <w:sz w:val="16"/>
+          <w:szCs w:val="16"/>
+        </w:rPr>
+        <w:t xml:space="preserve">Amass XT90 (Maplin)</w:t>
+      </w:r>
+      <w:r>
+        <w:rPr>
+          <w:color w:val="5A6771"/>
+          <w:sz w:val="16"/>
+          <w:szCs w:val="16"/>
+        </w:rPr>
+        <w:t xml:space="preserve"> (https://pro.maplin.co.uk/products/male-xt90-gold-plated-connector-with-cap-40a-amass)</w:t>
+      </w:r>
+      <w:r>
+        <w:rPr>
+          <w:color w:val="5A6771"/>
+          <w:sz w:val="16"/>
+          <w:szCs w:val="16"/>
+        </w:rPr>
+        <w:t xml:space="preserve"> · </w:t>
+      </w:r>
+      <w:r>
+        <w:rPr>
+          <w:color w:val="5A6771"/>
+          <w:sz w:val="16"/>
+          <w:szCs w:val="16"/>
+        </w:rPr>
+        <w:t xml:space="preserve">Amass XT90H (GetFPV)</w:t>
+      </w:r>
+      <w:r>
+        <w:rPr>
+          <w:color w:val="5A6771"/>
+          <w:sz w:val="16"/>
+          <w:szCs w:val="16"/>
+        </w:rPr>
+        <w:t xml:space="preserve"> (https://www.getfpv.com/accessories/power-cables-connectors/amass-xt90h-power-connectors-male-black-5pcs.html)</w:t>
+      </w:r>
+      <w:r>
+        <w:rPr>
+          <w:color w:val="5A6771"/>
+          <w:sz w:val="16"/>
+          <w:szCs w:val="16"/>
+        </w:rPr>
+        <w:t xml:space="preserve"> · </w:t>
+      </w:r>
+      <w:r>
+        <w:rPr>
+          <w:color w:val="5A6771"/>
+          <w:sz w:val="16"/>
+          <w:szCs w:val="16"/>
+        </w:rPr>
+        <w:t xml:space="preserve">Amass XT90 사양서 (원문 미열람)</w:t>
+      </w:r>
+      <w:r>
+        <w:rPr>
+          <w:color w:val="5A6771"/>
+          <w:sz w:val="16"/>
+          <w:szCs w:val="16"/>
+        </w:rPr>
+        <w:t xml:space="preserve"> (https://atta.szlcsc.com/upload/public/pdf/source/20220706/E815827A4AE0F2E5211A7D31676A2FC4.pdf)</w:t>
+      </w:r>
+    </w:p>
+    <w:p>
+      <w:pPr>
+        <w:pStyle w:val="ListParagraph"/>
+        <w:numPr>
+          <w:ilvl w:val="0"/>
+          <w:numId w:val="3"/>
+        </w:numPr>
+        <w:spacing w:after="60"/>
+      </w:pPr>
+      <w:r>
+        <w:rPr>
+          <w:color w:val="5A6771"/>
+          <w:sz w:val="16"/>
+          <w:szCs w:val="16"/>
+        </w:rPr>
+        <w:t xml:space="preserve">실리콘 케이블 UL3644 (Letronic)</w:t>
+      </w:r>
+      <w:r>
+        <w:rPr>
+          <w:color w:val="5A6771"/>
+          <w:sz w:val="16"/>
+          <w:szCs w:val="16"/>
+        </w:rPr>
+        <w:t xml:space="preserve"> (https://www.letronic.de/de/produkte/datenblatt/1580/silicone-ul-3644)</w:t>
       </w:r>
     </w:p>
     <w:p>

--- a/docs/bipv-design-review.docx
+++ b/docs/bipv-design-review.docx
@@ -12,7 +12,7 @@
           <w:sz w:val="16"/>
           <w:szCs w:val="16"/>
         </w:rPr>
-        <w:t xml:space="preserve">BIPV PROJECT · 기구 설계 검토 회신  ·  2026-10-28  ·  내부 검토안 v3.4 (5V 연결 XT90 ×2, 40A)</w:t>
+        <w:t xml:space="preserve">BIPV PROJECT · 기구 설계 검토 회신  ·  2026-10-28  ·  내부 검토안 v3.4 (5V 연결 XT90 ×4)</w:t>
       </w:r>
     </w:p>
     <w:p>
@@ -14662,7 +14662,7 @@
           <w:sz w:val="28"/>
           <w:szCs w:val="28"/>
         </w:rPr>
-        <w:t xml:space="preserve">10  5V 연결 검토: XT90 ×2 + 실리콘 케이블 (2안)</w:t>
+        <w:t xml:space="preserve">10  5V 연결 검토: XT90 ×4 + 실리콘 케이블 (2안)</w:t>
       </w:r>
     </w:p>
     <w:p>
@@ -14674,7 +14674,7 @@
           <w:sz w:val="19"/>
           <w:szCs w:val="19"/>
         </w:rPr>
-        <w:t xml:space="preserve">2안에서 SMPS 핀 함체와 Hub 함체를 잇는 5V 경로를 </w:t>
+        <w:t xml:space="preserve">2안에서 SMPS 핀 함체와 Hub 함체를 잇는 5V 경로는 </w:t>
       </w:r>
       <w:r>
         <w:rPr>
@@ -14683,14 +14683,14 @@
           <w:sz w:val="19"/>
           <w:szCs w:val="19"/>
         </w:rPr>
-        <w:t xml:space="preserve">XT90 2개(SMPS당 1개)와 실리콘 케이블 편도 0.5m</w:t>
+        <w:t xml:space="preserve">패널당 XT90 4개(SMPS당 2개)와 실리콘 케이블 편도 0.5m</w:t>
       </w:r>
       <w:r>
         <w:rPr>
           <w:sz w:val="19"/>
           <w:szCs w:val="19"/>
         </w:rPr>
-        <w:t xml:space="preserve">로 구성하는 것으로 확정했습니다. 한낮 400W에서 커넥터 1개당 </w:t>
+        <w:t xml:space="preserve">로 구성합니다. SMPS 1대가 한낮 400W에서 </w:t>
       </w:r>
       <w:r>
         <w:rPr>
@@ -14706,7 +14706,7 @@
           <w:sz w:val="19"/>
           <w:szCs w:val="19"/>
         </w:rPr>
-        <w:t xml:space="preserve">가 흐르고, XT90은 판매처 기준 </w:t>
+        <w:t xml:space="preserve">를 내고, 이를 XT90 2개로 나눠 커넥터 1개당 </w:t>
       </w:r>
       <w:r>
         <w:rPr>
@@ -14715,14 +14715,14 @@
           <w:sz w:val="19"/>
           <w:szCs w:val="19"/>
         </w:rPr>
-        <w:t xml:space="preserve">40A 연속 정격</w:t>
+        <w:t xml:space="preserve">20A</w:t>
       </w:r>
       <w:r>
         <w:rPr>
           <w:sz w:val="19"/>
           <w:szCs w:val="19"/>
         </w:rPr>
-        <w:t xml:space="preserve">으로 보았습니다. 케이블 굵기는 40A에 맞게 전류 계산 에이전트가 선정했습니다. 두 SMPS 출력은 서로 묶지 않습니다. 함체 내부 온도는 SMPS 핀 함체 55~58°C, Hub 함체 63°C(설계), 보수 75°C로 보았습니다.</w:t>
+        <w:t xml:space="preserve">가 흐릅니다. XT90은 판매처 기준 40A 연속 정격으로 보았고, Amass UL 기준(30A)으로도 함께 확인했습니다. 두 SMPS 출력은 서로 묶지 않습니다. 함체 내부 온도는 설계 63°C, 보수 75°C로 보았습니다.</w:t>
       </w:r>
     </w:p>
     <w:p>
@@ -14741,14 +14741,14 @@
           <w:sz w:val="19"/>
           <w:szCs w:val="19"/>
         </w:rPr>
-        <w:t xml:space="preserve">케이블은 실리콘 8AWG입니다.</w:t>
+        <w:t xml:space="preserve">케이블은 실리콘 10AWG입니다.</w:t>
       </w:r>
       <w:r>
         <w:rPr>
           <w:sz w:val="19"/>
           <w:szCs w:val="19"/>
         </w:rPr>
-        <w:t xml:space="preserve"> 63°C에서 40A일 때 도체가 88°C로 90°C 기준을 만족합니다. 10AWG는 119°C로 부족하고, 6AWG는 75°C까지 여유가 있지만 XT90 납땜 컵에 들어가지 않습니다.</w:t>
+        <w:t xml:space="preserve"> 커넥터당 20A에서 63°C 함체 안 허용 전류가 27.2A, 75°C에서도 20.2A로 20A를 감당합니다(도체 90°C 기준). 12AWG는 75°C에서 도체 108°C로 부족하고, 8AWG는 여유는 크지만 굵고 뻣뻣해서 0.5m에는 필요 없습니다.</w:t>
       </w:r>
     </w:p>
     <w:p>
@@ -14767,14 +14767,14 @@
           <w:sz w:val="19"/>
           <w:szCs w:val="19"/>
         </w:rPr>
-        <w:t xml:space="preserve">전압은 만족합니다.</w:t>
+        <w:t xml:space="preserve">XT90은 정상 운전에서 여유가 있습니다.</w:t>
       </w:r>
       <w:r>
         <w:rPr>
           <w:sz w:val="19"/>
           <w:szCs w:val="19"/>
         </w:rPr>
-        <w:t xml:space="preserve"> SMPS 5.0V에서 Hub 입력 4.82V, LED 모듈단 4.52~4.62V입니다. 접점이 노후되면 Hub 4.77V로 4.5V 기준 경계에 걸립니다.</w:t>
+        <w:t xml:space="preserve"> 40A 정격 기준으로 63°C 허용 29.0A, 75°C 허용 24.5A라서 20A는 각각 69%, 82%입니다. 하우징 추정 온도는 63°C에서 81~87°C, 75°C에서 94~99°C로 설계 상한(105°C) 안에 들어옵니다.</w:t>
       </w:r>
     </w:p>
     <w:p>
@@ -14793,14 +14793,14 @@
           <w:sz w:val="19"/>
           <w:szCs w:val="19"/>
         </w:rPr>
-        <w:t xml:space="preserve">XT90은 40A 정격이어도 고온 함체 안에서 40A 연속 운전은 여유가 없습니다.</w:t>
+        <w:t xml:space="preserve">전압도 충분합니다.</w:t>
       </w:r>
       <w:r>
         <w:rPr>
           <w:sz w:val="19"/>
           <w:szCs w:val="19"/>
         </w:rPr>
-        <w:t xml:space="preserve"> 정격은 주변 25°C 기준이라 63°C에서는 허용치가 29.0A로 줄어듭니다. 40A는 그 138%이고, 하우징이 106~127°C로 설계 상한(105°C)을 넘습니다.</w:t>
+        <w:t xml:space="preserve"> SMPS 5.0V에서 Hub 입력 4.85~4.88V, LED 모듈단 4.55~4.68V입니다(75°C, 접점 공칭~노후).</w:t>
       </w:r>
     </w:p>
     <w:p>
@@ -14819,14 +14819,14 @@
           <w:sz w:val="19"/>
           <w:szCs w:val="19"/>
         </w:rPr>
-        <w:t xml:space="preserve">쓰려면 조건이 필요합니다.</w:t>
+        <w:t xml:space="preserve">커넥터 1개가 빠지면 같은 SMPS의 나머지 1개에 40A가 몰립니다.</w:t>
       </w:r>
       <w:r>
         <w:rPr>
           <w:sz w:val="19"/>
           <w:szCs w:val="19"/>
         </w:rPr>
-        <w:t xml:space="preserve"> 커넥터를 덜 뜨거운 SMPS 함체 쪽에 두고, 휘도 상한을 SMPS당 32A(패널 약 320W, full white의 80%)로 두고, 회로당 50A 퓨즈와 커넥터 온도 감시를 답니다. 63°C에서 40A 2시간 시험에 합격하면 상한을 풀 수 있습니다.</w:t>
+        <w:t xml:space="preserve"> 하우징이 146~167°C까지 올라 녹을 수 있으므로, 회로별 퓨즈나 온도 감시와 결합부 고정이 필요합니다.</w:t>
       </w:r>
     </w:p>
     <w:p>
@@ -14845,14 +14845,14 @@
           <w:sz w:val="19"/>
           <w:szCs w:val="19"/>
         </w:rPr>
-        <w:t xml:space="preserve">SMPS 1대가 고장 나면 화면 절반만 꺼지고 반대쪽은 40A 그대로라 과부하는 없습니다.</w:t>
+        <w:t xml:space="preserve">XT60 + 11AWG보다 나아집니다.</w:t>
       </w:r>
       <w:r>
         <w:rPr>
           <w:sz w:val="19"/>
           <w:szCs w:val="19"/>
         </w:rPr>
-        <w:t xml:space="preserve"> 반대로 SMPS가 과전류 보호 구간(80A 이상)으로 들어가면 커넥터가 녹을 수 있어 퓨즈가 필수입니다.</w:t>
+        <w:t xml:space="preserve"> 0.5m에서 전압강하 156→121mV, 하우징 107→94°C(75°C)입니다. 다만 방수와 잠금이 없다는 점은 XT60과 같습니다.</w:t>
       </w:r>
     </w:p>
     <w:p>
@@ -14912,7 +14912,7 @@
           <w:sz w:val="16"/>
           <w:szCs w:val="16"/>
         </w:rPr>
-        <w:t xml:space="preserve">그림 7. XT90 1개에 40A가 흐를 때 케이블 굵기와 위치별 하우징 추정 온도(막대는 공칭 접점, 가는 선 끝은 노후 접점). 8AWG를 쓰더라도 Hub 함체(63°C) 안에서는 설계 상한을 넘습니다. SMPS 함체 쪽에 두거나 방열 브래킷을 대면 공칭 접점 기준으로 상한 안에 들어옵니다. 계산 모델 값이므로 시험으로 확인해야 합니다.</w:t>
+        <w:t xml:space="preserve">그림 7. 구성별 커넥터 하우징 추정 온도(정상 운전, 막대는 공칭 접점, 가는 선 끝은 노후 접점). XT90 4개 + 10AWG는 75°C 보수 조건까지 설계 상한 안에 들어옵니다. 같은 SMPS 쪽 커넥터 1개가 빠지면 남은 1개가 40A를 받아 한계를 크게 넘습니다. 계산 모델 값이므로 시험으로 확인해야 합니다.</w:t>
       </w:r>
     </w:p>
     <w:tbl>
@@ -14929,11 +14929,10 @@
         <w:tblLayout w:type="fixed"/>
       </w:tblPr>
       <w:tblGrid>
-        <w:gridCol w:w="2332"/>
-        <w:gridCol w:w="1593"/>
-        <w:gridCol w:w="1593"/>
-        <w:gridCol w:w="1904"/>
-        <w:gridCol w:w="2484"/>
+        <w:gridCol w:w="3570"/>
+        <w:gridCol w:w="2112"/>
+        <w:gridCol w:w="2112"/>
+        <w:gridCol w:w="2112"/>
       </w:tblGrid>
       <w:tr>
         <w:trPr>
@@ -14942,7 +14941,7 @@
         </w:trPr>
         <w:tc>
           <w:tcPr>
-            <w:tcW w:type="dxa" w:w="2332"/>
+            <w:tcW w:type="dxa" w:w="3570"/>
             <w:shd w:fill="EEF1F3" w:color="auto" w:val="clear"/>
             <w:tcMar>
               <w:top w:type="dxa" w:w="60"/>
@@ -14963,13 +14962,13 @@
                 <w:sz w:val="16"/>
                 <w:szCs w:val="16"/>
               </w:rPr>
-              <w:t xml:space="preserve">케이블 (40A, 0.5m)</w:t>
-            </w:r>
-          </w:p>
-        </w:tc>
-        <w:tc>
-          <w:tcPr>
-            <w:tcW w:type="dxa" w:w="1593"/>
+              <w:t xml:space="preserve">케이블 (20A/회로, 4회로 근접)</w:t>
+            </w:r>
+          </w:p>
+        </w:tc>
+        <w:tc>
+          <w:tcPr>
+            <w:tcW w:type="dxa" w:w="2112"/>
             <w:shd w:fill="EEF1F3" w:color="auto" w:val="clear"/>
             <w:tcMar>
               <w:top w:type="dxa" w:w="60"/>
@@ -14990,13 +14989,13 @@
                 <w:sz w:val="16"/>
                 <w:szCs w:val="16"/>
               </w:rPr>
-              <w:t xml:space="preserve">63°C 도체</w:t>
-            </w:r>
-          </w:p>
-        </w:tc>
-        <w:tc>
-          <w:tcPr>
-            <w:tcW w:type="dxa" w:w="1593"/>
+              <w:t xml:space="preserve">허용 63°C</w:t>
+            </w:r>
+          </w:p>
+        </w:tc>
+        <w:tc>
+          <w:tcPr>
+            <w:tcW w:type="dxa" w:w="2112"/>
             <w:shd w:fill="EEF1F3" w:color="auto" w:val="clear"/>
             <w:tcMar>
               <w:top w:type="dxa" w:w="60"/>
@@ -15017,13 +15016,13 @@
                 <w:sz w:val="16"/>
                 <w:szCs w:val="16"/>
               </w:rPr>
-              <w:t xml:space="preserve">75°C 도체</w:t>
-            </w:r>
-          </w:p>
-        </w:tc>
-        <w:tc>
-          <w:tcPr>
-            <w:tcW w:type="dxa" w:w="1904"/>
+              <w:t xml:space="preserve">허용 75°C</w:t>
+            </w:r>
+          </w:p>
+        </w:tc>
+        <w:tc>
+          <w:tcPr>
+            <w:tcW w:type="dxa" w:w="2112"/>
             <w:shd w:fill="EEF1F3" w:color="auto" w:val="clear"/>
             <w:tcMar>
               <w:top w:type="dxa" w:w="60"/>
@@ -15044,34 +15043,7 @@
                 <w:sz w:val="16"/>
                 <w:szCs w:val="16"/>
               </w:rPr>
-              <w:t xml:space="preserve">왕복 강하</w:t>
-            </w:r>
-          </w:p>
-        </w:tc>
-        <w:tc>
-          <w:tcPr>
-            <w:tcW w:type="dxa" w:w="2484"/>
-            <w:shd w:fill="EEF1F3" w:color="auto" w:val="clear"/>
-            <w:tcMar>
-              <w:top w:type="dxa" w:w="60"/>
-              <w:left w:type="dxa" w:w="90"/>
-              <w:bottom w:type="dxa" w:w="60"/>
-              <w:right w:type="dxa" w:w="90"/>
-            </w:tcMar>
-          </w:tcPr>
-          <w:p>
-            <w:pPr>
-              <w:spacing w:after="0" w:line="260"/>
-              <w:jc w:val="left"/>
-            </w:pPr>
-            <w:r>
-              <w:rPr>
-                <w:b/>
-                <w:bCs/>
-                <w:sz w:val="16"/>
-                <w:szCs w:val="16"/>
-              </w:rPr>
-              <w:t xml:space="preserve">XT90 장착</w:t>
+              <w:t xml:space="preserve">75°C 도체</w:t>
             </w:r>
           </w:p>
         </w:tc>
@@ -15083,7 +15055,7 @@
         </w:trPr>
         <w:tc>
           <w:tcPr>
-            <w:tcW w:type="dxa" w:w="2332"/>
+            <w:tcW w:type="dxa" w:w="3570"/>
             <w:shd w:fill="FDE8DC" w:color="auto" w:val="clear"/>
             <w:tcMar>
               <w:top w:type="dxa" w:w="60"/>
@@ -15104,13 +15076,13 @@
                 <w:sz w:val="16"/>
                 <w:szCs w:val="16"/>
               </w:rPr>
-              <w:t xml:space="preserve">10AWG</w:t>
-            </w:r>
-          </w:p>
-        </w:tc>
-        <w:tc>
-          <w:tcPr>
-            <w:tcW w:type="dxa" w:w="1593"/>
+              <w:t xml:space="preserve">12AWG</w:t>
+            </w:r>
+          </w:p>
+        </w:tc>
+        <w:tc>
+          <w:tcPr>
+            <w:tcW w:type="dxa" w:w="2112"/>
             <w:shd w:fill="FDE8DC" w:color="auto" w:val="clear"/>
             <w:tcMar>
               <w:top w:type="dxa" w:w="60"/>
@@ -15131,13 +15103,13 @@
                 <w:sz w:val="16"/>
                 <w:szCs w:val="16"/>
               </w:rPr>
-              <w:t xml:space="preserve">119°C</w:t>
-            </w:r>
-          </w:p>
-        </w:tc>
-        <w:tc>
-          <w:tcPr>
-            <w:tcW w:type="dxa" w:w="1593"/>
+              <w:t xml:space="preserve">18.5 A</w:t>
+            </w:r>
+          </w:p>
+        </w:tc>
+        <w:tc>
+          <w:tcPr>
+            <w:tcW w:type="dxa" w:w="2112"/>
             <w:shd w:fill="FDE8DC" w:color="auto" w:val="clear"/>
             <w:tcMar>
               <w:top w:type="dxa" w:w="60"/>
@@ -15158,13 +15130,13 @@
                 <w:sz w:val="16"/>
                 <w:szCs w:val="16"/>
               </w:rPr>
-              <w:t xml:space="preserve">133°C</w:t>
-            </w:r>
-          </w:p>
-        </w:tc>
-        <w:tc>
-          <w:tcPr>
-            <w:tcW w:type="dxa" w:w="1904"/>
+              <w:t xml:space="preserve">13.8 A</w:t>
+            </w:r>
+          </w:p>
+        </w:tc>
+        <w:tc>
+          <w:tcPr>
+            <w:tcW w:type="dxa" w:w="2112"/>
             <w:shd w:fill="FDE8DC" w:color="auto" w:val="clear"/>
             <w:tcMar>
               <w:top w:type="dxa" w:w="60"/>
@@ -15185,34 +15157,7 @@
                 <w:sz w:val="16"/>
                 <w:szCs w:val="16"/>
               </w:rPr>
-              <w:t xml:space="preserve">189~197 mV</w:t>
-            </w:r>
-          </w:p>
-        </w:tc>
-        <w:tc>
-          <w:tcPr>
-            <w:tcW w:type="dxa" w:w="2484"/>
-            <w:shd w:fill="FDE8DC" w:color="auto" w:val="clear"/>
-            <w:tcMar>
-              <w:top w:type="dxa" w:w="60"/>
-              <w:left w:type="dxa" w:w="90"/>
-              <w:bottom w:type="dxa" w:w="60"/>
-              <w:right w:type="dxa" w:w="90"/>
-            </w:tcMar>
-          </w:tcPr>
-          <w:p>
-            <w:pPr>
-              <w:spacing w:after="0" w:line="260"/>
-              <w:jc w:val="left"/>
-            </w:pPr>
-            <w:r>
-              <w:rPr>
-                <w:b w:val="false"/>
-                <w:bCs w:val="false"/>
-                <w:sz w:val="16"/>
-                <w:szCs w:val="16"/>
-              </w:rPr>
-              <w:t xml:space="preserve">가능, 발열 부적합</w:t>
+              <w:t xml:space="preserve">108°C</w:t>
             </w:r>
           </w:p>
         </w:tc>
@@ -15224,7 +15169,7 @@
         </w:trPr>
         <w:tc>
           <w:tcPr>
-            <w:tcW w:type="dxa" w:w="2332"/>
+            <w:tcW w:type="dxa" w:w="3570"/>
             <w:shd w:fill="E2F2E8" w:color="auto" w:val="clear"/>
             <w:tcMar>
               <w:top w:type="dxa" w:w="60"/>
@@ -15245,13 +15190,13 @@
                 <w:sz w:val="16"/>
                 <w:szCs w:val="16"/>
               </w:rPr>
-              <w:t xml:space="preserve">8AWG (선정)</w:t>
-            </w:r>
-          </w:p>
-        </w:tc>
-        <w:tc>
-          <w:tcPr>
-            <w:tcW w:type="dxa" w:w="1593"/>
+              <w:t xml:space="preserve">10AWG (선정)</w:t>
+            </w:r>
+          </w:p>
+        </w:tc>
+        <w:tc>
+          <w:tcPr>
+            <w:tcW w:type="dxa" w:w="2112"/>
             <w:shd w:fill="E2F2E8" w:color="auto" w:val="clear"/>
             <w:tcMar>
               <w:top w:type="dxa" w:w="60"/>
@@ -15272,13 +15217,13 @@
                 <w:sz w:val="16"/>
                 <w:szCs w:val="16"/>
               </w:rPr>
-              <w:t xml:space="preserve">88°C</w:t>
-            </w:r>
-          </w:p>
-        </w:tc>
-        <w:tc>
-          <w:tcPr>
-            <w:tcW w:type="dxa" w:w="1593"/>
+              <w:t xml:space="preserve">27.2 A</w:t>
+            </w:r>
+          </w:p>
+        </w:tc>
+        <w:tc>
+          <w:tcPr>
+            <w:tcW w:type="dxa" w:w="2112"/>
             <w:shd w:fill="E2F2E8" w:color="auto" w:val="clear"/>
             <w:tcMar>
               <w:top w:type="dxa" w:w="60"/>
@@ -15299,13 +15244,13 @@
                 <w:sz w:val="16"/>
                 <w:szCs w:val="16"/>
               </w:rPr>
-              <w:t xml:space="preserve">101°C</w:t>
-            </w:r>
-          </w:p>
-        </w:tc>
-        <w:tc>
-          <w:tcPr>
-            <w:tcW w:type="dxa" w:w="1904"/>
+              <w:t xml:space="preserve">20.2 A</w:t>
+            </w:r>
+          </w:p>
+        </w:tc>
+        <w:tc>
+          <w:tcPr>
+            <w:tcW w:type="dxa" w:w="2112"/>
             <w:shd w:fill="E2F2E8" w:color="auto" w:val="clear"/>
             <w:tcMar>
               <w:top w:type="dxa" w:w="60"/>
@@ -15326,34 +15271,7 @@
                 <w:sz w:val="16"/>
                 <w:szCs w:val="16"/>
               </w:rPr>
-              <w:t xml:space="preserve">109~113 mV</w:t>
-            </w:r>
-          </w:p>
-        </w:tc>
-        <w:tc>
-          <w:tcPr>
-            <w:tcW w:type="dxa" w:w="2484"/>
-            <w:shd w:fill="E2F2E8" w:color="auto" w:val="clear"/>
-            <w:tcMar>
-              <w:top w:type="dxa" w:w="60"/>
-              <w:left w:type="dxa" w:w="90"/>
-              <w:bottom w:type="dxa" w:w="60"/>
-              <w:right w:type="dxa" w:w="90"/>
-            </w:tcMar>
-          </w:tcPr>
-          <w:p>
-            <w:pPr>
-              <w:spacing w:after="0" w:line="260"/>
-              <w:jc w:val="left"/>
-            </w:pPr>
-            <w:r>
-              <w:rPr>
-                <w:b w:val="false"/>
-                <w:bCs w:val="false"/>
-                <w:sz w:val="16"/>
-                <w:szCs w:val="16"/>
-              </w:rPr>
-              <w:t xml:space="preserve">극세선 실리콘선은 가능(빠듯함)</w:t>
+              <w:t xml:space="preserve">90°C</w:t>
             </w:r>
           </w:p>
         </w:tc>
@@ -15365,131 +15283,105 @@
         </w:trPr>
         <w:tc>
           <w:tcPr>
-            <w:tcW w:type="dxa" w:w="2332"/>
-            <w:tcMar>
-              <w:top w:type="dxa" w:w="60"/>
-              <w:left w:type="dxa" w:w="90"/>
-              <w:bottom w:type="dxa" w:w="60"/>
-              <w:right w:type="dxa" w:w="90"/>
-            </w:tcMar>
-          </w:tcPr>
-          <w:p>
-            <w:pPr>
-              <w:spacing w:after="0" w:line="260"/>
-              <w:jc w:val="left"/>
-            </w:pPr>
-            <w:r>
-              <w:rPr>
-                <w:b w:val="false"/>
-                <w:bCs w:val="false"/>
-                <w:sz w:val="16"/>
-                <w:szCs w:val="16"/>
-              </w:rPr>
-              <w:t xml:space="preserve">6AWG</w:t>
-            </w:r>
-          </w:p>
-        </w:tc>
-        <w:tc>
-          <w:tcPr>
-            <w:tcW w:type="dxa" w:w="1593"/>
-            <w:tcMar>
-              <w:top w:type="dxa" w:w="60"/>
-              <w:left w:type="dxa" w:w="90"/>
-              <w:bottom w:type="dxa" w:w="60"/>
-              <w:right w:type="dxa" w:w="90"/>
-            </w:tcMar>
-          </w:tcPr>
-          <w:p>
-            <w:pPr>
-              <w:spacing w:after="0" w:line="260"/>
-              <w:jc w:val="right"/>
-            </w:pPr>
-            <w:r>
-              <w:rPr>
-                <w:b w:val="false"/>
-                <w:bCs w:val="false"/>
-                <w:sz w:val="16"/>
-                <w:szCs w:val="16"/>
-              </w:rPr>
-              <w:t xml:space="preserve">75°C</w:t>
-            </w:r>
-          </w:p>
-        </w:tc>
-        <w:tc>
-          <w:tcPr>
-            <w:tcW w:type="dxa" w:w="1593"/>
-            <w:tcMar>
-              <w:top w:type="dxa" w:w="60"/>
-              <w:left w:type="dxa" w:w="90"/>
-              <w:bottom w:type="dxa" w:w="60"/>
-              <w:right w:type="dxa" w:w="90"/>
-            </w:tcMar>
-          </w:tcPr>
-          <w:p>
-            <w:pPr>
-              <w:spacing w:after="0" w:line="260"/>
-              <w:jc w:val="right"/>
-            </w:pPr>
-            <w:r>
-              <w:rPr>
-                <w:b w:val="false"/>
-                <w:bCs w:val="false"/>
-                <w:sz w:val="16"/>
-                <w:szCs w:val="16"/>
-              </w:rPr>
-              <w:t xml:space="preserve">88°C</w:t>
-            </w:r>
-          </w:p>
-        </w:tc>
-        <w:tc>
-          <w:tcPr>
-            <w:tcW w:type="dxa" w:w="1904"/>
-            <w:tcMar>
-              <w:top w:type="dxa" w:w="60"/>
-              <w:left w:type="dxa" w:w="90"/>
-              <w:bottom w:type="dxa" w:w="60"/>
-              <w:right w:type="dxa" w:w="90"/>
-            </w:tcMar>
-          </w:tcPr>
-          <w:p>
-            <w:pPr>
-              <w:spacing w:after="0" w:line="260"/>
-              <w:jc w:val="right"/>
-            </w:pPr>
-            <w:r>
-              <w:rPr>
-                <w:b w:val="false"/>
-                <w:bCs w:val="false"/>
-                <w:sz w:val="16"/>
-                <w:szCs w:val="16"/>
-              </w:rPr>
-              <w:t xml:space="preserve">66~68 mV</w:t>
-            </w:r>
-          </w:p>
-        </w:tc>
-        <w:tc>
-          <w:tcPr>
-            <w:tcW w:type="dxa" w:w="2484"/>
-            <w:tcMar>
-              <w:top w:type="dxa" w:w="60"/>
-              <w:left w:type="dxa" w:w="90"/>
-              <w:bottom w:type="dxa" w:w="60"/>
-              <w:right w:type="dxa" w:w="90"/>
-            </w:tcMar>
-          </w:tcPr>
-          <w:p>
-            <w:pPr>
-              <w:spacing w:after="0" w:line="260"/>
-              <w:jc w:val="left"/>
-            </w:pPr>
-            <w:r>
-              <w:rPr>
-                <w:b w:val="false"/>
-                <w:bCs w:val="false"/>
-                <w:sz w:val="16"/>
-                <w:szCs w:val="16"/>
-              </w:rPr>
-              <w:t xml:space="preserve">불가(외경 약 8.5mm)</w:t>
+            <w:tcW w:type="dxa" w:w="3570"/>
+            <w:tcMar>
+              <w:top w:type="dxa" w:w="60"/>
+              <w:left w:type="dxa" w:w="90"/>
+              <w:bottom w:type="dxa" w:w="60"/>
+              <w:right w:type="dxa" w:w="90"/>
+            </w:tcMar>
+          </w:tcPr>
+          <w:p>
+            <w:pPr>
+              <w:spacing w:after="0" w:line="260"/>
+              <w:jc w:val="left"/>
+            </w:pPr>
+            <w:r>
+              <w:rPr>
+                <w:b w:val="false"/>
+                <w:bCs w:val="false"/>
+                <w:sz w:val="16"/>
+                <w:szCs w:val="16"/>
+              </w:rPr>
+              <w:t xml:space="preserve">8AWG</w:t>
+            </w:r>
+          </w:p>
+        </w:tc>
+        <w:tc>
+          <w:tcPr>
+            <w:tcW w:type="dxa" w:w="2112"/>
+            <w:tcMar>
+              <w:top w:type="dxa" w:w="60"/>
+              <w:left w:type="dxa" w:w="90"/>
+              <w:bottom w:type="dxa" w:w="60"/>
+              <w:right w:type="dxa" w:w="90"/>
+            </w:tcMar>
+          </w:tcPr>
+          <w:p>
+            <w:pPr>
+              <w:spacing w:after="0" w:line="260"/>
+              <w:jc w:val="right"/>
+            </w:pPr>
+            <w:r>
+              <w:rPr>
+                <w:b w:val="false"/>
+                <w:bCs w:val="false"/>
+                <w:sz w:val="16"/>
+                <w:szCs w:val="16"/>
+              </w:rPr>
+              <w:t xml:space="preserve">38.4 A</w:t>
+            </w:r>
+          </w:p>
+        </w:tc>
+        <w:tc>
+          <w:tcPr>
+            <w:tcW w:type="dxa" w:w="2112"/>
+            <w:tcMar>
+              <w:top w:type="dxa" w:w="60"/>
+              <w:left w:type="dxa" w:w="90"/>
+              <w:bottom w:type="dxa" w:w="60"/>
+              <w:right w:type="dxa" w:w="90"/>
+            </w:tcMar>
+          </w:tcPr>
+          <w:p>
+            <w:pPr>
+              <w:spacing w:after="0" w:line="260"/>
+              <w:jc w:val="right"/>
+            </w:pPr>
+            <w:r>
+              <w:rPr>
+                <w:b w:val="false"/>
+                <w:bCs w:val="false"/>
+                <w:sz w:val="16"/>
+                <w:szCs w:val="16"/>
+              </w:rPr>
+              <w:t xml:space="preserve">28.7 A</w:t>
+            </w:r>
+          </w:p>
+        </w:tc>
+        <w:tc>
+          <w:tcPr>
+            <w:tcW w:type="dxa" w:w="2112"/>
+            <w:tcMar>
+              <w:top w:type="dxa" w:w="60"/>
+              <w:left w:type="dxa" w:w="90"/>
+              <w:bottom w:type="dxa" w:w="60"/>
+              <w:right w:type="dxa" w:w="90"/>
+            </w:tcMar>
+          </w:tcPr>
+          <w:p>
+            <w:pPr>
+              <w:spacing w:after="0" w:line="260"/>
+              <w:jc w:val="right"/>
+            </w:pPr>
+            <w:r>
+              <w:rPr>
+                <w:b w:val="false"/>
+                <w:bCs w:val="false"/>
+                <w:sz w:val="16"/>
+                <w:szCs w:val="16"/>
+              </w:rPr>
+              <w:t xml:space="preserve">82°C</w:t>
             </w:r>
           </w:p>
         </w:tc>
@@ -15514,9 +15406,10 @@
         <w:tblLayout w:type="fixed"/>
       </w:tblPr>
       <w:tblGrid>
-        <w:gridCol w:w="4194"/>
-        <w:gridCol w:w="2746"/>
-        <w:gridCol w:w="2966"/>
+        <w:gridCol w:w="2235"/>
+        <w:gridCol w:w="2120"/>
+        <w:gridCol w:w="2235"/>
+        <w:gridCol w:w="3316"/>
       </w:tblGrid>
       <w:tr>
         <w:trPr>
@@ -15525,7 +15418,7 @@
         </w:trPr>
         <w:tc>
           <w:tcPr>
-            <w:tcW w:type="dxa" w:w="4194"/>
+            <w:tcW w:type="dxa" w:w="2235"/>
             <w:shd w:fill="EEF1F3" w:color="auto" w:val="clear"/>
             <w:tcMar>
               <w:top w:type="dxa" w:w="60"/>
@@ -15546,13 +15439,13 @@
                 <w:sz w:val="16"/>
                 <w:szCs w:val="16"/>
               </w:rPr>
-              <w:t xml:space="preserve">XT90 40A 정격 기준</w:t>
-            </w:r>
-          </w:p>
-        </w:tc>
-        <w:tc>
-          <w:tcPr>
-            <w:tcW w:type="dxa" w:w="2746"/>
+              <w:t xml:space="preserve">XT90 허용 전류</w:t>
+            </w:r>
+          </w:p>
+        </w:tc>
+        <w:tc>
+          <w:tcPr>
+            <w:tcW w:type="dxa" w:w="2120"/>
             <w:shd w:fill="EEF1F3" w:color="auto" w:val="clear"/>
             <w:tcMar>
               <w:top w:type="dxa" w:w="60"/>
@@ -15573,13 +15466,13 @@
                 <w:sz w:val="16"/>
                 <w:szCs w:val="16"/>
               </w:rPr>
-              <w:t xml:space="preserve">허용 전류</w:t>
-            </w:r>
-          </w:p>
-        </w:tc>
-        <w:tc>
-          <w:tcPr>
-            <w:tcW w:type="dxa" w:w="2966"/>
+              <w:t xml:space="preserve">40A 정격 기준</w:t>
+            </w:r>
+          </w:p>
+        </w:tc>
+        <w:tc>
+          <w:tcPr>
+            <w:tcW w:type="dxa" w:w="2235"/>
             <w:shd w:fill="EEF1F3" w:color="auto" w:val="clear"/>
             <w:tcMar>
               <w:top w:type="dxa" w:w="60"/>
@@ -15600,7 +15493,34 @@
                 <w:sz w:val="16"/>
                 <w:szCs w:val="16"/>
               </w:rPr>
-              <w:t xml:space="preserve">40A의 비율</w:t>
+              <w:t xml:space="preserve">30A(UL) 기준</w:t>
+            </w:r>
+          </w:p>
+        </w:tc>
+        <w:tc>
+          <w:tcPr>
+            <w:tcW w:type="dxa" w:w="3316"/>
+            <w:shd w:fill="EEF1F3" w:color="auto" w:val="clear"/>
+            <w:tcMar>
+              <w:top w:type="dxa" w:w="60"/>
+              <w:left w:type="dxa" w:w="90"/>
+              <w:bottom w:type="dxa" w:w="60"/>
+              <w:right w:type="dxa" w:w="90"/>
+            </w:tcMar>
+          </w:tcPr>
+          <w:p>
+            <w:pPr>
+              <w:spacing w:after="0" w:line="260"/>
+              <w:jc w:val="right"/>
+            </w:pPr>
+            <w:r>
+              <w:rPr>
+                <w:b/>
+                <w:bCs/>
+                <w:sz w:val="16"/>
+                <w:szCs w:val="16"/>
+              </w:rPr>
+              <w:t xml:space="preserve">20A의 비율 (40A / 30A 기준)</w:t>
             </w:r>
           </w:p>
         </w:tc>
@@ -15612,33 +15532,33 @@
         </w:trPr>
         <w:tc>
           <w:tcPr>
-            <w:tcW w:type="dxa" w:w="4194"/>
-            <w:tcMar>
-              <w:top w:type="dxa" w:w="60"/>
-              <w:left w:type="dxa" w:w="90"/>
-              <w:bottom w:type="dxa" w:w="60"/>
-              <w:right w:type="dxa" w:w="90"/>
-            </w:tcMar>
-          </w:tcPr>
-          <w:p>
-            <w:pPr>
-              <w:spacing w:after="0" w:line="260"/>
-              <w:jc w:val="left"/>
-            </w:pPr>
-            <w:r>
-              <w:rPr>
-                <w:b w:val="false"/>
-                <w:bCs w:val="false"/>
-                <w:sz w:val="16"/>
-                <w:szCs w:val="16"/>
-              </w:rPr>
-              <w:t xml:space="preserve">25°C (정격 조건)</w:t>
-            </w:r>
-          </w:p>
-        </w:tc>
-        <w:tc>
-          <w:tcPr>
-            <w:tcW w:type="dxa" w:w="2746"/>
+            <w:tcW w:type="dxa" w:w="2235"/>
+            <w:tcMar>
+              <w:top w:type="dxa" w:w="60"/>
+              <w:left w:type="dxa" w:w="90"/>
+              <w:bottom w:type="dxa" w:w="60"/>
+              <w:right w:type="dxa" w:w="90"/>
+            </w:tcMar>
+          </w:tcPr>
+          <w:p>
+            <w:pPr>
+              <w:spacing w:after="0" w:line="260"/>
+              <w:jc w:val="left"/>
+            </w:pPr>
+            <w:r>
+              <w:rPr>
+                <w:b w:val="false"/>
+                <w:bCs w:val="false"/>
+                <w:sz w:val="16"/>
+                <w:szCs w:val="16"/>
+              </w:rPr>
+              <w:t xml:space="preserve">25°C</w:t>
+            </w:r>
+          </w:p>
+        </w:tc>
+        <w:tc>
+          <w:tcPr>
+            <w:tcW w:type="dxa" w:w="2120"/>
             <w:tcMar>
               <w:top w:type="dxa" w:w="60"/>
               <w:left w:type="dxa" w:w="90"/>
@@ -15664,27 +15584,53 @@
         </w:tc>
         <w:tc>
           <w:tcPr>
-            <w:tcW w:type="dxa" w:w="2966"/>
-            <w:tcMar>
-              <w:top w:type="dxa" w:w="60"/>
-              <w:left w:type="dxa" w:w="90"/>
-              <w:bottom w:type="dxa" w:w="60"/>
-              <w:right w:type="dxa" w:w="90"/>
-            </w:tcMar>
-          </w:tcPr>
-          <w:p>
-            <w:pPr>
-              <w:spacing w:after="0" w:line="260"/>
-              <w:jc w:val="right"/>
-            </w:pPr>
-            <w:r>
-              <w:rPr>
-                <w:b w:val="false"/>
-                <w:bCs w:val="false"/>
-                <w:sz w:val="16"/>
-                <w:szCs w:val="16"/>
-              </w:rPr>
-              <w:t xml:space="preserve">100%</w:t>
+            <w:tcW w:type="dxa" w:w="2235"/>
+            <w:tcMar>
+              <w:top w:type="dxa" w:w="60"/>
+              <w:left w:type="dxa" w:w="90"/>
+              <w:bottom w:type="dxa" w:w="60"/>
+              <w:right w:type="dxa" w:w="90"/>
+            </w:tcMar>
+          </w:tcPr>
+          <w:p>
+            <w:pPr>
+              <w:spacing w:after="0" w:line="260"/>
+              <w:jc w:val="right"/>
+            </w:pPr>
+            <w:r>
+              <w:rPr>
+                <w:b w:val="false"/>
+                <w:bCs w:val="false"/>
+                <w:sz w:val="16"/>
+                <w:szCs w:val="16"/>
+              </w:rPr>
+              <w:t xml:space="preserve">30.0 A</w:t>
+            </w:r>
+          </w:p>
+        </w:tc>
+        <w:tc>
+          <w:tcPr>
+            <w:tcW w:type="dxa" w:w="3316"/>
+            <w:tcMar>
+              <w:top w:type="dxa" w:w="60"/>
+              <w:left w:type="dxa" w:w="90"/>
+              <w:bottom w:type="dxa" w:w="60"/>
+              <w:right w:type="dxa" w:w="90"/>
+            </w:tcMar>
+          </w:tcPr>
+          <w:p>
+            <w:pPr>
+              <w:spacing w:after="0" w:line="260"/>
+              <w:jc w:val="right"/>
+            </w:pPr>
+            <w:r>
+              <w:rPr>
+                <w:b w:val="false"/>
+                <w:bCs w:val="false"/>
+                <w:sz w:val="16"/>
+                <w:szCs w:val="16"/>
+              </w:rPr>
+              <w:t xml:space="preserve">50% / 67%</w:t>
             </w:r>
           </w:p>
         </w:tc>
@@ -15696,79 +15642,105 @@
         </w:trPr>
         <w:tc>
           <w:tcPr>
-            <w:tcW w:type="dxa" w:w="4194"/>
-            <w:tcMar>
-              <w:top w:type="dxa" w:w="60"/>
-              <w:left w:type="dxa" w:w="90"/>
-              <w:bottom w:type="dxa" w:w="60"/>
-              <w:right w:type="dxa" w:w="90"/>
-            </w:tcMar>
-          </w:tcPr>
-          <w:p>
-            <w:pPr>
-              <w:spacing w:after="0" w:line="260"/>
-              <w:jc w:val="left"/>
-            </w:pPr>
-            <w:r>
-              <w:rPr>
-                <w:b w:val="false"/>
-                <w:bCs w:val="false"/>
-                <w:sz w:val="16"/>
-                <w:szCs w:val="16"/>
-              </w:rPr>
-              <w:t xml:space="preserve">55°C (SMPS 함체)</w:t>
-            </w:r>
-          </w:p>
-        </w:tc>
-        <w:tc>
-          <w:tcPr>
-            <w:tcW w:type="dxa" w:w="2746"/>
-            <w:tcMar>
-              <w:top w:type="dxa" w:w="60"/>
-              <w:left w:type="dxa" w:w="90"/>
-              <w:bottom w:type="dxa" w:w="60"/>
-              <w:right w:type="dxa" w:w="90"/>
-            </w:tcMar>
-          </w:tcPr>
-          <w:p>
-            <w:pPr>
-              <w:spacing w:after="0" w:line="260"/>
-              <w:jc w:val="right"/>
-            </w:pPr>
-            <w:r>
-              <w:rPr>
-                <w:b w:val="false"/>
-                <w:bCs w:val="false"/>
-                <w:sz w:val="16"/>
-                <w:szCs w:val="16"/>
-              </w:rPr>
-              <w:t xml:space="preserve">31.6 A</w:t>
-            </w:r>
-          </w:p>
-        </w:tc>
-        <w:tc>
-          <w:tcPr>
-            <w:tcW w:type="dxa" w:w="2966"/>
-            <w:tcMar>
-              <w:top w:type="dxa" w:w="60"/>
-              <w:left w:type="dxa" w:w="90"/>
-              <w:bottom w:type="dxa" w:w="60"/>
-              <w:right w:type="dxa" w:w="90"/>
-            </w:tcMar>
-          </w:tcPr>
-          <w:p>
-            <w:pPr>
-              <w:spacing w:after="0" w:line="260"/>
-              <w:jc w:val="right"/>
-            </w:pPr>
-            <w:r>
-              <w:rPr>
-                <w:b w:val="false"/>
-                <w:bCs w:val="false"/>
-                <w:sz w:val="16"/>
-                <w:szCs w:val="16"/>
-              </w:rPr>
-              <w:t xml:space="preserve">126%</w:t>
+            <w:tcW w:type="dxa" w:w="2235"/>
+            <w:tcMar>
+              <w:top w:type="dxa" w:w="60"/>
+              <w:left w:type="dxa" w:w="90"/>
+              <w:bottom w:type="dxa" w:w="60"/>
+              <w:right w:type="dxa" w:w="90"/>
+            </w:tcMar>
+          </w:tcPr>
+          <w:p>
+            <w:pPr>
+              <w:spacing w:after="0" w:line="260"/>
+              <w:jc w:val="left"/>
+            </w:pPr>
+            <w:r>
+              <w:rPr>
+                <w:b w:val="false"/>
+                <w:bCs w:val="false"/>
+                <w:sz w:val="16"/>
+                <w:szCs w:val="16"/>
+              </w:rPr>
+              <w:t xml:space="preserve">63°C</w:t>
+            </w:r>
+          </w:p>
+        </w:tc>
+        <w:tc>
+          <w:tcPr>
+            <w:tcW w:type="dxa" w:w="2120"/>
+            <w:tcMar>
+              <w:top w:type="dxa" w:w="60"/>
+              <w:left w:type="dxa" w:w="90"/>
+              <w:bottom w:type="dxa" w:w="60"/>
+              <w:right w:type="dxa" w:w="90"/>
+            </w:tcMar>
+          </w:tcPr>
+          <w:p>
+            <w:pPr>
+              <w:spacing w:after="0" w:line="260"/>
+              <w:jc w:val="right"/>
+            </w:pPr>
+            <w:r>
+              <w:rPr>
+                <w:b w:val="false"/>
+                <w:bCs w:val="false"/>
+                <w:sz w:val="16"/>
+                <w:szCs w:val="16"/>
+              </w:rPr>
+              <w:t xml:space="preserve">29.0 A</w:t>
+            </w:r>
+          </w:p>
+        </w:tc>
+        <w:tc>
+          <w:tcPr>
+            <w:tcW w:type="dxa" w:w="2235"/>
+            <w:tcMar>
+              <w:top w:type="dxa" w:w="60"/>
+              <w:left w:type="dxa" w:w="90"/>
+              <w:bottom w:type="dxa" w:w="60"/>
+              <w:right w:type="dxa" w:w="90"/>
+            </w:tcMar>
+          </w:tcPr>
+          <w:p>
+            <w:pPr>
+              <w:spacing w:after="0" w:line="260"/>
+              <w:jc w:val="right"/>
+            </w:pPr>
+            <w:r>
+              <w:rPr>
+                <w:b w:val="false"/>
+                <w:bCs w:val="false"/>
+                <w:sz w:val="16"/>
+                <w:szCs w:val="16"/>
+              </w:rPr>
+              <w:t xml:space="preserve">21.7 A</w:t>
+            </w:r>
+          </w:p>
+        </w:tc>
+        <w:tc>
+          <w:tcPr>
+            <w:tcW w:type="dxa" w:w="3316"/>
+            <w:tcMar>
+              <w:top w:type="dxa" w:w="60"/>
+              <w:left w:type="dxa" w:w="90"/>
+              <w:bottom w:type="dxa" w:w="60"/>
+              <w:right w:type="dxa" w:w="90"/>
+            </w:tcMar>
+          </w:tcPr>
+          <w:p>
+            <w:pPr>
+              <w:spacing w:after="0" w:line="260"/>
+              <w:jc w:val="right"/>
+            </w:pPr>
+            <w:r>
+              <w:rPr>
+                <w:b w:val="false"/>
+                <w:bCs w:val="false"/>
+                <w:sz w:val="16"/>
+                <w:szCs w:val="16"/>
+              </w:rPr>
+              <w:t xml:space="preserve">69% / 92%</w:t>
             </w:r>
           </w:p>
         </w:tc>
@@ -15780,117 +15752,33 @@
         </w:trPr>
         <w:tc>
           <w:tcPr>
-            <w:tcW w:type="dxa" w:w="4194"/>
-            <w:tcMar>
-              <w:top w:type="dxa" w:w="60"/>
-              <w:left w:type="dxa" w:w="90"/>
-              <w:bottom w:type="dxa" w:w="60"/>
-              <w:right w:type="dxa" w:w="90"/>
-            </w:tcMar>
-          </w:tcPr>
-          <w:p>
-            <w:pPr>
-              <w:spacing w:after="0" w:line="260"/>
-              <w:jc w:val="left"/>
-            </w:pPr>
-            <w:r>
-              <w:rPr>
-                <w:b w:val="false"/>
-                <w:bCs w:val="false"/>
-                <w:sz w:val="16"/>
-                <w:szCs w:val="16"/>
-              </w:rPr>
-              <w:t xml:space="preserve">63°C (Hub 함체)</w:t>
-            </w:r>
-          </w:p>
-        </w:tc>
-        <w:tc>
-          <w:tcPr>
-            <w:tcW w:type="dxa" w:w="2746"/>
-            <w:tcMar>
-              <w:top w:type="dxa" w:w="60"/>
-              <w:left w:type="dxa" w:w="90"/>
-              <w:bottom w:type="dxa" w:w="60"/>
-              <w:right w:type="dxa" w:w="90"/>
-            </w:tcMar>
-          </w:tcPr>
-          <w:p>
-            <w:pPr>
-              <w:spacing w:after="0" w:line="260"/>
-              <w:jc w:val="right"/>
-            </w:pPr>
-            <w:r>
-              <w:rPr>
-                <w:b w:val="false"/>
-                <w:bCs w:val="false"/>
-                <w:sz w:val="16"/>
-                <w:szCs w:val="16"/>
-              </w:rPr>
-              <w:t xml:space="preserve">29.0 A</w:t>
-            </w:r>
-          </w:p>
-        </w:tc>
-        <w:tc>
-          <w:tcPr>
-            <w:tcW w:type="dxa" w:w="2966"/>
-            <w:tcMar>
-              <w:top w:type="dxa" w:w="60"/>
-              <w:left w:type="dxa" w:w="90"/>
-              <w:bottom w:type="dxa" w:w="60"/>
-              <w:right w:type="dxa" w:w="90"/>
-            </w:tcMar>
-          </w:tcPr>
-          <w:p>
-            <w:pPr>
-              <w:spacing w:after="0" w:line="260"/>
-              <w:jc w:val="right"/>
-            </w:pPr>
-            <w:r>
-              <w:rPr>
-                <w:b w:val="false"/>
-                <w:bCs w:val="false"/>
-                <w:sz w:val="16"/>
-                <w:szCs w:val="16"/>
-              </w:rPr>
-              <w:t xml:space="preserve">138%</w:t>
-            </w:r>
-          </w:p>
-        </w:tc>
-      </w:tr>
-      <w:tr>
-        <w:trPr>
-          <w:cantSplit/>
-          <w:tblHeader w:val="false"/>
-        </w:trPr>
-        <w:tc>
-          <w:tcPr>
-            <w:tcW w:type="dxa" w:w="4194"/>
-            <w:tcMar>
-              <w:top w:type="dxa" w:w="60"/>
-              <w:left w:type="dxa" w:w="90"/>
-              <w:bottom w:type="dxa" w:w="60"/>
-              <w:right w:type="dxa" w:w="90"/>
-            </w:tcMar>
-          </w:tcPr>
-          <w:p>
-            <w:pPr>
-              <w:spacing w:after="0" w:line="260"/>
-              <w:jc w:val="left"/>
-            </w:pPr>
-            <w:r>
-              <w:rPr>
-                <w:b w:val="false"/>
-                <w:bCs w:val="false"/>
-                <w:sz w:val="16"/>
-                <w:szCs w:val="16"/>
-              </w:rPr>
-              <w:t xml:space="preserve">75°C (보수)</w:t>
-            </w:r>
-          </w:p>
-        </w:tc>
-        <w:tc>
-          <w:tcPr>
-            <w:tcW w:type="dxa" w:w="2746"/>
+            <w:tcW w:type="dxa" w:w="2235"/>
+            <w:tcMar>
+              <w:top w:type="dxa" w:w="60"/>
+              <w:left w:type="dxa" w:w="90"/>
+              <w:bottom w:type="dxa" w:w="60"/>
+              <w:right w:type="dxa" w:w="90"/>
+            </w:tcMar>
+          </w:tcPr>
+          <w:p>
+            <w:pPr>
+              <w:spacing w:after="0" w:line="260"/>
+              <w:jc w:val="left"/>
+            </w:pPr>
+            <w:r>
+              <w:rPr>
+                <w:b w:val="false"/>
+                <w:bCs w:val="false"/>
+                <w:sz w:val="16"/>
+                <w:szCs w:val="16"/>
+              </w:rPr>
+              <w:t xml:space="preserve">75°C</w:t>
+            </w:r>
+          </w:p>
+        </w:tc>
+        <w:tc>
+          <w:tcPr>
+            <w:tcW w:type="dxa" w:w="2120"/>
             <w:tcMar>
               <w:top w:type="dxa" w:w="60"/>
               <w:left w:type="dxa" w:w="90"/>
@@ -15916,27 +15804,53 @@
         </w:tc>
         <w:tc>
           <w:tcPr>
-            <w:tcW w:type="dxa" w:w="2966"/>
-            <w:tcMar>
-              <w:top w:type="dxa" w:w="60"/>
-              <w:left w:type="dxa" w:w="90"/>
-              <w:bottom w:type="dxa" w:w="60"/>
-              <w:right w:type="dxa" w:w="90"/>
-            </w:tcMar>
-          </w:tcPr>
-          <w:p>
-            <w:pPr>
-              <w:spacing w:after="0" w:line="260"/>
-              <w:jc w:val="right"/>
-            </w:pPr>
-            <w:r>
-              <w:rPr>
-                <w:b w:val="false"/>
-                <w:bCs w:val="false"/>
-                <w:sz w:val="16"/>
-                <w:szCs w:val="16"/>
-              </w:rPr>
-              <w:t xml:space="preserve">163%</w:t>
+            <w:tcW w:type="dxa" w:w="2235"/>
+            <w:tcMar>
+              <w:top w:type="dxa" w:w="60"/>
+              <w:left w:type="dxa" w:w="90"/>
+              <w:bottom w:type="dxa" w:w="60"/>
+              <w:right w:type="dxa" w:w="90"/>
+            </w:tcMar>
+          </w:tcPr>
+          <w:p>
+            <w:pPr>
+              <w:spacing w:after="0" w:line="260"/>
+              <w:jc w:val="right"/>
+            </w:pPr>
+            <w:r>
+              <w:rPr>
+                <w:b w:val="false"/>
+                <w:bCs w:val="false"/>
+                <w:sz w:val="16"/>
+                <w:szCs w:val="16"/>
+              </w:rPr>
+              <w:t xml:space="preserve">18.4 A</w:t>
+            </w:r>
+          </w:p>
+        </w:tc>
+        <w:tc>
+          <w:tcPr>
+            <w:tcW w:type="dxa" w:w="3316"/>
+            <w:tcMar>
+              <w:top w:type="dxa" w:w="60"/>
+              <w:left w:type="dxa" w:w="90"/>
+              <w:bottom w:type="dxa" w:w="60"/>
+              <w:right w:type="dxa" w:w="90"/>
+            </w:tcMar>
+          </w:tcPr>
+          <w:p>
+            <w:pPr>
+              <w:spacing w:after="0" w:line="260"/>
+              <w:jc w:val="right"/>
+            </w:pPr>
+            <w:r>
+              <w:rPr>
+                <w:b w:val="false"/>
+                <w:bCs w:val="false"/>
+                <w:sz w:val="16"/>
+                <w:szCs w:val="16"/>
+              </w:rPr>
+              <w:t xml:space="preserve">82% / 109%</w:t>
             </w:r>
           </w:p>
         </w:tc>
@@ -15957,7 +15871,7 @@
           <w:sz w:val="16"/>
           <w:szCs w:val="16"/>
         </w:rPr>
-        <w:t xml:space="preserve">8AWG는 63°C 설계 기준에서 도체 90°C를 만족하는 가장 가는 굵기입니다. 75°C 보수 조건까지 90°C를 지키려면 6AWG가 필요합니다. 이 경우 XT90 쪽만 8AWG 피그테일(0.1m)로 받고 나머지 0.4m를 6AWG로 압착 연결하면 Hub 4.85V입니다. 허용 전류는 I = 40·√((105−주변온도)/80) 모델로 계산한 가정값입니다.</w:t>
+        <w:t xml:space="preserve">허용 전류는 도체 90°C 기준이며, 커넥터 허용치는 I = 정격·√((105−주변온도)/80) 모델로 계산한 가정값입니다. 보수적인 UL 30A 기준으로 보면 75°C에서 9% 초과이므로, 75°C까지 가는 환경이면 커넥터를 덜 뜨거운 SMPS 함체 쪽에 두는 것이 좋습니다.</w:t>
       </w:r>
     </w:p>
     <w:tbl>
@@ -15974,11 +15888,10 @@
         <w:tblLayout w:type="fixed"/>
       </w:tblPr>
       <w:tblGrid>
-        <w:gridCol w:w="2224"/>
-        <w:gridCol w:w="1499"/>
-        <w:gridCol w:w="2120"/>
-        <w:gridCol w:w="1422"/>
-        <w:gridCol w:w="2641"/>
+        <w:gridCol w:w="2558"/>
+        <w:gridCol w:w="2449"/>
+        <w:gridCol w:w="2449"/>
+        <w:gridCol w:w="2450"/>
       </w:tblGrid>
       <w:tr>
         <w:trPr>
@@ -15987,7 +15900,7 @@
         </w:trPr>
         <w:tc>
           <w:tcPr>
-            <w:tcW w:type="dxa" w:w="2224"/>
+            <w:tcW w:type="dxa" w:w="2558"/>
             <w:shd w:fill="EEF1F3" w:color="auto" w:val="clear"/>
             <w:tcMar>
               <w:top w:type="dxa" w:w="60"/>
@@ -16008,13 +15921,13 @@
                 <w:sz w:val="16"/>
                 <w:szCs w:val="16"/>
               </w:rPr>
-              <w:t xml:space="preserve">상황 (8AWG, 0.5m)</w:t>
-            </w:r>
-          </w:p>
-        </w:tc>
-        <w:tc>
-          <w:tcPr>
-            <w:tcW w:type="dxa" w:w="1499"/>
+              <w:t xml:space="preserve">10AWG, 편도 길이</w:t>
+            </w:r>
+          </w:p>
+        </w:tc>
+        <w:tc>
+          <w:tcPr>
+            <w:tcW w:type="dxa" w:w="2449"/>
             <w:shd w:fill="EEF1F3" w:color="auto" w:val="clear"/>
             <w:tcMar>
               <w:top w:type="dxa" w:w="60"/>
@@ -16035,13 +15948,13 @@
                 <w:sz w:val="16"/>
                 <w:szCs w:val="16"/>
               </w:rPr>
-              <w:t xml:space="preserve">커넥터 전류</w:t>
-            </w:r>
-          </w:p>
-        </w:tc>
-        <w:tc>
-          <w:tcPr>
-            <w:tcW w:type="dxa" w:w="2120"/>
+              <w:t xml:space="preserve">0.3 m</w:t>
+            </w:r>
+          </w:p>
+        </w:tc>
+        <w:tc>
+          <w:tcPr>
+            <w:tcW w:type="dxa" w:w="2449"/>
             <w:shd w:fill="EEF1F3" w:color="auto" w:val="clear"/>
             <w:tcMar>
               <w:top w:type="dxa" w:w="60"/>
@@ -16062,13 +15975,13 @@
                 <w:sz w:val="16"/>
                 <w:szCs w:val="16"/>
               </w:rPr>
-              <w:t xml:space="preserve">하우징 63 / 75°C</w:t>
-            </w:r>
-          </w:p>
-        </w:tc>
-        <w:tc>
-          <w:tcPr>
-            <w:tcW w:type="dxa" w:w="1422"/>
+              <w:t xml:space="preserve">0.5 m</w:t>
+            </w:r>
+          </w:p>
+        </w:tc>
+        <w:tc>
+          <w:tcPr>
+            <w:tcW w:type="dxa" w:w="2450"/>
             <w:shd w:fill="EEF1F3" w:color="auto" w:val="clear"/>
             <w:tcMar>
               <w:top w:type="dxa" w:w="60"/>
@@ -16089,34 +16002,7 @@
                 <w:sz w:val="16"/>
                 <w:szCs w:val="16"/>
               </w:rPr>
-              <w:t xml:space="preserve">Hub 입력</w:t>
-            </w:r>
-          </w:p>
-        </w:tc>
-        <w:tc>
-          <w:tcPr>
-            <w:tcW w:type="dxa" w:w="2641"/>
-            <w:shd w:fill="EEF1F3" w:color="auto" w:val="clear"/>
-            <w:tcMar>
-              <w:top w:type="dxa" w:w="60"/>
-              <w:left w:type="dxa" w:w="90"/>
-              <w:bottom w:type="dxa" w:w="60"/>
-              <w:right w:type="dxa" w:w="90"/>
-            </w:tcMar>
-          </w:tcPr>
-          <w:p>
-            <w:pPr>
-              <w:spacing w:after="0" w:line="260"/>
-              <w:jc w:val="left"/>
-            </w:pPr>
-            <w:r>
-              <w:rPr>
-                <w:b/>
-                <w:bCs/>
-                <w:sz w:val="16"/>
-                <w:szCs w:val="16"/>
-              </w:rPr>
-              <w:t xml:space="preserve">현상</w:t>
+              <w:t xml:space="preserve">1.0 m</w:t>
             </w:r>
           </w:p>
         </w:tc>
@@ -16128,131 +16014,105 @@
         </w:trPr>
         <w:tc>
           <w:tcPr>
-            <w:tcW w:type="dxa" w:w="2224"/>
-            <w:tcMar>
-              <w:top w:type="dxa" w:w="60"/>
-              <w:left w:type="dxa" w:w="90"/>
-              <w:bottom w:type="dxa" w:w="60"/>
-              <w:right w:type="dxa" w:w="90"/>
-            </w:tcMar>
-          </w:tcPr>
-          <w:p>
-            <w:pPr>
-              <w:spacing w:after="0" w:line="260"/>
-              <w:jc w:val="left"/>
-            </w:pPr>
-            <w:r>
-              <w:rPr>
-                <w:b w:val="false"/>
-                <w:bCs w:val="false"/>
-                <w:sz w:val="16"/>
-                <w:szCs w:val="16"/>
-              </w:rPr>
-              <w:t xml:space="preserve">야간 200W</w:t>
-            </w:r>
-          </w:p>
-        </w:tc>
-        <w:tc>
-          <w:tcPr>
-            <w:tcW w:type="dxa" w:w="1499"/>
-            <w:tcMar>
-              <w:top w:type="dxa" w:w="60"/>
-              <w:left w:type="dxa" w:w="90"/>
-              <w:bottom w:type="dxa" w:w="60"/>
-              <w:right w:type="dxa" w:w="90"/>
-            </w:tcMar>
-          </w:tcPr>
-          <w:p>
-            <w:pPr>
-              <w:spacing w:after="0" w:line="260"/>
-              <w:jc w:val="right"/>
-            </w:pPr>
-            <w:r>
-              <w:rPr>
-                <w:b w:val="false"/>
-                <w:bCs w:val="false"/>
-                <w:sz w:val="16"/>
-                <w:szCs w:val="16"/>
-              </w:rPr>
-              <w:t xml:space="preserve">20 A</w:t>
-            </w:r>
-          </w:p>
-        </w:tc>
-        <w:tc>
-          <w:tcPr>
-            <w:tcW w:type="dxa" w:w="2120"/>
-            <w:tcMar>
-              <w:top w:type="dxa" w:w="60"/>
-              <w:left w:type="dxa" w:w="90"/>
-              <w:bottom w:type="dxa" w:w="60"/>
-              <w:right w:type="dxa" w:w="90"/>
-            </w:tcMar>
-          </w:tcPr>
-          <w:p>
-            <w:pPr>
-              <w:spacing w:after="0" w:line="260"/>
-              <w:jc w:val="right"/>
-            </w:pPr>
-            <w:r>
-              <w:rPr>
-                <w:b w:val="false"/>
-                <w:bCs w:val="false"/>
-                <w:sz w:val="16"/>
-                <w:szCs w:val="16"/>
-              </w:rPr>
-              <w:t xml:space="preserve">73 / 86°C</w:t>
-            </w:r>
-          </w:p>
-        </w:tc>
-        <w:tc>
-          <w:tcPr>
-            <w:tcW w:type="dxa" w:w="1422"/>
-            <w:tcMar>
-              <w:top w:type="dxa" w:w="60"/>
-              <w:left w:type="dxa" w:w="90"/>
-              <w:bottom w:type="dxa" w:w="60"/>
-              <w:right w:type="dxa" w:w="90"/>
-            </w:tcMar>
-          </w:tcPr>
-          <w:p>
-            <w:pPr>
-              <w:spacing w:after="0" w:line="260"/>
-              <w:jc w:val="right"/>
-            </w:pPr>
-            <w:r>
-              <w:rPr>
-                <w:b w:val="false"/>
-                <w:bCs w:val="false"/>
-                <w:sz w:val="16"/>
-                <w:szCs w:val="16"/>
-              </w:rPr>
-              <w:t xml:space="preserve">4.91 V</w:t>
-            </w:r>
-          </w:p>
-        </w:tc>
-        <w:tc>
-          <w:tcPr>
-            <w:tcW w:type="dxa" w:w="2641"/>
-            <w:tcMar>
-              <w:top w:type="dxa" w:w="60"/>
-              <w:left w:type="dxa" w:w="90"/>
-              <w:bottom w:type="dxa" w:w="60"/>
-              <w:right w:type="dxa" w:w="90"/>
-            </w:tcMar>
-          </w:tcPr>
-          <w:p>
-            <w:pPr>
-              <w:spacing w:after="0" w:line="260"/>
-              <w:jc w:val="left"/>
-            </w:pPr>
-            <w:r>
-              <w:rPr>
-                <w:b w:val="false"/>
-                <w:bCs w:val="false"/>
-                <w:sz w:val="16"/>
-                <w:szCs w:val="16"/>
-              </w:rPr>
-              <w:t xml:space="preserve">여유 충분</w:t>
+            <w:tcW w:type="dxa" w:w="2558"/>
+            <w:tcMar>
+              <w:top w:type="dxa" w:w="60"/>
+              <w:left w:type="dxa" w:w="90"/>
+              <w:bottom w:type="dxa" w:w="60"/>
+              <w:right w:type="dxa" w:w="90"/>
+            </w:tcMar>
+          </w:tcPr>
+          <w:p>
+            <w:pPr>
+              <w:spacing w:after="0" w:line="260"/>
+              <w:jc w:val="left"/>
+            </w:pPr>
+            <w:r>
+              <w:rPr>
+                <w:b w:val="false"/>
+                <w:bCs w:val="false"/>
+                <w:sz w:val="16"/>
+                <w:szCs w:val="16"/>
+              </w:rPr>
+              <w:t xml:space="preserve">총 전압강하</w:t>
+            </w:r>
+          </w:p>
+        </w:tc>
+        <w:tc>
+          <w:tcPr>
+            <w:tcW w:type="dxa" w:w="2449"/>
+            <w:tcMar>
+              <w:top w:type="dxa" w:w="60"/>
+              <w:left w:type="dxa" w:w="90"/>
+              <w:bottom w:type="dxa" w:w="60"/>
+              <w:right w:type="dxa" w:w="90"/>
+            </w:tcMar>
+          </w:tcPr>
+          <w:p>
+            <w:pPr>
+              <w:spacing w:after="0" w:line="260"/>
+              <w:jc w:val="right"/>
+            </w:pPr>
+            <w:r>
+              <w:rPr>
+                <w:b w:val="false"/>
+                <w:bCs w:val="false"/>
+                <w:sz w:val="16"/>
+                <w:szCs w:val="16"/>
+              </w:rPr>
+              <w:t xml:space="preserve">86~112 mV</w:t>
+            </w:r>
+          </w:p>
+        </w:tc>
+        <w:tc>
+          <w:tcPr>
+            <w:tcW w:type="dxa" w:w="2449"/>
+            <w:tcMar>
+              <w:top w:type="dxa" w:w="60"/>
+              <w:left w:type="dxa" w:w="90"/>
+              <w:bottom w:type="dxa" w:w="60"/>
+              <w:right w:type="dxa" w:w="90"/>
+            </w:tcMar>
+          </w:tcPr>
+          <w:p>
+            <w:pPr>
+              <w:spacing w:after="0" w:line="260"/>
+              <w:jc w:val="right"/>
+            </w:pPr>
+            <w:r>
+              <w:rPr>
+                <w:b w:val="false"/>
+                <w:bCs w:val="false"/>
+                <w:sz w:val="16"/>
+                <w:szCs w:val="16"/>
+              </w:rPr>
+              <w:t xml:space="preserve">121~147 mV</w:t>
+            </w:r>
+          </w:p>
+        </w:tc>
+        <w:tc>
+          <w:tcPr>
+            <w:tcW w:type="dxa" w:w="2450"/>
+            <w:tcMar>
+              <w:top w:type="dxa" w:w="60"/>
+              <w:left w:type="dxa" w:w="90"/>
+              <w:bottom w:type="dxa" w:w="60"/>
+              <w:right w:type="dxa" w:w="90"/>
+            </w:tcMar>
+          </w:tcPr>
+          <w:p>
+            <w:pPr>
+              <w:spacing w:after="0" w:line="260"/>
+              <w:jc w:val="right"/>
+            </w:pPr>
+            <w:r>
+              <w:rPr>
+                <w:b w:val="false"/>
+                <w:bCs w:val="false"/>
+                <w:sz w:val="16"/>
+                <w:szCs w:val="16"/>
+              </w:rPr>
+              <w:t xml:space="preserve">208~234 mV</w:t>
             </w:r>
           </w:p>
         </w:tc>
@@ -16264,136 +16124,109 @@
         </w:trPr>
         <w:tc>
           <w:tcPr>
-            <w:tcW w:type="dxa" w:w="2224"/>
-            <w:shd w:fill="FDE8DC" w:color="auto" w:val="clear"/>
-            <w:tcMar>
-              <w:top w:type="dxa" w:w="60"/>
-              <w:left w:type="dxa" w:w="90"/>
-              <w:bottom w:type="dxa" w:w="60"/>
-              <w:right w:type="dxa" w:w="90"/>
-            </w:tcMar>
-          </w:tcPr>
-          <w:p>
-            <w:pPr>
-              <w:spacing w:after="0" w:line="260"/>
-              <w:jc w:val="left"/>
-            </w:pPr>
-            <w:r>
-              <w:rPr>
-                <w:b w:val="false"/>
-                <w:bCs w:val="false"/>
-                <w:sz w:val="16"/>
-                <w:szCs w:val="16"/>
-              </w:rPr>
-              <w:t xml:space="preserve">한낮 400W (full white)</w:t>
-            </w:r>
-          </w:p>
-        </w:tc>
-        <w:tc>
-          <w:tcPr>
-            <w:tcW w:type="dxa" w:w="1499"/>
-            <w:shd w:fill="FDE8DC" w:color="auto" w:val="clear"/>
-            <w:tcMar>
-              <w:top w:type="dxa" w:w="60"/>
-              <w:left w:type="dxa" w:w="90"/>
-              <w:bottom w:type="dxa" w:w="60"/>
-              <w:right w:type="dxa" w:w="90"/>
-            </w:tcMar>
-          </w:tcPr>
-          <w:p>
-            <w:pPr>
-              <w:spacing w:after="0" w:line="260"/>
-              <w:jc w:val="right"/>
-            </w:pPr>
-            <w:r>
-              <w:rPr>
-                <w:b w:val="false"/>
-                <w:bCs w:val="false"/>
-                <w:sz w:val="16"/>
-                <w:szCs w:val="16"/>
-              </w:rPr>
-              <w:t xml:space="preserve">40 A</w:t>
-            </w:r>
-          </w:p>
-        </w:tc>
-        <w:tc>
-          <w:tcPr>
-            <w:tcW w:type="dxa" w:w="2120"/>
-            <w:shd w:fill="FDE8DC" w:color="auto" w:val="clear"/>
-            <w:tcMar>
-              <w:top w:type="dxa" w:w="60"/>
-              <w:left w:type="dxa" w:w="90"/>
-              <w:bottom w:type="dxa" w:w="60"/>
-              <w:right w:type="dxa" w:w="90"/>
-            </w:tcMar>
-          </w:tcPr>
-          <w:p>
-            <w:pPr>
-              <w:spacing w:after="0" w:line="260"/>
-              <w:jc w:val="right"/>
-            </w:pPr>
-            <w:r>
-              <w:rPr>
-                <w:b w:val="false"/>
-                <w:bCs w:val="false"/>
-                <w:sz w:val="16"/>
-                <w:szCs w:val="16"/>
-              </w:rPr>
-              <w:t xml:space="preserve">106 / 119°C</w:t>
-            </w:r>
-          </w:p>
-        </w:tc>
-        <w:tc>
-          <w:tcPr>
-            <w:tcW w:type="dxa" w:w="1422"/>
-            <w:shd w:fill="FDE8DC" w:color="auto" w:val="clear"/>
-            <w:tcMar>
-              <w:top w:type="dxa" w:w="60"/>
-              <w:left w:type="dxa" w:w="90"/>
-              <w:bottom w:type="dxa" w:w="60"/>
-              <w:right w:type="dxa" w:w="90"/>
-            </w:tcMar>
-          </w:tcPr>
-          <w:p>
-            <w:pPr>
-              <w:spacing w:after="0" w:line="260"/>
-              <w:jc w:val="right"/>
-            </w:pPr>
-            <w:r>
-              <w:rPr>
-                <w:b w:val="false"/>
-                <w:bCs w:val="false"/>
-                <w:sz w:val="16"/>
-                <w:szCs w:val="16"/>
-              </w:rPr>
-              <w:t xml:space="preserve">4.82 V</w:t>
-            </w:r>
-          </w:p>
-        </w:tc>
-        <w:tc>
-          <w:tcPr>
-            <w:tcW w:type="dxa" w:w="2641"/>
-            <w:shd w:fill="FDE8DC" w:color="auto" w:val="clear"/>
-            <w:tcMar>
-              <w:top w:type="dxa" w:w="60"/>
-              <w:left w:type="dxa" w:w="90"/>
-              <w:bottom w:type="dxa" w:w="60"/>
-              <w:right w:type="dxa" w:w="90"/>
-            </w:tcMar>
-          </w:tcPr>
-          <w:p>
-            <w:pPr>
-              <w:spacing w:after="0" w:line="260"/>
-              <w:jc w:val="left"/>
-            </w:pPr>
-            <w:r>
-              <w:rPr>
-                <w:b w:val="false"/>
-                <w:bCs w:val="false"/>
-                <w:sz w:val="16"/>
-                <w:szCs w:val="16"/>
-              </w:rPr>
-              <w:t xml:space="preserve">설계 상한 초과, 조건 필요</w:t>
+            <w:tcW w:type="dxa" w:w="2558"/>
+            <w:shd w:fill="E2F2E8" w:color="auto" w:val="clear"/>
+            <w:tcMar>
+              <w:top w:type="dxa" w:w="60"/>
+              <w:left w:type="dxa" w:w="90"/>
+              <w:bottom w:type="dxa" w:w="60"/>
+              <w:right w:type="dxa" w:w="90"/>
+            </w:tcMar>
+          </w:tcPr>
+          <w:p>
+            <w:pPr>
+              <w:spacing w:after="0" w:line="260"/>
+              <w:jc w:val="left"/>
+            </w:pPr>
+            <w:r>
+              <w:rPr>
+                <w:b w:val="false"/>
+                <w:bCs w:val="false"/>
+                <w:sz w:val="16"/>
+                <w:szCs w:val="16"/>
+              </w:rPr>
+              <w:t xml:space="preserve">Hub 입력</w:t>
+            </w:r>
+          </w:p>
+        </w:tc>
+        <w:tc>
+          <w:tcPr>
+            <w:tcW w:type="dxa" w:w="2449"/>
+            <w:shd w:fill="E2F2E8" w:color="auto" w:val="clear"/>
+            <w:tcMar>
+              <w:top w:type="dxa" w:w="60"/>
+              <w:left w:type="dxa" w:w="90"/>
+              <w:bottom w:type="dxa" w:w="60"/>
+              <w:right w:type="dxa" w:w="90"/>
+            </w:tcMar>
+          </w:tcPr>
+          <w:p>
+            <w:pPr>
+              <w:spacing w:after="0" w:line="260"/>
+              <w:jc w:val="right"/>
+            </w:pPr>
+            <w:r>
+              <w:rPr>
+                <w:b w:val="false"/>
+                <w:bCs w:val="false"/>
+                <w:sz w:val="16"/>
+                <w:szCs w:val="16"/>
+              </w:rPr>
+              <w:t xml:space="preserve">4.89~4.91 V</w:t>
+            </w:r>
+          </w:p>
+        </w:tc>
+        <w:tc>
+          <w:tcPr>
+            <w:tcW w:type="dxa" w:w="2449"/>
+            <w:shd w:fill="E2F2E8" w:color="auto" w:val="clear"/>
+            <w:tcMar>
+              <w:top w:type="dxa" w:w="60"/>
+              <w:left w:type="dxa" w:w="90"/>
+              <w:bottom w:type="dxa" w:w="60"/>
+              <w:right w:type="dxa" w:w="90"/>
+            </w:tcMar>
+          </w:tcPr>
+          <w:p>
+            <w:pPr>
+              <w:spacing w:after="0" w:line="260"/>
+              <w:jc w:val="right"/>
+            </w:pPr>
+            <w:r>
+              <w:rPr>
+                <w:b w:val="false"/>
+                <w:bCs w:val="false"/>
+                <w:sz w:val="16"/>
+                <w:szCs w:val="16"/>
+              </w:rPr>
+              <w:t xml:space="preserve">4.85~4.88 V</w:t>
+            </w:r>
+          </w:p>
+        </w:tc>
+        <w:tc>
+          <w:tcPr>
+            <w:tcW w:type="dxa" w:w="2450"/>
+            <w:shd w:fill="E2F2E8" w:color="auto" w:val="clear"/>
+            <w:tcMar>
+              <w:top w:type="dxa" w:w="60"/>
+              <w:left w:type="dxa" w:w="90"/>
+              <w:bottom w:type="dxa" w:w="60"/>
+              <w:right w:type="dxa" w:w="90"/>
+            </w:tcMar>
+          </w:tcPr>
+          <w:p>
+            <w:pPr>
+              <w:spacing w:after="0" w:line="260"/>
+              <w:jc w:val="right"/>
+            </w:pPr>
+            <w:r>
+              <w:rPr>
+                <w:b w:val="false"/>
+                <w:bCs w:val="false"/>
+                <w:sz w:val="16"/>
+                <w:szCs w:val="16"/>
+              </w:rPr>
+              <w:t xml:space="preserve">4.77~4.79 V</w:t>
             </w:r>
           </w:p>
         </w:tc>
@@ -16405,136 +16238,105 @@
         </w:trPr>
         <w:tc>
           <w:tcPr>
-            <w:tcW w:type="dxa" w:w="2224"/>
-            <w:shd w:fill="E2F2E8" w:color="auto" w:val="clear"/>
-            <w:tcMar>
-              <w:top w:type="dxa" w:w="60"/>
-              <w:left w:type="dxa" w:w="90"/>
-              <w:bottom w:type="dxa" w:w="60"/>
-              <w:right w:type="dxa" w:w="90"/>
-            </w:tcMar>
-          </w:tcPr>
-          <w:p>
-            <w:pPr>
-              <w:spacing w:after="0" w:line="260"/>
-              <w:jc w:val="left"/>
-            </w:pPr>
-            <w:r>
-              <w:rPr>
-                <w:b w:val="false"/>
-                <w:bCs w:val="false"/>
-                <w:sz w:val="16"/>
-                <w:szCs w:val="16"/>
-              </w:rPr>
-              <w:t xml:space="preserve">휘도 상한 320W (SMPS당 32A)</w:t>
-            </w:r>
-          </w:p>
-        </w:tc>
-        <w:tc>
-          <w:tcPr>
-            <w:tcW w:type="dxa" w:w="1499"/>
-            <w:shd w:fill="E2F2E8" w:color="auto" w:val="clear"/>
-            <w:tcMar>
-              <w:top w:type="dxa" w:w="60"/>
-              <w:left w:type="dxa" w:w="90"/>
-              <w:bottom w:type="dxa" w:w="60"/>
-              <w:right w:type="dxa" w:w="90"/>
-            </w:tcMar>
-          </w:tcPr>
-          <w:p>
-            <w:pPr>
-              <w:spacing w:after="0" w:line="260"/>
-              <w:jc w:val="right"/>
-            </w:pPr>
-            <w:r>
-              <w:rPr>
-                <w:b w:val="false"/>
-                <w:bCs w:val="false"/>
-                <w:sz w:val="16"/>
-                <w:szCs w:val="16"/>
-              </w:rPr>
-              <w:t xml:space="preserve">32 A</w:t>
-            </w:r>
-          </w:p>
-        </w:tc>
-        <w:tc>
-          <w:tcPr>
-            <w:tcW w:type="dxa" w:w="2120"/>
-            <w:shd w:fill="E2F2E8" w:color="auto" w:val="clear"/>
-            <w:tcMar>
-              <w:top w:type="dxa" w:w="60"/>
-              <w:left w:type="dxa" w:w="90"/>
-              <w:bottom w:type="dxa" w:w="60"/>
-              <w:right w:type="dxa" w:w="90"/>
-            </w:tcMar>
-          </w:tcPr>
-          <w:p>
-            <w:pPr>
-              <w:spacing w:after="0" w:line="260"/>
-              <w:jc w:val="right"/>
-            </w:pPr>
-            <w:r>
-              <w:rPr>
-                <w:b w:val="false"/>
-                <w:bCs w:val="false"/>
-                <w:sz w:val="16"/>
-                <w:szCs w:val="16"/>
-              </w:rPr>
-              <w:t xml:space="preserve">≤105°C (노후 포함, 63°C)</w:t>
-            </w:r>
-          </w:p>
-        </w:tc>
-        <w:tc>
-          <w:tcPr>
-            <w:tcW w:type="dxa" w:w="1422"/>
-            <w:shd w:fill="E2F2E8" w:color="auto" w:val="clear"/>
-            <w:tcMar>
-              <w:top w:type="dxa" w:w="60"/>
-              <w:left w:type="dxa" w:w="90"/>
-              <w:bottom w:type="dxa" w:w="60"/>
-              <w:right w:type="dxa" w:w="90"/>
-            </w:tcMar>
-          </w:tcPr>
-          <w:p>
-            <w:pPr>
-              <w:spacing w:after="0" w:line="260"/>
-              <w:jc w:val="right"/>
-            </w:pPr>
-            <w:r>
-              <w:rPr>
-                <w:b w:val="false"/>
-                <w:bCs w:val="false"/>
-                <w:sz w:val="16"/>
-                <w:szCs w:val="16"/>
-              </w:rPr>
-              <w:t xml:space="preserve">약 4.86 V</w:t>
-            </w:r>
-          </w:p>
-        </w:tc>
-        <w:tc>
-          <w:tcPr>
-            <w:tcW w:type="dxa" w:w="2641"/>
-            <w:shd w:fill="E2F2E8" w:color="auto" w:val="clear"/>
-            <w:tcMar>
-              <w:top w:type="dxa" w:w="60"/>
-              <w:left w:type="dxa" w:w="90"/>
-              <w:bottom w:type="dxa" w:w="60"/>
-              <w:right w:type="dxa" w:w="90"/>
-            </w:tcMar>
-          </w:tcPr>
-          <w:p>
-            <w:pPr>
-              <w:spacing w:after="0" w:line="260"/>
-              <w:jc w:val="left"/>
-            </w:pPr>
-            <w:r>
-              <w:rPr>
-                <w:b w:val="false"/>
-                <w:bCs w:val="false"/>
-                <w:sz w:val="16"/>
-                <w:szCs w:val="16"/>
-              </w:rPr>
-              <w:t xml:space="preserve">권장 운전 상한</w:t>
+            <w:tcW w:type="dxa" w:w="2558"/>
+            <w:tcMar>
+              <w:top w:type="dxa" w:w="60"/>
+              <w:left w:type="dxa" w:w="90"/>
+              <w:bottom w:type="dxa" w:w="60"/>
+              <w:right w:type="dxa" w:w="90"/>
+            </w:tcMar>
+          </w:tcPr>
+          <w:p>
+            <w:pPr>
+              <w:spacing w:after="0" w:line="260"/>
+              <w:jc w:val="left"/>
+            </w:pPr>
+            <w:r>
+              <w:rPr>
+                <w:b w:val="false"/>
+                <w:bCs w:val="false"/>
+                <w:sz w:val="16"/>
+                <w:szCs w:val="16"/>
+              </w:rPr>
+              <w:t xml:space="preserve">LED 모듈단</w:t>
+            </w:r>
+          </w:p>
+        </w:tc>
+        <w:tc>
+          <w:tcPr>
+            <w:tcW w:type="dxa" w:w="2449"/>
+            <w:tcMar>
+              <w:top w:type="dxa" w:w="60"/>
+              <w:left w:type="dxa" w:w="90"/>
+              <w:bottom w:type="dxa" w:w="60"/>
+              <w:right w:type="dxa" w:w="90"/>
+            </w:tcMar>
+          </w:tcPr>
+          <w:p>
+            <w:pPr>
+              <w:spacing w:after="0" w:line="260"/>
+              <w:jc w:val="right"/>
+            </w:pPr>
+            <w:r>
+              <w:rPr>
+                <w:b w:val="false"/>
+                <w:bCs w:val="false"/>
+                <w:sz w:val="16"/>
+                <w:szCs w:val="16"/>
+              </w:rPr>
+              <w:t xml:space="preserve">4.59~4.71 V</w:t>
+            </w:r>
+          </w:p>
+        </w:tc>
+        <w:tc>
+          <w:tcPr>
+            <w:tcW w:type="dxa" w:w="2449"/>
+            <w:tcMar>
+              <w:top w:type="dxa" w:w="60"/>
+              <w:left w:type="dxa" w:w="90"/>
+              <w:bottom w:type="dxa" w:w="60"/>
+              <w:right w:type="dxa" w:w="90"/>
+            </w:tcMar>
+          </w:tcPr>
+          <w:p>
+            <w:pPr>
+              <w:spacing w:after="0" w:line="260"/>
+              <w:jc w:val="right"/>
+            </w:pPr>
+            <w:r>
+              <w:rPr>
+                <w:b w:val="false"/>
+                <w:bCs w:val="false"/>
+                <w:sz w:val="16"/>
+                <w:szCs w:val="16"/>
+              </w:rPr>
+              <w:t xml:space="preserve">4.55~4.68 V</w:t>
+            </w:r>
+          </w:p>
+        </w:tc>
+        <w:tc>
+          <w:tcPr>
+            <w:tcW w:type="dxa" w:w="2450"/>
+            <w:tcMar>
+              <w:top w:type="dxa" w:w="60"/>
+              <w:left w:type="dxa" w:w="90"/>
+              <w:bottom w:type="dxa" w:w="60"/>
+              <w:right w:type="dxa" w:w="90"/>
+            </w:tcMar>
+          </w:tcPr>
+          <w:p>
+            <w:pPr>
+              <w:spacing w:after="0" w:line="260"/>
+              <w:jc w:val="right"/>
+            </w:pPr>
+            <w:r>
+              <w:rPr>
+                <w:b w:val="false"/>
+                <w:bCs w:val="false"/>
+                <w:sz w:val="16"/>
+                <w:szCs w:val="16"/>
+              </w:rPr>
+              <w:t xml:space="preserve">4.47~4.59 V</w:t>
             </w:r>
           </w:p>
         </w:tc>
@@ -16546,272 +16348,105 @@
         </w:trPr>
         <w:tc>
           <w:tcPr>
-            <w:tcW w:type="dxa" w:w="2224"/>
-            <w:shd w:fill="FDE8DC" w:color="auto" w:val="clear"/>
-            <w:tcMar>
-              <w:top w:type="dxa" w:w="60"/>
-              <w:left w:type="dxa" w:w="90"/>
-              <w:bottom w:type="dxa" w:w="60"/>
-              <w:right w:type="dxa" w:w="90"/>
-            </w:tcMar>
-          </w:tcPr>
-          <w:p>
-            <w:pPr>
-              <w:spacing w:after="0" w:line="260"/>
-              <w:jc w:val="left"/>
-            </w:pPr>
-            <w:r>
-              <w:rPr>
-                <w:b w:val="false"/>
-                <w:bCs w:val="false"/>
-                <w:sz w:val="16"/>
-                <w:szCs w:val="16"/>
-              </w:rPr>
-              <w:t xml:space="preserve">SMPS 과전류 보호 구간</w:t>
-            </w:r>
-          </w:p>
-        </w:tc>
-        <w:tc>
-          <w:tcPr>
-            <w:tcW w:type="dxa" w:w="1499"/>
-            <w:shd w:fill="FDE8DC" w:color="auto" w:val="clear"/>
-            <w:tcMar>
-              <w:top w:type="dxa" w:w="60"/>
-              <w:left w:type="dxa" w:w="90"/>
-              <w:bottom w:type="dxa" w:w="60"/>
-              <w:right w:type="dxa" w:w="90"/>
-            </w:tcMar>
-          </w:tcPr>
-          <w:p>
-            <w:pPr>
-              <w:spacing w:after="0" w:line="260"/>
-              <w:jc w:val="right"/>
-            </w:pPr>
-            <w:r>
-              <w:rPr>
-                <w:b w:val="false"/>
-                <w:bCs w:val="false"/>
-                <w:sz w:val="16"/>
-                <w:szCs w:val="16"/>
-              </w:rPr>
-              <w:t xml:space="preserve">60~100 A</w:t>
-            </w:r>
-          </w:p>
-        </w:tc>
-        <w:tc>
-          <w:tcPr>
-            <w:tcW w:type="dxa" w:w="2120"/>
-            <w:shd w:fill="FDE8DC" w:color="auto" w:val="clear"/>
-            <w:tcMar>
-              <w:top w:type="dxa" w:w="60"/>
-              <w:left w:type="dxa" w:w="90"/>
-              <w:bottom w:type="dxa" w:w="60"/>
-              <w:right w:type="dxa" w:w="90"/>
-            </w:tcMar>
-          </w:tcPr>
-          <w:p>
-            <w:pPr>
-              <w:spacing w:after="0" w:line="260"/>
-              <w:jc w:val="right"/>
-            </w:pPr>
-            <w:r>
-              <w:rPr>
-                <w:b w:val="false"/>
-                <w:bCs w:val="false"/>
-                <w:sz w:val="16"/>
-                <w:szCs w:val="16"/>
-              </w:rPr>
-              <w:t xml:space="preserve">167°C 이상</w:t>
-            </w:r>
-          </w:p>
-        </w:tc>
-        <w:tc>
-          <w:tcPr>
-            <w:tcW w:type="dxa" w:w="1422"/>
-            <w:shd w:fill="FDE8DC" w:color="auto" w:val="clear"/>
-            <w:tcMar>
-              <w:top w:type="dxa" w:w="60"/>
-              <w:left w:type="dxa" w:w="90"/>
-              <w:bottom w:type="dxa" w:w="60"/>
-              <w:right w:type="dxa" w:w="90"/>
-            </w:tcMar>
-          </w:tcPr>
-          <w:p>
-            <w:pPr>
-              <w:spacing w:after="0" w:line="260"/>
-              <w:jc w:val="right"/>
-            </w:pPr>
-            <w:r>
-              <w:rPr>
-                <w:b w:val="false"/>
-                <w:bCs w:val="false"/>
-                <w:sz w:val="16"/>
-                <w:szCs w:val="16"/>
-              </w:rPr>
-              <w:t xml:space="preserve">4.3~4.7 V</w:t>
-            </w:r>
-          </w:p>
-        </w:tc>
-        <w:tc>
-          <w:tcPr>
-            <w:tcW w:type="dxa" w:w="2641"/>
-            <w:shd w:fill="FDE8DC" w:color="auto" w:val="clear"/>
-            <w:tcMar>
-              <w:top w:type="dxa" w:w="60"/>
-              <w:left w:type="dxa" w:w="90"/>
-              <w:bottom w:type="dxa" w:w="60"/>
-              <w:right w:type="dxa" w:w="90"/>
-            </w:tcMar>
-          </w:tcPr>
-          <w:p>
-            <w:pPr>
-              <w:spacing w:after="0" w:line="260"/>
-              <w:jc w:val="left"/>
-            </w:pPr>
-            <w:r>
-              <w:rPr>
-                <w:b w:val="false"/>
-                <w:bCs w:val="false"/>
-                <w:sz w:val="16"/>
-                <w:szCs w:val="16"/>
-              </w:rPr>
-              <w:t xml:space="preserve">변색·용융·발화 위험, 퓨즈 필수</w:t>
-            </w:r>
-          </w:p>
-        </w:tc>
-      </w:tr>
-      <w:tr>
-        <w:trPr>
-          <w:cantSplit/>
-          <w:tblHeader w:val="false"/>
-        </w:trPr>
-        <w:tc>
-          <w:tcPr>
-            <w:tcW w:type="dxa" w:w="2224"/>
-            <w:tcMar>
-              <w:top w:type="dxa" w:w="60"/>
-              <w:left w:type="dxa" w:w="90"/>
-              <w:bottom w:type="dxa" w:w="60"/>
-              <w:right w:type="dxa" w:w="90"/>
-            </w:tcMar>
-          </w:tcPr>
-          <w:p>
-            <w:pPr>
-              <w:spacing w:after="0" w:line="260"/>
-              <w:jc w:val="left"/>
-            </w:pPr>
-            <w:r>
-              <w:rPr>
-                <w:b w:val="false"/>
-                <w:bCs w:val="false"/>
-                <w:sz w:val="16"/>
-                <w:szCs w:val="16"/>
-              </w:rPr>
-              <w:t xml:space="preserve">SMPS 1대 고장 / 커넥터 이탈</w:t>
-            </w:r>
-          </w:p>
-        </w:tc>
-        <w:tc>
-          <w:tcPr>
-            <w:tcW w:type="dxa" w:w="1499"/>
-            <w:tcMar>
-              <w:top w:type="dxa" w:w="60"/>
-              <w:left w:type="dxa" w:w="90"/>
-              <w:bottom w:type="dxa" w:w="60"/>
-              <w:right w:type="dxa" w:w="90"/>
-            </w:tcMar>
-          </w:tcPr>
-          <w:p>
-            <w:pPr>
-              <w:spacing w:after="0" w:line="260"/>
-              <w:jc w:val="right"/>
-            </w:pPr>
-            <w:r>
-              <w:rPr>
-                <w:b w:val="false"/>
-                <w:bCs w:val="false"/>
-                <w:sz w:val="16"/>
-                <w:szCs w:val="16"/>
-              </w:rPr>
-              <w:t xml:space="preserve">0 A (해당 쪽)</w:t>
-            </w:r>
-          </w:p>
-        </w:tc>
-        <w:tc>
-          <w:tcPr>
-            <w:tcW w:type="dxa" w:w="2120"/>
-            <w:tcMar>
-              <w:top w:type="dxa" w:w="60"/>
-              <w:left w:type="dxa" w:w="90"/>
-              <w:bottom w:type="dxa" w:w="60"/>
-              <w:right w:type="dxa" w:w="90"/>
-            </w:tcMar>
-          </w:tcPr>
-          <w:p>
-            <w:pPr>
-              <w:spacing w:after="0" w:line="260"/>
-              <w:jc w:val="right"/>
-            </w:pPr>
-            <w:r>
-              <w:rPr>
-                <w:b w:val="false"/>
-                <w:bCs w:val="false"/>
-                <w:sz w:val="16"/>
-                <w:szCs w:val="16"/>
-              </w:rPr>
-              <w:t xml:space="preserve">–</w:t>
-            </w:r>
-          </w:p>
-        </w:tc>
-        <w:tc>
-          <w:tcPr>
-            <w:tcW w:type="dxa" w:w="1422"/>
-            <w:tcMar>
-              <w:top w:type="dxa" w:w="60"/>
-              <w:left w:type="dxa" w:w="90"/>
-              <w:bottom w:type="dxa" w:w="60"/>
-              <w:right w:type="dxa" w:w="90"/>
-            </w:tcMar>
-          </w:tcPr>
-          <w:p>
-            <w:pPr>
-              <w:spacing w:after="0" w:line="260"/>
-              <w:jc w:val="right"/>
-            </w:pPr>
-            <w:r>
-              <w:rPr>
-                <w:b w:val="false"/>
-                <w:bCs w:val="false"/>
-                <w:sz w:val="16"/>
-                <w:szCs w:val="16"/>
-              </w:rPr>
-              <w:t xml:space="preserve">–</w:t>
-            </w:r>
-          </w:p>
-        </w:tc>
-        <w:tc>
-          <w:tcPr>
-            <w:tcW w:type="dxa" w:w="2641"/>
-            <w:tcMar>
-              <w:top w:type="dxa" w:w="60"/>
-              <w:left w:type="dxa" w:w="90"/>
-              <w:bottom w:type="dxa" w:w="60"/>
-              <w:right w:type="dxa" w:w="90"/>
-            </w:tcMar>
-          </w:tcPr>
-          <w:p>
-            <w:pPr>
-              <w:spacing w:after="0" w:line="260"/>
-              <w:jc w:val="left"/>
-            </w:pPr>
-            <w:r>
-              <w:rPr>
-                <w:b w:val="false"/>
-                <w:bCs w:val="false"/>
-                <w:sz w:val="16"/>
-                <w:szCs w:val="16"/>
-              </w:rPr>
-              <w:t xml:space="preserve">화면 절반 소등. 반쯤 빠진 상태가 더 위험(국부 발열)</w:t>
+            <w:tcW w:type="dxa" w:w="2558"/>
+            <w:tcMar>
+              <w:top w:type="dxa" w:w="60"/>
+              <w:left w:type="dxa" w:w="90"/>
+              <w:bottom w:type="dxa" w:w="60"/>
+              <w:right w:type="dxa" w:w="90"/>
+            </w:tcMar>
+          </w:tcPr>
+          <w:p>
+            <w:pPr>
+              <w:spacing w:after="0" w:line="260"/>
+              <w:jc w:val="left"/>
+            </w:pPr>
+            <w:r>
+              <w:rPr>
+                <w:b w:val="false"/>
+                <w:bCs w:val="false"/>
+                <w:sz w:val="16"/>
+                <w:szCs w:val="16"/>
+              </w:rPr>
+              <w:t xml:space="preserve">패널 경로 손실</w:t>
+            </w:r>
+          </w:p>
+        </w:tc>
+        <w:tc>
+          <w:tcPr>
+            <w:tcW w:type="dxa" w:w="2449"/>
+            <w:tcMar>
+              <w:top w:type="dxa" w:w="60"/>
+              <w:left w:type="dxa" w:w="90"/>
+              <w:bottom w:type="dxa" w:w="60"/>
+              <w:right w:type="dxa" w:w="90"/>
+            </w:tcMar>
+          </w:tcPr>
+          <w:p>
+            <w:pPr>
+              <w:spacing w:after="0" w:line="260"/>
+              <w:jc w:val="right"/>
+            </w:pPr>
+            <w:r>
+              <w:rPr>
+                <w:b w:val="false"/>
+                <w:bCs w:val="false"/>
+                <w:sz w:val="16"/>
+                <w:szCs w:val="16"/>
+              </w:rPr>
+              <w:t xml:space="preserve">6.9 W</w:t>
+            </w:r>
+          </w:p>
+        </w:tc>
+        <w:tc>
+          <w:tcPr>
+            <w:tcW w:type="dxa" w:w="2449"/>
+            <w:tcMar>
+              <w:top w:type="dxa" w:w="60"/>
+              <w:left w:type="dxa" w:w="90"/>
+              <w:bottom w:type="dxa" w:w="60"/>
+              <w:right w:type="dxa" w:w="90"/>
+            </w:tcMar>
+          </w:tcPr>
+          <w:p>
+            <w:pPr>
+              <w:spacing w:after="0" w:line="260"/>
+              <w:jc w:val="right"/>
+            </w:pPr>
+            <w:r>
+              <w:rPr>
+                <w:b w:val="false"/>
+                <w:bCs w:val="false"/>
+                <w:sz w:val="16"/>
+                <w:szCs w:val="16"/>
+              </w:rPr>
+              <w:t xml:space="preserve">9.7 W</w:t>
+            </w:r>
+          </w:p>
+        </w:tc>
+        <w:tc>
+          <w:tcPr>
+            <w:tcW w:type="dxa" w:w="2450"/>
+            <w:tcMar>
+              <w:top w:type="dxa" w:w="60"/>
+              <w:left w:type="dxa" w:w="90"/>
+              <w:bottom w:type="dxa" w:w="60"/>
+              <w:right w:type="dxa" w:w="90"/>
+            </w:tcMar>
+          </w:tcPr>
+          <w:p>
+            <w:pPr>
+              <w:spacing w:after="0" w:line="260"/>
+              <w:jc w:val="right"/>
+            </w:pPr>
+            <w:r>
+              <w:rPr>
+                <w:b w:val="false"/>
+                <w:bCs w:val="false"/>
+                <w:sz w:val="16"/>
+                <w:szCs w:val="16"/>
+              </w:rPr>
+              <w:t xml:space="preserve">16.6 W</w:t>
             </w:r>
           </w:p>
         </w:tc>
@@ -16836,10 +16471,9 @@
         <w:tblLayout w:type="fixed"/>
       </w:tblPr>
       <w:tblGrid>
-        <w:gridCol w:w="1309"/>
-        <w:gridCol w:w="2828"/>
-        <w:gridCol w:w="2390"/>
-        <w:gridCol w:w="3379"/>
+        <w:gridCol w:w="3675"/>
+        <w:gridCol w:w="2465"/>
+        <w:gridCol w:w="3766"/>
       </w:tblGrid>
       <w:tr>
         <w:trPr>
@@ -16848,7 +16482,7 @@
         </w:trPr>
         <w:tc>
           <w:tcPr>
-            <w:tcW w:type="dxa" w:w="1309"/>
+            <w:tcW w:type="dxa" w:w="3675"/>
             <w:shd w:fill="EEF1F3" w:color="auto" w:val="clear"/>
             <w:tcMar>
               <w:top w:type="dxa" w:w="60"/>
@@ -16869,13 +16503,13 @@
                 <w:sz w:val="16"/>
                 <w:szCs w:val="16"/>
               </w:rPr>
-              <w:t xml:space="preserve">위치</w:t>
-            </w:r>
-          </w:p>
-        </w:tc>
-        <w:tc>
-          <w:tcPr>
-            <w:tcW w:type="dxa" w:w="2828"/>
+              <w:t xml:space="preserve">상황</w:t>
+            </w:r>
+          </w:p>
+        </w:tc>
+        <w:tc>
+          <w:tcPr>
+            <w:tcW w:type="dxa" w:w="2465"/>
             <w:shd w:fill="EEF1F3" w:color="auto" w:val="clear"/>
             <w:tcMar>
               <w:top w:type="dxa" w:w="60"/>
@@ -16887,7 +16521,7 @@
           <w:p>
             <w:pPr>
               <w:spacing w:after="0" w:line="260"/>
-              <w:jc w:val="left"/>
+              <w:jc w:val="right"/>
             </w:pPr>
             <w:r>
               <w:rPr>
@@ -16896,13 +16530,13 @@
                 <w:sz w:val="16"/>
                 <w:szCs w:val="16"/>
               </w:rPr>
-              <w:t xml:space="preserve">문제점</w:t>
-            </w:r>
-          </w:p>
-        </w:tc>
-        <w:tc>
-          <w:tcPr>
-            <w:tcW w:type="dxa" w:w="2390"/>
+              <w:t xml:space="preserve">커넥터 전류</w:t>
+            </w:r>
+          </w:p>
+        </w:tc>
+        <w:tc>
+          <w:tcPr>
+            <w:tcW w:type="dxa" w:w="3766"/>
             <w:shd w:fill="EEF1F3" w:color="auto" w:val="clear"/>
             <w:tcMar>
               <w:top w:type="dxa" w:w="60"/>
@@ -16923,34 +16557,7 @@
                 <w:sz w:val="16"/>
                 <w:szCs w:val="16"/>
               </w:rPr>
-              <w:t xml:space="preserve">예상 현상</w:t>
-            </w:r>
-          </w:p>
-        </w:tc>
-        <w:tc>
-          <w:tcPr>
-            <w:tcW w:type="dxa" w:w="3379"/>
-            <w:shd w:fill="EEF1F3" w:color="auto" w:val="clear"/>
-            <w:tcMar>
-              <w:top w:type="dxa" w:w="60"/>
-              <w:left w:type="dxa" w:w="90"/>
-              <w:bottom w:type="dxa" w:w="60"/>
-              <w:right w:type="dxa" w:w="90"/>
-            </w:tcMar>
-          </w:tcPr>
-          <w:p>
-            <w:pPr>
-              <w:spacing w:after="0" w:line="260"/>
-              <w:jc w:val="left"/>
-            </w:pPr>
-            <w:r>
-              <w:rPr>
-                <w:b/>
-                <w:bCs/>
-                <w:sz w:val="16"/>
-                <w:szCs w:val="16"/>
-              </w:rPr>
-              <w:t xml:space="preserve">개선</w:t>
+              <w:t xml:space="preserve">결과</w:t>
             </w:r>
           </w:p>
         </w:tc>
@@ -16962,105 +16569,79 @@
         </w:trPr>
         <w:tc>
           <w:tcPr>
-            <w:tcW w:type="dxa" w:w="1309"/>
-            <w:tcMar>
-              <w:top w:type="dxa" w:w="60"/>
-              <w:left w:type="dxa" w:w="90"/>
-              <w:bottom w:type="dxa" w:w="60"/>
-              <w:right w:type="dxa" w:w="90"/>
-            </w:tcMar>
-          </w:tcPr>
-          <w:p>
-            <w:pPr>
-              <w:spacing w:after="0" w:line="260"/>
-              <w:jc w:val="left"/>
-            </w:pPr>
-            <w:r>
-              <w:rPr>
-                <w:b w:val="false"/>
-                <w:bCs w:val="false"/>
-                <w:sz w:val="16"/>
-                <w:szCs w:val="16"/>
-              </w:rPr>
-              <w:t xml:space="preserve">XT90 정격</w:t>
-            </w:r>
-          </w:p>
-        </w:tc>
-        <w:tc>
-          <w:tcPr>
-            <w:tcW w:type="dxa" w:w="2828"/>
-            <w:tcMar>
-              <w:top w:type="dxa" w:w="60"/>
-              <w:left w:type="dxa" w:w="90"/>
-              <w:bottom w:type="dxa" w:w="60"/>
-              <w:right w:type="dxa" w:w="90"/>
-            </w:tcMar>
-          </w:tcPr>
-          <w:p>
-            <w:pPr>
-              <w:spacing w:after="0" w:line="260"/>
-              <w:jc w:val="left"/>
-            </w:pPr>
-            <w:r>
-              <w:rPr>
-                <w:b w:val="false"/>
-                <w:bCs w:val="false"/>
-                <w:sz w:val="16"/>
-                <w:szCs w:val="16"/>
-              </w:rPr>
-              <w:t xml:space="preserve">40A는 판매처 표기이고 주변 25°C 기준. Amass UL 사양은 30A</w:t>
-            </w:r>
-          </w:p>
-        </w:tc>
-        <w:tc>
-          <w:tcPr>
-            <w:tcW w:type="dxa" w:w="2390"/>
-            <w:tcMar>
-              <w:top w:type="dxa" w:w="60"/>
-              <w:left w:type="dxa" w:w="90"/>
-              <w:bottom w:type="dxa" w:w="60"/>
-              <w:right w:type="dxa" w:w="90"/>
-            </w:tcMar>
-          </w:tcPr>
-          <w:p>
-            <w:pPr>
-              <w:spacing w:after="0" w:line="260"/>
-              <w:jc w:val="left"/>
-            </w:pPr>
-            <w:r>
-              <w:rPr>
-                <w:b w:val="false"/>
-                <w:bCs w:val="false"/>
-                <w:sz w:val="16"/>
-                <w:szCs w:val="16"/>
-              </w:rPr>
-              <w:t xml:space="preserve">고온 함체에서 40A 연속이면 하우징 106~140°C</w:t>
-            </w:r>
-          </w:p>
-        </w:tc>
-        <w:tc>
-          <w:tcPr>
-            <w:tcW w:type="dxa" w:w="3379"/>
-            <w:tcMar>
-              <w:top w:type="dxa" w:w="60"/>
-              <w:left w:type="dxa" w:w="90"/>
-              <w:bottom w:type="dxa" w:w="60"/>
-              <w:right w:type="dxa" w:w="90"/>
-            </w:tcMar>
-          </w:tcPr>
-          <w:p>
-            <w:pPr>
-              <w:spacing w:after="0" w:line="260"/>
-              <w:jc w:val="left"/>
-            </w:pPr>
-            <w:r>
-              <w:rPr>
-                <w:b w:val="false"/>
-                <w:bCs w:val="false"/>
-                <w:sz w:val="16"/>
-                <w:szCs w:val="16"/>
-              </w:rPr>
-              <w:t xml:space="preserve">Amass 사양서와 온도상승 데이터 확인, 63°C 40A 2시간 시험으로 검증</w:t>
+            <w:tcW w:type="dxa" w:w="3675"/>
+            <w:tcMar>
+              <w:top w:type="dxa" w:w="60"/>
+              <w:left w:type="dxa" w:w="90"/>
+              <w:bottom w:type="dxa" w:w="60"/>
+              <w:right w:type="dxa" w:w="90"/>
+            </w:tcMar>
+          </w:tcPr>
+          <w:p>
+            <w:pPr>
+              <w:spacing w:after="0" w:line="260"/>
+              <w:jc w:val="left"/>
+            </w:pPr>
+            <w:r>
+              <w:rPr>
+                <w:b w:val="false"/>
+                <w:bCs w:val="false"/>
+                <w:sz w:val="16"/>
+                <w:szCs w:val="16"/>
+              </w:rPr>
+              <w:t xml:space="preserve">한낮 400W</w:t>
+            </w:r>
+          </w:p>
+        </w:tc>
+        <w:tc>
+          <w:tcPr>
+            <w:tcW w:type="dxa" w:w="2465"/>
+            <w:tcMar>
+              <w:top w:type="dxa" w:w="60"/>
+              <w:left w:type="dxa" w:w="90"/>
+              <w:bottom w:type="dxa" w:w="60"/>
+              <w:right w:type="dxa" w:w="90"/>
+            </w:tcMar>
+          </w:tcPr>
+          <w:p>
+            <w:pPr>
+              <w:spacing w:after="0" w:line="260"/>
+              <w:jc w:val="right"/>
+            </w:pPr>
+            <w:r>
+              <w:rPr>
+                <w:b w:val="false"/>
+                <w:bCs w:val="false"/>
+                <w:sz w:val="16"/>
+                <w:szCs w:val="16"/>
+              </w:rPr>
+              <w:t xml:space="preserve">20 A ×4</w:t>
+            </w:r>
+          </w:p>
+        </w:tc>
+        <w:tc>
+          <w:tcPr>
+            <w:tcW w:type="dxa" w:w="3766"/>
+            <w:tcMar>
+              <w:top w:type="dxa" w:w="60"/>
+              <w:left w:type="dxa" w:w="90"/>
+              <w:bottom w:type="dxa" w:w="60"/>
+              <w:right w:type="dxa" w:w="90"/>
+            </w:tcMar>
+          </w:tcPr>
+          <w:p>
+            <w:pPr>
+              <w:spacing w:after="0" w:line="260"/>
+              <w:jc w:val="left"/>
+            </w:pPr>
+            <w:r>
+              <w:rPr>
+                <w:b w:val="false"/>
+                <w:bCs w:val="false"/>
+                <w:sz w:val="16"/>
+                <w:szCs w:val="16"/>
+              </w:rPr>
+              <w:t xml:space="preserve">적합</w:t>
             </w:r>
           </w:p>
         </w:tc>
@@ -17072,105 +16653,79 @@
         </w:trPr>
         <w:tc>
           <w:tcPr>
-            <w:tcW w:type="dxa" w:w="1309"/>
-            <w:tcMar>
-              <w:top w:type="dxa" w:w="60"/>
-              <w:left w:type="dxa" w:w="90"/>
-              <w:bottom w:type="dxa" w:w="60"/>
-              <w:right w:type="dxa" w:w="90"/>
-            </w:tcMar>
-          </w:tcPr>
-          <w:p>
-            <w:pPr>
-              <w:spacing w:after="0" w:line="260"/>
-              <w:jc w:val="left"/>
-            </w:pPr>
-            <w:r>
-              <w:rPr>
-                <w:b w:val="false"/>
-                <w:bCs w:val="false"/>
-                <w:sz w:val="16"/>
-                <w:szCs w:val="16"/>
-              </w:rPr>
-              <w:t xml:space="preserve">커넥터 위치</w:t>
-            </w:r>
-          </w:p>
-        </w:tc>
-        <w:tc>
-          <w:tcPr>
-            <w:tcW w:type="dxa" w:w="2828"/>
-            <w:tcMar>
-              <w:top w:type="dxa" w:w="60"/>
-              <w:left w:type="dxa" w:w="90"/>
-              <w:bottom w:type="dxa" w:w="60"/>
-              <w:right w:type="dxa" w:w="90"/>
-            </w:tcMar>
-          </w:tcPr>
-          <w:p>
-            <w:pPr>
-              <w:spacing w:after="0" w:line="260"/>
-              <w:jc w:val="left"/>
-            </w:pPr>
-            <w:r>
-              <w:rPr>
-                <w:b w:val="false"/>
-                <w:bCs w:val="false"/>
-                <w:sz w:val="16"/>
-                <w:szCs w:val="16"/>
-              </w:rPr>
-              <w:t xml:space="preserve">Hub 함체(63°C) 쪽에 두면 5~9K 더 뜨거움</w:t>
-            </w:r>
-          </w:p>
-        </w:tc>
-        <w:tc>
-          <w:tcPr>
-            <w:tcW w:type="dxa" w:w="2390"/>
-            <w:tcMar>
-              <w:top w:type="dxa" w:w="60"/>
-              <w:left w:type="dxa" w:w="90"/>
-              <w:bottom w:type="dxa" w:w="60"/>
-              <w:right w:type="dxa" w:w="90"/>
-            </w:tcMar>
-          </w:tcPr>
-          <w:p>
-            <w:pPr>
-              <w:spacing w:after="0" w:line="260"/>
-              <w:jc w:val="left"/>
-            </w:pPr>
-            <w:r>
-              <w:rPr>
-                <w:b w:val="false"/>
-                <w:bCs w:val="false"/>
-                <w:sz w:val="16"/>
-                <w:szCs w:val="16"/>
-              </w:rPr>
-              <w:t xml:space="preserve">설계 상한 초과</w:t>
-            </w:r>
-          </w:p>
-        </w:tc>
-        <w:tc>
-          <w:tcPr>
-            <w:tcW w:type="dxa" w:w="3379"/>
-            <w:tcMar>
-              <w:top w:type="dxa" w:w="60"/>
-              <w:left w:type="dxa" w:w="90"/>
-              <w:bottom w:type="dxa" w:w="60"/>
-              <w:right w:type="dxa" w:w="90"/>
-            </w:tcMar>
-          </w:tcPr>
-          <w:p>
-            <w:pPr>
-              <w:spacing w:after="0" w:line="260"/>
-              <w:jc w:val="left"/>
-            </w:pPr>
-            <w:r>
-              <w:rPr>
-                <w:b w:val="false"/>
-                <w:bCs w:val="false"/>
-                <w:sz w:val="16"/>
-                <w:szCs w:val="16"/>
-              </w:rPr>
-              <w:t xml:space="preserve">SMPS 핀 함체(55~58°C) 쪽에 배치</w:t>
+            <w:tcW w:type="dxa" w:w="3675"/>
+            <w:tcMar>
+              <w:top w:type="dxa" w:w="60"/>
+              <w:left w:type="dxa" w:w="90"/>
+              <w:bottom w:type="dxa" w:w="60"/>
+              <w:right w:type="dxa" w:w="90"/>
+            </w:tcMar>
+          </w:tcPr>
+          <w:p>
+            <w:pPr>
+              <w:spacing w:after="0" w:line="260"/>
+              <w:jc w:val="left"/>
+            </w:pPr>
+            <w:r>
+              <w:rPr>
+                <w:b w:val="false"/>
+                <w:bCs w:val="false"/>
+                <w:sz w:val="16"/>
+                <w:szCs w:val="16"/>
+              </w:rPr>
+              <w:t xml:space="preserve">야간 200W</w:t>
+            </w:r>
+          </w:p>
+        </w:tc>
+        <w:tc>
+          <w:tcPr>
+            <w:tcW w:type="dxa" w:w="2465"/>
+            <w:tcMar>
+              <w:top w:type="dxa" w:w="60"/>
+              <w:left w:type="dxa" w:w="90"/>
+              <w:bottom w:type="dxa" w:w="60"/>
+              <w:right w:type="dxa" w:w="90"/>
+            </w:tcMar>
+          </w:tcPr>
+          <w:p>
+            <w:pPr>
+              <w:spacing w:after="0" w:line="260"/>
+              <w:jc w:val="right"/>
+            </w:pPr>
+            <w:r>
+              <w:rPr>
+                <w:b w:val="false"/>
+                <w:bCs w:val="false"/>
+                <w:sz w:val="16"/>
+                <w:szCs w:val="16"/>
+              </w:rPr>
+              <w:t xml:space="preserve">10 A ×4</w:t>
+            </w:r>
+          </w:p>
+        </w:tc>
+        <w:tc>
+          <w:tcPr>
+            <w:tcW w:type="dxa" w:w="3766"/>
+            <w:tcMar>
+              <w:top w:type="dxa" w:w="60"/>
+              <w:left w:type="dxa" w:w="90"/>
+              <w:bottom w:type="dxa" w:w="60"/>
+              <w:right w:type="dxa" w:w="90"/>
+            </w:tcMar>
+          </w:tcPr>
+          <w:p>
+            <w:pPr>
+              <w:spacing w:after="0" w:line="260"/>
+              <w:jc w:val="left"/>
+            </w:pPr>
+            <w:r>
+              <w:rPr>
+                <w:b w:val="false"/>
+                <w:bCs w:val="false"/>
+                <w:sz w:val="16"/>
+                <w:szCs w:val="16"/>
+              </w:rPr>
+              <w:t xml:space="preserve">여유</w:t>
             </w:r>
           </w:p>
         </w:tc>
@@ -17182,105 +16737,79 @@
         </w:trPr>
         <w:tc>
           <w:tcPr>
-            <w:tcW w:type="dxa" w:w="1309"/>
-            <w:tcMar>
-              <w:top w:type="dxa" w:w="60"/>
-              <w:left w:type="dxa" w:w="90"/>
-              <w:bottom w:type="dxa" w:w="60"/>
-              <w:right w:type="dxa" w:w="90"/>
-            </w:tcMar>
-          </w:tcPr>
-          <w:p>
-            <w:pPr>
-              <w:spacing w:after="0" w:line="260"/>
-              <w:jc w:val="left"/>
-            </w:pPr>
-            <w:r>
-              <w:rPr>
-                <w:b w:val="false"/>
-                <w:bCs w:val="false"/>
-                <w:sz w:val="16"/>
-                <w:szCs w:val="16"/>
-              </w:rPr>
-              <w:t xml:space="preserve">방수·잠금</w:t>
-            </w:r>
-          </w:p>
-        </w:tc>
-        <w:tc>
-          <w:tcPr>
-            <w:tcW w:type="dxa" w:w="2828"/>
-            <w:tcMar>
-              <w:top w:type="dxa" w:w="60"/>
-              <w:left w:type="dxa" w:w="90"/>
-              <w:bottom w:type="dxa" w:w="60"/>
-              <w:right w:type="dxa" w:w="90"/>
-            </w:tcMar>
-          </w:tcPr>
-          <w:p>
-            <w:pPr>
-              <w:spacing w:after="0" w:line="260"/>
-              <w:jc w:val="left"/>
-            </w:pPr>
-            <w:r>
-              <w:rPr>
-                <w:b w:val="false"/>
-                <w:bCs w:val="false"/>
-                <w:sz w:val="16"/>
-                <w:szCs w:val="16"/>
-              </w:rPr>
-              <w:t xml:space="preserve">IP 등급과 잠금 장치 없음</w:t>
-            </w:r>
-          </w:p>
-        </w:tc>
-        <w:tc>
-          <w:tcPr>
-            <w:tcW w:type="dxa" w:w="2390"/>
-            <w:tcMar>
-              <w:top w:type="dxa" w:w="60"/>
-              <w:left w:type="dxa" w:w="90"/>
-              <w:bottom w:type="dxa" w:w="60"/>
-              <w:right w:type="dxa" w:w="90"/>
-            </w:tcMar>
-          </w:tcPr>
-          <w:p>
-            <w:pPr>
-              <w:spacing w:after="0" w:line="260"/>
-              <w:jc w:val="left"/>
-            </w:pPr>
-            <w:r>
-              <w:rPr>
-                <w:b w:val="false"/>
-                <w:bCs w:val="false"/>
-                <w:sz w:val="16"/>
-                <w:szCs w:val="16"/>
-              </w:rPr>
-              <w:t xml:space="preserve">결로로 접점 산화, 진동으로 반쯤 빠지면 국부 발열</w:t>
-            </w:r>
-          </w:p>
-        </w:tc>
-        <w:tc>
-          <w:tcPr>
-            <w:tcW w:type="dxa" w:w="3379"/>
-            <w:tcMar>
-              <w:top w:type="dxa" w:w="60"/>
-              <w:left w:type="dxa" w:w="90"/>
-              <w:bottom w:type="dxa" w:w="60"/>
-              <w:right w:type="dxa" w:w="90"/>
-            </w:tcMar>
-          </w:tcPr>
-          <w:p>
-            <w:pPr>
-              <w:spacing w:after="0" w:line="260"/>
-              <w:jc w:val="left"/>
-            </w:pPr>
-            <w:r>
-              <w:rPr>
-                <w:b w:val="false"/>
-                <w:bCs w:val="false"/>
-                <w:sz w:val="16"/>
-                <w:szCs w:val="16"/>
-              </w:rPr>
-              <w:t xml:space="preserve">함체 안에만 설치, 결합부를 Al 브래킷과 열패드로 고정(하우징 약 −9~−19K), 양쪽 100mm 안 P-클램프</w:t>
+            <w:tcW w:type="dxa" w:w="3675"/>
+            <w:tcMar>
+              <w:top w:type="dxa" w:w="60"/>
+              <w:left w:type="dxa" w:w="90"/>
+              <w:bottom w:type="dxa" w:w="60"/>
+              <w:right w:type="dxa" w:w="90"/>
+            </w:tcMar>
+          </w:tcPr>
+          <w:p>
+            <w:pPr>
+              <w:spacing w:after="0" w:line="260"/>
+              <w:jc w:val="left"/>
+            </w:pPr>
+            <w:r>
+              <w:rPr>
+                <w:b w:val="false"/>
+                <w:bCs w:val="false"/>
+                <w:sz w:val="16"/>
+                <w:szCs w:val="16"/>
+              </w:rPr>
+              <w:t xml:space="preserve">접촉저항 편차 ±50%</w:t>
+            </w:r>
+          </w:p>
+        </w:tc>
+        <w:tc>
+          <w:tcPr>
+            <w:tcW w:type="dxa" w:w="2465"/>
+            <w:tcMar>
+              <w:top w:type="dxa" w:w="60"/>
+              <w:left w:type="dxa" w:w="90"/>
+              <w:bottom w:type="dxa" w:w="60"/>
+              <w:right w:type="dxa" w:w="90"/>
+            </w:tcMar>
+          </w:tcPr>
+          <w:p>
+            <w:pPr>
+              <w:spacing w:after="0" w:line="260"/>
+              <w:jc w:val="right"/>
+            </w:pPr>
+            <w:r>
+              <w:rPr>
+                <w:b w:val="false"/>
+                <w:bCs w:val="false"/>
+                <w:sz w:val="16"/>
+                <w:szCs w:val="16"/>
+              </w:rPr>
+              <w:t xml:space="preserve">최대 21.6 A</w:t>
+            </w:r>
+          </w:p>
+        </w:tc>
+        <w:tc>
+          <w:tcPr>
+            <w:tcW w:type="dxa" w:w="3766"/>
+            <w:tcMar>
+              <w:top w:type="dxa" w:w="60"/>
+              <w:left w:type="dxa" w:w="90"/>
+              <w:bottom w:type="dxa" w:w="60"/>
+              <w:right w:type="dxa" w:w="90"/>
+            </w:tcMar>
+          </w:tcPr>
+          <w:p>
+            <w:pPr>
+              <w:spacing w:after="0" w:line="260"/>
+              <w:jc w:val="left"/>
+            </w:pPr>
+            <w:r>
+              <w:rPr>
+                <w:b w:val="false"/>
+                <w:bCs w:val="false"/>
+                <w:sz w:val="16"/>
+                <w:szCs w:val="16"/>
+              </w:rPr>
+              <w:t xml:space="preserve">한계 안</w:t>
             </w:r>
           </w:p>
         </w:tc>
@@ -17292,105 +16821,82 @@
         </w:trPr>
         <w:tc>
           <w:tcPr>
-            <w:tcW w:type="dxa" w:w="1309"/>
-            <w:tcMar>
-              <w:top w:type="dxa" w:w="60"/>
-              <w:left w:type="dxa" w:w="90"/>
-              <w:bottom w:type="dxa" w:w="60"/>
-              <w:right w:type="dxa" w:w="90"/>
-            </w:tcMar>
-          </w:tcPr>
-          <w:p>
-            <w:pPr>
-              <w:spacing w:after="0" w:line="260"/>
-              <w:jc w:val="left"/>
-            </w:pPr>
-            <w:r>
-              <w:rPr>
-                <w:b w:val="false"/>
-                <w:bCs w:val="false"/>
-                <w:sz w:val="16"/>
-                <w:szCs w:val="16"/>
-              </w:rPr>
-              <w:t xml:space="preserve">8AWG 납땜</w:t>
-            </w:r>
-          </w:p>
-        </w:tc>
-        <w:tc>
-          <w:tcPr>
-            <w:tcW w:type="dxa" w:w="2828"/>
-            <w:tcMar>
-              <w:top w:type="dxa" w:w="60"/>
-              <w:left w:type="dxa" w:w="90"/>
-              <w:bottom w:type="dxa" w:w="60"/>
-              <w:right w:type="dxa" w:w="90"/>
-            </w:tcMar>
-          </w:tcPr>
-          <w:p>
-            <w:pPr>
-              <w:spacing w:after="0" w:line="260"/>
-              <w:jc w:val="left"/>
-            </w:pPr>
-            <w:r>
-              <w:rPr>
-                <w:b w:val="false"/>
-                <w:bCs w:val="false"/>
-                <w:sz w:val="16"/>
-                <w:szCs w:val="16"/>
-              </w:rPr>
-              <w:t xml:space="preserve">굵은 도체라 열용량이 큼, 납땜 컵이 빠듯함</w:t>
-            </w:r>
-          </w:p>
-        </w:tc>
-        <w:tc>
-          <w:tcPr>
-            <w:tcW w:type="dxa" w:w="2390"/>
-            <w:tcMar>
-              <w:top w:type="dxa" w:w="60"/>
-              <w:left w:type="dxa" w:w="90"/>
-              <w:bottom w:type="dxa" w:w="60"/>
-              <w:right w:type="dxa" w:w="90"/>
-            </w:tcMar>
-          </w:tcPr>
-          <w:p>
-            <w:pPr>
-              <w:spacing w:after="0" w:line="260"/>
-              <w:jc w:val="left"/>
-            </w:pPr>
-            <w:r>
-              <w:rPr>
-                <w:b w:val="false"/>
-                <w:bCs w:val="false"/>
-                <w:sz w:val="16"/>
-                <w:szCs w:val="16"/>
-              </w:rPr>
-              <w:t xml:space="preserve">냉땜·소선 절단 → 접합 저항 상승</w:t>
-            </w:r>
-          </w:p>
-        </w:tc>
-        <w:tc>
-          <w:tcPr>
-            <w:tcW w:type="dxa" w:w="3379"/>
-            <w:tcMar>
-              <w:top w:type="dxa" w:w="60"/>
-              <w:left w:type="dxa" w:w="90"/>
-              <w:bottom w:type="dxa" w:w="60"/>
-              <w:right w:type="dxa" w:w="90"/>
-            </w:tcMar>
-          </w:tcPr>
-          <w:p>
-            <w:pPr>
-              <w:spacing w:after="0" w:line="260"/>
-              <w:jc w:val="left"/>
-            </w:pPr>
-            <w:r>
-              <w:rPr>
-                <w:b w:val="false"/>
-                <w:bCs w:val="false"/>
-                <w:sz w:val="16"/>
-                <w:szCs w:val="16"/>
-              </w:rPr>
-              <w:t xml:space="preserve">극세선 실리콘 8AWG, 100W 이상 인두와 지그, 단면 검사</w:t>
+            <w:tcW w:type="dxa" w:w="3675"/>
+            <w:shd w:fill="FDE8DC" w:color="auto" w:val="clear"/>
+            <w:tcMar>
+              <w:top w:type="dxa" w:w="60"/>
+              <w:left w:type="dxa" w:w="90"/>
+              <w:bottom w:type="dxa" w:w="60"/>
+              <w:right w:type="dxa" w:w="90"/>
+            </w:tcMar>
+          </w:tcPr>
+          <w:p>
+            <w:pPr>
+              <w:spacing w:after="0" w:line="260"/>
+              <w:jc w:val="left"/>
+            </w:pPr>
+            <w:r>
+              <w:rPr>
+                <w:b w:val="false"/>
+                <w:bCs w:val="false"/>
+                <w:sz w:val="16"/>
+                <w:szCs w:val="16"/>
+              </w:rPr>
+              <w:t xml:space="preserve">커넥터 1개 이탈</w:t>
+            </w:r>
+          </w:p>
+        </w:tc>
+        <w:tc>
+          <w:tcPr>
+            <w:tcW w:type="dxa" w:w="2465"/>
+            <w:shd w:fill="FDE8DC" w:color="auto" w:val="clear"/>
+            <w:tcMar>
+              <w:top w:type="dxa" w:w="60"/>
+              <w:left w:type="dxa" w:w="90"/>
+              <w:bottom w:type="dxa" w:w="60"/>
+              <w:right w:type="dxa" w:w="90"/>
+            </w:tcMar>
+          </w:tcPr>
+          <w:p>
+            <w:pPr>
+              <w:spacing w:after="0" w:line="260"/>
+              <w:jc w:val="right"/>
+            </w:pPr>
+            <w:r>
+              <w:rPr>
+                <w:b w:val="false"/>
+                <w:bCs w:val="false"/>
+                <w:sz w:val="16"/>
+                <w:szCs w:val="16"/>
+              </w:rPr>
+              <w:t xml:space="preserve">40 A ×1</w:t>
+            </w:r>
+          </w:p>
+        </w:tc>
+        <w:tc>
+          <w:tcPr>
+            <w:tcW w:type="dxa" w:w="3766"/>
+            <w:shd w:fill="FDE8DC" w:color="auto" w:val="clear"/>
+            <w:tcMar>
+              <w:top w:type="dxa" w:w="60"/>
+              <w:left w:type="dxa" w:w="90"/>
+              <w:bottom w:type="dxa" w:w="60"/>
+              <w:right w:type="dxa" w:w="90"/>
+            </w:tcMar>
+          </w:tcPr>
+          <w:p>
+            <w:pPr>
+              <w:spacing w:after="0" w:line="260"/>
+              <w:jc w:val="left"/>
+            </w:pPr>
+            <w:r>
+              <w:rPr>
+                <w:b w:val="false"/>
+                <w:bCs w:val="false"/>
+                <w:sz w:val="16"/>
+                <w:szCs w:val="16"/>
+              </w:rPr>
+              <w:t xml:space="preserve">과열, 보호 필요</w:t>
             </w:r>
           </w:p>
         </w:tc>
@@ -17402,105 +16908,79 @@
         </w:trPr>
         <w:tc>
           <w:tcPr>
-            <w:tcW w:type="dxa" w:w="1309"/>
-            <w:tcMar>
-              <w:top w:type="dxa" w:w="60"/>
-              <w:left w:type="dxa" w:w="90"/>
-              <w:bottom w:type="dxa" w:w="60"/>
-              <w:right w:type="dxa" w:w="90"/>
-            </w:tcMar>
-          </w:tcPr>
-          <w:p>
-            <w:pPr>
-              <w:spacing w:after="0" w:line="260"/>
-              <w:jc w:val="left"/>
-            </w:pPr>
-            <w:r>
-              <w:rPr>
-                <w:b w:val="false"/>
-                <w:bCs w:val="false"/>
-                <w:sz w:val="16"/>
-                <w:szCs w:val="16"/>
-              </w:rPr>
-              <w:t xml:space="preserve">케이블 굴곡·관통</w:t>
-            </w:r>
-          </w:p>
-        </w:tc>
-        <w:tc>
-          <w:tcPr>
-            <w:tcW w:type="dxa" w:w="2828"/>
-            <w:tcMar>
-              <w:top w:type="dxa" w:w="60"/>
-              <w:left w:type="dxa" w:w="90"/>
-              <w:bottom w:type="dxa" w:w="60"/>
-              <w:right w:type="dxa" w:w="90"/>
-            </w:tcMar>
-          </w:tcPr>
-          <w:p>
-            <w:pPr>
-              <w:spacing w:after="0" w:line="260"/>
-              <w:jc w:val="left"/>
-            </w:pPr>
-            <w:r>
-              <w:rPr>
-                <w:b w:val="false"/>
-                <w:bCs w:val="false"/>
-                <w:sz w:val="16"/>
-                <w:szCs w:val="16"/>
-              </w:rPr>
-              <w:t xml:space="preserve">8AWG 외경 약 6.8mm, 최소 굽힘반경 41mm</w:t>
-            </w:r>
-          </w:p>
-        </w:tc>
-        <w:tc>
-          <w:tcPr>
-            <w:tcW w:type="dxa" w:w="2390"/>
-            <w:tcMar>
-              <w:top w:type="dxa" w:w="60"/>
-              <w:left w:type="dxa" w:w="90"/>
-              <w:bottom w:type="dxa" w:w="60"/>
-              <w:right w:type="dxa" w:w="90"/>
-            </w:tcMar>
-          </w:tcPr>
-          <w:p>
-            <w:pPr>
-              <w:spacing w:after="0" w:line="260"/>
-              <w:jc w:val="left"/>
-            </w:pPr>
-            <w:r>
-              <w:rPr>
-                <w:b w:val="false"/>
-                <w:bCs w:val="false"/>
-                <w:sz w:val="16"/>
-                <w:szCs w:val="16"/>
-              </w:rPr>
-              <w:t xml:space="preserve">작은 함체 안에서 납땜부 응력</w:t>
-            </w:r>
-          </w:p>
-        </w:tc>
-        <w:tc>
-          <w:tcPr>
-            <w:tcW w:type="dxa" w:w="3379"/>
-            <w:tcMar>
-              <w:top w:type="dxa" w:w="60"/>
-              <w:left w:type="dxa" w:w="90"/>
-              <w:bottom w:type="dxa" w:w="60"/>
-              <w:right w:type="dxa" w:w="90"/>
-            </w:tcMar>
-          </w:tcPr>
-          <w:p>
-            <w:pPr>
-              <w:spacing w:after="0" w:line="260"/>
-              <w:jc w:val="left"/>
-            </w:pPr>
-            <w:r>
-              <w:rPr>
-                <w:b w:val="false"/>
-                <w:bCs w:val="false"/>
-                <w:sz w:val="16"/>
-                <w:szCs w:val="16"/>
-              </w:rPr>
-              <w:t xml:space="preserve">굽힘 여유 확보, M16(4~8mm) IP68 글랜드, 드립 루프</w:t>
+            <w:tcW w:type="dxa" w:w="3675"/>
+            <w:tcMar>
+              <w:top w:type="dxa" w:w="60"/>
+              <w:left w:type="dxa" w:w="90"/>
+              <w:bottom w:type="dxa" w:w="60"/>
+              <w:right w:type="dxa" w:w="90"/>
+            </w:tcMar>
+          </w:tcPr>
+          <w:p>
+            <w:pPr>
+              <w:spacing w:after="0" w:line="260"/>
+              <w:jc w:val="left"/>
+            </w:pPr>
+            <w:r>
+              <w:rPr>
+                <w:b w:val="false"/>
+                <w:bCs w:val="false"/>
+                <w:sz w:val="16"/>
+                <w:szCs w:val="16"/>
+              </w:rPr>
+              <w:t xml:space="preserve">SMPS 1대 고장</w:t>
+            </w:r>
+          </w:p>
+        </w:tc>
+        <w:tc>
+          <w:tcPr>
+            <w:tcW w:type="dxa" w:w="2465"/>
+            <w:tcMar>
+              <w:top w:type="dxa" w:w="60"/>
+              <w:left w:type="dxa" w:w="90"/>
+              <w:bottom w:type="dxa" w:w="60"/>
+              <w:right w:type="dxa" w:w="90"/>
+            </w:tcMar>
+          </w:tcPr>
+          <w:p>
+            <w:pPr>
+              <w:spacing w:after="0" w:line="260"/>
+              <w:jc w:val="right"/>
+            </w:pPr>
+            <w:r>
+              <w:rPr>
+                <w:b w:val="false"/>
+                <w:bCs w:val="false"/>
+                <w:sz w:val="16"/>
+                <w:szCs w:val="16"/>
+              </w:rPr>
+              <w:t xml:space="preserve">해당 쪽 0 A</w:t>
+            </w:r>
+          </w:p>
+        </w:tc>
+        <w:tc>
+          <w:tcPr>
+            <w:tcW w:type="dxa" w:w="3766"/>
+            <w:tcMar>
+              <w:top w:type="dxa" w:w="60"/>
+              <w:left w:type="dxa" w:w="90"/>
+              <w:bottom w:type="dxa" w:w="60"/>
+              <w:right w:type="dxa" w:w="90"/>
+            </w:tcMar>
+          </w:tcPr>
+          <w:p>
+            <w:pPr>
+              <w:spacing w:after="0" w:line="260"/>
+              <w:jc w:val="left"/>
+            </w:pPr>
+            <w:r>
+              <w:rPr>
+                <w:b w:val="false"/>
+                <w:bCs w:val="false"/>
+                <w:sz w:val="16"/>
+                <w:szCs w:val="16"/>
+              </w:rPr>
+              <w:t xml:space="preserve">화면 절반 소등, 반대쪽 20 A ×2</w:t>
             </w:r>
           </w:p>
         </w:tc>
@@ -17512,105 +16992,82 @@
         </w:trPr>
         <w:tc>
           <w:tcPr>
-            <w:tcW w:type="dxa" w:w="1309"/>
-            <w:tcMar>
-              <w:top w:type="dxa" w:w="60"/>
-              <w:left w:type="dxa" w:w="90"/>
-              <w:bottom w:type="dxa" w:w="60"/>
-              <w:right w:type="dxa" w:w="90"/>
-            </w:tcMar>
-          </w:tcPr>
-          <w:p>
-            <w:pPr>
-              <w:spacing w:after="0" w:line="260"/>
-              <w:jc w:val="left"/>
-            </w:pPr>
-            <w:r>
-              <w:rPr>
-                <w:b w:val="false"/>
-                <w:bCs w:val="false"/>
-                <w:sz w:val="16"/>
-                <w:szCs w:val="16"/>
-              </w:rPr>
-              <w:t xml:space="preserve">과전류</w:t>
-            </w:r>
-          </w:p>
-        </w:tc>
-        <w:tc>
-          <w:tcPr>
-            <w:tcW w:type="dxa" w:w="2828"/>
-            <w:tcMar>
-              <w:top w:type="dxa" w:w="60"/>
-              <w:left w:type="dxa" w:w="90"/>
-              <w:bottom w:type="dxa" w:w="60"/>
-              <w:right w:type="dxa" w:w="90"/>
-            </w:tcMar>
-          </w:tcPr>
-          <w:p>
-            <w:pPr>
-              <w:spacing w:after="0" w:line="260"/>
-              <w:jc w:val="left"/>
-            </w:pPr>
-            <w:r>
-              <w:rPr>
-                <w:b w:val="false"/>
-                <w:bCs w:val="false"/>
-                <w:sz w:val="16"/>
-                <w:szCs w:val="16"/>
-              </w:rPr>
-              <w:t xml:space="preserve">SMPS 보호 구간 전류가 80A 이상</w:t>
-            </w:r>
-          </w:p>
-        </w:tc>
-        <w:tc>
-          <w:tcPr>
-            <w:tcW w:type="dxa" w:w="2390"/>
-            <w:tcMar>
-              <w:top w:type="dxa" w:w="60"/>
-              <w:left w:type="dxa" w:w="90"/>
-              <w:bottom w:type="dxa" w:w="60"/>
-              <w:right w:type="dxa" w:w="90"/>
-            </w:tcMar>
-          </w:tcPr>
-          <w:p>
-            <w:pPr>
-              <w:spacing w:after="0" w:line="260"/>
-              <w:jc w:val="left"/>
-            </w:pPr>
-            <w:r>
-              <w:rPr>
-                <w:b w:val="false"/>
-                <w:bCs w:val="false"/>
-                <w:sz w:val="16"/>
-                <w:szCs w:val="16"/>
-              </w:rPr>
-              <w:t xml:space="preserve">커넥터 용융·발화</w:t>
-            </w:r>
-          </w:p>
-        </w:tc>
-        <w:tc>
-          <w:tcPr>
-            <w:tcW w:type="dxa" w:w="3379"/>
-            <w:tcMar>
-              <w:top w:type="dxa" w:w="60"/>
-              <w:left w:type="dxa" w:w="90"/>
-              <w:bottom w:type="dxa" w:w="60"/>
-              <w:right w:type="dxa" w:w="90"/>
-            </w:tcMar>
-          </w:tcPr>
-          <w:p>
-            <w:pPr>
-              <w:spacing w:after="0" w:line="260"/>
-              <w:jc w:val="left"/>
-            </w:pPr>
-            <w:r>
-              <w:rPr>
-                <w:b w:val="false"/>
-                <w:bCs w:val="false"/>
-                <w:sz w:val="16"/>
-                <w:szCs w:val="16"/>
-              </w:rPr>
-              <w:t xml:space="preserve">회로당 50A MIDI(볼트 체결) 퓨즈. 고온에서는 블레이드형보다 적합</w:t>
+            <w:tcW w:type="dxa" w:w="3675"/>
+            <w:shd w:fill="FDE8DC" w:color="auto" w:val="clear"/>
+            <w:tcMar>
+              <w:top w:type="dxa" w:w="60"/>
+              <w:left w:type="dxa" w:w="90"/>
+              <w:bottom w:type="dxa" w:w="60"/>
+              <w:right w:type="dxa" w:w="90"/>
+            </w:tcMar>
+          </w:tcPr>
+          <w:p>
+            <w:pPr>
+              <w:spacing w:after="0" w:line="260"/>
+              <w:jc w:val="left"/>
+            </w:pPr>
+            <w:r>
+              <w:rPr>
+                <w:b w:val="false"/>
+                <w:bCs w:val="false"/>
+                <w:sz w:val="16"/>
+                <w:szCs w:val="16"/>
+              </w:rPr>
+              <w:t xml:space="preserve">SMPS 과전류 보호 구간 (80A)</w:t>
+            </w:r>
+          </w:p>
+        </w:tc>
+        <w:tc>
+          <w:tcPr>
+            <w:tcW w:type="dxa" w:w="2465"/>
+            <w:shd w:fill="FDE8DC" w:color="auto" w:val="clear"/>
+            <w:tcMar>
+              <w:top w:type="dxa" w:w="60"/>
+              <w:left w:type="dxa" w:w="90"/>
+              <w:bottom w:type="dxa" w:w="60"/>
+              <w:right w:type="dxa" w:w="90"/>
+            </w:tcMar>
+          </w:tcPr>
+          <w:p>
+            <w:pPr>
+              <w:spacing w:after="0" w:line="260"/>
+              <w:jc w:val="right"/>
+            </w:pPr>
+            <w:r>
+              <w:rPr>
+                <w:b w:val="false"/>
+                <w:bCs w:val="false"/>
+                <w:sz w:val="16"/>
+                <w:szCs w:val="16"/>
+              </w:rPr>
+              <w:t xml:space="preserve">40 A ×2</w:t>
+            </w:r>
+          </w:p>
+        </w:tc>
+        <w:tc>
+          <w:tcPr>
+            <w:tcW w:type="dxa" w:w="3766"/>
+            <w:shd w:fill="FDE8DC" w:color="auto" w:val="clear"/>
+            <w:tcMar>
+              <w:top w:type="dxa" w:w="60"/>
+              <w:left w:type="dxa" w:w="90"/>
+              <w:bottom w:type="dxa" w:w="60"/>
+              <w:right w:type="dxa" w:w="90"/>
+            </w:tcMar>
+          </w:tcPr>
+          <w:p>
+            <w:pPr>
+              <w:spacing w:after="0" w:line="260"/>
+              <w:jc w:val="left"/>
+            </w:pPr>
+            <w:r>
+              <w:rPr>
+                <w:b w:val="false"/>
+                <w:bCs w:val="false"/>
+                <w:sz w:val="16"/>
+                <w:szCs w:val="16"/>
+              </w:rPr>
+              <w:t xml:space="preserve">과열, 휘도 상한으로 차단</w:t>
             </w:r>
           </w:p>
         </w:tc>
@@ -17623,362 +17080,15 @@
     </w:p>
     <w:p>
       <w:pPr>
-        <w:pStyle w:val="Heading2"/>
-        <w:keepNext/>
-        <w:spacing w:after="80" w:before="200"/>
-      </w:pPr>
-      <w:r>
-        <w:rPr>
-          <w:b/>
-          <w:bCs/>
-          <w:color w:val="1B2329"/>
-          <w:sz w:val="22"/>
-          <w:szCs w:val="22"/>
-        </w:rPr>
-        <w:t xml:space="preserve">권장 구성 (확정 조건)</w:t>
-      </w:r>
-    </w:p>
-    <w:p>
-      <w:pPr>
-        <w:pStyle w:val="ListParagraph"/>
-        <w:numPr>
-          <w:ilvl w:val="0"/>
-          <w:numId w:val="2"/>
-        </w:numPr>
-        <w:spacing w:after="80" w:line="290"/>
-      </w:pPr>
-      <w:r>
-        <w:rPr>
-          <w:b/>
-          <w:bCs/>
-          <w:sz w:val="19"/>
-          <w:szCs w:val="19"/>
-        </w:rPr>
-        <w:t xml:space="preserve">커넥터:</w:t>
-      </w:r>
-      <w:r>
-        <w:rPr>
-          <w:sz w:val="19"/>
-          <w:szCs w:val="19"/>
-        </w:rPr>
-        <w:t xml:space="preserve"> 정품 XT90H 2개(SMPS당 1개), SMPS 핀 함체 쪽에 배치. XT90-S(안티스파크)는 5V에서 불필요</w:t>
-      </w:r>
-    </w:p>
-    <w:p>
-      <w:pPr>
-        <w:pStyle w:val="ListParagraph"/>
-        <w:numPr>
-          <w:ilvl w:val="0"/>
-          <w:numId w:val="2"/>
-        </w:numPr>
-        <w:spacing w:after="80" w:line="290"/>
-      </w:pPr>
-      <w:r>
-        <w:rPr>
-          <w:b/>
-          <w:bCs/>
-          <w:sz w:val="19"/>
-          <w:szCs w:val="19"/>
-        </w:rPr>
-        <w:t xml:space="preserve">케이블:</w:t>
-      </w:r>
-      <w:r>
-        <w:rPr>
-          <w:sz w:val="19"/>
-          <w:szCs w:val="19"/>
-        </w:rPr>
-        <w:t xml:space="preserve"> 극세선 실리콘 8AWG, 편도 0.5m. 75°C 보수 대응이 필요하면 6AWG 본선 + 8AWG 피그테일</w:t>
-      </w:r>
-    </w:p>
-    <w:p>
-      <w:pPr>
-        <w:pStyle w:val="ListParagraph"/>
-        <w:numPr>
-          <w:ilvl w:val="0"/>
-          <w:numId w:val="2"/>
-        </w:numPr>
-        <w:spacing w:after="80" w:line="290"/>
-      </w:pPr>
-      <w:r>
-        <w:rPr>
-          <w:b/>
-          <w:bCs/>
-          <w:sz w:val="19"/>
-          <w:szCs w:val="19"/>
-        </w:rPr>
-        <w:t xml:space="preserve">휘도 상한:</w:t>
-      </w:r>
-      <w:r>
-        <w:rPr>
-          <w:sz w:val="19"/>
-          <w:szCs w:val="19"/>
-        </w:rPr>
-        <w:t xml:space="preserve"> SMPS당 32A 이하(패널 약 320W, full white의 80%). 시험에서 40A가 합격하면 완화</w:t>
-      </w:r>
-    </w:p>
-    <w:p>
-      <w:pPr>
-        <w:pStyle w:val="ListParagraph"/>
-        <w:numPr>
-          <w:ilvl w:val="0"/>
-          <w:numId w:val="2"/>
-        </w:numPr>
-        <w:spacing w:after="80" w:line="290"/>
-      </w:pPr>
-      <w:r>
-        <w:rPr>
-          <w:b/>
-          <w:bCs/>
-          <w:sz w:val="19"/>
-          <w:szCs w:val="19"/>
-        </w:rPr>
-        <w:t xml:space="preserve">보호:</w:t>
-      </w:r>
-      <w:r>
-        <w:rPr>
-          <w:sz w:val="19"/>
-          <w:szCs w:val="19"/>
-        </w:rPr>
-        <w:t xml:space="preserve"> 회로당 50A MIDI 퓨즈. XT90에 NTC를 달아 85°C 휘도 감축, 95°C 50% 감축, 105°C 해당 SMPS 차단</w:t>
-      </w:r>
-    </w:p>
-    <w:p>
-      <w:pPr>
-        <w:pStyle w:val="Heading2"/>
-        <w:keepNext/>
-        <w:spacing w:after="80" w:before="200"/>
-      </w:pPr>
-      <w:r>
-        <w:rPr>
-          <w:b/>
-          <w:bCs/>
-          <w:color w:val="1B2329"/>
-          <w:sz w:val="22"/>
-          <w:szCs w:val="22"/>
-        </w:rPr>
-        <w:t xml:space="preserve">검증 시험</w:t>
-      </w:r>
-    </w:p>
-    <w:p>
-      <w:pPr>
-        <w:pStyle w:val="ListParagraph"/>
-        <w:numPr>
-          <w:ilvl w:val="0"/>
-          <w:numId w:val="2"/>
-        </w:numPr>
-        <w:spacing w:after="80" w:line="290"/>
-      </w:pPr>
-      <w:r>
-        <w:rPr>
-          <w:b/>
-          <w:bCs/>
-          <w:sz w:val="19"/>
-          <w:szCs w:val="19"/>
-        </w:rPr>
-        <w:t xml:space="preserve">열시험:</w:t>
-      </w:r>
-      <w:r>
-        <w:rPr>
-          <w:sz w:val="19"/>
-          <w:szCs w:val="19"/>
-        </w:rPr>
-        <w:t xml:space="preserve"> 63°C 항온에서 40A 2시간 통전. 하우징 98°C 이하(ΔT 35K 이하), 납땜부 105°C 이하, 시험 전후 저항 변화 10% 이내</w:t>
-      </w:r>
-    </w:p>
-    <w:p>
-      <w:pPr>
-        <w:pStyle w:val="ListParagraph"/>
-        <w:numPr>
-          <w:ilvl w:val="0"/>
-          <w:numId w:val="2"/>
-        </w:numPr>
-        <w:spacing w:after="80" w:line="290"/>
-      </w:pPr>
-      <w:r>
-        <w:rPr>
-          <w:b/>
-          <w:bCs/>
-          <w:sz w:val="19"/>
-          <w:szCs w:val="19"/>
-        </w:rPr>
-        <w:t xml:space="preserve">상한 확인:</w:t>
-      </w:r>
-      <w:r>
-        <w:rPr>
-          <w:sz w:val="19"/>
-          <w:szCs w:val="19"/>
-        </w:rPr>
-        <w:t xml:space="preserve"> 같은 시험을 32A로 반복해 상한값 검증</w:t>
-      </w:r>
-    </w:p>
-    <w:p>
-      <w:pPr>
-        <w:pStyle w:val="ListParagraph"/>
-        <w:numPr>
-          <w:ilvl w:val="0"/>
-          <w:numId w:val="2"/>
-        </w:numPr>
-        <w:spacing w:after="80" w:line="290"/>
-      </w:pPr>
-      <w:r>
-        <w:rPr>
-          <w:b/>
-          <w:bCs/>
-          <w:sz w:val="19"/>
-          <w:szCs w:val="19"/>
-        </w:rPr>
-        <w:t xml:space="preserve">출하 검사:</w:t>
-      </w:r>
-      <w:r>
-        <w:rPr>
-          <w:sz w:val="19"/>
-          <w:szCs w:val="19"/>
-        </w:rPr>
-        <w:t xml:space="preserve"> 회로별 루프 저항 4선식 측정, 8AWG 0.5m 기준 약 4.5mΩ 이하</w:t>
-      </w:r>
-    </w:p>
-    <w:p>
-      <w:pPr>
-        <w:pStyle w:val="ListParagraph"/>
-        <w:numPr>
-          <w:ilvl w:val="0"/>
-          <w:numId w:val="2"/>
-        </w:numPr>
-        <w:spacing w:after="80" w:line="290"/>
-      </w:pPr>
-      <w:r>
-        <w:rPr>
-          <w:b/>
-          <w:bCs/>
-          <w:sz w:val="19"/>
-          <w:szCs w:val="19"/>
-        </w:rPr>
-        <w:t xml:space="preserve">설치 후·정기:</w:t>
-      </w:r>
-      <w:r>
-        <w:rPr>
-          <w:sz w:val="19"/>
-          <w:szCs w:val="19"/>
-        </w:rPr>
-        <w:t xml:space="preserve"> 열화상 확인, 연 1회 여름 한낮 점검</w:t>
-      </w:r>
-    </w:p>
-    <w:p>
-      <w:pPr>
-        <w:pBdr>
-          <w:left w:val="single" w:color="9A6700" w:sz="18" w:space="6"/>
-        </w:pBdr>
-        <w:shd w:fill="FBF1D6" w:color="auto" w:val="clear"/>
-        <w:spacing w:after="160" w:before="120" w:line="300"/>
-      </w:pPr>
-      <w:r>
-        <w:rPr>
-          <w:b/>
-          <w:bCs/>
-          <w:sz w:val="18"/>
-          <w:szCs w:val="18"/>
-        </w:rPr>
-        <w:t xml:space="preserve">중재 의견:</w:t>
-      </w:r>
-      <w:r>
-        <w:rPr>
-          <w:sz w:val="18"/>
-          <w:szCs w:val="18"/>
-        </w:rPr>
-        <w:t xml:space="preserve"> XT90 2개, 40A, 0.5m 조건에서 케이블은 </w:t>
-      </w:r>
-      <w:r>
-        <w:rPr>
-          <w:b/>
-          <w:bCs/>
-          <w:sz w:val="18"/>
-          <w:szCs w:val="18"/>
-        </w:rPr>
-        <w:t xml:space="preserve">실리콘 8AWG</w:t>
-      </w:r>
-      <w:r>
-        <w:rPr>
-          <w:sz w:val="18"/>
-          <w:szCs w:val="18"/>
-        </w:rPr>
-        <w:t xml:space="preserve">로 정했습니다. 다만 XT90은 40A 정격을 쓰더라도 63°C 함체 안에서는 허용치가 29A로 줄어들기 때문에, full white 40A 연속 운전을 그대로 받아들이기는 어렵습니다. 그래서 </w:t>
-      </w:r>
-      <w:r>
-        <w:rPr>
-          <w:b/>
-          <w:bCs/>
-          <w:sz w:val="18"/>
-          <w:szCs w:val="18"/>
-        </w:rPr>
-        <w:t xml:space="preserve">커넥터를 SMPS 함체 쪽에 두고, 결합부를 방열 브래킷에 고정하고, 50A 퓨즈와 온도 감시를 달고, 휘도 상한 320W에서 시작해 40A 열시험에 합격하면 상한을 푸는 순서</w:t>
-      </w:r>
-      <w:r>
-        <w:rPr>
-          <w:sz w:val="18"/>
-          <w:szCs w:val="18"/>
-        </w:rPr>
-        <w:t xml:space="preserve">를 제안합니다. 더 확실하게 하려면 커넥터 대신 단자대(M6 스터드, 6AWG 링단자)를 쓰는 방법이 있습니다.</w:t>
-      </w:r>
-    </w:p>
-    <w:p>
-      <w:pPr>
-        <w:pStyle w:val="Heading1"/>
-        <w:keepNext/>
-        <w:pBdr>
-          <w:bottom w:val="single" w:color="0F4C5C" w:sz="8" w:space="4"/>
-        </w:pBdr>
-        <w:spacing w:after="140" w:before="360"/>
-      </w:pPr>
-      <w:r>
-        <w:rPr>
-          <w:b/>
-          <w:bCs/>
-          <w:color w:val="0F4C5C"/>
-          <w:sz w:val="28"/>
-          <w:szCs w:val="28"/>
-        </w:rPr>
-        <w:t xml:space="preserve">11  검토 항목 (위치 · 문제점 · 예상 현상 · 개선 검토 사항)</w:t>
-      </w:r>
-    </w:p>
-    <w:p>
-      <w:pPr>
         <w:spacing w:after="160" w:before="60" w:line="276"/>
       </w:pPr>
-      <w:r>
-        <w:rPr>
-          <w:b/>
-          <w:bCs/>
-          <w:color w:val="0F4C5C"/>
-          <w:sz w:val="16"/>
-          <w:szCs w:val="16"/>
-        </w:rPr>
-        <w:t xml:space="preserve">[추가]</w:t>
-      </w:r>
       <w:r>
         <w:rPr>
           <w:color w:val="5A6771"/>
           <w:sz w:val="16"/>
           <w:szCs w:val="16"/>
         </w:rPr>
-        <w:t xml:space="preserve"> v1 요청서에 없던 항목 · </w:t>
-      </w:r>
-      <w:r>
-        <w:rPr>
-          <w:b/>
-          <w:bCs/>
-          <w:color w:val="0F4C5C"/>
-          <w:sz w:val="16"/>
-          <w:szCs w:val="16"/>
-        </w:rPr>
-        <w:t xml:space="preserve">[수정]</w:t>
-      </w:r>
-      <w:r>
-        <w:rPr>
-          <w:color w:val="5A6771"/>
-          <w:sz w:val="16"/>
-          <w:szCs w:val="16"/>
-        </w:rPr>
-        <w:t xml:space="preserve"> 새 조건으로 바뀐 항목</w:t>
+        <w:t xml:space="preserve">SMPS 출력 5.0V, 원격 센싱 없음, 함체 내부 75°C 보수 조건. LED 모듈단은 Hub 입력에서 FPCB 강하 0.2~0.3V(가정)를 뺀 값이며, 요구 전압 4.5V(가정)로 판정했습니다. 경로 손실은 대부분 Hub 함체 안팎의 열로 남습니다.</w:t>
       </w:r>
     </w:p>
     <w:tbl>
@@ -17995,11 +17105,10 @@
         <w:tblLayout w:type="fixed"/>
       </w:tblPr>
       <w:tblGrid>
-        <w:gridCol w:w="696"/>
-        <w:gridCol w:w="1907"/>
-        <w:gridCol w:w="2379"/>
-        <w:gridCol w:w="2462"/>
-        <w:gridCol w:w="2462"/>
+        <w:gridCol w:w="1223"/>
+        <w:gridCol w:w="2968"/>
+        <w:gridCol w:w="2610"/>
+        <w:gridCol w:w="3105"/>
       </w:tblGrid>
       <w:tr>
         <w:trPr>
@@ -18008,7 +17117,7 @@
         </w:trPr>
         <w:tc>
           <w:tcPr>
-            <w:tcW w:type="dxa" w:w="696"/>
+            <w:tcW w:type="dxa" w:w="1223"/>
             <w:shd w:fill="EEF1F3" w:color="auto" w:val="clear"/>
             <w:tcMar>
               <w:top w:type="dxa" w:w="60"/>
@@ -18029,13 +17138,13 @@
                 <w:sz w:val="16"/>
                 <w:szCs w:val="16"/>
               </w:rPr>
-              <w:t xml:space="preserve">#</w:t>
-            </w:r>
-          </w:p>
-        </w:tc>
-        <w:tc>
-          <w:tcPr>
-            <w:tcW w:type="dxa" w:w="1907"/>
+              <w:t xml:space="preserve">위치</w:t>
+            </w:r>
+          </w:p>
+        </w:tc>
+        <w:tc>
+          <w:tcPr>
+            <w:tcW w:type="dxa" w:w="2968"/>
             <w:shd w:fill="EEF1F3" w:color="auto" w:val="clear"/>
             <w:tcMar>
               <w:top w:type="dxa" w:w="60"/>
@@ -18056,13 +17165,13 @@
                 <w:sz w:val="16"/>
                 <w:szCs w:val="16"/>
               </w:rPr>
-              <w:t xml:space="preserve">검토 위치</w:t>
-            </w:r>
-          </w:p>
-        </w:tc>
-        <w:tc>
-          <w:tcPr>
-            <w:tcW w:type="dxa" w:w="2379"/>
+              <w:t xml:space="preserve">문제점</w:t>
+            </w:r>
+          </w:p>
+        </w:tc>
+        <w:tc>
+          <w:tcPr>
+            <w:tcW w:type="dxa" w:w="2610"/>
             <w:shd w:fill="EEF1F3" w:color="auto" w:val="clear"/>
             <w:tcMar>
               <w:top w:type="dxa" w:w="60"/>
@@ -18083,13 +17192,13 @@
                 <w:sz w:val="16"/>
                 <w:szCs w:val="16"/>
               </w:rPr>
-              <w:t xml:space="preserve">문제점</w:t>
-            </w:r>
-          </w:p>
-        </w:tc>
-        <w:tc>
-          <w:tcPr>
-            <w:tcW w:type="dxa" w:w="2462"/>
+              <w:t xml:space="preserve">예상 현상</w:t>
+            </w:r>
+          </w:p>
+        </w:tc>
+        <w:tc>
+          <w:tcPr>
+            <w:tcW w:type="dxa" w:w="3105"/>
             <w:shd w:fill="EEF1F3" w:color="auto" w:val="clear"/>
             <w:tcMar>
               <w:top w:type="dxa" w:w="60"/>
@@ -18110,34 +17219,7 @@
                 <w:sz w:val="16"/>
                 <w:szCs w:val="16"/>
               </w:rPr>
-              <w:t xml:space="preserve">예상 현상</w:t>
-            </w:r>
-          </w:p>
-        </w:tc>
-        <w:tc>
-          <w:tcPr>
-            <w:tcW w:type="dxa" w:w="2462"/>
-            <w:shd w:fill="EEF1F3" w:color="auto" w:val="clear"/>
-            <w:tcMar>
-              <w:top w:type="dxa" w:w="60"/>
-              <w:left w:type="dxa" w:w="90"/>
-              <w:bottom w:type="dxa" w:w="60"/>
-              <w:right w:type="dxa" w:w="90"/>
-            </w:tcMar>
-          </w:tcPr>
-          <w:p>
-            <w:pPr>
-              <w:spacing w:after="0" w:line="260"/>
-              <w:jc w:val="left"/>
-            </w:pPr>
-            <w:r>
-              <w:rPr>
-                <w:b/>
-                <w:bCs/>
-                <w:sz w:val="16"/>
-                <w:szCs w:val="16"/>
-              </w:rPr>
-              <w:t xml:space="preserve">개선 검토 사항</w:t>
+              <w:t xml:space="preserve">개선</w:t>
             </w:r>
           </w:p>
         </w:tc>
@@ -18149,141 +17231,105 @@
         </w:trPr>
         <w:tc>
           <w:tcPr>
-            <w:tcW w:type="dxa" w:w="696"/>
-            <w:tcMar>
-              <w:top w:type="dxa" w:w="60"/>
-              <w:left w:type="dxa" w:w="90"/>
-              <w:bottom w:type="dxa" w:w="60"/>
-              <w:right w:type="dxa" w:w="90"/>
-            </w:tcMar>
-          </w:tcPr>
-          <w:p>
-            <w:pPr>
-              <w:spacing w:after="0" w:line="260"/>
-              <w:jc w:val="right"/>
-            </w:pPr>
-            <w:r>
-              <w:rPr>
-                <w:b w:val="false"/>
-                <w:bCs w:val="false"/>
-                <w:sz w:val="16"/>
-                <w:szCs w:val="16"/>
-              </w:rPr>
-              <w:t xml:space="preserve">1-1</w:t>
-            </w:r>
-          </w:p>
-        </w:tc>
-        <w:tc>
-          <w:tcPr>
-            <w:tcW w:type="dxa" w:w="1907"/>
-            <w:tcMar>
-              <w:top w:type="dxa" w:w="60"/>
-              <w:left w:type="dxa" w:w="90"/>
-              <w:bottom w:type="dxa" w:w="60"/>
-              <w:right w:type="dxa" w:w="90"/>
-            </w:tcMar>
-          </w:tcPr>
-          <w:p>
-            <w:pPr>
-              <w:spacing w:after="0" w:line="260"/>
-              <w:jc w:val="left"/>
-            </w:pPr>
-            <w:r>
-              <w:rPr>
-                <w:b w:val="false"/>
-                <w:bCs w:val="false"/>
-                <w:sz w:val="16"/>
-                <w:szCs w:val="16"/>
-              </w:rPr>
-              <w:t xml:space="preserve">FPCB 90° 굴곡부 / 프레임·슬롯 모서리 </w:t>
-            </w:r>
-            <w:r>
-              <w:rPr>
-                <w:b/>
-                <w:bCs/>
-                <w:color w:val="0F4C5C"/>
-                <w:sz w:val="16"/>
-                <w:szCs w:val="16"/>
-              </w:rPr>
-              <w:t xml:space="preserve">[수정]</w:t>
-            </w:r>
-          </w:p>
-        </w:tc>
-        <w:tc>
-          <w:tcPr>
-            <w:tcW w:type="dxa" w:w="2379"/>
-            <w:tcMar>
-              <w:top w:type="dxa" w:w="60"/>
-              <w:left w:type="dxa" w:w="90"/>
-              <w:bottom w:type="dxa" w:w="60"/>
-              <w:right w:type="dxa" w:w="90"/>
-            </w:tcMar>
-          </w:tcPr>
-          <w:p>
-            <w:pPr>
-              <w:spacing w:after="0" w:line="260"/>
-              <w:jc w:val="left"/>
-            </w:pPr>
-            <w:r>
-              <w:rPr>
-                <w:b w:val="false"/>
-                <w:bCs w:val="false"/>
-                <w:sz w:val="16"/>
-                <w:szCs w:val="16"/>
-              </w:rPr>
-              <w:t xml:space="preserve">30×100mm FPCB 11개가 윗면 프레임을 지나며 꺾임. 절단면 버와 날카로운 모서리</w:t>
-            </w:r>
-          </w:p>
-        </w:tc>
-        <w:tc>
-          <w:tcPr>
-            <w:tcW w:type="dxa" w:w="2462"/>
-            <w:tcMar>
-              <w:top w:type="dxa" w:w="60"/>
-              <w:left w:type="dxa" w:w="90"/>
-              <w:bottom w:type="dxa" w:w="60"/>
-              <w:right w:type="dxa" w:w="90"/>
-            </w:tcMar>
-          </w:tcPr>
-          <w:p>
-            <w:pPr>
-              <w:spacing w:after="0" w:line="260"/>
-              <w:jc w:val="left"/>
-            </w:pPr>
-            <w:r>
-              <w:rPr>
-                <w:b w:val="false"/>
-                <w:bCs w:val="false"/>
-                <w:sz w:val="16"/>
-                <w:szCs w:val="16"/>
-              </w:rPr>
-              <w:t xml:space="preserve">풍진동·열팽창으로 커버레이 마모 → 도체 노출, 단락·단선</w:t>
-            </w:r>
-          </w:p>
-        </w:tc>
-        <w:tc>
-          <w:tcPr>
-            <w:tcW w:type="dxa" w:w="2462"/>
-            <w:tcMar>
-              <w:top w:type="dxa" w:w="60"/>
-              <w:left w:type="dxa" w:w="90"/>
-              <w:bottom w:type="dxa" w:w="60"/>
-              <w:right w:type="dxa" w:w="90"/>
-            </w:tcMar>
-          </w:tcPr>
-          <w:p>
-            <w:pPr>
-              <w:spacing w:after="0" w:line="260"/>
-              <w:jc w:val="left"/>
-            </w:pPr>
-            <w:r>
-              <w:rPr>
-                <w:b w:val="false"/>
-                <w:bCs w:val="false"/>
-                <w:sz w:val="16"/>
-                <w:szCs w:val="16"/>
-              </w:rPr>
-              <w:t xml:space="preserve">슬롯 모서리 R0.5 이상 또는 C0.5, 디버링 검사. EPDM U형 엣지 트림. 개별 또는 2~3개 단위 슬롯. 굴곡 R은 두께 10배 이상. 굴곡 지그로 R을 일정하게</w:t>
+            <w:tcW w:type="dxa" w:w="1223"/>
+            <w:tcMar>
+              <w:top w:type="dxa" w:w="60"/>
+              <w:left w:type="dxa" w:w="90"/>
+              <w:bottom w:type="dxa" w:w="60"/>
+              <w:right w:type="dxa" w:w="90"/>
+            </w:tcMar>
+          </w:tcPr>
+          <w:p>
+            <w:pPr>
+              <w:spacing w:after="0" w:line="260"/>
+              <w:jc w:val="left"/>
+            </w:pPr>
+            <w:r>
+              <w:rPr>
+                <w:b w:val="false"/>
+                <w:bCs w:val="false"/>
+                <w:sz w:val="16"/>
+                <w:szCs w:val="16"/>
+              </w:rPr>
+              <w:t xml:space="preserve">XT90 방수</w:t>
+            </w:r>
+          </w:p>
+        </w:tc>
+        <w:tc>
+          <w:tcPr>
+            <w:tcW w:type="dxa" w:w="2968"/>
+            <w:tcMar>
+              <w:top w:type="dxa" w:w="60"/>
+              <w:left w:type="dxa" w:w="90"/>
+              <w:bottom w:type="dxa" w:w="60"/>
+              <w:right w:type="dxa" w:w="90"/>
+            </w:tcMar>
+          </w:tcPr>
+          <w:p>
+            <w:pPr>
+              <w:spacing w:after="0" w:line="260"/>
+              <w:jc w:val="left"/>
+            </w:pPr>
+            <w:r>
+              <w:rPr>
+                <w:b w:val="false"/>
+                <w:bCs w:val="false"/>
+                <w:sz w:val="16"/>
+                <w:szCs w:val="16"/>
+              </w:rPr>
+              <w:t xml:space="preserve">IP 등급 없음(XT90H도 방수 아님)</w:t>
+            </w:r>
+          </w:p>
+        </w:tc>
+        <w:tc>
+          <w:tcPr>
+            <w:tcW w:type="dxa" w:w="2610"/>
+            <w:tcMar>
+              <w:top w:type="dxa" w:w="60"/>
+              <w:left w:type="dxa" w:w="90"/>
+              <w:bottom w:type="dxa" w:w="60"/>
+              <w:right w:type="dxa" w:w="90"/>
+            </w:tcMar>
+          </w:tcPr>
+          <w:p>
+            <w:pPr>
+              <w:spacing w:after="0" w:line="260"/>
+              <w:jc w:val="left"/>
+            </w:pPr>
+            <w:r>
+              <w:rPr>
+                <w:b w:val="false"/>
+                <w:bCs w:val="false"/>
+                <w:sz w:val="16"/>
+                <w:szCs w:val="16"/>
+              </w:rPr>
+              <w:t xml:space="preserve">결로·누수로 접점 산화, 저항 상승, 과열</w:t>
+            </w:r>
+          </w:p>
+        </w:tc>
+        <w:tc>
+          <w:tcPr>
+            <w:tcW w:type="dxa" w:w="3105"/>
+            <w:tcMar>
+              <w:top w:type="dxa" w:w="60"/>
+              <w:left w:type="dxa" w:w="90"/>
+              <w:bottom w:type="dxa" w:w="60"/>
+              <w:right w:type="dxa" w:w="90"/>
+            </w:tcMar>
+          </w:tcPr>
+          <w:p>
+            <w:pPr>
+              <w:spacing w:after="0" w:line="260"/>
+              <w:jc w:val="left"/>
+            </w:pPr>
+            <w:r>
+              <w:rPr>
+                <w:b w:val="false"/>
+                <w:bCs w:val="false"/>
+                <w:sz w:val="16"/>
+                <w:szCs w:val="16"/>
+              </w:rPr>
+              <w:t xml:space="preserve">함체 안에만 설치, 함체 IP66 이상 + 벤트, 커넥터는 함체 위쪽에 배치</w:t>
             </w:r>
           </w:p>
         </w:tc>
@@ -18295,141 +17341,105 @@
         </w:trPr>
         <w:tc>
           <w:tcPr>
-            <w:tcW w:type="dxa" w:w="696"/>
-            <w:tcMar>
-              <w:top w:type="dxa" w:w="60"/>
-              <w:left w:type="dxa" w:w="90"/>
-              <w:bottom w:type="dxa" w:w="60"/>
-              <w:right w:type="dxa" w:w="90"/>
-            </w:tcMar>
-          </w:tcPr>
-          <w:p>
-            <w:pPr>
-              <w:spacing w:after="0" w:line="260"/>
-              <w:jc w:val="right"/>
-            </w:pPr>
-            <w:r>
-              <w:rPr>
-                <w:b w:val="false"/>
-                <w:bCs w:val="false"/>
-                <w:sz w:val="16"/>
-                <w:szCs w:val="16"/>
-              </w:rPr>
-              <w:t xml:space="preserve">1-2</w:t>
-            </w:r>
-          </w:p>
-        </w:tc>
-        <w:tc>
-          <w:tcPr>
-            <w:tcW w:type="dxa" w:w="1907"/>
-            <w:tcMar>
-              <w:top w:type="dxa" w:w="60"/>
-              <w:left w:type="dxa" w:w="90"/>
-              <w:bottom w:type="dxa" w:w="60"/>
-              <w:right w:type="dxa" w:w="90"/>
-            </w:tcMar>
-          </w:tcPr>
-          <w:p>
-            <w:pPr>
-              <w:spacing w:after="0" w:line="260"/>
-              <w:jc w:val="left"/>
-            </w:pPr>
-            <w:r>
-              <w:rPr>
-                <w:b w:val="false"/>
-                <w:bCs w:val="false"/>
-                <w:sz w:val="16"/>
-                <w:szCs w:val="16"/>
-              </w:rPr>
-              <w:t xml:space="preserve">FPCB 실리콘 피복 </w:t>
-            </w:r>
-            <w:r>
-              <w:rPr>
-                <w:b/>
-                <w:bCs/>
-                <w:color w:val="0F4C5C"/>
-                <w:sz w:val="16"/>
-                <w:szCs w:val="16"/>
-              </w:rPr>
-              <w:t xml:space="preserve">[수정]</w:t>
-            </w:r>
-          </w:p>
-        </w:tc>
-        <w:tc>
-          <w:tcPr>
-            <w:tcW w:type="dxa" w:w="2379"/>
-            <w:tcMar>
-              <w:top w:type="dxa" w:w="60"/>
-              <w:left w:type="dxa" w:w="90"/>
-              <w:bottom w:type="dxa" w:w="60"/>
-              <w:right w:type="dxa" w:w="90"/>
-            </w:tcMar>
-          </w:tcPr>
-          <w:p>
-            <w:pPr>
-              <w:spacing w:after="0" w:line="260"/>
-              <w:jc w:val="left"/>
-            </w:pPr>
-            <w:r>
-              <w:rPr>
-                <w:b w:val="false"/>
-                <w:bCs w:val="false"/>
-                <w:sz w:val="16"/>
-                <w:szCs w:val="16"/>
-              </w:rPr>
-              <w:t xml:space="preserve">피복 범위·재질 미정</w:t>
-            </w:r>
-          </w:p>
-        </w:tc>
-        <w:tc>
-          <w:tcPr>
-            <w:tcW w:type="dxa" w:w="2462"/>
-            <w:tcMar>
-              <w:top w:type="dxa" w:w="60"/>
-              <w:left w:type="dxa" w:w="90"/>
-              <w:bottom w:type="dxa" w:w="60"/>
-              <w:right w:type="dxa" w:w="90"/>
-            </w:tcMar>
-          </w:tcPr>
-          <w:p>
-            <w:pPr>
-              <w:spacing w:after="0" w:line="260"/>
-              <w:jc w:val="left"/>
-            </w:pPr>
-            <w:r>
-              <w:rPr>
-                <w:b w:val="false"/>
-                <w:bCs w:val="false"/>
-                <w:sz w:val="16"/>
-                <w:szCs w:val="16"/>
-              </w:rPr>
-              <w:t xml:space="preserve">초산형이면 구리 부식. 굴곡부를 덮으면 경계에서 크랙</w:t>
-            </w:r>
-          </w:p>
-        </w:tc>
-        <w:tc>
-          <w:tcPr>
-            <w:tcW w:type="dxa" w:w="2462"/>
-            <w:tcMar>
-              <w:top w:type="dxa" w:w="60"/>
-              <w:left w:type="dxa" w:w="90"/>
-              <w:bottom w:type="dxa" w:w="60"/>
-              <w:right w:type="dxa" w:w="90"/>
-            </w:tcMar>
-          </w:tcPr>
-          <w:p>
-            <w:pPr>
-              <w:spacing w:after="0" w:line="260"/>
-              <w:jc w:val="left"/>
-            </w:pPr>
-            <w:r>
-              <w:rPr>
-                <w:b w:val="false"/>
-                <w:bCs w:val="false"/>
-                <w:sz w:val="16"/>
-                <w:szCs w:val="16"/>
-              </w:rPr>
-              <w:t xml:space="preserve">중성(알콕시)형, 저분자 실록산. 굴곡 R 구간 ±3mm는 비우거나 저경도. 슬롯 접촉부는 피복이나 PI 테이프. 패널 쪽 커넥터는 포팅이나 개스킷 커버</w:t>
+            <w:tcW w:type="dxa" w:w="1223"/>
+            <w:tcMar>
+              <w:top w:type="dxa" w:w="60"/>
+              <w:left w:type="dxa" w:w="90"/>
+              <w:bottom w:type="dxa" w:w="60"/>
+              <w:right w:type="dxa" w:w="90"/>
+            </w:tcMar>
+          </w:tcPr>
+          <w:p>
+            <w:pPr>
+              <w:spacing w:after="0" w:line="260"/>
+              <w:jc w:val="left"/>
+            </w:pPr>
+            <w:r>
+              <w:rPr>
+                <w:b w:val="false"/>
+                <w:bCs w:val="false"/>
+                <w:sz w:val="16"/>
+                <w:szCs w:val="16"/>
+              </w:rPr>
+              <w:t xml:space="preserve">XT90 체결</w:t>
+            </w:r>
+          </w:p>
+        </w:tc>
+        <w:tc>
+          <w:tcPr>
+            <w:tcW w:type="dxa" w:w="2968"/>
+            <w:tcMar>
+              <w:top w:type="dxa" w:w="60"/>
+              <w:left w:type="dxa" w:w="90"/>
+              <w:bottom w:type="dxa" w:w="60"/>
+              <w:right w:type="dxa" w:w="90"/>
+            </w:tcMar>
+          </w:tcPr>
+          <w:p>
+            <w:pPr>
+              <w:spacing w:after="0" w:line="260"/>
+              <w:jc w:val="left"/>
+            </w:pPr>
+            <w:r>
+              <w:rPr>
+                <w:b w:val="false"/>
+                <w:bCs w:val="false"/>
+                <w:sz w:val="16"/>
+                <w:szCs w:val="16"/>
+              </w:rPr>
+              <w:t xml:space="preserve">잠금 없음, 마찰로만 유지</w:t>
+            </w:r>
+          </w:p>
+        </w:tc>
+        <w:tc>
+          <w:tcPr>
+            <w:tcW w:type="dxa" w:w="2610"/>
+            <w:tcMar>
+              <w:top w:type="dxa" w:w="60"/>
+              <w:left w:type="dxa" w:w="90"/>
+              <w:bottom w:type="dxa" w:w="60"/>
+              <w:right w:type="dxa" w:w="90"/>
+            </w:tcMar>
+          </w:tcPr>
+          <w:p>
+            <w:pPr>
+              <w:spacing w:after="0" w:line="260"/>
+              <w:jc w:val="left"/>
+            </w:pPr>
+            <w:r>
+              <w:rPr>
+                <w:b w:val="false"/>
+                <w:bCs w:val="false"/>
+                <w:sz w:val="16"/>
+                <w:szCs w:val="16"/>
+              </w:rPr>
+              <w:t xml:space="preserve">진동·열 사이클로 반쯤 빠짐 → 같은 SMPS의 다른 커넥터에 40A 집중</w:t>
+            </w:r>
+          </w:p>
+        </w:tc>
+        <w:tc>
+          <w:tcPr>
+            <w:tcW w:type="dxa" w:w="3105"/>
+            <w:tcMar>
+              <w:top w:type="dxa" w:w="60"/>
+              <w:left w:type="dxa" w:w="90"/>
+              <w:bottom w:type="dxa" w:w="60"/>
+              <w:right w:type="dxa" w:w="90"/>
+            </w:tcMar>
+          </w:tcPr>
+          <w:p>
+            <w:pPr>
+              <w:spacing w:after="0" w:line="260"/>
+              <w:jc w:val="left"/>
+            </w:pPr>
+            <w:r>
+              <w:rPr>
+                <w:b w:val="false"/>
+                <w:bCs w:val="false"/>
+                <w:sz w:val="16"/>
+                <w:szCs w:val="16"/>
+              </w:rPr>
+              <w:t xml:space="preserve">결합부를 브래킷에 고정, 양쪽 100mm 안에 P-클램프, 삽입 깊이 마킹</w:t>
             </w:r>
           </w:p>
         </w:tc>
@@ -18441,141 +17451,105 @@
         </w:trPr>
         <w:tc>
           <w:tcPr>
-            <w:tcW w:type="dxa" w:w="696"/>
-            <w:tcMar>
-              <w:top w:type="dxa" w:w="60"/>
-              <w:left w:type="dxa" w:w="90"/>
-              <w:bottom w:type="dxa" w:w="60"/>
-              <w:right w:type="dxa" w:w="90"/>
-            </w:tcMar>
-          </w:tcPr>
-          <w:p>
-            <w:pPr>
-              <w:spacing w:after="0" w:line="260"/>
-              <w:jc w:val="right"/>
-            </w:pPr>
-            <w:r>
-              <w:rPr>
-                <w:b w:val="false"/>
-                <w:bCs w:val="false"/>
-                <w:sz w:val="16"/>
-                <w:szCs w:val="16"/>
-              </w:rPr>
-              <w:t xml:space="preserve">1-3</w:t>
-            </w:r>
-          </w:p>
-        </w:tc>
-        <w:tc>
-          <w:tcPr>
-            <w:tcW w:type="dxa" w:w="1907"/>
-            <w:tcMar>
-              <w:top w:type="dxa" w:w="60"/>
-              <w:left w:type="dxa" w:w="90"/>
-              <w:bottom w:type="dxa" w:w="60"/>
-              <w:right w:type="dxa" w:w="90"/>
-            </w:tcMar>
-          </w:tcPr>
-          <w:p>
-            <w:pPr>
-              <w:spacing w:after="0" w:line="260"/>
-              <w:jc w:val="left"/>
-            </w:pPr>
-            <w:r>
-              <w:rPr>
-                <w:b w:val="false"/>
-                <w:bCs w:val="false"/>
-                <w:sz w:val="16"/>
-                <w:szCs w:val="16"/>
-              </w:rPr>
-              <w:t xml:space="preserve">FPCB 길이·배열 </w:t>
-            </w:r>
-            <w:r>
-              <w:rPr>
-                <w:b/>
-                <w:bCs/>
-                <w:color w:val="0F4C5C"/>
-                <w:sz w:val="16"/>
-                <w:szCs w:val="16"/>
-              </w:rPr>
-              <w:t xml:space="preserve">[추가]</w:t>
-            </w:r>
-          </w:p>
-        </w:tc>
-        <w:tc>
-          <w:tcPr>
-            <w:tcW w:type="dxa" w:w="2379"/>
-            <w:tcMar>
-              <w:top w:type="dxa" w:w="60"/>
-              <w:left w:type="dxa" w:w="90"/>
-              <w:bottom w:type="dxa" w:w="60"/>
-              <w:right w:type="dxa" w:w="90"/>
-            </w:tcMar>
-          </w:tcPr>
-          <w:p>
-            <w:pPr>
-              <w:spacing w:after="0" w:line="260"/>
-              <w:jc w:val="left"/>
-            </w:pPr>
-            <w:r>
-              <w:rPr>
-                <w:b w:val="false"/>
-                <w:bCs w:val="false"/>
-                <w:sz w:val="16"/>
-                <w:szCs w:val="16"/>
-              </w:rPr>
-              <w:t xml:space="preserve">100mm 안에서 굴곡·관통 후 여유 40~60mm. 11개 × 30mm = 330mm 폭</w:t>
-            </w:r>
-          </w:p>
-        </w:tc>
-        <w:tc>
-          <w:tcPr>
-            <w:tcW w:type="dxa" w:w="2462"/>
-            <w:tcMar>
-              <w:top w:type="dxa" w:w="60"/>
-              <w:left w:type="dxa" w:w="90"/>
-              <w:bottom w:type="dxa" w:w="60"/>
-              <w:right w:type="dxa" w:w="90"/>
-            </w:tcMar>
-          </w:tcPr>
-          <w:p>
-            <w:pPr>
-              <w:spacing w:after="0" w:line="260"/>
-              <w:jc w:val="left"/>
-            </w:pPr>
-            <w:r>
-              <w:rPr>
-                <w:b w:val="false"/>
-                <w:bCs w:val="false"/>
-                <w:sz w:val="16"/>
-                <w:szCs w:val="16"/>
-              </w:rPr>
-              <w:t xml:space="preserve">탈착 여유가 없어 현 구조에서는 SMPS 교체 시 FPCB 분리 필요. 1안에서는 Hub 위치에 따라 길이 부족</w:t>
-            </w:r>
-          </w:p>
-        </w:tc>
-        <w:tc>
-          <w:tcPr>
-            <w:tcW w:type="dxa" w:w="2462"/>
-            <w:tcMar>
-              <w:top w:type="dxa" w:w="60"/>
-              <w:left w:type="dxa" w:w="90"/>
-              <w:bottom w:type="dxa" w:w="60"/>
-              <w:right w:type="dxa" w:w="90"/>
-            </w:tcMar>
-          </w:tcPr>
-          <w:p>
-            <w:pPr>
-              <w:spacing w:after="0" w:line="260"/>
-              <w:jc w:val="left"/>
-            </w:pPr>
-            <w:r>
-              <w:rPr>
-                <w:b w:val="false"/>
-                <w:bCs w:val="false"/>
-                <w:sz w:val="16"/>
-                <w:szCs w:val="16"/>
-              </w:rPr>
-              <w:t xml:space="preserve">FPCB 경로 단면도 요청. 1안이면 Hub를 판 뿌리에 패널과 평행하게, 아니면 150mm 이상 재설계. 피치 확정, 번호 실크와 커넥터 키잉, 위치결정 핀</w:t>
+            <w:tcW w:type="dxa" w:w="1223"/>
+            <w:tcMar>
+              <w:top w:type="dxa" w:w="60"/>
+              <w:left w:type="dxa" w:w="90"/>
+              <w:bottom w:type="dxa" w:w="60"/>
+              <w:right w:type="dxa" w:w="90"/>
+            </w:tcMar>
+          </w:tcPr>
+          <w:p>
+            <w:pPr>
+              <w:spacing w:after="0" w:line="260"/>
+              <w:jc w:val="left"/>
+            </w:pPr>
+            <w:r>
+              <w:rPr>
+                <w:b w:val="false"/>
+                <w:bCs w:val="false"/>
+                <w:sz w:val="16"/>
+                <w:szCs w:val="16"/>
+              </w:rPr>
+              <w:t xml:space="preserve">10AWG 납땜</w:t>
+            </w:r>
+          </w:p>
+        </w:tc>
+        <w:tc>
+          <w:tcPr>
+            <w:tcW w:type="dxa" w:w="2968"/>
+            <w:tcMar>
+              <w:top w:type="dxa" w:w="60"/>
+              <w:left w:type="dxa" w:w="90"/>
+              <w:bottom w:type="dxa" w:w="60"/>
+              <w:right w:type="dxa" w:w="90"/>
+            </w:tcMar>
+          </w:tcPr>
+          <w:p>
+            <w:pPr>
+              <w:spacing w:after="0" w:line="260"/>
+              <w:jc w:val="left"/>
+            </w:pPr>
+            <w:r>
+              <w:rPr>
+                <w:b w:val="false"/>
+                <w:bCs w:val="false"/>
+                <w:sz w:val="16"/>
+                <w:szCs w:val="16"/>
+              </w:rPr>
+              <w:t xml:space="preserve">굵은 도체라 냉땜이 생기기 쉬움</w:t>
+            </w:r>
+          </w:p>
+        </w:tc>
+        <w:tc>
+          <w:tcPr>
+            <w:tcW w:type="dxa" w:w="2610"/>
+            <w:tcMar>
+              <w:top w:type="dxa" w:w="60"/>
+              <w:left w:type="dxa" w:w="90"/>
+              <w:bottom w:type="dxa" w:w="60"/>
+              <w:right w:type="dxa" w:w="90"/>
+            </w:tcMar>
+          </w:tcPr>
+          <w:p>
+            <w:pPr>
+              <w:spacing w:after="0" w:line="260"/>
+              <w:jc w:val="left"/>
+            </w:pPr>
+            <w:r>
+              <w:rPr>
+                <w:b w:val="false"/>
+                <w:bCs w:val="false"/>
+                <w:sz w:val="16"/>
+                <w:szCs w:val="16"/>
+              </w:rPr>
+              <w:t xml:space="preserve">접합 저항 상승, 진동 시 피로 단선</w:t>
+            </w:r>
+          </w:p>
+        </w:tc>
+        <w:tc>
+          <w:tcPr>
+            <w:tcW w:type="dxa" w:w="3105"/>
+            <w:tcMar>
+              <w:top w:type="dxa" w:w="60"/>
+              <w:left w:type="dxa" w:w="90"/>
+              <w:bottom w:type="dxa" w:w="60"/>
+              <w:right w:type="dxa" w:w="90"/>
+            </w:tcMar>
+          </w:tcPr>
+          <w:p>
+            <w:pPr>
+              <w:spacing w:after="0" w:line="260"/>
+              <w:jc w:val="left"/>
+            </w:pPr>
+            <w:r>
+              <w:rPr>
+                <w:b w:val="false"/>
+                <w:bCs w:val="false"/>
+                <w:sz w:val="16"/>
+                <w:szCs w:val="16"/>
+              </w:rPr>
+              <w:t xml:space="preserve">100W 이상 인두와 지그, 단면 검사</w:t>
             </w:r>
           </w:p>
         </w:tc>
@@ -18587,141 +17561,105 @@
         </w:trPr>
         <w:tc>
           <w:tcPr>
-            <w:tcW w:type="dxa" w:w="696"/>
-            <w:tcMar>
-              <w:top w:type="dxa" w:w="60"/>
-              <w:left w:type="dxa" w:w="90"/>
-              <w:bottom w:type="dxa" w:w="60"/>
-              <w:right w:type="dxa" w:w="90"/>
-            </w:tcMar>
-          </w:tcPr>
-          <w:p>
-            <w:pPr>
-              <w:spacing w:after="0" w:line="260"/>
-              <w:jc w:val="right"/>
-            </w:pPr>
-            <w:r>
-              <w:rPr>
-                <w:b w:val="false"/>
-                <w:bCs w:val="false"/>
-                <w:sz w:val="16"/>
-                <w:szCs w:val="16"/>
-              </w:rPr>
-              <w:t xml:space="preserve">1-4</w:t>
-            </w:r>
-          </w:p>
-        </w:tc>
-        <w:tc>
-          <w:tcPr>
-            <w:tcW w:type="dxa" w:w="1907"/>
-            <w:tcMar>
-              <w:top w:type="dxa" w:w="60"/>
-              <w:left w:type="dxa" w:w="90"/>
-              <w:bottom w:type="dxa" w:w="60"/>
-              <w:right w:type="dxa" w:w="90"/>
-            </w:tcMar>
-          </w:tcPr>
-          <w:p>
-            <w:pPr>
-              <w:spacing w:after="0" w:line="260"/>
-              <w:jc w:val="left"/>
-            </w:pPr>
-            <w:r>
-              <w:rPr>
-                <w:b w:val="false"/>
-                <w:bCs w:val="false"/>
-                <w:sz w:val="16"/>
-                <w:szCs w:val="16"/>
-              </w:rPr>
-              <w:t xml:space="preserve">공기층 윗부분 (FPCB 관통 구간) </w:t>
-            </w:r>
-            <w:r>
-              <w:rPr>
-                <w:b/>
-                <w:bCs/>
-                <w:color w:val="0F4C5C"/>
-                <w:sz w:val="16"/>
-                <w:szCs w:val="16"/>
-              </w:rPr>
-              <w:t xml:space="preserve">[추가]</w:t>
-            </w:r>
-          </w:p>
-        </w:tc>
-        <w:tc>
-          <w:tcPr>
-            <w:tcW w:type="dxa" w:w="2379"/>
-            <w:tcMar>
-              <w:top w:type="dxa" w:w="60"/>
-              <w:left w:type="dxa" w:w="90"/>
-              <w:bottom w:type="dxa" w:w="60"/>
-              <w:right w:type="dxa" w:w="90"/>
-            </w:tcMar>
-          </w:tcPr>
-          <w:p>
-            <w:pPr>
-              <w:spacing w:after="0" w:line="260"/>
-              <w:jc w:val="left"/>
-            </w:pPr>
-            <w:r>
-              <w:rPr>
-                <w:b w:val="false"/>
-                <w:bCs w:val="false"/>
-                <w:sz w:val="16"/>
-                <w:szCs w:val="16"/>
-              </w:rPr>
-              <w:t xml:space="preserve">윗면이 막혀 덥고 습한 공기가 모임</w:t>
-            </w:r>
-          </w:p>
-        </w:tc>
-        <w:tc>
-          <w:tcPr>
-            <w:tcW w:type="dxa" w:w="2462"/>
-            <w:tcMar>
-              <w:top w:type="dxa" w:w="60"/>
-              <w:left w:type="dxa" w:w="90"/>
-              <w:bottom w:type="dxa" w:w="60"/>
-              <w:right w:type="dxa" w:w="90"/>
-            </w:tcMar>
-          </w:tcPr>
-          <w:p>
-            <w:pPr>
-              <w:spacing w:after="0" w:line="260"/>
-              <w:jc w:val="left"/>
-            </w:pPr>
-            <w:r>
-              <w:rPr>
-                <w:b w:val="false"/>
-                <w:bCs w:val="false"/>
-                <w:sz w:val="16"/>
-                <w:szCs w:val="16"/>
-              </w:rPr>
-              <w:t xml:space="preserve">야간 결로가 FPCB와 패널 커넥터로 떨어짐 → 부식</w:t>
-            </w:r>
-          </w:p>
-        </w:tc>
-        <w:tc>
-          <w:tcPr>
-            <w:tcW w:type="dxa" w:w="2462"/>
-            <w:tcMar>
-              <w:top w:type="dxa" w:w="60"/>
-              <w:left w:type="dxa" w:w="90"/>
-              <w:bottom w:type="dxa" w:w="60"/>
-              <w:right w:type="dxa" w:w="90"/>
-            </w:tcMar>
-          </w:tcPr>
-          <w:p>
-            <w:pPr>
-              <w:spacing w:after="0" w:line="260"/>
-              <w:jc w:val="left"/>
-            </w:pPr>
-            <w:r>
-              <w:rPr>
-                <w:b w:val="false"/>
-                <w:bCs w:val="false"/>
-                <w:sz w:val="16"/>
-                <w:szCs w:val="16"/>
-              </w:rPr>
-              <w:t xml:space="preserve">2안으로 공기층을 150mm로 줄이거나 1안으로 없앰. 관통부 직전 U자 drip loop. 위쪽 50~80mm 구간 피복·코팅. Hub 함체를 윗면 프레임 바로 아래에 붙여 FPCB 외부 노출을 없앰</w:t>
+            <w:tcW w:type="dxa" w:w="1223"/>
+            <w:tcMar>
+              <w:top w:type="dxa" w:w="60"/>
+              <w:left w:type="dxa" w:w="90"/>
+              <w:bottom w:type="dxa" w:w="60"/>
+              <w:right w:type="dxa" w:w="90"/>
+            </w:tcMar>
+          </w:tcPr>
+          <w:p>
+            <w:pPr>
+              <w:spacing w:after="0" w:line="260"/>
+              <w:jc w:val="left"/>
+            </w:pPr>
+            <w:r>
+              <w:rPr>
+                <w:b w:val="false"/>
+                <w:bCs w:val="false"/>
+                <w:sz w:val="16"/>
+                <w:szCs w:val="16"/>
+              </w:rPr>
+              <w:t xml:space="preserve">케이블 굴곡·관통</w:t>
+            </w:r>
+          </w:p>
+        </w:tc>
+        <w:tc>
+          <w:tcPr>
+            <w:tcW w:type="dxa" w:w="2968"/>
+            <w:tcMar>
+              <w:top w:type="dxa" w:w="60"/>
+              <w:left w:type="dxa" w:w="90"/>
+              <w:bottom w:type="dxa" w:w="60"/>
+              <w:right w:type="dxa" w:w="90"/>
+            </w:tcMar>
+          </w:tcPr>
+          <w:p>
+            <w:pPr>
+              <w:spacing w:after="0" w:line="260"/>
+              <w:jc w:val="left"/>
+            </w:pPr>
+            <w:r>
+              <w:rPr>
+                <w:b w:val="false"/>
+                <w:bCs w:val="false"/>
+                <w:sz w:val="16"/>
+                <w:szCs w:val="16"/>
+              </w:rPr>
+              <w:t xml:space="preserve">10AWG 외경 약 5.4mm, 최소 굽힘반경 32mm. 실리콘 피복은 연하고 외경 편차가 있음</w:t>
+            </w:r>
+          </w:p>
+        </w:tc>
+        <w:tc>
+          <w:tcPr>
+            <w:tcW w:type="dxa" w:w="2610"/>
+            <w:tcMar>
+              <w:top w:type="dxa" w:w="60"/>
+              <w:left w:type="dxa" w:w="90"/>
+              <w:bottom w:type="dxa" w:w="60"/>
+              <w:right w:type="dxa" w:w="90"/>
+            </w:tcMar>
+          </w:tcPr>
+          <w:p>
+            <w:pPr>
+              <w:spacing w:after="0" w:line="260"/>
+              <w:jc w:val="left"/>
+            </w:pPr>
+            <w:r>
+              <w:rPr>
+                <w:b w:val="false"/>
+                <w:bCs w:val="false"/>
+                <w:sz w:val="16"/>
+                <w:szCs w:val="16"/>
+              </w:rPr>
+              <w:t xml:space="preserve">납땜부 응력, 글랜드 누수나 피복 손상</w:t>
+            </w:r>
+          </w:p>
+        </w:tc>
+        <w:tc>
+          <w:tcPr>
+            <w:tcW w:type="dxa" w:w="3105"/>
+            <w:tcMar>
+              <w:top w:type="dxa" w:w="60"/>
+              <w:left w:type="dxa" w:w="90"/>
+              <w:bottom w:type="dxa" w:w="60"/>
+              <w:right w:type="dxa" w:w="90"/>
+            </w:tcMar>
+          </w:tcPr>
+          <w:p>
+            <w:pPr>
+              <w:spacing w:after="0" w:line="260"/>
+              <w:jc w:val="left"/>
+            </w:pPr>
+            <w:r>
+              <w:rPr>
+                <w:b w:val="false"/>
+                <w:bCs w:val="false"/>
+                <w:sz w:val="16"/>
+                <w:szCs w:val="16"/>
+              </w:rPr>
+              <w:t xml:space="preserve">굽힘 여유 확보, 납땜부 직후 클램프, M12(3~6.5mm) IP68 단심 글랜드(외경 실측 후 선정)</w:t>
             </w:r>
           </w:p>
         </w:tc>
@@ -18733,141 +17671,105 @@
         </w:trPr>
         <w:tc>
           <w:tcPr>
-            <w:tcW w:type="dxa" w:w="696"/>
-            <w:tcMar>
-              <w:top w:type="dxa" w:w="60"/>
-              <w:left w:type="dxa" w:w="90"/>
-              <w:bottom w:type="dxa" w:w="60"/>
-              <w:right w:type="dxa" w:w="90"/>
-            </w:tcMar>
-          </w:tcPr>
-          <w:p>
-            <w:pPr>
-              <w:spacing w:after="0" w:line="260"/>
-              <w:jc w:val="right"/>
-            </w:pPr>
-            <w:r>
-              <w:rPr>
-                <w:b w:val="false"/>
-                <w:bCs w:val="false"/>
-                <w:sz w:val="16"/>
-                <w:szCs w:val="16"/>
-              </w:rPr>
-              <w:t xml:space="preserve">2-1</w:t>
-            </w:r>
-          </w:p>
-        </w:tc>
-        <w:tc>
-          <w:tcPr>
-            <w:tcW w:type="dxa" w:w="1907"/>
-            <w:tcMar>
-              <w:top w:type="dxa" w:w="60"/>
-              <w:left w:type="dxa" w:w="90"/>
-              <w:bottom w:type="dxa" w:w="60"/>
-              <w:right w:type="dxa" w:w="90"/>
-            </w:tcMar>
-          </w:tcPr>
-          <w:p>
-            <w:pPr>
-              <w:spacing w:after="0" w:line="260"/>
-              <w:jc w:val="left"/>
-            </w:pPr>
-            <w:r>
-              <w:rPr>
-                <w:b w:val="false"/>
-                <w:bCs w:val="false"/>
-                <w:sz w:val="16"/>
-                <w:szCs w:val="16"/>
-              </w:rPr>
-              <w:t xml:space="preserve">Hub·SMPS 밀폐 함체 </w:t>
-            </w:r>
-            <w:r>
-              <w:rPr>
-                <w:b/>
-                <w:bCs/>
-                <w:color w:val="0F4C5C"/>
-                <w:sz w:val="16"/>
-                <w:szCs w:val="16"/>
-              </w:rPr>
-              <w:t xml:space="preserve">[수정]</w:t>
-            </w:r>
-          </w:p>
-        </w:tc>
-        <w:tc>
-          <w:tcPr>
-            <w:tcW w:type="dxa" w:w="2379"/>
-            <w:tcMar>
-              <w:top w:type="dxa" w:w="60"/>
-              <w:left w:type="dxa" w:w="90"/>
-              <w:bottom w:type="dxa" w:w="60"/>
-              <w:right w:type="dxa" w:w="90"/>
-            </w:tcMar>
-          </w:tcPr>
-          <w:p>
-            <w:pPr>
-              <w:spacing w:after="0" w:line="260"/>
-              <w:jc w:val="left"/>
-            </w:pPr>
-            <w:r>
-              <w:rPr>
-                <w:b w:val="false"/>
-                <w:bCs w:val="false"/>
-                <w:sz w:val="16"/>
-                <w:szCs w:val="16"/>
-              </w:rPr>
-              <w:t xml:space="preserve">SMPS 손실 약 55W가 밀폐 함체 안에 갇힘. 함체가 패널 열을 받는 Al판에 붙어 있음</w:t>
-            </w:r>
-          </w:p>
-        </w:tc>
-        <w:tc>
-          <w:tcPr>
-            <w:tcW w:type="dxa" w:w="2462"/>
-            <w:tcMar>
-              <w:top w:type="dxa" w:w="60"/>
-              <w:left w:type="dxa" w:w="90"/>
-              <w:bottom w:type="dxa" w:w="60"/>
-              <w:right w:type="dxa" w:w="90"/>
-            </w:tcMar>
-          </w:tcPr>
-          <w:p>
-            <w:pPr>
-              <w:spacing w:after="0" w:line="260"/>
-              <w:jc w:val="left"/>
-            </w:pPr>
-            <w:r>
-              <w:rPr>
-                <w:b w:val="false"/>
-                <w:bCs w:val="false"/>
-                <w:sz w:val="16"/>
-                <w:szCs w:val="16"/>
-              </w:rPr>
-              <w:t xml:space="preserve">케이스 약 87°C(70~117) → 디레이팅, 오동작, 수명 단축</w:t>
-            </w:r>
-          </w:p>
-        </w:tc>
-        <w:tc>
-          <w:tcPr>
-            <w:tcW w:type="dxa" w:w="2462"/>
-            <w:tcMar>
-              <w:top w:type="dxa" w:w="60"/>
-              <w:left w:type="dxa" w:w="90"/>
-              <w:bottom w:type="dxa" w:w="60"/>
-              <w:right w:type="dxa" w:w="90"/>
-            </w:tcMar>
-          </w:tcPr>
-          <w:p>
-            <w:pPr>
-              <w:spacing w:after="0" w:line="260"/>
-              <w:jc w:val="left"/>
-            </w:pPr>
-            <w:r>
-              <w:rPr>
-                <w:b w:val="false"/>
-                <w:bCs w:val="false"/>
-                <w:sz w:val="16"/>
-                <w:szCs w:val="16"/>
-              </w:rPr>
-              <w:t xml:space="preserve">2안: SMPS를 세로 핀 함체로 분리(B 59°C / D 54°C). 1안이면 써멀패드와 세로 핀 필수(약 62°C). 장기적으로 3안</w:t>
+            <w:tcW w:type="dxa" w:w="1223"/>
+            <w:tcMar>
+              <w:top w:type="dxa" w:w="60"/>
+              <w:left w:type="dxa" w:w="90"/>
+              <w:bottom w:type="dxa" w:w="60"/>
+              <w:right w:type="dxa" w:w="90"/>
+            </w:tcMar>
+          </w:tcPr>
+          <w:p>
+            <w:pPr>
+              <w:spacing w:after="0" w:line="260"/>
+              <w:jc w:val="left"/>
+            </w:pPr>
+            <w:r>
+              <w:rPr>
+                <w:b w:val="false"/>
+                <w:bCs w:val="false"/>
+                <w:sz w:val="16"/>
+                <w:szCs w:val="16"/>
+              </w:rPr>
+              <w:t xml:space="preserve">체결 수명·위조품</w:t>
+            </w:r>
+          </w:p>
+        </w:tc>
+        <w:tc>
+          <w:tcPr>
+            <w:tcW w:type="dxa" w:w="2968"/>
+            <w:tcMar>
+              <w:top w:type="dxa" w:w="60"/>
+              <w:left w:type="dxa" w:w="90"/>
+              <w:bottom w:type="dxa" w:w="60"/>
+              <w:right w:type="dxa" w:w="90"/>
+            </w:tcMar>
+          </w:tcPr>
+          <w:p>
+            <w:pPr>
+              <w:spacing w:after="0" w:line="260"/>
+              <w:jc w:val="left"/>
+            </w:pPr>
+            <w:r>
+              <w:rPr>
+                <w:b w:val="false"/>
+                <w:bCs w:val="false"/>
+                <w:sz w:val="16"/>
+                <w:szCs w:val="16"/>
+              </w:rPr>
+              <w:t xml:space="preserve">반복 착탈·고온으로 스프링 장력 저하. 비정품은 도금 품질 편차</w:t>
+            </w:r>
+          </w:p>
+        </w:tc>
+        <w:tc>
+          <w:tcPr>
+            <w:tcW w:type="dxa" w:w="2610"/>
+            <w:tcMar>
+              <w:top w:type="dxa" w:w="60"/>
+              <w:left w:type="dxa" w:w="90"/>
+              <w:bottom w:type="dxa" w:w="60"/>
+              <w:right w:type="dxa" w:w="90"/>
+            </w:tcMar>
+          </w:tcPr>
+          <w:p>
+            <w:pPr>
+              <w:spacing w:after="0" w:line="260"/>
+              <w:jc w:val="left"/>
+            </w:pPr>
+            <w:r>
+              <w:rPr>
+                <w:b w:val="false"/>
+                <w:bCs w:val="false"/>
+                <w:sz w:val="16"/>
+                <w:szCs w:val="16"/>
+              </w:rPr>
+              <w:t xml:space="preserve">특정 커넥터만 과열·변색</w:t>
+            </w:r>
+          </w:p>
+        </w:tc>
+        <w:tc>
+          <w:tcPr>
+            <w:tcW w:type="dxa" w:w="3105"/>
+            <w:tcMar>
+              <w:top w:type="dxa" w:w="60"/>
+              <w:left w:type="dxa" w:w="90"/>
+              <w:bottom w:type="dxa" w:w="60"/>
+              <w:right w:type="dxa" w:w="90"/>
+            </w:tcMar>
+          </w:tcPr>
+          <w:p>
+            <w:pPr>
+              <w:spacing w:after="0" w:line="260"/>
+              <w:jc w:val="left"/>
+            </w:pPr>
+            <w:r>
+              <w:rPr>
+                <w:b w:val="false"/>
+                <w:bCs w:val="false"/>
+                <w:sz w:val="16"/>
+                <w:szCs w:val="16"/>
+              </w:rPr>
+              <w:t xml:space="preserve">정품 XT90H, 입고 시 mΩ 샘플 측정, 착탈은 정비 시에만</w:t>
             </w:r>
           </w:p>
         </w:tc>
@@ -18879,141 +17781,642 @@
         </w:trPr>
         <w:tc>
           <w:tcPr>
-            <w:tcW w:type="dxa" w:w="696"/>
-            <w:tcMar>
-              <w:top w:type="dxa" w:w="60"/>
-              <w:left w:type="dxa" w:w="90"/>
-              <w:bottom w:type="dxa" w:w="60"/>
-              <w:right w:type="dxa" w:w="90"/>
-            </w:tcMar>
-          </w:tcPr>
-          <w:p>
-            <w:pPr>
-              <w:spacing w:after="0" w:line="260"/>
-              <w:jc w:val="right"/>
-            </w:pPr>
-            <w:r>
-              <w:rPr>
-                <w:b w:val="false"/>
-                <w:bCs w:val="false"/>
-                <w:sz w:val="16"/>
-                <w:szCs w:val="16"/>
-              </w:rPr>
-              <w:t xml:space="preserve">2-2</w:t>
-            </w:r>
-          </w:p>
-        </w:tc>
-        <w:tc>
-          <w:tcPr>
-            <w:tcW w:type="dxa" w:w="1907"/>
-            <w:tcMar>
-              <w:top w:type="dxa" w:w="60"/>
-              <w:left w:type="dxa" w:w="90"/>
-              <w:bottom w:type="dxa" w:w="60"/>
-              <w:right w:type="dxa" w:w="90"/>
-            </w:tcMar>
-          </w:tcPr>
-          <w:p>
-            <w:pPr>
-              <w:spacing w:after="0" w:line="260"/>
-              <w:jc w:val="left"/>
-            </w:pPr>
-            <w:r>
-              <w:rPr>
-                <w:b w:val="false"/>
-                <w:bCs w:val="false"/>
-                <w:sz w:val="16"/>
-                <w:szCs w:val="16"/>
-              </w:rPr>
-              <w:t xml:space="preserve">하단 개방 공기층 (500×20×300) </w:t>
-            </w:r>
+            <w:tcW w:type="dxa" w:w="1223"/>
+            <w:tcMar>
+              <w:top w:type="dxa" w:w="60"/>
+              <w:left w:type="dxa" w:w="90"/>
+              <w:bottom w:type="dxa" w:w="60"/>
+              <w:right w:type="dxa" w:w="90"/>
+            </w:tcMar>
+          </w:tcPr>
+          <w:p>
+            <w:pPr>
+              <w:spacing w:after="0" w:line="260"/>
+              <w:jc w:val="left"/>
+            </w:pPr>
+            <w:r>
+              <w:rPr>
+                <w:b w:val="false"/>
+                <w:bCs w:val="false"/>
+                <w:sz w:val="16"/>
+                <w:szCs w:val="16"/>
+              </w:rPr>
+              <w:t xml:space="preserve">고장 시 집중</w:t>
+            </w:r>
+          </w:p>
+        </w:tc>
+        <w:tc>
+          <w:tcPr>
+            <w:tcW w:type="dxa" w:w="2968"/>
+            <w:tcMar>
+              <w:top w:type="dxa" w:w="60"/>
+              <w:left w:type="dxa" w:w="90"/>
+              <w:bottom w:type="dxa" w:w="60"/>
+              <w:right w:type="dxa" w:w="90"/>
+            </w:tcMar>
+          </w:tcPr>
+          <w:p>
+            <w:pPr>
+              <w:spacing w:after="0" w:line="260"/>
+              <w:jc w:val="left"/>
+            </w:pPr>
+            <w:r>
+              <w:rPr>
+                <w:b w:val="false"/>
+                <w:bCs w:val="false"/>
+                <w:sz w:val="16"/>
+                <w:szCs w:val="16"/>
+              </w:rPr>
+              <w:t xml:space="preserve">커넥터 1개 이탈 시 40A, SMPS 과전류 보호 구간에서 회로당 40A</w:t>
+            </w:r>
+          </w:p>
+        </w:tc>
+        <w:tc>
+          <w:tcPr>
+            <w:tcW w:type="dxa" w:w="2610"/>
+            <w:tcMar>
+              <w:top w:type="dxa" w:w="60"/>
+              <w:left w:type="dxa" w:w="90"/>
+              <w:bottom w:type="dxa" w:w="60"/>
+              <w:right w:type="dxa" w:w="90"/>
+            </w:tcMar>
+          </w:tcPr>
+          <w:p>
+            <w:pPr>
+              <w:spacing w:after="0" w:line="260"/>
+              <w:jc w:val="left"/>
+            </w:pPr>
+            <w:r>
+              <w:rPr>
+                <w:b w:val="false"/>
+                <w:bCs w:val="false"/>
+                <w:sz w:val="16"/>
+                <w:szCs w:val="16"/>
+              </w:rPr>
+              <w:t xml:space="preserve">과열·용융</w:t>
+            </w:r>
+          </w:p>
+        </w:tc>
+        <w:tc>
+          <w:tcPr>
+            <w:tcW w:type="dxa" w:w="3105"/>
+            <w:tcMar>
+              <w:top w:type="dxa" w:w="60"/>
+              <w:left w:type="dxa" w:w="90"/>
+              <w:bottom w:type="dxa" w:w="60"/>
+              <w:right w:type="dxa" w:w="90"/>
+            </w:tcMar>
+          </w:tcPr>
+          <w:p>
+            <w:pPr>
+              <w:spacing w:after="0" w:line="260"/>
+              <w:jc w:val="left"/>
+            </w:pPr>
+            <w:r>
+              <w:rPr>
+                <w:b w:val="false"/>
+                <w:bCs w:val="false"/>
+                <w:sz w:val="16"/>
+                <w:szCs w:val="16"/>
+              </w:rPr>
+              <w:t xml:space="preserve">회로별 30A 퓨즈 또는 NTC 온도 감시, SMPS당 40A 휘도 상한</w:t>
+            </w:r>
+          </w:p>
+        </w:tc>
+      </w:tr>
+    </w:tbl>
+    <w:p>
+      <w:pPr>
+        <w:spacing w:after="80"/>
+      </w:pPr>
+    </w:p>
+    <w:p>
+      <w:pPr>
+        <w:pStyle w:val="Heading2"/>
+        <w:keepNext/>
+        <w:spacing w:after="80" w:before="200"/>
+      </w:pPr>
+      <w:r>
+        <w:rPr>
+          <w:b/>
+          <w:bCs/>
+          <w:color w:val="1B2329"/>
+          <w:sz w:val="22"/>
+          <w:szCs w:val="22"/>
+        </w:rPr>
+        <w:t xml:space="preserve">권장 구성</w:t>
+      </w:r>
+    </w:p>
+    <w:p>
+      <w:pPr>
+        <w:pStyle w:val="ListParagraph"/>
+        <w:numPr>
+          <w:ilvl w:val="0"/>
+          <w:numId w:val="2"/>
+        </w:numPr>
+        <w:spacing w:after="80" w:line="290"/>
+      </w:pPr>
+      <w:r>
+        <w:rPr>
+          <w:b/>
+          <w:bCs/>
+          <w:sz w:val="19"/>
+          <w:szCs w:val="19"/>
+        </w:rPr>
+        <w:t xml:space="preserve">커넥터:</w:t>
+      </w:r>
+      <w:r>
+        <w:rPr>
+          <w:sz w:val="19"/>
+          <w:szCs w:val="19"/>
+        </w:rPr>
+        <w:t xml:space="preserve"> 정품 XT90H 4개(SMPS당 2개). Hub 쪽도 SMPS별로 부하를 나누고 두 SMPS 5V를 묶지 않음. XT90-S(안티스파크)는 5V에서 불필요</w:t>
+      </w:r>
+    </w:p>
+    <w:p>
+      <w:pPr>
+        <w:pStyle w:val="ListParagraph"/>
+        <w:numPr>
+          <w:ilvl w:val="0"/>
+          <w:numId w:val="2"/>
+        </w:numPr>
+        <w:spacing w:after="80" w:line="290"/>
+      </w:pPr>
+      <w:r>
+        <w:rPr>
+          <w:b/>
+          <w:bCs/>
+          <w:sz w:val="19"/>
+          <w:szCs w:val="19"/>
+        </w:rPr>
+        <w:t xml:space="preserve">케이블:</w:t>
+      </w:r>
+      <w:r>
+        <w:rPr>
+          <w:sz w:val="19"/>
+          <w:szCs w:val="19"/>
+        </w:rPr>
+        <w:t xml:space="preserve"> 실리콘 10AWG, 편도 0.5m</w:t>
+      </w:r>
+    </w:p>
+    <w:p>
+      <w:pPr>
+        <w:pStyle w:val="ListParagraph"/>
+        <w:numPr>
+          <w:ilvl w:val="0"/>
+          <w:numId w:val="2"/>
+        </w:numPr>
+        <w:spacing w:after="80" w:line="290"/>
+      </w:pPr>
+      <w:r>
+        <w:rPr>
+          <w:b/>
+          <w:bCs/>
+          <w:sz w:val="19"/>
+          <w:szCs w:val="19"/>
+        </w:rPr>
+        <w:t xml:space="preserve">배치:</w:t>
+      </w:r>
+      <w:r>
+        <w:rPr>
+          <w:sz w:val="19"/>
+          <w:szCs w:val="19"/>
+        </w:rPr>
+        <w:t xml:space="preserve"> 커넥터는 함체 안, 가능하면 덜 뜨거운 SMPS 핀 함체 쪽</w:t>
+      </w:r>
+    </w:p>
+    <w:p>
+      <w:pPr>
+        <w:pStyle w:val="ListParagraph"/>
+        <w:numPr>
+          <w:ilvl w:val="0"/>
+          <w:numId w:val="2"/>
+        </w:numPr>
+        <w:spacing w:after="80" w:line="290"/>
+      </w:pPr>
+      <w:r>
+        <w:rPr>
+          <w:b/>
+          <w:bCs/>
+          <w:sz w:val="19"/>
+          <w:szCs w:val="19"/>
+        </w:rPr>
+        <w:t xml:space="preserve">휘도 상한:</w:t>
+      </w:r>
+      <w:r>
+        <w:rPr>
+          <w:sz w:val="19"/>
+          <w:szCs w:val="19"/>
+        </w:rPr>
+        <w:t xml:space="preserve"> Colorlight에서 SMPS당 40A(패널 400W) 이하로 제한, 과전류 보호 구간 운전 금지</w:t>
+      </w:r>
+    </w:p>
+    <w:p>
+      <w:pPr>
+        <w:pStyle w:val="ListParagraph"/>
+        <w:numPr>
+          <w:ilvl w:val="0"/>
+          <w:numId w:val="2"/>
+        </w:numPr>
+        <w:spacing w:after="80" w:line="290"/>
+      </w:pPr>
+      <w:r>
+        <w:rPr>
+          <w:b/>
+          <w:bCs/>
+          <w:sz w:val="19"/>
+          <w:szCs w:val="19"/>
+        </w:rPr>
+        <w:t xml:space="preserve">보호(둘 중 하나):</w:t>
+      </w:r>
+      <w:r>
+        <w:rPr>
+          <w:sz w:val="19"/>
+          <w:szCs w:val="19"/>
+        </w:rPr>
+        <w:t xml:space="preserve"> 회로별 30A 블레이드 퓨즈(약 50mV 추가 강하, 1W 발열, 1개 이탈 시 수 분 안에 끊어져 해당 쪽 소등). 또는 XT90 옆 NTC로 85°C 휘도 감축, 95°C 차단</w:t>
+      </w:r>
+    </w:p>
+    <w:p>
+      <w:pPr>
+        <w:pStyle w:val="Heading2"/>
+        <w:keepNext/>
+        <w:spacing w:after="80" w:before="200"/>
+      </w:pPr>
+      <w:r>
+        <w:rPr>
+          <w:b/>
+          <w:bCs/>
+          <w:color w:val="1B2329"/>
+          <w:sz w:val="22"/>
+          <w:szCs w:val="22"/>
+        </w:rPr>
+        <w:t xml:space="preserve">검증 시험</w:t>
+      </w:r>
+    </w:p>
+    <w:p>
+      <w:pPr>
+        <w:pStyle w:val="ListParagraph"/>
+        <w:numPr>
+          <w:ilvl w:val="0"/>
+          <w:numId w:val="2"/>
+        </w:numPr>
+        <w:spacing w:after="80" w:line="290"/>
+      </w:pPr>
+      <w:r>
+        <w:rPr>
+          <w:b/>
+          <w:bCs/>
+          <w:sz w:val="19"/>
+          <w:szCs w:val="19"/>
+        </w:rPr>
+        <w:t xml:space="preserve">출하 검사:</w:t>
+      </w:r>
+      <w:r>
+        <w:rPr>
+          <w:sz w:val="19"/>
+          <w:szCs w:val="19"/>
+        </w:rPr>
+        <w:t xml:space="preserve"> 회로별 루프 저항 4선식 측정. 0.5m 10AWG 기준 약 5mΩ 이하, 회로 간 편차 ±20% 이내</w:t>
+      </w:r>
+    </w:p>
+    <w:p>
+      <w:pPr>
+        <w:pStyle w:val="ListParagraph"/>
+        <w:numPr>
+          <w:ilvl w:val="0"/>
+          <w:numId w:val="2"/>
+        </w:numPr>
+        <w:spacing w:after="80" w:line="290"/>
+      </w:pPr>
+      <w:r>
+        <w:rPr>
+          <w:b/>
+          <w:bCs/>
+          <w:sz w:val="19"/>
+          <w:szCs w:val="19"/>
+        </w:rPr>
+        <w:t xml:space="preserve">통전 검사:</w:t>
+      </w:r>
+      <w:r>
+        <w:rPr>
+          <w:sz w:val="19"/>
+          <w:szCs w:val="19"/>
+        </w:rPr>
+        <w:t xml:space="preserve"> 20A 30분 통전 후 열화상 확인. 같은 패널 다른 커넥터보다 10K 이상 높으면 재작업</w:t>
+      </w:r>
+    </w:p>
+    <w:p>
+      <w:pPr>
+        <w:pStyle w:val="ListParagraph"/>
+        <w:numPr>
+          <w:ilvl w:val="0"/>
+          <w:numId w:val="2"/>
+        </w:numPr>
+        <w:spacing w:after="80" w:line="290"/>
+      </w:pPr>
+      <w:r>
+        <w:rPr>
+          <w:b/>
+          <w:bCs/>
+          <w:sz w:val="19"/>
+          <w:szCs w:val="19"/>
+        </w:rPr>
+        <w:t xml:space="preserve">열시험:</w:t>
+      </w:r>
+      <w:r>
+        <w:rPr>
+          <w:sz w:val="19"/>
+          <w:szCs w:val="19"/>
+        </w:rPr>
+        <w:t xml:space="preserve"> 63°C 항온에서 회로당 20A 2시간. 하우징 105°C 이하, 시험 전후 저항 변화 10% 이내</w:t>
+      </w:r>
+    </w:p>
+    <w:p>
+      <w:pPr>
+        <w:pStyle w:val="ListParagraph"/>
+        <w:numPr>
+          <w:ilvl w:val="0"/>
+          <w:numId w:val="2"/>
+        </w:numPr>
+        <w:spacing w:after="80" w:line="290"/>
+      </w:pPr>
+      <w:r>
+        <w:rPr>
+          <w:b/>
+          <w:bCs/>
+          <w:sz w:val="19"/>
+          <w:szCs w:val="19"/>
+        </w:rPr>
+        <w:t xml:space="preserve">정기 점검:</w:t>
+      </w:r>
+      <w:r>
+        <w:rPr>
+          <w:sz w:val="19"/>
+          <w:szCs w:val="19"/>
+        </w:rPr>
+        <w:t xml:space="preserve"> 연 1회 여름 한낮에 열화상과 mΩ 재측정</w:t>
+      </w:r>
+    </w:p>
+    <w:p>
+      <w:pPr>
+        <w:pBdr>
+          <w:left w:val="single" w:color="9A6700" w:sz="18" w:space="6"/>
+        </w:pBdr>
+        <w:shd w:fill="FBF1D6" w:color="auto" w:val="clear"/>
+        <w:spacing w:after="160" w:before="120" w:line="300"/>
+      </w:pPr>
+      <w:r>
+        <w:rPr>
+          <w:b/>
+          <w:bCs/>
+          <w:sz w:val="18"/>
+          <w:szCs w:val="18"/>
+        </w:rPr>
+        <w:t xml:space="preserve">중재 의견:</w:t>
+      </w:r>
+      <w:r>
+        <w:rPr>
+          <w:sz w:val="18"/>
+          <w:szCs w:val="18"/>
+        </w:rPr>
+        <w:t xml:space="preserve"> 패널당 XT90 4개(SMPS당 2개, 커넥터당 20A)에 실리콘 10AWG 0.5m 구성은 정상 운전에서 커넥터·케이블·전압 모두 여유가 있습니다. 남는 위험은 커넥터 하나가 풀려 같은 SMPS의 나머지 하나에 40A가 몰리는 경우뿐이므로, </w:t>
+      </w:r>
+      <w:r>
+        <w:rPr>
+          <w:b/>
+          <w:bCs/>
+          <w:sz w:val="18"/>
+          <w:szCs w:val="18"/>
+        </w:rPr>
+        <w:t xml:space="preserve">결합부 고정과 회로별 퓨즈(또는 온도 감시)를 합격 조건</w:t>
+      </w:r>
+      <w:r>
+        <w:rPr>
+          <w:sz w:val="18"/>
+          <w:szCs w:val="18"/>
+        </w:rPr>
+        <w:t xml:space="preserve">으로 요청합니다. XT90 정격 원문(Amass 사양서)은 이 환경에서 열지 못해 판매처 표기와 검색 요약으로 확인했으므로, 업체에 사양서를 요청해 확인합니다.</w:t>
+      </w:r>
+    </w:p>
+    <w:p>
+      <w:pPr>
+        <w:pStyle w:val="Heading1"/>
+        <w:keepNext/>
+        <w:pBdr>
+          <w:bottom w:val="single" w:color="0F4C5C" w:sz="8" w:space="4"/>
+        </w:pBdr>
+        <w:spacing w:after="140" w:before="360"/>
+      </w:pPr>
+      <w:r>
+        <w:rPr>
+          <w:b/>
+          <w:bCs/>
+          <w:color w:val="0F4C5C"/>
+          <w:sz w:val="28"/>
+          <w:szCs w:val="28"/>
+        </w:rPr>
+        <w:t xml:space="preserve">11  검토 항목 (위치 · 문제점 · 예상 현상 · 개선 검토 사항)</w:t>
+      </w:r>
+    </w:p>
+    <w:p>
+      <w:pPr>
+        <w:spacing w:after="160" w:before="60" w:line="276"/>
+      </w:pPr>
+      <w:r>
+        <w:rPr>
+          <w:b/>
+          <w:bCs/>
+          <w:color w:val="0F4C5C"/>
+          <w:sz w:val="16"/>
+          <w:szCs w:val="16"/>
+        </w:rPr>
+        <w:t xml:space="preserve">[추가]</w:t>
+      </w:r>
+      <w:r>
+        <w:rPr>
+          <w:color w:val="5A6771"/>
+          <w:sz w:val="16"/>
+          <w:szCs w:val="16"/>
+        </w:rPr>
+        <w:t xml:space="preserve"> v1 요청서에 없던 항목 · </w:t>
+      </w:r>
+      <w:r>
+        <w:rPr>
+          <w:b/>
+          <w:bCs/>
+          <w:color w:val="0F4C5C"/>
+          <w:sz w:val="16"/>
+          <w:szCs w:val="16"/>
+        </w:rPr>
+        <w:t xml:space="preserve">[수정]</w:t>
+      </w:r>
+      <w:r>
+        <w:rPr>
+          <w:color w:val="5A6771"/>
+          <w:sz w:val="16"/>
+          <w:szCs w:val="16"/>
+        </w:rPr>
+        <w:t xml:space="preserve"> 새 조건으로 바뀐 항목</w:t>
+      </w:r>
+    </w:p>
+    <w:tbl>
+      <w:tblPr>
+        <w:tblW w:type="dxa" w:w="9906"/>
+        <w:tblBorders>
+          <w:top w:val="single" w:color="C9D1D6" w:sz="4"/>
+          <w:left w:val="single" w:color="C9D1D6" w:sz="4"/>
+          <w:bottom w:val="single" w:color="C9D1D6" w:sz="4"/>
+          <w:right w:val="single" w:color="C9D1D6" w:sz="4"/>
+          <w:insideH w:val="single" w:color="C9D1D6" w:sz="4"/>
+          <w:insideV w:val="single" w:color="C9D1D6" w:sz="4"/>
+        </w:tblBorders>
+        <w:tblLayout w:type="fixed"/>
+      </w:tblPr>
+      <w:tblGrid>
+        <w:gridCol w:w="697"/>
+        <w:gridCol w:w="1841"/>
+        <w:gridCol w:w="2325"/>
+        <w:gridCol w:w="2521"/>
+        <w:gridCol w:w="2522"/>
+      </w:tblGrid>
+      <w:tr>
+        <w:trPr>
+          <w:cantSplit/>
+          <w:tblHeader/>
+        </w:trPr>
+        <w:tc>
+          <w:tcPr>
+            <w:tcW w:type="dxa" w:w="697"/>
+            <w:shd w:fill="EEF1F3" w:color="auto" w:val="clear"/>
+            <w:tcMar>
+              <w:top w:type="dxa" w:w="60"/>
+              <w:left w:type="dxa" w:w="90"/>
+              <w:bottom w:type="dxa" w:w="60"/>
+              <w:right w:type="dxa" w:w="90"/>
+            </w:tcMar>
+          </w:tcPr>
+          <w:p>
+            <w:pPr>
+              <w:spacing w:after="0" w:line="260"/>
+              <w:jc w:val="left"/>
+            </w:pPr>
             <w:r>
               <w:rPr>
                 <w:b/>
                 <w:bCs/>
-                <w:color w:val="0F4C5C"/>
-                <w:sz w:val="16"/>
-                <w:szCs w:val="16"/>
-              </w:rPr>
-              <w:t xml:space="preserve">[수정]</w:t>
-            </w:r>
-          </w:p>
-        </w:tc>
-        <w:tc>
-          <w:tcPr>
-            <w:tcW w:type="dxa" w:w="2379"/>
-            <w:tcMar>
-              <w:top w:type="dxa" w:w="60"/>
-              <w:left w:type="dxa" w:w="90"/>
-              <w:bottom w:type="dxa" w:w="60"/>
-              <w:right w:type="dxa" w:w="90"/>
-            </w:tcMar>
-          </w:tcPr>
-          <w:p>
-            <w:pPr>
-              <w:spacing w:after="0" w:line="260"/>
-              <w:jc w:val="left"/>
-            </w:pPr>
-            <w:r>
-              <w:rPr>
-                <w:b w:val="false"/>
-                <w:bCs w:val="false"/>
-                <w:sz w:val="16"/>
-                <w:szCs w:val="16"/>
-              </w:rPr>
-              <w:t xml:space="preserve">출구가 없는 막힌 공간. 윗면·옆면·뒷면 모두 개구 불가</w:t>
-            </w:r>
-          </w:p>
-        </w:tc>
-        <w:tc>
-          <w:tcPr>
-            <w:tcW w:type="dxa" w:w="2462"/>
-            <w:tcMar>
-              <w:top w:type="dxa" w:w="60"/>
-              <w:left w:type="dxa" w:w="90"/>
-              <w:bottom w:type="dxa" w:w="60"/>
-              <w:right w:type="dxa" w:w="90"/>
-            </w:tcMar>
-          </w:tcPr>
-          <w:p>
-            <w:pPr>
-              <w:spacing w:after="0" w:line="260"/>
-              <w:jc w:val="left"/>
-            </w:pPr>
-            <w:r>
-              <w:rPr>
-                <w:b w:val="false"/>
-                <w:bCs w:val="false"/>
-                <w:sz w:val="16"/>
-                <w:szCs w:val="16"/>
-              </w:rPr>
-              <w:t xml:space="preserve">공기층 약 84°C, PV 약 95°C</w:t>
-            </w:r>
-          </w:p>
-        </w:tc>
-        <w:tc>
-          <w:tcPr>
-            <w:tcW w:type="dxa" w:w="2462"/>
-            <w:tcMar>
-              <w:top w:type="dxa" w:w="60"/>
-              <w:left w:type="dxa" w:w="90"/>
-              <w:bottom w:type="dxa" w:w="60"/>
-              <w:right w:type="dxa" w:w="90"/>
-            </w:tcMar>
-          </w:tcPr>
-          <w:p>
-            <w:pPr>
-              <w:spacing w:after="0" w:line="260"/>
-              <w:jc w:val="left"/>
-            </w:pPr>
-            <w:r>
-              <w:rPr>
-                <w:b w:val="false"/>
-                <w:bCs w:val="false"/>
-                <w:sz w:val="16"/>
-                <w:szCs w:val="16"/>
-              </w:rPr>
-              <w:t xml:space="preserve">2안으로 공기층 높이를 150mm로 줄여 뜨거운 면적을 절반으로. 1안이면 공기층 자체가 없어짐</w:t>
+                <w:sz w:val="16"/>
+                <w:szCs w:val="16"/>
+              </w:rPr>
+              <w:t xml:space="preserve">#</w:t>
+            </w:r>
+          </w:p>
+        </w:tc>
+        <w:tc>
+          <w:tcPr>
+            <w:tcW w:type="dxa" w:w="1841"/>
+            <w:shd w:fill="EEF1F3" w:color="auto" w:val="clear"/>
+            <w:tcMar>
+              <w:top w:type="dxa" w:w="60"/>
+              <w:left w:type="dxa" w:w="90"/>
+              <w:bottom w:type="dxa" w:w="60"/>
+              <w:right w:type="dxa" w:w="90"/>
+            </w:tcMar>
+          </w:tcPr>
+          <w:p>
+            <w:pPr>
+              <w:spacing w:after="0" w:line="260"/>
+              <w:jc w:val="left"/>
+            </w:pPr>
+            <w:r>
+              <w:rPr>
+                <w:b/>
+                <w:bCs/>
+                <w:sz w:val="16"/>
+                <w:szCs w:val="16"/>
+              </w:rPr>
+              <w:t xml:space="preserve">검토 위치</w:t>
+            </w:r>
+          </w:p>
+        </w:tc>
+        <w:tc>
+          <w:tcPr>
+            <w:tcW w:type="dxa" w:w="2325"/>
+            <w:shd w:fill="EEF1F3" w:color="auto" w:val="clear"/>
+            <w:tcMar>
+              <w:top w:type="dxa" w:w="60"/>
+              <w:left w:type="dxa" w:w="90"/>
+              <w:bottom w:type="dxa" w:w="60"/>
+              <w:right w:type="dxa" w:w="90"/>
+            </w:tcMar>
+          </w:tcPr>
+          <w:p>
+            <w:pPr>
+              <w:spacing w:after="0" w:line="260"/>
+              <w:jc w:val="left"/>
+            </w:pPr>
+            <w:r>
+              <w:rPr>
+                <w:b/>
+                <w:bCs/>
+                <w:sz w:val="16"/>
+                <w:szCs w:val="16"/>
+              </w:rPr>
+              <w:t xml:space="preserve">문제점</w:t>
+            </w:r>
+          </w:p>
+        </w:tc>
+        <w:tc>
+          <w:tcPr>
+            <w:tcW w:type="dxa" w:w="2521"/>
+            <w:shd w:fill="EEF1F3" w:color="auto" w:val="clear"/>
+            <w:tcMar>
+              <w:top w:type="dxa" w:w="60"/>
+              <w:left w:type="dxa" w:w="90"/>
+              <w:bottom w:type="dxa" w:w="60"/>
+              <w:right w:type="dxa" w:w="90"/>
+            </w:tcMar>
+          </w:tcPr>
+          <w:p>
+            <w:pPr>
+              <w:spacing w:after="0" w:line="260"/>
+              <w:jc w:val="left"/>
+            </w:pPr>
+            <w:r>
+              <w:rPr>
+                <w:b/>
+                <w:bCs/>
+                <w:sz w:val="16"/>
+                <w:szCs w:val="16"/>
+              </w:rPr>
+              <w:t xml:space="preserve">예상 현상</w:t>
+            </w:r>
+          </w:p>
+        </w:tc>
+        <w:tc>
+          <w:tcPr>
+            <w:tcW w:type="dxa" w:w="2522"/>
+            <w:shd w:fill="EEF1F3" w:color="auto" w:val="clear"/>
+            <w:tcMar>
+              <w:top w:type="dxa" w:w="60"/>
+              <w:left w:type="dxa" w:w="90"/>
+              <w:bottom w:type="dxa" w:w="60"/>
+              <w:right w:type="dxa" w:w="90"/>
+            </w:tcMar>
+          </w:tcPr>
+          <w:p>
+            <w:pPr>
+              <w:spacing w:after="0" w:line="260"/>
+              <w:jc w:val="left"/>
+            </w:pPr>
+            <w:r>
+              <w:rPr>
+                <w:b/>
+                <w:bCs/>
+                <w:sz w:val="16"/>
+                <w:szCs w:val="16"/>
+              </w:rPr>
+              <w:t xml:space="preserve">개선 검토 사항</w:t>
             </w:r>
           </w:p>
         </w:tc>
@@ -19025,53 +18428,53 @@
         </w:trPr>
         <w:tc>
           <w:tcPr>
-            <w:tcW w:type="dxa" w:w="696"/>
-            <w:tcMar>
-              <w:top w:type="dxa" w:w="60"/>
-              <w:left w:type="dxa" w:w="90"/>
-              <w:bottom w:type="dxa" w:w="60"/>
-              <w:right w:type="dxa" w:w="90"/>
-            </w:tcMar>
-          </w:tcPr>
-          <w:p>
-            <w:pPr>
-              <w:spacing w:after="0" w:line="260"/>
-              <w:jc w:val="right"/>
-            </w:pPr>
-            <w:r>
-              <w:rPr>
-                <w:b w:val="false"/>
-                <w:bCs w:val="false"/>
-                <w:sz w:val="16"/>
-                <w:szCs w:val="16"/>
-              </w:rPr>
-              <w:t xml:space="preserve">2-3</w:t>
-            </w:r>
-          </w:p>
-        </w:tc>
-        <w:tc>
-          <w:tcPr>
-            <w:tcW w:type="dxa" w:w="1907"/>
-            <w:tcMar>
-              <w:top w:type="dxa" w:w="60"/>
-              <w:left w:type="dxa" w:w="90"/>
-              <w:bottom w:type="dxa" w:w="60"/>
-              <w:right w:type="dxa" w:w="90"/>
-            </w:tcMar>
-          </w:tcPr>
-          <w:p>
-            <w:pPr>
-              <w:spacing w:after="0" w:line="260"/>
-              <w:jc w:val="left"/>
-            </w:pPr>
-            <w:r>
-              <w:rPr>
-                <w:b w:val="false"/>
-                <w:bCs w:val="false"/>
-                <w:sz w:val="16"/>
-                <w:szCs w:val="16"/>
-              </w:rPr>
-              <w:t xml:space="preserve">벽 쪽 공간 (세로 연속 배치) </w:t>
+            <w:tcW w:type="dxa" w:w="697"/>
+            <w:tcMar>
+              <w:top w:type="dxa" w:w="60"/>
+              <w:left w:type="dxa" w:w="90"/>
+              <w:bottom w:type="dxa" w:w="60"/>
+              <w:right w:type="dxa" w:w="90"/>
+            </w:tcMar>
+          </w:tcPr>
+          <w:p>
+            <w:pPr>
+              <w:spacing w:after="0" w:line="260"/>
+              <w:jc w:val="right"/>
+            </w:pPr>
+            <w:r>
+              <w:rPr>
+                <w:b w:val="false"/>
+                <w:bCs w:val="false"/>
+                <w:sz w:val="16"/>
+                <w:szCs w:val="16"/>
+              </w:rPr>
+              <w:t xml:space="preserve">1-1</w:t>
+            </w:r>
+          </w:p>
+        </w:tc>
+        <w:tc>
+          <w:tcPr>
+            <w:tcW w:type="dxa" w:w="1841"/>
+            <w:tcMar>
+              <w:top w:type="dxa" w:w="60"/>
+              <w:left w:type="dxa" w:w="90"/>
+              <w:bottom w:type="dxa" w:w="60"/>
+              <w:right w:type="dxa" w:w="90"/>
+            </w:tcMar>
+          </w:tcPr>
+          <w:p>
+            <w:pPr>
+              <w:spacing w:after="0" w:line="260"/>
+              <w:jc w:val="left"/>
+            </w:pPr>
+            <w:r>
+              <w:rPr>
+                <w:b w:val="false"/>
+                <w:bCs w:val="false"/>
+                <w:sz w:val="16"/>
+                <w:szCs w:val="16"/>
+              </w:rPr>
+              <w:t xml:space="preserve">FPCB 90° 굴곡부 / 프레임·슬롯 모서리 </w:t>
             </w:r>
             <w:r>
               <w:rPr>
@@ -19081,85 +18484,85 @@
                 <w:sz w:val="16"/>
                 <w:szCs w:val="16"/>
               </w:rPr>
-              <w:t xml:space="preserve">[추가]</w:t>
-            </w:r>
-          </w:p>
-        </w:tc>
-        <w:tc>
-          <w:tcPr>
-            <w:tcW w:type="dxa" w:w="2379"/>
-            <w:tcMar>
-              <w:top w:type="dxa" w:w="60"/>
-              <w:left w:type="dxa" w:w="90"/>
-              <w:bottom w:type="dxa" w:w="60"/>
-              <w:right w:type="dxa" w:w="90"/>
-            </w:tcMar>
-          </w:tcPr>
-          <w:p>
-            <w:pPr>
-              <w:spacing w:after="0" w:line="260"/>
-              <w:jc w:val="left"/>
-            </w:pPr>
-            <w:r>
-              <w:rPr>
-                <w:b w:val="false"/>
-                <w:bCs w:val="false"/>
-                <w:sz w:val="16"/>
-                <w:szCs w:val="16"/>
-              </w:rPr>
-              <w:t xml:space="preserve">패널마다 뒤로 150~245W를 내보냄</w:t>
-            </w:r>
-          </w:p>
-        </w:tc>
-        <w:tc>
-          <w:tcPr>
-            <w:tcW w:type="dxa" w:w="2462"/>
-            <w:tcMar>
-              <w:top w:type="dxa" w:w="60"/>
-              <w:left w:type="dxa" w:w="90"/>
-              <w:bottom w:type="dxa" w:w="60"/>
-              <w:right w:type="dxa" w:w="90"/>
-            </w:tcMar>
-          </w:tcPr>
-          <w:p>
-            <w:pPr>
-              <w:spacing w:after="0" w:line="260"/>
-              <w:jc w:val="left"/>
-            </w:pPr>
-            <w:r>
-              <w:rPr>
-                <w:b w:val="false"/>
-                <w:bCs w:val="false"/>
-                <w:sz w:val="16"/>
-                <w:szCs w:val="16"/>
-              </w:rPr>
-              <w:t xml:space="preserve">막혀 있으면 위층 뒤 공기가 14~27K 상승</w:t>
-            </w:r>
-          </w:p>
-        </w:tc>
-        <w:tc>
-          <w:tcPr>
-            <w:tcW w:type="dxa" w:w="2462"/>
-            <w:tcMar>
-              <w:top w:type="dxa" w:w="60"/>
-              <w:left w:type="dxa" w:w="90"/>
-              <w:bottom w:type="dxa" w:w="60"/>
-              <w:right w:type="dxa" w:w="90"/>
-            </w:tcMar>
-          </w:tcPr>
-          <w:p>
-            <w:pPr>
-              <w:spacing w:after="0" w:line="260"/>
-              <w:jc w:val="left"/>
-            </w:pPr>
-            <w:r>
-              <w:rPr>
-                <w:b w:val="false"/>
-                <w:bCs w:val="false"/>
-                <w:sz w:val="16"/>
-                <w:szCs w:val="16"/>
-              </w:rPr>
-              <w:t xml:space="preserve">2~3장마다 수평 차단 + 옆으로 배기. 1안은 벽 간격 250mm 이상, 2안은 100mm 이상</w:t>
+              <w:t xml:space="preserve">[수정]</w:t>
+            </w:r>
+          </w:p>
+        </w:tc>
+        <w:tc>
+          <w:tcPr>
+            <w:tcW w:type="dxa" w:w="2325"/>
+            <w:tcMar>
+              <w:top w:type="dxa" w:w="60"/>
+              <w:left w:type="dxa" w:w="90"/>
+              <w:bottom w:type="dxa" w:w="60"/>
+              <w:right w:type="dxa" w:w="90"/>
+            </w:tcMar>
+          </w:tcPr>
+          <w:p>
+            <w:pPr>
+              <w:spacing w:after="0" w:line="260"/>
+              <w:jc w:val="left"/>
+            </w:pPr>
+            <w:r>
+              <w:rPr>
+                <w:b w:val="false"/>
+                <w:bCs w:val="false"/>
+                <w:sz w:val="16"/>
+                <w:szCs w:val="16"/>
+              </w:rPr>
+              <w:t xml:space="preserve">30×100mm FPCB 11개가 윗면 프레임을 지나며 꺾임. 절단면 버와 날카로운 모서리</w:t>
+            </w:r>
+          </w:p>
+        </w:tc>
+        <w:tc>
+          <w:tcPr>
+            <w:tcW w:type="dxa" w:w="2521"/>
+            <w:tcMar>
+              <w:top w:type="dxa" w:w="60"/>
+              <w:left w:type="dxa" w:w="90"/>
+              <w:bottom w:type="dxa" w:w="60"/>
+              <w:right w:type="dxa" w:w="90"/>
+            </w:tcMar>
+          </w:tcPr>
+          <w:p>
+            <w:pPr>
+              <w:spacing w:after="0" w:line="260"/>
+              <w:jc w:val="left"/>
+            </w:pPr>
+            <w:r>
+              <w:rPr>
+                <w:b w:val="false"/>
+                <w:bCs w:val="false"/>
+                <w:sz w:val="16"/>
+                <w:szCs w:val="16"/>
+              </w:rPr>
+              <w:t xml:space="preserve">풍진동·열팽창으로 커버레이 마모 → 도체 노출, 단락·단선</w:t>
+            </w:r>
+          </w:p>
+        </w:tc>
+        <w:tc>
+          <w:tcPr>
+            <w:tcW w:type="dxa" w:w="2522"/>
+            <w:tcMar>
+              <w:top w:type="dxa" w:w="60"/>
+              <w:left w:type="dxa" w:w="90"/>
+              <w:bottom w:type="dxa" w:w="60"/>
+              <w:right w:type="dxa" w:w="90"/>
+            </w:tcMar>
+          </w:tcPr>
+          <w:p>
+            <w:pPr>
+              <w:spacing w:after="0" w:line="260"/>
+              <w:jc w:val="left"/>
+            </w:pPr>
+            <w:r>
+              <w:rPr>
+                <w:b w:val="false"/>
+                <w:bCs w:val="false"/>
+                <w:sz w:val="16"/>
+                <w:szCs w:val="16"/>
+              </w:rPr>
+              <w:t xml:space="preserve">슬롯 모서리 R0.5 이상 또는 C0.5, 디버링 검사. EPDM U형 엣지 트림. 개별 또는 2~3개 단위 슬롯. 굴곡 R은 두께 10배 이상. 굴곡 지그로 R을 일정하게</w:t>
             </w:r>
           </w:p>
         </w:tc>
@@ -19171,53 +18574,53 @@
         </w:trPr>
         <w:tc>
           <w:tcPr>
-            <w:tcW w:type="dxa" w:w="696"/>
-            <w:tcMar>
-              <w:top w:type="dxa" w:w="60"/>
-              <w:left w:type="dxa" w:w="90"/>
-              <w:bottom w:type="dxa" w:w="60"/>
-              <w:right w:type="dxa" w:w="90"/>
-            </w:tcMar>
-          </w:tcPr>
-          <w:p>
-            <w:pPr>
-              <w:spacing w:after="0" w:line="260"/>
-              <w:jc w:val="right"/>
-            </w:pPr>
-            <w:r>
-              <w:rPr>
-                <w:b w:val="false"/>
-                <w:bCs w:val="false"/>
-                <w:sz w:val="16"/>
-                <w:szCs w:val="16"/>
-              </w:rPr>
-              <w:t xml:space="preserve">2-4</w:t>
-            </w:r>
-          </w:p>
-        </w:tc>
-        <w:tc>
-          <w:tcPr>
-            <w:tcW w:type="dxa" w:w="1907"/>
-            <w:tcMar>
-              <w:top w:type="dxa" w:w="60"/>
-              <w:left w:type="dxa" w:w="90"/>
-              <w:bottom w:type="dxa" w:w="60"/>
-              <w:right w:type="dxa" w:w="90"/>
-            </w:tcMar>
-          </w:tcPr>
-          <w:p>
-            <w:pPr>
-              <w:spacing w:after="0" w:line="260"/>
-              <w:jc w:val="left"/>
-            </w:pPr>
-            <w:r>
-              <w:rPr>
-                <w:b w:val="false"/>
-                <w:bCs w:val="false"/>
-                <w:sz w:val="16"/>
-                <w:szCs w:val="16"/>
-              </w:rPr>
-              <w:t xml:space="preserve">LED 유리층 </w:t>
+            <w:tcW w:type="dxa" w:w="697"/>
+            <w:tcMar>
+              <w:top w:type="dxa" w:w="60"/>
+              <w:left w:type="dxa" w:w="90"/>
+              <w:bottom w:type="dxa" w:w="60"/>
+              <w:right w:type="dxa" w:w="90"/>
+            </w:tcMar>
+          </w:tcPr>
+          <w:p>
+            <w:pPr>
+              <w:spacing w:after="0" w:line="260"/>
+              <w:jc w:val="right"/>
+            </w:pPr>
+            <w:r>
+              <w:rPr>
+                <w:b w:val="false"/>
+                <w:bCs w:val="false"/>
+                <w:sz w:val="16"/>
+                <w:szCs w:val="16"/>
+              </w:rPr>
+              <w:t xml:space="preserve">1-2</w:t>
+            </w:r>
+          </w:p>
+        </w:tc>
+        <w:tc>
+          <w:tcPr>
+            <w:tcW w:type="dxa" w:w="1841"/>
+            <w:tcMar>
+              <w:top w:type="dxa" w:w="60"/>
+              <w:left w:type="dxa" w:w="90"/>
+              <w:bottom w:type="dxa" w:w="60"/>
+              <w:right w:type="dxa" w:w="90"/>
+            </w:tcMar>
+          </w:tcPr>
+          <w:p>
+            <w:pPr>
+              <w:spacing w:after="0" w:line="260"/>
+              <w:jc w:val="left"/>
+            </w:pPr>
+            <w:r>
+              <w:rPr>
+                <w:b w:val="false"/>
+                <w:bCs w:val="false"/>
+                <w:sz w:val="16"/>
+                <w:szCs w:val="16"/>
+              </w:rPr>
+              <w:t xml:space="preserve">FPCB 실리콘 피복 </w:t>
             </w:r>
             <w:r>
               <w:rPr>
@@ -19227,85 +18630,85 @@
                 <w:sz w:val="16"/>
                 <w:szCs w:val="16"/>
               </w:rPr>
-              <w:t xml:space="preserve">[추가]</w:t>
-            </w:r>
-          </w:p>
-        </w:tc>
-        <w:tc>
-          <w:tcPr>
-            <w:tcW w:type="dxa" w:w="2379"/>
-            <w:tcMar>
-              <w:top w:type="dxa" w:w="60"/>
-              <w:left w:type="dxa" w:w="90"/>
-              <w:bottom w:type="dxa" w:w="60"/>
-              <w:right w:type="dxa" w:w="90"/>
-            </w:tcMar>
-          </w:tcPr>
-          <w:p>
-            <w:pPr>
-              <w:spacing w:after="0" w:line="260"/>
-              <w:jc w:val="left"/>
-            </w:pPr>
-            <w:r>
-              <w:rPr>
-                <w:b w:val="false"/>
-                <w:bCs w:val="false"/>
-                <w:sz w:val="16"/>
-                <w:szCs w:val="16"/>
-              </w:rPr>
-              <w:t xml:space="preserve">공기층 구간 전면 유리층이 계산상 90°C 안팎</w:t>
-            </w:r>
-          </w:p>
-        </w:tc>
-        <w:tc>
-          <w:tcPr>
-            <w:tcW w:type="dxa" w:w="2462"/>
-            <w:tcMar>
-              <w:top w:type="dxa" w:w="60"/>
-              <w:left w:type="dxa" w:w="90"/>
-              <w:bottom w:type="dxa" w:w="60"/>
-              <w:right w:type="dxa" w:w="90"/>
-            </w:tcMar>
-          </w:tcPr>
-          <w:p>
-            <w:pPr>
-              <w:spacing w:after="0" w:line="260"/>
-              <w:jc w:val="left"/>
-            </w:pPr>
-            <w:r>
-              <w:rPr>
-                <w:b w:val="false"/>
-                <w:bCs w:val="false"/>
-                <w:sz w:val="16"/>
-                <w:szCs w:val="16"/>
-              </w:rPr>
-              <w:t xml:space="preserve">LED 필름, OCA 접착층, 커넥터 허용 온도 초과 가능</w:t>
-            </w:r>
-          </w:p>
-        </w:tc>
-        <w:tc>
-          <w:tcPr>
-            <w:tcW w:type="dxa" w:w="2462"/>
-            <w:tcMar>
-              <w:top w:type="dxa" w:w="60"/>
-              <w:left w:type="dxa" w:w="90"/>
-              <w:bottom w:type="dxa" w:w="60"/>
-              <w:right w:type="dxa" w:w="90"/>
-            </w:tcMar>
-          </w:tcPr>
-          <w:p>
-            <w:pPr>
-              <w:spacing w:after="0" w:line="260"/>
-              <w:jc w:val="left"/>
-            </w:pPr>
-            <w:r>
-              <w:rPr>
-                <w:b w:val="false"/>
-                <w:bCs w:val="false"/>
-                <w:sz w:val="16"/>
-                <w:szCs w:val="16"/>
-              </w:rPr>
-              <w:t xml:space="preserve">업체에 각 소재 허용 온도 확인. 온도 연동 휘도 제한(예: 패널 65°C부터 단계적으로)</w:t>
+              <w:t xml:space="preserve">[수정]</w:t>
+            </w:r>
+          </w:p>
+        </w:tc>
+        <w:tc>
+          <w:tcPr>
+            <w:tcW w:type="dxa" w:w="2325"/>
+            <w:tcMar>
+              <w:top w:type="dxa" w:w="60"/>
+              <w:left w:type="dxa" w:w="90"/>
+              <w:bottom w:type="dxa" w:w="60"/>
+              <w:right w:type="dxa" w:w="90"/>
+            </w:tcMar>
+          </w:tcPr>
+          <w:p>
+            <w:pPr>
+              <w:spacing w:after="0" w:line="260"/>
+              <w:jc w:val="left"/>
+            </w:pPr>
+            <w:r>
+              <w:rPr>
+                <w:b w:val="false"/>
+                <w:bCs w:val="false"/>
+                <w:sz w:val="16"/>
+                <w:szCs w:val="16"/>
+              </w:rPr>
+              <w:t xml:space="preserve">피복 범위·재질 미정</w:t>
+            </w:r>
+          </w:p>
+        </w:tc>
+        <w:tc>
+          <w:tcPr>
+            <w:tcW w:type="dxa" w:w="2521"/>
+            <w:tcMar>
+              <w:top w:type="dxa" w:w="60"/>
+              <w:left w:type="dxa" w:w="90"/>
+              <w:bottom w:type="dxa" w:w="60"/>
+              <w:right w:type="dxa" w:w="90"/>
+            </w:tcMar>
+          </w:tcPr>
+          <w:p>
+            <w:pPr>
+              <w:spacing w:after="0" w:line="260"/>
+              <w:jc w:val="left"/>
+            </w:pPr>
+            <w:r>
+              <w:rPr>
+                <w:b w:val="false"/>
+                <w:bCs w:val="false"/>
+                <w:sz w:val="16"/>
+                <w:szCs w:val="16"/>
+              </w:rPr>
+              <w:t xml:space="preserve">초산형이면 구리 부식. 굴곡부를 덮으면 경계에서 크랙</w:t>
+            </w:r>
+          </w:p>
+        </w:tc>
+        <w:tc>
+          <w:tcPr>
+            <w:tcW w:type="dxa" w:w="2522"/>
+            <w:tcMar>
+              <w:top w:type="dxa" w:w="60"/>
+              <w:left w:type="dxa" w:w="90"/>
+              <w:bottom w:type="dxa" w:w="60"/>
+              <w:right w:type="dxa" w:w="90"/>
+            </w:tcMar>
+          </w:tcPr>
+          <w:p>
+            <w:pPr>
+              <w:spacing w:after="0" w:line="260"/>
+              <w:jc w:val="left"/>
+            </w:pPr>
+            <w:r>
+              <w:rPr>
+                <w:b w:val="false"/>
+                <w:bCs w:val="false"/>
+                <w:sz w:val="16"/>
+                <w:szCs w:val="16"/>
+              </w:rPr>
+              <w:t xml:space="preserve">중성(알콕시)형, 저분자 실록산. 굴곡 R 구간 ±3mm는 비우거나 저경도. 슬롯 접촉부는 피복이나 PI 테이프. 패널 쪽 커넥터는 포팅이나 개스킷 커버</w:t>
             </w:r>
           </w:p>
         </w:tc>
@@ -19317,131 +18720,141 @@
         </w:trPr>
         <w:tc>
           <w:tcPr>
-            <w:tcW w:type="dxa" w:w="696"/>
-            <w:tcMar>
-              <w:top w:type="dxa" w:w="60"/>
-              <w:left w:type="dxa" w:w="90"/>
-              <w:bottom w:type="dxa" w:w="60"/>
-              <w:right w:type="dxa" w:w="90"/>
-            </w:tcMar>
-          </w:tcPr>
-          <w:p>
-            <w:pPr>
-              <w:spacing w:after="0" w:line="260"/>
-              <w:jc w:val="right"/>
-            </w:pPr>
-            <w:r>
-              <w:rPr>
-                <w:b w:val="false"/>
-                <w:bCs w:val="false"/>
-                <w:sz w:val="16"/>
-                <w:szCs w:val="16"/>
-              </w:rPr>
-              <w:t xml:space="preserve">2-5</w:t>
-            </w:r>
-          </w:p>
-        </w:tc>
-        <w:tc>
-          <w:tcPr>
-            <w:tcW w:type="dxa" w:w="1907"/>
-            <w:tcMar>
-              <w:top w:type="dxa" w:w="60"/>
-              <w:left w:type="dxa" w:w="90"/>
-              <w:bottom w:type="dxa" w:w="60"/>
-              <w:right w:type="dxa" w:w="90"/>
-            </w:tcMar>
-          </w:tcPr>
-          <w:p>
-            <w:pPr>
-              <w:spacing w:after="0" w:line="260"/>
-              <w:jc w:val="left"/>
-            </w:pPr>
-            <w:r>
-              <w:rPr>
-                <w:b w:val="false"/>
-                <w:bCs w:val="false"/>
-                <w:sz w:val="16"/>
-                <w:szCs w:val="16"/>
-              </w:rPr>
-              <w:t xml:space="preserve">밀폐 함체 결로</w:t>
-            </w:r>
-          </w:p>
-        </w:tc>
-        <w:tc>
-          <w:tcPr>
-            <w:tcW w:type="dxa" w:w="2379"/>
-            <w:tcMar>
-              <w:top w:type="dxa" w:w="60"/>
-              <w:left w:type="dxa" w:w="90"/>
-              <w:bottom w:type="dxa" w:w="60"/>
-              <w:right w:type="dxa" w:w="90"/>
-            </w:tcMar>
-          </w:tcPr>
-          <w:p>
-            <w:pPr>
-              <w:spacing w:after="0" w:line="260"/>
-              <w:jc w:val="left"/>
-            </w:pPr>
-            <w:r>
-              <w:rPr>
-                <w:b w:val="false"/>
-                <w:bCs w:val="false"/>
-                <w:sz w:val="16"/>
-                <w:szCs w:val="16"/>
-              </w:rPr>
-              <w:t xml:space="preserve">주야 온도차로 함체가 호흡함</w:t>
-            </w:r>
-          </w:p>
-        </w:tc>
-        <w:tc>
-          <w:tcPr>
-            <w:tcW w:type="dxa" w:w="2462"/>
-            <w:tcMar>
-              <w:top w:type="dxa" w:w="60"/>
-              <w:left w:type="dxa" w:w="90"/>
-              <w:bottom w:type="dxa" w:w="60"/>
-              <w:right w:type="dxa" w:w="90"/>
-            </w:tcMar>
-          </w:tcPr>
-          <w:p>
-            <w:pPr>
-              <w:spacing w:after="0" w:line="260"/>
-              <w:jc w:val="left"/>
-            </w:pPr>
-            <w:r>
-              <w:rPr>
-                <w:b w:val="false"/>
-                <w:bCs w:val="false"/>
-                <w:sz w:val="16"/>
-                <w:szCs w:val="16"/>
-              </w:rPr>
-              <w:t xml:space="preserve">습기 유입 → 결로, 부식</w:t>
-            </w:r>
-          </w:p>
-        </w:tc>
-        <w:tc>
-          <w:tcPr>
-            <w:tcW w:type="dxa" w:w="2462"/>
-            <w:tcMar>
-              <w:top w:type="dxa" w:w="60"/>
-              <w:left w:type="dxa" w:w="90"/>
-              <w:bottom w:type="dxa" w:w="60"/>
-              <w:right w:type="dxa" w:w="90"/>
-            </w:tcMar>
-          </w:tcPr>
-          <w:p>
-            <w:pPr>
-              <w:spacing w:after="0" w:line="260"/>
-              <w:jc w:val="left"/>
-            </w:pPr>
-            <w:r>
-              <w:rPr>
-                <w:b w:val="false"/>
-                <w:bCs w:val="false"/>
-                <w:sz w:val="16"/>
-                <w:szCs w:val="16"/>
-              </w:rPr>
-              <w:t xml:space="preserve">ePTFE 압력평형 벤트, 최저점 배수공, 컨포멀 코팅, IP65 이상, 커넥터 하향 배치</w:t>
+            <w:tcW w:type="dxa" w:w="697"/>
+            <w:tcMar>
+              <w:top w:type="dxa" w:w="60"/>
+              <w:left w:type="dxa" w:w="90"/>
+              <w:bottom w:type="dxa" w:w="60"/>
+              <w:right w:type="dxa" w:w="90"/>
+            </w:tcMar>
+          </w:tcPr>
+          <w:p>
+            <w:pPr>
+              <w:spacing w:after="0" w:line="260"/>
+              <w:jc w:val="right"/>
+            </w:pPr>
+            <w:r>
+              <w:rPr>
+                <w:b w:val="false"/>
+                <w:bCs w:val="false"/>
+                <w:sz w:val="16"/>
+                <w:szCs w:val="16"/>
+              </w:rPr>
+              <w:t xml:space="preserve">1-3</w:t>
+            </w:r>
+          </w:p>
+        </w:tc>
+        <w:tc>
+          <w:tcPr>
+            <w:tcW w:type="dxa" w:w="1841"/>
+            <w:tcMar>
+              <w:top w:type="dxa" w:w="60"/>
+              <w:left w:type="dxa" w:w="90"/>
+              <w:bottom w:type="dxa" w:w="60"/>
+              <w:right w:type="dxa" w:w="90"/>
+            </w:tcMar>
+          </w:tcPr>
+          <w:p>
+            <w:pPr>
+              <w:spacing w:after="0" w:line="260"/>
+              <w:jc w:val="left"/>
+            </w:pPr>
+            <w:r>
+              <w:rPr>
+                <w:b w:val="false"/>
+                <w:bCs w:val="false"/>
+                <w:sz w:val="16"/>
+                <w:szCs w:val="16"/>
+              </w:rPr>
+              <w:t xml:space="preserve">FPCB 길이·배열 </w:t>
+            </w:r>
+            <w:r>
+              <w:rPr>
+                <w:b/>
+                <w:bCs/>
+                <w:color w:val="0F4C5C"/>
+                <w:sz w:val="16"/>
+                <w:szCs w:val="16"/>
+              </w:rPr>
+              <w:t xml:space="preserve">[추가]</w:t>
+            </w:r>
+          </w:p>
+        </w:tc>
+        <w:tc>
+          <w:tcPr>
+            <w:tcW w:type="dxa" w:w="2325"/>
+            <w:tcMar>
+              <w:top w:type="dxa" w:w="60"/>
+              <w:left w:type="dxa" w:w="90"/>
+              <w:bottom w:type="dxa" w:w="60"/>
+              <w:right w:type="dxa" w:w="90"/>
+            </w:tcMar>
+          </w:tcPr>
+          <w:p>
+            <w:pPr>
+              <w:spacing w:after="0" w:line="260"/>
+              <w:jc w:val="left"/>
+            </w:pPr>
+            <w:r>
+              <w:rPr>
+                <w:b w:val="false"/>
+                <w:bCs w:val="false"/>
+                <w:sz w:val="16"/>
+                <w:szCs w:val="16"/>
+              </w:rPr>
+              <w:t xml:space="preserve">100mm 안에서 굴곡·관통 후 여유 40~60mm. 11개 × 30mm = 330mm 폭</w:t>
+            </w:r>
+          </w:p>
+        </w:tc>
+        <w:tc>
+          <w:tcPr>
+            <w:tcW w:type="dxa" w:w="2521"/>
+            <w:tcMar>
+              <w:top w:type="dxa" w:w="60"/>
+              <w:left w:type="dxa" w:w="90"/>
+              <w:bottom w:type="dxa" w:w="60"/>
+              <w:right w:type="dxa" w:w="90"/>
+            </w:tcMar>
+          </w:tcPr>
+          <w:p>
+            <w:pPr>
+              <w:spacing w:after="0" w:line="260"/>
+              <w:jc w:val="left"/>
+            </w:pPr>
+            <w:r>
+              <w:rPr>
+                <w:b w:val="false"/>
+                <w:bCs w:val="false"/>
+                <w:sz w:val="16"/>
+                <w:szCs w:val="16"/>
+              </w:rPr>
+              <w:t xml:space="preserve">탈착 여유가 없어 현 구조에서는 SMPS 교체 시 FPCB 분리 필요. 1안에서는 Hub 위치에 따라 길이 부족</w:t>
+            </w:r>
+          </w:p>
+        </w:tc>
+        <w:tc>
+          <w:tcPr>
+            <w:tcW w:type="dxa" w:w="2522"/>
+            <w:tcMar>
+              <w:top w:type="dxa" w:w="60"/>
+              <w:left w:type="dxa" w:w="90"/>
+              <w:bottom w:type="dxa" w:w="60"/>
+              <w:right w:type="dxa" w:w="90"/>
+            </w:tcMar>
+          </w:tcPr>
+          <w:p>
+            <w:pPr>
+              <w:spacing w:after="0" w:line="260"/>
+              <w:jc w:val="left"/>
+            </w:pPr>
+            <w:r>
+              <w:rPr>
+                <w:b w:val="false"/>
+                <w:bCs w:val="false"/>
+                <w:sz w:val="16"/>
+                <w:szCs w:val="16"/>
+              </w:rPr>
+              <w:t xml:space="preserve">FPCB 경로 단면도 요청. 1안이면 Hub를 판 뿌리에 패널과 평행하게, 아니면 150mm 이상 재설계. 피치 확정, 번호 실크와 커넥터 키잉, 위치결정 핀</w:t>
             </w:r>
           </w:p>
         </w:tc>
@@ -19453,53 +18866,53 @@
         </w:trPr>
         <w:tc>
           <w:tcPr>
-            <w:tcW w:type="dxa" w:w="696"/>
-            <w:tcMar>
-              <w:top w:type="dxa" w:w="60"/>
-              <w:left w:type="dxa" w:w="90"/>
-              <w:bottom w:type="dxa" w:w="60"/>
-              <w:right w:type="dxa" w:w="90"/>
-            </w:tcMar>
-          </w:tcPr>
-          <w:p>
-            <w:pPr>
-              <w:spacing w:after="0" w:line="260"/>
-              <w:jc w:val="right"/>
-            </w:pPr>
-            <w:r>
-              <w:rPr>
-                <w:b w:val="false"/>
-                <w:bCs w:val="false"/>
-                <w:sz w:val="16"/>
-                <w:szCs w:val="16"/>
-              </w:rPr>
-              <w:t xml:space="preserve">3-1</w:t>
-            </w:r>
-          </w:p>
-        </w:tc>
-        <w:tc>
-          <w:tcPr>
-            <w:tcW w:type="dxa" w:w="1907"/>
-            <w:tcMar>
-              <w:top w:type="dxa" w:w="60"/>
-              <w:left w:type="dxa" w:w="90"/>
-              <w:bottom w:type="dxa" w:w="60"/>
-              <w:right w:type="dxa" w:w="90"/>
-            </w:tcMar>
-          </w:tcPr>
-          <w:p>
-            <w:pPr>
-              <w:spacing w:after="0" w:line="260"/>
-              <w:jc w:val="left"/>
-            </w:pPr>
-            <w:r>
-              <w:rPr>
-                <w:b w:val="false"/>
-                <w:bCs w:val="false"/>
-                <w:sz w:val="16"/>
-                <w:szCs w:val="16"/>
-              </w:rPr>
-              <w:t xml:space="preserve">SMPS·5V 연결 (XT90 ×2 + 실리콘 8AWG) </w:t>
+            <w:tcW w:type="dxa" w:w="697"/>
+            <w:tcMar>
+              <w:top w:type="dxa" w:w="60"/>
+              <w:left w:type="dxa" w:w="90"/>
+              <w:bottom w:type="dxa" w:w="60"/>
+              <w:right w:type="dxa" w:w="90"/>
+            </w:tcMar>
+          </w:tcPr>
+          <w:p>
+            <w:pPr>
+              <w:spacing w:after="0" w:line="260"/>
+              <w:jc w:val="right"/>
+            </w:pPr>
+            <w:r>
+              <w:rPr>
+                <w:b w:val="false"/>
+                <w:bCs w:val="false"/>
+                <w:sz w:val="16"/>
+                <w:szCs w:val="16"/>
+              </w:rPr>
+              <w:t xml:space="preserve">1-4</w:t>
+            </w:r>
+          </w:p>
+        </w:tc>
+        <w:tc>
+          <w:tcPr>
+            <w:tcW w:type="dxa" w:w="1841"/>
+            <w:tcMar>
+              <w:top w:type="dxa" w:w="60"/>
+              <w:left w:type="dxa" w:w="90"/>
+              <w:bottom w:type="dxa" w:w="60"/>
+              <w:right w:type="dxa" w:w="90"/>
+            </w:tcMar>
+          </w:tcPr>
+          <w:p>
+            <w:pPr>
+              <w:spacing w:after="0" w:line="260"/>
+              <w:jc w:val="left"/>
+            </w:pPr>
+            <w:r>
+              <w:rPr>
+                <w:b w:val="false"/>
+                <w:bCs w:val="false"/>
+                <w:sz w:val="16"/>
+                <w:szCs w:val="16"/>
+              </w:rPr>
+              <w:t xml:space="preserve">공기층 윗부분 (FPCB 관통 구간) </w:t>
             </w:r>
             <w:r>
               <w:rPr>
@@ -19509,85 +18922,85 @@
                 <w:sz w:val="16"/>
                 <w:szCs w:val="16"/>
               </w:rPr>
-              <w:t xml:space="preserve">[수정]</w:t>
-            </w:r>
-          </w:p>
-        </w:tc>
-        <w:tc>
-          <w:tcPr>
-            <w:tcW w:type="dxa" w:w="2379"/>
-            <w:tcMar>
-              <w:top w:type="dxa" w:w="60"/>
-              <w:left w:type="dxa" w:w="90"/>
-              <w:bottom w:type="dxa" w:w="60"/>
-              <w:right w:type="dxa" w:w="90"/>
-            </w:tcMar>
-          </w:tcPr>
-          <w:p>
-            <w:pPr>
-              <w:spacing w:after="0" w:line="260"/>
-              <w:jc w:val="left"/>
-            </w:pPr>
-            <w:r>
-              <w:rPr>
-                <w:b w:val="false"/>
-                <w:bCs w:val="false"/>
-                <w:sz w:val="16"/>
-                <w:szCs w:val="16"/>
-              </w:rPr>
-              <w:t xml:space="preserve">XT90 1개당 40A. 40A 정격이어도 63°C 함체에서는 허용치 29A로 감소. 방수·잠금 없음</w:t>
-            </w:r>
-          </w:p>
-        </w:tc>
-        <w:tc>
-          <w:tcPr>
-            <w:tcW w:type="dxa" w:w="2462"/>
-            <w:tcMar>
-              <w:top w:type="dxa" w:w="60"/>
-              <w:left w:type="dxa" w:w="90"/>
-              <w:bottom w:type="dxa" w:w="60"/>
-              <w:right w:type="dxa" w:w="90"/>
-            </w:tcMar>
-          </w:tcPr>
-          <w:p>
-            <w:pPr>
-              <w:spacing w:after="0" w:line="260"/>
-              <w:jc w:val="left"/>
-            </w:pPr>
-            <w:r>
-              <w:rPr>
-                <w:b w:val="false"/>
-                <w:bCs w:val="false"/>
-                <w:sz w:val="16"/>
-                <w:szCs w:val="16"/>
-              </w:rPr>
-              <w:t xml:space="preserve">full white 연속 운전 시 하우징 106~127°C로 설계 상한(105°C) 초과. 과전류 보호 구간에서는 용융·발화 위험</w:t>
-            </w:r>
-          </w:p>
-        </w:tc>
-        <w:tc>
-          <w:tcPr>
-            <w:tcW w:type="dxa" w:w="2462"/>
-            <w:tcMar>
-              <w:top w:type="dxa" w:w="60"/>
-              <w:left w:type="dxa" w:w="90"/>
-              <w:bottom w:type="dxa" w:w="60"/>
-              <w:right w:type="dxa" w:w="90"/>
-            </w:tcMar>
-          </w:tcPr>
-          <w:p>
-            <w:pPr>
-              <w:spacing w:after="0" w:line="260"/>
-              <w:jc w:val="left"/>
-            </w:pPr>
-            <w:r>
-              <w:rPr>
-                <w:b w:val="false"/>
-                <w:bCs w:val="false"/>
-                <w:sz w:val="16"/>
-                <w:szCs w:val="16"/>
-              </w:rPr>
-              <w:t xml:space="preserve">실리콘 8AWG 0.5m, 커넥터는 SMPS 함체 쪽 배치, 결합부 방열 브래킷 고정, 회로당 50A MIDI 퓨즈 + NTC 온도 감시, 휘도 상한 SMPS당 32A(패널 약 320W)에서 시작해 63°C 40A 2시간 시험 합격 시 완화(10장)</w:t>
+              <w:t xml:space="preserve">[추가]</w:t>
+            </w:r>
+          </w:p>
+        </w:tc>
+        <w:tc>
+          <w:tcPr>
+            <w:tcW w:type="dxa" w:w="2325"/>
+            <w:tcMar>
+              <w:top w:type="dxa" w:w="60"/>
+              <w:left w:type="dxa" w:w="90"/>
+              <w:bottom w:type="dxa" w:w="60"/>
+              <w:right w:type="dxa" w:w="90"/>
+            </w:tcMar>
+          </w:tcPr>
+          <w:p>
+            <w:pPr>
+              <w:spacing w:after="0" w:line="260"/>
+              <w:jc w:val="left"/>
+            </w:pPr>
+            <w:r>
+              <w:rPr>
+                <w:b w:val="false"/>
+                <w:bCs w:val="false"/>
+                <w:sz w:val="16"/>
+                <w:szCs w:val="16"/>
+              </w:rPr>
+              <w:t xml:space="preserve">윗면이 막혀 덥고 습한 공기가 모임</w:t>
+            </w:r>
+          </w:p>
+        </w:tc>
+        <w:tc>
+          <w:tcPr>
+            <w:tcW w:type="dxa" w:w="2521"/>
+            <w:tcMar>
+              <w:top w:type="dxa" w:w="60"/>
+              <w:left w:type="dxa" w:w="90"/>
+              <w:bottom w:type="dxa" w:w="60"/>
+              <w:right w:type="dxa" w:w="90"/>
+            </w:tcMar>
+          </w:tcPr>
+          <w:p>
+            <w:pPr>
+              <w:spacing w:after="0" w:line="260"/>
+              <w:jc w:val="left"/>
+            </w:pPr>
+            <w:r>
+              <w:rPr>
+                <w:b w:val="false"/>
+                <w:bCs w:val="false"/>
+                <w:sz w:val="16"/>
+                <w:szCs w:val="16"/>
+              </w:rPr>
+              <w:t xml:space="preserve">야간 결로가 FPCB와 패널 커넥터로 떨어짐 → 부식</w:t>
+            </w:r>
+          </w:p>
+        </w:tc>
+        <w:tc>
+          <w:tcPr>
+            <w:tcW w:type="dxa" w:w="2522"/>
+            <w:tcMar>
+              <w:top w:type="dxa" w:w="60"/>
+              <w:left w:type="dxa" w:w="90"/>
+              <w:bottom w:type="dxa" w:w="60"/>
+              <w:right w:type="dxa" w:w="90"/>
+            </w:tcMar>
+          </w:tcPr>
+          <w:p>
+            <w:pPr>
+              <w:spacing w:after="0" w:line="260"/>
+              <w:jc w:val="left"/>
+            </w:pPr>
+            <w:r>
+              <w:rPr>
+                <w:b w:val="false"/>
+                <w:bCs w:val="false"/>
+                <w:sz w:val="16"/>
+                <w:szCs w:val="16"/>
+              </w:rPr>
+              <w:t xml:space="preserve">2안으로 공기층을 150mm로 줄이거나 1안으로 없앰. 관통부 직전 U자 drip loop. 위쪽 50~80mm 구간 피복·코팅. Hub 함체를 윗면 프레임 바로 아래에 붙여 FPCB 외부 노출을 없앰</w:t>
             </w:r>
           </w:p>
         </w:tc>
@@ -19599,131 +19012,141 @@
         </w:trPr>
         <w:tc>
           <w:tcPr>
-            <w:tcW w:type="dxa" w:w="696"/>
-            <w:tcMar>
-              <w:top w:type="dxa" w:w="60"/>
-              <w:left w:type="dxa" w:w="90"/>
-              <w:bottom w:type="dxa" w:w="60"/>
-              <w:right w:type="dxa" w:w="90"/>
-            </w:tcMar>
-          </w:tcPr>
-          <w:p>
-            <w:pPr>
-              <w:spacing w:after="0" w:line="260"/>
-              <w:jc w:val="right"/>
-            </w:pPr>
-            <w:r>
-              <w:rPr>
-                <w:b w:val="false"/>
-                <w:bCs w:val="false"/>
-                <w:sz w:val="16"/>
-                <w:szCs w:val="16"/>
-              </w:rPr>
-              <w:t xml:space="preserve">3-2</w:t>
-            </w:r>
-          </w:p>
-        </w:tc>
-        <w:tc>
-          <w:tcPr>
-            <w:tcW w:type="dxa" w:w="1907"/>
-            <w:tcMar>
-              <w:top w:type="dxa" w:w="60"/>
-              <w:left w:type="dxa" w:w="90"/>
-              <w:bottom w:type="dxa" w:w="60"/>
-              <w:right w:type="dxa" w:w="90"/>
-            </w:tcMar>
-          </w:tcPr>
-          <w:p>
-            <w:pPr>
-              <w:spacing w:after="0" w:line="260"/>
-              <w:jc w:val="left"/>
-            </w:pPr>
-            <w:r>
-              <w:rPr>
-                <w:b w:val="false"/>
-                <w:bCs w:val="false"/>
-                <w:sz w:val="16"/>
-                <w:szCs w:val="16"/>
-              </w:rPr>
-              <w:t xml:space="preserve">PV 직류와 LED 저전압</w:t>
-            </w:r>
-          </w:p>
-        </w:tc>
-        <w:tc>
-          <w:tcPr>
-            <w:tcW w:type="dxa" w:w="2379"/>
-            <w:tcMar>
-              <w:top w:type="dxa" w:w="60"/>
-              <w:left w:type="dxa" w:w="90"/>
-              <w:bottom w:type="dxa" w:w="60"/>
-              <w:right w:type="dxa" w:w="90"/>
-            </w:tcMar>
-          </w:tcPr>
-          <w:p>
-            <w:pPr>
-              <w:spacing w:after="0" w:line="260"/>
-              <w:jc w:val="left"/>
-            </w:pPr>
-            <w:r>
-              <w:rPr>
-                <w:b w:val="false"/>
-                <w:bCs w:val="false"/>
-                <w:sz w:val="16"/>
-                <w:szCs w:val="16"/>
-              </w:rPr>
-              <w:t xml:space="preserve">PV 수백 V 이상과 5V(3안이면 48V)가 같은 공간</w:t>
-            </w:r>
-          </w:p>
-        </w:tc>
-        <w:tc>
-          <w:tcPr>
-            <w:tcW w:type="dxa" w:w="2462"/>
-            <w:tcMar>
-              <w:top w:type="dxa" w:w="60"/>
-              <w:left w:type="dxa" w:w="90"/>
-              <w:bottom w:type="dxa" w:w="60"/>
-              <w:right w:type="dxa" w:w="90"/>
-            </w:tcMar>
-          </w:tcPr>
-          <w:p>
-            <w:pPr>
-              <w:spacing w:after="0" w:line="260"/>
-              <w:jc w:val="left"/>
-            </w:pPr>
-            <w:r>
-              <w:rPr>
-                <w:b w:val="false"/>
-                <w:bCs w:val="false"/>
-                <w:sz w:val="16"/>
-                <w:szCs w:val="16"/>
-              </w:rPr>
-              <w:t xml:space="preserve">절연 파괴, DC 아크, 화재</w:t>
-            </w:r>
-          </w:p>
-        </w:tc>
-        <w:tc>
-          <w:tcPr>
-            <w:tcW w:type="dxa" w:w="2462"/>
-            <w:tcMar>
-              <w:top w:type="dxa" w:w="60"/>
-              <w:left w:type="dxa" w:w="90"/>
-              <w:bottom w:type="dxa" w:w="60"/>
-              <w:right w:type="dxa" w:w="90"/>
-            </w:tcMar>
-          </w:tcPr>
-          <w:p>
-            <w:pPr>
-              <w:spacing w:after="0" w:line="260"/>
-              <w:jc w:val="left"/>
-            </w:pPr>
-            <w:r>
-              <w:rPr>
-                <w:b w:val="false"/>
-                <w:bCs w:val="false"/>
-                <w:sz w:val="16"/>
-                <w:szCs w:val="16"/>
-              </w:rPr>
-              <w:t xml:space="preserve">PV 전용 케이블·커넥터, 격벽, 등전위 접지. 합지 후 PV 인증 유효성 확인</w:t>
+            <w:tcW w:type="dxa" w:w="697"/>
+            <w:tcMar>
+              <w:top w:type="dxa" w:w="60"/>
+              <w:left w:type="dxa" w:w="90"/>
+              <w:bottom w:type="dxa" w:w="60"/>
+              <w:right w:type="dxa" w:w="90"/>
+            </w:tcMar>
+          </w:tcPr>
+          <w:p>
+            <w:pPr>
+              <w:spacing w:after="0" w:line="260"/>
+              <w:jc w:val="right"/>
+            </w:pPr>
+            <w:r>
+              <w:rPr>
+                <w:b w:val="false"/>
+                <w:bCs w:val="false"/>
+                <w:sz w:val="16"/>
+                <w:szCs w:val="16"/>
+              </w:rPr>
+              <w:t xml:space="preserve">2-1</w:t>
+            </w:r>
+          </w:p>
+        </w:tc>
+        <w:tc>
+          <w:tcPr>
+            <w:tcW w:type="dxa" w:w="1841"/>
+            <w:tcMar>
+              <w:top w:type="dxa" w:w="60"/>
+              <w:left w:type="dxa" w:w="90"/>
+              <w:bottom w:type="dxa" w:w="60"/>
+              <w:right w:type="dxa" w:w="90"/>
+            </w:tcMar>
+          </w:tcPr>
+          <w:p>
+            <w:pPr>
+              <w:spacing w:after="0" w:line="260"/>
+              <w:jc w:val="left"/>
+            </w:pPr>
+            <w:r>
+              <w:rPr>
+                <w:b w:val="false"/>
+                <w:bCs w:val="false"/>
+                <w:sz w:val="16"/>
+                <w:szCs w:val="16"/>
+              </w:rPr>
+              <w:t xml:space="preserve">Hub·SMPS 밀폐 함체 </w:t>
+            </w:r>
+            <w:r>
+              <w:rPr>
+                <w:b/>
+                <w:bCs/>
+                <w:color w:val="0F4C5C"/>
+                <w:sz w:val="16"/>
+                <w:szCs w:val="16"/>
+              </w:rPr>
+              <w:t xml:space="preserve">[수정]</w:t>
+            </w:r>
+          </w:p>
+        </w:tc>
+        <w:tc>
+          <w:tcPr>
+            <w:tcW w:type="dxa" w:w="2325"/>
+            <w:tcMar>
+              <w:top w:type="dxa" w:w="60"/>
+              <w:left w:type="dxa" w:w="90"/>
+              <w:bottom w:type="dxa" w:w="60"/>
+              <w:right w:type="dxa" w:w="90"/>
+            </w:tcMar>
+          </w:tcPr>
+          <w:p>
+            <w:pPr>
+              <w:spacing w:after="0" w:line="260"/>
+              <w:jc w:val="left"/>
+            </w:pPr>
+            <w:r>
+              <w:rPr>
+                <w:b w:val="false"/>
+                <w:bCs w:val="false"/>
+                <w:sz w:val="16"/>
+                <w:szCs w:val="16"/>
+              </w:rPr>
+              <w:t xml:space="preserve">SMPS 손실 약 55W가 밀폐 함체 안에 갇힘. 함체가 패널 열을 받는 Al판에 붙어 있음</w:t>
+            </w:r>
+          </w:p>
+        </w:tc>
+        <w:tc>
+          <w:tcPr>
+            <w:tcW w:type="dxa" w:w="2521"/>
+            <w:tcMar>
+              <w:top w:type="dxa" w:w="60"/>
+              <w:left w:type="dxa" w:w="90"/>
+              <w:bottom w:type="dxa" w:w="60"/>
+              <w:right w:type="dxa" w:w="90"/>
+            </w:tcMar>
+          </w:tcPr>
+          <w:p>
+            <w:pPr>
+              <w:spacing w:after="0" w:line="260"/>
+              <w:jc w:val="left"/>
+            </w:pPr>
+            <w:r>
+              <w:rPr>
+                <w:b w:val="false"/>
+                <w:bCs w:val="false"/>
+                <w:sz w:val="16"/>
+                <w:szCs w:val="16"/>
+              </w:rPr>
+              <w:t xml:space="preserve">케이스 약 87°C(70~117) → 디레이팅, 오동작, 수명 단축</w:t>
+            </w:r>
+          </w:p>
+        </w:tc>
+        <w:tc>
+          <w:tcPr>
+            <w:tcW w:type="dxa" w:w="2522"/>
+            <w:tcMar>
+              <w:top w:type="dxa" w:w="60"/>
+              <w:left w:type="dxa" w:w="90"/>
+              <w:bottom w:type="dxa" w:w="60"/>
+              <w:right w:type="dxa" w:w="90"/>
+            </w:tcMar>
+          </w:tcPr>
+          <w:p>
+            <w:pPr>
+              <w:spacing w:after="0" w:line="260"/>
+              <w:jc w:val="left"/>
+            </w:pPr>
+            <w:r>
+              <w:rPr>
+                <w:b w:val="false"/>
+                <w:bCs w:val="false"/>
+                <w:sz w:val="16"/>
+                <w:szCs w:val="16"/>
+              </w:rPr>
+              <w:t xml:space="preserve">2안: SMPS를 세로 핀 함체로 분리(B 59°C / D 54°C). 1안이면 써멀패드와 세로 핀 필수(약 62°C). 장기적으로 3안</w:t>
             </w:r>
           </w:p>
         </w:tc>
@@ -19735,53 +19158,53 @@
         </w:trPr>
         <w:tc>
           <w:tcPr>
-            <w:tcW w:type="dxa" w:w="696"/>
-            <w:tcMar>
-              <w:top w:type="dxa" w:w="60"/>
-              <w:left w:type="dxa" w:w="90"/>
-              <w:bottom w:type="dxa" w:w="60"/>
-              <w:right w:type="dxa" w:w="90"/>
-            </w:tcMar>
-          </w:tcPr>
-          <w:p>
-            <w:pPr>
-              <w:spacing w:after="0" w:line="260"/>
-              <w:jc w:val="right"/>
-            </w:pPr>
-            <w:r>
-              <w:rPr>
-                <w:b w:val="false"/>
-                <w:bCs w:val="false"/>
-                <w:sz w:val="16"/>
-                <w:szCs w:val="16"/>
-              </w:rPr>
-              <w:t xml:space="preserve">3-3</w:t>
-            </w:r>
-          </w:p>
-        </w:tc>
-        <w:tc>
-          <w:tcPr>
-            <w:tcW w:type="dxa" w:w="1907"/>
-            <w:tcMar>
-              <w:top w:type="dxa" w:w="60"/>
-              <w:left w:type="dxa" w:w="90"/>
-              <w:bottom w:type="dxa" w:w="60"/>
-              <w:right w:type="dxa" w:w="90"/>
-            </w:tcMar>
-          </w:tcPr>
-          <w:p>
-            <w:pPr>
-              <w:spacing w:after="0" w:line="260"/>
-              <w:jc w:val="left"/>
-            </w:pPr>
-            <w:r>
-              <w:rPr>
-                <w:b w:val="false"/>
-                <w:bCs w:val="false"/>
-                <w:sz w:val="16"/>
-                <w:szCs w:val="16"/>
-              </w:rPr>
-              <w:t xml:space="preserve">외벽 AC 입력 SMPS (장기) </w:t>
+            <w:tcW w:type="dxa" w:w="697"/>
+            <w:tcMar>
+              <w:top w:type="dxa" w:w="60"/>
+              <w:left w:type="dxa" w:w="90"/>
+              <w:bottom w:type="dxa" w:w="60"/>
+              <w:right w:type="dxa" w:w="90"/>
+            </w:tcMar>
+          </w:tcPr>
+          <w:p>
+            <w:pPr>
+              <w:spacing w:after="0" w:line="260"/>
+              <w:jc w:val="right"/>
+            </w:pPr>
+            <w:r>
+              <w:rPr>
+                <w:b w:val="false"/>
+                <w:bCs w:val="false"/>
+                <w:sz w:val="16"/>
+                <w:szCs w:val="16"/>
+              </w:rPr>
+              <w:t xml:space="preserve">2-2</w:t>
+            </w:r>
+          </w:p>
+        </w:tc>
+        <w:tc>
+          <w:tcPr>
+            <w:tcW w:type="dxa" w:w="1841"/>
+            <w:tcMar>
+              <w:top w:type="dxa" w:w="60"/>
+              <w:left w:type="dxa" w:w="90"/>
+              <w:bottom w:type="dxa" w:w="60"/>
+              <w:right w:type="dxa" w:w="90"/>
+            </w:tcMar>
+          </w:tcPr>
+          <w:p>
+            <w:pPr>
+              <w:spacing w:after="0" w:line="260"/>
+              <w:jc w:val="left"/>
+            </w:pPr>
+            <w:r>
+              <w:rPr>
+                <w:b w:val="false"/>
+                <w:bCs w:val="false"/>
+                <w:sz w:val="16"/>
+                <w:szCs w:val="16"/>
+              </w:rPr>
+              <w:t xml:space="preserve">하단 개방 공기층 (500×20×300) </w:t>
             </w:r>
             <w:r>
               <w:rPr>
@@ -19791,13 +19214,859 @@
                 <w:sz w:val="16"/>
                 <w:szCs w:val="16"/>
               </w:rPr>
+              <w:t xml:space="preserve">[수정]</w:t>
+            </w:r>
+          </w:p>
+        </w:tc>
+        <w:tc>
+          <w:tcPr>
+            <w:tcW w:type="dxa" w:w="2325"/>
+            <w:tcMar>
+              <w:top w:type="dxa" w:w="60"/>
+              <w:left w:type="dxa" w:w="90"/>
+              <w:bottom w:type="dxa" w:w="60"/>
+              <w:right w:type="dxa" w:w="90"/>
+            </w:tcMar>
+          </w:tcPr>
+          <w:p>
+            <w:pPr>
+              <w:spacing w:after="0" w:line="260"/>
+              <w:jc w:val="left"/>
+            </w:pPr>
+            <w:r>
+              <w:rPr>
+                <w:b w:val="false"/>
+                <w:bCs w:val="false"/>
+                <w:sz w:val="16"/>
+                <w:szCs w:val="16"/>
+              </w:rPr>
+              <w:t xml:space="preserve">출구가 없는 막힌 공간. 윗면·옆면·뒷면 모두 개구 불가</w:t>
+            </w:r>
+          </w:p>
+        </w:tc>
+        <w:tc>
+          <w:tcPr>
+            <w:tcW w:type="dxa" w:w="2521"/>
+            <w:tcMar>
+              <w:top w:type="dxa" w:w="60"/>
+              <w:left w:type="dxa" w:w="90"/>
+              <w:bottom w:type="dxa" w:w="60"/>
+              <w:right w:type="dxa" w:w="90"/>
+            </w:tcMar>
+          </w:tcPr>
+          <w:p>
+            <w:pPr>
+              <w:spacing w:after="0" w:line="260"/>
+              <w:jc w:val="left"/>
+            </w:pPr>
+            <w:r>
+              <w:rPr>
+                <w:b w:val="false"/>
+                <w:bCs w:val="false"/>
+                <w:sz w:val="16"/>
+                <w:szCs w:val="16"/>
+              </w:rPr>
+              <w:t xml:space="preserve">공기층 약 84°C, PV 약 95°C</w:t>
+            </w:r>
+          </w:p>
+        </w:tc>
+        <w:tc>
+          <w:tcPr>
+            <w:tcW w:type="dxa" w:w="2522"/>
+            <w:tcMar>
+              <w:top w:type="dxa" w:w="60"/>
+              <w:left w:type="dxa" w:w="90"/>
+              <w:bottom w:type="dxa" w:w="60"/>
+              <w:right w:type="dxa" w:w="90"/>
+            </w:tcMar>
+          </w:tcPr>
+          <w:p>
+            <w:pPr>
+              <w:spacing w:after="0" w:line="260"/>
+              <w:jc w:val="left"/>
+            </w:pPr>
+            <w:r>
+              <w:rPr>
+                <w:b w:val="false"/>
+                <w:bCs w:val="false"/>
+                <w:sz w:val="16"/>
+                <w:szCs w:val="16"/>
+              </w:rPr>
+              <w:t xml:space="preserve">2안으로 공기층 높이를 150mm로 줄여 뜨거운 면적을 절반으로. 1안이면 공기층 자체가 없어짐</w:t>
+            </w:r>
+          </w:p>
+        </w:tc>
+      </w:tr>
+      <w:tr>
+        <w:trPr>
+          <w:cantSplit/>
+          <w:tblHeader w:val="false"/>
+        </w:trPr>
+        <w:tc>
+          <w:tcPr>
+            <w:tcW w:type="dxa" w:w="697"/>
+            <w:tcMar>
+              <w:top w:type="dxa" w:w="60"/>
+              <w:left w:type="dxa" w:w="90"/>
+              <w:bottom w:type="dxa" w:w="60"/>
+              <w:right w:type="dxa" w:w="90"/>
+            </w:tcMar>
+          </w:tcPr>
+          <w:p>
+            <w:pPr>
+              <w:spacing w:after="0" w:line="260"/>
+              <w:jc w:val="right"/>
+            </w:pPr>
+            <w:r>
+              <w:rPr>
+                <w:b w:val="false"/>
+                <w:bCs w:val="false"/>
+                <w:sz w:val="16"/>
+                <w:szCs w:val="16"/>
+              </w:rPr>
+              <w:t xml:space="preserve">2-3</w:t>
+            </w:r>
+          </w:p>
+        </w:tc>
+        <w:tc>
+          <w:tcPr>
+            <w:tcW w:type="dxa" w:w="1841"/>
+            <w:tcMar>
+              <w:top w:type="dxa" w:w="60"/>
+              <w:left w:type="dxa" w:w="90"/>
+              <w:bottom w:type="dxa" w:w="60"/>
+              <w:right w:type="dxa" w:w="90"/>
+            </w:tcMar>
+          </w:tcPr>
+          <w:p>
+            <w:pPr>
+              <w:spacing w:after="0" w:line="260"/>
+              <w:jc w:val="left"/>
+            </w:pPr>
+            <w:r>
+              <w:rPr>
+                <w:b w:val="false"/>
+                <w:bCs w:val="false"/>
+                <w:sz w:val="16"/>
+                <w:szCs w:val="16"/>
+              </w:rPr>
+              <w:t xml:space="preserve">벽 쪽 공간 (세로 연속 배치) </w:t>
+            </w:r>
+            <w:r>
+              <w:rPr>
+                <w:b/>
+                <w:bCs/>
+                <w:color w:val="0F4C5C"/>
+                <w:sz w:val="16"/>
+                <w:szCs w:val="16"/>
+              </w:rPr>
               <w:t xml:space="preserve">[추가]</w:t>
             </w:r>
           </w:p>
         </w:tc>
         <w:tc>
           <w:tcPr>
-            <w:tcW w:type="dxa" w:w="2379"/>
+            <w:tcW w:type="dxa" w:w="2325"/>
+            <w:tcMar>
+              <w:top w:type="dxa" w:w="60"/>
+              <w:left w:type="dxa" w:w="90"/>
+              <w:bottom w:type="dxa" w:w="60"/>
+              <w:right w:type="dxa" w:w="90"/>
+            </w:tcMar>
+          </w:tcPr>
+          <w:p>
+            <w:pPr>
+              <w:spacing w:after="0" w:line="260"/>
+              <w:jc w:val="left"/>
+            </w:pPr>
+            <w:r>
+              <w:rPr>
+                <w:b w:val="false"/>
+                <w:bCs w:val="false"/>
+                <w:sz w:val="16"/>
+                <w:szCs w:val="16"/>
+              </w:rPr>
+              <w:t xml:space="preserve">패널마다 뒤로 150~245W를 내보냄</w:t>
+            </w:r>
+          </w:p>
+        </w:tc>
+        <w:tc>
+          <w:tcPr>
+            <w:tcW w:type="dxa" w:w="2521"/>
+            <w:tcMar>
+              <w:top w:type="dxa" w:w="60"/>
+              <w:left w:type="dxa" w:w="90"/>
+              <w:bottom w:type="dxa" w:w="60"/>
+              <w:right w:type="dxa" w:w="90"/>
+            </w:tcMar>
+          </w:tcPr>
+          <w:p>
+            <w:pPr>
+              <w:spacing w:after="0" w:line="260"/>
+              <w:jc w:val="left"/>
+            </w:pPr>
+            <w:r>
+              <w:rPr>
+                <w:b w:val="false"/>
+                <w:bCs w:val="false"/>
+                <w:sz w:val="16"/>
+                <w:szCs w:val="16"/>
+              </w:rPr>
+              <w:t xml:space="preserve">막혀 있으면 위층 뒤 공기가 14~27K 상승</w:t>
+            </w:r>
+          </w:p>
+        </w:tc>
+        <w:tc>
+          <w:tcPr>
+            <w:tcW w:type="dxa" w:w="2522"/>
+            <w:tcMar>
+              <w:top w:type="dxa" w:w="60"/>
+              <w:left w:type="dxa" w:w="90"/>
+              <w:bottom w:type="dxa" w:w="60"/>
+              <w:right w:type="dxa" w:w="90"/>
+            </w:tcMar>
+          </w:tcPr>
+          <w:p>
+            <w:pPr>
+              <w:spacing w:after="0" w:line="260"/>
+              <w:jc w:val="left"/>
+            </w:pPr>
+            <w:r>
+              <w:rPr>
+                <w:b w:val="false"/>
+                <w:bCs w:val="false"/>
+                <w:sz w:val="16"/>
+                <w:szCs w:val="16"/>
+              </w:rPr>
+              <w:t xml:space="preserve">2~3장마다 수평 차단 + 옆으로 배기. 1안은 벽 간격 250mm 이상, 2안은 100mm 이상</w:t>
+            </w:r>
+          </w:p>
+        </w:tc>
+      </w:tr>
+      <w:tr>
+        <w:trPr>
+          <w:cantSplit/>
+          <w:tblHeader w:val="false"/>
+        </w:trPr>
+        <w:tc>
+          <w:tcPr>
+            <w:tcW w:type="dxa" w:w="697"/>
+            <w:tcMar>
+              <w:top w:type="dxa" w:w="60"/>
+              <w:left w:type="dxa" w:w="90"/>
+              <w:bottom w:type="dxa" w:w="60"/>
+              <w:right w:type="dxa" w:w="90"/>
+            </w:tcMar>
+          </w:tcPr>
+          <w:p>
+            <w:pPr>
+              <w:spacing w:after="0" w:line="260"/>
+              <w:jc w:val="right"/>
+            </w:pPr>
+            <w:r>
+              <w:rPr>
+                <w:b w:val="false"/>
+                <w:bCs w:val="false"/>
+                <w:sz w:val="16"/>
+                <w:szCs w:val="16"/>
+              </w:rPr>
+              <w:t xml:space="preserve">2-4</w:t>
+            </w:r>
+          </w:p>
+        </w:tc>
+        <w:tc>
+          <w:tcPr>
+            <w:tcW w:type="dxa" w:w="1841"/>
+            <w:tcMar>
+              <w:top w:type="dxa" w:w="60"/>
+              <w:left w:type="dxa" w:w="90"/>
+              <w:bottom w:type="dxa" w:w="60"/>
+              <w:right w:type="dxa" w:w="90"/>
+            </w:tcMar>
+          </w:tcPr>
+          <w:p>
+            <w:pPr>
+              <w:spacing w:after="0" w:line="260"/>
+              <w:jc w:val="left"/>
+            </w:pPr>
+            <w:r>
+              <w:rPr>
+                <w:b w:val="false"/>
+                <w:bCs w:val="false"/>
+                <w:sz w:val="16"/>
+                <w:szCs w:val="16"/>
+              </w:rPr>
+              <w:t xml:space="preserve">LED 유리층 </w:t>
+            </w:r>
+            <w:r>
+              <w:rPr>
+                <w:b/>
+                <w:bCs/>
+                <w:color w:val="0F4C5C"/>
+                <w:sz w:val="16"/>
+                <w:szCs w:val="16"/>
+              </w:rPr>
+              <w:t xml:space="preserve">[추가]</w:t>
+            </w:r>
+          </w:p>
+        </w:tc>
+        <w:tc>
+          <w:tcPr>
+            <w:tcW w:type="dxa" w:w="2325"/>
+            <w:tcMar>
+              <w:top w:type="dxa" w:w="60"/>
+              <w:left w:type="dxa" w:w="90"/>
+              <w:bottom w:type="dxa" w:w="60"/>
+              <w:right w:type="dxa" w:w="90"/>
+            </w:tcMar>
+          </w:tcPr>
+          <w:p>
+            <w:pPr>
+              <w:spacing w:after="0" w:line="260"/>
+              <w:jc w:val="left"/>
+            </w:pPr>
+            <w:r>
+              <w:rPr>
+                <w:b w:val="false"/>
+                <w:bCs w:val="false"/>
+                <w:sz w:val="16"/>
+                <w:szCs w:val="16"/>
+              </w:rPr>
+              <w:t xml:space="preserve">공기층 구간 전면 유리층이 계산상 90°C 안팎</w:t>
+            </w:r>
+          </w:p>
+        </w:tc>
+        <w:tc>
+          <w:tcPr>
+            <w:tcW w:type="dxa" w:w="2521"/>
+            <w:tcMar>
+              <w:top w:type="dxa" w:w="60"/>
+              <w:left w:type="dxa" w:w="90"/>
+              <w:bottom w:type="dxa" w:w="60"/>
+              <w:right w:type="dxa" w:w="90"/>
+            </w:tcMar>
+          </w:tcPr>
+          <w:p>
+            <w:pPr>
+              <w:spacing w:after="0" w:line="260"/>
+              <w:jc w:val="left"/>
+            </w:pPr>
+            <w:r>
+              <w:rPr>
+                <w:b w:val="false"/>
+                <w:bCs w:val="false"/>
+                <w:sz w:val="16"/>
+                <w:szCs w:val="16"/>
+              </w:rPr>
+              <w:t xml:space="preserve">LED 필름, OCA 접착층, 커넥터 허용 온도 초과 가능</w:t>
+            </w:r>
+          </w:p>
+        </w:tc>
+        <w:tc>
+          <w:tcPr>
+            <w:tcW w:type="dxa" w:w="2522"/>
+            <w:tcMar>
+              <w:top w:type="dxa" w:w="60"/>
+              <w:left w:type="dxa" w:w="90"/>
+              <w:bottom w:type="dxa" w:w="60"/>
+              <w:right w:type="dxa" w:w="90"/>
+            </w:tcMar>
+          </w:tcPr>
+          <w:p>
+            <w:pPr>
+              <w:spacing w:after="0" w:line="260"/>
+              <w:jc w:val="left"/>
+            </w:pPr>
+            <w:r>
+              <w:rPr>
+                <w:b w:val="false"/>
+                <w:bCs w:val="false"/>
+                <w:sz w:val="16"/>
+                <w:szCs w:val="16"/>
+              </w:rPr>
+              <w:t xml:space="preserve">업체에 각 소재 허용 온도 확인. 온도 연동 휘도 제한(예: 패널 65°C부터 단계적으로)</w:t>
+            </w:r>
+          </w:p>
+        </w:tc>
+      </w:tr>
+      <w:tr>
+        <w:trPr>
+          <w:cantSplit/>
+          <w:tblHeader w:val="false"/>
+        </w:trPr>
+        <w:tc>
+          <w:tcPr>
+            <w:tcW w:type="dxa" w:w="697"/>
+            <w:tcMar>
+              <w:top w:type="dxa" w:w="60"/>
+              <w:left w:type="dxa" w:w="90"/>
+              <w:bottom w:type="dxa" w:w="60"/>
+              <w:right w:type="dxa" w:w="90"/>
+            </w:tcMar>
+          </w:tcPr>
+          <w:p>
+            <w:pPr>
+              <w:spacing w:after="0" w:line="260"/>
+              <w:jc w:val="right"/>
+            </w:pPr>
+            <w:r>
+              <w:rPr>
+                <w:b w:val="false"/>
+                <w:bCs w:val="false"/>
+                <w:sz w:val="16"/>
+                <w:szCs w:val="16"/>
+              </w:rPr>
+              <w:t xml:space="preserve">2-5</w:t>
+            </w:r>
+          </w:p>
+        </w:tc>
+        <w:tc>
+          <w:tcPr>
+            <w:tcW w:type="dxa" w:w="1841"/>
+            <w:tcMar>
+              <w:top w:type="dxa" w:w="60"/>
+              <w:left w:type="dxa" w:w="90"/>
+              <w:bottom w:type="dxa" w:w="60"/>
+              <w:right w:type="dxa" w:w="90"/>
+            </w:tcMar>
+          </w:tcPr>
+          <w:p>
+            <w:pPr>
+              <w:spacing w:after="0" w:line="260"/>
+              <w:jc w:val="left"/>
+            </w:pPr>
+            <w:r>
+              <w:rPr>
+                <w:b w:val="false"/>
+                <w:bCs w:val="false"/>
+                <w:sz w:val="16"/>
+                <w:szCs w:val="16"/>
+              </w:rPr>
+              <w:t xml:space="preserve">밀폐 함체 결로</w:t>
+            </w:r>
+          </w:p>
+        </w:tc>
+        <w:tc>
+          <w:tcPr>
+            <w:tcW w:type="dxa" w:w="2325"/>
+            <w:tcMar>
+              <w:top w:type="dxa" w:w="60"/>
+              <w:left w:type="dxa" w:w="90"/>
+              <w:bottom w:type="dxa" w:w="60"/>
+              <w:right w:type="dxa" w:w="90"/>
+            </w:tcMar>
+          </w:tcPr>
+          <w:p>
+            <w:pPr>
+              <w:spacing w:after="0" w:line="260"/>
+              <w:jc w:val="left"/>
+            </w:pPr>
+            <w:r>
+              <w:rPr>
+                <w:b w:val="false"/>
+                <w:bCs w:val="false"/>
+                <w:sz w:val="16"/>
+                <w:szCs w:val="16"/>
+              </w:rPr>
+              <w:t xml:space="preserve">주야 온도차로 함체가 호흡함</w:t>
+            </w:r>
+          </w:p>
+        </w:tc>
+        <w:tc>
+          <w:tcPr>
+            <w:tcW w:type="dxa" w:w="2521"/>
+            <w:tcMar>
+              <w:top w:type="dxa" w:w="60"/>
+              <w:left w:type="dxa" w:w="90"/>
+              <w:bottom w:type="dxa" w:w="60"/>
+              <w:right w:type="dxa" w:w="90"/>
+            </w:tcMar>
+          </w:tcPr>
+          <w:p>
+            <w:pPr>
+              <w:spacing w:after="0" w:line="260"/>
+              <w:jc w:val="left"/>
+            </w:pPr>
+            <w:r>
+              <w:rPr>
+                <w:b w:val="false"/>
+                <w:bCs w:val="false"/>
+                <w:sz w:val="16"/>
+                <w:szCs w:val="16"/>
+              </w:rPr>
+              <w:t xml:space="preserve">습기 유입 → 결로, 부식</w:t>
+            </w:r>
+          </w:p>
+        </w:tc>
+        <w:tc>
+          <w:tcPr>
+            <w:tcW w:type="dxa" w:w="2522"/>
+            <w:tcMar>
+              <w:top w:type="dxa" w:w="60"/>
+              <w:left w:type="dxa" w:w="90"/>
+              <w:bottom w:type="dxa" w:w="60"/>
+              <w:right w:type="dxa" w:w="90"/>
+            </w:tcMar>
+          </w:tcPr>
+          <w:p>
+            <w:pPr>
+              <w:spacing w:after="0" w:line="260"/>
+              <w:jc w:val="left"/>
+            </w:pPr>
+            <w:r>
+              <w:rPr>
+                <w:b w:val="false"/>
+                <w:bCs w:val="false"/>
+                <w:sz w:val="16"/>
+                <w:szCs w:val="16"/>
+              </w:rPr>
+              <w:t xml:space="preserve">ePTFE 압력평형 벤트, 최저점 배수공, 컨포멀 코팅, IP65 이상, 커넥터 하향 배치</w:t>
+            </w:r>
+          </w:p>
+        </w:tc>
+      </w:tr>
+      <w:tr>
+        <w:trPr>
+          <w:cantSplit/>
+          <w:tblHeader w:val="false"/>
+        </w:trPr>
+        <w:tc>
+          <w:tcPr>
+            <w:tcW w:type="dxa" w:w="697"/>
+            <w:tcMar>
+              <w:top w:type="dxa" w:w="60"/>
+              <w:left w:type="dxa" w:w="90"/>
+              <w:bottom w:type="dxa" w:w="60"/>
+              <w:right w:type="dxa" w:w="90"/>
+            </w:tcMar>
+          </w:tcPr>
+          <w:p>
+            <w:pPr>
+              <w:spacing w:after="0" w:line="260"/>
+              <w:jc w:val="right"/>
+            </w:pPr>
+            <w:r>
+              <w:rPr>
+                <w:b w:val="false"/>
+                <w:bCs w:val="false"/>
+                <w:sz w:val="16"/>
+                <w:szCs w:val="16"/>
+              </w:rPr>
+              <w:t xml:space="preserve">3-1</w:t>
+            </w:r>
+          </w:p>
+        </w:tc>
+        <w:tc>
+          <w:tcPr>
+            <w:tcW w:type="dxa" w:w="1841"/>
+            <w:tcMar>
+              <w:top w:type="dxa" w:w="60"/>
+              <w:left w:type="dxa" w:w="90"/>
+              <w:bottom w:type="dxa" w:w="60"/>
+              <w:right w:type="dxa" w:w="90"/>
+            </w:tcMar>
+          </w:tcPr>
+          <w:p>
+            <w:pPr>
+              <w:spacing w:after="0" w:line="260"/>
+              <w:jc w:val="left"/>
+            </w:pPr>
+            <w:r>
+              <w:rPr>
+                <w:b w:val="false"/>
+                <w:bCs w:val="false"/>
+                <w:sz w:val="16"/>
+                <w:szCs w:val="16"/>
+              </w:rPr>
+              <w:t xml:space="preserve">SMPS·5V 연결 (XT90 ×4 + 실리콘 10AWG)</w:t>
+            </w:r>
+          </w:p>
+        </w:tc>
+        <w:tc>
+          <w:tcPr>
+            <w:tcW w:type="dxa" w:w="2325"/>
+            <w:tcMar>
+              <w:top w:type="dxa" w:w="60"/>
+              <w:left w:type="dxa" w:w="90"/>
+              <w:bottom w:type="dxa" w:w="60"/>
+              <w:right w:type="dxa" w:w="90"/>
+            </w:tcMar>
+          </w:tcPr>
+          <w:p>
+            <w:pPr>
+              <w:spacing w:after="0" w:line="260"/>
+              <w:jc w:val="left"/>
+            </w:pPr>
+            <w:r>
+              <w:rPr>
+                <w:b w:val="false"/>
+                <w:bCs w:val="false"/>
+                <w:sz w:val="16"/>
+                <w:szCs w:val="16"/>
+              </w:rPr>
+              <w:t xml:space="preserve">SMPS당 40A를 XT90 2개로 나눠 커넥터당 20A. 방수·잠금 없음</w:t>
+            </w:r>
+          </w:p>
+        </w:tc>
+        <w:tc>
+          <w:tcPr>
+            <w:tcW w:type="dxa" w:w="2521"/>
+            <w:tcMar>
+              <w:top w:type="dxa" w:w="60"/>
+              <w:left w:type="dxa" w:w="90"/>
+              <w:bottom w:type="dxa" w:w="60"/>
+              <w:right w:type="dxa" w:w="90"/>
+            </w:tcMar>
+          </w:tcPr>
+          <w:p>
+            <w:pPr>
+              <w:spacing w:after="0" w:line="260"/>
+              <w:jc w:val="left"/>
+            </w:pPr>
+            <w:r>
+              <w:rPr>
+                <w:b w:val="false"/>
+                <w:bCs w:val="false"/>
+                <w:sz w:val="16"/>
+                <w:szCs w:val="16"/>
+              </w:rPr>
+              <w:t xml:space="preserve">정상 운전은 여유(75°C에서 하우징 94~99°C). 커넥터 1개가 풀리면 같은 SMPS의 나머지 1개에 40A → 146°C 이상, 용융 위험</w:t>
+            </w:r>
+          </w:p>
+        </w:tc>
+        <w:tc>
+          <w:tcPr>
+            <w:tcW w:type="dxa" w:w="2522"/>
+            <w:tcMar>
+              <w:top w:type="dxa" w:w="60"/>
+              <w:left w:type="dxa" w:w="90"/>
+              <w:bottom w:type="dxa" w:w="60"/>
+              <w:right w:type="dxa" w:w="90"/>
+            </w:tcMar>
+          </w:tcPr>
+          <w:p>
+            <w:pPr>
+              <w:spacing w:after="0" w:line="260"/>
+              <w:jc w:val="left"/>
+            </w:pPr>
+            <w:r>
+              <w:rPr>
+                <w:b w:val="false"/>
+                <w:bCs w:val="false"/>
+                <w:sz w:val="16"/>
+                <w:szCs w:val="16"/>
+              </w:rPr>
+              <w:t xml:space="preserve">XT90H 4개(SMPS당 2개), 실리콘 10AWG 0.5m, 두 SMPS 5V를 묶지 않음. 결합부 브래킷·P-클램프 고정, 회로별 30A 퓨즈나 NTC 온도 감시, SMPS당 40A 휘도 상한. 출하 시 mΩ 측정과 열화상 검사(10장)</w:t>
+            </w:r>
+          </w:p>
+        </w:tc>
+      </w:tr>
+      <w:tr>
+        <w:trPr>
+          <w:cantSplit/>
+          <w:tblHeader w:val="false"/>
+        </w:trPr>
+        <w:tc>
+          <w:tcPr>
+            <w:tcW w:type="dxa" w:w="697"/>
+            <w:tcMar>
+              <w:top w:type="dxa" w:w="60"/>
+              <w:left w:type="dxa" w:w="90"/>
+              <w:bottom w:type="dxa" w:w="60"/>
+              <w:right w:type="dxa" w:w="90"/>
+            </w:tcMar>
+          </w:tcPr>
+          <w:p>
+            <w:pPr>
+              <w:spacing w:after="0" w:line="260"/>
+              <w:jc w:val="right"/>
+            </w:pPr>
+            <w:r>
+              <w:rPr>
+                <w:b w:val="false"/>
+                <w:bCs w:val="false"/>
+                <w:sz w:val="16"/>
+                <w:szCs w:val="16"/>
+              </w:rPr>
+              <w:t xml:space="preserve">3-2</w:t>
+            </w:r>
+          </w:p>
+        </w:tc>
+        <w:tc>
+          <w:tcPr>
+            <w:tcW w:type="dxa" w:w="1841"/>
+            <w:tcMar>
+              <w:top w:type="dxa" w:w="60"/>
+              <w:left w:type="dxa" w:w="90"/>
+              <w:bottom w:type="dxa" w:w="60"/>
+              <w:right w:type="dxa" w:w="90"/>
+            </w:tcMar>
+          </w:tcPr>
+          <w:p>
+            <w:pPr>
+              <w:spacing w:after="0" w:line="260"/>
+              <w:jc w:val="left"/>
+            </w:pPr>
+            <w:r>
+              <w:rPr>
+                <w:b w:val="false"/>
+                <w:bCs w:val="false"/>
+                <w:sz w:val="16"/>
+                <w:szCs w:val="16"/>
+              </w:rPr>
+              <w:t xml:space="preserve">PV 직류와 LED 저전압</w:t>
+            </w:r>
+          </w:p>
+        </w:tc>
+        <w:tc>
+          <w:tcPr>
+            <w:tcW w:type="dxa" w:w="2325"/>
+            <w:tcMar>
+              <w:top w:type="dxa" w:w="60"/>
+              <w:left w:type="dxa" w:w="90"/>
+              <w:bottom w:type="dxa" w:w="60"/>
+              <w:right w:type="dxa" w:w="90"/>
+            </w:tcMar>
+          </w:tcPr>
+          <w:p>
+            <w:pPr>
+              <w:spacing w:after="0" w:line="260"/>
+              <w:jc w:val="left"/>
+            </w:pPr>
+            <w:r>
+              <w:rPr>
+                <w:b w:val="false"/>
+                <w:bCs w:val="false"/>
+                <w:sz w:val="16"/>
+                <w:szCs w:val="16"/>
+              </w:rPr>
+              <w:t xml:space="preserve">PV 수백 V 이상과 5V(3안이면 48V)가 같은 공간</w:t>
+            </w:r>
+          </w:p>
+        </w:tc>
+        <w:tc>
+          <w:tcPr>
+            <w:tcW w:type="dxa" w:w="2521"/>
+            <w:tcMar>
+              <w:top w:type="dxa" w:w="60"/>
+              <w:left w:type="dxa" w:w="90"/>
+              <w:bottom w:type="dxa" w:w="60"/>
+              <w:right w:type="dxa" w:w="90"/>
+            </w:tcMar>
+          </w:tcPr>
+          <w:p>
+            <w:pPr>
+              <w:spacing w:after="0" w:line="260"/>
+              <w:jc w:val="left"/>
+            </w:pPr>
+            <w:r>
+              <w:rPr>
+                <w:b w:val="false"/>
+                <w:bCs w:val="false"/>
+                <w:sz w:val="16"/>
+                <w:szCs w:val="16"/>
+              </w:rPr>
+              <w:t xml:space="preserve">절연 파괴, DC 아크, 화재</w:t>
+            </w:r>
+          </w:p>
+        </w:tc>
+        <w:tc>
+          <w:tcPr>
+            <w:tcW w:type="dxa" w:w="2522"/>
+            <w:tcMar>
+              <w:top w:type="dxa" w:w="60"/>
+              <w:left w:type="dxa" w:w="90"/>
+              <w:bottom w:type="dxa" w:w="60"/>
+              <w:right w:type="dxa" w:w="90"/>
+            </w:tcMar>
+          </w:tcPr>
+          <w:p>
+            <w:pPr>
+              <w:spacing w:after="0" w:line="260"/>
+              <w:jc w:val="left"/>
+            </w:pPr>
+            <w:r>
+              <w:rPr>
+                <w:b w:val="false"/>
+                <w:bCs w:val="false"/>
+                <w:sz w:val="16"/>
+                <w:szCs w:val="16"/>
+              </w:rPr>
+              <w:t xml:space="preserve">PV 전용 케이블·커넥터, 격벽, 등전위 접지. 합지 후 PV 인증 유효성 확인</w:t>
+            </w:r>
+          </w:p>
+        </w:tc>
+      </w:tr>
+      <w:tr>
+        <w:trPr>
+          <w:cantSplit/>
+          <w:tblHeader w:val="false"/>
+        </w:trPr>
+        <w:tc>
+          <w:tcPr>
+            <w:tcW w:type="dxa" w:w="697"/>
+            <w:tcMar>
+              <w:top w:type="dxa" w:w="60"/>
+              <w:left w:type="dxa" w:w="90"/>
+              <w:bottom w:type="dxa" w:w="60"/>
+              <w:right w:type="dxa" w:w="90"/>
+            </w:tcMar>
+          </w:tcPr>
+          <w:p>
+            <w:pPr>
+              <w:spacing w:after="0" w:line="260"/>
+              <w:jc w:val="right"/>
+            </w:pPr>
+            <w:r>
+              <w:rPr>
+                <w:b w:val="false"/>
+                <w:bCs w:val="false"/>
+                <w:sz w:val="16"/>
+                <w:szCs w:val="16"/>
+              </w:rPr>
+              <w:t xml:space="preserve">3-3</w:t>
+            </w:r>
+          </w:p>
+        </w:tc>
+        <w:tc>
+          <w:tcPr>
+            <w:tcW w:type="dxa" w:w="1841"/>
+            <w:tcMar>
+              <w:top w:type="dxa" w:w="60"/>
+              <w:left w:type="dxa" w:w="90"/>
+              <w:bottom w:type="dxa" w:w="60"/>
+              <w:right w:type="dxa" w:w="90"/>
+            </w:tcMar>
+          </w:tcPr>
+          <w:p>
+            <w:pPr>
+              <w:spacing w:after="0" w:line="260"/>
+              <w:jc w:val="left"/>
+            </w:pPr>
+            <w:r>
+              <w:rPr>
+                <w:b w:val="false"/>
+                <w:bCs w:val="false"/>
+                <w:sz w:val="16"/>
+                <w:szCs w:val="16"/>
+              </w:rPr>
+              <w:t xml:space="preserve">외벽 AC 입력 SMPS (장기) </w:t>
+            </w:r>
+            <w:r>
+              <w:rPr>
+                <w:b/>
+                <w:bCs/>
+                <w:color w:val="0F4C5C"/>
+                <w:sz w:val="16"/>
+                <w:szCs w:val="16"/>
+              </w:rPr>
+              <w:t xml:space="preserve">[추가]</w:t>
+            </w:r>
+          </w:p>
+        </w:tc>
+        <w:tc>
+          <w:tcPr>
+            <w:tcW w:type="dxa" w:w="2325"/>
             <w:tcMar>
               <w:top w:type="dxa" w:w="60"/>
               <w:left w:type="dxa" w:w="90"/>
@@ -19823,7 +20092,7 @@
         </w:tc>
         <w:tc>
           <w:tcPr>
-            <w:tcW w:type="dxa" w:w="2462"/>
+            <w:tcW w:type="dxa" w:w="2521"/>
             <w:tcMar>
               <w:top w:type="dxa" w:w="60"/>
               <w:left w:type="dxa" w:w="90"/>
@@ -19849,7 +20118,7 @@
         </w:tc>
         <w:tc>
           <w:tcPr>
-            <w:tcW w:type="dxa" w:w="2462"/>
+            <w:tcW w:type="dxa" w:w="2522"/>
             <w:tcMar>
               <w:top w:type="dxa" w:w="60"/>
               <w:left w:type="dxa" w:w="90"/>
@@ -21776,7 +22045,7 @@
           <w:sz w:val="19"/>
           <w:szCs w:val="19"/>
         </w:rPr>
-        <w:t xml:space="preserve">두 함체는 XT90H 2개(SMPS당 1개)와 실리콘 8AWG 0.5m로 연결합니다. 커넥터는 SMPS 함체 쪽에 두고 결합부를 고정하며, 교체 때는 XT90만 분리하면 됩니다(10장).</w:t>
+        <w:t xml:space="preserve">두 함체는 XT90H 4개(SMPS당 2개)와 실리콘 10AWG 0.5m로 연결합니다. 커넥터는 함체 안에 두고 결합부를 고정하며, 교체 때는 XT90만 분리하면 됩니다(10장).</w:t>
       </w:r>
     </w:p>
     <w:p>
@@ -22342,7 +22611,7 @@
                 <w:sz w:val="16"/>
                 <w:szCs w:val="16"/>
               </w:rPr>
-              <w:t xml:space="preserve">SMPS 핀 함체 위치·고정 방식, Hub 함체 축소 후 공기층 치수, 5V 연결 구성(XT90H 2개, 실리콘 8AWG 0.5m, SMPS 함체 쪽 배치, 결합부 고정, 50A 퓨즈와 온도 감시), Amass XT90 사양서와 온도상승 데이터, 63°C 40A 2시간 열시험 결과</w:t>
+              <w:t xml:space="preserve">SMPS 핀 함체 위치·고정 방식, Hub 함체 축소 후 공기층 치수, 5V 연결 구성(XT90H 4개, 실리콘 10AWG 0.5m, 결합부 고정, 회로별 30A 퓨즈나 온도 감시), Amass XT90 사양서와 온도상승 데이터, 63°C 20A 2시간 열시험 결과</w:t>
             </w:r>
           </w:p>
         </w:tc>
@@ -22949,7 +23218,7 @@
           <w:sz w:val="19"/>
           <w:szCs w:val="19"/>
         </w:rPr>
-        <w:t xml:space="preserve">저희는 SMPS만 별도 알루미늄 함체로 빼서 바깥에 세로 방향 핀을 다는 방식을 우선 제안드려요. 베이스 300×250 이상, 핀 높이 40~50mm, 두께 2mm, 간격 10.5mm 정도면 54~59도 정도가 나와요. SMPS가 빠지면 Hub 함체가 작아져서 공기층도 150mm 정도로 줄어드니까 패널 쪽에도 도움이 돼요. 함체는 벽 쪽 그늘에 두고, 방수는 IP65 이상에 벤트랑 배수공 넣어주세요. Hub 함체와 연결하는 5V는 XT90 2개(SMPS 한 대당 1개)에 실리콘 케이블 0.5m로 가려고 해요. 커넥터 하나에 40A가 흐르니까 케이블은 8AWG로 해주세요. 다만 XT90이 40A 정격이어도 그건 상온 기준이라, 함체 안 60도대에서는 30A 정도로 줄어들어요. 그래서 커넥터는 덜 뜨거운 SMPS 함체 쪽에 두고, 결합부는 알루미늄 브래킷에 고정해서 열을 빼주시고, 회로마다 50A 퓨즈랑 커넥터 온도 센서를 넣어주세요. 처음에는 휘도를 80% 정도(패널 320W)로 제한해두고, 63도에서 40A로 2시간 열시험해서 괜찮으면 풀어도 될 것 같아요.</w:t>
+        <w:t xml:space="preserve">저희는 SMPS만 별도 알루미늄 함체로 빼서 바깥에 세로 방향 핀을 다는 방식을 우선 제안드려요. 베이스 300×250 이상, 핀 높이 40~50mm, 두께 2mm, 간격 10.5mm 정도면 54~59도 정도가 나와요. SMPS가 빠지면 Hub 함체가 작아져서 공기층도 150mm 정도로 줄어드니까 패널 쪽에도 도움이 돼요. 함체는 벽 쪽 그늘에 두고, 방수는 IP65 이상에 벤트랑 배수공 넣어주세요. Hub 함체와 연결하는 5V는 XT90 4개(SMPS 한 대당 2개)에 실리콘 케이블 0.5m로 가려고 해요. SMPS 한 대가 40A를 내니까 커넥터 하나에 20A씩 흐르고, 케이블은 10AWG면 충분해요. Hub 쪽에서도 두 SMPS 5V는 서로 묶지 말아주세요. XT90은 방수랑 잠금이 없으니까 함체 안에만 두고, 결합부는 브래킷이랑 클램프로 고정해주세요. 커넥터 하나가 빠지면 같은 SMPS의 나머지 하나에 40A가 몰려서 녹을 수 있으니까, 회로마다 30A 퓨즈나 온도 센서도 넣어주세요.</w:t>
       </w:r>
     </w:p>
     <w:p>

--- a/docs/bipv-design-review.docx
+++ b/docs/bipv-design-review.docx
@@ -12,7 +12,7 @@
           <w:sz w:val="16"/>
           <w:szCs w:val="16"/>
         </w:rPr>
-        <w:t xml:space="preserve">BIPV PROJECT · 기구 설계 검토 회신  ·  2026-10-28  ·  내부 검토안 v3.4 (5V 연결 XT90 ×4)</w:t>
+        <w:t xml:space="preserve">BIPV PROJECT · 기구 설계 검토 회신  ·  2026-10-28  ·  내부 검토안 v3.5 (수평 배기 검토 추가)</w:t>
       </w:r>
     </w:p>
     <w:p>
@@ -18216,7 +18216,3693 @@
           <w:sz w:val="28"/>
           <w:szCs w:val="28"/>
         </w:rPr>
-        <w:t xml:space="preserve">11  검토 항목 (위치 · 문제점 · 예상 현상 · 개선 검토 사항)</w:t>
+        <w:t xml:space="preserve">11  수평 배기 검토: 벽 쪽 더운 공기를 옆으로 빼기</w:t>
+      </w:r>
+    </w:p>
+    <w:p>
+      <w:pPr>
+        <w:spacing w:after="120" w:line="300"/>
+      </w:pPr>
+      <w:r>
+        <w:rPr>
+          <w:sz w:val="19"/>
+          <w:szCs w:val="19"/>
+        </w:rPr>
+        <w:t xml:space="preserve">패널을 세로로 16장(4~8층) 이어 붙이면, 패널마다 뒤로 내보내는 열(장당 약 230~250W)이 벽 쪽 공간을 따라 위로 쌓입니다. 이 열을 위로 올려보내지 않고 몇 장마다 끊어서 </w:t>
+      </w:r>
+      <w:r>
+        <w:rPr>
+          <w:b/>
+          <w:bCs/>
+          <w:sz w:val="19"/>
+          <w:szCs w:val="19"/>
+        </w:rPr>
+        <w:t xml:space="preserve">옆(수평)으로 빼내는 방법</w:t>
+      </w:r>
+      <w:r>
+        <w:rPr>
+          <w:sz w:val="19"/>
+          <w:szCs w:val="19"/>
+        </w:rPr>
+        <w:t xml:space="preserve">을 기구 쪽에서 구상하고, 열계산 쪽에서 효과를 계산했습니다. 2안(SMPS 핀 함체 B·D), 7월 설계와 8월 평균일 기준입니다.</w:t>
+      </w:r>
+    </w:p>
+    <w:p>
+      <w:pPr>
+        <w:pStyle w:val="ListParagraph"/>
+        <w:numPr>
+          <w:ilvl w:val="0"/>
+          <w:numId w:val="2"/>
+        </w:numPr>
+        <w:spacing w:after="80" w:line="290"/>
+      </w:pPr>
+      <w:r>
+        <w:rPr>
+          <w:b/>
+          <w:bCs/>
+          <w:sz w:val="19"/>
+          <w:szCs w:val="19"/>
+        </w:rPr>
+        <w:t xml:space="preserve">막힌 채로 위로 이어지면 최상단 SMPS가 85~94°C까지 올라갑니다.</w:t>
+      </w:r>
+      <w:r>
+        <w:rPr>
+          <w:sz w:val="19"/>
+          <w:szCs w:val="19"/>
+        </w:rPr>
+        <w:t xml:space="preserve"> 벽 쪽 공간 깊이 150mm에서 최상단 뒤 공기가 39K, 200mm에서 30K 올라갑니다. 100mm면 핀 함체가 공간을 막아 120°C에 이릅니다.</w:t>
+      </w:r>
+    </w:p>
+    <w:p>
+      <w:pPr>
+        <w:pStyle w:val="ListParagraph"/>
+        <w:numPr>
+          <w:ilvl w:val="0"/>
+          <w:numId w:val="2"/>
+        </w:numPr>
+        <w:spacing w:after="80" w:line="290"/>
+      </w:pPr>
+      <w:r>
+        <w:rPr>
+          <w:b/>
+          <w:bCs/>
+          <w:sz w:val="19"/>
+          <w:szCs w:val="19"/>
+        </w:rPr>
+        <w:t xml:space="preserve">자연 굴뚝 효과만으로는 한계가 있습니다.</w:t>
+      </w:r>
+      <w:r>
+        <w:rPr>
+          <w:sz w:val="19"/>
+          <w:szCs w:val="19"/>
+        </w:rPr>
+        <w:t xml:space="preserve"> 1m 높이 굴뚝이 만드는 압력이 0.2~0.7Pa밖에 안 돼서, 매 장마다 끊고 배기구를 키워도 뒤 공기 상승이 11~18K 아래로 내려가지 않습니다.</w:t>
+      </w:r>
+    </w:p>
+    <w:p>
+      <w:pPr>
+        <w:pStyle w:val="ListParagraph"/>
+        <w:numPr>
+          <w:ilvl w:val="0"/>
+          <w:numId w:val="2"/>
+        </w:numPr>
+        <w:spacing w:after="80" w:line="290"/>
+      </w:pPr>
+      <w:r>
+        <w:rPr>
+          <w:b/>
+          <w:bCs/>
+          <w:sz w:val="19"/>
+          <w:szCs w:val="19"/>
+        </w:rPr>
+        <w:t xml:space="preserve">옆으로 보낼 수 있는 거리는 약 1m(패널 1~2열)까지입니다.</w:t>
+      </w:r>
+      <w:r>
+        <w:rPr>
+          <w:sz w:val="19"/>
+          <w:szCs w:val="19"/>
+        </w:rPr>
+        <w:t xml:space="preserve"> 그보다 멀면 공기가 쌓여 마찰이 급격히 커지고 상승폭이 두 배 이상 됩니다. 파사드 끝까지 몇 m를 끌고 가려면 통로를 400mm 이상으로 키우거나 팬이 필요합니다.</w:t>
+      </w:r>
+    </w:p>
+    <w:p>
+      <w:pPr>
+        <w:pStyle w:val="ListParagraph"/>
+        <w:numPr>
+          <w:ilvl w:val="0"/>
+          <w:numId w:val="2"/>
+        </w:numPr>
+        <w:spacing w:after="80" w:line="290"/>
+      </w:pPr>
+      <w:r>
+        <w:rPr>
+          <w:b/>
+          <w:bCs/>
+          <w:sz w:val="19"/>
+          <w:szCs w:val="19"/>
+        </w:rPr>
+        <w:t xml:space="preserve">바람은 굴뚝 효과보다 5~20배 강합니다.</w:t>
+      </w:r>
+      <w:r>
+        <w:rPr>
+          <w:sz w:val="19"/>
+          <w:szCs w:val="19"/>
+        </w:rPr>
+        <w:t xml:space="preserve"> 2m/s 미풍만으로 3~4Pa가 생겨 크게 도움이 되지만 방향이 바뀌면 역류합니다. 그래서 설계는 무풍(여름 한낮 최악)으로 하고, 양쪽 끝에 루버를 둬서 풍향과 관계없이 한쪽은 들어오고 한쪽은 나가게 합니다.</w:t>
+      </w:r>
+    </w:p>
+    <w:p>
+      <w:pPr>
+        <w:pStyle w:val="ListParagraph"/>
+        <w:numPr>
+          <w:ilvl w:val="0"/>
+          <w:numId w:val="2"/>
+        </w:numPr>
+        <w:spacing w:after="80" w:line="290"/>
+      </w:pPr>
+      <w:r>
+        <w:rPr>
+          <w:b/>
+          <w:bCs/>
+          <w:sz w:val="19"/>
+          <w:szCs w:val="19"/>
+        </w:rPr>
+        <w:t xml:space="preserve">목표(최상단 SMPS ≤60°C)를 맞추는 조합:</w:t>
+      </w:r>
+      <w:r>
+        <w:rPr>
+          <w:sz w:val="19"/>
+          <w:szCs w:val="19"/>
+        </w:rPr>
+        <w:t xml:space="preserve"> 핀 함체 D + 벽 쪽 공간 200mm + 매 장 차단(자연 배출 60.4°C, 경계), 또는 핀 함체 B·D + 1~2장마다 차단 + 소형 수평 팬(패널당 1~8W)입니다.</w:t>
+      </w:r>
+    </w:p>
+    <w:p>
+      <w:pPr>
+        <w:keepNext/>
+        <w:spacing w:after="60" w:before="120"/>
+        <w:jc w:val="center"/>
+      </w:pPr>
+      <w:r>
+        <w:drawing>
+          <wp:inline distT="0" distB="0" distL="0" distR="0">
+            <wp:extent cx="5076825" cy="2466975"/>
+            <wp:effectExtent t="0" r="0" b="0" l="0"/>
+            <wp:docPr id="1" name="" descr="" title=""/>
+            <wp:cNvGraphicFramePr>
+              <a:graphicFrameLocks xmlns:a="http://schemas.openxmlformats.org/drawingml/2006/main" noChangeAspect="1"/>
+            </wp:cNvGraphicFramePr>
+            <a:graphic xmlns:a="http://schemas.openxmlformats.org/drawingml/2006/main">
+              <a:graphicData uri="http://schemas.openxmlformats.org/drawingml/2006/picture">
+                <pic:pic xmlns:pic="http://schemas.openxmlformats.org/drawingml/2006/picture">
+                  <pic:nvPicPr>
+                    <pic:cNvPr id="0" name="" descr=""/>
+                    <pic:cNvPicPr>
+                      <a:picLocks noChangeAspect="1" noChangeArrowheads="1"/>
+                    </pic:cNvPicPr>
+                  </pic:nvPicPr>
+                  <pic:blipFill>
+                    <a:blip r:embed="rId15" cstate="none"/>
+                    <a:srcRect/>
+                    <a:stretch>
+                      <a:fillRect/>
+                    </a:stretch>
+                  </pic:blipFill>
+                  <pic:spPr bwMode="auto">
+                    <a:xfrm>
+                      <a:off x="0" y="0"/>
+                      <a:ext cx="5076825" cy="2466975"/>
+                    </a:xfrm>
+                    <a:prstGeom prst="rect">
+                      <a:avLst/>
+                    </a:prstGeom>
+                  </pic:spPr>
+                </pic:pic>
+              </a:graphicData>
+            </a:graphic>
+          </wp:inline>
+        </w:drawing>
+      </w:r>
+    </w:p>
+    <w:p>
+      <w:pPr>
+        <w:spacing w:after="200" w:line="276"/>
+      </w:pPr>
+      <w:r>
+        <w:rPr>
+          <w:color w:val="5A6771"/>
+          <w:sz w:val="16"/>
+          <w:szCs w:val="16"/>
+        </w:rPr>
+        <w:t xml:space="preserve">그림 8. 권장 개념(A안) 입면도. 벽 쪽 공간에 2장 높이마다 가운데가 낮은 경사 차단판을 두면, 올라온 더운 공기가 차단판 아래를 타고 배열 양 끝으로 이동해 끝단 루버 위쪽으로 나갑니다. 신선한 공기는 각 구간 아래쪽 루버로 들어옵니다. 개구가 LED 화면 안에 생기지 않고 배열 양 끝(폭 100~200mm 띠)에만 생깁니다.</w:t>
+      </w:r>
+    </w:p>
+    <w:tbl>
+      <w:tblPr>
+        <w:tblW w:type="dxa" w:w="9906"/>
+        <w:tblBorders>
+          <w:top w:val="single" w:color="C9D1D6" w:sz="4"/>
+          <w:left w:val="single" w:color="C9D1D6" w:sz="4"/>
+          <w:bottom w:val="single" w:color="C9D1D6" w:sz="4"/>
+          <w:right w:val="single" w:color="C9D1D6" w:sz="4"/>
+          <w:insideH w:val="single" w:color="C9D1D6" w:sz="4"/>
+          <w:insideV w:val="single" w:color="C9D1D6" w:sz="4"/>
+        </w:tblBorders>
+        <w:tblLayout w:type="fixed"/>
+      </w:tblPr>
+      <w:tblGrid>
+        <w:gridCol w:w="968"/>
+        <w:gridCol w:w="2092"/>
+        <w:gridCol w:w="2092"/>
+        <w:gridCol w:w="1331"/>
+        <w:gridCol w:w="1910"/>
+        <w:gridCol w:w="1513"/>
+      </w:tblGrid>
+      <w:tr>
+        <w:trPr>
+          <w:cantSplit/>
+          <w:tblHeader/>
+        </w:trPr>
+        <w:tc>
+          <w:tcPr>
+            <w:tcW w:type="dxa" w:w="968"/>
+            <w:shd w:fill="EEF1F3" w:color="auto" w:val="clear"/>
+            <w:tcMar>
+              <w:top w:type="dxa" w:w="60"/>
+              <w:left w:type="dxa" w:w="90"/>
+              <w:bottom w:type="dxa" w:w="60"/>
+              <w:right w:type="dxa" w:w="90"/>
+            </w:tcMar>
+          </w:tcPr>
+          <w:p>
+            <w:pPr>
+              <w:spacing w:after="0" w:line="260"/>
+              <w:jc w:val="left"/>
+            </w:pPr>
+          </w:p>
+        </w:tc>
+        <w:tc>
+          <w:tcPr>
+            <w:tcW w:type="dxa" w:w="2092"/>
+            <w:shd w:fill="EEF1F3" w:color="auto" w:val="clear"/>
+            <w:tcMar>
+              <w:top w:type="dxa" w:w="60"/>
+              <w:left w:type="dxa" w:w="90"/>
+              <w:bottom w:type="dxa" w:w="60"/>
+              <w:right w:type="dxa" w:w="90"/>
+            </w:tcMar>
+          </w:tcPr>
+          <w:p>
+            <w:pPr>
+              <w:spacing w:after="0" w:line="260"/>
+              <w:jc w:val="left"/>
+            </w:pPr>
+            <w:r>
+              <w:rPr>
+                <w:b/>
+                <w:bCs/>
+                <w:sz w:val="16"/>
+                <w:szCs w:val="16"/>
+              </w:rPr>
+              <w:t xml:space="preserve">A 경사 차단판 + 끝단 루버</w:t>
+            </w:r>
+          </w:p>
+        </w:tc>
+        <w:tc>
+          <w:tcPr>
+            <w:tcW w:type="dxa" w:w="2092"/>
+            <w:shd w:fill="EEF1F3" w:color="auto" w:val="clear"/>
+            <w:tcMar>
+              <w:top w:type="dxa" w:w="60"/>
+              <w:left w:type="dxa" w:w="90"/>
+              <w:bottom w:type="dxa" w:w="60"/>
+              <w:right w:type="dxa" w:w="90"/>
+            </w:tcMar>
+          </w:tcPr>
+          <w:p>
+            <w:pPr>
+              <w:spacing w:after="0" w:line="260"/>
+              <w:jc w:val="left"/>
+            </w:pPr>
+            <w:r>
+              <w:rPr>
+                <w:b/>
+                <w:bCs/>
+                <w:sz w:val="16"/>
+                <w:szCs w:val="16"/>
+              </w:rPr>
+              <w:t xml:space="preserve">B 슬래브 라인 수평 덕트</w:t>
+            </w:r>
+          </w:p>
+        </w:tc>
+        <w:tc>
+          <w:tcPr>
+            <w:tcW w:type="dxa" w:w="1331"/>
+            <w:shd w:fill="EEF1F3" w:color="auto" w:val="clear"/>
+            <w:tcMar>
+              <w:top w:type="dxa" w:w="60"/>
+              <w:left w:type="dxa" w:w="90"/>
+              <w:bottom w:type="dxa" w:w="60"/>
+              <w:right w:type="dxa" w:w="90"/>
+            </w:tcMar>
+          </w:tcPr>
+          <w:p>
+            <w:pPr>
+              <w:spacing w:after="0" w:line="260"/>
+              <w:jc w:val="left"/>
+            </w:pPr>
+            <w:r>
+              <w:rPr>
+                <w:b/>
+                <w:bCs/>
+                <w:sz w:val="16"/>
+                <w:szCs w:val="16"/>
+              </w:rPr>
+              <w:t xml:space="preserve">C 이음부 횡류팬</w:t>
+            </w:r>
+          </w:p>
+        </w:tc>
+        <w:tc>
+          <w:tcPr>
+            <w:tcW w:type="dxa" w:w="1910"/>
+            <w:shd w:fill="EEF1F3" w:color="auto" w:val="clear"/>
+            <w:tcMar>
+              <w:top w:type="dxa" w:w="60"/>
+              <w:left w:type="dxa" w:w="90"/>
+              <w:bottom w:type="dxa" w:w="60"/>
+              <w:right w:type="dxa" w:w="90"/>
+            </w:tcMar>
+          </w:tcPr>
+          <w:p>
+            <w:pPr>
+              <w:spacing w:after="0" w:line="260"/>
+              <w:jc w:val="left"/>
+            </w:pPr>
+            <w:r>
+              <w:rPr>
+                <w:b/>
+                <w:bCs/>
+                <w:sz w:val="16"/>
+                <w:szCs w:val="16"/>
+              </w:rPr>
+              <w:t xml:space="preserve">D 수평 이음 배기 틈</w:t>
+            </w:r>
+          </w:p>
+        </w:tc>
+        <w:tc>
+          <w:tcPr>
+            <w:tcW w:type="dxa" w:w="1513"/>
+            <w:shd w:fill="EEF1F3" w:color="auto" w:val="clear"/>
+            <w:tcMar>
+              <w:top w:type="dxa" w:w="60"/>
+              <w:left w:type="dxa" w:w="90"/>
+              <w:bottom w:type="dxa" w:w="60"/>
+              <w:right w:type="dxa" w:w="90"/>
+            </w:tcMar>
+          </w:tcPr>
+          <w:p>
+            <w:pPr>
+              <w:spacing w:after="0" w:line="260"/>
+              <w:jc w:val="left"/>
+            </w:pPr>
+            <w:r>
+              <w:rPr>
+                <w:b/>
+                <w:bCs/>
+                <w:sz w:val="16"/>
+                <w:szCs w:val="16"/>
+              </w:rPr>
+              <w:t xml:space="preserve">E 한쪽 흡기·반대쪽 배기</w:t>
+            </w:r>
+          </w:p>
+        </w:tc>
+      </w:tr>
+      <w:tr>
+        <w:trPr>
+          <w:cantSplit/>
+          <w:tblHeader w:val="false"/>
+        </w:trPr>
+        <w:tc>
+          <w:tcPr>
+            <w:tcW w:type="dxa" w:w="968"/>
+            <w:tcMar>
+              <w:top w:type="dxa" w:w="60"/>
+              <w:left w:type="dxa" w:w="90"/>
+              <w:bottom w:type="dxa" w:w="60"/>
+              <w:right w:type="dxa" w:w="90"/>
+            </w:tcMar>
+          </w:tcPr>
+          <w:p>
+            <w:pPr>
+              <w:spacing w:after="0" w:line="260"/>
+              <w:jc w:val="left"/>
+            </w:pPr>
+            <w:r>
+              <w:rPr>
+                <w:b w:val="false"/>
+                <w:bCs w:val="false"/>
+                <w:sz w:val="16"/>
+                <w:szCs w:val="16"/>
+              </w:rPr>
+              <w:t xml:space="preserve">방식</w:t>
+            </w:r>
+          </w:p>
+        </w:tc>
+        <w:tc>
+          <w:tcPr>
+            <w:tcW w:type="dxa" w:w="2092"/>
+            <w:tcMar>
+              <w:top w:type="dxa" w:w="60"/>
+              <w:left w:type="dxa" w:w="90"/>
+              <w:bottom w:type="dxa" w:w="60"/>
+              <w:right w:type="dxa" w:w="90"/>
+            </w:tcMar>
+          </w:tcPr>
+          <w:p>
+            <w:pPr>
+              <w:spacing w:after="0" w:line="260"/>
+              <w:jc w:val="left"/>
+            </w:pPr>
+            <w:r>
+              <w:rPr>
+                <w:b w:val="false"/>
+                <w:bCs w:val="false"/>
+                <w:sz w:val="16"/>
+                <w:szCs w:val="16"/>
+              </w:rPr>
+              <w:t xml:space="preserve">2~3장마다 V형 차단판(경사 10~20°), 배열 양 끝 세로 루버로 배출</w:t>
+            </w:r>
+          </w:p>
+        </w:tc>
+        <w:tc>
+          <w:tcPr>
+            <w:tcW w:type="dxa" w:w="2092"/>
+            <w:tcMar>
+              <w:top w:type="dxa" w:w="60"/>
+              <w:left w:type="dxa" w:w="90"/>
+              <w:bottom w:type="dxa" w:w="60"/>
+              <w:right w:type="dxa" w:w="90"/>
+            </w:tcMar>
+          </w:tcPr>
+          <w:p>
+            <w:pPr>
+              <w:spacing w:after="0" w:line="260"/>
+              <w:jc w:val="left"/>
+            </w:pPr>
+            <w:r>
+              <w:rPr>
+                <w:b w:val="false"/>
+                <w:bCs w:val="false"/>
+                <w:sz w:val="16"/>
+                <w:szCs w:val="16"/>
+              </w:rPr>
+              <w:t xml:space="preserve">층 슬래브 높이에 150~300mm 덕트 띠, 건물 모서리나 루버 띠로 배출</w:t>
+            </w:r>
+          </w:p>
+        </w:tc>
+        <w:tc>
+          <w:tcPr>
+            <w:tcW w:type="dxa" w:w="1331"/>
+            <w:tcMar>
+              <w:top w:type="dxa" w:w="60"/>
+              <w:left w:type="dxa" w:w="90"/>
+              <w:bottom w:type="dxa" w:w="60"/>
+              <w:right w:type="dxa" w:w="90"/>
+            </w:tcMar>
+          </w:tcPr>
+          <w:p>
+            <w:pPr>
+              <w:spacing w:after="0" w:line="260"/>
+              <w:jc w:val="left"/>
+            </w:pPr>
+            <w:r>
+              <w:rPr>
+                <w:b w:val="false"/>
+                <w:bCs w:val="false"/>
+                <w:sz w:val="16"/>
+                <w:szCs w:val="16"/>
+              </w:rPr>
+              <w:t xml:space="preserve">수평 이음에 크로스플로우 팬</w:t>
+            </w:r>
+          </w:p>
+        </w:tc>
+        <w:tc>
+          <w:tcPr>
+            <w:tcW w:type="dxa" w:w="1910"/>
+            <w:tcMar>
+              <w:top w:type="dxa" w:w="60"/>
+              <w:left w:type="dxa" w:w="90"/>
+              <w:bottom w:type="dxa" w:w="60"/>
+              <w:right w:type="dxa" w:w="90"/>
+            </w:tcMar>
+          </w:tcPr>
+          <w:p>
+            <w:pPr>
+              <w:spacing w:after="0" w:line="260"/>
+              <w:jc w:val="left"/>
+            </w:pPr>
+            <w:r>
+              <w:rPr>
+                <w:b w:val="false"/>
+                <w:bCs w:val="false"/>
+                <w:sz w:val="16"/>
+                <w:szCs w:val="16"/>
+              </w:rPr>
+              <w:t xml:space="preserve">2~3행마다 이음을 10~20mm로 넓혀 후드 달린 배기 틈으로</w:t>
+            </w:r>
+          </w:p>
+        </w:tc>
+        <w:tc>
+          <w:tcPr>
+            <w:tcW w:type="dxa" w:w="1513"/>
+            <w:tcMar>
+              <w:top w:type="dxa" w:w="60"/>
+              <w:left w:type="dxa" w:w="90"/>
+              <w:bottom w:type="dxa" w:w="60"/>
+              <w:right w:type="dxa" w:w="90"/>
+            </w:tcMar>
+          </w:tcPr>
+          <w:p>
+            <w:pPr>
+              <w:spacing w:after="0" w:line="260"/>
+              <w:jc w:val="left"/>
+            </w:pPr>
+            <w:r>
+              <w:rPr>
+                <w:b w:val="false"/>
+                <w:bCs w:val="false"/>
+                <w:sz w:val="16"/>
+                <w:szCs w:val="16"/>
+              </w:rPr>
+              <w:t xml:space="preserve">구간마다 한쪽 끝 흡기, 반대쪽 끝 배기</w:t>
+            </w:r>
+          </w:p>
+        </w:tc>
+      </w:tr>
+      <w:tr>
+        <w:trPr>
+          <w:cantSplit/>
+          <w:tblHeader w:val="false"/>
+        </w:trPr>
+        <w:tc>
+          <w:tcPr>
+            <w:tcW w:type="dxa" w:w="968"/>
+            <w:tcMar>
+              <w:top w:type="dxa" w:w="60"/>
+              <w:left w:type="dxa" w:w="90"/>
+              <w:bottom w:type="dxa" w:w="60"/>
+              <w:right w:type="dxa" w:w="90"/>
+            </w:tcMar>
+          </w:tcPr>
+          <w:p>
+            <w:pPr>
+              <w:spacing w:after="0" w:line="260"/>
+              <w:jc w:val="left"/>
+            </w:pPr>
+            <w:r>
+              <w:rPr>
+                <w:b w:val="false"/>
+                <w:bCs w:val="false"/>
+                <w:sz w:val="16"/>
+                <w:szCs w:val="16"/>
+              </w:rPr>
+              <w:t xml:space="preserve">LED 화면 영향</w:t>
+            </w:r>
+          </w:p>
+        </w:tc>
+        <w:tc>
+          <w:tcPr>
+            <w:tcW w:type="dxa" w:w="2092"/>
+            <w:tcMar>
+              <w:top w:type="dxa" w:w="60"/>
+              <w:left w:type="dxa" w:w="90"/>
+              <w:bottom w:type="dxa" w:w="60"/>
+              <w:right w:type="dxa" w:w="90"/>
+            </w:tcMar>
+          </w:tcPr>
+          <w:p>
+            <w:pPr>
+              <w:spacing w:after="0" w:line="260"/>
+              <w:jc w:val="left"/>
+            </w:pPr>
+            <w:r>
+              <w:rPr>
+                <w:b/>
+                <w:bCs/>
+                <w:sz w:val="16"/>
+                <w:szCs w:val="16"/>
+              </w:rPr>
+              <w:t xml:space="preserve">없음</w:t>
+            </w:r>
+            <w:r>
+              <w:rPr>
+                <w:b w:val="false"/>
+                <w:bCs w:val="false"/>
+                <w:sz w:val="16"/>
+                <w:szCs w:val="16"/>
+              </w:rPr>
+              <w:t xml:space="preserve"> (끝단만)</w:t>
+            </w:r>
+          </w:p>
+        </w:tc>
+        <w:tc>
+          <w:tcPr>
+            <w:tcW w:type="dxa" w:w="2092"/>
+            <w:tcMar>
+              <w:top w:type="dxa" w:w="60"/>
+              <w:left w:type="dxa" w:w="90"/>
+              <w:bottom w:type="dxa" w:w="60"/>
+              <w:right w:type="dxa" w:w="90"/>
+            </w:tcMar>
+          </w:tcPr>
+          <w:p>
+            <w:pPr>
+              <w:spacing w:after="0" w:line="260"/>
+              <w:jc w:val="left"/>
+            </w:pPr>
+            <w:r>
+              <w:rPr>
+                <w:b w:val="false"/>
+                <w:bCs w:val="false"/>
+                <w:sz w:val="16"/>
+                <w:szCs w:val="16"/>
+              </w:rPr>
+              <w:t xml:space="preserve">층마다 LED 없는 가로 띠</w:t>
+            </w:r>
+          </w:p>
+        </w:tc>
+        <w:tc>
+          <w:tcPr>
+            <w:tcW w:type="dxa" w:w="1331"/>
+            <w:tcMar>
+              <w:top w:type="dxa" w:w="60"/>
+              <w:left w:type="dxa" w:w="90"/>
+              <w:bottom w:type="dxa" w:w="60"/>
+              <w:right w:type="dxa" w:w="90"/>
+            </w:tcMar>
+          </w:tcPr>
+          <w:p>
+            <w:pPr>
+              <w:spacing w:after="0" w:line="260"/>
+              <w:jc w:val="left"/>
+            </w:pPr>
+            <w:r>
+              <w:rPr>
+                <w:b w:val="false"/>
+                <w:bCs w:val="false"/>
+                <w:sz w:val="16"/>
+                <w:szCs w:val="16"/>
+              </w:rPr>
+              <w:t xml:space="preserve">이음 확대 (중)</w:t>
+            </w:r>
+          </w:p>
+        </w:tc>
+        <w:tc>
+          <w:tcPr>
+            <w:tcW w:type="dxa" w:w="1910"/>
+            <w:tcMar>
+              <w:top w:type="dxa" w:w="60"/>
+              <w:left w:type="dxa" w:w="90"/>
+              <w:bottom w:type="dxa" w:w="60"/>
+              <w:right w:type="dxa" w:w="90"/>
+            </w:tcMar>
+          </w:tcPr>
+          <w:p>
+            <w:pPr>
+              <w:spacing w:after="0" w:line="260"/>
+              <w:jc w:val="left"/>
+            </w:pPr>
+            <w:r>
+              <w:rPr>
+                <w:b w:val="false"/>
+                <w:bCs w:val="false"/>
+                <w:sz w:val="16"/>
+                <w:szCs w:val="16"/>
+              </w:rPr>
+              <w:t xml:space="preserve">2~3행마다 가로 줄</w:t>
+            </w:r>
+          </w:p>
+        </w:tc>
+        <w:tc>
+          <w:tcPr>
+            <w:tcW w:type="dxa" w:w="1513"/>
+            <w:tcMar>
+              <w:top w:type="dxa" w:w="60"/>
+              <w:left w:type="dxa" w:w="90"/>
+              <w:bottom w:type="dxa" w:w="60"/>
+              <w:right w:type="dxa" w:w="90"/>
+            </w:tcMar>
+          </w:tcPr>
+          <w:p>
+            <w:pPr>
+              <w:spacing w:after="0" w:line="260"/>
+              <w:jc w:val="left"/>
+            </w:pPr>
+            <w:r>
+              <w:rPr>
+                <w:b w:val="false"/>
+                <w:bCs w:val="false"/>
+                <w:sz w:val="16"/>
+                <w:szCs w:val="16"/>
+              </w:rPr>
+              <w:t xml:space="preserve">없음 (끝단만)</w:t>
+            </w:r>
+          </w:p>
+        </w:tc>
+      </w:tr>
+      <w:tr>
+        <w:trPr>
+          <w:cantSplit/>
+          <w:tblHeader w:val="false"/>
+        </w:trPr>
+        <w:tc>
+          <w:tcPr>
+            <w:tcW w:type="dxa" w:w="968"/>
+            <w:tcMar>
+              <w:top w:type="dxa" w:w="60"/>
+              <w:left w:type="dxa" w:w="90"/>
+              <w:bottom w:type="dxa" w:w="60"/>
+              <w:right w:type="dxa" w:w="90"/>
+            </w:tcMar>
+          </w:tcPr>
+          <w:p>
+            <w:pPr>
+              <w:spacing w:after="0" w:line="260"/>
+              <w:jc w:val="left"/>
+            </w:pPr>
+            <w:r>
+              <w:rPr>
+                <w:b w:val="false"/>
+                <w:bCs w:val="false"/>
+                <w:sz w:val="16"/>
+                <w:szCs w:val="16"/>
+              </w:rPr>
+              <w:t xml:space="preserve">빗물·바람</w:t>
+            </w:r>
+          </w:p>
+        </w:tc>
+        <w:tc>
+          <w:tcPr>
+            <w:tcW w:type="dxa" w:w="2092"/>
+            <w:tcMar>
+              <w:top w:type="dxa" w:w="60"/>
+              <w:left w:type="dxa" w:w="90"/>
+              <w:bottom w:type="dxa" w:w="60"/>
+              <w:right w:type="dxa" w:w="90"/>
+            </w:tcMar>
+          </w:tcPr>
+          <w:p>
+            <w:pPr>
+              <w:spacing w:after="0" w:line="260"/>
+              <w:jc w:val="left"/>
+            </w:pPr>
+            <w:r>
+              <w:rPr>
+                <w:b w:val="false"/>
+                <w:bCs w:val="false"/>
+                <w:sz w:val="16"/>
+                <w:szCs w:val="16"/>
+              </w:rPr>
+              <w:t xml:space="preserve">끝단 방우 루버 + 메시로 관리 쉬움. 측풍 시 한쪽이 흡기로 바뀜</w:t>
+            </w:r>
+          </w:p>
+        </w:tc>
+        <w:tc>
+          <w:tcPr>
+            <w:tcW w:type="dxa" w:w="2092"/>
+            <w:tcMar>
+              <w:top w:type="dxa" w:w="60"/>
+              <w:left w:type="dxa" w:w="90"/>
+              <w:bottom w:type="dxa" w:w="60"/>
+              <w:right w:type="dxa" w:w="90"/>
+            </w:tcMar>
+          </w:tcPr>
+          <w:p>
+            <w:pPr>
+              <w:spacing w:after="0" w:line="260"/>
+              <w:jc w:val="left"/>
+            </w:pPr>
+            <w:r>
+              <w:rPr>
+                <w:b w:val="false"/>
+                <w:bCs w:val="false"/>
+                <w:sz w:val="16"/>
+                <w:szCs w:val="16"/>
+              </w:rPr>
+              <w:t xml:space="preserve">밴드 루버로 관리 쉬움</w:t>
+            </w:r>
+          </w:p>
+        </w:tc>
+        <w:tc>
+          <w:tcPr>
+            <w:tcW w:type="dxa" w:w="1331"/>
+            <w:tcMar>
+              <w:top w:type="dxa" w:w="60"/>
+              <w:left w:type="dxa" w:w="90"/>
+              <w:bottom w:type="dxa" w:w="60"/>
+              <w:right w:type="dxa" w:w="90"/>
+            </w:tcMar>
+          </w:tcPr>
+          <w:p>
+            <w:pPr>
+              <w:spacing w:after="0" w:line="260"/>
+              <w:jc w:val="left"/>
+            </w:pPr>
+            <w:r>
+              <w:rPr>
+                <w:b w:val="false"/>
+                <w:bCs w:val="false"/>
+                <w:sz w:val="16"/>
+                <w:szCs w:val="16"/>
+              </w:rPr>
+              <w:t xml:space="preserve">이음으로 빗물 유입, 모터 침수</w:t>
+            </w:r>
+          </w:p>
+        </w:tc>
+        <w:tc>
+          <w:tcPr>
+            <w:tcW w:type="dxa" w:w="1910"/>
+            <w:tcMar>
+              <w:top w:type="dxa" w:w="60"/>
+              <w:left w:type="dxa" w:w="90"/>
+              <w:bottom w:type="dxa" w:w="60"/>
+              <w:right w:type="dxa" w:w="90"/>
+            </w:tcMar>
+          </w:tcPr>
+          <w:p>
+            <w:pPr>
+              <w:spacing w:after="0" w:line="260"/>
+              <w:jc w:val="left"/>
+            </w:pPr>
+            <w:r>
+              <w:rPr>
+                <w:b w:val="false"/>
+                <w:bCs w:val="false"/>
+                <w:sz w:val="16"/>
+                <w:szCs w:val="16"/>
+              </w:rPr>
+              <w:t xml:space="preserve">정면 비바람에 직접 노출, 역류 가능</w:t>
+            </w:r>
+          </w:p>
+        </w:tc>
+        <w:tc>
+          <w:tcPr>
+            <w:tcW w:type="dxa" w:w="1513"/>
+            <w:tcMar>
+              <w:top w:type="dxa" w:w="60"/>
+              <w:left w:type="dxa" w:w="90"/>
+              <w:bottom w:type="dxa" w:w="60"/>
+              <w:right w:type="dxa" w:w="90"/>
+            </w:tcMar>
+          </w:tcPr>
+          <w:p>
+            <w:pPr>
+              <w:spacing w:after="0" w:line="260"/>
+              <w:jc w:val="left"/>
+            </w:pPr>
+            <w:r>
+              <w:rPr>
+                <w:b w:val="false"/>
+                <w:bCs w:val="false"/>
+                <w:sz w:val="16"/>
+                <w:szCs w:val="16"/>
+              </w:rPr>
+              <w:t xml:space="preserve">측풍에 크게 좌우됨</w:t>
+            </w:r>
+          </w:p>
+        </w:tc>
+      </w:tr>
+      <w:tr>
+        <w:trPr>
+          <w:cantSplit/>
+          <w:tblHeader w:val="false"/>
+        </w:trPr>
+        <w:tc>
+          <w:tcPr>
+            <w:tcW w:type="dxa" w:w="968"/>
+            <w:tcMar>
+              <w:top w:type="dxa" w:w="60"/>
+              <w:left w:type="dxa" w:w="90"/>
+              <w:bottom w:type="dxa" w:w="60"/>
+              <w:right w:type="dxa" w:w="90"/>
+            </w:tcMar>
+          </w:tcPr>
+          <w:p>
+            <w:pPr>
+              <w:spacing w:after="0" w:line="260"/>
+              <w:jc w:val="left"/>
+            </w:pPr>
+            <w:r>
+              <w:rPr>
+                <w:b w:val="false"/>
+                <w:bCs w:val="false"/>
+                <w:sz w:val="16"/>
+                <w:szCs w:val="16"/>
+              </w:rPr>
+              <w:t xml:space="preserve">화재 확산</w:t>
+            </w:r>
+          </w:p>
+        </w:tc>
+        <w:tc>
+          <w:tcPr>
+            <w:tcW w:type="dxa" w:w="2092"/>
+            <w:tcMar>
+              <w:top w:type="dxa" w:w="60"/>
+              <w:left w:type="dxa" w:w="90"/>
+              <w:bottom w:type="dxa" w:w="60"/>
+              <w:right w:type="dxa" w:w="90"/>
+            </w:tcMar>
+          </w:tcPr>
+          <w:p>
+            <w:pPr>
+              <w:spacing w:after="0" w:line="260"/>
+              <w:jc w:val="left"/>
+            </w:pPr>
+            <w:r>
+              <w:rPr>
+                <w:b w:val="false"/>
+                <w:bCs w:val="false"/>
+                <w:sz w:val="16"/>
+                <w:szCs w:val="16"/>
+              </w:rPr>
+              <w:t xml:space="preserve">차단판이 세로 공간을 끊음 (양호)</w:t>
+            </w:r>
+          </w:p>
+        </w:tc>
+        <w:tc>
+          <w:tcPr>
+            <w:tcW w:type="dxa" w:w="2092"/>
+            <w:tcMar>
+              <w:top w:type="dxa" w:w="60"/>
+              <w:left w:type="dxa" w:w="90"/>
+              <w:bottom w:type="dxa" w:w="60"/>
+              <w:right w:type="dxa" w:w="90"/>
+            </w:tcMar>
+          </w:tcPr>
+          <w:p>
+            <w:pPr>
+              <w:spacing w:after="0" w:line="260"/>
+              <w:jc w:val="left"/>
+            </w:pPr>
+            <w:r>
+              <w:rPr>
+                <w:b w:val="false"/>
+                <w:bCs w:val="false"/>
+                <w:sz w:val="16"/>
+                <w:szCs w:val="16"/>
+              </w:rPr>
+              <w:t xml:space="preserve">슬래브 라인 차단 (최상)</w:t>
+            </w:r>
+          </w:p>
+        </w:tc>
+        <w:tc>
+          <w:tcPr>
+            <w:tcW w:type="dxa" w:w="1331"/>
+            <w:tcMar>
+              <w:top w:type="dxa" w:w="60"/>
+              <w:left w:type="dxa" w:w="90"/>
+              <w:bottom w:type="dxa" w:w="60"/>
+              <w:right w:type="dxa" w:w="90"/>
+            </w:tcMar>
+          </w:tcPr>
+          <w:p>
+            <w:pPr>
+              <w:spacing w:after="0" w:line="260"/>
+              <w:jc w:val="left"/>
+            </w:pPr>
+            <w:r>
+              <w:rPr>
+                <w:b w:val="false"/>
+                <w:bCs w:val="false"/>
+                <w:sz w:val="16"/>
+                <w:szCs w:val="16"/>
+              </w:rPr>
+              <w:t xml:space="preserve">별도 차단 필요</w:t>
+            </w:r>
+          </w:p>
+        </w:tc>
+        <w:tc>
+          <w:tcPr>
+            <w:tcW w:type="dxa" w:w="1910"/>
+            <w:tcMar>
+              <w:top w:type="dxa" w:w="60"/>
+              <w:left w:type="dxa" w:w="90"/>
+              <w:bottom w:type="dxa" w:w="60"/>
+              <w:right w:type="dxa" w:w="90"/>
+            </w:tcMar>
+          </w:tcPr>
+          <w:p>
+            <w:pPr>
+              <w:spacing w:after="0" w:line="260"/>
+              <w:jc w:val="left"/>
+            </w:pPr>
+            <w:r>
+              <w:rPr>
+                <w:b w:val="false"/>
+                <w:bCs w:val="false"/>
+                <w:sz w:val="16"/>
+                <w:szCs w:val="16"/>
+              </w:rPr>
+              <w:t xml:space="preserve">차단판 있으면 양호</w:t>
+            </w:r>
+          </w:p>
+        </w:tc>
+        <w:tc>
+          <w:tcPr>
+            <w:tcW w:type="dxa" w:w="1513"/>
+            <w:tcMar>
+              <w:top w:type="dxa" w:w="60"/>
+              <w:left w:type="dxa" w:w="90"/>
+              <w:bottom w:type="dxa" w:w="60"/>
+              <w:right w:type="dxa" w:w="90"/>
+            </w:tcMar>
+          </w:tcPr>
+          <w:p>
+            <w:pPr>
+              <w:spacing w:after="0" w:line="260"/>
+              <w:jc w:val="left"/>
+            </w:pPr>
+            <w:r>
+              <w:rPr>
+                <w:b w:val="false"/>
+                <w:bCs w:val="false"/>
+                <w:sz w:val="16"/>
+                <w:szCs w:val="16"/>
+              </w:rPr>
+              <w:t xml:space="preserve">양호</w:t>
+            </w:r>
+          </w:p>
+        </w:tc>
+      </w:tr>
+      <w:tr>
+        <w:trPr>
+          <w:cantSplit/>
+          <w:tblHeader w:val="false"/>
+        </w:trPr>
+        <w:tc>
+          <w:tcPr>
+            <w:tcW w:type="dxa" w:w="968"/>
+            <w:tcMar>
+              <w:top w:type="dxa" w:w="60"/>
+              <w:left w:type="dxa" w:w="90"/>
+              <w:bottom w:type="dxa" w:w="60"/>
+              <w:right w:type="dxa" w:w="90"/>
+            </w:tcMar>
+          </w:tcPr>
+          <w:p>
+            <w:pPr>
+              <w:spacing w:after="0" w:line="260"/>
+              <w:jc w:val="left"/>
+            </w:pPr>
+            <w:r>
+              <w:rPr>
+                <w:b w:val="false"/>
+                <w:bCs w:val="false"/>
+                <w:sz w:val="16"/>
+                <w:szCs w:val="16"/>
+              </w:rPr>
+              <w:t xml:space="preserve">정비</w:t>
+            </w:r>
+          </w:p>
+        </w:tc>
+        <w:tc>
+          <w:tcPr>
+            <w:tcW w:type="dxa" w:w="2092"/>
+            <w:tcMar>
+              <w:top w:type="dxa" w:w="60"/>
+              <w:left w:type="dxa" w:w="90"/>
+              <w:bottom w:type="dxa" w:w="60"/>
+              <w:right w:type="dxa" w:w="90"/>
+            </w:tcMar>
+          </w:tcPr>
+          <w:p>
+            <w:pPr>
+              <w:spacing w:after="0" w:line="260"/>
+              <w:jc w:val="left"/>
+            </w:pPr>
+            <w:r>
+              <w:rPr>
+                <w:b w:val="false"/>
+                <w:bCs w:val="false"/>
+                <w:sz w:val="16"/>
+                <w:szCs w:val="16"/>
+              </w:rPr>
+              <w:t xml:space="preserve">루버는 끝단에서 접근, 차단판은 거의 무정비</w:t>
+            </w:r>
+          </w:p>
+        </w:tc>
+        <w:tc>
+          <w:tcPr>
+            <w:tcW w:type="dxa" w:w="2092"/>
+            <w:tcMar>
+              <w:top w:type="dxa" w:w="60"/>
+              <w:left w:type="dxa" w:w="90"/>
+              <w:bottom w:type="dxa" w:w="60"/>
+              <w:right w:type="dxa" w:w="90"/>
+            </w:tcMar>
+          </w:tcPr>
+          <w:p>
+            <w:pPr>
+              <w:spacing w:after="0" w:line="260"/>
+              <w:jc w:val="left"/>
+            </w:pPr>
+            <w:r>
+              <w:rPr>
+                <w:b w:val="false"/>
+                <w:bCs w:val="false"/>
+                <w:sz w:val="16"/>
+                <w:szCs w:val="16"/>
+              </w:rPr>
+              <w:t xml:space="preserve">밴드 점검구 (양호)</w:t>
+            </w:r>
+          </w:p>
+        </w:tc>
+        <w:tc>
+          <w:tcPr>
+            <w:tcW w:type="dxa" w:w="1331"/>
+            <w:tcMar>
+              <w:top w:type="dxa" w:w="60"/>
+              <w:left w:type="dxa" w:w="90"/>
+              <w:bottom w:type="dxa" w:w="60"/>
+              <w:right w:type="dxa" w:w="90"/>
+            </w:tcMar>
+          </w:tcPr>
+          <w:p>
+            <w:pPr>
+              <w:spacing w:after="0" w:line="260"/>
+              <w:jc w:val="left"/>
+            </w:pPr>
+            <w:r>
+              <w:rPr>
+                <w:b w:val="false"/>
+                <w:bCs w:val="false"/>
+                <w:sz w:val="16"/>
+                <w:szCs w:val="16"/>
+              </w:rPr>
+              <w:t xml:space="preserve">옥외 회전체 교체 (불리)</w:t>
+            </w:r>
+          </w:p>
+        </w:tc>
+        <w:tc>
+          <w:tcPr>
+            <w:tcW w:type="dxa" w:w="1910"/>
+            <w:tcMar>
+              <w:top w:type="dxa" w:w="60"/>
+              <w:left w:type="dxa" w:w="90"/>
+              <w:bottom w:type="dxa" w:w="60"/>
+              <w:right w:type="dxa" w:w="90"/>
+            </w:tcMar>
+          </w:tcPr>
+          <w:p>
+            <w:pPr>
+              <w:spacing w:after="0" w:line="260"/>
+              <w:jc w:val="left"/>
+            </w:pPr>
+            <w:r>
+              <w:rPr>
+                <w:b w:val="false"/>
+                <w:bCs w:val="false"/>
+                <w:sz w:val="16"/>
+                <w:szCs w:val="16"/>
+              </w:rPr>
+              <w:t xml:space="preserve">전 폭 후드·메시 청소</w:t>
+            </w:r>
+          </w:p>
+        </w:tc>
+        <w:tc>
+          <w:tcPr>
+            <w:tcW w:type="dxa" w:w="1513"/>
+            <w:tcMar>
+              <w:top w:type="dxa" w:w="60"/>
+              <w:left w:type="dxa" w:w="90"/>
+              <w:bottom w:type="dxa" w:w="60"/>
+              <w:right w:type="dxa" w:w="90"/>
+            </w:tcMar>
+          </w:tcPr>
+          <w:p>
+            <w:pPr>
+              <w:spacing w:after="0" w:line="260"/>
+              <w:jc w:val="left"/>
+            </w:pPr>
+            <w:r>
+              <w:rPr>
+                <w:b w:val="false"/>
+                <w:bCs w:val="false"/>
+                <w:sz w:val="16"/>
+                <w:szCs w:val="16"/>
+              </w:rPr>
+              <w:t xml:space="preserve">A와 같음</w:t>
+            </w:r>
+          </w:p>
+        </w:tc>
+      </w:tr>
+      <w:tr>
+        <w:trPr>
+          <w:cantSplit/>
+          <w:tblHeader w:val="false"/>
+        </w:trPr>
+        <w:tc>
+          <w:tcPr>
+            <w:tcW w:type="dxa" w:w="968"/>
+            <w:tcMar>
+              <w:top w:type="dxa" w:w="60"/>
+              <w:left w:type="dxa" w:w="90"/>
+              <w:bottom w:type="dxa" w:w="60"/>
+              <w:right w:type="dxa" w:w="90"/>
+            </w:tcMar>
+          </w:tcPr>
+          <w:p>
+            <w:pPr>
+              <w:spacing w:after="0" w:line="260"/>
+              <w:jc w:val="left"/>
+            </w:pPr>
+            <w:r>
+              <w:rPr>
+                <w:b w:val="false"/>
+                <w:bCs w:val="false"/>
+                <w:sz w:val="16"/>
+                <w:szCs w:val="16"/>
+              </w:rPr>
+              <w:t xml:space="preserve">비용·복잡도</w:t>
+            </w:r>
+          </w:p>
+        </w:tc>
+        <w:tc>
+          <w:tcPr>
+            <w:tcW w:type="dxa" w:w="2092"/>
+            <w:tcMar>
+              <w:top w:type="dxa" w:w="60"/>
+              <w:left w:type="dxa" w:w="90"/>
+              <w:bottom w:type="dxa" w:w="60"/>
+              <w:right w:type="dxa" w:w="90"/>
+            </w:tcMar>
+          </w:tcPr>
+          <w:p>
+            <w:pPr>
+              <w:spacing w:after="0" w:line="260"/>
+              <w:jc w:val="left"/>
+            </w:pPr>
+            <w:r>
+              <w:rPr>
+                <w:b w:val="false"/>
+                <w:bCs w:val="false"/>
+                <w:sz w:val="16"/>
+                <w:szCs w:val="16"/>
+              </w:rPr>
+              <w:t xml:space="preserve">중</w:t>
+            </w:r>
+          </w:p>
+        </w:tc>
+        <w:tc>
+          <w:tcPr>
+            <w:tcW w:type="dxa" w:w="2092"/>
+            <w:tcMar>
+              <w:top w:type="dxa" w:w="60"/>
+              <w:left w:type="dxa" w:w="90"/>
+              <w:bottom w:type="dxa" w:w="60"/>
+              <w:right w:type="dxa" w:w="90"/>
+            </w:tcMar>
+          </w:tcPr>
+          <w:p>
+            <w:pPr>
+              <w:spacing w:after="0" w:line="260"/>
+              <w:jc w:val="left"/>
+            </w:pPr>
+            <w:r>
+              <w:rPr>
+                <w:b w:val="false"/>
+                <w:bCs w:val="false"/>
+                <w:sz w:val="16"/>
+                <w:szCs w:val="16"/>
+              </w:rPr>
+              <w:t xml:space="preserve">중~상</w:t>
+            </w:r>
+          </w:p>
+        </w:tc>
+        <w:tc>
+          <w:tcPr>
+            <w:tcW w:type="dxa" w:w="1331"/>
+            <w:tcMar>
+              <w:top w:type="dxa" w:w="60"/>
+              <w:left w:type="dxa" w:w="90"/>
+              <w:bottom w:type="dxa" w:w="60"/>
+              <w:right w:type="dxa" w:w="90"/>
+            </w:tcMar>
+          </w:tcPr>
+          <w:p>
+            <w:pPr>
+              <w:spacing w:after="0" w:line="260"/>
+              <w:jc w:val="left"/>
+            </w:pPr>
+            <w:r>
+              <w:rPr>
+                <w:b w:val="false"/>
+                <w:bCs w:val="false"/>
+                <w:sz w:val="16"/>
+                <w:szCs w:val="16"/>
+              </w:rPr>
+              <w:t xml:space="preserve">상 (전원·제어)</w:t>
+            </w:r>
+          </w:p>
+        </w:tc>
+        <w:tc>
+          <w:tcPr>
+            <w:tcW w:type="dxa" w:w="1910"/>
+            <w:tcMar>
+              <w:top w:type="dxa" w:w="60"/>
+              <w:left w:type="dxa" w:w="90"/>
+              <w:bottom w:type="dxa" w:w="60"/>
+              <w:right w:type="dxa" w:w="90"/>
+            </w:tcMar>
+          </w:tcPr>
+          <w:p>
+            <w:pPr>
+              <w:spacing w:after="0" w:line="260"/>
+              <w:jc w:val="left"/>
+            </w:pPr>
+            <w:r>
+              <w:rPr>
+                <w:b w:val="false"/>
+                <w:bCs w:val="false"/>
+                <w:sz w:val="16"/>
+                <w:szCs w:val="16"/>
+              </w:rPr>
+              <w:t xml:space="preserve">중</w:t>
+            </w:r>
+          </w:p>
+        </w:tc>
+        <w:tc>
+          <w:tcPr>
+            <w:tcW w:type="dxa" w:w="1513"/>
+            <w:tcMar>
+              <w:top w:type="dxa" w:w="60"/>
+              <w:left w:type="dxa" w:w="90"/>
+              <w:bottom w:type="dxa" w:w="60"/>
+              <w:right w:type="dxa" w:w="90"/>
+            </w:tcMar>
+          </w:tcPr>
+          <w:p>
+            <w:pPr>
+              <w:spacing w:after="0" w:line="260"/>
+              <w:jc w:val="left"/>
+            </w:pPr>
+            <w:r>
+              <w:rPr>
+                <w:b w:val="false"/>
+                <w:bCs w:val="false"/>
+                <w:sz w:val="16"/>
+                <w:szCs w:val="16"/>
+              </w:rPr>
+              <w:t xml:space="preserve">중</w:t>
+            </w:r>
+          </w:p>
+        </w:tc>
+      </w:tr>
+      <w:tr>
+        <w:trPr>
+          <w:cantSplit/>
+          <w:tblHeader w:val="false"/>
+        </w:trPr>
+        <w:tc>
+          <w:tcPr>
+            <w:tcW w:type="dxa" w:w="968"/>
+            <w:tcMar>
+              <w:top w:type="dxa" w:w="60"/>
+              <w:left w:type="dxa" w:w="90"/>
+              <w:bottom w:type="dxa" w:w="60"/>
+              <w:right w:type="dxa" w:w="90"/>
+            </w:tcMar>
+          </w:tcPr>
+          <w:p>
+            <w:pPr>
+              <w:spacing w:after="0" w:line="260"/>
+              <w:jc w:val="left"/>
+            </w:pPr>
+            <w:r>
+              <w:rPr>
+                <w:b w:val="false"/>
+                <w:bCs w:val="false"/>
+                <w:sz w:val="16"/>
+                <w:szCs w:val="16"/>
+              </w:rPr>
+              <w:t xml:space="preserve">판정</w:t>
+            </w:r>
+          </w:p>
+        </w:tc>
+        <w:tc>
+          <w:tcPr>
+            <w:tcW w:type="dxa" w:w="2092"/>
+            <w:tcMar>
+              <w:top w:type="dxa" w:w="60"/>
+              <w:left w:type="dxa" w:w="90"/>
+              <w:bottom w:type="dxa" w:w="60"/>
+              <w:right w:type="dxa" w:w="90"/>
+            </w:tcMar>
+          </w:tcPr>
+          <w:p>
+            <w:pPr>
+              <w:spacing w:after="0" w:line="260"/>
+              <w:jc w:val="left"/>
+            </w:pPr>
+            <w:r>
+              <w:rPr>
+                <w:b/>
+                <w:bCs/>
+                <w:sz w:val="16"/>
+                <w:szCs w:val="16"/>
+              </w:rPr>
+              <w:t xml:space="preserve">1순위</w:t>
+            </w:r>
+          </w:p>
+        </w:tc>
+        <w:tc>
+          <w:tcPr>
+            <w:tcW w:type="dxa" w:w="2092"/>
+            <w:tcMar>
+              <w:top w:type="dxa" w:w="60"/>
+              <w:left w:type="dxa" w:w="90"/>
+              <w:bottom w:type="dxa" w:w="60"/>
+              <w:right w:type="dxa" w:w="90"/>
+            </w:tcMar>
+          </w:tcPr>
+          <w:p>
+            <w:pPr>
+              <w:spacing w:after="0" w:line="260"/>
+              <w:jc w:val="left"/>
+            </w:pPr>
+            <w:r>
+              <w:rPr>
+                <w:b/>
+                <w:bCs/>
+                <w:sz w:val="16"/>
+                <w:szCs w:val="16"/>
+              </w:rPr>
+              <w:t xml:space="preserve">2순위</w:t>
+            </w:r>
+            <w:r>
+              <w:rPr>
+                <w:b w:val="false"/>
+                <w:bCs w:val="false"/>
+                <w:sz w:val="16"/>
+                <w:szCs w:val="16"/>
+              </w:rPr>
+              <w:t xml:space="preserve"> (띠 허용 시)</w:t>
+            </w:r>
+          </w:p>
+        </w:tc>
+        <w:tc>
+          <w:tcPr>
+            <w:tcW w:type="dxa" w:w="1331"/>
+            <w:tcMar>
+              <w:top w:type="dxa" w:w="60"/>
+              <w:left w:type="dxa" w:w="90"/>
+              <w:bottom w:type="dxa" w:w="60"/>
+              <w:right w:type="dxa" w:w="90"/>
+            </w:tcMar>
+          </w:tcPr>
+          <w:p>
+            <w:pPr>
+              <w:spacing w:after="0" w:line="260"/>
+              <w:jc w:val="left"/>
+            </w:pPr>
+            <w:r>
+              <w:rPr>
+                <w:b w:val="false"/>
+                <w:bCs w:val="false"/>
+                <w:sz w:val="16"/>
+                <w:szCs w:val="16"/>
+              </w:rPr>
+              <w:t xml:space="preserve">보조용</w:t>
+            </w:r>
+          </w:p>
+        </w:tc>
+        <w:tc>
+          <w:tcPr>
+            <w:tcW w:type="dxa" w:w="1910"/>
+            <w:tcMar>
+              <w:top w:type="dxa" w:w="60"/>
+              <w:left w:type="dxa" w:w="90"/>
+              <w:bottom w:type="dxa" w:w="60"/>
+              <w:right w:type="dxa" w:w="90"/>
+            </w:tcMar>
+          </w:tcPr>
+          <w:p>
+            <w:pPr>
+              <w:spacing w:after="0" w:line="260"/>
+              <w:jc w:val="left"/>
+            </w:pPr>
+            <w:r>
+              <w:rPr>
+                <w:b w:val="false"/>
+                <w:bCs w:val="false"/>
+                <w:sz w:val="16"/>
+                <w:szCs w:val="16"/>
+              </w:rPr>
+              <w:t xml:space="preserve">이음 확대 허용 시</w:t>
+            </w:r>
+          </w:p>
+        </w:tc>
+        <w:tc>
+          <w:tcPr>
+            <w:tcW w:type="dxa" w:w="1513"/>
+            <w:tcMar>
+              <w:top w:type="dxa" w:w="60"/>
+              <w:left w:type="dxa" w:w="90"/>
+              <w:bottom w:type="dxa" w:w="60"/>
+              <w:right w:type="dxa" w:w="90"/>
+            </w:tcMar>
+          </w:tcPr>
+          <w:p>
+            <w:pPr>
+              <w:spacing w:after="0" w:line="260"/>
+              <w:jc w:val="left"/>
+            </w:pPr>
+            <w:r>
+              <w:rPr>
+                <w:b w:val="false"/>
+                <w:bCs w:val="false"/>
+                <w:sz w:val="16"/>
+                <w:szCs w:val="16"/>
+              </w:rPr>
+              <w:t xml:space="preserve">배열 폭이 좁을 때</w:t>
+            </w:r>
+          </w:p>
+        </w:tc>
+      </w:tr>
+    </w:tbl>
+    <w:p>
+      <w:pPr>
+        <w:spacing w:after="80"/>
+      </w:pPr>
+    </w:p>
+    <w:p>
+      <w:pPr>
+        <w:spacing w:after="160" w:before="60" w:line="276"/>
+      </w:pPr>
+      <w:r>
+        <w:rPr>
+          <w:color w:val="5A6771"/>
+          <w:sz w:val="16"/>
+          <w:szCs w:val="16"/>
+        </w:rPr>
+        <w:t xml:space="preserve">실내나 천장으로 배기하는 방법은 제외했습니다. 열·습기·연기가 실내로 들어오고, 방화구획 관통과 냉방 부하 증가, 인허가 문제가 있기 때문입니다. 배열 끝단에 세로 굴뚝을 따로 두고 옥상으로 빼는 방법은 층마다 방화댐퍼가 필요해 비용과 정비 부담이 큽니다.</w:t>
+      </w:r>
+    </w:p>
+    <w:p>
+      <w:pPr>
+        <w:keepNext/>
+        <w:spacing w:after="60" w:before="120"/>
+        <w:jc w:val="center"/>
+      </w:pPr>
+      <w:r>
+        <w:drawing>
+          <wp:inline distT="0" distB="0" distL="0" distR="0">
+            <wp:extent cx="5076825" cy="2628900"/>
+            <wp:effectExtent t="0" r="0" b="0" l="0"/>
+            <wp:docPr id="1" name="" descr="" title=""/>
+            <wp:cNvGraphicFramePr>
+              <a:graphicFrameLocks xmlns:a="http://schemas.openxmlformats.org/drawingml/2006/main" noChangeAspect="1"/>
+            </wp:cNvGraphicFramePr>
+            <a:graphic xmlns:a="http://schemas.openxmlformats.org/drawingml/2006/main">
+              <a:graphicData uri="http://schemas.openxmlformats.org/drawingml/2006/picture">
+                <pic:pic xmlns:pic="http://schemas.openxmlformats.org/drawingml/2006/picture">
+                  <pic:nvPicPr>
+                    <pic:cNvPr id="0" name="" descr=""/>
+                    <pic:cNvPicPr>
+                      <a:picLocks noChangeAspect="1" noChangeArrowheads="1"/>
+                    </pic:cNvPicPr>
+                  </pic:nvPicPr>
+                  <pic:blipFill>
+                    <a:blip r:embed="rId16" cstate="none"/>
+                    <a:srcRect/>
+                    <a:stretch>
+                      <a:fillRect/>
+                    </a:stretch>
+                  </pic:blipFill>
+                  <pic:spPr bwMode="auto">
+                    <a:xfrm>
+                      <a:off x="0" y="0"/>
+                      <a:ext cx="5076825" cy="2628900"/>
+                    </a:xfrm>
+                    <a:prstGeom prst="rect">
+                      <a:avLst/>
+                    </a:prstGeom>
+                  </pic:spPr>
+                </pic:pic>
+              </a:graphicData>
+            </a:graphic>
+          </wp:inline>
+        </w:drawing>
+      </w:r>
+    </w:p>
+    <w:p>
+      <w:pPr>
+        <w:spacing w:after="200" w:line="276"/>
+      </w:pPr>
+      <w:r>
+        <w:rPr>
+          <w:color w:val="5A6771"/>
+          <w:sz w:val="16"/>
+          <w:szCs w:val="16"/>
+        </w:rPr>
+        <w:t xml:space="preserve">그림 9. 수평 배기 방식별 최상단 패널의 SMPS 케이스 온도(7월 설계, 16장 적층, B·D는 핀 함체 크기). 자연 배출은 몇 장마다 끊어도 60°C까지 내려가지 않습니다. 매 장 차단하고 핀 함체를 D로 키우거나 소형 팬을 쓰면 목표 근처에 들어옵니다. 배기구 순면적은 공간 단면의 50%로 계산했습니다.</w:t>
+      </w:r>
+    </w:p>
+    <w:tbl>
+      <w:tblPr>
+        <w:tblW w:type="dxa" w:w="9906"/>
+        <w:tblBorders>
+          <w:top w:val="single" w:color="C9D1D6" w:sz="4"/>
+          <w:left w:val="single" w:color="C9D1D6" w:sz="4"/>
+          <w:bottom w:val="single" w:color="C9D1D6" w:sz="4"/>
+          <w:right w:val="single" w:color="C9D1D6" w:sz="4"/>
+          <w:insideH w:val="single" w:color="C9D1D6" w:sz="4"/>
+          <w:insideV w:val="single" w:color="C9D1D6" w:sz="4"/>
+        </w:tblBorders>
+        <w:tblLayout w:type="fixed"/>
+      </w:tblPr>
+      <w:tblGrid>
+        <w:gridCol w:w="2599"/>
+        <w:gridCol w:w="1668"/>
+        <w:gridCol w:w="2819"/>
+        <w:gridCol w:w="2820"/>
+      </w:tblGrid>
+      <w:tr>
+        <w:trPr>
+          <w:cantSplit/>
+          <w:tblHeader/>
+        </w:trPr>
+        <w:tc>
+          <w:tcPr>
+            <w:tcW w:type="dxa" w:w="2599"/>
+            <w:shd w:fill="EEF1F3" w:color="auto" w:val="clear"/>
+            <w:tcMar>
+              <w:top w:type="dxa" w:w="60"/>
+              <w:left w:type="dxa" w:w="90"/>
+              <w:bottom w:type="dxa" w:w="60"/>
+              <w:right w:type="dxa" w:w="90"/>
+            </w:tcMar>
+          </w:tcPr>
+          <w:p>
+            <w:pPr>
+              <w:spacing w:after="0" w:line="260"/>
+              <w:jc w:val="left"/>
+            </w:pPr>
+            <w:r>
+              <w:rPr>
+                <w:b/>
+                <w:bCs/>
+                <w:sz w:val="16"/>
+                <w:szCs w:val="16"/>
+              </w:rPr>
+              <w:t xml:space="preserve">벽 간격 200mm, 자연 배출</w:t>
+            </w:r>
+          </w:p>
+        </w:tc>
+        <w:tc>
+          <w:tcPr>
+            <w:tcW w:type="dxa" w:w="1668"/>
+            <w:shd w:fill="EEF1F3" w:color="auto" w:val="clear"/>
+            <w:tcMar>
+              <w:top w:type="dxa" w:w="60"/>
+              <w:left w:type="dxa" w:w="90"/>
+              <w:bottom w:type="dxa" w:w="60"/>
+              <w:right w:type="dxa" w:w="90"/>
+            </w:tcMar>
+          </w:tcPr>
+          <w:p>
+            <w:pPr>
+              <w:spacing w:after="0" w:line="260"/>
+              <w:jc w:val="right"/>
+            </w:pPr>
+            <w:r>
+              <w:rPr>
+                <w:b/>
+                <w:bCs/>
+                <w:sz w:val="16"/>
+                <w:szCs w:val="16"/>
+              </w:rPr>
+              <w:t xml:space="preserve">뒤 공기 상승</w:t>
+            </w:r>
+          </w:p>
+        </w:tc>
+        <w:tc>
+          <w:tcPr>
+            <w:tcW w:type="dxa" w:w="2819"/>
+            <w:shd w:fill="EEF1F3" w:color="auto" w:val="clear"/>
+            <w:tcMar>
+              <w:top w:type="dxa" w:w="60"/>
+              <w:left w:type="dxa" w:w="90"/>
+              <w:bottom w:type="dxa" w:w="60"/>
+              <w:right w:type="dxa" w:w="90"/>
+            </w:tcMar>
+          </w:tcPr>
+          <w:p>
+            <w:pPr>
+              <w:spacing w:after="0" w:line="260"/>
+              <w:jc w:val="right"/>
+            </w:pPr>
+            <w:r>
+              <w:rPr>
+                <w:b/>
+                <w:bCs/>
+                <w:sz w:val="16"/>
+                <w:szCs w:val="16"/>
+              </w:rPr>
+              <w:t xml:space="preserve">최상단 SMPS B (7월 / 8월)</w:t>
+            </w:r>
+          </w:p>
+        </w:tc>
+        <w:tc>
+          <w:tcPr>
+            <w:tcW w:type="dxa" w:w="2820"/>
+            <w:shd w:fill="EEF1F3" w:color="auto" w:val="clear"/>
+            <w:tcMar>
+              <w:top w:type="dxa" w:w="60"/>
+              <w:left w:type="dxa" w:w="90"/>
+              <w:bottom w:type="dxa" w:w="60"/>
+              <w:right w:type="dxa" w:w="90"/>
+            </w:tcMar>
+          </w:tcPr>
+          <w:p>
+            <w:pPr>
+              <w:spacing w:after="0" w:line="260"/>
+              <w:jc w:val="right"/>
+            </w:pPr>
+            <w:r>
+              <w:rPr>
+                <w:b/>
+                <w:bCs/>
+                <w:sz w:val="16"/>
+                <w:szCs w:val="16"/>
+              </w:rPr>
+              <w:t xml:space="preserve">최상단 SMPS D (7월 / 8월)</w:t>
+            </w:r>
+          </w:p>
+        </w:tc>
+      </w:tr>
+      <w:tr>
+        <w:trPr>
+          <w:cantSplit/>
+          <w:tblHeader w:val="false"/>
+        </w:trPr>
+        <w:tc>
+          <w:tcPr>
+            <w:tcW w:type="dxa" w:w="2599"/>
+            <w:tcMar>
+              <w:top w:type="dxa" w:w="60"/>
+              <w:left w:type="dxa" w:w="90"/>
+              <w:bottom w:type="dxa" w:w="60"/>
+              <w:right w:type="dxa" w:w="90"/>
+            </w:tcMar>
+          </w:tcPr>
+          <w:p>
+            <w:pPr>
+              <w:spacing w:after="0" w:line="260"/>
+              <w:jc w:val="left"/>
+            </w:pPr>
+            <w:r>
+              <w:rPr>
+                <w:b w:val="false"/>
+                <w:bCs w:val="false"/>
+                <w:sz w:val="16"/>
+                <w:szCs w:val="16"/>
+              </w:rPr>
+              <w:t xml:space="preserve">매 장마다 차단</w:t>
+            </w:r>
+          </w:p>
+        </w:tc>
+        <w:tc>
+          <w:tcPr>
+            <w:tcW w:type="dxa" w:w="1668"/>
+            <w:tcMar>
+              <w:top w:type="dxa" w:w="60"/>
+              <w:left w:type="dxa" w:w="90"/>
+              <w:bottom w:type="dxa" w:w="60"/>
+              <w:right w:type="dxa" w:w="90"/>
+            </w:tcMar>
+          </w:tcPr>
+          <w:p>
+            <w:pPr>
+              <w:spacing w:after="0" w:line="260"/>
+              <w:jc w:val="right"/>
+            </w:pPr>
+            <w:r>
+              <w:rPr>
+                <w:b w:val="false"/>
+                <w:bCs w:val="false"/>
+                <w:sz w:val="16"/>
+                <w:szCs w:val="16"/>
+              </w:rPr>
+              <w:t xml:space="preserve">17.5 K</w:t>
+            </w:r>
+          </w:p>
+        </w:tc>
+        <w:tc>
+          <w:tcPr>
+            <w:tcW w:type="dxa" w:w="2819"/>
+            <w:tcMar>
+              <w:top w:type="dxa" w:w="60"/>
+              <w:left w:type="dxa" w:w="90"/>
+              <w:bottom w:type="dxa" w:w="60"/>
+              <w:right w:type="dxa" w:w="90"/>
+            </w:tcMar>
+          </w:tcPr>
+          <w:p>
+            <w:pPr>
+              <w:spacing w:after="0" w:line="260"/>
+              <w:jc w:val="right"/>
+            </w:pPr>
+            <w:r>
+              <w:rPr>
+                <w:b w:val="false"/>
+                <w:bCs w:val="false"/>
+                <w:sz w:val="16"/>
+                <w:szCs w:val="16"/>
+              </w:rPr>
+              <w:t xml:space="preserve">65.8 / 62.0</w:t>
+            </w:r>
+          </w:p>
+        </w:tc>
+        <w:tc>
+          <w:tcPr>
+            <w:tcW w:type="dxa" w:w="2820"/>
+            <w:tcMar>
+              <w:top w:type="dxa" w:w="60"/>
+              <w:left w:type="dxa" w:w="90"/>
+              <w:bottom w:type="dxa" w:w="60"/>
+              <w:right w:type="dxa" w:w="90"/>
+            </w:tcMar>
+          </w:tcPr>
+          <w:p>
+            <w:pPr>
+              <w:spacing w:after="0" w:line="260"/>
+              <w:jc w:val="right"/>
+            </w:pPr>
+            <w:r>
+              <w:rPr>
+                <w:b w:val="false"/>
+                <w:bCs w:val="false"/>
+                <w:sz w:val="16"/>
+                <w:szCs w:val="16"/>
+              </w:rPr>
+              <w:t xml:space="preserve">60.4 / 56.6</w:t>
+            </w:r>
+          </w:p>
+        </w:tc>
+      </w:tr>
+      <w:tr>
+        <w:trPr>
+          <w:cantSplit/>
+          <w:tblHeader w:val="false"/>
+        </w:trPr>
+        <w:tc>
+          <w:tcPr>
+            <w:tcW w:type="dxa" w:w="2599"/>
+            <w:tcMar>
+              <w:top w:type="dxa" w:w="60"/>
+              <w:left w:type="dxa" w:w="90"/>
+              <w:bottom w:type="dxa" w:w="60"/>
+              <w:right w:type="dxa" w:w="90"/>
+            </w:tcMar>
+          </w:tcPr>
+          <w:p>
+            <w:pPr>
+              <w:spacing w:after="0" w:line="260"/>
+              <w:jc w:val="left"/>
+            </w:pPr>
+            <w:r>
+              <w:rPr>
+                <w:b w:val="false"/>
+                <w:bCs w:val="false"/>
+                <w:sz w:val="16"/>
+                <w:szCs w:val="16"/>
+              </w:rPr>
+              <w:t xml:space="preserve">2장마다</w:t>
+            </w:r>
+          </w:p>
+        </w:tc>
+        <w:tc>
+          <w:tcPr>
+            <w:tcW w:type="dxa" w:w="1668"/>
+            <w:tcMar>
+              <w:top w:type="dxa" w:w="60"/>
+              <w:left w:type="dxa" w:w="90"/>
+              <w:bottom w:type="dxa" w:w="60"/>
+              <w:right w:type="dxa" w:w="90"/>
+            </w:tcMar>
+          </w:tcPr>
+          <w:p>
+            <w:pPr>
+              <w:spacing w:after="0" w:line="260"/>
+              <w:jc w:val="right"/>
+            </w:pPr>
+            <w:r>
+              <w:rPr>
+                <w:b w:val="false"/>
+                <w:bCs w:val="false"/>
+                <w:sz w:val="16"/>
+                <w:szCs w:val="16"/>
+              </w:rPr>
+              <w:t xml:space="preserve">22.2 K</w:t>
+            </w:r>
+          </w:p>
+        </w:tc>
+        <w:tc>
+          <w:tcPr>
+            <w:tcW w:type="dxa" w:w="2819"/>
+            <w:tcMar>
+              <w:top w:type="dxa" w:w="60"/>
+              <w:left w:type="dxa" w:w="90"/>
+              <w:bottom w:type="dxa" w:w="60"/>
+              <w:right w:type="dxa" w:w="90"/>
+            </w:tcMar>
+          </w:tcPr>
+          <w:p>
+            <w:pPr>
+              <w:spacing w:after="0" w:line="260"/>
+              <w:jc w:val="right"/>
+            </w:pPr>
+            <w:r>
+              <w:rPr>
+                <w:b w:val="false"/>
+                <w:bCs w:val="false"/>
+                <w:sz w:val="16"/>
+                <w:szCs w:val="16"/>
+              </w:rPr>
+              <w:t xml:space="preserve">73.5 / 70.0</w:t>
+            </w:r>
+          </w:p>
+        </w:tc>
+        <w:tc>
+          <w:tcPr>
+            <w:tcW w:type="dxa" w:w="2820"/>
+            <w:tcMar>
+              <w:top w:type="dxa" w:w="60"/>
+              <w:left w:type="dxa" w:w="90"/>
+              <w:bottom w:type="dxa" w:w="60"/>
+              <w:right w:type="dxa" w:w="90"/>
+            </w:tcMar>
+          </w:tcPr>
+          <w:p>
+            <w:pPr>
+              <w:spacing w:after="0" w:line="260"/>
+              <w:jc w:val="right"/>
+            </w:pPr>
+            <w:r>
+              <w:rPr>
+                <w:b w:val="false"/>
+                <w:bCs w:val="false"/>
+                <w:sz w:val="16"/>
+                <w:szCs w:val="16"/>
+              </w:rPr>
+              <w:t xml:space="preserve">68.1 / 64.7</w:t>
+            </w:r>
+          </w:p>
+        </w:tc>
+      </w:tr>
+      <w:tr>
+        <w:trPr>
+          <w:cantSplit/>
+          <w:tblHeader w:val="false"/>
+        </w:trPr>
+        <w:tc>
+          <w:tcPr>
+            <w:tcW w:type="dxa" w:w="2599"/>
+            <w:tcMar>
+              <w:top w:type="dxa" w:w="60"/>
+              <w:left w:type="dxa" w:w="90"/>
+              <w:bottom w:type="dxa" w:w="60"/>
+              <w:right w:type="dxa" w:w="90"/>
+            </w:tcMar>
+          </w:tcPr>
+          <w:p>
+            <w:pPr>
+              <w:spacing w:after="0" w:line="260"/>
+              <w:jc w:val="left"/>
+            </w:pPr>
+            <w:r>
+              <w:rPr>
+                <w:b w:val="false"/>
+                <w:bCs w:val="false"/>
+                <w:sz w:val="16"/>
+                <w:szCs w:val="16"/>
+              </w:rPr>
+              <w:t xml:space="preserve">3장마다</w:t>
+            </w:r>
+          </w:p>
+        </w:tc>
+        <w:tc>
+          <w:tcPr>
+            <w:tcW w:type="dxa" w:w="1668"/>
+            <w:tcMar>
+              <w:top w:type="dxa" w:w="60"/>
+              <w:left w:type="dxa" w:w="90"/>
+              <w:bottom w:type="dxa" w:w="60"/>
+              <w:right w:type="dxa" w:w="90"/>
+            </w:tcMar>
+          </w:tcPr>
+          <w:p>
+            <w:pPr>
+              <w:spacing w:after="0" w:line="260"/>
+              <w:jc w:val="right"/>
+            </w:pPr>
+            <w:r>
+              <w:rPr>
+                <w:b w:val="false"/>
+                <w:bCs w:val="false"/>
+                <w:sz w:val="16"/>
+                <w:szCs w:val="16"/>
+              </w:rPr>
+              <w:t xml:space="preserve">25.6 K</w:t>
+            </w:r>
+          </w:p>
+        </w:tc>
+        <w:tc>
+          <w:tcPr>
+            <w:tcW w:type="dxa" w:w="2819"/>
+            <w:tcMar>
+              <w:top w:type="dxa" w:w="60"/>
+              <w:left w:type="dxa" w:w="90"/>
+              <w:bottom w:type="dxa" w:w="60"/>
+              <w:right w:type="dxa" w:w="90"/>
+            </w:tcMar>
+          </w:tcPr>
+          <w:p>
+            <w:pPr>
+              <w:spacing w:after="0" w:line="260"/>
+              <w:jc w:val="right"/>
+            </w:pPr>
+            <w:r>
+              <w:rPr>
+                <w:b w:val="false"/>
+                <w:bCs w:val="false"/>
+                <w:sz w:val="16"/>
+                <w:szCs w:val="16"/>
+              </w:rPr>
+              <w:t xml:space="preserve">78.0 / 74.8</w:t>
+            </w:r>
+          </w:p>
+        </w:tc>
+        <w:tc>
+          <w:tcPr>
+            <w:tcW w:type="dxa" w:w="2820"/>
+            <w:tcMar>
+              <w:top w:type="dxa" w:w="60"/>
+              <w:left w:type="dxa" w:w="90"/>
+              <w:bottom w:type="dxa" w:w="60"/>
+              <w:right w:type="dxa" w:w="90"/>
+            </w:tcMar>
+          </w:tcPr>
+          <w:p>
+            <w:pPr>
+              <w:spacing w:after="0" w:line="260"/>
+              <w:jc w:val="right"/>
+            </w:pPr>
+            <w:r>
+              <w:rPr>
+                <w:b w:val="false"/>
+                <w:bCs w:val="false"/>
+                <w:sz w:val="16"/>
+                <w:szCs w:val="16"/>
+              </w:rPr>
+              <w:t xml:space="preserve">72.7 / 69.5</w:t>
+            </w:r>
+          </w:p>
+        </w:tc>
+      </w:tr>
+      <w:tr>
+        <w:trPr>
+          <w:cantSplit/>
+          <w:tblHeader w:val="false"/>
+        </w:trPr>
+        <w:tc>
+          <w:tcPr>
+            <w:tcW w:type="dxa" w:w="2599"/>
+            <w:tcMar>
+              <w:top w:type="dxa" w:w="60"/>
+              <w:left w:type="dxa" w:w="90"/>
+              <w:bottom w:type="dxa" w:w="60"/>
+              <w:right w:type="dxa" w:w="90"/>
+            </w:tcMar>
+          </w:tcPr>
+          <w:p>
+            <w:pPr>
+              <w:spacing w:after="0" w:line="260"/>
+              <w:jc w:val="left"/>
+            </w:pPr>
+            <w:r>
+              <w:rPr>
+                <w:b w:val="false"/>
+                <w:bCs w:val="false"/>
+                <w:sz w:val="16"/>
+                <w:szCs w:val="16"/>
+              </w:rPr>
+              <w:t xml:space="preserve">4장마다</w:t>
+            </w:r>
+          </w:p>
+        </w:tc>
+        <w:tc>
+          <w:tcPr>
+            <w:tcW w:type="dxa" w:w="1668"/>
+            <w:tcMar>
+              <w:top w:type="dxa" w:w="60"/>
+              <w:left w:type="dxa" w:w="90"/>
+              <w:bottom w:type="dxa" w:w="60"/>
+              <w:right w:type="dxa" w:w="90"/>
+            </w:tcMar>
+          </w:tcPr>
+          <w:p>
+            <w:pPr>
+              <w:spacing w:after="0" w:line="260"/>
+              <w:jc w:val="right"/>
+            </w:pPr>
+            <w:r>
+              <w:rPr>
+                <w:b w:val="false"/>
+                <w:bCs w:val="false"/>
+                <w:sz w:val="16"/>
+                <w:szCs w:val="16"/>
+              </w:rPr>
+              <w:t xml:space="preserve">28.3 K</w:t>
+            </w:r>
+          </w:p>
+        </w:tc>
+        <w:tc>
+          <w:tcPr>
+            <w:tcW w:type="dxa" w:w="2819"/>
+            <w:tcMar>
+              <w:top w:type="dxa" w:w="60"/>
+              <w:left w:type="dxa" w:w="90"/>
+              <w:bottom w:type="dxa" w:w="60"/>
+              <w:right w:type="dxa" w:w="90"/>
+            </w:tcMar>
+          </w:tcPr>
+          <w:p>
+            <w:pPr>
+              <w:spacing w:after="0" w:line="260"/>
+              <w:jc w:val="right"/>
+            </w:pPr>
+            <w:r>
+              <w:rPr>
+                <w:b w:val="false"/>
+                <w:bCs w:val="false"/>
+                <w:sz w:val="16"/>
+                <w:szCs w:val="16"/>
+              </w:rPr>
+              <w:t xml:space="preserve">81.4 / 78.3</w:t>
+            </w:r>
+          </w:p>
+        </w:tc>
+        <w:tc>
+          <w:tcPr>
+            <w:tcW w:type="dxa" w:w="2820"/>
+            <w:tcMar>
+              <w:top w:type="dxa" w:w="60"/>
+              <w:left w:type="dxa" w:w="90"/>
+              <w:bottom w:type="dxa" w:w="60"/>
+              <w:right w:type="dxa" w:w="90"/>
+            </w:tcMar>
+          </w:tcPr>
+          <w:p>
+            <w:pPr>
+              <w:spacing w:after="0" w:line="260"/>
+              <w:jc w:val="right"/>
+            </w:pPr>
+            <w:r>
+              <w:rPr>
+                <w:b w:val="false"/>
+                <w:bCs w:val="false"/>
+                <w:sz w:val="16"/>
+                <w:szCs w:val="16"/>
+              </w:rPr>
+              <w:t xml:space="preserve">76.2 / 73.0</w:t>
+            </w:r>
+          </w:p>
+        </w:tc>
+      </w:tr>
+    </w:tbl>
+    <w:p>
+      <w:pPr>
+        <w:spacing w:after="80"/>
+      </w:pPr>
+    </w:p>
+    <w:tbl>
+      <w:tblPr>
+        <w:tblW w:type="dxa" w:w="9906"/>
+        <w:tblBorders>
+          <w:top w:val="single" w:color="C9D1D6" w:sz="4"/>
+          <w:left w:val="single" w:color="C9D1D6" w:sz="4"/>
+          <w:bottom w:val="single" w:color="C9D1D6" w:sz="4"/>
+          <w:right w:val="single" w:color="C9D1D6" w:sz="4"/>
+          <w:insideH w:val="single" w:color="C9D1D6" w:sz="4"/>
+          <w:insideV w:val="single" w:color="C9D1D6" w:sz="4"/>
+        </w:tblBorders>
+        <w:tblLayout w:type="fixed"/>
+      </w:tblPr>
+      <w:tblGrid>
+        <w:gridCol w:w="2474"/>
+        <w:gridCol w:w="1941"/>
+        <w:gridCol w:w="2059"/>
+        <w:gridCol w:w="3432"/>
+      </w:tblGrid>
+      <w:tr>
+        <w:trPr>
+          <w:cantSplit/>
+          <w:tblHeader/>
+        </w:trPr>
+        <w:tc>
+          <w:tcPr>
+            <w:tcW w:type="dxa" w:w="2474"/>
+            <w:shd w:fill="EEF1F3" w:color="auto" w:val="clear"/>
+            <w:tcMar>
+              <w:top w:type="dxa" w:w="60"/>
+              <w:left w:type="dxa" w:w="90"/>
+              <w:bottom w:type="dxa" w:w="60"/>
+              <w:right w:type="dxa" w:w="90"/>
+            </w:tcMar>
+          </w:tcPr>
+          <w:p>
+            <w:pPr>
+              <w:spacing w:after="0" w:line="260"/>
+              <w:jc w:val="left"/>
+            </w:pPr>
+            <w:r>
+              <w:rPr>
+                <w:b/>
+                <w:bCs/>
+                <w:sz w:val="16"/>
+                <w:szCs w:val="16"/>
+              </w:rPr>
+              <w:t xml:space="preserve">소형 수평 팬 (패널당)</w:t>
+            </w:r>
+          </w:p>
+        </w:tc>
+        <w:tc>
+          <w:tcPr>
+            <w:tcW w:type="dxa" w:w="1941"/>
+            <w:shd w:fill="EEF1F3" w:color="auto" w:val="clear"/>
+            <w:tcMar>
+              <w:top w:type="dxa" w:w="60"/>
+              <w:left w:type="dxa" w:w="90"/>
+              <w:bottom w:type="dxa" w:w="60"/>
+              <w:right w:type="dxa" w:w="90"/>
+            </w:tcMar>
+          </w:tcPr>
+          <w:p>
+            <w:pPr>
+              <w:spacing w:after="0" w:line="260"/>
+              <w:jc w:val="right"/>
+            </w:pPr>
+            <w:r>
+              <w:rPr>
+                <w:b/>
+                <w:bCs/>
+                <w:sz w:val="16"/>
+                <w:szCs w:val="16"/>
+              </w:rPr>
+              <w:t xml:space="preserve">필요 풍량</w:t>
+            </w:r>
+          </w:p>
+        </w:tc>
+        <w:tc>
+          <w:tcPr>
+            <w:tcW w:type="dxa" w:w="2059"/>
+            <w:shd w:fill="EEF1F3" w:color="auto" w:val="clear"/>
+            <w:tcMar>
+              <w:top w:type="dxa" w:w="60"/>
+              <w:left w:type="dxa" w:w="90"/>
+              <w:bottom w:type="dxa" w:w="60"/>
+              <w:right w:type="dxa" w:w="90"/>
+            </w:tcMar>
+          </w:tcPr>
+          <w:p>
+            <w:pPr>
+              <w:spacing w:after="0" w:line="260"/>
+              <w:jc w:val="right"/>
+            </w:pPr>
+            <w:r>
+              <w:rPr>
+                <w:b/>
+                <w:bCs/>
+                <w:sz w:val="16"/>
+                <w:szCs w:val="16"/>
+              </w:rPr>
+              <w:t xml:space="preserve">팬 전력</w:t>
+            </w:r>
+          </w:p>
+        </w:tc>
+        <w:tc>
+          <w:tcPr>
+            <w:tcW w:type="dxa" w:w="3432"/>
+            <w:shd w:fill="EEF1F3" w:color="auto" w:val="clear"/>
+            <w:tcMar>
+              <w:top w:type="dxa" w:w="60"/>
+              <w:left w:type="dxa" w:w="90"/>
+              <w:bottom w:type="dxa" w:w="60"/>
+              <w:right w:type="dxa" w:w="90"/>
+            </w:tcMar>
+          </w:tcPr>
+          <w:p>
+            <w:pPr>
+              <w:spacing w:after="0" w:line="260"/>
+              <w:jc w:val="right"/>
+            </w:pPr>
+            <w:r>
+              <w:rPr>
+                <w:b/>
+                <w:bCs/>
+                <w:sz w:val="16"/>
+                <w:szCs w:val="16"/>
+              </w:rPr>
+              <w:t xml:space="preserve">최상단 SMPS B / D (7월, 2장마다)</w:t>
+            </w:r>
+          </w:p>
+        </w:tc>
+      </w:tr>
+      <w:tr>
+        <w:trPr>
+          <w:cantSplit/>
+          <w:tblHeader w:val="false"/>
+        </w:trPr>
+        <w:tc>
+          <w:tcPr>
+            <w:tcW w:type="dxa" w:w="2474"/>
+            <w:tcMar>
+              <w:top w:type="dxa" w:w="60"/>
+              <w:left w:type="dxa" w:w="90"/>
+              <w:bottom w:type="dxa" w:w="60"/>
+              <w:right w:type="dxa" w:w="90"/>
+            </w:tcMar>
+          </w:tcPr>
+          <w:p>
+            <w:pPr>
+              <w:spacing w:after="0" w:line="260"/>
+              <w:jc w:val="left"/>
+            </w:pPr>
+            <w:r>
+              <w:rPr>
+                <w:b w:val="false"/>
+                <w:bCs w:val="false"/>
+                <w:sz w:val="16"/>
+                <w:szCs w:val="16"/>
+              </w:rPr>
+              <w:t xml:space="preserve">뒤 공기 상승 ≤10K</w:t>
+            </w:r>
+          </w:p>
+        </w:tc>
+        <w:tc>
+          <w:tcPr>
+            <w:tcW w:type="dxa" w:w="1941"/>
+            <w:tcMar>
+              <w:top w:type="dxa" w:w="60"/>
+              <w:left w:type="dxa" w:w="90"/>
+              <w:bottom w:type="dxa" w:w="60"/>
+              <w:right w:type="dxa" w:w="90"/>
+            </w:tcMar>
+          </w:tcPr>
+          <w:p>
+            <w:pPr>
+              <w:spacing w:after="0" w:line="260"/>
+              <w:jc w:val="right"/>
+            </w:pPr>
+            <w:r>
+              <w:rPr>
+                <w:b w:val="false"/>
+                <w:bCs w:val="false"/>
+                <w:sz w:val="16"/>
+                <w:szCs w:val="16"/>
+              </w:rPr>
+              <w:t xml:space="preserve">71 m³/h</w:t>
+            </w:r>
+          </w:p>
+        </w:tc>
+        <w:tc>
+          <w:tcPr>
+            <w:tcW w:type="dxa" w:w="2059"/>
+            <w:tcMar>
+              <w:top w:type="dxa" w:w="60"/>
+              <w:left w:type="dxa" w:w="90"/>
+              <w:bottom w:type="dxa" w:w="60"/>
+              <w:right w:type="dxa" w:w="90"/>
+            </w:tcMar>
+          </w:tcPr>
+          <w:p>
+            <w:pPr>
+              <w:spacing w:after="0" w:line="260"/>
+              <w:jc w:val="right"/>
+            </w:pPr>
+            <w:r>
+              <w:rPr>
+                <w:b w:val="false"/>
+                <w:bCs w:val="false"/>
+                <w:sz w:val="16"/>
+                <w:szCs w:val="16"/>
+              </w:rPr>
+              <w:t xml:space="preserve">0.8~3.9 W</w:t>
+            </w:r>
+          </w:p>
+        </w:tc>
+        <w:tc>
+          <w:tcPr>
+            <w:tcW w:type="dxa" w:w="3432"/>
+            <w:tcMar>
+              <w:top w:type="dxa" w:w="60"/>
+              <w:left w:type="dxa" w:w="90"/>
+              <w:bottom w:type="dxa" w:w="60"/>
+              <w:right w:type="dxa" w:w="90"/>
+            </w:tcMar>
+          </w:tcPr>
+          <w:p>
+            <w:pPr>
+              <w:spacing w:after="0" w:line="260"/>
+              <w:jc w:val="right"/>
+            </w:pPr>
+            <w:r>
+              <w:rPr>
+                <w:b w:val="false"/>
+                <w:bCs w:val="false"/>
+                <w:sz w:val="16"/>
+                <w:szCs w:val="16"/>
+              </w:rPr>
+              <w:t xml:space="preserve">64.6 / 59.2</w:t>
+            </w:r>
+          </w:p>
+        </w:tc>
+      </w:tr>
+      <w:tr>
+        <w:trPr>
+          <w:cantSplit/>
+          <w:tblHeader w:val="false"/>
+        </w:trPr>
+        <w:tc>
+          <w:tcPr>
+            <w:tcW w:type="dxa" w:w="2474"/>
+            <w:tcMar>
+              <w:top w:type="dxa" w:w="60"/>
+              <w:left w:type="dxa" w:w="90"/>
+              <w:bottom w:type="dxa" w:w="60"/>
+              <w:right w:type="dxa" w:w="90"/>
+            </w:tcMar>
+          </w:tcPr>
+          <w:p>
+            <w:pPr>
+              <w:spacing w:after="0" w:line="260"/>
+              <w:jc w:val="left"/>
+            </w:pPr>
+            <w:r>
+              <w:rPr>
+                <w:b w:val="false"/>
+                <w:bCs w:val="false"/>
+                <w:sz w:val="16"/>
+                <w:szCs w:val="16"/>
+              </w:rPr>
+              <w:t xml:space="preserve">뒤 공기 상승 ≤5K</w:t>
+            </w:r>
+          </w:p>
+        </w:tc>
+        <w:tc>
+          <w:tcPr>
+            <w:tcW w:type="dxa" w:w="1941"/>
+            <w:tcMar>
+              <w:top w:type="dxa" w:w="60"/>
+              <w:left w:type="dxa" w:w="90"/>
+              <w:bottom w:type="dxa" w:w="60"/>
+              <w:right w:type="dxa" w:w="90"/>
+            </w:tcMar>
+          </w:tcPr>
+          <w:p>
+            <w:pPr>
+              <w:spacing w:after="0" w:line="260"/>
+              <w:jc w:val="right"/>
+            </w:pPr>
+            <w:r>
+              <w:rPr>
+                <w:b w:val="false"/>
+                <w:bCs w:val="false"/>
+                <w:sz w:val="16"/>
+                <w:szCs w:val="16"/>
+              </w:rPr>
+              <w:t xml:space="preserve">142 m³/h</w:t>
+            </w:r>
+          </w:p>
+        </w:tc>
+        <w:tc>
+          <w:tcPr>
+            <w:tcW w:type="dxa" w:w="2059"/>
+            <w:tcMar>
+              <w:top w:type="dxa" w:w="60"/>
+              <w:left w:type="dxa" w:w="90"/>
+              <w:bottom w:type="dxa" w:w="60"/>
+              <w:right w:type="dxa" w:w="90"/>
+            </w:tcMar>
+          </w:tcPr>
+          <w:p>
+            <w:pPr>
+              <w:spacing w:after="0" w:line="260"/>
+              <w:jc w:val="right"/>
+            </w:pPr>
+            <w:r>
+              <w:rPr>
+                <w:b w:val="false"/>
+                <w:bCs w:val="false"/>
+                <w:sz w:val="16"/>
+                <w:szCs w:val="16"/>
+              </w:rPr>
+              <w:t xml:space="preserve">1.6~7.9 W</w:t>
+            </w:r>
+          </w:p>
+        </w:tc>
+        <w:tc>
+          <w:tcPr>
+            <w:tcW w:type="dxa" w:w="3432"/>
+            <w:tcMar>
+              <w:top w:type="dxa" w:w="60"/>
+              <w:left w:type="dxa" w:w="90"/>
+              <w:bottom w:type="dxa" w:w="60"/>
+              <w:right w:type="dxa" w:w="90"/>
+            </w:tcMar>
+          </w:tcPr>
+          <w:p>
+            <w:pPr>
+              <w:spacing w:after="0" w:line="260"/>
+              <w:jc w:val="right"/>
+            </w:pPr>
+            <w:r>
+              <w:rPr>
+                <w:b w:val="false"/>
+                <w:bCs w:val="false"/>
+                <w:sz w:val="16"/>
+                <w:szCs w:val="16"/>
+              </w:rPr>
+              <w:t xml:space="preserve">61.0 / 55.5</w:t>
+            </w:r>
+          </w:p>
+        </w:tc>
+      </w:tr>
+    </w:tbl>
+    <w:p>
+      <w:pPr>
+        <w:spacing w:after="80"/>
+      </w:pPr>
+    </w:p>
+    <w:tbl>
+      <w:tblPr>
+        <w:tblW w:type="dxa" w:w="9906"/>
+        <w:tblBorders>
+          <w:top w:val="single" w:color="C9D1D6" w:sz="4"/>
+          <w:left w:val="single" w:color="C9D1D6" w:sz="4"/>
+          <w:bottom w:val="single" w:color="C9D1D6" w:sz="4"/>
+          <w:right w:val="single" w:color="C9D1D6" w:sz="4"/>
+          <w:insideH w:val="single" w:color="C9D1D6" w:sz="4"/>
+          <w:insideV w:val="single" w:color="C9D1D6" w:sz="4"/>
+        </w:tblBorders>
+        <w:tblLayout w:type="fixed"/>
+      </w:tblPr>
+      <w:tblGrid>
+        <w:gridCol w:w="2820"/>
+        <w:gridCol w:w="1261"/>
+        <w:gridCol w:w="1261"/>
+        <w:gridCol w:w="1261"/>
+        <w:gridCol w:w="1410"/>
+        <w:gridCol w:w="1893"/>
+      </w:tblGrid>
+      <w:tr>
+        <w:trPr>
+          <w:cantSplit/>
+          <w:tblHeader/>
+        </w:trPr>
+        <w:tc>
+          <w:tcPr>
+            <w:tcW w:type="dxa" w:w="2820"/>
+            <w:shd w:fill="EEF1F3" w:color="auto" w:val="clear"/>
+            <w:tcMar>
+              <w:top w:type="dxa" w:w="60"/>
+              <w:left w:type="dxa" w:w="90"/>
+              <w:bottom w:type="dxa" w:w="60"/>
+              <w:right w:type="dxa" w:w="90"/>
+            </w:tcMar>
+          </w:tcPr>
+          <w:p>
+            <w:pPr>
+              <w:spacing w:after="0" w:line="260"/>
+              <w:jc w:val="left"/>
+            </w:pPr>
+            <w:r>
+              <w:rPr>
+                <w:b/>
+                <w:bCs/>
+                <w:sz w:val="16"/>
+                <w:szCs w:val="16"/>
+              </w:rPr>
+              <w:t xml:space="preserve">배기구 순면적 (200mm, 매 장)</w:t>
+            </w:r>
+          </w:p>
+        </w:tc>
+        <w:tc>
+          <w:tcPr>
+            <w:tcW w:type="dxa" w:w="1261"/>
+            <w:shd w:fill="EEF1F3" w:color="auto" w:val="clear"/>
+            <w:tcMar>
+              <w:top w:type="dxa" w:w="60"/>
+              <w:left w:type="dxa" w:w="90"/>
+              <w:bottom w:type="dxa" w:w="60"/>
+              <w:right w:type="dxa" w:w="90"/>
+            </w:tcMar>
+          </w:tcPr>
+          <w:p>
+            <w:pPr>
+              <w:spacing w:after="0" w:line="260"/>
+              <w:jc w:val="right"/>
+            </w:pPr>
+            <w:r>
+              <w:rPr>
+                <w:b/>
+                <w:bCs/>
+                <w:sz w:val="16"/>
+                <w:szCs w:val="16"/>
+              </w:rPr>
+              <w:t xml:space="preserve">100</w:t>
+            </w:r>
+          </w:p>
+        </w:tc>
+        <w:tc>
+          <w:tcPr>
+            <w:tcW w:type="dxa" w:w="1261"/>
+            <w:shd w:fill="EEF1F3" w:color="auto" w:val="clear"/>
+            <w:tcMar>
+              <w:top w:type="dxa" w:w="60"/>
+              <w:left w:type="dxa" w:w="90"/>
+              <w:bottom w:type="dxa" w:w="60"/>
+              <w:right w:type="dxa" w:w="90"/>
+            </w:tcMar>
+          </w:tcPr>
+          <w:p>
+            <w:pPr>
+              <w:spacing w:after="0" w:line="260"/>
+              <w:jc w:val="right"/>
+            </w:pPr>
+            <w:r>
+              <w:rPr>
+                <w:b/>
+                <w:bCs/>
+                <w:sz w:val="16"/>
+                <w:szCs w:val="16"/>
+              </w:rPr>
+              <w:t xml:space="preserve">250</w:t>
+            </w:r>
+          </w:p>
+        </w:tc>
+        <w:tc>
+          <w:tcPr>
+            <w:tcW w:type="dxa" w:w="1261"/>
+            <w:shd w:fill="EEF1F3" w:color="auto" w:val="clear"/>
+            <w:tcMar>
+              <w:top w:type="dxa" w:w="60"/>
+              <w:left w:type="dxa" w:w="90"/>
+              <w:bottom w:type="dxa" w:w="60"/>
+              <w:right w:type="dxa" w:w="90"/>
+            </w:tcMar>
+          </w:tcPr>
+          <w:p>
+            <w:pPr>
+              <w:spacing w:after="0" w:line="260"/>
+              <w:jc w:val="right"/>
+            </w:pPr>
+            <w:r>
+              <w:rPr>
+                <w:b/>
+                <w:bCs/>
+                <w:sz w:val="16"/>
+                <w:szCs w:val="16"/>
+              </w:rPr>
+              <w:t xml:space="preserve">500</w:t>
+            </w:r>
+          </w:p>
+        </w:tc>
+        <w:tc>
+          <w:tcPr>
+            <w:tcW w:type="dxa" w:w="1410"/>
+            <w:shd w:fill="EEF1F3" w:color="auto" w:val="clear"/>
+            <w:tcMar>
+              <w:top w:type="dxa" w:w="60"/>
+              <w:left w:type="dxa" w:w="90"/>
+              <w:bottom w:type="dxa" w:w="60"/>
+              <w:right w:type="dxa" w:w="90"/>
+            </w:tcMar>
+          </w:tcPr>
+          <w:p>
+            <w:pPr>
+              <w:spacing w:after="0" w:line="260"/>
+              <w:jc w:val="right"/>
+            </w:pPr>
+            <w:r>
+              <w:rPr>
+                <w:b/>
+                <w:bCs/>
+                <w:sz w:val="16"/>
+                <w:szCs w:val="16"/>
+              </w:rPr>
+              <w:t xml:space="preserve">1,000</w:t>
+            </w:r>
+          </w:p>
+        </w:tc>
+        <w:tc>
+          <w:tcPr>
+            <w:tcW w:type="dxa" w:w="1893"/>
+            <w:shd w:fill="EEF1F3" w:color="auto" w:val="clear"/>
+            <w:tcMar>
+              <w:top w:type="dxa" w:w="60"/>
+              <w:left w:type="dxa" w:w="90"/>
+              <w:bottom w:type="dxa" w:w="60"/>
+              <w:right w:type="dxa" w:w="90"/>
+            </w:tcMar>
+          </w:tcPr>
+          <w:p>
+            <w:pPr>
+              <w:spacing w:after="0" w:line="260"/>
+              <w:jc w:val="right"/>
+            </w:pPr>
+            <w:r>
+              <w:rPr>
+                <w:b/>
+                <w:bCs/>
+                <w:sz w:val="16"/>
+                <w:szCs w:val="16"/>
+              </w:rPr>
+              <w:t xml:space="preserve">2,000 cm²</w:t>
+            </w:r>
+          </w:p>
+        </w:tc>
+      </w:tr>
+      <w:tr>
+        <w:trPr>
+          <w:cantSplit/>
+          <w:tblHeader w:val="false"/>
+        </w:trPr>
+        <w:tc>
+          <w:tcPr>
+            <w:tcW w:type="dxa" w:w="2820"/>
+            <w:tcMar>
+              <w:top w:type="dxa" w:w="60"/>
+              <w:left w:type="dxa" w:w="90"/>
+              <w:bottom w:type="dxa" w:w="60"/>
+              <w:right w:type="dxa" w:w="90"/>
+            </w:tcMar>
+          </w:tcPr>
+          <w:p>
+            <w:pPr>
+              <w:spacing w:after="0" w:line="260"/>
+              <w:jc w:val="left"/>
+            </w:pPr>
+            <w:r>
+              <w:rPr>
+                <w:b w:val="false"/>
+                <w:bCs w:val="false"/>
+                <w:sz w:val="16"/>
+                <w:szCs w:val="16"/>
+              </w:rPr>
+              <w:t xml:space="preserve">뒤 공기 상승</w:t>
+            </w:r>
+          </w:p>
+        </w:tc>
+        <w:tc>
+          <w:tcPr>
+            <w:tcW w:type="dxa" w:w="1261"/>
+            <w:tcMar>
+              <w:top w:type="dxa" w:w="60"/>
+              <w:left w:type="dxa" w:w="90"/>
+              <w:bottom w:type="dxa" w:w="60"/>
+              <w:right w:type="dxa" w:w="90"/>
+            </w:tcMar>
+          </w:tcPr>
+          <w:p>
+            <w:pPr>
+              <w:spacing w:after="0" w:line="260"/>
+              <w:jc w:val="right"/>
+            </w:pPr>
+            <w:r>
+              <w:rPr>
+                <w:b w:val="false"/>
+                <w:bCs w:val="false"/>
+                <w:sz w:val="16"/>
+                <w:szCs w:val="16"/>
+              </w:rPr>
+              <w:t xml:space="preserve">47.5</w:t>
+            </w:r>
+          </w:p>
+        </w:tc>
+        <w:tc>
+          <w:tcPr>
+            <w:tcW w:type="dxa" w:w="1261"/>
+            <w:tcMar>
+              <w:top w:type="dxa" w:w="60"/>
+              <w:left w:type="dxa" w:w="90"/>
+              <w:bottom w:type="dxa" w:w="60"/>
+              <w:right w:type="dxa" w:w="90"/>
+            </w:tcMar>
+          </w:tcPr>
+          <w:p>
+            <w:pPr>
+              <w:spacing w:after="0" w:line="260"/>
+              <w:jc w:val="right"/>
+            </w:pPr>
+            <w:r>
+              <w:rPr>
+                <w:b w:val="false"/>
+                <w:bCs w:val="false"/>
+                <w:sz w:val="16"/>
+                <w:szCs w:val="16"/>
+              </w:rPr>
+              <w:t xml:space="preserve">26.1</w:t>
+            </w:r>
+          </w:p>
+        </w:tc>
+        <w:tc>
+          <w:tcPr>
+            <w:tcW w:type="dxa" w:w="1261"/>
+            <w:tcMar>
+              <w:top w:type="dxa" w:w="60"/>
+              <w:left w:type="dxa" w:w="90"/>
+              <w:bottom w:type="dxa" w:w="60"/>
+              <w:right w:type="dxa" w:w="90"/>
+            </w:tcMar>
+          </w:tcPr>
+          <w:p>
+            <w:pPr>
+              <w:spacing w:after="0" w:line="260"/>
+              <w:jc w:val="right"/>
+            </w:pPr>
+            <w:r>
+              <w:rPr>
+                <w:b w:val="false"/>
+                <w:bCs w:val="false"/>
+                <w:sz w:val="16"/>
+                <w:szCs w:val="16"/>
+              </w:rPr>
+              <w:t xml:space="preserve">17.5</w:t>
+            </w:r>
+          </w:p>
+        </w:tc>
+        <w:tc>
+          <w:tcPr>
+            <w:tcW w:type="dxa" w:w="1410"/>
+            <w:tcMar>
+              <w:top w:type="dxa" w:w="60"/>
+              <w:left w:type="dxa" w:w="90"/>
+              <w:bottom w:type="dxa" w:w="60"/>
+              <w:right w:type="dxa" w:w="90"/>
+            </w:tcMar>
+          </w:tcPr>
+          <w:p>
+            <w:pPr>
+              <w:spacing w:after="0" w:line="260"/>
+              <w:jc w:val="right"/>
+            </w:pPr>
+            <w:r>
+              <w:rPr>
+                <w:b w:val="false"/>
+                <w:bCs w:val="false"/>
+                <w:sz w:val="16"/>
+                <w:szCs w:val="16"/>
+              </w:rPr>
+              <w:t xml:space="preserve">13.2</w:t>
+            </w:r>
+          </w:p>
+        </w:tc>
+        <w:tc>
+          <w:tcPr>
+            <w:tcW w:type="dxa" w:w="1893"/>
+            <w:tcMar>
+              <w:top w:type="dxa" w:w="60"/>
+              <w:left w:type="dxa" w:w="90"/>
+              <w:bottom w:type="dxa" w:w="60"/>
+              <w:right w:type="dxa" w:w="90"/>
+            </w:tcMar>
+          </w:tcPr>
+          <w:p>
+            <w:pPr>
+              <w:spacing w:after="0" w:line="260"/>
+              <w:jc w:val="right"/>
+            </w:pPr>
+            <w:r>
+              <w:rPr>
+                <w:b w:val="false"/>
+                <w:bCs w:val="false"/>
+                <w:sz w:val="16"/>
+                <w:szCs w:val="16"/>
+              </w:rPr>
+              <w:t xml:space="preserve">11.5 K</w:t>
+            </w:r>
+          </w:p>
+        </w:tc>
+      </w:tr>
+    </w:tbl>
+    <w:p>
+      <w:pPr>
+        <w:spacing w:after="80"/>
+      </w:pPr>
+    </w:p>
+    <w:tbl>
+      <w:tblPr>
+        <w:tblW w:type="dxa" w:w="9906"/>
+        <w:tblBorders>
+          <w:top w:val="single" w:color="C9D1D6" w:sz="4"/>
+          <w:left w:val="single" w:color="C9D1D6" w:sz="4"/>
+          <w:bottom w:val="single" w:color="C9D1D6" w:sz="4"/>
+          <w:right w:val="single" w:color="C9D1D6" w:sz="4"/>
+          <w:insideH w:val="single" w:color="C9D1D6" w:sz="4"/>
+          <w:insideV w:val="single" w:color="C9D1D6" w:sz="4"/>
+        </w:tblBorders>
+        <w:tblLayout w:type="fixed"/>
+      </w:tblPr>
+      <w:tblGrid>
+        <w:gridCol w:w="3695"/>
+        <w:gridCol w:w="1686"/>
+        <w:gridCol w:w="1508"/>
+        <w:gridCol w:w="1508"/>
+        <w:gridCol w:w="1509"/>
+      </w:tblGrid>
+      <w:tr>
+        <w:trPr>
+          <w:cantSplit/>
+          <w:tblHeader/>
+        </w:trPr>
+        <w:tc>
+          <w:tcPr>
+            <w:tcW w:type="dxa" w:w="3695"/>
+            <w:shd w:fill="EEF1F3" w:color="auto" w:val="clear"/>
+            <w:tcMar>
+              <w:top w:type="dxa" w:w="60"/>
+              <w:left w:type="dxa" w:w="90"/>
+              <w:bottom w:type="dxa" w:w="60"/>
+              <w:right w:type="dxa" w:w="90"/>
+            </w:tcMar>
+          </w:tcPr>
+          <w:p>
+            <w:pPr>
+              <w:spacing w:after="0" w:line="260"/>
+              <w:jc w:val="left"/>
+            </w:pPr>
+            <w:r>
+              <w:rPr>
+                <w:b/>
+                <w:bCs/>
+                <w:sz w:val="16"/>
+                <w:szCs w:val="16"/>
+              </w:rPr>
+              <w:t xml:space="preserve">옆으로 보내는 거리 (2장마다, 200mm)</w:t>
+            </w:r>
+          </w:p>
+        </w:tc>
+        <w:tc>
+          <w:tcPr>
+            <w:tcW w:type="dxa" w:w="1686"/>
+            <w:shd w:fill="EEF1F3" w:color="auto" w:val="clear"/>
+            <w:tcMar>
+              <w:top w:type="dxa" w:w="60"/>
+              <w:left w:type="dxa" w:w="90"/>
+              <w:bottom w:type="dxa" w:w="60"/>
+              <w:right w:type="dxa" w:w="90"/>
+            </w:tcMar>
+          </w:tcPr>
+          <w:p>
+            <w:pPr>
+              <w:spacing w:after="0" w:line="260"/>
+              <w:jc w:val="right"/>
+            </w:pPr>
+            <w:r>
+              <w:rPr>
+                <w:b/>
+                <w:bCs/>
+                <w:sz w:val="16"/>
+                <w:szCs w:val="16"/>
+              </w:rPr>
+              <w:t xml:space="preserve">0.5 m</w:t>
+            </w:r>
+          </w:p>
+        </w:tc>
+        <w:tc>
+          <w:tcPr>
+            <w:tcW w:type="dxa" w:w="1508"/>
+            <w:shd w:fill="EEF1F3" w:color="auto" w:val="clear"/>
+            <w:tcMar>
+              <w:top w:type="dxa" w:w="60"/>
+              <w:left w:type="dxa" w:w="90"/>
+              <w:bottom w:type="dxa" w:w="60"/>
+              <w:right w:type="dxa" w:w="90"/>
+            </w:tcMar>
+          </w:tcPr>
+          <w:p>
+            <w:pPr>
+              <w:spacing w:after="0" w:line="260"/>
+              <w:jc w:val="right"/>
+            </w:pPr>
+            <w:r>
+              <w:rPr>
+                <w:b/>
+                <w:bCs/>
+                <w:sz w:val="16"/>
+                <w:szCs w:val="16"/>
+              </w:rPr>
+              <w:t xml:space="preserve">1 m</w:t>
+            </w:r>
+          </w:p>
+        </w:tc>
+        <w:tc>
+          <w:tcPr>
+            <w:tcW w:type="dxa" w:w="1508"/>
+            <w:shd w:fill="EEF1F3" w:color="auto" w:val="clear"/>
+            <w:tcMar>
+              <w:top w:type="dxa" w:w="60"/>
+              <w:left w:type="dxa" w:w="90"/>
+              <w:bottom w:type="dxa" w:w="60"/>
+              <w:right w:type="dxa" w:w="90"/>
+            </w:tcMar>
+          </w:tcPr>
+          <w:p>
+            <w:pPr>
+              <w:spacing w:after="0" w:line="260"/>
+              <w:jc w:val="right"/>
+            </w:pPr>
+            <w:r>
+              <w:rPr>
+                <w:b/>
+                <w:bCs/>
+                <w:sz w:val="16"/>
+                <w:szCs w:val="16"/>
+              </w:rPr>
+              <w:t xml:space="preserve">2 m</w:t>
+            </w:r>
+          </w:p>
+        </w:tc>
+        <w:tc>
+          <w:tcPr>
+            <w:tcW w:type="dxa" w:w="1509"/>
+            <w:shd w:fill="EEF1F3" w:color="auto" w:val="clear"/>
+            <w:tcMar>
+              <w:top w:type="dxa" w:w="60"/>
+              <w:left w:type="dxa" w:w="90"/>
+              <w:bottom w:type="dxa" w:w="60"/>
+              <w:right w:type="dxa" w:w="90"/>
+            </w:tcMar>
+          </w:tcPr>
+          <w:p>
+            <w:pPr>
+              <w:spacing w:after="0" w:line="260"/>
+              <w:jc w:val="right"/>
+            </w:pPr>
+            <w:r>
+              <w:rPr>
+                <w:b/>
+                <w:bCs/>
+                <w:sz w:val="16"/>
+                <w:szCs w:val="16"/>
+              </w:rPr>
+              <w:t xml:space="preserve">4 m</w:t>
+            </w:r>
+          </w:p>
+        </w:tc>
+      </w:tr>
+      <w:tr>
+        <w:trPr>
+          <w:cantSplit/>
+          <w:tblHeader w:val="false"/>
+        </w:trPr>
+        <w:tc>
+          <w:tcPr>
+            <w:tcW w:type="dxa" w:w="3695"/>
+            <w:tcMar>
+              <w:top w:type="dxa" w:w="60"/>
+              <w:left w:type="dxa" w:w="90"/>
+              <w:bottom w:type="dxa" w:w="60"/>
+              <w:right w:type="dxa" w:w="90"/>
+            </w:tcMar>
+          </w:tcPr>
+          <w:p>
+            <w:pPr>
+              <w:spacing w:after="0" w:line="260"/>
+              <w:jc w:val="left"/>
+            </w:pPr>
+            <w:r>
+              <w:rPr>
+                <w:b w:val="false"/>
+                <w:bCs w:val="false"/>
+                <w:sz w:val="16"/>
+                <w:szCs w:val="16"/>
+              </w:rPr>
+              <w:t xml:space="preserve">뒤 공기 상승</w:t>
+            </w:r>
+          </w:p>
+        </w:tc>
+        <w:tc>
+          <w:tcPr>
+            <w:tcW w:type="dxa" w:w="1686"/>
+            <w:tcMar>
+              <w:top w:type="dxa" w:w="60"/>
+              <w:left w:type="dxa" w:w="90"/>
+              <w:bottom w:type="dxa" w:w="60"/>
+              <w:right w:type="dxa" w:w="90"/>
+            </w:tcMar>
+          </w:tcPr>
+          <w:p>
+            <w:pPr>
+              <w:spacing w:after="0" w:line="260"/>
+              <w:jc w:val="right"/>
+            </w:pPr>
+            <w:r>
+              <w:rPr>
+                <w:b w:val="false"/>
+                <w:bCs w:val="false"/>
+                <w:sz w:val="16"/>
+                <w:szCs w:val="16"/>
+              </w:rPr>
+              <w:t xml:space="preserve">22 K</w:t>
+            </w:r>
+          </w:p>
+        </w:tc>
+        <w:tc>
+          <w:tcPr>
+            <w:tcW w:type="dxa" w:w="1508"/>
+            <w:tcMar>
+              <w:top w:type="dxa" w:w="60"/>
+              <w:left w:type="dxa" w:w="90"/>
+              <w:bottom w:type="dxa" w:w="60"/>
+              <w:right w:type="dxa" w:w="90"/>
+            </w:tcMar>
+          </w:tcPr>
+          <w:p>
+            <w:pPr>
+              <w:spacing w:after="0" w:line="260"/>
+              <w:jc w:val="right"/>
+            </w:pPr>
+            <w:r>
+              <w:rPr>
+                <w:b w:val="false"/>
+                <w:bCs w:val="false"/>
+                <w:sz w:val="16"/>
+                <w:szCs w:val="16"/>
+              </w:rPr>
+              <w:t xml:space="preserve">26 K</w:t>
+            </w:r>
+          </w:p>
+        </w:tc>
+        <w:tc>
+          <w:tcPr>
+            <w:tcW w:type="dxa" w:w="1508"/>
+            <w:tcMar>
+              <w:top w:type="dxa" w:w="60"/>
+              <w:left w:type="dxa" w:w="90"/>
+              <w:bottom w:type="dxa" w:w="60"/>
+              <w:right w:type="dxa" w:w="90"/>
+            </w:tcMar>
+          </w:tcPr>
+          <w:p>
+            <w:pPr>
+              <w:spacing w:after="0" w:line="260"/>
+              <w:jc w:val="right"/>
+            </w:pPr>
+            <w:r>
+              <w:rPr>
+                <w:b w:val="false"/>
+                <w:bCs w:val="false"/>
+                <w:sz w:val="16"/>
+                <w:szCs w:val="16"/>
+              </w:rPr>
+              <w:t xml:space="preserve">37 K</w:t>
+            </w:r>
+          </w:p>
+        </w:tc>
+        <w:tc>
+          <w:tcPr>
+            <w:tcW w:type="dxa" w:w="1509"/>
+            <w:tcMar>
+              <w:top w:type="dxa" w:w="60"/>
+              <w:left w:type="dxa" w:w="90"/>
+              <w:bottom w:type="dxa" w:w="60"/>
+              <w:right w:type="dxa" w:w="90"/>
+            </w:tcMar>
+          </w:tcPr>
+          <w:p>
+            <w:pPr>
+              <w:spacing w:after="0" w:line="260"/>
+              <w:jc w:val="right"/>
+            </w:pPr>
+            <w:r>
+              <w:rPr>
+                <w:b w:val="false"/>
+                <w:bCs w:val="false"/>
+                <w:sz w:val="16"/>
+                <w:szCs w:val="16"/>
+              </w:rPr>
+              <w:t xml:space="preserve">57 K</w:t>
+            </w:r>
+          </w:p>
+        </w:tc>
+      </w:tr>
+      <w:tr>
+        <w:trPr>
+          <w:cantSplit/>
+          <w:tblHeader w:val="false"/>
+        </w:trPr>
+        <w:tc>
+          <w:tcPr>
+            <w:tcW w:type="dxa" w:w="3695"/>
+            <w:tcMar>
+              <w:top w:type="dxa" w:w="60"/>
+              <w:left w:type="dxa" w:w="90"/>
+              <w:bottom w:type="dxa" w:w="60"/>
+              <w:right w:type="dxa" w:w="90"/>
+            </w:tcMar>
+          </w:tcPr>
+          <w:p>
+            <w:pPr>
+              <w:spacing w:after="0" w:line="260"/>
+              <w:jc w:val="left"/>
+            </w:pPr>
+            <w:r>
+              <w:rPr>
+                <w:b w:val="false"/>
+                <w:bCs w:val="false"/>
+                <w:sz w:val="16"/>
+                <w:szCs w:val="16"/>
+              </w:rPr>
+              <w:t xml:space="preserve">최상단 SMPS B</w:t>
+            </w:r>
+          </w:p>
+        </w:tc>
+        <w:tc>
+          <w:tcPr>
+            <w:tcW w:type="dxa" w:w="1686"/>
+            <w:tcMar>
+              <w:top w:type="dxa" w:w="60"/>
+              <w:left w:type="dxa" w:w="90"/>
+              <w:bottom w:type="dxa" w:w="60"/>
+              <w:right w:type="dxa" w:w="90"/>
+            </w:tcMar>
+          </w:tcPr>
+          <w:p>
+            <w:pPr>
+              <w:spacing w:after="0" w:line="260"/>
+              <w:jc w:val="right"/>
+            </w:pPr>
+            <w:r>
+              <w:rPr>
+                <w:b w:val="false"/>
+                <w:bCs w:val="false"/>
+                <w:sz w:val="16"/>
+                <w:szCs w:val="16"/>
+              </w:rPr>
+              <w:t xml:space="preserve">74°C</w:t>
+            </w:r>
+          </w:p>
+        </w:tc>
+        <w:tc>
+          <w:tcPr>
+            <w:tcW w:type="dxa" w:w="1508"/>
+            <w:tcMar>
+              <w:top w:type="dxa" w:w="60"/>
+              <w:left w:type="dxa" w:w="90"/>
+              <w:bottom w:type="dxa" w:w="60"/>
+              <w:right w:type="dxa" w:w="90"/>
+            </w:tcMar>
+          </w:tcPr>
+          <w:p>
+            <w:pPr>
+              <w:spacing w:after="0" w:line="260"/>
+              <w:jc w:val="right"/>
+            </w:pPr>
+            <w:r>
+              <w:rPr>
+                <w:b w:val="false"/>
+                <w:bCs w:val="false"/>
+                <w:sz w:val="16"/>
+                <w:szCs w:val="16"/>
+              </w:rPr>
+              <w:t xml:space="preserve">77°C</w:t>
+            </w:r>
+          </w:p>
+        </w:tc>
+        <w:tc>
+          <w:tcPr>
+            <w:tcW w:type="dxa" w:w="1508"/>
+            <w:tcMar>
+              <w:top w:type="dxa" w:w="60"/>
+              <w:left w:type="dxa" w:w="90"/>
+              <w:bottom w:type="dxa" w:w="60"/>
+              <w:right w:type="dxa" w:w="90"/>
+            </w:tcMar>
+          </w:tcPr>
+          <w:p>
+            <w:pPr>
+              <w:spacing w:after="0" w:line="260"/>
+              <w:jc w:val="right"/>
+            </w:pPr>
+            <w:r>
+              <w:rPr>
+                <w:b w:val="false"/>
+                <w:bCs w:val="false"/>
+                <w:sz w:val="16"/>
+                <w:szCs w:val="16"/>
+              </w:rPr>
+              <w:t xml:space="preserve">84°C</w:t>
+            </w:r>
+          </w:p>
+        </w:tc>
+        <w:tc>
+          <w:tcPr>
+            <w:tcW w:type="dxa" w:w="1509"/>
+            <w:tcMar>
+              <w:top w:type="dxa" w:w="60"/>
+              <w:left w:type="dxa" w:w="90"/>
+              <w:bottom w:type="dxa" w:w="60"/>
+              <w:right w:type="dxa" w:w="90"/>
+            </w:tcMar>
+          </w:tcPr>
+          <w:p>
+            <w:pPr>
+              <w:spacing w:after="0" w:line="260"/>
+              <w:jc w:val="right"/>
+            </w:pPr>
+            <w:r>
+              <w:rPr>
+                <w:b w:val="false"/>
+                <w:bCs w:val="false"/>
+                <w:sz w:val="16"/>
+                <w:szCs w:val="16"/>
+              </w:rPr>
+              <w:t xml:space="preserve">99°C</w:t>
+            </w:r>
+          </w:p>
+        </w:tc>
+      </w:tr>
+    </w:tbl>
+    <w:p>
+      <w:pPr>
+        <w:spacing w:after="80"/>
+      </w:pPr>
+    </w:p>
+    <w:p>
+      <w:pPr>
+        <w:spacing w:after="160" w:before="60" w:line="276"/>
+      </w:pPr>
+      <w:r>
+        <w:rPr>
+          <w:color w:val="5A6771"/>
+          <w:sz w:val="16"/>
+          <w:szCs w:val="16"/>
+        </w:rPr>
+        <w:t xml:space="preserve">배기구 순면적은 열 1개(폭 500mm)당 공간 단면의 50~100%(벽 간격 200mm면 500~1,000cm²)까지 의미가 있고, 그 이상은 효과가 거의 없습니다. 팬 전력은 패널 열부하(약 600W)의 0.3~1.3%입니다. 아래 구간에서 나온 더운 공기를 위 구간이 다시 빨아들이는 효과는 0으로 계산했으므로, 실제로는 배기와 흡기 위치를 엇갈리게 해야 합니다.</w:t>
+      </w:r>
+    </w:p>
+    <w:p>
+      <w:pPr>
+        <w:pStyle w:val="Heading2"/>
+        <w:keepNext/>
+        <w:spacing w:after="80" w:before="200"/>
+      </w:pPr>
+      <w:r>
+        <w:rPr>
+          <w:b/>
+          <w:bCs/>
+          <w:color w:val="1B2329"/>
+          <w:sz w:val="22"/>
+          <w:szCs w:val="22"/>
+        </w:rPr>
+        <w:t xml:space="preserve">권장 구성</w:t>
+      </w:r>
+    </w:p>
+    <w:p>
+      <w:pPr>
+        <w:pStyle w:val="ListParagraph"/>
+        <w:numPr>
+          <w:ilvl w:val="0"/>
+          <w:numId w:val="2"/>
+        </w:numPr>
+        <w:spacing w:after="80" w:line="290"/>
+      </w:pPr>
+      <w:r>
+        <w:rPr>
+          <w:b/>
+          <w:bCs/>
+          <w:sz w:val="19"/>
+          <w:szCs w:val="19"/>
+        </w:rPr>
+        <w:t xml:space="preserve">방식:</w:t>
+      </w:r>
+      <w:r>
+        <w:rPr>
+          <w:sz w:val="19"/>
+          <w:szCs w:val="19"/>
+        </w:rPr>
+        <w:t xml:space="preserve"> A안(경사 차단판 + 배열 끝단 루버). 입면에서 층별 띠를 받아들일 수 있으면 슬래브 라인은 B안 덕트, 층 중간은 A안 차단판으로 혼합</w:t>
+      </w:r>
+    </w:p>
+    <w:p>
+      <w:pPr>
+        <w:pStyle w:val="ListParagraph"/>
+        <w:numPr>
+          <w:ilvl w:val="0"/>
+          <w:numId w:val="2"/>
+        </w:numPr>
+        <w:spacing w:after="80" w:line="290"/>
+      </w:pPr>
+      <w:r>
+        <w:rPr>
+          <w:b/>
+          <w:bCs/>
+          <w:sz w:val="19"/>
+          <w:szCs w:val="19"/>
+        </w:rPr>
+        <w:t xml:space="preserve">벽 쪽 공간:</w:t>
+      </w:r>
+      <w:r>
+        <w:rPr>
+          <w:sz w:val="19"/>
+          <w:szCs w:val="19"/>
+        </w:rPr>
+        <w:t xml:space="preserve"> 200mm 이상(핀 함체 D는 100mm 공간에 들어가지 않음)</w:t>
+      </w:r>
+    </w:p>
+    <w:p>
+      <w:pPr>
+        <w:pStyle w:val="ListParagraph"/>
+        <w:numPr>
+          <w:ilvl w:val="0"/>
+          <w:numId w:val="2"/>
+        </w:numPr>
+        <w:spacing w:after="80" w:line="290"/>
+      </w:pPr>
+      <w:r>
+        <w:rPr>
+          <w:b/>
+          <w:bCs/>
+          <w:sz w:val="19"/>
+          <w:szCs w:val="19"/>
+        </w:rPr>
+        <w:t xml:space="preserve">차단 간격:</w:t>
+      </w:r>
+      <w:r>
+        <w:rPr>
+          <w:sz w:val="19"/>
+          <w:szCs w:val="19"/>
+        </w:rPr>
+        <w:t xml:space="preserve"> 1~2장마다. 차단판은 패널이 아니라 건물 서브프레임에 고정해서 패널 교체와 분리</w:t>
+      </w:r>
+    </w:p>
+    <w:p>
+      <w:pPr>
+        <w:pStyle w:val="ListParagraph"/>
+        <w:numPr>
+          <w:ilvl w:val="0"/>
+          <w:numId w:val="2"/>
+        </w:numPr>
+        <w:spacing w:after="80" w:line="290"/>
+      </w:pPr>
+      <w:r>
+        <w:rPr>
+          <w:b/>
+          <w:bCs/>
+          <w:sz w:val="19"/>
+          <w:szCs w:val="19"/>
+        </w:rPr>
+        <w:t xml:space="preserve">배기구:</w:t>
+      </w:r>
+      <w:r>
+        <w:rPr>
+          <w:sz w:val="19"/>
+          <w:szCs w:val="19"/>
+        </w:rPr>
+        <w:t xml:space="preserve"> 배열 양 끝에 방우 루버 + 메시, 열당 순면적 500~1,000cm². 위는 배기, 아래는 흡기로 나누고 사이에 분리 립</w:t>
+      </w:r>
+    </w:p>
+    <w:p>
+      <w:pPr>
+        <w:pStyle w:val="ListParagraph"/>
+        <w:numPr>
+          <w:ilvl w:val="0"/>
+          <w:numId w:val="2"/>
+        </w:numPr>
+        <w:spacing w:after="80" w:line="290"/>
+      </w:pPr>
+      <w:r>
+        <w:rPr>
+          <w:b/>
+          <w:bCs/>
+          <w:sz w:val="19"/>
+          <w:szCs w:val="19"/>
+        </w:rPr>
+        <w:t xml:space="preserve">팬:</w:t>
+      </w:r>
+      <w:r>
+        <w:rPr>
+          <w:sz w:val="19"/>
+          <w:szCs w:val="19"/>
+        </w:rPr>
+        <w:t xml:space="preserve"> 목표를 확실히 맞추려면 구간마다 소형 수평 팬(패널당 1~8W) + 고장 감시. 팬이 멈추면 자연 배출 + 휘도 감축으로 버팀</w:t>
+      </w:r>
+    </w:p>
+    <w:p>
+      <w:pPr>
+        <w:pStyle w:val="Heading2"/>
+        <w:keepNext/>
+        <w:spacing w:after="80" w:before="200"/>
+      </w:pPr>
+      <w:r>
+        <w:rPr>
+          <w:b/>
+          <w:bCs/>
+          <w:color w:val="1B2329"/>
+          <w:sz w:val="22"/>
+          <w:szCs w:val="22"/>
+        </w:rPr>
+        <w:t xml:space="preserve">먼저 확인할 것</w:t>
+      </w:r>
+    </w:p>
+    <w:p>
+      <w:pPr>
+        <w:pStyle w:val="ListParagraph"/>
+        <w:numPr>
+          <w:ilvl w:val="0"/>
+          <w:numId w:val="2"/>
+        </w:numPr>
+        <w:spacing w:after="80" w:line="290"/>
+      </w:pPr>
+      <w:r>
+        <w:rPr>
+          <w:sz w:val="19"/>
+          <w:szCs w:val="19"/>
+        </w:rPr>
+        <w:t xml:space="preserve">벽 쪽 공간의 실제 깊이와, 패널 열 사이가 가로로 이어져 있는지(브래킷·SMPS 함체가 막는 비율)</w:t>
+      </w:r>
+    </w:p>
+    <w:p>
+      <w:pPr>
+        <w:pStyle w:val="ListParagraph"/>
+        <w:numPr>
+          <w:ilvl w:val="0"/>
+          <w:numId w:val="2"/>
+        </w:numPr>
+        <w:spacing w:after="80" w:line="290"/>
+      </w:pPr>
+      <w:r>
+        <w:rPr>
+          <w:sz w:val="19"/>
+          <w:szCs w:val="19"/>
+        </w:rPr>
+        <w:t xml:space="preserve">배열 폭과 끝단까지의 거리. 1m를 넘으면 가운데를 나눠야 함</w:t>
+      </w:r>
+    </w:p>
+    <w:p>
+      <w:pPr>
+        <w:pStyle w:val="ListParagraph"/>
+        <w:numPr>
+          <w:ilvl w:val="0"/>
+          <w:numId w:val="2"/>
+        </w:numPr>
+        <w:spacing w:after="80" w:line="290"/>
+      </w:pPr>
+      <w:r>
+        <w:rPr>
+          <w:sz w:val="19"/>
+          <w:szCs w:val="19"/>
+        </w:rPr>
+        <w:t xml:space="preserve">배열 양 끝에 루버 띠(폭 100~200mm)를 둘 수 있는지 입면 협의</w:t>
+      </w:r>
+    </w:p>
+    <w:p>
+      <w:pPr>
+        <w:pStyle w:val="ListParagraph"/>
+        <w:numPr>
+          <w:ilvl w:val="0"/>
+          <w:numId w:val="2"/>
+        </w:numPr>
+        <w:spacing w:after="80" w:line="290"/>
+      </w:pPr>
+      <w:r>
+        <w:rPr>
+          <w:sz w:val="19"/>
+          <w:szCs w:val="19"/>
+        </w:rPr>
+        <w:t xml:space="preserve">차단판을 고정할 서브프레임 위치, 차단판을 지나는 배선의 그로밋</w:t>
+      </w:r>
+    </w:p>
+    <w:p>
+      <w:pPr>
+        <w:pStyle w:val="ListParagraph"/>
+        <w:numPr>
+          <w:ilvl w:val="0"/>
+          <w:numId w:val="2"/>
+        </w:numPr>
+        <w:spacing w:after="80" w:line="290"/>
+      </w:pPr>
+      <w:r>
+        <w:rPr>
+          <w:sz w:val="19"/>
+          <w:szCs w:val="19"/>
+        </w:rPr>
+        <w:t xml:space="preserve">건물 모서리 풍압 자료(역류·풍력 이용 검토용)</w:t>
+      </w:r>
+    </w:p>
+    <w:p>
+      <w:pPr>
+        <w:pBdr>
+          <w:left w:val="single" w:color="9A6700" w:sz="18" w:space="6"/>
+        </w:pBdr>
+        <w:shd w:fill="FBF1D6" w:color="auto" w:val="clear"/>
+        <w:spacing w:after="160" w:before="120" w:line="300"/>
+      </w:pPr>
+      <w:r>
+        <w:rPr>
+          <w:b/>
+          <w:bCs/>
+          <w:sz w:val="18"/>
+          <w:szCs w:val="18"/>
+        </w:rPr>
+        <w:t xml:space="preserve">중재 의견:</w:t>
+      </w:r>
+      <w:r>
+        <w:rPr>
+          <w:sz w:val="18"/>
+          <w:szCs w:val="18"/>
+        </w:rPr>
+        <w:t xml:space="preserve"> 수평 배기는 효과가 분명합니다. 최상단 SMPS가 85~94°C에서 60~66°C로 내려갑니다. 다만 자연 배출만으로는 무풍 한낮에 목표를 넘으므로, </w:t>
+      </w:r>
+      <w:r>
+        <w:rPr>
+          <w:b/>
+          <w:bCs/>
+          <w:sz w:val="18"/>
+          <w:szCs w:val="18"/>
+        </w:rPr>
+        <w:t xml:space="preserve">A안 + 벽 쪽 공간 200mm + 1~2장마다 차단 + 핀 함체 D</w:t>
+      </w:r>
+      <w:r>
+        <w:rPr>
+          <w:sz w:val="18"/>
+          <w:szCs w:val="18"/>
+        </w:rPr>
+        <w:t xml:space="preserve">를 기본으로 하고, 소형 수평 팬을 추가 옵션으로 두는 것을 권합니다. 또 이번 계산은 핀 함체가 벽 쪽 공간을 일부 막는 효과를 넣어서, 앞(00·05장)에 쓴 적층 상승폭(14~27K)보다 크게 나왔습니다(150mm 기준 39K). 앞 장 수치를 이번 결과로 맞출지는 확인 후 반영하겠습니다.</w:t>
+      </w:r>
+    </w:p>
+    <w:p>
+      <w:pPr>
+        <w:pStyle w:val="Heading1"/>
+        <w:keepNext/>
+        <w:pBdr>
+          <w:bottom w:val="single" w:color="0F4C5C" w:sz="8" w:space="4"/>
+        </w:pBdr>
+        <w:spacing w:after="140" w:before="360"/>
+      </w:pPr>
+      <w:r>
+        <w:rPr>
+          <w:b/>
+          <w:bCs/>
+          <w:color w:val="0F4C5C"/>
+          <w:sz w:val="28"/>
+          <w:szCs w:val="28"/>
+        </w:rPr>
+        <w:t xml:space="preserve">12  검토 항목 (위치 · 문제점 · 예상 현상 · 개선 검토 사항)</w:t>
       </w:r>
     </w:p>
     <w:p>
@@ -19350,17 +23036,7 @@
                 <w:sz w:val="16"/>
                 <w:szCs w:val="16"/>
               </w:rPr>
-              <w:t xml:space="preserve">벽 쪽 공간 (세로 연속 배치) </w:t>
-            </w:r>
-            <w:r>
-              <w:rPr>
-                <w:b/>
-                <w:bCs/>
-                <w:color w:val="0F4C5C"/>
-                <w:sz w:val="16"/>
-                <w:szCs w:val="16"/>
-              </w:rPr>
-              <w:t xml:space="preserve">[추가]</w:t>
+              <w:t xml:space="preserve">벽 쪽 공간 (세로 연속 배치)</w:t>
             </w:r>
           </w:p>
         </w:tc>
@@ -19386,7 +23062,7 @@
                 <w:sz w:val="16"/>
                 <w:szCs w:val="16"/>
               </w:rPr>
-              <w:t xml:space="preserve">패널마다 뒤로 150~245W를 내보냄</w:t>
+              <w:t xml:space="preserve">패널마다 뒤로 230~250W를 내보내고, 핀 함체가 공간 일부를 막음</w:t>
             </w:r>
           </w:p>
         </w:tc>
@@ -19412,7 +23088,7 @@
                 <w:sz w:val="16"/>
                 <w:szCs w:val="16"/>
               </w:rPr>
-              <w:t xml:space="preserve">막혀 있으면 위층 뒤 공기가 14~27K 상승</w:t>
+              <w:t xml:space="preserve">막힌 채 16장이 이어지면 최상단 뒤 공기 +30~40K, SMPS 85~94°C(벽 간격 100mm면 120°C)</w:t>
             </w:r>
           </w:p>
         </w:tc>
@@ -19438,7 +23114,7 @@
                 <w:sz w:val="16"/>
                 <w:szCs w:val="16"/>
               </w:rPr>
-              <w:t xml:space="preserve">2~3장마다 수평 차단 + 옆으로 배기. 1안은 벽 간격 250mm 이상, 2안은 100mm 이상</w:t>
+              <w:t xml:space="preserve">A안: 1~2장마다 경사 차단판 + 배열 양 끝 루버(열당 순면적 500~1,000cm²)로 수평 배기. 벽 간격 200mm 이상, 핀 함체 D. 필요 시 소형 수평 팬(11장)</w:t>
             </w:r>
           </w:p>
         </w:tc>
@@ -20166,7 +23842,7 @@
           <w:sz w:val="28"/>
           <w:szCs w:val="28"/>
         </w:rPr>
-        <w:t xml:space="preserve">12  우리 요청사항 수정 제안</w:t>
+        <w:t xml:space="preserve">13  우리 요청사항 수정 제안</w:t>
       </w:r>
     </w:p>
     <w:tbl>
@@ -21121,7 +24797,7 @@
           <w:sz w:val="28"/>
           <w:szCs w:val="28"/>
         </w:rPr>
-        <w:t xml:space="preserve">13  유지보수 문의 보강</w:t>
+        <w:t xml:space="preserve">14  유지보수 문의 보강</w:t>
       </w:r>
     </w:p>
     <w:tbl>
@@ -22168,7 +25844,7 @@
           <w:sz w:val="28"/>
           <w:szCs w:val="28"/>
         </w:rPr>
-        <w:t xml:space="preserve">14  업체 질의·검증 요청</w:t>
+        <w:t xml:space="preserve">15  업체 질의·검증 요청</w:t>
       </w:r>
     </w:p>
     <w:tbl>
@@ -22526,7 +26202,92 @@
                 <w:sz w:val="16"/>
                 <w:szCs w:val="16"/>
               </w:rPr>
-              <w:t xml:space="preserve">패널과 벽 사이 간격, 옆면 개방 여부, 층간 차단 계획. 1안 적용 가능 여부 판단용</w:t>
+              <w:t xml:space="preserve">패널과 벽 사이 간격(200mm 이상 가능 여부), 패널 열 사이가 가로로 이어져 있는지, 층간 차단 계획. 1안 적용 가능 여부 판단용</w:t>
+            </w:r>
+          </w:p>
+        </w:tc>
+      </w:tr>
+      <w:tr>
+        <w:trPr>
+          <w:cantSplit/>
+          <w:tblHeader w:val="false"/>
+        </w:trPr>
+        <w:tc>
+          <w:tcPr>
+            <w:tcW w:type="dxa" w:w="1535"/>
+            <w:tcMar>
+              <w:top w:type="dxa" w:w="60"/>
+              <w:left w:type="dxa" w:w="90"/>
+              <w:bottom w:type="dxa" w:w="60"/>
+              <w:right w:type="dxa" w:w="90"/>
+            </w:tcMar>
+          </w:tcPr>
+          <w:p>
+            <w:pPr>
+              <w:spacing w:after="0" w:line="260"/>
+              <w:jc w:val="left"/>
+            </w:pPr>
+            <w:r>
+              <w:rPr>
+                <w:b/>
+                <w:bCs/>
+                <w:color w:val="0F4C5C"/>
+                <w:sz w:val="16"/>
+                <w:szCs w:val="16"/>
+              </w:rPr>
+              <w:t xml:space="preserve">[P1]</w:t>
+            </w:r>
+          </w:p>
+        </w:tc>
+        <w:tc>
+          <w:tcPr>
+            <w:tcW w:type="dxa" w:w="2427"/>
+            <w:tcMar>
+              <w:top w:type="dxa" w:w="60"/>
+              <w:left w:type="dxa" w:w="90"/>
+              <w:bottom w:type="dxa" w:w="60"/>
+              <w:right w:type="dxa" w:w="90"/>
+            </w:tcMar>
+          </w:tcPr>
+          <w:p>
+            <w:pPr>
+              <w:spacing w:after="0" w:line="260"/>
+              <w:jc w:val="left"/>
+            </w:pPr>
+            <w:r>
+              <w:rPr>
+                <w:b w:val="false"/>
+                <w:bCs w:val="false"/>
+                <w:sz w:val="16"/>
+                <w:szCs w:val="16"/>
+              </w:rPr>
+              <w:t xml:space="preserve">수평 배기</w:t>
+            </w:r>
+          </w:p>
+        </w:tc>
+        <w:tc>
+          <w:tcPr>
+            <w:tcW w:type="dxa" w:w="5944"/>
+            <w:tcMar>
+              <w:top w:type="dxa" w:w="60"/>
+              <w:left w:type="dxa" w:w="90"/>
+              <w:bottom w:type="dxa" w:w="60"/>
+              <w:right w:type="dxa" w:w="90"/>
+            </w:tcMar>
+          </w:tcPr>
+          <w:p>
+            <w:pPr>
+              <w:spacing w:after="0" w:line="260"/>
+              <w:jc w:val="left"/>
+            </w:pPr>
+            <w:r>
+              <w:rPr>
+                <w:b w:val="false"/>
+                <w:bCs w:val="false"/>
+                <w:sz w:val="16"/>
+                <w:szCs w:val="16"/>
+              </w:rPr>
+              <w:t xml:space="preserve">배열 양 끝 루버 띠(폭 100~200mm) 설치 가능 여부, 경사 차단판 고정용 서브프레임, 배열 폭과 끝단까지 거리, 슬래브 라인 덕트 띠 허용 여부, 건물 모서리 풍압 자료</w:t>
             </w:r>
           </w:p>
         </w:tc>
@@ -23149,7 +26910,7 @@
           <w:sz w:val="28"/>
           <w:szCs w:val="28"/>
         </w:rPr>
-        <w:t xml:space="preserve">15  업체 전달용 문안 (구어체 초안)</w:t>
+        <w:t xml:space="preserve">16  업체 전달용 문안 (구어체 초안)</w:t>
       </w:r>
     </w:p>
     <w:p>
@@ -23248,7 +27009,7 @@
           <w:sz w:val="19"/>
           <w:szCs w:val="19"/>
         </w:rPr>
-        <w:t xml:space="preserve">팬은 달아주시되, 팬이 멈춰도 60도 이하는 유지되게 핀으로 설계해주시고, 팬 고장은 감지되게 해주세요. 팬이 돌 때는 50도 이하가 목표예요. 조건은 외기 38도, 일사 650W/m², 무풍, 400W로 잡고 싶어요. 그리고 패널을 세로로 쭉 붙이면 벽 쪽 공기가 위로 갈수록 뜨거워지니까 2~3장마다 끊어서 옆으로 빼는 것도 같이 검토해주세요.</w:t>
+        <w:t xml:space="preserve">팬은 달아주시되, 팬이 멈춰도 60도 이하는 유지되게 핀으로 설계해주시고, 팬 고장은 감지되게 해주세요. 팬이 돌 때는 50도 이하가 목표예요. 조건은 외기 38도, 일사 650W/m², 무풍, 400W로 잡고 싶어요. 그리고 패널을 세로로 쭉 붙이면 벽 쪽 공기가 위로 갈수록 뜨거워져서, 막혀 있으면 맨 위 SMPS가 90도 가까이 올라가요. 그래서 패널 뒤 벽 쪽 공간에 1~2장마다 가운데가 낮은 경사 차단판을 넣고, 배열 양 끝에 루버를 달아서 더운 공기를 옆으로 빼는 방식을 제안드려요. 이렇게 하면 화면 안에는 구멍이 안 생기고 양 끝 띠만 필요해요. 벽이랑 패널 사이는 200mm 이상 확보해주시고, 끝까지 거리가 1m를 넘으면 가운데를 나눠야 해서 배열 폭도 알려주세요. 무풍일 때 확실히 하려면 구간마다 작은 팬을 다는 것도 옵션으로 검토해주세요.</w:t>
       </w:r>
     </w:p>
     <w:p>
@@ -23322,7 +27083,7 @@
           <w:sz w:val="28"/>
           <w:szCs w:val="28"/>
         </w:rPr>
-        <w:t xml:space="preserve">16  가정·확인 필요 사항과 출처</w:t>
+        <w:t xml:space="preserve">17  가정·확인 필요 사항과 출처</w:t>
       </w:r>
     </w:p>
     <w:p>
